--- a/articles/multiply_many_nested/article.docx
+++ b/articles/multiply_many_nested/article.docx
@@ -93,7 +93,7 @@
         <w:pStyle w:val="Date"/>
       </w:pPr>
       <w:r>
-        <w:t xml:space="preserve">2026-09-23</w:t>
+        <w:t xml:space="preserve">2026-10-07</w:t>
       </w:r>
     </w:p>
     <w:p>
@@ -117,172 +117,28 @@
         <w:t xml:space="preserve"> </w:t>
       </w:r>
       <w:r>
-        <w:t xml:space="preserve">автоматов так, чтобы он корректно поддерживал вложение нескольких</w:t>
-      </w:r>
-      <w:r>
-        <w:t xml:space="preserve"> </w:t>
-      </w:r>
-      <w:r>
-        <w:t xml:space="preserve">независимых автоматов в одно и то же состояние родителя, а также вложение</w:t>
-      </w:r>
-      <w:r>
-        <w:t xml:space="preserve"> </w:t>
-      </w:r>
-      <w:r>
-        <w:t xml:space="preserve">ещё одного автомата в другое состояние родителя, и продемонстрировать это</w:t>
-      </w:r>
-      <w:r>
-        <w:t xml:space="preserve"> </w:t>
-      </w:r>
-      <w:r>
-        <w:t xml:space="preserve">на реальной модели: добавить в систему «игровой автомат» новый автомат</w:t>
-      </w:r>
-      <w:r>
-        <w:t xml:space="preserve"> </w:t>
-      </w:r>
-      <w:r>
-        <w:t xml:space="preserve">«Джекпот-счётчик», вложенный наравне с уже существующим автоматом</w:t>
-      </w:r>
-      <w:r>
-        <w:t xml:space="preserve"> </w:t>
-      </w:r>
-      <w:r>
-        <w:t xml:space="preserve">«Игровые барабаны» в состояние «Игра», и автомат «Звуки», вложенный в</w:t>
-      </w:r>
-      <w:r>
-        <w:t xml:space="preserve"> </w:t>
-      </w:r>
-      <w:r>
-        <w:t xml:space="preserve">другое состояние того же родителя.</w:t>
+        <w:t xml:space="preserve">автоматов так, чтобы он корректно поддерживал все возможные комбинации</w:t>
+      </w:r>
+      <w:r>
+        <w:t xml:space="preserve"> </w:t>
+      </w:r>
+      <w:r>
+        <w:t xml:space="preserve">вложенности нескольких автоматов друг в друга, и продемонстрировать это на</w:t>
+      </w:r>
+      <w:r>
+        <w:t xml:space="preserve"> </w:t>
+      </w:r>
+      <w:r>
+        <w:t xml:space="preserve">реальной модели – системе «игровой автомат».</w:t>
       </w:r>
     </w:p>
-    <w:p>
-      <w:pPr>
-        <w:pStyle w:val="BodyText"/>
-      </w:pPr>
-      <w:r>
-        <w:t xml:space="preserve">До этой работы алгоритм уже умел умножать пару автоматов и раскрывать один</w:t>
-      </w:r>
-      <w:r>
-        <w:t xml:space="preserve"> </w:t>
-      </w:r>
-      <w:r>
-        <w:t xml:space="preserve">уровень вложенности (например, автомат «Игровые барабаны» (</w:t>
-      </w:r>
-      <m:oMath>
-        <m:sSub>
-          <m:e>
-            <m:r>
-              <m:t>A</m:t>
-            </m:r>
-          </m:e>
-          <m:sub>
-            <m:r>
-              <m:t>2</m:t>
-            </m:r>
-          </m:sub>
-        </m:sSub>
-      </m:oMath>
-      <w:r>
-        <w:t xml:space="preserve">),</w:t>
-      </w:r>
-      <w:r>
-        <w:t xml:space="preserve"> </w:t>
-      </w:r>
-      <w:r>
-        <w:t xml:space="preserve">вложенный в состояние «Игра» автомата</w:t>
-      </w:r>
-      <w:r>
-        <w:t xml:space="preserve"> </w:t>
-      </w:r>
-      <m:oMath>
-        <m:sSub>
-          <m:e>
-            <m:r>
-              <m:t>A</m:t>
-            </m:r>
-          </m:e>
-          <m:sub>
-            <m:r>
-              <m:t>0</m:t>
-            </m:r>
-          </m:sub>
-        </m:sSub>
-      </m:oMath>
-      <w:r>
-        <w:t xml:space="preserve">). Задача требует другого</w:t>
-      </w:r>
-      <w:r>
-        <w:t xml:space="preserve"> </w:t>
-      </w:r>
-      <w:r>
-        <w:t xml:space="preserve">случая – двух вложенных</w:t>
-      </w:r>
-      <w:r>
-        <w:t xml:space="preserve"> </w:t>
-      </w:r>
-      <w:r>
-        <w:t xml:space="preserve">автоматов в одно и то же состояние одновременно, где один из них должен</w:t>
-      </w:r>
-      <w:r>
-        <w:t xml:space="preserve"> </w:t>
-      </w:r>
-      <w:r>
-        <w:t xml:space="preserve">опираться на внутреннее состояние другого. Этот случай потребовал</w:t>
-      </w:r>
-      <w:r>
-        <w:t xml:space="preserve"> </w:t>
-      </w:r>
-      <w:r>
-        <w:t xml:space="preserve">модернизировать сам алгоритм умножения. Теперь в процессе умножения</w:t>
-      </w:r>
-      <w:r>
-        <w:t xml:space="preserve"> </w:t>
-      </w:r>
-      <w:r>
-        <w:t xml:space="preserve">автоматы помнят «родные» состояния каждого вложенного автомата даже после</w:t>
-      </w:r>
-      <w:r>
-        <w:t xml:space="preserve"> </w:t>
-      </w:r>
-      <w:r>
-        <w:t xml:space="preserve">слияния в общий автомат. Раньше проверка «автомат сейчас в таком-то</w:t>
-      </w:r>
-      <w:r>
-        <w:t xml:space="preserve"> </w:t>
-      </w:r>
-      <w:r>
-        <w:t xml:space="preserve">состоянии» работала только пока автоматы ещё не объединили: как только</w:t>
-      </w:r>
-      <w:r>
-        <w:t xml:space="preserve"> </w:t>
-      </w:r>
-      <w:r>
-        <w:t xml:space="preserve">несколько автоматов сливались в один большой, старые номера состояний</w:t>
-      </w:r>
-      <w:r>
-        <w:t xml:space="preserve"> </w:t>
-      </w:r>
-      <w:r>
-        <w:t xml:space="preserve">терялись, и проверка переставала быть верной.</w:t>
-      </w:r>
-    </w:p>
-    <w:bookmarkStart w:id="24" w:name="описание-подхода"/>
+    <w:bookmarkStart w:id="21" w:name="X99ba889f32990b6b3bc275c7e0a2e94c6fcadd6"/>
     <w:p>
       <w:pPr>
         <w:pStyle w:val="Heading1"/>
       </w:pPr>
       <w:r>
-        <w:t xml:space="preserve">Описание подхода</w:t>
-      </w:r>
-    </w:p>
-    <w:bookmarkStart w:id="21" w:name="этапы-алгоритма-умножения"/>
-    <w:p>
-      <w:pPr>
-        <w:pStyle w:val="Heading2"/>
-      </w:pPr>
-      <w:r>
-        <w:t xml:space="preserve">Этапы алгоритма умножения</w:t>
+        <w:t xml:space="preserve">Какие комбинации вложенности вообще бывают</w:t>
       </w:r>
     </w:p>
     <w:p>
@@ -290,19 +146,601 @@
         <w:pStyle w:val="FirstParagraph"/>
       </w:pPr>
       <w:r>
+        <w:t xml:space="preserve">Вложенность одного автомата в состояние другого – не единственный возможный</w:t>
+      </w:r>
+      <w:r>
+        <w:t xml:space="preserve"> </w:t>
+      </w:r>
+      <w:r>
+        <w:t xml:space="preserve">случай. Таблица </w:t>
+      </w:r>
+      <w:hyperlink w:anchor="tab:cases">
+        <w:r>
+          <w:rPr>
+            <w:rStyle w:val="Hyperlink"/>
+          </w:rPr>
+          <w:t xml:space="preserve">1</w:t>
+        </w:r>
+      </w:hyperlink>
+      <w:r>
+        <w:t xml:space="preserve"> </w:t>
+      </w:r>
+      <w:r>
+        <w:t xml:space="preserve">перечисляет все комбинации, которые имеет</w:t>
+      </w:r>
+      <w:r>
+        <w:t xml:space="preserve"> </w:t>
+      </w:r>
+      <w:r>
+        <w:t xml:space="preserve">смысл различать, и отмечает, какие из них уже были разобраны в более ранней</w:t>
+      </w:r>
+      <w:r>
+        <w:t xml:space="preserve"> </w:t>
+      </w:r>
+      <w:r>
+        <w:t xml:space="preserve">версии этой статьи, а какие потребовали доработки (им посвящена эта версия).</w:t>
+      </w:r>
+    </w:p>
+    <w:bookmarkStart w:id="20" w:name="tab:cases"/>
+    <w:p>
+      <w:pPr>
+        <w:pStyle w:val="TableCaption"/>
+      </w:pPr>
+      <w:r>
+        <w:t xml:space="preserve">Возможные комбинации вложенности автоматов</w:t>
+      </w:r>
+    </w:p>
+    <w:tbl>
+      <w:tblPr>
+        <w:tblStyle w:val="Table"/>
+        <w:tblW w:type="auto" w:w="0"/>
+        <w:tblLook w:firstRow="1" w:lastRow="0" w:firstColumn="0" w:lastColumn="0" w:noHBand="0" w:noVBand="0" w:val="0020"/>
+        <w:jc w:val="start"/>
+        <w:tblCaption w:val="Возможные комбинации вложенности автоматов"/>
+      </w:tblPr>
+      <w:tblGrid>
+        <w:gridCol w:w="1980"/>
+        <w:gridCol w:w="1980"/>
+        <w:gridCol w:w="1980"/>
+        <w:gridCol w:w="1980"/>
+      </w:tblGrid>
+      <w:tr>
+        <w:trPr>
+          <w:tblHeader w:val="true"/>
+        </w:trPr>
+        <w:tc>
+          <w:tcPr/>
+          <w:p>
+            <w:pPr>
+              <w:pStyle w:val="Compact"/>
+              <w:jc w:val="left"/>
+            </w:pPr>
+            <w:r>
+              <w:t xml:space="preserve">№</w:t>
+            </w:r>
+          </w:p>
+        </w:tc>
+        <w:tc>
+          <w:tcPr/>
+          <w:p>
+            <w:pPr>
+              <w:pStyle w:val="Compact"/>
+              <w:jc w:val="left"/>
+            </w:pPr>
+            <w:r>
+              <w:t xml:space="preserve">Случай</w:t>
+            </w:r>
+          </w:p>
+        </w:tc>
+        <w:tc>
+          <w:tcPr/>
+          <w:p>
+            <w:pPr>
+              <w:pStyle w:val="Compact"/>
+              <w:jc w:val="left"/>
+            </w:pPr>
+            <w:r>
+              <w:t xml:space="preserve">Пример в статье</w:t>
+            </w:r>
+          </w:p>
+        </w:tc>
+        <w:tc>
+          <w:tcPr/>
+          <w:p>
+            <w:pPr>
+              <w:pStyle w:val="Compact"/>
+              <w:jc w:val="left"/>
+            </w:pPr>
+            <w:r>
+              <w:t xml:space="preserve">Статус</w:t>
+            </w:r>
+          </w:p>
+        </w:tc>
+      </w:tr>
+      <w:tr>
+        <w:tc>
+          <w:tcPr/>
+          <w:p>
+            <w:pPr>
+              <w:pStyle w:val="Compact"/>
+              <w:jc w:val="left"/>
+            </w:pPr>
+            <w:r>
+              <w:t xml:space="preserve">1</w:t>
+            </w:r>
+          </w:p>
+        </w:tc>
+        <w:tc>
+          <w:tcPr/>
+          <w:p>
+            <w:pPr>
+              <w:pStyle w:val="Compact"/>
+              <w:jc w:val="left"/>
+            </w:pPr>
+            <w:r>
+              <w:t xml:space="preserve">Один автомат вложен в одно состояние родителя</w:t>
+            </w:r>
+          </w:p>
+        </w:tc>
+        <w:tc>
+          <w:tcPr/>
+          <w:p>
+            <w:pPr>
+              <w:pStyle w:val="Compact"/>
+              <w:jc w:val="left"/>
+            </w:pPr>
+            <w:r>
+              <w:t xml:space="preserve">«Игровые барабаны» (</w:t>
+            </w:r>
+            <m:oMath>
+              <m:sSub>
+                <m:e>
+                  <m:r>
+                    <m:t>A</m:t>
+                  </m:r>
+                </m:e>
+                <m:sub>
+                  <m:r>
+                    <m:t>2</m:t>
+                  </m:r>
+                </m:sub>
+              </m:sSub>
+            </m:oMath>
+            <w:r>
+              <w:t xml:space="preserve">) в состоянии «Игра»</w:t>
+            </w:r>
+          </w:p>
+        </w:tc>
+        <w:tc>
+          <w:tcPr/>
+          <w:p>
+            <w:pPr>
+              <w:pStyle w:val="Compact"/>
+              <w:jc w:val="left"/>
+            </w:pPr>
+            <w:r>
+              <w:t xml:space="preserve">был и раньше</w:t>
+            </w:r>
+          </w:p>
+        </w:tc>
+      </w:tr>
+      <w:tr>
+        <w:tc>
+          <w:tcPr/>
+          <w:p>
+            <w:pPr>
+              <w:pStyle w:val="Compact"/>
+              <w:jc w:val="left"/>
+            </w:pPr>
+            <w:r>
+              <w:t xml:space="preserve">2</w:t>
+            </w:r>
+          </w:p>
+        </w:tc>
+        <w:tc>
+          <w:tcPr/>
+          <w:p>
+            <w:pPr>
+              <w:pStyle w:val="Compact"/>
+              <w:jc w:val="left"/>
+            </w:pPr>
+            <w:r>
+              <w:t xml:space="preserve">Несколько разных автоматов вложены в одно и то же состояние одновременно</w:t>
+            </w:r>
+          </w:p>
+        </w:tc>
+        <w:tc>
+          <w:tcPr/>
+          <w:p>
+            <w:pPr>
+              <w:pStyle w:val="Compact"/>
+              <w:jc w:val="left"/>
+            </w:pPr>
+            <m:oMath>
+              <m:sSub>
+                <m:e>
+                  <m:r>
+                    <m:t>A</m:t>
+                  </m:r>
+                </m:e>
+                <m:sub>
+                  <m:r>
+                    <m:t>2</m:t>
+                  </m:r>
+                </m:sub>
+              </m:sSub>
+            </m:oMath>
+            <w:r>
+              <w:t xml:space="preserve"> </w:t>
+            </w:r>
+            <w:r>
+              <w:t xml:space="preserve">и «Джекпот-счётчик» (</w:t>
+            </w:r>
+            <m:oMath>
+              <m:sSub>
+                <m:e>
+                  <m:r>
+                    <m:t>A</m:t>
+                  </m:r>
+                </m:e>
+                <m:sub>
+                  <m:r>
+                    <m:t>3</m:t>
+                  </m:r>
+                </m:sub>
+              </m:sSub>
+            </m:oMath>
+            <w:r>
+              <w:t xml:space="preserve">) вместе в «Игра»</w:t>
+            </w:r>
+          </w:p>
+        </w:tc>
+        <w:tc>
+          <w:tcPr/>
+          <w:p>
+            <w:pPr>
+              <w:pStyle w:val="Compact"/>
+              <w:jc w:val="left"/>
+            </w:pPr>
+            <w:r>
+              <w:t xml:space="preserve">добавлен в предыдущей версии</w:t>
+            </w:r>
+          </w:p>
+        </w:tc>
+      </w:tr>
+      <w:tr>
+        <w:tc>
+          <w:tcPr/>
+          <w:p>
+            <w:pPr>
+              <w:pStyle w:val="Compact"/>
+              <w:jc w:val="left"/>
+            </w:pPr>
+            <w:r>
+              <w:t xml:space="preserve">3</w:t>
+            </w:r>
+          </w:p>
+        </w:tc>
+        <w:tc>
+          <w:tcPr/>
+          <w:p>
+            <w:pPr>
+              <w:pStyle w:val="Compact"/>
+              <w:jc w:val="left"/>
+            </w:pPr>
+            <w:r>
+              <w:t xml:space="preserve">Один и тот же автомат вложен в два (или более) разных состояния одного родителя</w:t>
+            </w:r>
+          </w:p>
+        </w:tc>
+        <w:tc>
+          <w:tcPr/>
+          <w:p>
+            <w:pPr>
+              <w:pStyle w:val="Compact"/>
+              <w:jc w:val="left"/>
+            </w:pPr>
+            <w:r>
+              <w:t xml:space="preserve">«Звуки» (</w:t>
+            </w:r>
+            <m:oMath>
+              <m:sSub>
+                <m:e>
+                  <m:r>
+                    <m:t>A</m:t>
+                  </m:r>
+                </m:e>
+                <m:sub>
+                  <m:r>
+                    <m:t>4</m:t>
+                  </m:r>
+                </m:sub>
+              </m:sSub>
+            </m:oMath>
+            <w:r>
+              <w:t xml:space="preserve">) теперь вложен и в «Игра», и в «Выдача жетона»</w:t>
+            </w:r>
+          </w:p>
+        </w:tc>
+        <w:tc>
+          <w:tcPr/>
+          <w:p>
+            <w:pPr>
+              <w:pStyle w:val="Compact"/>
+              <w:jc w:val="left"/>
+            </w:pPr>
+            <w:r>
+              <w:rPr>
+                <w:bCs/>
+                <w:b/>
+              </w:rPr>
+              <w:t xml:space="preserve">добавлен в этой версии</w:t>
+            </w:r>
+          </w:p>
+        </w:tc>
+      </w:tr>
+      <w:tr>
+        <w:tc>
+          <w:tcPr/>
+          <w:p>
+            <w:pPr>
+              <w:pStyle w:val="Compact"/>
+              <w:jc w:val="left"/>
+            </w:pPr>
+            <w:r>
+              <w:t xml:space="preserve">4</w:t>
+            </w:r>
+          </w:p>
+        </w:tc>
+        <w:tc>
+          <w:tcPr/>
+          <w:p>
+            <w:pPr>
+              <w:pStyle w:val="Compact"/>
+              <w:jc w:val="left"/>
+            </w:pPr>
+            <w:r>
+              <w:t xml:space="preserve">Вложенный автомат сам вкладывает в себя ещё один автомат (цепочка</w:t>
+            </w:r>
+            <w:r>
+              <w:t xml:space="preserve"> </w:t>
+            </w:r>
+            <m:oMath>
+              <m:r>
+                <m:t>A</m:t>
+              </m:r>
+              <m:r>
+                <m:rPr>
+                  <m:sty m:val="p"/>
+                </m:rPr>
+                <m:t>→</m:t>
+              </m:r>
+              <m:r>
+                <m:t>B</m:t>
+              </m:r>
+              <m:r>
+                <m:rPr>
+                  <m:sty m:val="p"/>
+                </m:rPr>
+                <m:t>→</m:t>
+              </m:r>
+              <m:r>
+                <m:t>C</m:t>
+              </m:r>
+            </m:oMath>
+            <w:r>
+              <w:t xml:space="preserve">)</w:t>
+            </w:r>
+          </w:p>
+        </w:tc>
+        <w:tc>
+          <w:tcPr/>
+          <w:p>
+            <w:pPr>
+              <w:pStyle w:val="Compact"/>
+              <w:jc w:val="left"/>
+            </w:pPr>
+            <w:r>
+              <w:t xml:space="preserve">«Регулятор громкости» (</w:t>
+            </w:r>
+            <m:oMath>
+              <m:sSub>
+                <m:e>
+                  <m:r>
+                    <m:t>A</m:t>
+                  </m:r>
+                </m:e>
+                <m:sub>
+                  <m:r>
+                    <m:t>41</m:t>
+                  </m:r>
+                </m:sub>
+              </m:sSub>
+            </m:oMath>
+            <w:r>
+              <w:t xml:space="preserve">) вложен внутрь</w:t>
+            </w:r>
+            <w:r>
+              <w:t xml:space="preserve"> </w:t>
+            </w:r>
+            <m:oMath>
+              <m:sSub>
+                <m:e>
+                  <m:r>
+                    <m:t>A</m:t>
+                  </m:r>
+                </m:e>
+                <m:sub>
+                  <m:r>
+                    <m:t>4</m:t>
+                  </m:r>
+                </m:sub>
+              </m:sSub>
+            </m:oMath>
+            <w:r>
+              <w:t xml:space="preserve">, который сам вложен в</w:t>
+            </w:r>
+            <w:r>
+              <w:t xml:space="preserve"> </w:t>
+            </w:r>
+            <m:oMath>
+              <m:sSub>
+                <m:e>
+                  <m:r>
+                    <m:t>A</m:t>
+                  </m:r>
+                </m:e>
+                <m:sub>
+                  <m:r>
+                    <m:t>0</m:t>
+                  </m:r>
+                </m:sub>
+              </m:sSub>
+            </m:oMath>
+          </w:p>
+        </w:tc>
+        <w:tc>
+          <w:tcPr/>
+          <w:p>
+            <w:pPr>
+              <w:pStyle w:val="Compact"/>
+              <w:jc w:val="left"/>
+            </w:pPr>
+            <w:r>
+              <w:rPr>
+                <w:bCs/>
+                <w:b/>
+              </w:rPr>
+              <w:t xml:space="preserve">добавлен в этой версии</w:t>
+            </w:r>
+          </w:p>
+        </w:tc>
+      </w:tr>
+    </w:tbl>
+    <w:bookmarkEnd w:id="20"/>
+    <w:p>
+      <w:pPr>
+        <w:pStyle w:val="BodyText"/>
+      </w:pPr>
+      <w:r>
+        <w:t xml:space="preserve">До этой версии статьи</w:t>
+      </w:r>
+      <w:r>
+        <w:t xml:space="preserve"> </w:t>
+      </w:r>
+      <m:oMath>
+        <m:sSub>
+          <m:e>
+            <m:r>
+              <m:t>A</m:t>
+            </m:r>
+          </m:e>
+          <m:sub>
+            <m:r>
+              <m:t>4</m:t>
+            </m:r>
+          </m:sub>
+        </m:sSub>
+      </m:oMath>
+      <w:r>
+        <w:t xml:space="preserve"> </w:t>
+      </w:r>
+      <w:r>
+        <w:t xml:space="preserve">был вложен только в одно состояние</w:t>
+      </w:r>
+      <w:r>
+        <w:t xml:space="preserve"> </w:t>
+      </w:r>
+      <w:r>
+        <w:t xml:space="preserve">(«Выдача жетона») и не содержал собственных вложенных автоматов – случаи 3</w:t>
+      </w:r>
+      <w:r>
+        <w:t xml:space="preserve"> </w:t>
+      </w:r>
+      <w:r>
+        <w:t xml:space="preserve">и 4 физически не были представлены ни в одном автомате системы, поэтому</w:t>
+      </w:r>
+      <w:r>
+        <w:t xml:space="preserve"> </w:t>
+      </w:r>
+      <w:r>
+        <w:t xml:space="preserve">нечего было демонстрировать на диаграммах, и, как выяснилось при добавлении</w:t>
+      </w:r>
+      <w:r>
+        <w:t xml:space="preserve"> </w:t>
+      </w:r>
+      <m:oMath>
+        <m:sSub>
+          <m:e>
+            <m:r>
+              <m:t>A</m:t>
+            </m:r>
+          </m:e>
+          <m:sub>
+            <m:r>
+              <m:t>41</m:t>
+            </m:r>
+          </m:sub>
+        </m:sSub>
+      </m:oMath>
+      <w:r>
+        <w:t xml:space="preserve">, часть алгоритма умножения эти случаи попросту не умела обрабатывать</w:t>
+      </w:r>
+      <w:r>
+        <w:t xml:space="preserve"> </w:t>
+      </w:r>
+      <w:r>
+        <w:t xml:space="preserve">корректно (см. </w:t>
+      </w:r>
+      <w:hyperlink w:anchor="sec:fix2">
+        <w:r>
+          <w:rPr>
+            <w:rStyle w:val="Hyperlink"/>
+          </w:rPr>
+          <w:t xml:space="preserve">[sec:fix2]</w:t>
+        </w:r>
+      </w:hyperlink>
+      <w:r>
+        <w:t xml:space="preserve">).</w:t>
+      </w:r>
+    </w:p>
+    <w:bookmarkEnd w:id="21"/>
+    <w:bookmarkStart w:id="27" w:name="описание-подхода"/>
+    <w:p>
+      <w:pPr>
+        <w:pStyle w:val="Heading1"/>
+      </w:pPr>
+      <w:r>
+        <w:t xml:space="preserve">Описание подхода</w:t>
+      </w:r>
+    </w:p>
+    <w:bookmarkStart w:id="23" w:name="этапы-алгоритма-умножения"/>
+    <w:p>
+      <w:pPr>
+        <w:pStyle w:val="Heading2"/>
+      </w:pPr>
+      <w:r>
+        <w:t xml:space="preserve">Этапы алгоритма умножения</w:t>
+      </w:r>
+    </w:p>
+    <w:p>
+      <w:pPr>
+        <w:pStyle w:val="FirstParagraph"/>
+      </w:pPr>
+      <w:r>
         <w:t xml:space="preserve">Алгоритм умножения пары автоматов состоит из следующих этапов; их состав не</w:t>
       </w:r>
       <w:r>
         <w:t xml:space="preserve"> </w:t>
       </w:r>
       <w:r>
-        <w:t xml:space="preserve">менялся, требования к вложенности потребовали изменить только то, как на</w:t>
-      </w:r>
-      <w:r>
-        <w:t xml:space="preserve"> </w:t>
-      </w:r>
-      <w:r>
-        <w:t xml:space="preserve">четвёртом и пятом этапах проверяется состояние вложенного автомата:</w:t>
+        <w:t xml:space="preserve">менялся, доработки потребовали только некоторые внутренние проверки на</w:t>
+      </w:r>
+      <w:r>
+        <w:t xml:space="preserve"> </w:t>
+      </w:r>
+      <w:r>
+        <w:t xml:space="preserve">четвёртом и пятом этапах:</w:t>
       </w:r>
     </w:p>
     <w:p>
@@ -359,7 +797,7 @@
         <w:rPr>
           <w:rStyle w:val="FootnoteReference"/>
         </w:rPr>
-        <w:footnoteReference w:id="20"/>
+        <w:footnoteReference w:id="22"/>
       </w:r>
       <w:r>
         <w:t xml:space="preserve">, и по совпадающим/относящимся друг к другу</w:t>
@@ -428,22 +866,19 @@
         <w:t xml:space="preserve">автоматов результат каждого шага становится входом для следующего.</w:t>
       </w:r>
     </w:p>
-    <w:bookmarkEnd w:id="21"/>
-    <w:bookmarkStart w:id="23" w:name="изменения"/>
+    <w:bookmarkEnd w:id="23"/>
+    <w:bookmarkStart w:id="24" w:name="Xea7406d4be019bcb0e257e2ff0a2b1eb1a536cf"/>
     <w:p>
       <w:pPr>
         <w:pStyle w:val="Heading2"/>
       </w:pPr>
       <w:r>
-        <w:t xml:space="preserve">Изменения</w:t>
+        <w:t xml:space="preserve">Доработка 1: гварды переживают слияние (случай 2)</w:t>
       </w:r>
     </w:p>
     <w:p>
       <w:pPr>
-        <w:numPr>
-          <w:ilvl w:val="0"/>
-          <w:numId w:val="1002"/>
-        </w:numPr>
+        <w:pStyle w:val="FirstParagraph"/>
       </w:pPr>
       <w:r>
         <w:t xml:space="preserve">Каждое состояние произведения хранит отображение</w:t>
@@ -475,36 +910,25 @@
         <w:t xml:space="preserve"> </w:t>
       </w:r>
       <w:r>
-        <w:t xml:space="preserve">его «родное» состояние в этом</w:t>
-      </w:r>
-      <w:r>
-        <w:t xml:space="preserve"> </w:t>
-      </w:r>
-      <w:r>
-        <w:t xml:space="preserve">состоянии произведения. При слиянии двух состояний в одно эти</w:t>
-      </w:r>
-      <w:r>
-        <w:t xml:space="preserve"> </w:t>
-      </w:r>
-      <w:r>
-        <w:t xml:space="preserve">отображения объединяются, поэтому информация не теряется при</w:t>
-      </w:r>
-      <w:r>
-        <w:t xml:space="preserve"> </w:t>
-      </w:r>
-      <w:r>
-        <w:t xml:space="preserve">последовательном перемножении цепочки автоматов.</w:t>
-      </w:r>
-    </w:p>
-    <w:p>
-      <w:pPr>
-        <w:numPr>
-          <w:ilvl w:val="0"/>
-          <w:numId w:val="1002"/>
-        </w:numPr>
-      </w:pPr>
-      <w:r>
-        <w:t xml:space="preserve">Проверка гварда «автомат</w:t>
+        <w:t xml:space="preserve">его «родное» состояние в этом состоянии произведения. При слиянии</w:t>
+      </w:r>
+      <w:r>
+        <w:t xml:space="preserve"> </w:t>
+      </w:r>
+      <w:r>
+        <w:t xml:space="preserve">двух состояний в одно эти отображения объединяются, поэтому информация не</w:t>
+      </w:r>
+      <w:r>
+        <w:t xml:space="preserve"> </w:t>
+      </w:r>
+      <w:r>
+        <w:t xml:space="preserve">теряется при последовательном перемножении цепочки автоматов. Проверка</w:t>
+      </w:r>
+      <w:r>
+        <w:t xml:space="preserve"> </w:t>
+      </w:r>
+      <w:r>
+        <w:t xml:space="preserve">гварда «автомат</w:t>
       </w:r>
       <w:r>
         <w:t xml:space="preserve"> </w:t>
@@ -529,13 +953,7 @@
         </m:r>
       </m:oMath>
       <w:r>
-        <w:t xml:space="preserve">» (этапы 3–4)</w:t>
-      </w:r>
-      <w:r>
-        <w:t xml:space="preserve"> </w:t>
-      </w:r>
-      <w:r>
-        <w:t xml:space="preserve">теперь смотрит в</w:t>
+        <w:t xml:space="preserve">» (этапы 3–4) смотрит в</w:t>
       </w:r>
       <w:r>
         <w:t xml:space="preserve"> </w:t>
@@ -562,19 +980,47 @@
         </m:d>
       </m:oMath>
       <w:r>
-        <w:t xml:space="preserve">, а не в номер текущего</w:t>
-      </w:r>
-      <w:r>
-        <w:t xml:space="preserve"> </w:t>
-      </w:r>
-      <w:r>
-        <w:t xml:space="preserve">(уже составного, чужого) состояния – именно это раньше</w:t>
-      </w:r>
-      <w:r>
-        <w:t xml:space="preserve"> </w:t>
-      </w:r>
-      <w:r>
-        <w:t xml:space="preserve">переставало работать после первого же слияния.</w:t>
+        <w:t xml:space="preserve">, а не в номер текущего (уже составного, чужого)</w:t>
+      </w:r>
+      <w:r>
+        <w:t xml:space="preserve"> </w:t>
+      </w:r>
+      <w:r>
+        <w:t xml:space="preserve">состояния – именно это раньше переставало работать после первого же</w:t>
+      </w:r>
+      <w:r>
+        <w:t xml:space="preserve"> </w:t>
+      </w:r>
+      <w:r>
+        <w:t xml:space="preserve">слияния. Эта доработка нужна для случая 2 (два автомата, вложенные в одно</w:t>
+      </w:r>
+      <w:r>
+        <w:t xml:space="preserve"> </w:t>
+      </w:r>
+      <w:r>
+        <w:t xml:space="preserve">состояние, где один опирается на состояние другого) и была сделана в</w:t>
+      </w:r>
+      <w:r>
+        <w:t xml:space="preserve"> </w:t>
+      </w:r>
+      <w:r>
+        <w:t xml:space="preserve">предыдущей версии статьи.</w:t>
+      </w:r>
+    </w:p>
+    <w:bookmarkEnd w:id="24"/>
+    <w:bookmarkStart w:id="26" w:name="sec:fix2"/>
+    <w:p>
+      <w:pPr>
+        <w:pStyle w:val="Heading2"/>
+      </w:pPr>
+      <w:r>
+        <w:t xml:space="preserve">Доработка 2: вложенность не «протекает» мимо своего родителя</w:t>
+      </w:r>
+      <w:r>
+        <w:t xml:space="preserve"> </w:t>
+      </w:r>
+      <w:r>
+        <w:t xml:space="preserve">(случай 3+4)</w:t>
       </w:r>
     </w:p>
     <w:p>
@@ -582,12 +1028,593 @@
         <w:pStyle w:val="FirstParagraph"/>
       </w:pPr>
       <w:r>
+        <w:t xml:space="preserve">Случаи 3 и 4 вместе вскрыли вторую, отдельную проблему. У составного</w:t>
+      </w:r>
+      <w:r>
+        <w:t xml:space="preserve"> </w:t>
+      </w:r>
+      <w:r>
+        <w:t xml:space="preserve">состояния произведения есть собственное поле</w:t>
+      </w:r>
+      <w:r>
+        <w:t xml:space="preserve"> </w:t>
+      </w:r>
+      <w:r>
+        <w:rPr>
+          <w:rStyle w:val="VerbatimChar"/>
+        </w:rPr>
+        <w:t xml:space="preserve">nestedFsmIds</w:t>
+      </w:r>
+      <w:r>
+        <w:t xml:space="preserve"> </w:t>
+      </w:r>
+      <w:r>
+        <w:t xml:space="preserve">–</w:t>
+      </w:r>
+      <w:r>
+        <w:t xml:space="preserve"> </w:t>
+      </w:r>
+      <w:r>
+        <w:t xml:space="preserve">список автоматов, вложенных именно в это состояние; им пользуется</w:t>
+      </w:r>
+      <w:r>
+        <w:t xml:space="preserve"> </w:t>
+      </w:r>
+      <w:r>
+        <w:t xml:space="preserve">следующий шаг умножения, чтобы понять, какие вложенные автоматы вообще</w:t>
+      </w:r>
+      <w:r>
+        <w:t xml:space="preserve"> </w:t>
+      </w:r>
+      <w:r>
+        <w:t xml:space="preserve">нужно учитывать. Раньше это поле считалось простым объединением</w:t>
+      </w:r>
+      <w:r>
+        <w:t xml:space="preserve"> </w:t>
+      </w:r>
+      <w:r>
+        <w:rPr>
+          <w:rStyle w:val="VerbatimChar"/>
+        </w:rPr>
+        <w:t xml:space="preserve">nestedFsmIds</w:t>
+      </w:r>
+      <w:r>
+        <w:t xml:space="preserve"> </w:t>
+      </w:r>
+      <w:r>
+        <w:t xml:space="preserve">обоих перемножаемых операндов – без всякого условия.</w:t>
+      </w:r>
+      <w:r>
+        <w:t xml:space="preserve"> </w:t>
+      </w:r>
+      <w:r>
+        <w:t xml:space="preserve">Для вложенности глубиной в один уровень это было не важно:</w:t>
+      </w:r>
+      <w:r>
+        <w:t xml:space="preserve"> </w:t>
+      </w:r>
+      <w:r>
+        <w:rPr>
+          <w:rStyle w:val="VerbatimChar"/>
+        </w:rPr>
+        <w:t xml:space="preserve">nestedFsmIds</w:t>
+      </w:r>
+      <w:r>
+        <w:t xml:space="preserve"> </w:t>
+      </w:r>
+      <w:r>
+        <w:t xml:space="preserve">самого вложенного автомата (например,</w:t>
+      </w:r>
+      <w:r>
+        <w:t xml:space="preserve"> </w:t>
+      </w:r>
+      <m:oMath>
+        <m:sSub>
+          <m:e>
+            <m:r>
+              <m:t>A</m:t>
+            </m:r>
+          </m:e>
+          <m:sub>
+            <m:r>
+              <m:t>2</m:t>
+            </m:r>
+          </m:sub>
+        </m:sSub>
+      </m:oMath>
+      <w:r>
+        <w:t xml:space="preserve">) всегда был пуст, он ничего</w:t>
+      </w:r>
+      <w:r>
+        <w:t xml:space="preserve"> </w:t>
+      </w:r>
+      <w:r>
+        <w:t xml:space="preserve">нового не привносил.</w:t>
+      </w:r>
+    </w:p>
+    <w:p>
+      <w:pPr>
+        <w:pStyle w:val="BodyText"/>
+      </w:pPr>
+      <w:r>
+        <w:t xml:space="preserve">Но как только у вложенного автомата появляется собственный вложенный</w:t>
+      </w:r>
+      <w:r>
+        <w:t xml:space="preserve"> </w:t>
+      </w:r>
+      <w:r>
+        <w:t xml:space="preserve">автомат (случай 4:</w:t>
+      </w:r>
+      <w:r>
+        <w:t xml:space="preserve"> </w:t>
+      </w:r>
+      <m:oMath>
+        <m:sSub>
+          <m:e>
+            <m:r>
+              <m:t>A</m:t>
+            </m:r>
+          </m:e>
+          <m:sub>
+            <m:r>
+              <m:t>4</m:t>
+            </m:r>
+          </m:sub>
+        </m:sSub>
+      </m:oMath>
+      <w:r>
+        <w:t xml:space="preserve"> </w:t>
+      </w:r>
+      <w:r>
+        <w:t xml:space="preserve">вкладывает</w:t>
+      </w:r>
+      <w:r>
+        <w:t xml:space="preserve"> </w:t>
+      </w:r>
+      <m:oMath>
+        <m:sSub>
+          <m:e>
+            <m:r>
+              <m:t>A</m:t>
+            </m:r>
+          </m:e>
+          <m:sub>
+            <m:r>
+              <m:t>41</m:t>
+            </m:r>
+          </m:sub>
+        </m:sSub>
+      </m:oMath>
+      <w:r>
+        <w:t xml:space="preserve">), его</w:t>
+      </w:r>
+      <w:r>
+        <w:t xml:space="preserve"> </w:t>
+      </w:r>
+      <w:r>
+        <w:rPr>
+          <w:rStyle w:val="VerbatimChar"/>
+        </w:rPr>
+        <w:t xml:space="preserve">nestedFsmIds</w:t>
+      </w:r>
+      <w:r>
+        <w:t xml:space="preserve"> </w:t>
+      </w:r>
+      <w:r>
+        <w:t xml:space="preserve">–</w:t>
+      </w:r>
+      <w:r>
+        <w:t xml:space="preserve"> </w:t>
+      </w:r>
+      <w:r>
+        <w:t xml:space="preserve">уже не пустой список. Безусловное объединение раз и навсегда «склеивает»</w:t>
+      </w:r>
+      <w:r>
+        <w:t xml:space="preserve"> </w:t>
+      </w:r>
+      <m:oMath>
+        <m:sSub>
+          <m:e>
+            <m:r>
+              <m:t>A</m:t>
+            </m:r>
+          </m:e>
+          <m:sub>
+            <m:r>
+              <m:t>41</m:t>
+            </m:r>
+          </m:sub>
+        </m:sSub>
+      </m:oMath>
+      <w:r>
+        <w:t xml:space="preserve"> </w:t>
+      </w:r>
+      <w:r>
+        <w:t xml:space="preserve">с составным произведением в момент, когда в цепочку добавляется</w:t>
+      </w:r>
+      <w:r>
+        <w:t xml:space="preserve"> </w:t>
+      </w:r>
+      <m:oMath>
+        <m:sSub>
+          <m:e>
+            <m:r>
+              <m:t>A</m:t>
+            </m:r>
+          </m:e>
+          <m:sub>
+            <m:r>
+              <m:t>4</m:t>
+            </m:r>
+          </m:sub>
+        </m:sSub>
+      </m:oMath>
+      <w:r>
+        <w:t xml:space="preserve">, – и дальше</w:t>
+      </w:r>
+      <w:r>
+        <w:t xml:space="preserve"> </w:t>
+      </w:r>
+      <m:oMath>
+        <m:sSub>
+          <m:e>
+            <m:r>
+              <m:t>A</m:t>
+            </m:r>
+          </m:e>
+          <m:sub>
+            <m:r>
+              <m:t>41</m:t>
+            </m:r>
+          </m:sub>
+        </m:sSub>
+      </m:oMath>
+      <w:r>
+        <w:t xml:space="preserve"> </w:t>
+      </w:r>
+      <w:r>
+        <w:t xml:space="preserve">оказывается достижим из</w:t>
+      </w:r>
+      <w:r>
+        <w:t xml:space="preserve"> </w:t>
+      </w:r>
+      <w:r>
+        <w:rPr>
+          <w:iCs/>
+          <w:i/>
+        </w:rPr>
+        <w:t xml:space="preserve">любого</w:t>
+      </w:r>
+      <w:r>
+        <w:t xml:space="preserve"> </w:t>
+      </w:r>
+      <w:r>
+        <w:t xml:space="preserve">состояния</w:t>
+      </w:r>
+      <w:r>
+        <w:t xml:space="preserve"> </w:t>
+      </w:r>
+      <w:r>
+        <w:t xml:space="preserve">родителя</w:t>
+      </w:r>
+      <w:r>
+        <w:t xml:space="preserve"> </w:t>
+      </w:r>
+      <m:oMath>
+        <m:sSub>
+          <m:e>
+            <m:r>
+              <m:t>A</m:t>
+            </m:r>
+          </m:e>
+          <m:sub>
+            <m:r>
+              <m:t>0</m:t>
+            </m:r>
+          </m:sub>
+        </m:sSub>
+      </m:oMath>
+      <w:r>
+        <w:t xml:space="preserve">, а не только из тех состояний, где</w:t>
+      </w:r>
+      <w:r>
+        <w:t xml:space="preserve"> </w:t>
+      </w:r>
+      <m:oMath>
+        <m:sSub>
+          <m:e>
+            <m:r>
+              <m:t>A</m:t>
+            </m:r>
+          </m:e>
+          <m:sub>
+            <m:r>
+              <m:t>4</m:t>
+            </m:r>
+          </m:sub>
+        </m:sSub>
+      </m:oMath>
+      <w:r>
+        <w:t xml:space="preserve"> </w:t>
+      </w:r>
+      <w:r>
+        <w:t xml:space="preserve">действительно</w:t>
+      </w:r>
+      <w:r>
+        <w:t xml:space="preserve"> </w:t>
+      </w:r>
+      <w:r>
+        <w:t xml:space="preserve">вложен. На практике это означало: автомат «Регулятор громкости» срабатывал</w:t>
+      </w:r>
+      <w:r>
+        <w:t xml:space="preserve"> </w:t>
+      </w:r>
+      <w:r>
+        <w:t xml:space="preserve">даже тогда, когда</w:t>
+      </w:r>
+      <w:r>
+        <w:t xml:space="preserve"> </w:t>
+      </w:r>
+      <m:oMath>
+        <m:sSub>
+          <m:e>
+            <m:r>
+              <m:t>A</m:t>
+            </m:r>
+          </m:e>
+          <m:sub>
+            <m:r>
+              <m:t>0</m:t>
+            </m:r>
+          </m:sub>
+        </m:sSub>
+      </m:oMath>
+      <w:r>
+        <w:t xml:space="preserve"> </w:t>
+      </w:r>
+      <w:r>
+        <w:t xml:space="preserve">находится в состоянии «Ожидание», где</w:t>
+      </w:r>
+      <w:r>
+        <w:t xml:space="preserve"> </w:t>
+      </w:r>
+      <m:oMath>
+        <m:sSub>
+          <m:e>
+            <m:r>
+              <m:t>A</m:t>
+            </m:r>
+          </m:e>
+          <m:sub>
+            <m:r>
+              <m:t>4</m:t>
+            </m:r>
+          </m:sub>
+        </m:sSub>
+      </m:oMath>
+      <w:r>
+        <w:t xml:space="preserve"> </w:t>
+      </w:r>
+      <w:r>
+        <w:t xml:space="preserve">вообще</w:t>
+      </w:r>
+      <w:r>
+        <w:t xml:space="preserve"> </w:t>
+      </w:r>
+      <w:r>
+        <w:t xml:space="preserve">не вложен ни разу. Пока</w:t>
+      </w:r>
+      <w:r>
+        <w:t xml:space="preserve"> </w:t>
+      </w:r>
+      <m:oMath>
+        <m:sSub>
+          <m:e>
+            <m:r>
+              <m:t>A</m:t>
+            </m:r>
+          </m:e>
+          <m:sub>
+            <m:r>
+              <m:t>4</m:t>
+            </m:r>
+          </m:sub>
+        </m:sSub>
+      </m:oMath>
+      <w:r>
+        <w:t xml:space="preserve"> </w:t>
+      </w:r>
+      <w:r>
+        <w:t xml:space="preserve">был вложен ровно в одно состояние и не имел</w:t>
+      </w:r>
+      <w:r>
+        <w:t xml:space="preserve"> </w:t>
+      </w:r>
+      <w:r>
+        <w:t xml:space="preserve">собственных вложенных автоматов (как в предыдущей версии статьи), эта</w:t>
+      </w:r>
+      <w:r>
+        <w:t xml:space="preserve"> </w:t>
+      </w:r>
+      <w:r>
+        <w:t xml:space="preserve">ошибка была незаметна – взяться вложенному автомату там было неоткуда.</w:t>
+      </w:r>
+      <w:r>
+        <w:t xml:space="preserve"> </w:t>
+      </w:r>
+      <w:r>
+        <w:t xml:space="preserve">Случай 3 (один и тот же</w:t>
+      </w:r>
+      <w:r>
+        <w:t xml:space="preserve"> </w:t>
+      </w:r>
+      <m:oMath>
+        <m:sSub>
+          <m:e>
+            <m:r>
+              <m:t>A</m:t>
+            </m:r>
+          </m:e>
+          <m:sub>
+            <m:r>
+              <m:t>4</m:t>
+            </m:r>
+          </m:sub>
+        </m:sSub>
+      </m:oMath>
+      <w:r>
+        <w:t xml:space="preserve"> </w:t>
+      </w:r>
+      <w:r>
+        <w:t xml:space="preserve">вложен сразу в два разных состояния</w:t>
+      </w:r>
+      <w:r>
+        <w:t xml:space="preserve"> </w:t>
+      </w:r>
+      <w:r>
+        <w:t xml:space="preserve">родителя) сделал её актуальной: именно он потребовал дать</w:t>
+      </w:r>
+      <w:r>
+        <w:t xml:space="preserve"> </w:t>
+      </w:r>
+      <m:oMath>
+        <m:sSub>
+          <m:e>
+            <m:r>
+              <m:t>A</m:t>
+            </m:r>
+          </m:e>
+          <m:sub>
+            <m:r>
+              <m:t>4</m:t>
+            </m:r>
+          </m:sub>
+        </m:sSub>
+      </m:oMath>
+      <w:r>
+        <w:t xml:space="preserve"> </w:t>
+      </w:r>
+      <w:r>
+        <w:t xml:space="preserve">собственный</w:t>
+      </w:r>
+      <w:r>
+        <w:t xml:space="preserve"> </w:t>
+      </w:r>
+      <w:r>
+        <w:t xml:space="preserve">вложенный автомат, чтобы продемонстрировать случай 4, и тем самым обнажил</w:t>
+      </w:r>
+      <w:r>
+        <w:t xml:space="preserve"> </w:t>
+      </w:r>
+      <w:r>
+        <w:t xml:space="preserve">проблему.</w:t>
+      </w:r>
+    </w:p>
+    <w:p>
+      <w:pPr>
+        <w:pStyle w:val="BodyText"/>
+      </w:pPr>
+      <w:r>
+        <w:t xml:space="preserve">Исправление: вклад</w:t>
+      </w:r>
+      <w:r>
+        <w:t xml:space="preserve"> </w:t>
+      </w:r>
+      <w:r>
+        <w:rPr>
+          <w:iCs/>
+          <w:i/>
+        </w:rPr>
+        <w:t xml:space="preserve">чужого</w:t>
+      </w:r>
+      <w:r>
+        <w:t xml:space="preserve"> </w:t>
+      </w:r>
+      <w:r>
+        <w:rPr>
+          <w:rStyle w:val="VerbatimChar"/>
+        </w:rPr>
+        <w:t xml:space="preserve">nestedFsmIds</w:t>
+      </w:r>
+      <w:r>
+        <w:t xml:space="preserve"> </w:t>
+      </w:r>
+      <w:r>
+        <w:t xml:space="preserve">в объединение теперь</w:t>
+      </w:r>
+      <w:r>
+        <w:t xml:space="preserve"> </w:t>
+      </w:r>
+      <w:r>
+        <w:t xml:space="preserve">учитывается, только если этот автомат вообще когда-либо фигурирует как</w:t>
+      </w:r>
+      <w:r>
+        <w:t xml:space="preserve"> </w:t>
+      </w:r>
+      <w:r>
+        <w:t xml:space="preserve">условно вложенный у партнёра по текущему умножению (проверяется по всем</w:t>
+      </w:r>
+      <w:r>
+        <w:t xml:space="preserve"> </w:t>
+      </w:r>
+      <w:r>
+        <w:t xml:space="preserve">состояниям партнёра), и в этом случае – только пока партнёр</w:t>
+      </w:r>
+      <w:r>
+        <w:t xml:space="preserve"> </w:t>
+      </w:r>
+      <w:r>
+        <w:rPr>
+          <w:iCs/>
+          <w:i/>
+        </w:rPr>
+        <w:t xml:space="preserve">сейчас</w:t>
+      </w:r>
+      <w:r>
+        <w:t xml:space="preserve"> </w:t>
+      </w:r>
+      <w:r>
+        <w:t xml:space="preserve">действительно его вложенным объявляет. Для независимых (не вложенных друг в</w:t>
+      </w:r>
+      <w:r>
+        <w:t xml:space="preserve"> </w:t>
+      </w:r>
+      <w:r>
+        <w:t xml:space="preserve">друга) автоматов проверка ничего не меняет: собственный</w:t>
+      </w:r>
+      <w:r>
+        <w:t xml:space="preserve"> </w:t>
+      </w:r>
+      <w:r>
+        <w:rPr>
+          <w:rStyle w:val="VerbatimChar"/>
+        </w:rPr>
+        <w:t xml:space="preserve">nestedFsmIds</w:t>
+      </w:r>
+      <w:r>
+        <w:t xml:space="preserve"> </w:t>
+      </w:r>
+      <w:r>
+        <w:t xml:space="preserve">автомата, который партнёр никогда и нигде не объявляет вложенным, по-прежнему</w:t>
+      </w:r>
+      <w:r>
+        <w:t xml:space="preserve"> </w:t>
+      </w:r>
+      <w:r>
+        <w:t xml:space="preserve">включается безусловно.</w:t>
+      </w:r>
+    </w:p>
+    <w:p>
+      <w:pPr>
+        <w:pStyle w:val="BodyText"/>
+      </w:pPr>
+      <w:r>
         <w:t xml:space="preserve">Полный код:</w:t>
       </w:r>
       <w:r>
         <w:t xml:space="preserve"> </w:t>
       </w:r>
-      <w:hyperlink r:id="rId22">
+      <w:hyperlink r:id="rId25">
         <w:r>
           <w:rPr>
             <w:rStyle w:val="VerbatimChar"/>
@@ -623,9 +1650,9 @@
         <w:t xml:space="preserve">).</w:t>
       </w:r>
     </w:p>
-    <w:bookmarkEnd w:id="23"/>
-    <w:bookmarkEnd w:id="24"/>
-    <w:bookmarkStart w:id="45" w:name="дополненная-система-конечных-автоматов"/>
+    <w:bookmarkEnd w:id="26"/>
+    <w:bookmarkEnd w:id="27"/>
+    <w:bookmarkStart w:id="52" w:name="дополненная-система-конечных-автоматов"/>
     <w:p>
       <w:pPr>
         <w:pStyle w:val="Heading1"/>
@@ -639,13 +1666,7 @@
         <w:pStyle w:val="FirstParagraph"/>
       </w:pPr>
       <w:r>
-        <w:t xml:space="preserve">Система «игровой автомат» дополнена двумя новыми автоматами: «Джекпот-счётчик»</w:t>
-      </w:r>
-      <w:r>
-        <w:t xml:space="preserve"> </w:t>
-      </w:r>
-      <w:r>
-        <w:t xml:space="preserve">(</w:t>
+        <w:t xml:space="preserve">К системе «игровой автомат» из предыдущей версии статьи (</w:t>
       </w:r>
       <m:oMath>
         <m:sSub>
@@ -656,19 +1677,13 @@
           </m:e>
           <m:sub>
             <m:r>
-              <m:t>3</m:t>
+              <m:t>0</m:t>
             </m:r>
           </m:sub>
         </m:sSub>
       </m:oMath>
       <w:r>
-        <w:t xml:space="preserve">, вложен вместе с автоматом «Игровые барабаны» в состояние «Игра») и</w:t>
-      </w:r>
-      <w:r>
-        <w:t xml:space="preserve"> </w:t>
-      </w:r>
-      <w:r>
-        <w:t xml:space="preserve">«Звуки» (</w:t>
+        <w:t xml:space="preserve">–</w:t>
       </w:r>
       <m:oMath>
         <m:sSub>
@@ -685,40 +1700,80 @@
         </m:sSub>
       </m:oMath>
       <w:r>
-        <w:t xml:space="preserve">, вложен независимо в другое состояние того же родителя –</w:t>
-      </w:r>
-      <w:r>
-        <w:t xml:space="preserve"> </w:t>
-      </w:r>
-      <w:r>
-        <w:t xml:space="preserve">«Выдача жетона»). Ниже приведены диаграмма состояний и таблицы входных и</w:t>
-      </w:r>
-      <w:r>
-        <w:t xml:space="preserve"> </w:t>
-      </w:r>
-      <w:r>
-        <w:t xml:space="preserve">выходных событий для каждого из пяти автоматов, а также для итогового</w:t>
-      </w:r>
-      <w:r>
-        <w:t xml:space="preserve"> </w:t>
-      </w:r>
-      <w:r>
-        <w:t xml:space="preserve">перемноженного автомата. На диаграммах метки переходов упрощены до события</w:t>
-      </w:r>
-      <w:r>
-        <w:t xml:space="preserve"> </w:t>
-      </w:r>
-      <w:r>
-        <w:t xml:space="preserve">и определяющего гварда; полный список входных и выходных событий каждого</w:t>
-      </w:r>
-      <w:r>
-        <w:t xml:space="preserve"> </w:t>
-      </w:r>
-      <w:r>
-        <w:t xml:space="preserve">автомата приведён в соответствующих таблицах.</w:t>
+        <w:t xml:space="preserve">)</w:t>
+      </w:r>
+      <w:r>
+        <w:t xml:space="preserve"> </w:t>
+      </w:r>
+      <w:r>
+        <w:t xml:space="preserve">добавлен автомат</w:t>
+      </w:r>
+      <w:r>
+        <w:t xml:space="preserve"> </w:t>
+      </w:r>
+      <m:oMath>
+        <m:sSub>
+          <m:e>
+            <m:r>
+              <m:t>A</m:t>
+            </m:r>
+          </m:e>
+          <m:sub>
+            <m:r>
+              <m:t>41</m:t>
+            </m:r>
+          </m:sub>
+        </m:sSub>
+      </m:oMath>
+      <w:r>
+        <w:t xml:space="preserve"> </w:t>
+      </w:r>
+      <w:r>
+        <w:t xml:space="preserve">«Регулятор громкости», а сам</w:t>
+      </w:r>
+      <w:r>
+        <w:t xml:space="preserve"> </w:t>
+      </w:r>
+      <m:oMath>
+        <m:sSub>
+          <m:e>
+            <m:r>
+              <m:t>A</m:t>
+            </m:r>
+          </m:e>
+          <m:sub>
+            <m:r>
+              <m:t>4</m:t>
+            </m:r>
+          </m:sub>
+        </m:sSub>
+      </m:oMath>
+      <w:r>
+        <w:t xml:space="preserve"> </w:t>
+      </w:r>
+      <w:r>
+        <w:t xml:space="preserve">«Звуки» теперь</w:t>
+      </w:r>
+      <w:r>
+        <w:t xml:space="preserve"> </w:t>
+      </w:r>
+      <w:r>
+        <w:t xml:space="preserve">вложен не в одно, а сразу в два состояния родителя. Ниже приведены диаграмма</w:t>
+      </w:r>
+      <w:r>
+        <w:t xml:space="preserve"> </w:t>
+      </w:r>
+      <w:r>
+        <w:t xml:space="preserve">состояний и таблицы входных и выходных событий для каждого из шести</w:t>
+      </w:r>
+      <w:r>
+        <w:t xml:space="preserve"> </w:t>
+      </w:r>
+      <w:r>
+        <w:t xml:space="preserve">автоматов, а также для итогового перемноженного автомата.</w:t>
       </w:r>
     </w:p>
-    <w:bookmarkStart w:id="28" w:name="автомат-1.-игровая-машина-a_0"/>
+    <w:bookmarkStart w:id="31" w:name="автомат-1.-игровая-машина-a_0"/>
     <w:p>
       <w:pPr>
         <w:pStyle w:val="Heading2"/>
@@ -753,18 +1808,18 @@
           <wp:inline>
             <wp:extent cx="5334000" cy="4499250"/>
             <wp:effectExtent b="0" l="0" r="0" t="0"/>
-            <wp:docPr descr="" title="" id="26" name="Picture"/>
+            <wp:docPr descr="" title="" id="29" name="Picture"/>
             <a:graphic>
               <a:graphicData uri="http://schemas.openxmlformats.org/drawingml/2006/picture">
                 <pic:pic>
                   <pic:nvPicPr>
-                    <pic:cNvPr descr="puml/a0.png" id="27" name="Picture"/>
+                    <pic:cNvPr descr="puml/a0.png" id="30" name="Picture"/>
                     <pic:cNvPicPr>
                       <a:picLocks noChangeArrowheads="1" noChangeAspect="1"/>
                     </pic:cNvPicPr>
                   </pic:nvPicPr>
                   <pic:blipFill>
-                    <a:blip r:embed="rId25"/>
+                    <a:blip r:embed="rId28"/>
                     <a:stretch>
                       <a:fillRect/>
                     </a:stretch>
@@ -816,7 +1871,73 @@
         </m:sSub>
       </m:oMath>
       <w:r>
-        <w:t xml:space="preserve">.</w:t>
+        <w:t xml:space="preserve">. Обратите внимание:</w:t>
+      </w:r>
+      <w:r>
+        <w:t xml:space="preserve"> </w:t>
+      </w:r>
+      <m:oMath>
+        <m:sSub>
+          <m:e>
+            <m:r>
+              <m:t>A</m:t>
+            </m:r>
+          </m:e>
+          <m:sub>
+            <m:r>
+              <m:t>4</m:t>
+            </m:r>
+          </m:sub>
+        </m:sSub>
+      </m:oMath>
+      <w:r>
+        <w:t xml:space="preserve"> </w:t>
+      </w:r>
+      <w:r>
+        <w:t xml:space="preserve">теперь указан вложенным и в «Игра» (случай 3, наравне с</w:t>
+      </w:r>
+      <w:r>
+        <w:t xml:space="preserve"> </w:t>
+      </w:r>
+      <m:oMath>
+        <m:sSub>
+          <m:e>
+            <m:r>
+              <m:t>A</m:t>
+            </m:r>
+          </m:e>
+          <m:sub>
+            <m:r>
+              <m:t>2</m:t>
+            </m:r>
+          </m:sub>
+        </m:sSub>
+      </m:oMath>
+      <w:r>
+        <w:t xml:space="preserve">/</w:t>
+      </w:r>
+      <m:oMath>
+        <m:sSub>
+          <m:e>
+            <m:r>
+              <m:t>A</m:t>
+            </m:r>
+          </m:e>
+          <m:sub>
+            <m:r>
+              <m:t>3</m:t>
+            </m:r>
+          </m:sub>
+        </m:sSub>
+      </m:oMath>
+      <w:r>
+        <w:t xml:space="preserve">), и в</w:t>
+      </w:r>
+      <w:r>
+        <w:t xml:space="preserve"> </w:t>
+      </w:r>
+      <w:r>
+        <w:t xml:space="preserve">«Выдача жетона», как и раньше.</w:t>
       </w:r>
     </w:p>
     <w:p>
@@ -830,18 +1951,18 @@
     <w:tbl>
       <w:tblPr>
         <w:tblStyle w:val="Table"/>
-        <w:tblW w:type="dxa" w:w="8500"/>
+        <w:tblW w:type="auto" w:w="0"/>
         <w:tblLook w:firstRow="0" w:lastRow="0" w:firstColumn="0" w:lastColumn="0" w:noHBand="0" w:noVBand="0" w:val="0000"/>
         <w:jc w:val="start"/>
         <w:tblCaption w:val="Входные и выходные события автомата «Игровая машина» (A0)"/>
       </w:tblPr>
       <w:tblGrid>
-        <w:gridCol w:w="1150"/>
-        <w:gridCol w:w="2350"/>
-        <w:gridCol w:w="750"/>
-        <w:gridCol w:w="750"/>
-        <w:gridCol w:w="2350"/>
-        <w:gridCol w:w="1150"/>
+        <w:gridCol w:w="900"/>
+        <w:gridCol w:w="2500"/>
+        <w:gridCol w:w="700"/>
+        <w:gridCol w:w="700"/>
+        <w:gridCol w:w="2500"/>
+        <w:gridCol w:w="900"/>
       </w:tblGrid>
       <w:tr>
         <w:tc>
@@ -1227,33 +2348,31 @@
               <w:rPr>
                 <w:rStyle w:val="VerbatimChar"/>
               </w:rPr>
-              <w:t xml:space="preserve">e02</w:t>
-            </w:r>
-          </w:p>
-        </w:tc>
-        <w:tc>
-          <w:tcPr/>
-          <w:p>
-            <w:pPr>
-              <w:pStyle w:val="Compact"/>
-              <w:jc w:val="left"/>
-            </w:pPr>
-            <w:r>
-              <w:t xml:space="preserve">Нажата кнопка &lt;&lt;Возврат&gt;&gt;</w:t>
-            </w:r>
-          </w:p>
-        </w:tc>
-        <w:tc>
-          <w:tcPr>
-            <w:vMerge w:val="restart"/>
-          </w:tcPr>
-          <w:p>
-            <w:pPr>
-              <w:pStyle w:val="Compact"/>
-              <w:jc w:val="left"/>
-            </w:pPr>
-            <w:r>
-              <w:t xml:space="preserve">A1</w:t>
+              <w:t xml:space="preserve">e01</w:t>
+            </w:r>
+          </w:p>
+        </w:tc>
+        <w:tc>
+          <w:tcPr/>
+          <w:p>
+            <w:pPr>
+              <w:pStyle w:val="Compact"/>
+              <w:jc w:val="left"/>
+            </w:pPr>
+            <w:r>
+              <w:t xml:space="preserve">Нажата кнопка &lt;&lt;Игра&gt;&gt;</w:t>
+            </w:r>
+          </w:p>
+        </w:tc>
+        <w:tc>
+          <w:tcPr/>
+          <w:p>
+            <w:pPr>
+              <w:pStyle w:val="Compact"/>
+              <w:jc w:val="left"/>
+            </w:pPr>
+            <w:r>
+              <w:t xml:space="preserve">A4</w:t>
             </w:r>
           </w:p>
         </w:tc>
@@ -1306,22 +2425,38 @@
               <w:rPr>
                 <w:rStyle w:val="VerbatimChar"/>
               </w:rPr>
-              <w:t xml:space="preserve">e12</w:t>
-            </w:r>
-          </w:p>
-        </w:tc>
-        <w:tc>
-          <w:tcPr/>
-          <w:p>
-            <w:pPr>
-              <w:pStyle w:val="Compact"/>
-              <w:jc w:val="left"/>
-            </w:pPr>
-            <w:r>
-              <w:t xml:space="preserve">Необходимо перевести жетоны в банк</w:t>
-            </w:r>
-          </w:p>
-        </w:tc>
+              <w:t xml:space="preserve">e02</w:t>
+            </w:r>
+          </w:p>
+        </w:tc>
+        <w:tc>
+          <w:tcPr/>
+          <w:p>
+            <w:pPr>
+              <w:pStyle w:val="Compact"/>
+              <w:jc w:val="left"/>
+            </w:pPr>
+            <w:r>
+              <w:t xml:space="preserve">Нажата кнопка &lt;&lt;Возврат&gt;&gt;</w:t>
+            </w:r>
+          </w:p>
+        </w:tc>
+        <w:tc>
+          <w:tcPr>
+            <w:vMerge w:val="restart"/>
+          </w:tcPr>
+          <w:p>
+            <w:pPr>
+              <w:pStyle w:val="Compact"/>
+              <w:jc w:val="left"/>
+            </w:pPr>
+            <w:r>
+              <w:t xml:space="preserve">A1</w:t>
+            </w:r>
+          </w:p>
+        </w:tc>
+      </w:tr>
+      <w:tr>
         <w:tc>
           <w:tcPr>
             <w:gridSpan w:val="1"/>
@@ -1331,6 +2466,69 @@
             <w:pPr/>
           </w:p>
         </w:tc>
+        <w:tc>
+          <w:tcPr/>
+          <w:p>
+            <w:pPr>
+              <w:pStyle w:val="Compact"/>
+              <w:jc w:val="left"/>
+            </w:pPr>
+            <w:r>
+              <w:t xml:space="preserve">Сработал таймер третьего барабана</w:t>
+            </w:r>
+          </w:p>
+        </w:tc>
+        <w:tc>
+          <w:tcPr/>
+          <w:p>
+            <w:pPr>
+              <w:pStyle w:val="Compact"/>
+              <w:jc w:val="left"/>
+            </w:pPr>
+            <w:r>
+              <w:rPr>
+                <w:rStyle w:val="VerbatimChar"/>
+              </w:rPr>
+              <w:t xml:space="preserve">e05</w:t>
+            </w:r>
+          </w:p>
+        </w:tc>
+        <w:tc>
+          <w:tcPr/>
+          <w:p>
+            <w:pPr>
+              <w:pStyle w:val="Compact"/>
+              <w:jc w:val="left"/>
+            </w:pPr>
+            <w:r>
+              <w:rPr>
+                <w:rStyle w:val="VerbatimChar"/>
+              </w:rPr>
+              <w:t xml:space="preserve">e12</w:t>
+            </w:r>
+          </w:p>
+        </w:tc>
+        <w:tc>
+          <w:tcPr/>
+          <w:p>
+            <w:pPr>
+              <w:pStyle w:val="Compact"/>
+              <w:jc w:val="left"/>
+            </w:pPr>
+            <w:r>
+              <w:t xml:space="preserve">Необходимо перевести жетоны в банк</w:t>
+            </w:r>
+          </w:p>
+        </w:tc>
+        <w:tc>
+          <w:tcPr>
+            <w:gridSpan w:val="1"/>
+            <w:vMerge w:val="continue"/>
+          </w:tcPr>
+          <w:p>
+            <w:pPr/>
+          </w:p>
+        </w:tc>
       </w:tr>
       <w:tr>
         <w:tc>
@@ -1350,22 +2548,22 @@
               <w:jc w:val="left"/>
             </w:pPr>
             <w:r>
-              <w:t xml:space="preserve">Сработал таймер третьего барабана</w:t>
-            </w:r>
-          </w:p>
-        </w:tc>
-        <w:tc>
-          <w:tcPr/>
-          <w:p>
-            <w:pPr>
-              <w:pStyle w:val="Compact"/>
-              <w:jc w:val="left"/>
-            </w:pPr>
-            <w:r>
-              <w:rPr>
-                <w:rStyle w:val="VerbatimChar"/>
-              </w:rPr>
-              <w:t xml:space="preserve">e05</w:t>
+              <w:t xml:space="preserve">Выдан жетон из банка</w:t>
+            </w:r>
+          </w:p>
+        </w:tc>
+        <w:tc>
+          <w:tcPr/>
+          <w:p>
+            <w:pPr>
+              <w:pStyle w:val="Compact"/>
+              <w:jc w:val="left"/>
+            </w:pPr>
+            <w:r>
+              <w:rPr>
+                <w:rStyle w:val="VerbatimChar"/>
+              </w:rPr>
+              <w:t xml:space="preserve">e06</w:t>
             </w:r>
           </w:p>
         </w:tc>
@@ -1424,22 +2622,22 @@
               <w:jc w:val="left"/>
             </w:pPr>
             <w:r>
-              <w:t xml:space="preserve">Выдан жетон из банка</w:t>
-            </w:r>
-          </w:p>
-        </w:tc>
-        <w:tc>
-          <w:tcPr/>
-          <w:p>
-            <w:pPr>
-              <w:pStyle w:val="Compact"/>
-              <w:jc w:val="left"/>
-            </w:pPr>
-            <w:r>
-              <w:rPr>
-                <w:rStyle w:val="VerbatimChar"/>
-              </w:rPr>
-              <w:t xml:space="preserve">e06</w:t>
+              <w:t xml:space="preserve">Cумма выдачи выигрыша больше нуля</w:t>
+            </w:r>
+          </w:p>
+        </w:tc>
+        <w:tc>
+          <w:tcPr/>
+          <w:p>
+            <w:pPr>
+              <w:pStyle w:val="Compact"/>
+              <w:jc w:val="left"/>
+            </w:pPr>
+            <w:r>
+              <w:rPr>
+                <w:rStyle w:val="VerbatimChar"/>
+              </w:rPr>
+              <w:t xml:space="preserve">x01</w:t>
             </w:r>
           </w:p>
         </w:tc>
@@ -1503,22 +2701,22 @@
               <w:jc w:val="left"/>
             </w:pPr>
             <w:r>
-              <w:t xml:space="preserve">Cумма выдачи выигрыша больше нуля</w:t>
-            </w:r>
-          </w:p>
-        </w:tc>
-        <w:tc>
-          <w:tcPr/>
-          <w:p>
-            <w:pPr>
-              <w:pStyle w:val="Compact"/>
-              <w:jc w:val="left"/>
-            </w:pPr>
-            <w:r>
-              <w:rPr>
-                <w:rStyle w:val="VerbatimChar"/>
-              </w:rPr>
-              <w:t xml:space="preserve">x01</w:t>
+              <w:t xml:space="preserve">В банке есть жетоны</w:t>
+            </w:r>
+          </w:p>
+        </w:tc>
+        <w:tc>
+          <w:tcPr/>
+          <w:p>
+            <w:pPr>
+              <w:pStyle w:val="Compact"/>
+              <w:jc w:val="left"/>
+            </w:pPr>
+            <w:r>
+              <w:rPr>
+                <w:rStyle w:val="VerbatimChar"/>
+              </w:rPr>
+              <w:t xml:space="preserve">x02</w:t>
             </w:r>
           </w:p>
         </w:tc>
@@ -1562,6 +2760,90 @@
       <w:tr>
         <w:tc>
           <w:tcPr>
+            <w:vMerge w:val="restart"/>
+          </w:tcPr>
+          <w:p>
+            <w:pPr>
+              <w:pStyle w:val="Compact"/>
+              <w:jc w:val="left"/>
+            </w:pPr>
+            <w:r>
+              <w:t xml:space="preserve">A1</w:t>
+            </w:r>
+          </w:p>
+        </w:tc>
+        <w:tc>
+          <w:tcPr/>
+          <w:p>
+            <w:pPr>
+              <w:pStyle w:val="Compact"/>
+              <w:jc w:val="left"/>
+            </w:pPr>
+            <w:r>
+              <w:t xml:space="preserve">Опущен жетон</w:t>
+            </w:r>
+          </w:p>
+        </w:tc>
+        <w:tc>
+          <w:tcPr/>
+          <w:p>
+            <w:pPr>
+              <w:pStyle w:val="Compact"/>
+              <w:jc w:val="left"/>
+            </w:pPr>
+            <w:r>
+              <w:rPr>
+                <w:rStyle w:val="VerbatimChar"/>
+              </w:rPr>
+              <w:t xml:space="preserve">e11</w:t>
+            </w:r>
+          </w:p>
+        </w:tc>
+        <w:tc>
+          <w:tcPr/>
+          <w:p>
+            <w:pPr>
+              <w:pStyle w:val="Compact"/>
+              <w:jc w:val="left"/>
+            </w:pPr>
+            <w:r>
+              <w:rPr>
+                <w:rStyle w:val="VerbatimChar"/>
+              </w:rPr>
+              <w:t xml:space="preserve">z02</w:t>
+            </w:r>
+          </w:p>
+        </w:tc>
+        <w:tc>
+          <w:tcPr/>
+          <w:p>
+            <w:pPr>
+              <w:pStyle w:val="Compact"/>
+              <w:jc w:val="left"/>
+            </w:pPr>
+            <w:r>
+              <w:t xml:space="preserve">Закрыть монетоприемник</w:t>
+            </w:r>
+          </w:p>
+        </w:tc>
+        <w:tc>
+          <w:tcPr>
+            <w:vMerge w:val="restart"/>
+          </w:tcPr>
+          <w:p>
+            <w:pPr>
+              <w:pStyle w:val="Compact"/>
+              <w:jc w:val="left"/>
+            </w:pPr>
+            <w:r>
+              <w:t xml:space="preserve">Среда</w:t>
+            </w:r>
+          </w:p>
+        </w:tc>
+      </w:tr>
+      <w:tr>
+        <w:tc>
+          <w:tcPr>
             <w:gridSpan w:val="1"/>
             <w:vMerge w:val="continue"/>
           </w:tcPr>
@@ -1577,146 +2859,133 @@
               <w:jc w:val="left"/>
             </w:pPr>
             <w:r>
-              <w:t xml:space="preserve">В банке есть жетоны</w:t>
-            </w:r>
-          </w:p>
-        </w:tc>
-        <w:tc>
-          <w:tcPr/>
-          <w:p>
-            <w:pPr>
-              <w:pStyle w:val="Compact"/>
-              <w:jc w:val="left"/>
-            </w:pPr>
-            <w:r>
-              <w:rPr>
-                <w:rStyle w:val="VerbatimChar"/>
-              </w:rPr>
-              <w:t xml:space="preserve">x02</w:t>
-            </w:r>
-          </w:p>
-        </w:tc>
-        <w:tc>
-          <w:tcPr/>
-          <w:p>
-            <w:pPr>
-              <w:pStyle w:val="Compact"/>
-              <w:jc w:val="left"/>
-            </w:pPr>
-            <w:r>
-              <w:rPr>
-                <w:rStyle w:val="VerbatimChar"/>
-              </w:rPr>
-              <w:t xml:space="preserve">e06</w:t>
-            </w:r>
-          </w:p>
-        </w:tc>
-        <w:tc>
-          <w:tcPr/>
-          <w:p>
-            <w:pPr>
-              <w:pStyle w:val="Compact"/>
-              <w:jc w:val="left"/>
-            </w:pPr>
-            <w:r>
-              <w:t xml:space="preserve">Выдан жетон из банка</w:t>
-            </w:r>
-          </w:p>
-        </w:tc>
-        <w:tc>
-          <w:tcPr/>
-          <w:p>
-            <w:pPr>
-              <w:pStyle w:val="Compact"/>
-              <w:jc w:val="left"/>
-            </w:pPr>
-            <w:r>
-              <w:t xml:space="preserve">A4</w:t>
-            </w:r>
+              <w:t xml:space="preserve">y1!=2</w:t>
+            </w:r>
+          </w:p>
+        </w:tc>
+        <w:tc>
+          <w:tcPr/>
+          <w:p>
+            <w:pPr>
+              <w:pStyle w:val="Compact"/>
+              <w:jc w:val="left"/>
+            </w:pPr>
+            <w:r>
+              <w:rPr>
+                <w:rStyle w:val="VerbatimChar"/>
+              </w:rPr>
+              <w:t xml:space="preserve">y1!=2</w:t>
+            </w:r>
+          </w:p>
+        </w:tc>
+        <w:tc>
+          <w:tcPr/>
+          <w:p>
+            <w:pPr>
+              <w:pStyle w:val="Compact"/>
+              <w:jc w:val="left"/>
+            </w:pPr>
+            <w:r>
+              <w:rPr>
+                <w:rStyle w:val="VerbatimChar"/>
+              </w:rPr>
+              <w:t xml:space="preserve">z03</w:t>
+            </w:r>
+          </w:p>
+        </w:tc>
+        <w:tc>
+          <w:tcPr/>
+          <w:p>
+            <w:pPr>
+              <w:pStyle w:val="Compact"/>
+              <w:jc w:val="left"/>
+            </w:pPr>
+            <w:r>
+              <w:t xml:space="preserve">Открыть монетоприемник</w:t>
+            </w:r>
+          </w:p>
+        </w:tc>
+        <w:tc>
+          <w:tcPr>
+            <w:gridSpan w:val="1"/>
+            <w:vMerge w:val="continue"/>
+          </w:tcPr>
+          <w:p>
+            <w:pPr/>
           </w:p>
         </w:tc>
       </w:tr>
       <w:tr>
         <w:tc>
           <w:tcPr>
-            <w:vMerge w:val="restart"/>
-          </w:tcPr>
-          <w:p>
-            <w:pPr>
-              <w:pStyle w:val="Compact"/>
-              <w:jc w:val="left"/>
-            </w:pPr>
-            <w:r>
-              <w:t xml:space="preserve">A1</w:t>
-            </w:r>
-          </w:p>
-        </w:tc>
-        <w:tc>
-          <w:tcPr/>
-          <w:p>
-            <w:pPr>
-              <w:pStyle w:val="Compact"/>
-              <w:jc w:val="left"/>
-            </w:pPr>
-            <w:r>
-              <w:t xml:space="preserve">Опущен жетон</w:t>
-            </w:r>
-          </w:p>
-        </w:tc>
-        <w:tc>
-          <w:tcPr/>
-          <w:p>
-            <w:pPr>
-              <w:pStyle w:val="Compact"/>
-              <w:jc w:val="left"/>
-            </w:pPr>
-            <w:r>
-              <w:rPr>
-                <w:rStyle w:val="VerbatimChar"/>
-              </w:rPr>
-              <w:t xml:space="preserve">e11</w:t>
-            </w:r>
-          </w:p>
-        </w:tc>
-        <w:tc>
-          <w:tcPr/>
-          <w:p>
-            <w:pPr>
-              <w:pStyle w:val="Compact"/>
-              <w:jc w:val="left"/>
-            </w:pPr>
-            <w:r>
-              <w:rPr>
-                <w:rStyle w:val="VerbatimChar"/>
-              </w:rPr>
-              <w:t xml:space="preserve">z02</w:t>
-            </w:r>
-          </w:p>
-        </w:tc>
-        <w:tc>
-          <w:tcPr/>
-          <w:p>
-            <w:pPr>
-              <w:pStyle w:val="Compact"/>
-              <w:jc w:val="left"/>
-            </w:pPr>
-            <w:r>
-              <w:t xml:space="preserve">Закрыть монетоприемник</w:t>
-            </w:r>
-          </w:p>
-        </w:tc>
-        <w:tc>
-          <w:tcPr>
-            <w:vMerge w:val="restart"/>
-          </w:tcPr>
-          <w:p>
-            <w:pPr>
-              <w:pStyle w:val="Compact"/>
-              <w:jc w:val="left"/>
-            </w:pPr>
-            <w:r>
-              <w:t xml:space="preserve">Среда</w:t>
-            </w:r>
+            <w:gridSpan w:val="1"/>
+            <w:vMerge w:val="continue"/>
+          </w:tcPr>
+          <w:p>
+            <w:pPr/>
+          </w:p>
+        </w:tc>
+        <w:tc>
+          <w:tcPr/>
+          <w:p>
+            <w:pPr>
+              <w:pStyle w:val="Compact"/>
+              <w:jc w:val="left"/>
+            </w:pPr>
+            <w:r>
+              <w:t xml:space="preserve">Жетон принят</w:t>
+            </w:r>
+          </w:p>
+        </w:tc>
+        <w:tc>
+          <w:tcPr/>
+          <w:p>
+            <w:pPr>
+              <w:pStyle w:val="Compact"/>
+              <w:jc w:val="left"/>
+            </w:pPr>
+            <w:r>
+              <w:rPr>
+                <w:rStyle w:val="VerbatimChar"/>
+              </w:rPr>
+              <w:t xml:space="preserve">y1=1</w:t>
+            </w:r>
+          </w:p>
+        </w:tc>
+        <w:tc>
+          <w:tcPr/>
+          <w:p>
+            <w:pPr>
+              <w:pStyle w:val="Compact"/>
+              <w:jc w:val="left"/>
+            </w:pPr>
+            <w:r>
+              <w:rPr>
+                <w:rStyle w:val="VerbatimChar"/>
+              </w:rPr>
+              <w:t xml:space="preserve">z04</w:t>
+            </w:r>
+          </w:p>
+        </w:tc>
+        <w:tc>
+          <w:tcPr/>
+          <w:p>
+            <w:pPr>
+              <w:pStyle w:val="Compact"/>
+              <w:jc w:val="left"/>
+            </w:pPr>
+            <w:r>
+              <w:t xml:space="preserve">Выдать жетон из банка</w:t>
+            </w:r>
+          </w:p>
+        </w:tc>
+        <w:tc>
+          <w:tcPr>
+            <w:gridSpan w:val="1"/>
+            <w:vMerge w:val="continue"/>
+          </w:tcPr>
+          <w:p>
+            <w:pPr/>
           </w:p>
         </w:tc>
       </w:tr>
@@ -1738,49 +3007,49 @@
               <w:jc w:val="left"/>
             </w:pPr>
             <w:r>
-              <w:t xml:space="preserve">y1!=2</w:t>
-            </w:r>
-          </w:p>
-        </w:tc>
-        <w:tc>
-          <w:tcPr/>
-          <w:p>
-            <w:pPr>
-              <w:pStyle w:val="Compact"/>
-              <w:jc w:val="left"/>
-            </w:pPr>
-            <w:r>
-              <w:rPr>
-                <w:rStyle w:val="VerbatimChar"/>
-              </w:rPr>
-              <w:t xml:space="preserve">y1!=2</w:t>
-            </w:r>
-          </w:p>
-        </w:tc>
-        <w:tc>
-          <w:tcPr/>
-          <w:p>
-            <w:pPr>
-              <w:pStyle w:val="Compact"/>
-              <w:jc w:val="left"/>
-            </w:pPr>
-            <w:r>
-              <w:rPr>
-                <w:rStyle w:val="VerbatimChar"/>
-              </w:rPr>
-              <w:t xml:space="preserve">z03</w:t>
-            </w:r>
-          </w:p>
-        </w:tc>
-        <w:tc>
-          <w:tcPr/>
-          <w:p>
-            <w:pPr>
-              <w:pStyle w:val="Compact"/>
-              <w:jc w:val="left"/>
-            </w:pPr>
-            <w:r>
-              <w:t xml:space="preserve">Открыть монетоприемник</w:t>
+              <w:t xml:space="preserve">Жетон не распознан</w:t>
+            </w:r>
+          </w:p>
+        </w:tc>
+        <w:tc>
+          <w:tcPr/>
+          <w:p>
+            <w:pPr>
+              <w:pStyle w:val="Compact"/>
+              <w:jc w:val="left"/>
+            </w:pPr>
+            <w:r>
+              <w:rPr>
+                <w:rStyle w:val="VerbatimChar"/>
+              </w:rPr>
+              <w:t xml:space="preserve">y1=2</w:t>
+            </w:r>
+          </w:p>
+        </w:tc>
+        <w:tc>
+          <w:tcPr/>
+          <w:p>
+            <w:pPr>
+              <w:pStyle w:val="Compact"/>
+              <w:jc w:val="left"/>
+            </w:pPr>
+            <w:r>
+              <w:rPr>
+                <w:rStyle w:val="VerbatimChar"/>
+              </w:rPr>
+              <w:t xml:space="preserve">z05</w:t>
+            </w:r>
+          </w:p>
+        </w:tc>
+        <w:tc>
+          <w:tcPr/>
+          <w:p>
+            <w:pPr>
+              <w:pStyle w:val="Compact"/>
+              <w:jc w:val="left"/>
+            </w:pPr>
+            <w:r>
+              <w:t xml:space="preserve">Сбросить сумму выигрыша</w:t>
             </w:r>
           </w:p>
         </w:tc>
@@ -1796,6 +3065,72 @@
       </w:tr>
       <w:tr>
         <w:tc>
+          <w:tcPr/>
+          <w:p>
+            <w:pPr>
+              <w:pStyle w:val="Compact"/>
+              <w:jc w:val="left"/>
+            </w:pPr>
+            <w:r>
+              <w:t xml:space="preserve">A2</w:t>
+            </w:r>
+          </w:p>
+        </w:tc>
+        <w:tc>
+          <w:tcPr/>
+          <w:p>
+            <w:pPr>
+              <w:pStyle w:val="Compact"/>
+              <w:jc w:val="left"/>
+            </w:pPr>
+            <w:r>
+              <w:t xml:space="preserve">Барабаны прокручены</w:t>
+            </w:r>
+          </w:p>
+        </w:tc>
+        <w:tc>
+          <w:tcPr/>
+          <w:p>
+            <w:pPr>
+              <w:pStyle w:val="Compact"/>
+              <w:jc w:val="left"/>
+            </w:pPr>
+            <w:r>
+              <w:rPr>
+                <w:rStyle w:val="VerbatimChar"/>
+              </w:rPr>
+              <w:t xml:space="preserve">y2=0</w:t>
+            </w:r>
+          </w:p>
+        </w:tc>
+        <w:tc>
+          <w:tcPr/>
+          <w:p>
+            <w:pPr>
+              <w:pStyle w:val="Compact"/>
+              <w:jc w:val="left"/>
+            </w:pPr>
+            <w:r>
+              <w:rPr>
+                <w:rStyle w:val="VerbatimChar"/>
+              </w:rPr>
+              <w:t xml:space="preserve">z12</w:t>
+            </w:r>
+          </w:p>
+        </w:tc>
+        <w:tc>
+          <w:tcPr/>
+          <w:p>
+            <w:pPr>
+              <w:pStyle w:val="Compact"/>
+              <w:jc w:val="left"/>
+            </w:pPr>
+            <w:r>
+              <w:t xml:space="preserve">Обновить индикатор &lt;&lt;Ставка&gt;&gt;</w:t>
+            </w:r>
+          </w:p>
+        </w:tc>
+        <w:tc>
           <w:tcPr>
             <w:gridSpan w:val="1"/>
             <w:vMerge w:val="continue"/>
@@ -1804,57 +3139,73 @@
             <w:pPr/>
           </w:p>
         </w:tc>
-        <w:tc>
-          <w:tcPr/>
-          <w:p>
-            <w:pPr>
-              <w:pStyle w:val="Compact"/>
-              <w:jc w:val="left"/>
-            </w:pPr>
-            <w:r>
-              <w:t xml:space="preserve">Жетон принят</w:t>
-            </w:r>
-          </w:p>
-        </w:tc>
-        <w:tc>
-          <w:tcPr/>
-          <w:p>
-            <w:pPr>
-              <w:pStyle w:val="Compact"/>
-              <w:jc w:val="left"/>
-            </w:pPr>
-            <w:r>
-              <w:rPr>
-                <w:rStyle w:val="VerbatimChar"/>
-              </w:rPr>
-              <w:t xml:space="preserve">y1=1</w:t>
-            </w:r>
-          </w:p>
-        </w:tc>
-        <w:tc>
-          <w:tcPr/>
-          <w:p>
-            <w:pPr>
-              <w:pStyle w:val="Compact"/>
-              <w:jc w:val="left"/>
-            </w:pPr>
-            <w:r>
-              <w:rPr>
-                <w:rStyle w:val="VerbatimChar"/>
-              </w:rPr>
-              <w:t xml:space="preserve">z04</w:t>
-            </w:r>
-          </w:p>
-        </w:tc>
-        <w:tc>
-          <w:tcPr/>
-          <w:p>
-            <w:pPr>
-              <w:pStyle w:val="Compact"/>
-              <w:jc w:val="left"/>
-            </w:pPr>
-            <w:r>
-              <w:t xml:space="preserve">Выдать жетон из банка</w:t>
+      </w:tr>
+      <w:tr>
+        <w:tc>
+          <w:tcPr>
+            <w:vMerge w:val="restart"/>
+          </w:tcPr>
+          <w:p>
+            <w:pPr>
+              <w:pStyle w:val="Compact"/>
+              <w:jc w:val="left"/>
+            </w:pPr>
+            <w:r>
+              <w:t xml:space="preserve">A3</w:t>
+            </w:r>
+          </w:p>
+        </w:tc>
+        <w:tc>
+          <w:tcPr/>
+          <w:p>
+            <w:pPr>
+              <w:pStyle w:val="Compact"/>
+              <w:jc w:val="left"/>
+            </w:pPr>
+            <w:r>
+              <w:t xml:space="preserve">A3 не выплачивает джекпот</w:t>
+            </w:r>
+          </w:p>
+        </w:tc>
+        <w:tc>
+          <w:tcPr/>
+          <w:p>
+            <w:pPr>
+              <w:pStyle w:val="Compact"/>
+              <w:jc w:val="left"/>
+            </w:pPr>
+            <w:r>
+              <w:rPr>
+                <w:rStyle w:val="VerbatimChar"/>
+              </w:rPr>
+              <w:t xml:space="preserve">y3!=1</w:t>
+            </w:r>
+          </w:p>
+        </w:tc>
+        <w:tc>
+          <w:tcPr/>
+          <w:p>
+            <w:pPr>
+              <w:pStyle w:val="Compact"/>
+              <w:jc w:val="left"/>
+            </w:pPr>
+            <w:r>
+              <w:rPr>
+                <w:rStyle w:val="VerbatimChar"/>
+              </w:rPr>
+              <w:t xml:space="preserve">z13</w:t>
+            </w:r>
+          </w:p>
+        </w:tc>
+        <w:tc>
+          <w:tcPr/>
+          <w:p>
+            <w:pPr>
+              <w:pStyle w:val="Compact"/>
+              <w:jc w:val="left"/>
+            </w:pPr>
+            <w:r>
+              <w:t xml:space="preserve">Сбросить ставку</w:t>
             </w:r>
           </w:p>
         </w:tc>
@@ -1886,49 +3237,49 @@
               <w:jc w:val="left"/>
             </w:pPr>
             <w:r>
-              <w:t xml:space="preserve">Жетон не распознан</w:t>
-            </w:r>
-          </w:p>
-        </w:tc>
-        <w:tc>
-          <w:tcPr/>
-          <w:p>
-            <w:pPr>
-              <w:pStyle w:val="Compact"/>
-              <w:jc w:val="left"/>
-            </w:pPr>
-            <w:r>
-              <w:rPr>
-                <w:rStyle w:val="VerbatimChar"/>
-              </w:rPr>
-              <w:t xml:space="preserve">y1=2</w:t>
-            </w:r>
-          </w:p>
-        </w:tc>
-        <w:tc>
-          <w:tcPr/>
-          <w:p>
-            <w:pPr>
-              <w:pStyle w:val="Compact"/>
-              <w:jc w:val="left"/>
-            </w:pPr>
-            <w:r>
-              <w:rPr>
-                <w:rStyle w:val="VerbatimChar"/>
-              </w:rPr>
-              <w:t xml:space="preserve">z05</w:t>
-            </w:r>
-          </w:p>
-        </w:tc>
-        <w:tc>
-          <w:tcPr/>
-          <w:p>
-            <w:pPr>
-              <w:pStyle w:val="Compact"/>
-              <w:jc w:val="left"/>
-            </w:pPr>
-            <w:r>
-              <w:t xml:space="preserve">Сбросить сумму выигрыша</w:t>
+              <w:t xml:space="preserve">A3 выплачивает джекпот</w:t>
+            </w:r>
+          </w:p>
+        </w:tc>
+        <w:tc>
+          <w:tcPr/>
+          <w:p>
+            <w:pPr>
+              <w:pStyle w:val="Compact"/>
+              <w:jc w:val="left"/>
+            </w:pPr>
+            <w:r>
+              <w:rPr>
+                <w:rStyle w:val="VerbatimChar"/>
+              </w:rPr>
+              <w:t xml:space="preserve">y3=1</w:t>
+            </w:r>
+          </w:p>
+        </w:tc>
+        <w:tc>
+          <w:tcPr/>
+          <w:p>
+            <w:pPr>
+              <w:pStyle w:val="Compact"/>
+              <w:jc w:val="left"/>
+            </w:pPr>
+            <w:r>
+              <w:rPr>
+                <w:rStyle w:val="VerbatimChar"/>
+              </w:rPr>
+              <w:t xml:space="preserve">z15</w:t>
+            </w:r>
+          </w:p>
+        </w:tc>
+        <w:tc>
+          <w:tcPr/>
+          <w:p>
+            <w:pPr>
+              <w:pStyle w:val="Compact"/>
+              <w:jc w:val="left"/>
+            </w:pPr>
+            <w:r>
+              <w:t xml:space="preserve">Обновить индикатор &lt;&lt;Банк&gt;&gt;</w:t>
             </w:r>
           </w:p>
         </w:tc>
@@ -1948,64 +3299,49 @@
           <w:p>
             <w:pPr>
               <w:pStyle w:val="Compact"/>
-              <w:jc w:val="left"/>
-            </w:pPr>
-            <w:r>
-              <w:t xml:space="preserve">A2</w:t>
-            </w:r>
-          </w:p>
-        </w:tc>
-        <w:tc>
-          <w:tcPr/>
-          <w:p>
-            <w:pPr>
-              <w:pStyle w:val="Compact"/>
-              <w:jc w:val="left"/>
-            </w:pPr>
-            <w:r>
-              <w:t xml:space="preserve">Барабаны прокручены</w:t>
-            </w:r>
-          </w:p>
-        </w:tc>
-        <w:tc>
-          <w:tcPr/>
-          <w:p>
-            <w:pPr>
-              <w:pStyle w:val="Compact"/>
-              <w:jc w:val="left"/>
-            </w:pPr>
-            <w:r>
-              <w:rPr>
-                <w:rStyle w:val="VerbatimChar"/>
-              </w:rPr>
-              <w:t xml:space="preserve">y2=0</w:t>
-            </w:r>
-          </w:p>
-        </w:tc>
-        <w:tc>
-          <w:tcPr/>
-          <w:p>
-            <w:pPr>
-              <w:pStyle w:val="Compact"/>
-              <w:jc w:val="left"/>
-            </w:pPr>
-            <w:r>
-              <w:rPr>
-                <w:rStyle w:val="VerbatimChar"/>
-              </w:rPr>
-              <w:t xml:space="preserve">z12</w:t>
-            </w:r>
-          </w:p>
-        </w:tc>
-        <w:tc>
-          <w:tcPr/>
-          <w:p>
-            <w:pPr>
-              <w:pStyle w:val="Compact"/>
-              <w:jc w:val="left"/>
-            </w:pPr>
-            <w:r>
-              <w:t xml:space="preserve">Обновить индикатор &lt;&lt;Ставка&gt;&gt;</w:t>
+            </w:pPr>
+          </w:p>
+        </w:tc>
+        <w:tc>
+          <w:tcPr/>
+          <w:p>
+            <w:pPr>
+              <w:pStyle w:val="Compact"/>
+            </w:pPr>
+          </w:p>
+        </w:tc>
+        <w:tc>
+          <w:tcPr/>
+          <w:p>
+            <w:pPr>
+              <w:pStyle w:val="Compact"/>
+            </w:pPr>
+          </w:p>
+        </w:tc>
+        <w:tc>
+          <w:tcPr/>
+          <w:p>
+            <w:pPr>
+              <w:pStyle w:val="Compact"/>
+              <w:jc w:val="left"/>
+            </w:pPr>
+            <w:r>
+              <w:rPr>
+                <w:rStyle w:val="VerbatimChar"/>
+              </w:rPr>
+              <w:t xml:space="preserve">z28</w:t>
+            </w:r>
+          </w:p>
+        </w:tc>
+        <w:tc>
+          <w:tcPr/>
+          <w:p>
+            <w:pPr>
+              <w:pStyle w:val="Compact"/>
+              <w:jc w:val="left"/>
+            </w:pPr>
+            <w:r>
+              <w:t xml:space="preserve">Обновить индикатор &lt;&lt;Выигрыш&gt;&gt;</w:t>
             </w:r>
           </w:p>
         </w:tc>
@@ -2019,224 +3355,9 @@
           </w:p>
         </w:tc>
       </w:tr>
-      <w:tr>
-        <w:tc>
-          <w:tcPr>
-            <w:vMerge w:val="restart"/>
-          </w:tcPr>
-          <w:p>
-            <w:pPr>
-              <w:pStyle w:val="Compact"/>
-              <w:jc w:val="left"/>
-            </w:pPr>
-            <w:r>
-              <w:t xml:space="preserve">A3</w:t>
-            </w:r>
-          </w:p>
-        </w:tc>
-        <w:tc>
-          <w:tcPr/>
-          <w:p>
-            <w:pPr>
-              <w:pStyle w:val="Compact"/>
-              <w:jc w:val="left"/>
-            </w:pPr>
-            <w:r>
-              <w:t xml:space="preserve">A3 не выплачивает джекпот</w:t>
-            </w:r>
-          </w:p>
-        </w:tc>
-        <w:tc>
-          <w:tcPr/>
-          <w:p>
-            <w:pPr>
-              <w:pStyle w:val="Compact"/>
-              <w:jc w:val="left"/>
-            </w:pPr>
-            <w:r>
-              <w:rPr>
-                <w:rStyle w:val="VerbatimChar"/>
-              </w:rPr>
-              <w:t xml:space="preserve">y3!=1</w:t>
-            </w:r>
-          </w:p>
-        </w:tc>
-        <w:tc>
-          <w:tcPr/>
-          <w:p>
-            <w:pPr>
-              <w:pStyle w:val="Compact"/>
-              <w:jc w:val="left"/>
-            </w:pPr>
-            <w:r>
-              <w:rPr>
-                <w:rStyle w:val="VerbatimChar"/>
-              </w:rPr>
-              <w:t xml:space="preserve">z13</w:t>
-            </w:r>
-          </w:p>
-        </w:tc>
-        <w:tc>
-          <w:tcPr/>
-          <w:p>
-            <w:pPr>
-              <w:pStyle w:val="Compact"/>
-              <w:jc w:val="left"/>
-            </w:pPr>
-            <w:r>
-              <w:t xml:space="preserve">Сбросить ставку</w:t>
-            </w:r>
-          </w:p>
-        </w:tc>
-        <w:tc>
-          <w:tcPr>
-            <w:gridSpan w:val="1"/>
-            <w:vMerge w:val="continue"/>
-          </w:tcPr>
-          <w:p>
-            <w:pPr/>
-          </w:p>
-        </w:tc>
-      </w:tr>
-      <w:tr>
-        <w:tc>
-          <w:tcPr>
-            <w:gridSpan w:val="1"/>
-            <w:vMerge w:val="continue"/>
-          </w:tcPr>
-          <w:p>
-            <w:pPr/>
-          </w:p>
-        </w:tc>
-        <w:tc>
-          <w:tcPr/>
-          <w:p>
-            <w:pPr>
-              <w:pStyle w:val="Compact"/>
-              <w:jc w:val="left"/>
-            </w:pPr>
-            <w:r>
-              <w:t xml:space="preserve">A3 выплачивает джекпот</w:t>
-            </w:r>
-          </w:p>
-        </w:tc>
-        <w:tc>
-          <w:tcPr/>
-          <w:p>
-            <w:pPr>
-              <w:pStyle w:val="Compact"/>
-              <w:jc w:val="left"/>
-            </w:pPr>
-            <w:r>
-              <w:rPr>
-                <w:rStyle w:val="VerbatimChar"/>
-              </w:rPr>
-              <w:t xml:space="preserve">y3=1</w:t>
-            </w:r>
-          </w:p>
-        </w:tc>
-        <w:tc>
-          <w:tcPr/>
-          <w:p>
-            <w:pPr>
-              <w:pStyle w:val="Compact"/>
-              <w:jc w:val="left"/>
-            </w:pPr>
-            <w:r>
-              <w:rPr>
-                <w:rStyle w:val="VerbatimChar"/>
-              </w:rPr>
-              <w:t xml:space="preserve">z15</w:t>
-            </w:r>
-          </w:p>
-        </w:tc>
-        <w:tc>
-          <w:tcPr/>
-          <w:p>
-            <w:pPr>
-              <w:pStyle w:val="Compact"/>
-              <w:jc w:val="left"/>
-            </w:pPr>
-            <w:r>
-              <w:t xml:space="preserve">Обновить индикатор &lt;&lt;Банк&gt;&gt;</w:t>
-            </w:r>
-          </w:p>
-        </w:tc>
-        <w:tc>
-          <w:tcPr>
-            <w:gridSpan w:val="1"/>
-            <w:vMerge w:val="continue"/>
-          </w:tcPr>
-          <w:p>
-            <w:pPr/>
-          </w:p>
-        </w:tc>
-      </w:tr>
-      <w:tr>
-        <w:tc>
-          <w:tcPr/>
-          <w:p>
-            <w:pPr>
-              <w:pStyle w:val="Compact"/>
-            </w:pPr>
-          </w:p>
-        </w:tc>
-        <w:tc>
-          <w:tcPr/>
-          <w:p>
-            <w:pPr>
-              <w:pStyle w:val="Compact"/>
-            </w:pPr>
-          </w:p>
-        </w:tc>
-        <w:tc>
-          <w:tcPr/>
-          <w:p>
-            <w:pPr>
-              <w:pStyle w:val="Compact"/>
-            </w:pPr>
-          </w:p>
-        </w:tc>
-        <w:tc>
-          <w:tcPr/>
-          <w:p>
-            <w:pPr>
-              <w:pStyle w:val="Compact"/>
-              <w:jc w:val="left"/>
-            </w:pPr>
-            <w:r>
-              <w:rPr>
-                <w:rStyle w:val="VerbatimChar"/>
-              </w:rPr>
-              <w:t xml:space="preserve">z28</w:t>
-            </w:r>
-          </w:p>
-        </w:tc>
-        <w:tc>
-          <w:tcPr/>
-          <w:p>
-            <w:pPr>
-              <w:pStyle w:val="Compact"/>
-              <w:jc w:val="left"/>
-            </w:pPr>
-            <w:r>
-              <w:t xml:space="preserve">Обновить индикатор &lt;&lt;Выигрыш&gt;&gt;</w:t>
-            </w:r>
-          </w:p>
-        </w:tc>
-        <w:tc>
-          <w:tcPr>
-            <w:gridSpan w:val="1"/>
-            <w:vMerge w:val="continue"/>
-          </w:tcPr>
-          <w:p>
-            <w:pPr/>
-          </w:p>
-        </w:tc>
-      </w:tr>
     </w:tbl>
-    <w:bookmarkEnd w:id="28"/>
-    <w:bookmarkStart w:id="32" w:name="автомат-2.-монетоприемник-a_1"/>
+    <w:bookmarkEnd w:id="31"/>
+    <w:bookmarkStart w:id="35" w:name="автомат-2.-монетоприемник-a_1"/>
     <w:p>
       <w:pPr>
         <w:pStyle w:val="Heading2"/>
@@ -2271,18 +3392,18 @@
           <wp:inline>
             <wp:extent cx="5334000" cy="3221594"/>
             <wp:effectExtent b="0" l="0" r="0" t="0"/>
-            <wp:docPr descr="" title="" id="30" name="Picture"/>
+            <wp:docPr descr="" title="" id="33" name="Picture"/>
             <a:graphic>
               <a:graphicData uri="http://schemas.openxmlformats.org/drawingml/2006/picture">
                 <pic:pic>
                   <pic:nvPicPr>
-                    <pic:cNvPr descr="puml/a1.png" id="31" name="Picture"/>
+                    <pic:cNvPr descr="puml/a1.png" id="34" name="Picture"/>
                     <pic:cNvPicPr>
                       <a:picLocks noChangeArrowheads="1" noChangeAspect="1"/>
                     </pic:cNvPicPr>
                   </pic:nvPicPr>
                   <pic:blipFill>
-                    <a:blip r:embed="rId29"/>
+                    <a:blip r:embed="rId32"/>
                     <a:stretch>
                       <a:fillRect/>
                     </a:stretch>
@@ -2348,18 +3469,18 @@
     <w:tbl>
       <w:tblPr>
         <w:tblStyle w:val="Table"/>
-        <w:tblW w:type="dxa" w:w="8500"/>
+        <w:tblW w:type="auto" w:w="0"/>
         <w:tblLook w:firstRow="0" w:lastRow="0" w:firstColumn="0" w:lastColumn="0" w:noHBand="0" w:noVBand="0" w:val="0000"/>
         <w:jc w:val="start"/>
         <w:tblCaption w:val="Входные и выходные события автомата «Монетоприемник» (A1)"/>
       </w:tblPr>
       <w:tblGrid>
-        <w:gridCol w:w="1150"/>
-        <w:gridCol w:w="2350"/>
-        <w:gridCol w:w="750"/>
-        <w:gridCol w:w="750"/>
-        <w:gridCol w:w="2350"/>
-        <w:gridCol w:w="1150"/>
+        <w:gridCol w:w="900"/>
+        <w:gridCol w:w="2500"/>
+        <w:gridCol w:w="700"/>
+        <w:gridCol w:w="700"/>
+        <w:gridCol w:w="2500"/>
+        <w:gridCol w:w="900"/>
       </w:tblGrid>
       <w:tr>
         <w:tc>
@@ -3255,8 +4376,8 @@
         </w:tc>
       </w:tr>
     </w:tbl>
-    <w:bookmarkEnd w:id="32"/>
-    <w:bookmarkStart w:id="36" w:name="автомат-3.-игровые-барабаны-a_2"/>
+    <w:bookmarkEnd w:id="35"/>
+    <w:bookmarkStart w:id="39" w:name="автомат-3.-игровые-барабаны-a_2"/>
     <w:p>
       <w:pPr>
         <w:pStyle w:val="Heading2"/>
@@ -3291,18 +4412,18 @@
           <wp:inline>
             <wp:extent cx="2879999" cy="3806167"/>
             <wp:effectExtent b="0" l="0" r="0" t="0"/>
-            <wp:docPr descr="" title="" id="34" name="Picture"/>
+            <wp:docPr descr="" title="" id="37" name="Picture"/>
             <a:graphic>
               <a:graphicData uri="http://schemas.openxmlformats.org/drawingml/2006/picture">
                 <pic:pic>
                   <pic:nvPicPr>
-                    <pic:cNvPr descr="puml/a2.png" id="35" name="Picture"/>
+                    <pic:cNvPr descr="puml/a2.png" id="38" name="Picture"/>
                     <pic:cNvPicPr>
                       <a:picLocks noChangeArrowheads="1" noChangeAspect="1"/>
                     </pic:cNvPicPr>
                   </pic:nvPicPr>
                   <pic:blipFill>
-                    <a:blip r:embed="rId33"/>
+                    <a:blip r:embed="rId36"/>
                     <a:stretch>
                       <a:fillRect/>
                     </a:stretch>
@@ -3368,18 +4489,18 @@
     <w:tbl>
       <w:tblPr>
         <w:tblStyle w:val="Table"/>
-        <w:tblW w:type="dxa" w:w="8500"/>
+        <w:tblW w:type="auto" w:w="0"/>
         <w:tblLook w:firstRow="0" w:lastRow="0" w:firstColumn="0" w:lastColumn="0" w:noHBand="0" w:noVBand="0" w:val="0000"/>
         <w:jc w:val="start"/>
         <w:tblCaption w:val="Входные и выходные события автомата «Игровые барабаны» (A2)"/>
       </w:tblPr>
       <w:tblGrid>
-        <w:gridCol w:w="1150"/>
-        <w:gridCol w:w="2350"/>
-        <w:gridCol w:w="750"/>
-        <w:gridCol w:w="750"/>
-        <w:gridCol w:w="2350"/>
-        <w:gridCol w:w="1150"/>
+        <w:gridCol w:w="900"/>
+        <w:gridCol w:w="2500"/>
+        <w:gridCol w:w="700"/>
+        <w:gridCol w:w="700"/>
+        <w:gridCol w:w="2500"/>
+        <w:gridCol w:w="900"/>
       </w:tblGrid>
       <w:tr>
         <w:tc>
@@ -4063,8 +5184,8 @@
         </w:tc>
       </w:tr>
     </w:tbl>
-    <w:bookmarkEnd w:id="36"/>
-    <w:bookmarkStart w:id="40" w:name="автомат-4.-джекпот-счётчик-a_3"/>
+    <w:bookmarkEnd w:id="39"/>
+    <w:bookmarkStart w:id="43" w:name="автомат-4.-джекпот-счётчик-a_3"/>
     <w:p>
       <w:pPr>
         <w:pStyle w:val="Heading2"/>
@@ -4099,18 +5220,18 @@
           <wp:inline>
             <wp:extent cx="2699999" cy="2126086"/>
             <wp:effectExtent b="0" l="0" r="0" t="0"/>
-            <wp:docPr descr="" title="" id="38" name="Picture"/>
+            <wp:docPr descr="" title="" id="41" name="Picture"/>
             <a:graphic>
               <a:graphicData uri="http://schemas.openxmlformats.org/drawingml/2006/picture">
                 <pic:pic>
                   <pic:nvPicPr>
-                    <pic:cNvPr descr="puml/a3.png" id="39" name="Picture"/>
+                    <pic:cNvPr descr="puml/a3.png" id="42" name="Picture"/>
                     <pic:cNvPicPr>
                       <a:picLocks noChangeArrowheads="1" noChangeAspect="1"/>
                     </pic:cNvPicPr>
                   </pic:nvPicPr>
                   <pic:blipFill>
-                    <a:blip r:embed="rId37"/>
+                    <a:blip r:embed="rId40"/>
                     <a:stretch>
                       <a:fillRect/>
                     </a:stretch>
@@ -4162,10 +5283,7 @@
         </m:sSub>
       </m:oMath>
       <w:r>
-        <w:t xml:space="preserve"> </w:t>
-      </w:r>
-      <w:r>
-        <w:t xml:space="preserve">– нового вложенного автомата.</w:t>
+        <w:t xml:space="preserve">.</w:t>
       </w:r>
     </w:p>
     <w:p>
@@ -4179,18 +5297,18 @@
     <w:tbl>
       <w:tblPr>
         <w:tblStyle w:val="Table"/>
-        <w:tblW w:type="dxa" w:w="8500"/>
+        <w:tblW w:type="auto" w:w="0"/>
         <w:tblLook w:firstRow="0" w:lastRow="0" w:firstColumn="0" w:lastColumn="0" w:noHBand="0" w:noVBand="0" w:val="0000"/>
         <w:jc w:val="start"/>
         <w:tblCaption w:val="Входные и выходные события автомата «Джекпот-счётчик» (A3)"/>
       </w:tblPr>
       <w:tblGrid>
-        <w:gridCol w:w="1150"/>
-        <w:gridCol w:w="2350"/>
-        <w:gridCol w:w="750"/>
-        <w:gridCol w:w="750"/>
-        <w:gridCol w:w="2350"/>
-        <w:gridCol w:w="1150"/>
+        <w:gridCol w:w="900"/>
+        <w:gridCol w:w="2500"/>
+        <w:gridCol w:w="700"/>
+        <w:gridCol w:w="700"/>
+        <w:gridCol w:w="2500"/>
+        <w:gridCol w:w="900"/>
       </w:tblGrid>
       <w:tr>
         <w:tc>
@@ -4698,7 +5816,7 @@
         <w:pStyle w:val="BodyText"/>
       </w:pPr>
       <w:r>
-        <w:t xml:space="preserve">Обратите внимание: входы</w:t>
+        <w:t xml:space="preserve">Входы</w:t>
       </w:r>
       <w:r>
         <w:t xml:space="preserve"> </w:t>
@@ -4759,23 +5877,23 @@
         <w:t xml:space="preserve"> </w:t>
       </w:r>
       <w:r>
-        <w:t xml:space="preserve">– то самое обращение к внутреннему</w:t>
-      </w:r>
-      <w:r>
-        <w:t xml:space="preserve"> </w:t>
-      </w:r>
-      <w:r>
-        <w:t xml:space="preserve">состоянию второго вложенного автомата, ради которого дорабатывался</w:t>
-      </w:r>
-      <w:r>
-        <w:t xml:space="preserve"> </w:t>
-      </w:r>
-      <w:r>
-        <w:t xml:space="preserve">алгоритм.</w:t>
+        <w:t xml:space="preserve">–</w:t>
+      </w:r>
+      <w:r>
+        <w:t xml:space="preserve"> </w:t>
+      </w:r>
+      <w:r>
+        <w:t xml:space="preserve">обращение к внутреннему состоянию второго автомата, вложенного туда же</w:t>
+      </w:r>
+      <w:r>
+        <w:t xml:space="preserve"> </w:t>
+      </w:r>
+      <w:r>
+        <w:t xml:space="preserve">(случай 2).</w:t>
       </w:r>
     </w:p>
-    <w:bookmarkEnd w:id="40"/>
-    <w:bookmarkStart w:id="44" w:name="автомат-5.-звуки-a_4"/>
+    <w:bookmarkEnd w:id="43"/>
+    <w:bookmarkStart w:id="47" w:name="автомат-5.-звуки-a_4-случай-3"/>
     <w:p>
       <w:pPr>
         <w:pStyle w:val="Heading2"/>
@@ -4798,7 +5916,7 @@
         </m:sSub>
       </m:oMath>
       <w:r>
-        <w:t xml:space="preserve">)</w:t>
+        <w:t xml:space="preserve">) – случай 3</w:t>
       </w:r>
     </w:p>
     <w:p>
@@ -4808,20 +5926,20 @@
       <w:r>
         <w:drawing>
           <wp:inline>
-            <wp:extent cx="2339999" cy="1769039"/>
+            <wp:extent cx="2519999" cy="2529882"/>
             <wp:effectExtent b="0" l="0" r="0" t="0"/>
-            <wp:docPr descr="" title="" id="42" name="Picture"/>
+            <wp:docPr descr="" title="" id="45" name="Picture"/>
             <a:graphic>
               <a:graphicData uri="http://schemas.openxmlformats.org/drawingml/2006/picture">
                 <pic:pic>
                   <pic:nvPicPr>
-                    <pic:cNvPr descr="puml/a4.png" id="43" name="Picture"/>
+                    <pic:cNvPr descr="puml/a4.png" id="46" name="Picture"/>
                     <pic:cNvPicPr>
                       <a:picLocks noChangeArrowheads="1" noChangeAspect="1"/>
                     </pic:cNvPicPr>
                   </pic:nvPicPr>
                   <pic:blipFill>
-                    <a:blip r:embed="rId41"/>
+                    <a:blip r:embed="rId44"/>
                     <a:stretch>
                       <a:fillRect/>
                     </a:stretch>
@@ -4829,7 +5947,7 @@
                   <pic:spPr bwMode="auto">
                     <a:xfrm>
                       <a:off x="0" y="0"/>
-                      <a:ext cx="2339999" cy="1769039"/>
+                      <a:ext cx="2519999" cy="2529882"/>
                     </a:xfrm>
                     <a:prstGeom prst="rect">
                       <a:avLst/>
@@ -4873,16 +5991,56 @@
         </m:sSub>
       </m:oMath>
       <w:r>
-        <w:t xml:space="preserve"> </w:t>
-      </w:r>
-      <w:r>
-        <w:t xml:space="preserve">– независимо вложенного</w:t>
-      </w:r>
-      <w:r>
-        <w:t xml:space="preserve"> </w:t>
-      </w:r>
-      <w:r>
-        <w:t xml:space="preserve">автомата.</w:t>
+        <w:t xml:space="preserve">. Единственное состояние</w:t>
+      </w:r>
+      <w:r>
+        <w:t xml:space="preserve"> </w:t>
+      </w:r>
+      <w:r>
+        <w:t xml:space="preserve">принимает события из двух разных состояний родителя (</w:t>
+      </w:r>
+      <m:oMath>
+        <m:sSub>
+          <m:e>
+            <m:r>
+              <m:t>A</m:t>
+            </m:r>
+          </m:e>
+          <m:sub>
+            <m:r>
+              <m:t>0</m:t>
+            </m:r>
+          </m:sub>
+        </m:sSub>
+      </m:oMath>
+      <w:r>
+        <w:t xml:space="preserve">: «Игра» и</w:t>
+      </w:r>
+      <w:r>
+        <w:t xml:space="preserve"> </w:t>
+      </w:r>
+      <w:r>
+        <w:t xml:space="preserve">«Выдача жетона») и само вкладывает</w:t>
+      </w:r>
+      <w:r>
+        <w:t xml:space="preserve"> </w:t>
+      </w:r>
+      <m:oMath>
+        <m:sSub>
+          <m:e>
+            <m:r>
+              <m:t>A</m:t>
+            </m:r>
+          </m:e>
+          <m:sub>
+            <m:r>
+              <m:t>41</m:t>
+            </m:r>
+          </m:sub>
+        </m:sSub>
+      </m:oMath>
+      <w:r>
+        <w:t xml:space="preserve">.</w:t>
       </w:r>
     </w:p>
     <w:p>
@@ -4896,18 +6054,18 @@
     <w:tbl>
       <w:tblPr>
         <w:tblStyle w:val="Table"/>
-        <w:tblW w:type="dxa" w:w="8500"/>
+        <w:tblW w:type="auto" w:w="0"/>
         <w:tblLook w:firstRow="0" w:lastRow="0" w:firstColumn="0" w:lastColumn="0" w:noHBand="0" w:noVBand="0" w:val="0000"/>
         <w:jc w:val="start"/>
         <w:tblCaption w:val="Входные и выходные события автомата «Звуки» (A4)"/>
       </w:tblPr>
       <w:tblGrid>
-        <w:gridCol w:w="1150"/>
-        <w:gridCol w:w="2350"/>
-        <w:gridCol w:w="750"/>
-        <w:gridCol w:w="750"/>
-        <w:gridCol w:w="2350"/>
-        <w:gridCol w:w="1150"/>
+        <w:gridCol w:w="900"/>
+        <w:gridCol w:w="2500"/>
+        <w:gridCol w:w="700"/>
+        <w:gridCol w:w="700"/>
+        <w:gridCol w:w="2500"/>
+        <w:gridCol w:w="900"/>
       </w:tblGrid>
       <w:tr>
         <w:tc>
@@ -5034,49 +6192,178 @@
               <w:jc w:val="left"/>
             </w:pPr>
             <w:r>
+              <w:t xml:space="preserve">Нажата кнопка &lt;&lt;Игра&gt;&gt;</w:t>
+            </w:r>
+          </w:p>
+        </w:tc>
+        <w:tc>
+          <w:tcPr/>
+          <w:p>
+            <w:pPr>
+              <w:pStyle w:val="Compact"/>
+              <w:jc w:val="left"/>
+            </w:pPr>
+            <w:r>
+              <w:rPr>
+                <w:rStyle w:val="VerbatimChar"/>
+              </w:rPr>
+              <w:t xml:space="preserve">e01</w:t>
+            </w:r>
+          </w:p>
+        </w:tc>
+        <w:tc>
+          <w:tcPr/>
+          <w:p>
+            <w:pPr>
+              <w:pStyle w:val="Compact"/>
+              <w:jc w:val="left"/>
+            </w:pPr>
+            <w:r>
+              <w:rPr>
+                <w:rStyle w:val="VerbatimChar"/>
+              </w:rPr>
+              <w:t xml:space="preserve">e01</w:t>
+            </w:r>
+          </w:p>
+        </w:tc>
+        <w:tc>
+          <w:tcPr/>
+          <w:p>
+            <w:pPr>
+              <w:pStyle w:val="Compact"/>
+              <w:jc w:val="left"/>
+            </w:pPr>
+            <w:r>
+              <w:t xml:space="preserve">Нажата кнопка &lt;&lt;Игра&gt;&gt;</w:t>
+            </w:r>
+          </w:p>
+        </w:tc>
+        <w:tc>
+          <w:tcPr>
+            <w:vMerge w:val="restart"/>
+          </w:tcPr>
+          <w:p>
+            <w:pPr>
+              <w:pStyle w:val="Compact"/>
+              <w:jc w:val="left"/>
+            </w:pPr>
+            <w:r>
+              <w:t xml:space="preserve">A41</w:t>
+            </w:r>
+          </w:p>
+        </w:tc>
+      </w:tr>
+      <w:tr>
+        <w:tc>
+          <w:tcPr/>
+          <w:p>
+            <w:pPr>
+              <w:pStyle w:val="Compact"/>
+            </w:pPr>
+          </w:p>
+        </w:tc>
+        <w:tc>
+          <w:tcPr/>
+          <w:p>
+            <w:pPr>
+              <w:pStyle w:val="Compact"/>
+            </w:pPr>
+          </w:p>
+        </w:tc>
+        <w:tc>
+          <w:tcPr/>
+          <w:p>
+            <w:pPr>
+              <w:pStyle w:val="Compact"/>
+            </w:pPr>
+          </w:p>
+        </w:tc>
+        <w:tc>
+          <w:tcPr/>
+          <w:p>
+            <w:pPr>
+              <w:pStyle w:val="Compact"/>
+              <w:jc w:val="left"/>
+            </w:pPr>
+            <w:r>
+              <w:rPr>
+                <w:rStyle w:val="VerbatimChar"/>
+              </w:rPr>
+              <w:t xml:space="preserve">e06</w:t>
+            </w:r>
+          </w:p>
+        </w:tc>
+        <w:tc>
+          <w:tcPr/>
+          <w:p>
+            <w:pPr>
+              <w:pStyle w:val="Compact"/>
+              <w:jc w:val="left"/>
+            </w:pPr>
+            <w:r>
               <w:t xml:space="preserve">Выдан жетон из банка</w:t>
             </w:r>
           </w:p>
         </w:tc>
         <w:tc>
-          <w:tcPr/>
-          <w:p>
-            <w:pPr>
-              <w:pStyle w:val="Compact"/>
-              <w:jc w:val="left"/>
-            </w:pPr>
-            <w:r>
-              <w:rPr>
-                <w:rStyle w:val="VerbatimChar"/>
-              </w:rPr>
-              <w:t xml:space="preserve">e06</w:t>
-            </w:r>
-          </w:p>
-        </w:tc>
-        <w:tc>
-          <w:tcPr/>
-          <w:p>
-            <w:pPr>
-              <w:pStyle w:val="Compact"/>
-              <w:jc w:val="left"/>
-            </w:pPr>
-            <w:r>
-              <w:rPr>
-                <w:rStyle w:val="VerbatimChar"/>
-              </w:rPr>
-              <w:t xml:space="preserve">z40</w:t>
-            </w:r>
-          </w:p>
-        </w:tc>
-        <w:tc>
-          <w:tcPr/>
-          <w:p>
-            <w:pPr>
-              <w:pStyle w:val="Compact"/>
-              <w:jc w:val="left"/>
-            </w:pPr>
-            <w:r>
-              <w:t xml:space="preserve">Проиграть звук выдачи жетона</w:t>
+          <w:tcPr>
+            <w:gridSpan w:val="1"/>
+            <w:vMerge w:val="continue"/>
+          </w:tcPr>
+          <w:p>
+            <w:pPr/>
+          </w:p>
+        </w:tc>
+      </w:tr>
+      <w:tr>
+        <w:tc>
+          <w:tcPr/>
+          <w:p>
+            <w:pPr>
+              <w:pStyle w:val="Compact"/>
+            </w:pPr>
+          </w:p>
+        </w:tc>
+        <w:tc>
+          <w:tcPr/>
+          <w:p>
+            <w:pPr>
+              <w:pStyle w:val="Compact"/>
+            </w:pPr>
+          </w:p>
+        </w:tc>
+        <w:tc>
+          <w:tcPr/>
+          <w:p>
+            <w:pPr>
+              <w:pStyle w:val="Compact"/>
+            </w:pPr>
+          </w:p>
+        </w:tc>
+        <w:tc>
+          <w:tcPr/>
+          <w:p>
+            <w:pPr>
+              <w:pStyle w:val="Compact"/>
+              <w:jc w:val="left"/>
+            </w:pPr>
+            <w:r>
+              <w:rPr>
+                <w:rStyle w:val="VerbatimChar"/>
+              </w:rPr>
+              <w:t xml:space="preserve">z41</w:t>
+            </w:r>
+          </w:p>
+        </w:tc>
+        <w:tc>
+          <w:tcPr/>
+          <w:p>
+            <w:pPr>
+              <w:pStyle w:val="Compact"/>
+              <w:jc w:val="left"/>
+            </w:pPr>
+            <w:r>
+              <w:t xml:space="preserve">Проиграть звук начала вращения барабанов</w:t>
             </w:r>
           </w:p>
         </w:tc>
@@ -5116,13 +6403,24 @@
         <w:t xml:space="preserve"> </w:t>
       </w:r>
       <w:r>
-        <w:t xml:space="preserve">вложен не в «Игра», а в другое состояние родителя – «Выдача</w:t>
-      </w:r>
-      <w:r>
-        <w:t xml:space="preserve"> </w:t>
-      </w:r>
-      <w:r>
-        <w:t xml:space="preserve">жетона». У</w:t>
+        <w:t xml:space="preserve">демонстрирует сразу два случая из таблицы </w:t>
+      </w:r>
+      <w:hyperlink w:anchor="tab:cases">
+        <w:r>
+          <w:rPr>
+            <w:rStyle w:val="Hyperlink"/>
+          </w:rPr>
+          <w:t xml:space="preserve">1</w:t>
+        </w:r>
+      </w:hyperlink>
+      <w:r>
+        <w:t xml:space="preserve">. Случай 3:</w:t>
+      </w:r>
+      <w:r>
+        <w:t xml:space="preserve"> </w:t>
+      </w:r>
+      <w:r>
+        <w:t xml:space="preserve">один и тот же автомат</w:t>
       </w:r>
       <w:r>
         <w:t xml:space="preserve"> </w:t>
@@ -5145,7 +6443,31 @@
         <w:t xml:space="preserve"> </w:t>
       </w:r>
       <w:r>
-        <w:t xml:space="preserve">одно состояние и один безусловный переход по тому же</w:t>
+        <w:t xml:space="preserve">вложен в «Игра» (реагирует на</w:t>
+      </w:r>
+      <w:r>
+        <w:t xml:space="preserve"> </w:t>
+      </w:r>
+      <w:r>
+        <w:rPr>
+          <w:rStyle w:val="VerbatimChar"/>
+        </w:rPr>
+        <w:t xml:space="preserve">e01</w:t>
+      </w:r>
+      <w:r>
+        <w:t xml:space="preserve">,</w:t>
+      </w:r>
+      <w:r>
+        <w:t xml:space="preserve"> </w:t>
+      </w:r>
+      <w:r>
+        <w:t xml:space="preserve">проигрывает звук начала вращения барабанов) и независимо в «Выдача жетона»</w:t>
+      </w:r>
+      <w:r>
+        <w:t xml:space="preserve"> </w:t>
+      </w:r>
+      <w:r>
+        <w:t xml:space="preserve">(реагирует на</w:t>
       </w:r>
       <w:r>
         <w:t xml:space="preserve"> </w:t>
@@ -5157,30 +6479,191 @@
         <w:t xml:space="preserve">e06</w:t>
       </w:r>
       <w:r>
-        <w:t xml:space="preserve">, который родитель и так обрабатывает в «Выдача жетона» –</w:t>
-      </w:r>
-      <w:r>
-        <w:t xml:space="preserve"> </w:t>
-      </w:r>
-      <w:r>
-        <w:t xml:space="preserve">новых условий это не добавляет, поэтому противоречивых переходов не</w:t>
-      </w:r>
-      <w:r>
-        <w:t xml:space="preserve"> </w:t>
-      </w:r>
-      <w:r>
-        <w:t xml:space="preserve">возникает.</w:t>
+        <w:t xml:space="preserve">, через вложенный</w:t>
+      </w:r>
+      <w:r>
+        <w:t xml:space="preserve"> </w:t>
+      </w:r>
+      <m:oMath>
+        <m:sSub>
+          <m:e>
+            <m:r>
+              <m:t>A</m:t>
+            </m:r>
+          </m:e>
+          <m:sub>
+            <m:r>
+              <m:t>41</m:t>
+            </m:r>
+          </m:sub>
+        </m:sSub>
+      </m:oMath>
+      <w:r>
+        <w:t xml:space="preserve"> </w:t>
+      </w:r>
+      <w:r>
+        <w:t xml:space="preserve">– см. ниже). У</w:t>
+      </w:r>
+      <w:r>
+        <w:t xml:space="preserve"> </w:t>
+      </w:r>
+      <m:oMath>
+        <m:sSub>
+          <m:e>
+            <m:r>
+              <m:t>A</m:t>
+            </m:r>
+          </m:e>
+          <m:sub>
+            <m:r>
+              <m:t>4</m:t>
+            </m:r>
+          </m:sub>
+        </m:sSub>
+      </m:oMath>
+      <w:r>
+        <w:t xml:space="preserve"> </w:t>
+      </w:r>
+      <w:r>
+        <w:t xml:space="preserve">по-прежнему одно состояние, поэтому оба переключения – просто</w:t>
+      </w:r>
+      <w:r>
+        <w:t xml:space="preserve"> </w:t>
+      </w:r>
+      <w:r>
+        <w:t xml:space="preserve">самопереходы; порядок, в котором</w:t>
+      </w:r>
+      <w:r>
+        <w:t xml:space="preserve"> </w:t>
+      </w:r>
+      <m:oMath>
+        <m:sSub>
+          <m:e>
+            <m:r>
+              <m:t>A</m:t>
+            </m:r>
+          </m:e>
+          <m:sub>
+            <m:r>
+              <m:t>4</m:t>
+            </m:r>
+          </m:sub>
+        </m:sSub>
+      </m:oMath>
+      <w:r>
+        <w:t xml:space="preserve"> </w:t>
+      </w:r>
+      <w:r>
+        <w:t xml:space="preserve">указан среди вложенных автоматов</w:t>
+      </w:r>
+      <w:r>
+        <w:t xml:space="preserve"> </w:t>
+      </w:r>
+      <w:r>
+        <w:t xml:space="preserve">«Игра» (после</w:t>
+      </w:r>
+      <w:r>
+        <w:t xml:space="preserve"> </w:t>
+      </w:r>
+      <m:oMath>
+        <m:sSub>
+          <m:e>
+            <m:r>
+              <m:t>A</m:t>
+            </m:r>
+          </m:e>
+          <m:sub>
+            <m:r>
+              <m:t>3</m:t>
+            </m:r>
+          </m:sub>
+        </m:sSub>
+      </m:oMath>
+      <w:r>
+        <w:t xml:space="preserve">, перед</w:t>
+      </w:r>
+      <w:r>
+        <w:t xml:space="preserve"> </w:t>
+      </w:r>
+      <m:oMath>
+        <m:sSub>
+          <m:e>
+            <m:r>
+              <m:t>A</m:t>
+            </m:r>
+          </m:e>
+          <m:sub>
+            <m:r>
+              <m:t>2</m:t>
+            </m:r>
+          </m:sub>
+        </m:sSub>
+      </m:oMath>
+      <w:r>
+        <w:t xml:space="preserve">), важен – см. комментарий к этому</w:t>
+      </w:r>
+      <w:r>
+        <w:t xml:space="preserve"> </w:t>
+      </w:r>
+      <w:r>
+        <w:t xml:space="preserve">состоянию в</w:t>
+      </w:r>
+      <w:r>
+        <w:t xml:space="preserve"> </w:t>
+      </w:r>
+      <w:r>
+        <w:rPr>
+          <w:rStyle w:val="VerbatimChar"/>
+        </w:rPr>
+        <w:t xml:space="preserve">GameJackpot.kt</w:t>
+      </w:r>
+      <w:r>
+        <w:t xml:space="preserve">: несколько автоматов, вложенных в одно</w:t>
+      </w:r>
+      <w:r>
+        <w:t xml:space="preserve"> </w:t>
+      </w:r>
+      <w:r>
+        <w:t xml:space="preserve">состояние и реагирующих на одно и то же событие, обрабатываются в порядке</w:t>
+      </w:r>
+      <w:r>
+        <w:t xml:space="preserve"> </w:t>
+      </w:r>
+      <w:r>
+        <w:t xml:space="preserve">списка, и от этого порядка зависит, в каком порядке их выходы попадут в</w:t>
+      </w:r>
+      <w:r>
+        <w:t xml:space="preserve"> </w:t>
+      </w:r>
+      <w:r>
+        <w:t xml:space="preserve">итоговый список выходов составного перехода.</w:t>
       </w:r>
     </w:p>
-    <w:bookmarkEnd w:id="44"/>
-    <w:bookmarkEnd w:id="45"/>
-    <w:bookmarkStart w:id="49" w:name="итоговый-перемноженный-автомат"/>
+    <w:bookmarkEnd w:id="47"/>
+    <w:bookmarkStart w:id="51" w:name="Xe14e2448ac57dc90aa63fa6b51bef51991d870a"/>
     <w:p>
       <w:pPr>
-        <w:pStyle w:val="Heading1"/>
+        <w:pStyle w:val="Heading2"/>
       </w:pPr>
       <w:r>
-        <w:t xml:space="preserve">Итоговый перемноженный автомат</w:t>
+        <w:t xml:space="preserve">Автомат 6. «Регулятор громкости» (</w:t>
+      </w:r>
+      <m:oMath>
+        <m:sSub>
+          <m:e>
+            <m:r>
+              <m:t>A</m:t>
+            </m:r>
+          </m:e>
+          <m:sub>
+            <m:r>
+              <m:t>41</m:t>
+            </m:r>
+          </m:sub>
+        </m:sSub>
+      </m:oMath>
+      <w:r>
+        <w:t xml:space="preserve">) – случай 4</w:t>
       </w:r>
     </w:p>
     <w:p>
@@ -5190,20 +6673,20 @@
       <w:r>
         <w:drawing>
           <wp:inline>
-            <wp:extent cx="5334000" cy="4656813"/>
+            <wp:extent cx="2519999" cy="2360689"/>
             <wp:effectExtent b="0" l="0" r="0" t="0"/>
-            <wp:docPr descr="" title="" id="47" name="Picture"/>
+            <wp:docPr descr="" title="" id="49" name="Picture"/>
             <a:graphic>
               <a:graphicData uri="http://schemas.openxmlformats.org/drawingml/2006/picture">
                 <pic:pic>
                   <pic:nvPicPr>
-                    <pic:cNvPr descr="puml/final.png" id="48" name="Picture"/>
+                    <pic:cNvPr descr="puml/a41.png" id="50" name="Picture"/>
                     <pic:cNvPicPr>
                       <a:picLocks noChangeArrowheads="1" noChangeAspect="1"/>
                     </pic:cNvPicPr>
                   </pic:nvPicPr>
                   <pic:blipFill>
-                    <a:blip r:embed="rId46"/>
+                    <a:blip r:embed="rId48"/>
                     <a:stretch>
                       <a:fillRect/>
                     </a:stretch>
@@ -5211,7 +6694,7 @@
                   <pic:spPr bwMode="auto">
                     <a:xfrm>
                       <a:off x="0" y="0"/>
-                      <a:ext cx="5334000" cy="4656813"/>
+                      <a:ext cx="2519999" cy="2360689"/>
                     </a:xfrm>
                     <a:prstGeom prst="rect">
                       <a:avLst/>
@@ -5235,6 +6718,829 @@
         <w:pStyle w:val="ImageCaption"/>
       </w:pPr>
       <w:r>
+        <w:t xml:space="preserve">Диаграмма состояний автомата</w:t>
+      </w:r>
+      <w:r>
+        <w:t xml:space="preserve"> </w:t>
+      </w:r>
+      <m:oMath>
+        <m:sSub>
+          <m:e>
+            <m:r>
+              <m:t>A</m:t>
+            </m:r>
+          </m:e>
+          <m:sub>
+            <m:r>
+              <m:t>41</m:t>
+            </m:r>
+          </m:sub>
+        </m:sSub>
+      </m:oMath>
+      <w:r>
+        <w:t xml:space="preserve"> </w:t>
+      </w:r>
+      <w:r>
+        <w:t xml:space="preserve">– вложен не в</w:t>
+      </w:r>
+      <w:r>
+        <w:t xml:space="preserve"> </w:t>
+      </w:r>
+      <m:oMath>
+        <m:sSub>
+          <m:e>
+            <m:r>
+              <m:t>A</m:t>
+            </m:r>
+          </m:e>
+          <m:sub>
+            <m:r>
+              <m:t>0</m:t>
+            </m:r>
+          </m:sub>
+        </m:sSub>
+      </m:oMath>
+      <w:r>
+        <w:t xml:space="preserve"> </w:t>
+      </w:r>
+      <w:r>
+        <w:t xml:space="preserve">напрямую, а в</w:t>
+      </w:r>
+      <w:r>
+        <w:t xml:space="preserve"> </w:t>
+      </w:r>
+      <m:oMath>
+        <m:sSub>
+          <m:e>
+            <m:r>
+              <m:t>A</m:t>
+            </m:r>
+          </m:e>
+          <m:sub>
+            <m:r>
+              <m:t>4</m:t>
+            </m:r>
+          </m:sub>
+        </m:sSub>
+      </m:oMath>
+      <w:r>
+        <w:t xml:space="preserve">, который сам вложен в</w:t>
+      </w:r>
+      <w:r>
+        <w:t xml:space="preserve"> </w:t>
+      </w:r>
+      <m:oMath>
+        <m:sSub>
+          <m:e>
+            <m:r>
+              <m:t>A</m:t>
+            </m:r>
+          </m:e>
+          <m:sub>
+            <m:r>
+              <m:t>0</m:t>
+            </m:r>
+          </m:sub>
+        </m:sSub>
+      </m:oMath>
+      <w:r>
+        <w:t xml:space="preserve"> </w:t>
+      </w:r>
+      <w:r>
+        <w:t xml:space="preserve">(цепочка</w:t>
+      </w:r>
+      <w:r>
+        <w:t xml:space="preserve"> </w:t>
+      </w:r>
+      <m:oMath>
+        <m:sSub>
+          <m:e>
+            <m:r>
+              <m:t>A</m:t>
+            </m:r>
+          </m:e>
+          <m:sub>
+            <m:r>
+              <m:t>0</m:t>
+            </m:r>
+          </m:sub>
+        </m:sSub>
+        <m:r>
+          <m:rPr>
+            <m:sty m:val="p"/>
+          </m:rPr>
+          <m:t>→</m:t>
+        </m:r>
+        <m:sSub>
+          <m:e>
+            <m:r>
+              <m:t>A</m:t>
+            </m:r>
+          </m:e>
+          <m:sub>
+            <m:r>
+              <m:t>4</m:t>
+            </m:r>
+          </m:sub>
+        </m:sSub>
+        <m:r>
+          <m:rPr>
+            <m:sty m:val="p"/>
+          </m:rPr>
+          <m:t>→</m:t>
+        </m:r>
+        <m:sSub>
+          <m:e>
+            <m:r>
+              <m:t>A</m:t>
+            </m:r>
+          </m:e>
+          <m:sub>
+            <m:r>
+              <m:t>41</m:t>
+            </m:r>
+          </m:sub>
+        </m:sSub>
+      </m:oMath>
+      <w:r>
+        <w:t xml:space="preserve">).</w:t>
+      </w:r>
+    </w:p>
+    <w:p>
+      <w:pPr>
+        <w:pStyle w:val="TableCaption"/>
+      </w:pPr>
+      <w:r>
+        <w:t xml:space="preserve">Входные и выходные события автомата «Регулятор громкости» (A41)</w:t>
+      </w:r>
+    </w:p>
+    <w:tbl>
+      <w:tblPr>
+        <w:tblStyle w:val="Table"/>
+        <w:tblW w:type="auto" w:w="0"/>
+        <w:tblLook w:firstRow="0" w:lastRow="0" w:firstColumn="0" w:lastColumn="0" w:noHBand="0" w:noVBand="0" w:val="0000"/>
+        <w:jc w:val="start"/>
+        <w:tblCaption w:val="Входные и выходные события автомата «Регулятор громкости» (A41)"/>
+      </w:tblPr>
+      <w:tblGrid>
+        <w:gridCol w:w="900"/>
+        <w:gridCol w:w="2500"/>
+        <w:gridCol w:w="700"/>
+        <w:gridCol w:w="700"/>
+        <w:gridCol w:w="2500"/>
+        <w:gridCol w:w="900"/>
+      </w:tblGrid>
+      <w:tr>
+        <w:tc>
+          <w:tcPr>
+            <w:gridSpan w:val="3"/>
+          </w:tcPr>
+          <w:p>
+            <w:pPr>
+              <w:pStyle w:val="Compact"/>
+              <w:jc w:val="center"/>
+            </w:pPr>
+            <w:r>
+              <w:t xml:space="preserve">Входы</w:t>
+            </w:r>
+          </w:p>
+        </w:tc>
+        <w:tc>
+          <w:tcPr>
+            <w:gridSpan w:val="3"/>
+          </w:tcPr>
+          <w:p>
+            <w:pPr>
+              <w:pStyle w:val="Compact"/>
+              <w:jc w:val="center"/>
+            </w:pPr>
+            <w:r>
+              <w:t xml:space="preserve">Выходы</w:t>
+            </w:r>
+          </w:p>
+        </w:tc>
+      </w:tr>
+      <w:tr>
+        <w:tc>
+          <w:tcPr/>
+          <w:p>
+            <w:pPr>
+              <w:pStyle w:val="Compact"/>
+              <w:jc w:val="left"/>
+            </w:pPr>
+            <w:r>
+              <w:t xml:space="preserve">Группа</w:t>
+            </w:r>
+          </w:p>
+        </w:tc>
+        <w:tc>
+          <w:tcPr/>
+          <w:p>
+            <w:pPr>
+              <w:pStyle w:val="Compact"/>
+              <w:jc w:val="left"/>
+            </w:pPr>
+            <w:r>
+              <w:t xml:space="preserve">Описание</w:t>
+            </w:r>
+          </w:p>
+        </w:tc>
+        <w:tc>
+          <w:tcPr/>
+          <w:p>
+            <w:pPr>
+              <w:pStyle w:val="Compact"/>
+              <w:jc w:val="left"/>
+            </w:pPr>
+            <w:r>
+              <w:t xml:space="preserve">id</w:t>
+            </w:r>
+          </w:p>
+        </w:tc>
+        <w:tc>
+          <w:tcPr/>
+          <w:p>
+            <w:pPr>
+              <w:pStyle w:val="Compact"/>
+              <w:jc w:val="left"/>
+            </w:pPr>
+            <w:r>
+              <w:t xml:space="preserve">id</w:t>
+            </w:r>
+          </w:p>
+        </w:tc>
+        <w:tc>
+          <w:tcPr/>
+          <w:p>
+            <w:pPr>
+              <w:pStyle w:val="Compact"/>
+              <w:jc w:val="left"/>
+            </w:pPr>
+            <w:r>
+              <w:t xml:space="preserve">Описание</w:t>
+            </w:r>
+          </w:p>
+        </w:tc>
+        <w:tc>
+          <w:tcPr/>
+          <w:p>
+            <w:pPr>
+              <w:pStyle w:val="Compact"/>
+              <w:jc w:val="left"/>
+            </w:pPr>
+            <w:r>
+              <w:t xml:space="preserve">Группа</w:t>
+            </w:r>
+          </w:p>
+        </w:tc>
+      </w:tr>
+      <w:tr>
+        <w:tc>
+          <w:tcPr>
+            <w:vMerge w:val="restart"/>
+          </w:tcPr>
+          <w:p>
+            <w:pPr>
+              <w:pStyle w:val="Compact"/>
+              <w:jc w:val="left"/>
+            </w:pPr>
+            <w:r>
+              <w:t xml:space="preserve">A4</w:t>
+            </w:r>
+          </w:p>
+        </w:tc>
+        <w:tc>
+          <w:tcPr/>
+          <w:p>
+            <w:pPr>
+              <w:pStyle w:val="Compact"/>
+              <w:jc w:val="left"/>
+            </w:pPr>
+            <w:r>
+              <w:t xml:space="preserve">Нажата кнопка &lt;&lt;Игра&gt;&gt;</w:t>
+            </w:r>
+          </w:p>
+        </w:tc>
+        <w:tc>
+          <w:tcPr/>
+          <w:p>
+            <w:pPr>
+              <w:pStyle w:val="Compact"/>
+              <w:jc w:val="left"/>
+            </w:pPr>
+            <w:r>
+              <w:rPr>
+                <w:rStyle w:val="VerbatimChar"/>
+              </w:rPr>
+              <w:t xml:space="preserve">e01</w:t>
+            </w:r>
+          </w:p>
+        </w:tc>
+        <w:tc>
+          <w:tcPr/>
+          <w:p>
+            <w:pPr>
+              <w:pStyle w:val="Compact"/>
+              <w:jc w:val="left"/>
+            </w:pPr>
+            <w:r>
+              <w:rPr>
+                <w:rStyle w:val="VerbatimChar"/>
+              </w:rPr>
+              <w:t xml:space="preserve">z40</w:t>
+            </w:r>
+          </w:p>
+        </w:tc>
+        <w:tc>
+          <w:tcPr/>
+          <w:p>
+            <w:pPr>
+              <w:pStyle w:val="Compact"/>
+              <w:jc w:val="left"/>
+            </w:pPr>
+            <w:r>
+              <w:t xml:space="preserve">Проиграть звук выдачи жетона</w:t>
+            </w:r>
+          </w:p>
+        </w:tc>
+        <w:tc>
+          <w:tcPr/>
+          <w:p>
+            <w:pPr>
+              <w:pStyle w:val="Compact"/>
+              <w:jc w:val="left"/>
+            </w:pPr>
+            <w:r>
+              <w:t xml:space="preserve">Среда</w:t>
+            </w:r>
+          </w:p>
+        </w:tc>
+      </w:tr>
+      <w:tr>
+        <w:tc>
+          <w:tcPr>
+            <w:gridSpan w:val="1"/>
+            <w:vMerge w:val="continue"/>
+          </w:tcPr>
+          <w:p>
+            <w:pPr/>
+          </w:p>
+        </w:tc>
+        <w:tc>
+          <w:tcPr/>
+          <w:p>
+            <w:pPr>
+              <w:pStyle w:val="Compact"/>
+              <w:jc w:val="left"/>
+            </w:pPr>
+            <w:r>
+              <w:t xml:space="preserve">Выдан жетон из банка</w:t>
+            </w:r>
+          </w:p>
+        </w:tc>
+        <w:tc>
+          <w:tcPr/>
+          <w:p>
+            <w:pPr>
+              <w:pStyle w:val="Compact"/>
+              <w:jc w:val="left"/>
+            </w:pPr>
+            <w:r>
+              <w:rPr>
+                <w:rStyle w:val="VerbatimChar"/>
+              </w:rPr>
+              <w:t xml:space="preserve">e06</w:t>
+            </w:r>
+          </w:p>
+        </w:tc>
+        <w:tc>
+          <w:tcPr/>
+          <w:p>
+            <w:pPr>
+              <w:pStyle w:val="Compact"/>
+            </w:pPr>
+          </w:p>
+        </w:tc>
+        <w:tc>
+          <w:tcPr/>
+          <w:p>
+            <w:pPr>
+              <w:pStyle w:val="Compact"/>
+            </w:pPr>
+          </w:p>
+        </w:tc>
+        <w:tc>
+          <w:tcPr/>
+          <w:p>
+            <w:pPr>
+              <w:pStyle w:val="Compact"/>
+            </w:pPr>
+          </w:p>
+        </w:tc>
+      </w:tr>
+    </w:tbl>
+    <w:p>
+      <w:pPr>
+        <w:pStyle w:val="BodyText"/>
+      </w:pPr>
+      <m:oMath>
+        <m:sSub>
+          <m:e>
+            <m:r>
+              <m:t>A</m:t>
+            </m:r>
+          </m:e>
+          <m:sub>
+            <m:r>
+              <m:t>41</m:t>
+            </m:r>
+          </m:sub>
+        </m:sSub>
+      </m:oMath>
+      <w:r>
+        <w:t xml:space="preserve"> </w:t>
+      </w:r>
+      <w:r>
+        <w:t xml:space="preserve">– первый в этой статье пример автомата, вложенного не напрямую в</w:t>
+      </w:r>
+      <w:r>
+        <w:t xml:space="preserve"> </w:t>
+      </w:r>
+      <m:oMath>
+        <m:sSub>
+          <m:e>
+            <m:r>
+              <m:t>A</m:t>
+            </m:r>
+          </m:e>
+          <m:sub>
+            <m:r>
+              <m:t>0</m:t>
+            </m:r>
+          </m:sub>
+        </m:sSub>
+      </m:oMath>
+      <w:r>
+        <w:t xml:space="preserve">, а во</w:t>
+      </w:r>
+      <w:r>
+        <w:t xml:space="preserve"> </w:t>
+      </w:r>
+      <w:r>
+        <w:rPr>
+          <w:iCs/>
+          <w:i/>
+        </w:rPr>
+        <w:t xml:space="preserve">вложенный</w:t>
+      </w:r>
+      <w:r>
+        <w:t xml:space="preserve"> </w:t>
+      </w:r>
+      <w:r>
+        <w:t xml:space="preserve">автомат (</w:t>
+      </w:r>
+      <m:oMath>
+        <m:sSub>
+          <m:e>
+            <m:r>
+              <m:t>A</m:t>
+            </m:r>
+          </m:e>
+          <m:sub>
+            <m:r>
+              <m:t>4</m:t>
+            </m:r>
+          </m:sub>
+        </m:sSub>
+      </m:oMath>
+      <w:r>
+        <w:t xml:space="preserve">): это и есть случай 4,</w:t>
+      </w:r>
+      <w:r>
+        <w:t xml:space="preserve"> </w:t>
+      </w:r>
+      <w:r>
+        <w:t xml:space="preserve">«вложенность во вложенность». Переключение громкости (</w:t>
+      </w:r>
+      <w:r>
+        <w:rPr>
+          <w:rStyle w:val="VerbatimChar"/>
+        </w:rPr>
+        <w:t xml:space="preserve">e01</w:t>
+      </w:r>
+      <w:r>
+        <w:t xml:space="preserve">) и</w:t>
+      </w:r>
+      <w:r>
+        <w:t xml:space="preserve"> </w:t>
+      </w:r>
+      <w:r>
+        <w:t xml:space="preserve">воспроизведение звука выдачи жетона с учётом громкости (</w:t>
+      </w:r>
+      <w:r>
+        <w:rPr>
+          <w:rStyle w:val="VerbatimChar"/>
+        </w:rPr>
+        <w:t xml:space="preserve">e06</w:t>
+      </w:r>
+      <w:r>
+        <w:t xml:space="preserve">)</w:t>
+      </w:r>
+      <w:r>
+        <w:t xml:space="preserve"> </w:t>
+      </w:r>
+      <w:r>
+        <w:t xml:space="preserve">намеренно разведены по разным событиям – оба относятся к</w:t>
+      </w:r>
+      <w:r>
+        <w:t xml:space="preserve"> </w:t>
+      </w:r>
+      <m:oMath>
+        <m:sSub>
+          <m:e>
+            <m:r>
+              <m:t>A</m:t>
+            </m:r>
+          </m:e>
+          <m:sub>
+            <m:r>
+              <m:t>4</m:t>
+            </m:r>
+          </m:sub>
+        </m:sSub>
+      </m:oMath>
+      <w:r>
+        <w:t xml:space="preserve">, но</w:t>
+      </w:r>
+      <w:r>
+        <w:t xml:space="preserve"> </w:t>
+      </w:r>
+      <w:r>
+        <w:t xml:space="preserve">происходят в двух разных состояниях родителя (</w:t>
+      </w:r>
+      <m:oMath>
+        <m:sSub>
+          <m:e>
+            <m:r>
+              <m:t>A</m:t>
+            </m:r>
+          </m:e>
+          <m:sub>
+            <m:r>
+              <m:t>0</m:t>
+            </m:r>
+          </m:sub>
+        </m:sSub>
+      </m:oMath>
+      <w:r>
+        <w:t xml:space="preserve">: «Игра» и «Выдача</w:t>
+      </w:r>
+      <w:r>
+        <w:t xml:space="preserve"> </w:t>
+      </w:r>
+      <w:r>
+        <w:t xml:space="preserve">жетона» соответственно), поэтому не конфликтуют друг с другом на одном</w:t>
+      </w:r>
+      <w:r>
+        <w:t xml:space="preserve"> </w:t>
+      </w:r>
+      <w:r>
+        <w:t xml:space="preserve">шаге умножения. Перепоручение самого решения «приглушать или нет» автомату</w:t>
+      </w:r>
+      <w:r>
+        <w:t xml:space="preserve"> </w:t>
+      </w:r>
+      <m:oMath>
+        <m:sSub>
+          <m:e>
+            <m:r>
+              <m:t>A</m:t>
+            </m:r>
+          </m:e>
+          <m:sub>
+            <m:r>
+              <m:t>41</m:t>
+            </m:r>
+          </m:sub>
+        </m:sSub>
+      </m:oMath>
+      <w:r>
+        <w:t xml:space="preserve">, а не гварду на</w:t>
+      </w:r>
+      <w:r>
+        <w:t xml:space="preserve"> </w:t>
+      </w:r>
+      <m:oMath>
+        <m:sSub>
+          <m:e>
+            <m:r>
+              <m:t>A</m:t>
+            </m:r>
+          </m:e>
+          <m:sub>
+            <m:r>
+              <m:t>4</m:t>
+            </m:r>
+          </m:sub>
+        </m:sSub>
+      </m:oMath>
+      <w:r>
+        <w:t xml:space="preserve">, который бы заглядывал в состояние ещё не</w:t>
+      </w:r>
+      <w:r>
+        <w:t xml:space="preserve"> </w:t>
+      </w:r>
+      <w:r>
+        <w:t xml:space="preserve">умноженного на этом шаге</w:t>
+      </w:r>
+      <w:r>
+        <w:t xml:space="preserve"> </w:t>
+      </w:r>
+      <m:oMath>
+        <m:sSub>
+          <m:e>
+            <m:r>
+              <m:t>A</m:t>
+            </m:r>
+          </m:e>
+          <m:sub>
+            <m:r>
+              <m:t>41</m:t>
+            </m:r>
+          </m:sub>
+        </m:sSub>
+      </m:oMath>
+      <w:r>
+        <w:t xml:space="preserve">, обходит доработку 2 естественным</w:t>
+      </w:r>
+      <w:r>
+        <w:t xml:space="preserve"> </w:t>
+      </w:r>
+      <w:r>
+        <w:t xml:space="preserve">образом:</w:t>
+      </w:r>
+      <w:r>
+        <w:t xml:space="preserve"> </w:t>
+      </w:r>
+      <m:oMath>
+        <m:sSub>
+          <m:e>
+            <m:r>
+              <m:t>A</m:t>
+            </m:r>
+          </m:e>
+          <m:sub>
+            <m:r>
+              <m:t>41</m:t>
+            </m:r>
+          </m:sub>
+        </m:sSub>
+      </m:oMath>
+      <w:r>
+        <w:t xml:space="preserve"> </w:t>
+      </w:r>
+      <w:r>
+        <w:t xml:space="preserve">должен умножаться строго после</w:t>
+      </w:r>
+      <w:r>
+        <w:t xml:space="preserve"> </w:t>
+      </w:r>
+      <m:oMath>
+        <m:sSub>
+          <m:e>
+            <m:r>
+              <m:t>A</m:t>
+            </m:r>
+          </m:e>
+          <m:sub>
+            <m:r>
+              <m:t>4</m:t>
+            </m:r>
+          </m:sub>
+        </m:sSub>
+      </m:oMath>
+      <w:r>
+        <w:t xml:space="preserve"> </w:t>
+      </w:r>
+      <w:r>
+        <w:t xml:space="preserve">(иначе вложенность</w:t>
+      </w:r>
+      <w:r>
+        <w:t xml:space="preserve"> </w:t>
+      </w:r>
+      <w:r>
+        <w:t xml:space="preserve">ещё некому будет проверить), и до этого момента гварду на</w:t>
+      </w:r>
+      <w:r>
+        <w:t xml:space="preserve"> </w:t>
+      </w:r>
+      <m:oMath>
+        <m:sSub>
+          <m:e>
+            <m:r>
+              <m:t>A</m:t>
+            </m:r>
+          </m:e>
+          <m:sub>
+            <m:r>
+              <m:t>4</m:t>
+            </m:r>
+          </m:sub>
+        </m:sSub>
+      </m:oMath>
+      <w:r>
+        <w:t xml:space="preserve">,</w:t>
+      </w:r>
+      <w:r>
+        <w:t xml:space="preserve"> </w:t>
+      </w:r>
+      <w:r>
+        <w:t xml:space="preserve">ссылающемуся на состояние</w:t>
+      </w:r>
+      <w:r>
+        <w:t xml:space="preserve"> </w:t>
+      </w:r>
+      <m:oMath>
+        <m:sSub>
+          <m:e>
+            <m:r>
+              <m:t>A</m:t>
+            </m:r>
+          </m:e>
+          <m:sub>
+            <m:r>
+              <m:t>41</m:t>
+            </m:r>
+          </m:sub>
+        </m:sSub>
+      </m:oMath>
+      <w:r>
+        <w:t xml:space="preserve">, просто неоткуда взять верный ответ.</w:t>
+      </w:r>
+    </w:p>
+    <w:bookmarkEnd w:id="51"/>
+    <w:bookmarkEnd w:id="52"/>
+    <w:bookmarkStart w:id="56" w:name="итоговый-перемноженный-автомат"/>
+    <w:p>
+      <w:pPr>
+        <w:pStyle w:val="Heading1"/>
+      </w:pPr>
+      <w:r>
+        <w:t xml:space="preserve">Итоговый перемноженный автомат</w:t>
+      </w:r>
+    </w:p>
+    <w:p>
+      <w:pPr>
+        <w:pStyle w:val="CaptionedFigure"/>
+      </w:pPr>
+      <w:r>
+        <w:drawing>
+          <wp:inline>
+            <wp:extent cx="5334000" cy="4658286"/>
+            <wp:effectExtent b="0" l="0" r="0" t="0"/>
+            <wp:docPr descr="" title="" id="54" name="Picture"/>
+            <a:graphic>
+              <a:graphicData uri="http://schemas.openxmlformats.org/drawingml/2006/picture">
+                <pic:pic>
+                  <pic:nvPicPr>
+                    <pic:cNvPr descr="puml/final.png" id="55" name="Picture"/>
+                    <pic:cNvPicPr>
+                      <a:picLocks noChangeArrowheads="1" noChangeAspect="1"/>
+                    </pic:cNvPicPr>
+                  </pic:nvPicPr>
+                  <pic:blipFill>
+                    <a:blip r:embed="rId53"/>
+                    <a:stretch>
+                      <a:fillRect/>
+                    </a:stretch>
+                  </pic:blipFill>
+                  <pic:spPr bwMode="auto">
+                    <a:xfrm>
+                      <a:off x="0" y="0"/>
+                      <a:ext cx="5334000" cy="4658286"/>
+                    </a:xfrm>
+                    <a:prstGeom prst="rect">
+                      <a:avLst/>
+                    </a:prstGeom>
+                    <a:noFill/>
+                    <a:ln w="9525">
+                      <a:noFill/>
+                      <a:headEnd/>
+                      <a:tailEnd/>
+                    </a:ln>
+                  </pic:spPr>
+                </pic:pic>
+              </a:graphicData>
+            </a:graphic>
+          </wp:inline>
+        </w:drawing>
+      </w:r>
+    </w:p>
+    <w:p>
+      <w:pPr>
+        <w:pStyle w:val="ImageCaption"/>
+      </w:pPr>
+      <w:r>
         <w:t xml:space="preserve">Диаграмма состояний итогового автомата</w:t>
       </w:r>
       <w:r>
@@ -5325,37 +7631,49 @@
             </m:r>
           </m:sub>
         </m:sSub>
+        <m:r>
+          <m:rPr>
+            <m:sty m:val="p"/>
+          </m:rPr>
+          <m:t>×</m:t>
+        </m:r>
+        <m:sSub>
+          <m:e>
+            <m:r>
+              <m:t>A</m:t>
+            </m:r>
+          </m:e>
+          <m:sub>
+            <m:r>
+              <m:t>41</m:t>
+            </m:r>
+          </m:sub>
+        </m:sSub>
       </m:oMath>
       <w:r>
         <w:t xml:space="preserve"> </w:t>
       </w:r>
       <w:r>
-        <w:t xml:space="preserve">(9 состояний). Название</w:t>
-      </w:r>
-      <w:r>
-        <w:t xml:space="preserve"> </w:t>
-      </w:r>
-      <w:r>
-        <w:t xml:space="preserve">каждого составного состояния выбрано авторами так, чтобы диаграмму было</w:t>
-      </w:r>
-      <w:r>
-        <w:t xml:space="preserve"> </w:t>
-      </w:r>
-      <w:r>
-        <w:t xml:space="preserve">легче читать; полное соответствие номера состояния всем пяти исходным</w:t>
-      </w:r>
-      <w:r>
-        <w:t xml:space="preserve"> </w:t>
-      </w:r>
-      <w:r>
-        <w:t xml:space="preserve">состояниям приведено в примечании ниже.</w:t>
+        <w:t xml:space="preserve">(18 состояний). Название каждого составного состояния выбрано авторами</w:t>
+      </w:r>
+      <w:r>
+        <w:t xml:space="preserve"> </w:t>
+      </w:r>
+      <w:r>
+        <w:t xml:space="preserve">так, чтобы диаграмму было легче читать; полное соответствие номера</w:t>
+      </w:r>
+      <w:r>
+        <w:t xml:space="preserve"> </w:t>
+      </w:r>
+      <w:r>
+        <w:t xml:space="preserve">состояния всем шести исходным состояниям приведено в примечании ниже.</w:t>
       </w:r>
     </w:p>
     <w:p>
       <w:pPr>
         <w:numPr>
           <w:ilvl w:val="0"/>
-          <w:numId w:val="1003"/>
+          <w:numId w:val="1002"/>
         </w:numPr>
       </w:pPr>
       <w:r>
@@ -5368,14 +7686,14 @@
         <w:t xml:space="preserve"> </w:t>
       </w:r>
       <w:r>
-        <w:t xml:space="preserve">– A0: Ожидание, A1: Монетоприемник пуст, A2: Барабаны остановлены, A3: Накопление, A4: Ожидание</w:t>
+        <w:t xml:space="preserve">– A0: Ожидание, A1: Монетоприемник пуст, A2: Барабаны остановлены, A3: Накопление, A4: Ожидание, A41: Обычная громкость</w:t>
       </w:r>
     </w:p>
     <w:p>
       <w:pPr>
         <w:numPr>
           <w:ilvl w:val="0"/>
-          <w:numId w:val="1003"/>
+          <w:numId w:val="1002"/>
         </w:numPr>
       </w:pPr>
       <w:r>
@@ -5388,14 +7706,14 @@
         <w:t xml:space="preserve"> </w:t>
       </w:r>
       <w:r>
-        <w:t xml:space="preserve">– A0: Прием жетонов, A1: Жетон принят, A2: Барабаны остановлены, A3: Накопление, A4: Ожидание</w:t>
+        <w:t xml:space="preserve">– A0: Прием жетонов, A1: Жетон принят, A2: Барабаны остановлены, A3: Накопление, A4: Ожидание, A41: Обычная громкость</w:t>
       </w:r>
     </w:p>
     <w:p>
       <w:pPr>
         <w:numPr>
           <w:ilvl w:val="0"/>
-          <w:numId w:val="1003"/>
+          <w:numId w:val="1002"/>
         </w:numPr>
       </w:pPr>
       <w:r>
@@ -5408,14 +7726,14 @@
         <w:t xml:space="preserve"> </w:t>
       </w:r>
       <w:r>
-        <w:t xml:space="preserve">– A0: Ошибка, A1: Жетон не распознан, A2: Барабаны остановлены, A3: Накопление, A4: Ожидание</w:t>
+        <w:t xml:space="preserve">– A0: Ошибка, A1: Жетон не распознан, A2: Барабаны остановлены, A3: Накопление, A4: Ожидание, A41: Обычная громкость</w:t>
       </w:r>
     </w:p>
     <w:p>
       <w:pPr>
         <w:numPr>
           <w:ilvl w:val="0"/>
-          <w:numId w:val="1003"/>
+          <w:numId w:val="1002"/>
         </w:numPr>
       </w:pPr>
       <w:r>
@@ -5428,14 +7746,14 @@
         <w:t xml:space="preserve"> </w:t>
       </w:r>
       <w:r>
-        <w:t xml:space="preserve">– A0: Игра, A1: Монетоприемник закрыт, A2: Барабаны запущены, A3: Накопление, A4: Ожидание</w:t>
+        <w:t xml:space="preserve">– A0: Игра, A1: Монетоприемник закрыт, A2: Барабаны запущены, A3: Накопление, A4: Ожидание, A41: Обычная громкость</w:t>
       </w:r>
     </w:p>
     <w:p>
       <w:pPr>
         <w:numPr>
           <w:ilvl w:val="0"/>
-          <w:numId w:val="1003"/>
+          <w:numId w:val="1002"/>
         </w:numPr>
       </w:pPr>
       <w:r>
@@ -5448,14 +7766,14 @@
         <w:t xml:space="preserve"> </w:t>
       </w:r>
       <w:r>
-        <w:t xml:space="preserve">– A0: Игра, A1: Монетоприемник закрыт, A2: Первый барабан остановлен, A3: Накопление, A4: Ожидание</w:t>
+        <w:t xml:space="preserve">– A0: Игра, A1: Монетоприемник закрыт, A2: Первый барабан остановлен, A3: Накопление, A4: Ожидание, A41: Обычная громкость</w:t>
       </w:r>
     </w:p>
     <w:p>
       <w:pPr>
         <w:numPr>
           <w:ilvl w:val="0"/>
-          <w:numId w:val="1003"/>
+          <w:numId w:val="1002"/>
         </w:numPr>
       </w:pPr>
       <w:r>
@@ -5468,14 +7786,14 @@
         <w:t xml:space="preserve"> </w:t>
       </w:r>
       <w:r>
-        <w:t xml:space="preserve">– A0: Игра, A1: Монетоприемник закрыт, A2: Второй барабан остановлен, A3: Накопление, A4: Ожидание</w:t>
+        <w:t xml:space="preserve">– A0: Игра, A1: Монетоприемник закрыт, A2: Барабаны запущены, A3: Накопление, A4: Ожидание, A41: Приглушено</w:t>
       </w:r>
     </w:p>
     <w:p>
       <w:pPr>
         <w:numPr>
           <w:ilvl w:val="0"/>
-          <w:numId w:val="1003"/>
+          <w:numId w:val="1002"/>
         </w:numPr>
       </w:pPr>
       <w:r>
@@ -5488,14 +7806,14 @@
         <w:t xml:space="preserve"> </w:t>
       </w:r>
       <w:r>
-        <w:t xml:space="preserve">– A0: Выдача жетона, A1: Монетоприемник закрыт, A2: Барабаны остановлены, A3: Выплата джекпота, A4: Ожидание</w:t>
+        <w:t xml:space="preserve">– A0: Игра, A1: Монетоприемник закрыт, A2: Второй барабан остановлен, A3: Накопление, A4: Ожидание, A41: Обычная громкость</w:t>
       </w:r>
     </w:p>
     <w:p>
       <w:pPr>
         <w:numPr>
           <w:ilvl w:val="0"/>
-          <w:numId w:val="1003"/>
+          <w:numId w:val="1002"/>
         </w:numPr>
       </w:pPr>
       <w:r>
@@ -5508,14 +7826,14 @@
         <w:t xml:space="preserve"> </w:t>
       </w:r>
       <w:r>
-        <w:t xml:space="preserve">– A0: Выдача жетона, A1: Монетоприемник закрыт, A2: Барабаны остановлены, A3: Накопление, A4: Ожидание</w:t>
+        <w:t xml:space="preserve">– A0: Игра, A1: Монетоприемник закрыт, A2: Первый барабан остановлен, A3: Накопление, A4: Ожидание, A41: Приглушено</w:t>
       </w:r>
     </w:p>
     <w:p>
       <w:pPr>
         <w:numPr>
           <w:ilvl w:val="0"/>
-          <w:numId w:val="1003"/>
+          <w:numId w:val="1002"/>
         </w:numPr>
       </w:pPr>
       <w:r>
@@ -5528,7 +7846,187 @@
         <w:t xml:space="preserve"> </w:t>
       </w:r>
       <w:r>
-        <w:t xml:space="preserve">– A0: Ошибка, A1: Монетоприемник закрыт, A2: Барабаны остановлены, A3: Накопление, A4: Ожидание</w:t>
+        <w:t xml:space="preserve">– A0: Выдача жетона, A1: Монетоприемник закрыт, A2: Барабаны остановлены, A3: Выплата джекпота, A4: Ожидание, A41: Обычная громкость</w:t>
+      </w:r>
+    </w:p>
+    <w:p>
+      <w:pPr>
+        <w:numPr>
+          <w:ilvl w:val="0"/>
+          <w:numId w:val="1002"/>
+        </w:numPr>
+      </w:pPr>
+      <w:r>
+        <w:rPr>
+          <w:rStyle w:val="VerbatimChar"/>
+        </w:rPr>
+        <w:t xml:space="preserve">S10</w:t>
+      </w:r>
+      <w:r>
+        <w:t xml:space="preserve"> </w:t>
+      </w:r>
+      <w:r>
+        <w:t xml:space="preserve">– A0: Выдача жетона, A1: Монетоприемник закрыт, A2: Барабаны остановлены, A3: Накопление, A4: Ожидание, A41: Обычная громкость</w:t>
+      </w:r>
+    </w:p>
+    <w:p>
+      <w:pPr>
+        <w:numPr>
+          <w:ilvl w:val="0"/>
+          <w:numId w:val="1002"/>
+        </w:numPr>
+      </w:pPr>
+      <w:r>
+        <w:rPr>
+          <w:rStyle w:val="VerbatimChar"/>
+        </w:rPr>
+        <w:t xml:space="preserve">S11</w:t>
+      </w:r>
+      <w:r>
+        <w:t xml:space="preserve"> </w:t>
+      </w:r>
+      <w:r>
+        <w:t xml:space="preserve">– A0: Игра, A1: Монетоприемник закрыт, A2: Второй барабан остановлен, A3: Накопление, A4: Ожидание, A41: Приглушено</w:t>
+      </w:r>
+    </w:p>
+    <w:p>
+      <w:pPr>
+        <w:numPr>
+          <w:ilvl w:val="0"/>
+          <w:numId w:val="1002"/>
+        </w:numPr>
+      </w:pPr>
+      <w:r>
+        <w:rPr>
+          <w:rStyle w:val="VerbatimChar"/>
+        </w:rPr>
+        <w:t xml:space="preserve">S12</w:t>
+      </w:r>
+      <w:r>
+        <w:t xml:space="preserve"> </w:t>
+      </w:r>
+      <w:r>
+        <w:t xml:space="preserve">– A0: Ошибка, A1: Монетоприемник закрыт, A2: Барабаны остановлены, A3: Накопление, A4: Ожидание, A41: Обычная громкость</w:t>
+      </w:r>
+    </w:p>
+    <w:p>
+      <w:pPr>
+        <w:numPr>
+          <w:ilvl w:val="0"/>
+          <w:numId w:val="1002"/>
+        </w:numPr>
+      </w:pPr>
+      <w:r>
+        <w:rPr>
+          <w:rStyle w:val="VerbatimChar"/>
+        </w:rPr>
+        <w:t xml:space="preserve">S13</w:t>
+      </w:r>
+      <w:r>
+        <w:t xml:space="preserve"> </w:t>
+      </w:r>
+      <w:r>
+        <w:t xml:space="preserve">– A0: Выдача жетона, A1: Монетоприемник закрыт, A2: Барабаны остановлены, A3: Выплата джекпота, A4: Ожидание, A41: Приглушено</w:t>
+      </w:r>
+    </w:p>
+    <w:p>
+      <w:pPr>
+        <w:numPr>
+          <w:ilvl w:val="0"/>
+          <w:numId w:val="1002"/>
+        </w:numPr>
+      </w:pPr>
+      <w:r>
+        <w:rPr>
+          <w:rStyle w:val="VerbatimChar"/>
+        </w:rPr>
+        <w:t xml:space="preserve">S14</w:t>
+      </w:r>
+      <w:r>
+        <w:t xml:space="preserve"> </w:t>
+      </w:r>
+      <w:r>
+        <w:t xml:space="preserve">– A0: Выдача жетона, A1: Монетоприемник закрыт, A2: Барабаны остановлены, A3: Накопление, A4: Ожидание, A41: Приглушено</w:t>
+      </w:r>
+    </w:p>
+    <w:p>
+      <w:pPr>
+        <w:numPr>
+          <w:ilvl w:val="0"/>
+          <w:numId w:val="1002"/>
+        </w:numPr>
+      </w:pPr>
+      <w:r>
+        <w:rPr>
+          <w:rStyle w:val="VerbatimChar"/>
+        </w:rPr>
+        <w:t xml:space="preserve">S15</w:t>
+      </w:r>
+      <w:r>
+        <w:t xml:space="preserve"> </w:t>
+      </w:r>
+      <w:r>
+        <w:t xml:space="preserve">– A0: Ожидание, A1: Монетоприемник пуст, A2: Барабаны остановлены, A3: Накопление, A4: Ожидание, A41: Приглушено</w:t>
+      </w:r>
+    </w:p>
+    <w:p>
+      <w:pPr>
+        <w:numPr>
+          <w:ilvl w:val="0"/>
+          <w:numId w:val="1002"/>
+        </w:numPr>
+      </w:pPr>
+      <w:r>
+        <w:rPr>
+          <w:rStyle w:val="VerbatimChar"/>
+        </w:rPr>
+        <w:t xml:space="preserve">S16</w:t>
+      </w:r>
+      <w:r>
+        <w:t xml:space="preserve"> </w:t>
+      </w:r>
+      <w:r>
+        <w:t xml:space="preserve">– A0: Ошибка, A1: Монетоприемник закрыт, A2: Барабаны остановлены, A3: Накопление, A4: Ожидание, A41: Приглушено</w:t>
+      </w:r>
+    </w:p>
+    <w:p>
+      <w:pPr>
+        <w:numPr>
+          <w:ilvl w:val="0"/>
+          <w:numId w:val="1002"/>
+        </w:numPr>
+      </w:pPr>
+      <w:r>
+        <w:rPr>
+          <w:rStyle w:val="VerbatimChar"/>
+        </w:rPr>
+        <w:t xml:space="preserve">S17</w:t>
+      </w:r>
+      <w:r>
+        <w:t xml:space="preserve"> </w:t>
+      </w:r>
+      <w:r>
+        <w:t xml:space="preserve">– A0: Прием жетонов, A1: Жетон принят, A2: Барабаны остановлены, A3: Накопление, A4: Ожидание, A41: Приглушено</w:t>
+      </w:r>
+    </w:p>
+    <w:p>
+      <w:pPr>
+        <w:numPr>
+          <w:ilvl w:val="0"/>
+          <w:numId w:val="1002"/>
+        </w:numPr>
+      </w:pPr>
+      <w:r>
+        <w:rPr>
+          <w:rStyle w:val="VerbatimChar"/>
+        </w:rPr>
+        <w:t xml:space="preserve">S18</w:t>
+      </w:r>
+      <w:r>
+        <w:t xml:space="preserve"> </w:t>
+      </w:r>
+      <w:r>
+        <w:t xml:space="preserve">– A0: Ошибка, A1: Жетон не распознан, A2: Барабаны остановлены, A3: Накопление, A4: Ожидание, A41: Приглушено</w:t>
       </w:r>
     </w:p>
     <w:p>
@@ -5536,24 +8034,24 @@
         <w:pStyle w:val="TableCaption"/>
       </w:pPr>
       <w:r>
-        <w:t xml:space="preserve">Входные и выходные события автомата «Игровая машина x Монетоприемник x Игровые барабаны x Джекпот-счётчик x Звуки» (A0A1A2A3A4)</w:t>
+        <w:t xml:space="preserve">Входные и выходные события автомата «Игровая машина x Монетоприемник x Игровые барабаны x Джекпот-счётчик x Звуки x Регулятор громкости» (A0A1A2A3A4A41)</w:t>
       </w:r>
     </w:p>
     <w:tbl>
       <w:tblPr>
         <w:tblStyle w:val="Table"/>
-        <w:tblW w:type="dxa" w:w="8500"/>
+        <w:tblW w:type="auto" w:w="0"/>
         <w:tblLook w:firstRow="0" w:lastRow="0" w:firstColumn="0" w:lastColumn="0" w:noHBand="0" w:noVBand="0" w:val="0000"/>
         <w:jc w:val="start"/>
-        <w:tblCaption w:val="Входные и выходные события автомата «Игровая машина x Монетоприемник x Игровые барабаны x Джекпот-счётчик x Звуки» (A0A1A2A3A4)"/>
+        <w:tblCaption w:val="Входные и выходные события автомата «Игровая машина x Монетоприемник x Игровые барабаны x Джекпот-счётчик x Звуки x Регулятор громкости» (A0A1A2A3A4A41)"/>
       </w:tblPr>
       <w:tblGrid>
-        <w:gridCol w:w="1150"/>
-        <w:gridCol w:w="2350"/>
-        <w:gridCol w:w="750"/>
-        <w:gridCol w:w="750"/>
-        <w:gridCol w:w="2350"/>
-        <w:gridCol w:w="1150"/>
+        <w:gridCol w:w="900"/>
+        <w:gridCol w:w="2500"/>
+        <w:gridCol w:w="700"/>
+        <w:gridCol w:w="700"/>
+        <w:gridCol w:w="2500"/>
+        <w:gridCol w:w="900"/>
       </w:tblGrid>
       <w:tr>
         <w:tc>
@@ -7039,9 +9537,71 @@
           </w:p>
         </w:tc>
       </w:tr>
+      <w:tr>
+        <w:tc>
+          <w:tcPr/>
+          <w:p>
+            <w:pPr>
+              <w:pStyle w:val="Compact"/>
+            </w:pPr>
+          </w:p>
+        </w:tc>
+        <w:tc>
+          <w:tcPr/>
+          <w:p>
+            <w:pPr>
+              <w:pStyle w:val="Compact"/>
+            </w:pPr>
+          </w:p>
+        </w:tc>
+        <w:tc>
+          <w:tcPr/>
+          <w:p>
+            <w:pPr>
+              <w:pStyle w:val="Compact"/>
+            </w:pPr>
+          </w:p>
+        </w:tc>
+        <w:tc>
+          <w:tcPr/>
+          <w:p>
+            <w:pPr>
+              <w:pStyle w:val="Compact"/>
+              <w:jc w:val="left"/>
+            </w:pPr>
+            <w:r>
+              <w:rPr>
+                <w:rStyle w:val="VerbatimChar"/>
+              </w:rPr>
+              <w:t xml:space="preserve">z41</w:t>
+            </w:r>
+          </w:p>
+        </w:tc>
+        <w:tc>
+          <w:tcPr/>
+          <w:p>
+            <w:pPr>
+              <w:pStyle w:val="Compact"/>
+              <w:jc w:val="left"/>
+            </w:pPr>
+            <w:r>
+              <w:t xml:space="preserve">Проиграть звук начала вращения барабанов</w:t>
+            </w:r>
+          </w:p>
+        </w:tc>
+        <w:tc>
+          <w:tcPr>
+            <w:gridSpan w:val="1"/>
+            <w:vMerge w:val="continue"/>
+          </w:tcPr>
+          <w:p>
+            <w:pPr/>
+          </w:p>
+        </w:tc>
+      </w:tr>
     </w:tbl>
-    <w:bookmarkEnd w:id="49"/>
-    <w:bookmarkStart w:id="50" w:name="вывод"/>
+    <w:bookmarkEnd w:id="56"/>
+    <w:bookmarkStart w:id="57" w:name="вывод"/>
     <w:p>
       <w:pPr>
         <w:pStyle w:val="Heading1"/>
@@ -7055,13 +9615,7 @@
         <w:pStyle w:val="FirstParagraph"/>
       </w:pPr>
       <w:r>
-        <w:t xml:space="preserve">Оба новых вложенных автомата вместе добавили всего одно новое состояние</w:t>
-      </w:r>
-      <w:r>
-        <w:t xml:space="preserve"> </w:t>
-      </w:r>
-      <w:r>
-        <w:t xml:space="preserve">(с 8 до 9), а не увеличили итоговый автомат в несколько раз, при этом</w:t>
+        <w:t xml:space="preserve">Добавление</w:t>
       </w:r>
       <w:r>
         <w:t xml:space="preserve"> </w:t>
@@ -7075,7 +9629,7 @@
           </m:e>
           <m:sub>
             <m:r>
-              <m:t>4</m:t>
+              <m:t>41</m:t>
             </m:r>
           </m:sub>
         </m:sSub>
@@ -7084,28 +9638,118 @@
         <w:t xml:space="preserve"> </w:t>
       </w:r>
       <w:r>
-        <w:t xml:space="preserve">– вложенный отдельно, в другое состояние – вообще не увеличил</w:t>
-      </w:r>
-      <w:r>
-        <w:t xml:space="preserve"> </w:t>
-      </w:r>
-      <w:r>
-        <w:t xml:space="preserve">число состояний: 9 состояний осталось после его добавления таким же, как</w:t>
-      </w:r>
-      <w:r>
-        <w:t xml:space="preserve"> </w:t>
-      </w:r>
-      <w:r>
-        <w:t xml:space="preserve">и до него. Это позволило всё так же понимать, что происходит в итоговом</w:t>
-      </w:r>
-      <w:r>
-        <w:t xml:space="preserve"> </w:t>
-      </w:r>
-      <w:r>
-        <w:t xml:space="preserve">перемноженном автомате.</w:t>
+        <w:t xml:space="preserve">(случай 4) и второй точки вложенности</w:t>
+      </w:r>
+      <w:r>
+        <w:t xml:space="preserve"> </w:t>
+      </w:r>
+      <m:oMath>
+        <m:sSub>
+          <m:e>
+            <m:r>
+              <m:t>A</m:t>
+            </m:r>
+          </m:e>
+          <m:sub>
+            <m:r>
+              <m:t>4</m:t>
+            </m:r>
+          </m:sub>
+        </m:sSub>
+      </m:oMath>
+      <w:r>
+        <w:t xml:space="preserve"> </w:t>
+      </w:r>
+      <w:r>
+        <w:t xml:space="preserve">(случай 3)</w:t>
+      </w:r>
+      <w:r>
+        <w:t xml:space="preserve"> </w:t>
+      </w:r>
+      <w:r>
+        <w:t xml:space="preserve">подняло число состояний произведения с 9 до 18 – ровно</w:t>
+      </w:r>
+      <w:r>
+        <w:t xml:space="preserve"> </w:t>
+      </w:r>
+      <m:oMath>
+        <m:r>
+          <m:t>9</m:t>
+        </m:r>
+        <m:r>
+          <m:rPr>
+            <m:sty m:val="p"/>
+          </m:rPr>
+          <m:t>×</m:t>
+        </m:r>
+        <m:r>
+          <m:t>2</m:t>
+        </m:r>
+      </m:oMath>
+      <w:r>
+        <w:t xml:space="preserve">,</w:t>
+      </w:r>
+      <w:r>
+        <w:t xml:space="preserve"> </w:t>
+      </w:r>
+      <w:r>
+        <w:t xml:space="preserve">наивная верхняя граница:</w:t>
+      </w:r>
+      <w:r>
+        <w:t xml:space="preserve"> </w:t>
+      </w:r>
+      <m:oMath>
+        <m:sSub>
+          <m:e>
+            <m:r>
+              <m:t>A</m:t>
+            </m:r>
+          </m:e>
+          <m:sub>
+            <m:r>
+              <m:t>41</m:t>
+            </m:r>
+          </m:sub>
+        </m:sSub>
+      </m:oMath>
+      <w:r>
+        <w:t xml:space="preserve"> </w:t>
+      </w:r>
+      <w:r>
+        <w:t xml:space="preserve">действительно различим в каждом из 9</w:t>
+      </w:r>
+      <w:r>
+        <w:t xml:space="preserve"> </w:t>
+      </w:r>
+      <w:r>
+        <w:t xml:space="preserve">прежних состояний (регулятор мог быть переключён ещё во время предыдущей</w:t>
+      </w:r>
+      <w:r>
+        <w:t xml:space="preserve"> </w:t>
+      </w:r>
+      <w:r>
+        <w:t xml:space="preserve">игры и сохраняет значение между заходами), лишних («призрачных») состояний</w:t>
+      </w:r>
+      <w:r>
+        <w:t xml:space="preserve"> </w:t>
+      </w:r>
+      <w:r>
+        <w:t xml:space="preserve">при этом не возникло – доработка 2 как раз и устраняет единственный</w:t>
+      </w:r>
+      <w:r>
+        <w:t xml:space="preserve"> </w:t>
+      </w:r>
+      <w:r>
+        <w:t xml:space="preserve">источник таких лишних состояний, который проявился при добавлении этого</w:t>
+      </w:r>
+      <w:r>
+        <w:t xml:space="preserve"> </w:t>
+      </w:r>
+      <w:r>
+        <w:t xml:space="preserve">автомата.</w:t>
       </w:r>
     </w:p>
-    <w:bookmarkEnd w:id="50"/>
+    <w:bookmarkEnd w:id="57"/>
     <w:sectPr/>
   </w:body>
 </w:document>
@@ -7131,7 +9775,7 @@
       </w:r>
     </w:p>
   </w:footnote>
-  <w:footnote w:id="20">
+  <w:footnote w:id="22">
     <w:p>
       <w:pPr>
         <w:pStyle w:val="FootnoteText"/>
@@ -7444,9 +10088,6 @@
     </w:lvlOverride>
   </w:num>
   <w:num w:numId="1002">
-    <w:abstractNumId w:val="991"/>
-  </w:num>
-  <w:num w:numId="1003">
     <w:abstractNumId w:val="991"/>
   </w:num>
 </w:numbering>

--- a/articles/multiply_many_nested/article.docx
+++ b/articles/multiply_many_nested/article.docx
@@ -429,7 +429,7 @@
               <w:jc w:val="left"/>
             </w:pPr>
             <w:r>
-              <w:t xml:space="preserve">Один и тот же автомат вложен в два (или более) разных состояния одного родителя</w:t>
+              <w:t xml:space="preserve">Один и тот же автомат вложен в два (или более) разных состояния</w:t>
             </w:r>
           </w:p>
         </w:tc>
@@ -458,8 +458,48 @@
               </m:sSub>
             </m:oMath>
             <w:r>
-              <w:t xml:space="preserve">) теперь вложен и в «Игра», и в «Выдача жетона»</w:t>
-            </w:r>
+              <w:t xml:space="preserve">) вложен в «Игра», в «Выдача жетона» родителя</w:t>
+            </w:r>
+            <w:r>
+              <w:t xml:space="preserve"> </w:t>
+            </w:r>
+            <m:oMath>
+              <m:sSub>
+                <m:e>
+                  <m:r>
+                    <m:t>A</m:t>
+                  </m:r>
+                </m:e>
+                <m:sub>
+                  <m:r>
+                    <m:t>0</m:t>
+                  </m:r>
+                </m:sub>
+              </m:sSub>
+            </m:oMath>
+            <w:r>
+              <w:t xml:space="preserve"> </w:t>
+            </w:r>
+            <w:r>
+              <w:t xml:space="preserve">и в «Выплата джекпота» автомата</w:t>
+            </w:r>
+            <w:r>
+              <w:t xml:space="preserve"> </w:t>
+            </w:r>
+            <m:oMath>
+              <m:sSub>
+                <m:e>
+                  <m:r>
+                    <m:t>A</m:t>
+                  </m:r>
+                </m:e>
+                <m:sub>
+                  <m:r>
+                    <m:t>3</m:t>
+                  </m:r>
+                </m:sub>
+              </m:sSub>
+            </m:oMath>
           </w:p>
         </w:tc>
         <w:tc>
@@ -540,29 +580,6 @@
               <w:pStyle w:val="Compact"/>
               <w:jc w:val="left"/>
             </w:pPr>
-            <w:r>
-              <w:t xml:space="preserve">«Регулятор громкости» (</w:t>
-            </w:r>
-            <m:oMath>
-              <m:sSub>
-                <m:e>
-                  <m:r>
-                    <m:t>A</m:t>
-                  </m:r>
-                </m:e>
-                <m:sub>
-                  <m:r>
-                    <m:t>41</m:t>
-                  </m:r>
-                </m:sub>
-              </m:sSub>
-            </m:oMath>
-            <w:r>
-              <w:t xml:space="preserve">) вложен внутрь</w:t>
-            </w:r>
-            <w:r>
-              <w:t xml:space="preserve"> </w:t>
-            </w:r>
             <m:oMath>
               <m:sSub>
                 <m:e>
@@ -578,7 +595,33 @@
               </m:sSub>
             </m:oMath>
             <w:r>
-              <w:t xml:space="preserve">, который сам вложен в</w:t>
+              <w:t xml:space="preserve"> </w:t>
+            </w:r>
+            <w:r>
+              <w:t xml:space="preserve">вложен внутрь</w:t>
+            </w:r>
+            <w:r>
+              <w:t xml:space="preserve"> </w:t>
+            </w:r>
+            <m:oMath>
+              <m:sSub>
+                <m:e>
+                  <m:r>
+                    <m:t>A</m:t>
+                  </m:r>
+                </m:e>
+                <m:sub>
+                  <m:r>
+                    <m:t>3</m:t>
+                  </m:r>
+                </m:sub>
+              </m:sSub>
+            </m:oMath>
+            <w:r>
+              <w:t xml:space="preserve"> </w:t>
+            </w:r>
+            <w:r>
+              <w:t xml:space="preserve">(«Выплата джекпота»), который сам вложен в</w:t>
             </w:r>
             <w:r>
               <w:t xml:space="preserve"> </w:t>
@@ -597,6 +640,12 @@
                 </m:sub>
               </m:sSub>
             </m:oMath>
+            <w:r>
+              <w:t xml:space="preserve"> </w:t>
+            </w:r>
+            <w:r>
+              <w:t xml:space="preserve">(«Игра»)</w:t>
+            </w:r>
           </w:p>
         </w:tc>
         <w:tc>
@@ -652,19 +701,25 @@
         <w:t xml:space="preserve"> </w:t>
       </w:r>
       <w:r>
-        <w:t xml:space="preserve">(«Выдача жетона») и не содержал собственных вложенных автоматов – случаи 3</w:t>
-      </w:r>
-      <w:r>
-        <w:t xml:space="preserve"> </w:t>
-      </w:r>
-      <w:r>
-        <w:t xml:space="preserve">и 4 физически не были представлены ни в одном автомате системы, поэтому</w:t>
-      </w:r>
-      <w:r>
-        <w:t xml:space="preserve"> </w:t>
-      </w:r>
-      <w:r>
-        <w:t xml:space="preserve">нечего было демонстрировать на диаграммах, и, как выяснилось при добавлении</w:t>
+        <w:t xml:space="preserve">(«Выдача жетона») – случаи 3 и 4 физически не были представлены ни в одном</w:t>
+      </w:r>
+      <w:r>
+        <w:t xml:space="preserve"> </w:t>
+      </w:r>
+      <w:r>
+        <w:t xml:space="preserve">автомате системы, поэтому нечего было демонстрировать на диаграммах.</w:t>
+      </w:r>
+      <w:r>
+        <w:t xml:space="preserve"> </w:t>
+      </w:r>
+      <w:r>
+        <w:t xml:space="preserve">Показать оба случая удалось без единого нового автомата: достаточно было</w:t>
+      </w:r>
+      <w:r>
+        <w:t xml:space="preserve"> </w:t>
+      </w:r>
+      <w:r>
+        <w:t xml:space="preserve">добавить</w:t>
       </w:r>
       <w:r>
         <w:t xml:space="preserve"> </w:t>
@@ -678,34 +733,137 @@
           </m:e>
           <m:sub>
             <m:r>
-              <m:t>41</m:t>
+              <m:t>4</m:t>
             </m:r>
           </m:sub>
         </m:sSub>
       </m:oMath>
       <w:r>
-        <w:t xml:space="preserve">, часть алгоритма умножения эти случаи попросту не умела обрабатывать</w:t>
-      </w:r>
-      <w:r>
-        <w:t xml:space="preserve"> </w:t>
-      </w:r>
-      <w:r>
-        <w:t xml:space="preserve">корректно (см. </w:t>
-      </w:r>
-      <w:hyperlink w:anchor="sec:fix2">
-        <w:r>
-          <w:rPr>
-            <w:rStyle w:val="Hyperlink"/>
-          </w:rPr>
-          <w:t xml:space="preserve">[sec:fix2]</w:t>
-        </w:r>
-      </w:hyperlink>
-      <w:r>
-        <w:t xml:space="preserve">).</w:t>
+        <w:t xml:space="preserve"> </w:t>
+      </w:r>
+      <w:r>
+        <w:t xml:space="preserve">ещё два звука и ещё два места вложения – одно прямо в</w:t>
+      </w:r>
+      <w:r>
+        <w:t xml:space="preserve"> </w:t>
+      </w:r>
+      <m:oMath>
+        <m:sSub>
+          <m:e>
+            <m:r>
+              <m:t>A</m:t>
+            </m:r>
+          </m:e>
+          <m:sub>
+            <m:r>
+              <m:t>0</m:t>
+            </m:r>
+          </m:sub>
+        </m:sSub>
+      </m:oMath>
+      <w:r>
+        <w:t xml:space="preserve"> </w:t>
+      </w:r>
+      <w:r>
+        <w:t xml:space="preserve">(случай 3) и одно внутрь уже вложенного туда же</w:t>
+      </w:r>
+      <w:r>
+        <w:t xml:space="preserve"> </w:t>
+      </w:r>
+      <m:oMath>
+        <m:sSub>
+          <m:e>
+            <m:r>
+              <m:t>A</m:t>
+            </m:r>
+          </m:e>
+          <m:sub>
+            <m:r>
+              <m:t>3</m:t>
+            </m:r>
+          </m:sub>
+        </m:sSub>
+      </m:oMath>
+      <w:r>
+        <w:t xml:space="preserve"> </w:t>
+      </w:r>
+      <w:r>
+        <w:t xml:space="preserve">(случай 4). Первая</w:t>
+      </w:r>
+      <w:r>
+        <w:t xml:space="preserve"> </w:t>
+      </w:r>
+      <w:r>
+        <w:t xml:space="preserve">попытка завести для случая 4 отдельный, более сложный автомат-«регулятор</w:t>
+      </w:r>
+      <w:r>
+        <w:t xml:space="preserve"> </w:t>
+      </w:r>
+      <w:r>
+        <w:t xml:space="preserve">громкости» со своей памятью сразу увеличила итоговое произведение вдвое (с 9</w:t>
+      </w:r>
+      <w:r>
+        <w:t xml:space="preserve"> </w:t>
+      </w:r>
+      <w:r>
+        <w:t xml:space="preserve">до 18 состояний) – не из-за ошибки, а просто потому что у памятливого</w:t>
+      </w:r>
+      <w:r>
+        <w:t xml:space="preserve"> </w:t>
+      </w:r>
+      <w:r>
+        <w:t xml:space="preserve">вложенного автомата появляется собственное наблюдаемое состояние, которое</w:t>
+      </w:r>
+      <w:r>
+        <w:t xml:space="preserve"> </w:t>
+      </w:r>
+      <w:r>
+        <w:t xml:space="preserve">законно различает иначе одинаковые состояния родителя. Вариант без памяти,</w:t>
+      </w:r>
+      <w:r>
+        <w:t xml:space="preserve"> </w:t>
+      </w:r>
+      <w:r>
+        <w:t xml:space="preserve">показанный ниже, этого недостатка лишён:</w:t>
+      </w:r>
+      <w:r>
+        <w:t xml:space="preserve"> </w:t>
+      </w:r>
+      <m:oMath>
+        <m:sSub>
+          <m:e>
+            <m:r>
+              <m:t>A</m:t>
+            </m:r>
+          </m:e>
+          <m:sub>
+            <m:r>
+              <m:t>4</m:t>
+            </m:r>
+          </m:sub>
+        </m:sSub>
+      </m:oMath>
+      <w:r>
+        <w:t xml:space="preserve"> </w:t>
+      </w:r>
+      <w:r>
+        <w:t xml:space="preserve">как был, так и остался</w:t>
+      </w:r>
+      <w:r>
+        <w:t xml:space="preserve"> </w:t>
+      </w:r>
+      <w:r>
+        <w:t xml:space="preserve">единственным состоянием без памяти, и итоговое произведение не выросло</w:t>
+      </w:r>
+      <w:r>
+        <w:t xml:space="preserve"> </w:t>
+      </w:r>
+      <w:r>
+        <w:t xml:space="preserve">вообще (см. вывод).</w:t>
       </w:r>
     </w:p>
     <w:bookmarkEnd w:id="21"/>
-    <w:bookmarkStart w:id="27" w:name="описание-подхода"/>
+    <w:bookmarkStart w:id="28" w:name="описание-подхода"/>
     <w:p>
       <w:pPr>
         <w:pStyle w:val="Heading1"/>
@@ -1008,7 +1166,7 @@
       </w:r>
     </w:p>
     <w:bookmarkEnd w:id="24"/>
-    <w:bookmarkStart w:id="26" w:name="sec:fix2"/>
+    <w:bookmarkStart w:id="25" w:name="sec:fix2"/>
     <w:p>
       <w:pPr>
         <w:pStyle w:val="Heading2"/>
@@ -1137,56 +1295,7 @@
         <w:pStyle w:val="BodyText"/>
       </w:pPr>
       <w:r>
-        <w:t xml:space="preserve">Но как только у вложенного автомата появляется собственный вложенный</w:t>
-      </w:r>
-      <w:r>
-        <w:t xml:space="preserve"> </w:t>
-      </w:r>
-      <w:r>
-        <w:t xml:space="preserve">автомат (случай 4:</w:t>
-      </w:r>
-      <w:r>
-        <w:t xml:space="preserve"> </w:t>
-      </w:r>
-      <m:oMath>
-        <m:sSub>
-          <m:e>
-            <m:r>
-              <m:t>A</m:t>
-            </m:r>
-          </m:e>
-          <m:sub>
-            <m:r>
-              <m:t>4</m:t>
-            </m:r>
-          </m:sub>
-        </m:sSub>
-      </m:oMath>
-      <w:r>
-        <w:t xml:space="preserve"> </w:t>
-      </w:r>
-      <w:r>
-        <w:t xml:space="preserve">вкладывает</w:t>
-      </w:r>
-      <w:r>
-        <w:t xml:space="preserve"> </w:t>
-      </w:r>
-      <m:oMath>
-        <m:sSub>
-          <m:e>
-            <m:r>
-              <m:t>A</m:t>
-            </m:r>
-          </m:e>
-          <m:sub>
-            <m:r>
-              <m:t>41</m:t>
-            </m:r>
-          </m:sub>
-        </m:sSub>
-      </m:oMath>
-      <w:r>
-        <w:t xml:space="preserve">), его</w:t>
+        <w:t xml:space="preserve">Но как только у вложенного автомата появляется собственное поле</w:t>
       </w:r>
       <w:r>
         <w:t xml:space="preserve"> </w:t>
@@ -1201,13 +1310,7 @@
         <w:t xml:space="preserve"> </w:t>
       </w:r>
       <w:r>
-        <w:t xml:space="preserve">–</w:t>
-      </w:r>
-      <w:r>
-        <w:t xml:space="preserve"> </w:t>
-      </w:r>
-      <w:r>
-        <w:t xml:space="preserve">уже не пустой список. Безусловное объединение раз и навсегда «склеивает»</w:t>
+        <w:t xml:space="preserve">(случай 4:</w:t>
       </w:r>
       <w:r>
         <w:t xml:space="preserve"> </w:t>
@@ -1221,7 +1324,7 @@
           </m:e>
           <m:sub>
             <m:r>
-              <m:t>41</m:t>
+              <m:t>3</m:t>
             </m:r>
           </m:sub>
         </m:sSub>
@@ -1230,7 +1333,7 @@
         <w:t xml:space="preserve"> </w:t>
       </w:r>
       <w:r>
-        <w:t xml:space="preserve">с составным произведением в момент, когда в цепочку добавляется</w:t>
+        <w:t xml:space="preserve">вкладывает</w:t>
       </w:r>
       <w:r>
         <w:t xml:space="preserve"> </w:t>
@@ -1250,7 +1353,16 @@
         </m:sSub>
       </m:oMath>
       <w:r>
-        <w:t xml:space="preserve">, – и дальше</w:t>
+        <w:t xml:space="preserve"> </w:t>
+      </w:r>
+      <w:r>
+        <w:t xml:space="preserve">в состояние</w:t>
+      </w:r>
+      <w:r>
+        <w:t xml:space="preserve"> </w:t>
+      </w:r>
+      <w:r>
+        <w:t xml:space="preserve">«Выплата джекпота»), безусловное объединение раз и навсегда «склеивает»</w:t>
       </w:r>
       <w:r>
         <w:t xml:space="preserve"> </w:t>
@@ -1264,7 +1376,50 @@
           </m:e>
           <m:sub>
             <m:r>
-              <m:t>41</m:t>
+              <m:t>4</m:t>
+            </m:r>
+          </m:sub>
+        </m:sSub>
+      </m:oMath>
+      <w:r>
+        <w:t xml:space="preserve"> </w:t>
+      </w:r>
+      <w:r>
+        <w:t xml:space="preserve">с составным произведением в момент, когда в цепочку добавляется</w:t>
+      </w:r>
+      <w:r>
+        <w:t xml:space="preserve"> </w:t>
+      </w:r>
+      <m:oMath>
+        <m:sSub>
+          <m:e>
+            <m:r>
+              <m:t>A</m:t>
+            </m:r>
+          </m:e>
+          <m:sub>
+            <m:r>
+              <m:t>3</m:t>
+            </m:r>
+          </m:sub>
+        </m:sSub>
+      </m:oMath>
+      <w:r>
+        <w:t xml:space="preserve">, – и дальше</w:t>
+      </w:r>
+      <w:r>
+        <w:t xml:space="preserve"> </w:t>
+      </w:r>
+      <m:oMath>
+        <m:sSub>
+          <m:e>
+            <m:r>
+              <m:t>A</m:t>
+            </m:r>
+          </m:e>
+          <m:sub>
+            <m:r>
+              <m:t>4</m:t>
             </m:r>
           </m:sub>
         </m:sSub>
@@ -1295,7 +1450,7 @@
         <w:t xml:space="preserve"> </w:t>
       </w:r>
       <w:r>
-        <w:t xml:space="preserve">родителя</w:t>
+        <w:t xml:space="preserve">родителя, а не только из тех, где</w:t>
       </w:r>
       <w:r>
         <w:t xml:space="preserve"> </w:t>
@@ -1309,13 +1464,22 @@
           </m:e>
           <m:sub>
             <m:r>
-              <m:t>0</m:t>
+              <m:t>3</m:t>
             </m:r>
           </m:sub>
         </m:sSub>
       </m:oMath>
       <w:r>
-        <w:t xml:space="preserve">, а не только из тех состояний, где</w:t>
+        <w:t xml:space="preserve"> </w:t>
+      </w:r>
+      <w:r>
+        <w:t xml:space="preserve">действительно в «Выплата джекпота».</w:t>
+      </w:r>
+      <w:r>
+        <w:t xml:space="preserve"> </w:t>
+      </w:r>
+      <w:r>
+        <w:t xml:space="preserve">На практике это означало:</w:t>
       </w:r>
       <w:r>
         <w:t xml:space="preserve"> </w:t>
@@ -1338,19 +1502,7 @@
         <w:t xml:space="preserve"> </w:t>
       </w:r>
       <w:r>
-        <w:t xml:space="preserve">действительно</w:t>
-      </w:r>
-      <w:r>
-        <w:t xml:space="preserve"> </w:t>
-      </w:r>
-      <w:r>
-        <w:t xml:space="preserve">вложен. На практике это означало: автомат «Регулятор громкости» срабатывал</w:t>
-      </w:r>
-      <w:r>
-        <w:t xml:space="preserve"> </w:t>
-      </w:r>
-      <w:r>
-        <w:t xml:space="preserve">даже тогда, когда</w:t>
+        <w:t xml:space="preserve">срабатывал даже тогда, когда</w:t>
       </w:r>
       <w:r>
         <w:t xml:space="preserve"> </w:t>
@@ -1373,10 +1525,40 @@
         <w:t xml:space="preserve"> </w:t>
       </w:r>
       <w:r>
-        <w:t xml:space="preserve">находится в состоянии «Ожидание», где</w:t>
-      </w:r>
-      <w:r>
-        <w:t xml:space="preserve"> </w:t>
+        <w:t xml:space="preserve">находится в состоянии «Ожидание», где он вообще не должен быть нигде</w:t>
+      </w:r>
+      <w:r>
+        <w:t xml:space="preserve"> </w:t>
+      </w:r>
+      <w:r>
+        <w:t xml:space="preserve">вложен. Пока ни у одного вложенного автомата не было собственного</w:t>
+      </w:r>
+      <w:r>
+        <w:t xml:space="preserve"> </w:t>
+      </w:r>
+      <w:r>
+        <w:rPr>
+          <w:rStyle w:val="VerbatimChar"/>
+        </w:rPr>
+        <w:t xml:space="preserve">nestedFsmIds</w:t>
+      </w:r>
+      <w:r>
+        <w:t xml:space="preserve"> </w:t>
+      </w:r>
+      <w:r>
+        <w:t xml:space="preserve">(как в предыдущей версии статьи), эта ошибка была</w:t>
+      </w:r>
+      <w:r>
+        <w:t xml:space="preserve"> </w:t>
+      </w:r>
+      <w:r>
+        <w:t xml:space="preserve">незаметна – взяться второму уровню вложенности было неоткуда. Случай 4</w:t>
+      </w:r>
+      <w:r>
+        <w:t xml:space="preserve"> </w:t>
+      </w:r>
+      <w:r>
+        <w:t xml:space="preserve">(</w:t>
       </w:r>
       <m:oMath>
         <m:sSub>
@@ -1387,7 +1569,7 @@
           </m:e>
           <m:sub>
             <m:r>
-              <m:t>4</m:t>
+              <m:t>3</m:t>
             </m:r>
           </m:sub>
         </m:sSub>
@@ -1396,13 +1578,7 @@
         <w:t xml:space="preserve"> </w:t>
       </w:r>
       <w:r>
-        <w:t xml:space="preserve">вообще</w:t>
-      </w:r>
-      <w:r>
-        <w:t xml:space="preserve"> </w:t>
-      </w:r>
-      <w:r>
-        <w:t xml:space="preserve">не вложен ни разу. Пока</w:t>
+        <w:t xml:space="preserve">вкладывает</w:t>
       </w:r>
       <w:r>
         <w:t xml:space="preserve"> </w:t>
@@ -1422,92 +1598,7 @@
         </m:sSub>
       </m:oMath>
       <w:r>
-        <w:t xml:space="preserve"> </w:t>
-      </w:r>
-      <w:r>
-        <w:t xml:space="preserve">был вложен ровно в одно состояние и не имел</w:t>
-      </w:r>
-      <w:r>
-        <w:t xml:space="preserve"> </w:t>
-      </w:r>
-      <w:r>
-        <w:t xml:space="preserve">собственных вложенных автоматов (как в предыдущей версии статьи), эта</w:t>
-      </w:r>
-      <w:r>
-        <w:t xml:space="preserve"> </w:t>
-      </w:r>
-      <w:r>
-        <w:t xml:space="preserve">ошибка была незаметна – взяться вложенному автомату там было неоткуда.</w:t>
-      </w:r>
-      <w:r>
-        <w:t xml:space="preserve"> </w:t>
-      </w:r>
-      <w:r>
-        <w:t xml:space="preserve">Случай 3 (один и тот же</w:t>
-      </w:r>
-      <w:r>
-        <w:t xml:space="preserve"> </w:t>
-      </w:r>
-      <m:oMath>
-        <m:sSub>
-          <m:e>
-            <m:r>
-              <m:t>A</m:t>
-            </m:r>
-          </m:e>
-          <m:sub>
-            <m:r>
-              <m:t>4</m:t>
-            </m:r>
-          </m:sub>
-        </m:sSub>
-      </m:oMath>
-      <w:r>
-        <w:t xml:space="preserve"> </w:t>
-      </w:r>
-      <w:r>
-        <w:t xml:space="preserve">вложен сразу в два разных состояния</w:t>
-      </w:r>
-      <w:r>
-        <w:t xml:space="preserve"> </w:t>
-      </w:r>
-      <w:r>
-        <w:t xml:space="preserve">родителя) сделал её актуальной: именно он потребовал дать</w:t>
-      </w:r>
-      <w:r>
-        <w:t xml:space="preserve"> </w:t>
-      </w:r>
-      <m:oMath>
-        <m:sSub>
-          <m:e>
-            <m:r>
-              <m:t>A</m:t>
-            </m:r>
-          </m:e>
-          <m:sub>
-            <m:r>
-              <m:t>4</m:t>
-            </m:r>
-          </m:sub>
-        </m:sSub>
-      </m:oMath>
-      <w:r>
-        <w:t xml:space="preserve"> </w:t>
-      </w:r>
-      <w:r>
-        <w:t xml:space="preserve">собственный</w:t>
-      </w:r>
-      <w:r>
-        <w:t xml:space="preserve"> </w:t>
-      </w:r>
-      <w:r>
-        <w:t xml:space="preserve">вложенный автомат, чтобы продемонстрировать случай 4, и тем самым обнажил</w:t>
-      </w:r>
-      <w:r>
-        <w:t xml:space="preserve"> </w:t>
-      </w:r>
-      <w:r>
-        <w:t xml:space="preserve">проблему.</w:t>
+        <w:t xml:space="preserve">) сделал её актуальной и обнажил проблему.</w:t>
       </w:r>
     </w:p>
     <w:p>
@@ -1604,17 +1695,441 @@
         <w:t xml:space="preserve">включается безусловно.</w:t>
       </w:r>
     </w:p>
+    <w:bookmarkEnd w:id="25"/>
+    <w:bookmarkStart w:id="27" w:name="X1dce12c65e94648876a91f9c2e318a5e6cfcb28"/>
+    <w:p>
+      <w:pPr>
+        <w:pStyle w:val="Heading2"/>
+      </w:pPr>
+      <w:r>
+        <w:t xml:space="preserve">Ограничение, которое пришлось обойти моделированием</w:t>
+      </w:r>
+    </w:p>
+    <w:p>
+      <w:pPr>
+        <w:pStyle w:val="FirstParagraph"/>
+      </w:pPr>
+      <w:r>
+        <w:t xml:space="preserve">Вложенность во вложенность (случай 4) требует умножать автоматы в</w:t>
+      </w:r>
+      <w:r>
+        <w:t xml:space="preserve"> </w:t>
+      </w:r>
+      <w:r>
+        <w:t xml:space="preserve">определённом порядке:</w:t>
+      </w:r>
+      <w:r>
+        <w:t xml:space="preserve"> </w:t>
+      </w:r>
+      <m:oMath>
+        <m:sSub>
+          <m:e>
+            <m:r>
+              <m:t>A</m:t>
+            </m:r>
+          </m:e>
+          <m:sub>
+            <m:r>
+              <m:t>4</m:t>
+            </m:r>
+          </m:sub>
+        </m:sSub>
+      </m:oMath>
+      <w:r>
+        <w:t xml:space="preserve"> </w:t>
+      </w:r>
+      <w:r>
+        <w:t xml:space="preserve">обязан умножаться строго</w:t>
+      </w:r>
+      <w:r>
+        <w:t xml:space="preserve"> </w:t>
+      </w:r>
+      <w:r>
+        <w:rPr>
+          <w:iCs/>
+          <w:i/>
+        </w:rPr>
+        <w:t xml:space="preserve">после</w:t>
+      </w:r>
+      <w:r>
+        <w:t xml:space="preserve"> </w:t>
+      </w:r>
+      <m:oMath>
+        <m:sSub>
+          <m:e>
+            <m:r>
+              <m:t>A</m:t>
+            </m:r>
+          </m:e>
+          <m:sub>
+            <m:r>
+              <m:t>3</m:t>
+            </m:r>
+          </m:sub>
+        </m:sSub>
+      </m:oMath>
+      <w:r>
+        <w:t xml:space="preserve"> </w:t>
+      </w:r>
+      <w:r>
+        <w:t xml:space="preserve">–</w:t>
+      </w:r>
+      <w:r>
+        <w:t xml:space="preserve"> </w:t>
+      </w:r>
+      <w:r>
+        <w:t xml:space="preserve">иначе на шаге умножения самого</w:t>
+      </w:r>
+      <w:r>
+        <w:t xml:space="preserve"> </w:t>
+      </w:r>
+      <m:oMath>
+        <m:sSub>
+          <m:e>
+            <m:r>
+              <m:t>A</m:t>
+            </m:r>
+          </m:e>
+          <m:sub>
+            <m:r>
+              <m:t>3</m:t>
+            </m:r>
+          </m:sub>
+        </m:sSub>
+      </m:oMath>
+      <w:r>
+        <w:t xml:space="preserve"> </w:t>
+      </w:r>
+      <w:r>
+        <w:t xml:space="preserve">автомат</w:t>
+      </w:r>
+      <w:r>
+        <w:t xml:space="preserve"> </w:t>
+      </w:r>
+      <m:oMath>
+        <m:sSub>
+          <m:e>
+            <m:r>
+              <m:t>A</m:t>
+            </m:r>
+          </m:e>
+          <m:sub>
+            <m:r>
+              <m:t>4</m:t>
+            </m:r>
+          </m:sub>
+        </m:sSub>
+      </m:oMath>
+      <w:r>
+        <w:t xml:space="preserve"> </w:t>
+      </w:r>
+      <w:r>
+        <w:t xml:space="preserve">ещё не входит в состав</w:t>
+      </w:r>
+      <w:r>
+        <w:t xml:space="preserve"> </w:t>
+      </w:r>
+      <w:r>
+        <w:t xml:space="preserve">произведения, и его событие-триггер выглядит для построителя произведения</w:t>
+      </w:r>
+      <w:r>
+        <w:t xml:space="preserve"> </w:t>
+      </w:r>
+      <w:r>
+        <w:t xml:space="preserve">как независимо достижимое «из ниоткуда», а не как relay на конкретного,</w:t>
+      </w:r>
+      <w:r>
+        <w:t xml:space="preserve"> </w:t>
+      </w:r>
+      <w:r>
+        <w:t xml:space="preserve">ещё не умноженного адресата. (Ровно поэтому же, кстати, доработка 2 вообще</w:t>
+      </w:r>
+      <w:r>
+        <w:t xml:space="preserve"> </w:t>
+      </w:r>
+      <w:r>
+        <w:t xml:space="preserve">потребовалась именно для случая 4, а не раньше.)</w:t>
+      </w:r>
+    </w:p>
     <w:p>
       <w:pPr>
         <w:pStyle w:val="BodyText"/>
       </w:pPr>
       <w:r>
+        <w:t xml:space="preserve">Из этого следует менее очевидное ограничение: релей от родителя к вложенному</w:t>
+      </w:r>
+      <w:r>
+        <w:t xml:space="preserve"> </w:t>
+      </w:r>
+      <w:r>
+        <w:t xml:space="preserve">автомату, умножаемому последним, не должен приходиться на событие, которое</w:t>
+      </w:r>
+      <w:r>
+        <w:t xml:space="preserve"> </w:t>
+      </w:r>
+      <w:r>
+        <w:rPr>
+          <w:iCs/>
+          <w:i/>
+        </w:rPr>
+        <w:t xml:space="preserve">одновременно</w:t>
+      </w:r>
+      <w:r>
+        <w:t xml:space="preserve"> </w:t>
+      </w:r>
+      <w:r>
+        <w:t xml:space="preserve">обрабатывает ещё и другой, независимо вложенный сосед.</w:t>
+      </w:r>
+      <w:r>
+        <w:t xml:space="preserve"> </w:t>
+      </w:r>
+      <w:r>
+        <w:t xml:space="preserve">В этой модели</w:t>
+      </w:r>
+      <w:r>
+        <w:t xml:space="preserve"> </w:t>
+      </w:r>
+      <m:oMath>
+        <m:sSub>
+          <m:e>
+            <m:r>
+              <m:t>A</m:t>
+            </m:r>
+          </m:e>
+          <m:sub>
+            <m:r>
+              <m:t>3</m:t>
+            </m:r>
+          </m:sub>
+        </m:sSub>
+      </m:oMath>
+      <w:r>
+        <w:t xml:space="preserve"> </w:t>
+      </w:r>
+      <w:r>
+        <w:t xml:space="preserve">и</w:t>
+      </w:r>
+      <w:r>
+        <w:t xml:space="preserve"> </w:t>
+      </w:r>
+      <m:oMath>
+        <m:sSub>
+          <m:e>
+            <m:r>
+              <m:t>A</m:t>
+            </m:r>
+          </m:e>
+          <m:sub>
+            <m:r>
+              <m:t>2</m:t>
+            </m:r>
+          </m:sub>
+        </m:sSub>
+      </m:oMath>
+      <w:r>
+        <w:t xml:space="preserve"> </w:t>
+      </w:r>
+      <w:r>
+        <w:t xml:space="preserve">оба вложены в «Игра» и оба реагируют на один и</w:t>
+      </w:r>
+      <w:r>
+        <w:t xml:space="preserve"> </w:t>
+      </w:r>
+      <w:r>
+        <w:t xml:space="preserve">тот же</w:t>
+      </w:r>
+      <w:r>
+        <w:t xml:space="preserve"> </w:t>
+      </w:r>
+      <w:r>
+        <w:rPr>
+          <w:rStyle w:val="VerbatimChar"/>
+        </w:rPr>
+        <w:t xml:space="preserve">e05</w:t>
+      </w:r>
+      <w:r>
+        <w:t xml:space="preserve">; если relay в</w:t>
+      </w:r>
+      <w:r>
+        <w:t xml:space="preserve"> </w:t>
+      </w:r>
+      <m:oMath>
+        <m:sSub>
+          <m:e>
+            <m:r>
+              <m:t>A</m:t>
+            </m:r>
+          </m:e>
+          <m:sub>
+            <m:r>
+              <m:t>4</m:t>
+            </m:r>
+          </m:sub>
+        </m:sSub>
+      </m:oMath>
+      <w:r>
+        <w:t xml:space="preserve"> </w:t>
+      </w:r>
+      <w:r>
+        <w:t xml:space="preserve">повесить на этот же</w:t>
+      </w:r>
+      <w:r>
+        <w:t xml:space="preserve"> </w:t>
+      </w:r>
+      <w:r>
+        <w:rPr>
+          <w:rStyle w:val="VerbatimChar"/>
+        </w:rPr>
+        <w:t xml:space="preserve">e05</w:t>
+      </w:r>
+      <w:r>
+        <w:t xml:space="preserve"> </w:t>
+      </w:r>
+      <w:r>
+        <w:t xml:space="preserve">(естественное место – объявление выигрыша), он доставляется, но</w:t>
+      </w:r>
+      <w:r>
+        <w:t xml:space="preserve"> </w:t>
+      </w:r>
+      <w:r>
+        <w:rPr>
+          <w:iCs/>
+          <w:i/>
+        </w:rPr>
+        <w:t xml:space="preserve">позже</w:t>
+      </w:r>
+      <w:r>
+        <w:t xml:space="preserve">, чем выходы</w:t>
+      </w:r>
+      <w:r>
+        <w:t xml:space="preserve"> </w:t>
+      </w:r>
+      <m:oMath>
+        <m:sSub>
+          <m:e>
+            <m:r>
+              <m:t>A</m:t>
+            </m:r>
+          </m:e>
+          <m:sub>
+            <m:r>
+              <m:t>2</m:t>
+            </m:r>
+          </m:sub>
+        </m:sSub>
+      </m:oMath>
+      <w:r>
+        <w:t xml:space="preserve"> </w:t>
+      </w:r>
+      <w:r>
+        <w:t xml:space="preserve">и</w:t>
+      </w:r>
+      <w:r>
+        <w:t xml:space="preserve"> </w:t>
+      </w:r>
+      <m:oMath>
+        <m:sSub>
+          <m:e>
+            <m:r>
+              <m:t>A</m:t>
+            </m:r>
+          </m:e>
+          <m:sub>
+            <m:r>
+              <m:t>3</m:t>
+            </m:r>
+          </m:sub>
+        </m:sSub>
+      </m:oMath>
+      <w:r>
+        <w:t xml:space="preserve"> </w:t>
+      </w:r>
+      <w:r>
+        <w:t xml:space="preserve">успевают «запечься» в составной</w:t>
+      </w:r>
+      <w:r>
+        <w:t xml:space="preserve"> </w:t>
+      </w:r>
+      <w:r>
+        <w:t xml:space="preserve">переход – и попадает в конец списка выходов вместо места сразу после</w:t>
+      </w:r>
+      <w:r>
+        <w:t xml:space="preserve"> </w:t>
+      </w:r>
+      <w:r>
+        <w:t xml:space="preserve">выхода</w:t>
+      </w:r>
+      <w:r>
+        <w:t xml:space="preserve"> </w:t>
+      </w:r>
+      <m:oMath>
+        <m:sSub>
+          <m:e>
+            <m:r>
+              <m:t>A</m:t>
+            </m:r>
+          </m:e>
+          <m:sub>
+            <m:r>
+              <m:t>3</m:t>
+            </m:r>
+          </m:sub>
+        </m:sSub>
+      </m:oMath>
+      <w:r>
+        <w:t xml:space="preserve">, как у независимо работающих автоматов. Формально это уже не</w:t>
+      </w:r>
+      <w:r>
+        <w:t xml:space="preserve"> </w:t>
+      </w:r>
+      <w:r>
+        <w:t xml:space="preserve">то же самое поведение. Решение: повесить relay не на объявление выигрыша,</w:t>
+      </w:r>
+      <w:r>
+        <w:t xml:space="preserve"> </w:t>
+      </w:r>
+      <w:r>
+        <w:t xml:space="preserve">а на завершение выплаты (</w:t>
+      </w:r>
+      <w:r>
+        <w:rPr>
+          <w:rStyle w:val="VerbatimChar"/>
+        </w:rPr>
+        <w:t xml:space="preserve">e33</w:t>
+      </w:r>
+      <w:r>
+        <w:t xml:space="preserve">) – событие, которое никто больше</w:t>
+      </w:r>
+      <w:r>
+        <w:t xml:space="preserve"> </w:t>
+      </w:r>
+      <w:r>
+        <w:t xml:space="preserve">одновременно не обрабатывает, так что для места в списке выходов конкурировать</w:t>
+      </w:r>
+      <w:r>
+        <w:t xml:space="preserve"> </w:t>
+      </w:r>
+      <w:r>
+        <w:t xml:space="preserve">не с кем. Семантически чуть менее интуитивно (туш джекпота звучит по</w:t>
+      </w:r>
+      <w:r>
+        <w:t xml:space="preserve"> </w:t>
+      </w:r>
+      <w:r>
+        <w:t xml:space="preserve">окончании выплаты, а не в момент объявления выигрыша), зато без гонки.</w:t>
+      </w:r>
+    </w:p>
+    <w:p>
+      <w:pPr>
+        <w:pStyle w:val="BodyText"/>
+      </w:pPr>
+      <w:r>
         <w:t xml:space="preserve">Полный код:</w:t>
       </w:r>
       <w:r>
         <w:t xml:space="preserve"> </w:t>
       </w:r>
-      <w:hyperlink r:id="rId25">
+      <w:hyperlink r:id="rId26">
         <w:r>
           <w:rPr>
             <w:rStyle w:val="VerbatimChar"/>
@@ -1650,9 +2165,9 @@
         <w:t xml:space="preserve">).</w:t>
       </w:r>
     </w:p>
-    <w:bookmarkEnd w:id="26"/>
     <w:bookmarkEnd w:id="27"/>
-    <w:bookmarkStart w:id="52" w:name="дополненная-система-конечных-автоматов"/>
+    <w:bookmarkEnd w:id="28"/>
+    <w:bookmarkStart w:id="49" w:name="дополненная-система-конечных-автоматов"/>
     <w:p>
       <w:pPr>
         <w:pStyle w:val="Heading1"/>
@@ -1666,7 +2181,10 @@
         <w:pStyle w:val="FirstParagraph"/>
       </w:pPr>
       <w:r>
-        <w:t xml:space="preserve">К системе «игровой автомат» из предыдущей версии статьи (</w:t>
+        <w:t xml:space="preserve">Состав системы не изменился – по-прежнему пять автоматов,</w:t>
+      </w:r>
+      <w:r>
+        <w:t xml:space="preserve"> </w:t>
       </w:r>
       <m:oMath>
         <m:sSub>
@@ -1700,13 +2218,13 @@
         </m:sSub>
       </m:oMath>
       <w:r>
-        <w:t xml:space="preserve">)</w:t>
-      </w:r>
-      <w:r>
-        <w:t xml:space="preserve"> </w:t>
-      </w:r>
-      <w:r>
-        <w:t xml:space="preserve">добавлен автомат</w:t>
+        <w:t xml:space="preserve">.</w:t>
+      </w:r>
+      <w:r>
+        <w:t xml:space="preserve"> </w:t>
+      </w:r>
+      <w:r>
+        <w:t xml:space="preserve">Изменился только</w:t>
       </w:r>
       <w:r>
         <w:t xml:space="preserve"> </w:t>
@@ -1720,7 +2238,7 @@
           </m:e>
           <m:sub>
             <m:r>
-              <m:t>41</m:t>
+              <m:t>4</m:t>
             </m:r>
           </m:sub>
         </m:sSub>
@@ -1729,51 +2247,28 @@
         <w:t xml:space="preserve"> </w:t>
       </w:r>
       <w:r>
-        <w:t xml:space="preserve">«Регулятор громкости», а сам</w:t>
-      </w:r>
-      <w:r>
-        <w:t xml:space="preserve"> </w:t>
-      </w:r>
-      <m:oMath>
-        <m:sSub>
-          <m:e>
-            <m:r>
-              <m:t>A</m:t>
-            </m:r>
-          </m:e>
-          <m:sub>
-            <m:r>
-              <m:t>4</m:t>
-            </m:r>
-          </m:sub>
-        </m:sSub>
-      </m:oMath>
-      <w:r>
-        <w:t xml:space="preserve"> </w:t>
-      </w:r>
-      <w:r>
-        <w:t xml:space="preserve">«Звуки» теперь</w:t>
-      </w:r>
-      <w:r>
-        <w:t xml:space="preserve"> </w:t>
-      </w:r>
-      <w:r>
-        <w:t xml:space="preserve">вложен не в одно, а сразу в два состояния родителя. Ниже приведены диаграмма</w:t>
-      </w:r>
-      <w:r>
-        <w:t xml:space="preserve"> </w:t>
-      </w:r>
-      <w:r>
-        <w:t xml:space="preserve">состояний и таблицы входных и выходных событий для каждого из шести</w:t>
-      </w:r>
-      <w:r>
-        <w:t xml:space="preserve"> </w:t>
-      </w:r>
-      <w:r>
-        <w:t xml:space="preserve">автоматов, а также для итогового перемноженного автомата.</w:t>
+        <w:t xml:space="preserve">«Звуки»: он обзавёлся третьим звуком и третьим</w:t>
+      </w:r>
+      <w:r>
+        <w:t xml:space="preserve"> </w:t>
+      </w:r>
+      <w:r>
+        <w:t xml:space="preserve">местом вложения. Ниже приведены диаграмма состояний и таблицы входных и</w:t>
+      </w:r>
+      <w:r>
+        <w:t xml:space="preserve"> </w:t>
+      </w:r>
+      <w:r>
+        <w:t xml:space="preserve">выходных событий для каждого автомата, а также для итогового перемноженного</w:t>
+      </w:r>
+      <w:r>
+        <w:t xml:space="preserve"> </w:t>
+      </w:r>
+      <w:r>
+        <w:t xml:space="preserve">автомата.</w:t>
       </w:r>
     </w:p>
-    <w:bookmarkStart w:id="31" w:name="автомат-1.-игровая-машина-a_0"/>
+    <w:bookmarkStart w:id="32" w:name="автомат-1.-игровая-машина-a_0"/>
     <w:p>
       <w:pPr>
         <w:pStyle w:val="Heading2"/>
@@ -1808,18 +2303,18 @@
           <wp:inline>
             <wp:extent cx="5334000" cy="4499250"/>
             <wp:effectExtent b="0" l="0" r="0" t="0"/>
-            <wp:docPr descr="" title="" id="29" name="Picture"/>
+            <wp:docPr descr="" title="" id="30" name="Picture"/>
             <a:graphic>
               <a:graphicData uri="http://schemas.openxmlformats.org/drawingml/2006/picture">
                 <pic:pic>
                   <pic:nvPicPr>
-                    <pic:cNvPr descr="puml/a0.png" id="30" name="Picture"/>
+                    <pic:cNvPr descr="puml/a0.png" id="31" name="Picture"/>
                     <pic:cNvPicPr>
                       <a:picLocks noChangeArrowheads="1" noChangeAspect="1"/>
                     </pic:cNvPicPr>
                   </pic:nvPicPr>
                   <pic:blipFill>
-                    <a:blip r:embed="rId28"/>
+                    <a:blip r:embed="rId29"/>
                     <a:stretch>
                       <a:fillRect/>
                     </a:stretch>
@@ -1871,7 +2366,7 @@
         </m:sSub>
       </m:oMath>
       <w:r>
-        <w:t xml:space="preserve">. Обратите внимание:</w:t>
+        <w:t xml:space="preserve">.</w:t>
       </w:r>
       <w:r>
         <w:t xml:space="preserve"> </w:t>
@@ -1894,7 +2389,13 @@
         <w:t xml:space="preserve"> </w:t>
       </w:r>
       <w:r>
-        <w:t xml:space="preserve">теперь указан вложенным и в «Игра» (случай 3, наравне с</w:t>
+        <w:t xml:space="preserve">указан вложенным и в</w:t>
+      </w:r>
+      <w:r>
+        <w:t xml:space="preserve"> </w:t>
+      </w:r>
+      <w:r>
+        <w:t xml:space="preserve">«Игра» (случай 3, наравне с</w:t>
       </w:r>
       <w:r>
         <w:t xml:space="preserve"> </w:t>
@@ -1931,13 +2432,13 @@
         </m:sSub>
       </m:oMath>
       <w:r>
-        <w:t xml:space="preserve">), и в</w:t>
-      </w:r>
-      <w:r>
-        <w:t xml:space="preserve"> </w:t>
-      </w:r>
-      <w:r>
-        <w:t xml:space="preserve">«Выдача жетона», как и раньше.</w:t>
+        <w:t xml:space="preserve">), и в «Выдача жетона», как и</w:t>
+      </w:r>
+      <w:r>
+        <w:t xml:space="preserve"> </w:t>
+      </w:r>
+      <w:r>
+        <w:t xml:space="preserve">раньше.</w:t>
       </w:r>
     </w:p>
     <w:p>
@@ -2365,7 +2866,9 @@
           </w:p>
         </w:tc>
         <w:tc>
-          <w:tcPr/>
+          <w:tcPr>
+            <w:vMerge w:val="restart"/>
+          </w:tcPr>
           <w:p>
             <w:pPr>
               <w:pStyle w:val="Compact"/>
@@ -2425,34 +2928,29 @@
               <w:rPr>
                 <w:rStyle w:val="VerbatimChar"/>
               </w:rPr>
-              <w:t xml:space="preserve">e02</w:t>
-            </w:r>
-          </w:p>
-        </w:tc>
-        <w:tc>
-          <w:tcPr/>
-          <w:p>
-            <w:pPr>
-              <w:pStyle w:val="Compact"/>
-              <w:jc w:val="left"/>
-            </w:pPr>
-            <w:r>
-              <w:t xml:space="preserve">Нажата кнопка &lt;&lt;Возврат&gt;&gt;</w:t>
-            </w:r>
-          </w:p>
-        </w:tc>
-        <w:tc>
-          <w:tcPr>
-            <w:vMerge w:val="restart"/>
-          </w:tcPr>
-          <w:p>
-            <w:pPr>
-              <w:pStyle w:val="Compact"/>
-              <w:jc w:val="left"/>
-            </w:pPr>
-            <w:r>
-              <w:t xml:space="preserve">A1</w:t>
-            </w:r>
+              <w:t xml:space="preserve">e06</w:t>
+            </w:r>
+          </w:p>
+        </w:tc>
+        <w:tc>
+          <w:tcPr/>
+          <w:p>
+            <w:pPr>
+              <w:pStyle w:val="Compact"/>
+              <w:jc w:val="left"/>
+            </w:pPr>
+            <w:r>
+              <w:t xml:space="preserve">Выдан жетон из банка</w:t>
+            </w:r>
+          </w:p>
+        </w:tc>
+        <w:tc>
+          <w:tcPr>
+            <w:gridSpan w:val="1"/>
+            <w:vMerge w:val="continue"/>
+          </w:tcPr>
+          <w:p>
+            <w:pPr/>
           </w:p>
         </w:tc>
       </w:tr>
@@ -2504,22 +3002,38 @@
               <w:rPr>
                 <w:rStyle w:val="VerbatimChar"/>
               </w:rPr>
-              <w:t xml:space="preserve">e12</w:t>
-            </w:r>
-          </w:p>
-        </w:tc>
-        <w:tc>
-          <w:tcPr/>
-          <w:p>
-            <w:pPr>
-              <w:pStyle w:val="Compact"/>
-              <w:jc w:val="left"/>
-            </w:pPr>
-            <w:r>
-              <w:t xml:space="preserve">Необходимо перевести жетоны в банк</w:t>
-            </w:r>
-          </w:p>
-        </w:tc>
+              <w:t xml:space="preserve">e02</w:t>
+            </w:r>
+          </w:p>
+        </w:tc>
+        <w:tc>
+          <w:tcPr/>
+          <w:p>
+            <w:pPr>
+              <w:pStyle w:val="Compact"/>
+              <w:jc w:val="left"/>
+            </w:pPr>
+            <w:r>
+              <w:t xml:space="preserve">Нажата кнопка &lt;&lt;Возврат&gt;&gt;</w:t>
+            </w:r>
+          </w:p>
+        </w:tc>
+        <w:tc>
+          <w:tcPr>
+            <w:vMerge w:val="restart"/>
+          </w:tcPr>
+          <w:p>
+            <w:pPr>
+              <w:pStyle w:val="Compact"/>
+              <w:jc w:val="left"/>
+            </w:pPr>
+            <w:r>
+              <w:t xml:space="preserve">A1</w:t>
+            </w:r>
+          </w:p>
+        </w:tc>
+      </w:tr>
+      <w:tr>
         <w:tc>
           <w:tcPr>
             <w:gridSpan w:val="1"/>
@@ -2529,6 +3043,69 @@
             <w:pPr/>
           </w:p>
         </w:tc>
+        <w:tc>
+          <w:tcPr/>
+          <w:p>
+            <w:pPr>
+              <w:pStyle w:val="Compact"/>
+              <w:jc w:val="left"/>
+            </w:pPr>
+            <w:r>
+              <w:t xml:space="preserve">Выдан жетон из банка</w:t>
+            </w:r>
+          </w:p>
+        </w:tc>
+        <w:tc>
+          <w:tcPr/>
+          <w:p>
+            <w:pPr>
+              <w:pStyle w:val="Compact"/>
+              <w:jc w:val="left"/>
+            </w:pPr>
+            <w:r>
+              <w:rPr>
+                <w:rStyle w:val="VerbatimChar"/>
+              </w:rPr>
+              <w:t xml:space="preserve">e06</w:t>
+            </w:r>
+          </w:p>
+        </w:tc>
+        <w:tc>
+          <w:tcPr/>
+          <w:p>
+            <w:pPr>
+              <w:pStyle w:val="Compact"/>
+              <w:jc w:val="left"/>
+            </w:pPr>
+            <w:r>
+              <w:rPr>
+                <w:rStyle w:val="VerbatimChar"/>
+              </w:rPr>
+              <w:t xml:space="preserve">e12</w:t>
+            </w:r>
+          </w:p>
+        </w:tc>
+        <w:tc>
+          <w:tcPr/>
+          <w:p>
+            <w:pPr>
+              <w:pStyle w:val="Compact"/>
+              <w:jc w:val="left"/>
+            </w:pPr>
+            <w:r>
+              <w:t xml:space="preserve">Необходимо перевести жетоны в банк</w:t>
+            </w:r>
+          </w:p>
+        </w:tc>
+        <w:tc>
+          <w:tcPr>
+            <w:gridSpan w:val="1"/>
+            <w:vMerge w:val="continue"/>
+          </w:tcPr>
+          <w:p>
+            <w:pPr/>
+          </w:p>
+        </w:tc>
       </w:tr>
       <w:tr>
         <w:tc>
@@ -2548,22 +3125,22 @@
               <w:jc w:val="left"/>
             </w:pPr>
             <w:r>
-              <w:t xml:space="preserve">Выдан жетон из банка</w:t>
-            </w:r>
-          </w:p>
-        </w:tc>
-        <w:tc>
-          <w:tcPr/>
-          <w:p>
-            <w:pPr>
-              <w:pStyle w:val="Compact"/>
-              <w:jc w:val="left"/>
-            </w:pPr>
-            <w:r>
-              <w:rPr>
-                <w:rStyle w:val="VerbatimChar"/>
-              </w:rPr>
-              <w:t xml:space="preserve">e06</w:t>
+              <w:t xml:space="preserve">Cумма выдачи выигрыша больше нуля</w:t>
+            </w:r>
+          </w:p>
+        </w:tc>
+        <w:tc>
+          <w:tcPr/>
+          <w:p>
+            <w:pPr>
+              <w:pStyle w:val="Compact"/>
+              <w:jc w:val="left"/>
+            </w:pPr>
+            <w:r>
+              <w:rPr>
+                <w:rStyle w:val="VerbatimChar"/>
+              </w:rPr>
+              <w:t xml:space="preserve">x01</w:t>
             </w:r>
           </w:p>
         </w:tc>
@@ -2622,22 +3199,22 @@
               <w:jc w:val="left"/>
             </w:pPr>
             <w:r>
-              <w:t xml:space="preserve">Cумма выдачи выигрыша больше нуля</w:t>
-            </w:r>
-          </w:p>
-        </w:tc>
-        <w:tc>
-          <w:tcPr/>
-          <w:p>
-            <w:pPr>
-              <w:pStyle w:val="Compact"/>
-              <w:jc w:val="left"/>
-            </w:pPr>
-            <w:r>
-              <w:rPr>
-                <w:rStyle w:val="VerbatimChar"/>
-              </w:rPr>
-              <w:t xml:space="preserve">x01</w:t>
+              <w:t xml:space="preserve">В банке есть жетоны</w:t>
+            </w:r>
+          </w:p>
+        </w:tc>
+        <w:tc>
+          <w:tcPr/>
+          <w:p>
+            <w:pPr>
+              <w:pStyle w:val="Compact"/>
+              <w:jc w:val="left"/>
+            </w:pPr>
+            <w:r>
+              <w:rPr>
+                <w:rStyle w:val="VerbatimChar"/>
+              </w:rPr>
+              <w:t xml:space="preserve">x02</w:t>
             </w:r>
           </w:p>
         </w:tc>
@@ -2686,6 +3263,74 @@
       <w:tr>
         <w:tc>
           <w:tcPr>
+            <w:vMerge w:val="restart"/>
+          </w:tcPr>
+          <w:p>
+            <w:pPr>
+              <w:pStyle w:val="Compact"/>
+              <w:jc w:val="left"/>
+            </w:pPr>
+            <w:r>
+              <w:t xml:space="preserve">A1</w:t>
+            </w:r>
+          </w:p>
+        </w:tc>
+        <w:tc>
+          <w:tcPr/>
+          <w:p>
+            <w:pPr>
+              <w:pStyle w:val="Compact"/>
+              <w:jc w:val="left"/>
+            </w:pPr>
+            <w:r>
+              <w:t xml:space="preserve">Опущен жетон</w:t>
+            </w:r>
+          </w:p>
+        </w:tc>
+        <w:tc>
+          <w:tcPr/>
+          <w:p>
+            <w:pPr>
+              <w:pStyle w:val="Compact"/>
+              <w:jc w:val="left"/>
+            </w:pPr>
+            <w:r>
+              <w:rPr>
+                <w:rStyle w:val="VerbatimChar"/>
+              </w:rPr>
+              <w:t xml:space="preserve">e11</w:t>
+            </w:r>
+          </w:p>
+        </w:tc>
+        <w:tc>
+          <w:tcPr/>
+          <w:p>
+            <w:pPr>
+              <w:pStyle w:val="Compact"/>
+              <w:jc w:val="left"/>
+            </w:pPr>
+            <w:r>
+              <w:rPr>
+                <w:rStyle w:val="VerbatimChar"/>
+              </w:rPr>
+              <w:t xml:space="preserve">e33</w:t>
+            </w:r>
+          </w:p>
+        </w:tc>
+        <w:tc>
+          <w:tcPr/>
+          <w:p>
+            <w:pPr>
+              <w:pStyle w:val="Compact"/>
+              <w:jc w:val="left"/>
+            </w:pPr>
+            <w:r>
+              <w:t xml:space="preserve">Выплата жетонов завершена</w:t>
+            </w:r>
+          </w:p>
+        </w:tc>
+        <w:tc>
+          <w:tcPr>
             <w:gridSpan w:val="1"/>
             <w:vMerge w:val="continue"/>
           </w:tcPr>
@@ -2693,60 +3338,8 @@
             <w:pPr/>
           </w:p>
         </w:tc>
-        <w:tc>
-          <w:tcPr/>
-          <w:p>
-            <w:pPr>
-              <w:pStyle w:val="Compact"/>
-              <w:jc w:val="left"/>
-            </w:pPr>
-            <w:r>
-              <w:t xml:space="preserve">В банке есть жетоны</w:t>
-            </w:r>
-          </w:p>
-        </w:tc>
-        <w:tc>
-          <w:tcPr/>
-          <w:p>
-            <w:pPr>
-              <w:pStyle w:val="Compact"/>
-              <w:jc w:val="left"/>
-            </w:pPr>
-            <w:r>
-              <w:rPr>
-                <w:rStyle w:val="VerbatimChar"/>
-              </w:rPr>
-              <w:t xml:space="preserve">x02</w:t>
-            </w:r>
-          </w:p>
-        </w:tc>
-        <w:tc>
-          <w:tcPr/>
-          <w:p>
-            <w:pPr>
-              <w:pStyle w:val="Compact"/>
-              <w:jc w:val="left"/>
-            </w:pPr>
-            <w:r>
-              <w:rPr>
-                <w:rStyle w:val="VerbatimChar"/>
-              </w:rPr>
-              <w:t xml:space="preserve">e33</w:t>
-            </w:r>
-          </w:p>
-        </w:tc>
-        <w:tc>
-          <w:tcPr/>
-          <w:p>
-            <w:pPr>
-              <w:pStyle w:val="Compact"/>
-              <w:jc w:val="left"/>
-            </w:pPr>
-            <w:r>
-              <w:t xml:space="preserve">Выплата жетонов завершена</w:t>
-            </w:r>
-          </w:p>
-        </w:tc>
+      </w:tr>
+      <w:tr>
         <w:tc>
           <w:tcPr>
             <w:gridSpan w:val="1"/>
@@ -2756,88 +3349,146 @@
             <w:pPr/>
           </w:p>
         </w:tc>
+        <w:tc>
+          <w:tcPr/>
+          <w:p>
+            <w:pPr>
+              <w:pStyle w:val="Compact"/>
+              <w:jc w:val="left"/>
+            </w:pPr>
+            <w:r>
+              <w:t xml:space="preserve">y1!=2</w:t>
+            </w:r>
+          </w:p>
+        </w:tc>
+        <w:tc>
+          <w:tcPr/>
+          <w:p>
+            <w:pPr>
+              <w:pStyle w:val="Compact"/>
+              <w:jc w:val="left"/>
+            </w:pPr>
+            <w:r>
+              <w:rPr>
+                <w:rStyle w:val="VerbatimChar"/>
+              </w:rPr>
+              <w:t xml:space="preserve">y1!=2</w:t>
+            </w:r>
+          </w:p>
+        </w:tc>
+        <w:tc>
+          <w:tcPr/>
+          <w:p>
+            <w:pPr>
+              <w:pStyle w:val="Compact"/>
+              <w:jc w:val="left"/>
+            </w:pPr>
+            <w:r>
+              <w:rPr>
+                <w:rStyle w:val="VerbatimChar"/>
+              </w:rPr>
+              <w:t xml:space="preserve">z02</w:t>
+            </w:r>
+          </w:p>
+        </w:tc>
+        <w:tc>
+          <w:tcPr/>
+          <w:p>
+            <w:pPr>
+              <w:pStyle w:val="Compact"/>
+              <w:jc w:val="left"/>
+            </w:pPr>
+            <w:r>
+              <w:t xml:space="preserve">Закрыть монетоприемник</w:t>
+            </w:r>
+          </w:p>
+        </w:tc>
+        <w:tc>
+          <w:tcPr>
+            <w:vMerge w:val="restart"/>
+          </w:tcPr>
+          <w:p>
+            <w:pPr>
+              <w:pStyle w:val="Compact"/>
+              <w:jc w:val="left"/>
+            </w:pPr>
+            <w:r>
+              <w:t xml:space="preserve">Среда</w:t>
+            </w:r>
+          </w:p>
+        </w:tc>
       </w:tr>
       <w:tr>
         <w:tc>
           <w:tcPr>
-            <w:vMerge w:val="restart"/>
-          </w:tcPr>
-          <w:p>
-            <w:pPr>
-              <w:pStyle w:val="Compact"/>
-              <w:jc w:val="left"/>
-            </w:pPr>
-            <w:r>
-              <w:t xml:space="preserve">A1</w:t>
-            </w:r>
-          </w:p>
-        </w:tc>
-        <w:tc>
-          <w:tcPr/>
-          <w:p>
-            <w:pPr>
-              <w:pStyle w:val="Compact"/>
-              <w:jc w:val="left"/>
-            </w:pPr>
-            <w:r>
-              <w:t xml:space="preserve">Опущен жетон</w:t>
-            </w:r>
-          </w:p>
-        </w:tc>
-        <w:tc>
-          <w:tcPr/>
-          <w:p>
-            <w:pPr>
-              <w:pStyle w:val="Compact"/>
-              <w:jc w:val="left"/>
-            </w:pPr>
-            <w:r>
-              <w:rPr>
-                <w:rStyle w:val="VerbatimChar"/>
-              </w:rPr>
-              <w:t xml:space="preserve">e11</w:t>
-            </w:r>
-          </w:p>
-        </w:tc>
-        <w:tc>
-          <w:tcPr/>
-          <w:p>
-            <w:pPr>
-              <w:pStyle w:val="Compact"/>
-              <w:jc w:val="left"/>
-            </w:pPr>
-            <w:r>
-              <w:rPr>
-                <w:rStyle w:val="VerbatimChar"/>
-              </w:rPr>
-              <w:t xml:space="preserve">z02</w:t>
-            </w:r>
-          </w:p>
-        </w:tc>
-        <w:tc>
-          <w:tcPr/>
-          <w:p>
-            <w:pPr>
-              <w:pStyle w:val="Compact"/>
-              <w:jc w:val="left"/>
-            </w:pPr>
-            <w:r>
-              <w:t xml:space="preserve">Закрыть монетоприемник</w:t>
-            </w:r>
-          </w:p>
-        </w:tc>
-        <w:tc>
-          <w:tcPr>
-            <w:vMerge w:val="restart"/>
-          </w:tcPr>
-          <w:p>
-            <w:pPr>
-              <w:pStyle w:val="Compact"/>
-              <w:jc w:val="left"/>
-            </w:pPr>
-            <w:r>
-              <w:t xml:space="preserve">Среда</w:t>
-            </w:r>
+            <w:gridSpan w:val="1"/>
+            <w:vMerge w:val="continue"/>
+          </w:tcPr>
+          <w:p>
+            <w:pPr/>
+          </w:p>
+        </w:tc>
+        <w:tc>
+          <w:tcPr/>
+          <w:p>
+            <w:pPr>
+              <w:pStyle w:val="Compact"/>
+              <w:jc w:val="left"/>
+            </w:pPr>
+            <w:r>
+              <w:t xml:space="preserve">Жетон принят</w:t>
+            </w:r>
+          </w:p>
+        </w:tc>
+        <w:tc>
+          <w:tcPr/>
+          <w:p>
+            <w:pPr>
+              <w:pStyle w:val="Compact"/>
+              <w:jc w:val="left"/>
+            </w:pPr>
+            <w:r>
+              <w:rPr>
+                <w:rStyle w:val="VerbatimChar"/>
+              </w:rPr>
+              <w:t xml:space="preserve">y1=1</w:t>
+            </w:r>
+          </w:p>
+        </w:tc>
+        <w:tc>
+          <w:tcPr/>
+          <w:p>
+            <w:pPr>
+              <w:pStyle w:val="Compact"/>
+              <w:jc w:val="left"/>
+            </w:pPr>
+            <w:r>
+              <w:rPr>
+                <w:rStyle w:val="VerbatimChar"/>
+              </w:rPr>
+              <w:t xml:space="preserve">z03</w:t>
+            </w:r>
+          </w:p>
+        </w:tc>
+        <w:tc>
+          <w:tcPr/>
+          <w:p>
+            <w:pPr>
+              <w:pStyle w:val="Compact"/>
+              <w:jc w:val="left"/>
+            </w:pPr>
+            <w:r>
+              <w:t xml:space="preserve">Открыть монетоприемник</w:t>
+            </w:r>
+          </w:p>
+        </w:tc>
+        <w:tc>
+          <w:tcPr>
+            <w:gridSpan w:val="1"/>
+            <w:vMerge w:val="continue"/>
+          </w:tcPr>
+          <w:p>
+            <w:pPr/>
           </w:p>
         </w:tc>
       </w:tr>
@@ -2859,49 +3510,49 @@
               <w:jc w:val="left"/>
             </w:pPr>
             <w:r>
-              <w:t xml:space="preserve">y1!=2</w:t>
-            </w:r>
-          </w:p>
-        </w:tc>
-        <w:tc>
-          <w:tcPr/>
-          <w:p>
-            <w:pPr>
-              <w:pStyle w:val="Compact"/>
-              <w:jc w:val="left"/>
-            </w:pPr>
-            <w:r>
-              <w:rPr>
-                <w:rStyle w:val="VerbatimChar"/>
-              </w:rPr>
-              <w:t xml:space="preserve">y1!=2</w:t>
-            </w:r>
-          </w:p>
-        </w:tc>
-        <w:tc>
-          <w:tcPr/>
-          <w:p>
-            <w:pPr>
-              <w:pStyle w:val="Compact"/>
-              <w:jc w:val="left"/>
-            </w:pPr>
-            <w:r>
-              <w:rPr>
-                <w:rStyle w:val="VerbatimChar"/>
-              </w:rPr>
-              <w:t xml:space="preserve">z03</w:t>
-            </w:r>
-          </w:p>
-        </w:tc>
-        <w:tc>
-          <w:tcPr/>
-          <w:p>
-            <w:pPr>
-              <w:pStyle w:val="Compact"/>
-              <w:jc w:val="left"/>
-            </w:pPr>
-            <w:r>
-              <w:t xml:space="preserve">Открыть монетоприемник</w:t>
+              <w:t xml:space="preserve">Жетон не распознан</w:t>
+            </w:r>
+          </w:p>
+        </w:tc>
+        <w:tc>
+          <w:tcPr/>
+          <w:p>
+            <w:pPr>
+              <w:pStyle w:val="Compact"/>
+              <w:jc w:val="left"/>
+            </w:pPr>
+            <w:r>
+              <w:rPr>
+                <w:rStyle w:val="VerbatimChar"/>
+              </w:rPr>
+              <w:t xml:space="preserve">y1=2</w:t>
+            </w:r>
+          </w:p>
+        </w:tc>
+        <w:tc>
+          <w:tcPr/>
+          <w:p>
+            <w:pPr>
+              <w:pStyle w:val="Compact"/>
+              <w:jc w:val="left"/>
+            </w:pPr>
+            <w:r>
+              <w:rPr>
+                <w:rStyle w:val="VerbatimChar"/>
+              </w:rPr>
+              <w:t xml:space="preserve">z04</w:t>
+            </w:r>
+          </w:p>
+        </w:tc>
+        <w:tc>
+          <w:tcPr/>
+          <w:p>
+            <w:pPr>
+              <w:pStyle w:val="Compact"/>
+              <w:jc w:val="left"/>
+            </w:pPr>
+            <w:r>
+              <w:t xml:space="preserve">Выдать жетон из банка</w:t>
             </w:r>
           </w:p>
         </w:tc>
@@ -2917,6 +3568,72 @@
       </w:tr>
       <w:tr>
         <w:tc>
+          <w:tcPr/>
+          <w:p>
+            <w:pPr>
+              <w:pStyle w:val="Compact"/>
+              <w:jc w:val="left"/>
+            </w:pPr>
+            <w:r>
+              <w:t xml:space="preserve">A2</w:t>
+            </w:r>
+          </w:p>
+        </w:tc>
+        <w:tc>
+          <w:tcPr/>
+          <w:p>
+            <w:pPr>
+              <w:pStyle w:val="Compact"/>
+              <w:jc w:val="left"/>
+            </w:pPr>
+            <w:r>
+              <w:t xml:space="preserve">Барабаны прокручены</w:t>
+            </w:r>
+          </w:p>
+        </w:tc>
+        <w:tc>
+          <w:tcPr/>
+          <w:p>
+            <w:pPr>
+              <w:pStyle w:val="Compact"/>
+              <w:jc w:val="left"/>
+            </w:pPr>
+            <w:r>
+              <w:rPr>
+                <w:rStyle w:val="VerbatimChar"/>
+              </w:rPr>
+              <w:t xml:space="preserve">y2=0</w:t>
+            </w:r>
+          </w:p>
+        </w:tc>
+        <w:tc>
+          <w:tcPr/>
+          <w:p>
+            <w:pPr>
+              <w:pStyle w:val="Compact"/>
+              <w:jc w:val="left"/>
+            </w:pPr>
+            <w:r>
+              <w:rPr>
+                <w:rStyle w:val="VerbatimChar"/>
+              </w:rPr>
+              <w:t xml:space="preserve">z05</w:t>
+            </w:r>
+          </w:p>
+        </w:tc>
+        <w:tc>
+          <w:tcPr/>
+          <w:p>
+            <w:pPr>
+              <w:pStyle w:val="Compact"/>
+              <w:jc w:val="left"/>
+            </w:pPr>
+            <w:r>
+              <w:t xml:space="preserve">Сбросить сумму выигрыша</w:t>
+            </w:r>
+          </w:p>
+        </w:tc>
+        <w:tc>
           <w:tcPr>
             <w:gridSpan w:val="1"/>
             <w:vMerge w:val="continue"/>
@@ -2925,57 +3642,73 @@
             <w:pPr/>
           </w:p>
         </w:tc>
-        <w:tc>
-          <w:tcPr/>
-          <w:p>
-            <w:pPr>
-              <w:pStyle w:val="Compact"/>
-              <w:jc w:val="left"/>
-            </w:pPr>
-            <w:r>
-              <w:t xml:space="preserve">Жетон принят</w:t>
-            </w:r>
-          </w:p>
-        </w:tc>
-        <w:tc>
-          <w:tcPr/>
-          <w:p>
-            <w:pPr>
-              <w:pStyle w:val="Compact"/>
-              <w:jc w:val="left"/>
-            </w:pPr>
-            <w:r>
-              <w:rPr>
-                <w:rStyle w:val="VerbatimChar"/>
-              </w:rPr>
-              <w:t xml:space="preserve">y1=1</w:t>
-            </w:r>
-          </w:p>
-        </w:tc>
-        <w:tc>
-          <w:tcPr/>
-          <w:p>
-            <w:pPr>
-              <w:pStyle w:val="Compact"/>
-              <w:jc w:val="left"/>
-            </w:pPr>
-            <w:r>
-              <w:rPr>
-                <w:rStyle w:val="VerbatimChar"/>
-              </w:rPr>
-              <w:t xml:space="preserve">z04</w:t>
-            </w:r>
-          </w:p>
-        </w:tc>
-        <w:tc>
-          <w:tcPr/>
-          <w:p>
-            <w:pPr>
-              <w:pStyle w:val="Compact"/>
-              <w:jc w:val="left"/>
-            </w:pPr>
-            <w:r>
-              <w:t xml:space="preserve">Выдать жетон из банка</w:t>
+      </w:tr>
+      <w:tr>
+        <w:tc>
+          <w:tcPr>
+            <w:vMerge w:val="restart"/>
+          </w:tcPr>
+          <w:p>
+            <w:pPr>
+              <w:pStyle w:val="Compact"/>
+              <w:jc w:val="left"/>
+            </w:pPr>
+            <w:r>
+              <w:t xml:space="preserve">A3</w:t>
+            </w:r>
+          </w:p>
+        </w:tc>
+        <w:tc>
+          <w:tcPr/>
+          <w:p>
+            <w:pPr>
+              <w:pStyle w:val="Compact"/>
+              <w:jc w:val="left"/>
+            </w:pPr>
+            <w:r>
+              <w:t xml:space="preserve">A3 не выплачивает джекпот</w:t>
+            </w:r>
+          </w:p>
+        </w:tc>
+        <w:tc>
+          <w:tcPr/>
+          <w:p>
+            <w:pPr>
+              <w:pStyle w:val="Compact"/>
+              <w:jc w:val="left"/>
+            </w:pPr>
+            <w:r>
+              <w:rPr>
+                <w:rStyle w:val="VerbatimChar"/>
+              </w:rPr>
+              <w:t xml:space="preserve">y3!=1</w:t>
+            </w:r>
+          </w:p>
+        </w:tc>
+        <w:tc>
+          <w:tcPr/>
+          <w:p>
+            <w:pPr>
+              <w:pStyle w:val="Compact"/>
+              <w:jc w:val="left"/>
+            </w:pPr>
+            <w:r>
+              <w:rPr>
+                <w:rStyle w:val="VerbatimChar"/>
+              </w:rPr>
+              <w:t xml:space="preserve">z12</w:t>
+            </w:r>
+          </w:p>
+        </w:tc>
+        <w:tc>
+          <w:tcPr/>
+          <w:p>
+            <w:pPr>
+              <w:pStyle w:val="Compact"/>
+              <w:jc w:val="left"/>
+            </w:pPr>
+            <w:r>
+              <w:t xml:space="preserve">Обновить индикатор &lt;&lt;Ставка&gt;&gt;</w:t>
             </w:r>
           </w:p>
         </w:tc>
@@ -3007,49 +3740,49 @@
               <w:jc w:val="left"/>
             </w:pPr>
             <w:r>
-              <w:t xml:space="preserve">Жетон не распознан</w:t>
-            </w:r>
-          </w:p>
-        </w:tc>
-        <w:tc>
-          <w:tcPr/>
-          <w:p>
-            <w:pPr>
-              <w:pStyle w:val="Compact"/>
-              <w:jc w:val="left"/>
-            </w:pPr>
-            <w:r>
-              <w:rPr>
-                <w:rStyle w:val="VerbatimChar"/>
-              </w:rPr>
-              <w:t xml:space="preserve">y1=2</w:t>
-            </w:r>
-          </w:p>
-        </w:tc>
-        <w:tc>
-          <w:tcPr/>
-          <w:p>
-            <w:pPr>
-              <w:pStyle w:val="Compact"/>
-              <w:jc w:val="left"/>
-            </w:pPr>
-            <w:r>
-              <w:rPr>
-                <w:rStyle w:val="VerbatimChar"/>
-              </w:rPr>
-              <w:t xml:space="preserve">z05</w:t>
-            </w:r>
-          </w:p>
-        </w:tc>
-        <w:tc>
-          <w:tcPr/>
-          <w:p>
-            <w:pPr>
-              <w:pStyle w:val="Compact"/>
-              <w:jc w:val="left"/>
-            </w:pPr>
-            <w:r>
-              <w:t xml:space="preserve">Сбросить сумму выигрыша</w:t>
+              <w:t xml:space="preserve">A3 выплачивает джекпот</w:t>
+            </w:r>
+          </w:p>
+        </w:tc>
+        <w:tc>
+          <w:tcPr/>
+          <w:p>
+            <w:pPr>
+              <w:pStyle w:val="Compact"/>
+              <w:jc w:val="left"/>
+            </w:pPr>
+            <w:r>
+              <w:rPr>
+                <w:rStyle w:val="VerbatimChar"/>
+              </w:rPr>
+              <w:t xml:space="preserve">y3=1</w:t>
+            </w:r>
+          </w:p>
+        </w:tc>
+        <w:tc>
+          <w:tcPr/>
+          <w:p>
+            <w:pPr>
+              <w:pStyle w:val="Compact"/>
+              <w:jc w:val="left"/>
+            </w:pPr>
+            <w:r>
+              <w:rPr>
+                <w:rStyle w:val="VerbatimChar"/>
+              </w:rPr>
+              <w:t xml:space="preserve">z13</w:t>
+            </w:r>
+          </w:p>
+        </w:tc>
+        <w:tc>
+          <w:tcPr/>
+          <w:p>
+            <w:pPr>
+              <w:pStyle w:val="Compact"/>
+              <w:jc w:val="left"/>
+            </w:pPr>
+            <w:r>
+              <w:t xml:space="preserve">Сбросить ставку</w:t>
             </w:r>
           </w:p>
         </w:tc>
@@ -3069,64 +3802,49 @@
           <w:p>
             <w:pPr>
               <w:pStyle w:val="Compact"/>
-              <w:jc w:val="left"/>
-            </w:pPr>
-            <w:r>
-              <w:t xml:space="preserve">A2</w:t>
-            </w:r>
-          </w:p>
-        </w:tc>
-        <w:tc>
-          <w:tcPr/>
-          <w:p>
-            <w:pPr>
-              <w:pStyle w:val="Compact"/>
-              <w:jc w:val="left"/>
-            </w:pPr>
-            <w:r>
-              <w:t xml:space="preserve">Барабаны прокручены</w:t>
-            </w:r>
-          </w:p>
-        </w:tc>
-        <w:tc>
-          <w:tcPr/>
-          <w:p>
-            <w:pPr>
-              <w:pStyle w:val="Compact"/>
-              <w:jc w:val="left"/>
-            </w:pPr>
-            <w:r>
-              <w:rPr>
-                <w:rStyle w:val="VerbatimChar"/>
-              </w:rPr>
-              <w:t xml:space="preserve">y2=0</w:t>
-            </w:r>
-          </w:p>
-        </w:tc>
-        <w:tc>
-          <w:tcPr/>
-          <w:p>
-            <w:pPr>
-              <w:pStyle w:val="Compact"/>
-              <w:jc w:val="left"/>
-            </w:pPr>
-            <w:r>
-              <w:rPr>
-                <w:rStyle w:val="VerbatimChar"/>
-              </w:rPr>
-              <w:t xml:space="preserve">z12</w:t>
-            </w:r>
-          </w:p>
-        </w:tc>
-        <w:tc>
-          <w:tcPr/>
-          <w:p>
-            <w:pPr>
-              <w:pStyle w:val="Compact"/>
-              <w:jc w:val="left"/>
-            </w:pPr>
-            <w:r>
-              <w:t xml:space="preserve">Обновить индикатор &lt;&lt;Ставка&gt;&gt;</w:t>
+            </w:pPr>
+          </w:p>
+        </w:tc>
+        <w:tc>
+          <w:tcPr/>
+          <w:p>
+            <w:pPr>
+              <w:pStyle w:val="Compact"/>
+            </w:pPr>
+          </w:p>
+        </w:tc>
+        <w:tc>
+          <w:tcPr/>
+          <w:p>
+            <w:pPr>
+              <w:pStyle w:val="Compact"/>
+            </w:pPr>
+          </w:p>
+        </w:tc>
+        <w:tc>
+          <w:tcPr/>
+          <w:p>
+            <w:pPr>
+              <w:pStyle w:val="Compact"/>
+              <w:jc w:val="left"/>
+            </w:pPr>
+            <w:r>
+              <w:rPr>
+                <w:rStyle w:val="VerbatimChar"/>
+              </w:rPr>
+              <w:t xml:space="preserve">z15</w:t>
+            </w:r>
+          </w:p>
+        </w:tc>
+        <w:tc>
+          <w:tcPr/>
+          <w:p>
+            <w:pPr>
+              <w:pStyle w:val="Compact"/>
+              <w:jc w:val="left"/>
+            </w:pPr>
+            <w:r>
+              <w:t xml:space="preserve">Обновить индикатор &lt;&lt;Банк&gt;&gt;</w:t>
             </w:r>
           </w:p>
         </w:tc>
@@ -3142,70 +3860,53 @@
       </w:tr>
       <w:tr>
         <w:tc>
-          <w:tcPr>
-            <w:vMerge w:val="restart"/>
-          </w:tcPr>
-          <w:p>
-            <w:pPr>
-              <w:pStyle w:val="Compact"/>
-              <w:jc w:val="left"/>
-            </w:pPr>
-            <w:r>
-              <w:t xml:space="preserve">A3</w:t>
-            </w:r>
-          </w:p>
-        </w:tc>
-        <w:tc>
-          <w:tcPr/>
-          <w:p>
-            <w:pPr>
-              <w:pStyle w:val="Compact"/>
-              <w:jc w:val="left"/>
-            </w:pPr>
-            <w:r>
-              <w:t xml:space="preserve">A3 не выплачивает джекпот</w:t>
-            </w:r>
-          </w:p>
-        </w:tc>
-        <w:tc>
-          <w:tcPr/>
-          <w:p>
-            <w:pPr>
-              <w:pStyle w:val="Compact"/>
-              <w:jc w:val="left"/>
-            </w:pPr>
-            <w:r>
-              <w:rPr>
-                <w:rStyle w:val="VerbatimChar"/>
-              </w:rPr>
-              <w:t xml:space="preserve">y3!=1</w:t>
-            </w:r>
-          </w:p>
-        </w:tc>
-        <w:tc>
-          <w:tcPr/>
-          <w:p>
-            <w:pPr>
-              <w:pStyle w:val="Compact"/>
-              <w:jc w:val="left"/>
-            </w:pPr>
-            <w:r>
-              <w:rPr>
-                <w:rStyle w:val="VerbatimChar"/>
-              </w:rPr>
-              <w:t xml:space="preserve">z13</w:t>
-            </w:r>
-          </w:p>
-        </w:tc>
-        <w:tc>
-          <w:tcPr/>
-          <w:p>
-            <w:pPr>
-              <w:pStyle w:val="Compact"/>
-              <w:jc w:val="left"/>
-            </w:pPr>
-            <w:r>
-              <w:t xml:space="preserve">Сбросить ставку</w:t>
+          <w:tcPr/>
+          <w:p>
+            <w:pPr>
+              <w:pStyle w:val="Compact"/>
+            </w:pPr>
+          </w:p>
+        </w:tc>
+        <w:tc>
+          <w:tcPr/>
+          <w:p>
+            <w:pPr>
+              <w:pStyle w:val="Compact"/>
+            </w:pPr>
+          </w:p>
+        </w:tc>
+        <w:tc>
+          <w:tcPr/>
+          <w:p>
+            <w:pPr>
+              <w:pStyle w:val="Compact"/>
+            </w:pPr>
+          </w:p>
+        </w:tc>
+        <w:tc>
+          <w:tcPr/>
+          <w:p>
+            <w:pPr>
+              <w:pStyle w:val="Compact"/>
+              <w:jc w:val="left"/>
+            </w:pPr>
+            <w:r>
+              <w:rPr>
+                <w:rStyle w:val="VerbatimChar"/>
+              </w:rPr>
+              <w:t xml:space="preserve">z28</w:t>
+            </w:r>
+          </w:p>
+        </w:tc>
+        <w:tc>
+          <w:tcPr/>
+          <w:p>
+            <w:pPr>
+              <w:pStyle w:val="Compact"/>
+              <w:jc w:val="left"/>
+            </w:pPr>
+            <w:r>
+              <w:t xml:space="preserve">Обновить индикатор &lt;&lt;Выигрыш&gt;&gt;</w:t>
             </w:r>
           </w:p>
         </w:tc>
@@ -3219,145 +3920,9 @@
           </w:p>
         </w:tc>
       </w:tr>
-      <w:tr>
-        <w:tc>
-          <w:tcPr>
-            <w:gridSpan w:val="1"/>
-            <w:vMerge w:val="continue"/>
-          </w:tcPr>
-          <w:p>
-            <w:pPr/>
-          </w:p>
-        </w:tc>
-        <w:tc>
-          <w:tcPr/>
-          <w:p>
-            <w:pPr>
-              <w:pStyle w:val="Compact"/>
-              <w:jc w:val="left"/>
-            </w:pPr>
-            <w:r>
-              <w:t xml:space="preserve">A3 выплачивает джекпот</w:t>
-            </w:r>
-          </w:p>
-        </w:tc>
-        <w:tc>
-          <w:tcPr/>
-          <w:p>
-            <w:pPr>
-              <w:pStyle w:val="Compact"/>
-              <w:jc w:val="left"/>
-            </w:pPr>
-            <w:r>
-              <w:rPr>
-                <w:rStyle w:val="VerbatimChar"/>
-              </w:rPr>
-              <w:t xml:space="preserve">y3=1</w:t>
-            </w:r>
-          </w:p>
-        </w:tc>
-        <w:tc>
-          <w:tcPr/>
-          <w:p>
-            <w:pPr>
-              <w:pStyle w:val="Compact"/>
-              <w:jc w:val="left"/>
-            </w:pPr>
-            <w:r>
-              <w:rPr>
-                <w:rStyle w:val="VerbatimChar"/>
-              </w:rPr>
-              <w:t xml:space="preserve">z15</w:t>
-            </w:r>
-          </w:p>
-        </w:tc>
-        <w:tc>
-          <w:tcPr/>
-          <w:p>
-            <w:pPr>
-              <w:pStyle w:val="Compact"/>
-              <w:jc w:val="left"/>
-            </w:pPr>
-            <w:r>
-              <w:t xml:space="preserve">Обновить индикатор &lt;&lt;Банк&gt;&gt;</w:t>
-            </w:r>
-          </w:p>
-        </w:tc>
-        <w:tc>
-          <w:tcPr>
-            <w:gridSpan w:val="1"/>
-            <w:vMerge w:val="continue"/>
-          </w:tcPr>
-          <w:p>
-            <w:pPr/>
-          </w:p>
-        </w:tc>
-      </w:tr>
-      <w:tr>
-        <w:tc>
-          <w:tcPr/>
-          <w:p>
-            <w:pPr>
-              <w:pStyle w:val="Compact"/>
-            </w:pPr>
-          </w:p>
-        </w:tc>
-        <w:tc>
-          <w:tcPr/>
-          <w:p>
-            <w:pPr>
-              <w:pStyle w:val="Compact"/>
-            </w:pPr>
-          </w:p>
-        </w:tc>
-        <w:tc>
-          <w:tcPr/>
-          <w:p>
-            <w:pPr>
-              <w:pStyle w:val="Compact"/>
-            </w:pPr>
-          </w:p>
-        </w:tc>
-        <w:tc>
-          <w:tcPr/>
-          <w:p>
-            <w:pPr>
-              <w:pStyle w:val="Compact"/>
-              <w:jc w:val="left"/>
-            </w:pPr>
-            <w:r>
-              <w:rPr>
-                <w:rStyle w:val="VerbatimChar"/>
-              </w:rPr>
-              <w:t xml:space="preserve">z28</w:t>
-            </w:r>
-          </w:p>
-        </w:tc>
-        <w:tc>
-          <w:tcPr/>
-          <w:p>
-            <w:pPr>
-              <w:pStyle w:val="Compact"/>
-              <w:jc w:val="left"/>
-            </w:pPr>
-            <w:r>
-              <w:t xml:space="preserve">Обновить индикатор &lt;&lt;Выигрыш&gt;&gt;</w:t>
-            </w:r>
-          </w:p>
-        </w:tc>
-        <w:tc>
-          <w:tcPr>
-            <w:gridSpan w:val="1"/>
-            <w:vMerge w:val="continue"/>
-          </w:tcPr>
-          <w:p>
-            <w:pPr/>
-          </w:p>
-        </w:tc>
-      </w:tr>
     </w:tbl>
-    <w:bookmarkEnd w:id="31"/>
-    <w:bookmarkStart w:id="35" w:name="автомат-2.-монетоприемник-a_1"/>
+    <w:bookmarkEnd w:id="32"/>
+    <w:bookmarkStart w:id="36" w:name="автомат-2.-монетоприемник-a_1"/>
     <w:p>
       <w:pPr>
         <w:pStyle w:val="Heading2"/>
@@ -3392,18 +3957,18 @@
           <wp:inline>
             <wp:extent cx="5334000" cy="3221594"/>
             <wp:effectExtent b="0" l="0" r="0" t="0"/>
-            <wp:docPr descr="" title="" id="33" name="Picture"/>
+            <wp:docPr descr="" title="" id="34" name="Picture"/>
             <a:graphic>
               <a:graphicData uri="http://schemas.openxmlformats.org/drawingml/2006/picture">
                 <pic:pic>
                   <pic:nvPicPr>
-                    <pic:cNvPr descr="puml/a1.png" id="34" name="Picture"/>
+                    <pic:cNvPr descr="puml/a1.png" id="35" name="Picture"/>
                     <pic:cNvPicPr>
                       <a:picLocks noChangeArrowheads="1" noChangeAspect="1"/>
                     </pic:cNvPicPr>
                   </pic:nvPicPr>
                   <pic:blipFill>
-                    <a:blip r:embed="rId32"/>
+                    <a:blip r:embed="rId33"/>
                     <a:stretch>
                       <a:fillRect/>
                     </a:stretch>
@@ -4376,8 +4941,8 @@
         </w:tc>
       </w:tr>
     </w:tbl>
-    <w:bookmarkEnd w:id="35"/>
-    <w:bookmarkStart w:id="39" w:name="автомат-3.-игровые-барабаны-a_2"/>
+    <w:bookmarkEnd w:id="36"/>
+    <w:bookmarkStart w:id="40" w:name="автомат-3.-игровые-барабаны-a_2"/>
     <w:p>
       <w:pPr>
         <w:pStyle w:val="Heading2"/>
@@ -4412,18 +4977,18 @@
           <wp:inline>
             <wp:extent cx="2879999" cy="3806167"/>
             <wp:effectExtent b="0" l="0" r="0" t="0"/>
-            <wp:docPr descr="" title="" id="37" name="Picture"/>
+            <wp:docPr descr="" title="" id="38" name="Picture"/>
             <a:graphic>
               <a:graphicData uri="http://schemas.openxmlformats.org/drawingml/2006/picture">
                 <pic:pic>
                   <pic:nvPicPr>
-                    <pic:cNvPr descr="puml/a2.png" id="38" name="Picture"/>
+                    <pic:cNvPr descr="puml/a2.png" id="39" name="Picture"/>
                     <pic:cNvPicPr>
                       <a:picLocks noChangeArrowheads="1" noChangeAspect="1"/>
                     </pic:cNvPicPr>
                   </pic:nvPicPr>
                   <pic:blipFill>
-                    <a:blip r:embed="rId36"/>
+                    <a:blip r:embed="rId37"/>
                     <a:stretch>
                       <a:fillRect/>
                     </a:stretch>
@@ -5184,8 +5749,8 @@
         </w:tc>
       </w:tr>
     </w:tbl>
-    <w:bookmarkEnd w:id="39"/>
-    <w:bookmarkStart w:id="43" w:name="автомат-4.-джекпот-счётчик-a_3"/>
+    <w:bookmarkEnd w:id="40"/>
+    <w:bookmarkStart w:id="44" w:name="автомат-4.-джекпот-счётчик-a_3-случай-4"/>
     <w:p>
       <w:pPr>
         <w:pStyle w:val="Heading2"/>
@@ -5208,7 +5773,7 @@
         </m:sSub>
       </m:oMath>
       <w:r>
-        <w:t xml:space="preserve">)</w:t>
+        <w:t xml:space="preserve">) – случай 4</w:t>
       </w:r>
     </w:p>
     <w:p>
@@ -5218,20 +5783,20 @@
       <w:r>
         <w:drawing>
           <wp:inline>
-            <wp:extent cx="2699999" cy="2126086"/>
+            <wp:extent cx="2699999" cy="2544604"/>
             <wp:effectExtent b="0" l="0" r="0" t="0"/>
-            <wp:docPr descr="" title="" id="41" name="Picture"/>
+            <wp:docPr descr="" title="" id="42" name="Picture"/>
             <a:graphic>
               <a:graphicData uri="http://schemas.openxmlformats.org/drawingml/2006/picture">
                 <pic:pic>
                   <pic:nvPicPr>
-                    <pic:cNvPr descr="puml/a3.png" id="42" name="Picture"/>
+                    <pic:cNvPr descr="puml/a3.png" id="43" name="Picture"/>
                     <pic:cNvPicPr>
                       <a:picLocks noChangeArrowheads="1" noChangeAspect="1"/>
                     </pic:cNvPicPr>
                   </pic:nvPicPr>
                   <pic:blipFill>
-                    <a:blip r:embed="rId40"/>
+                    <a:blip r:embed="rId41"/>
                     <a:stretch>
                       <a:fillRect/>
                     </a:stretch>
@@ -5239,7 +5804,7 @@
                   <pic:spPr bwMode="auto">
                     <a:xfrm>
                       <a:off x="0" y="0"/>
-                      <a:ext cx="2699999" cy="2126086"/>
+                      <a:ext cx="2699999" cy="2544604"/>
                     </a:xfrm>
                     <a:prstGeom prst="rect">
                       <a:avLst/>
@@ -5278,6 +5843,160 @@
           <m:sub>
             <m:r>
               <m:t>3</m:t>
+            </m:r>
+          </m:sub>
+        </m:sSub>
+      </m:oMath>
+      <w:r>
+        <w:t xml:space="preserve">.</w:t>
+      </w:r>
+      <w:r>
+        <w:t xml:space="preserve"> </w:t>
+      </w:r>
+      <m:oMath>
+        <m:sSub>
+          <m:e>
+            <m:r>
+              <m:t>A</m:t>
+            </m:r>
+          </m:e>
+          <m:sub>
+            <m:r>
+              <m:t>4</m:t>
+            </m:r>
+          </m:sub>
+        </m:sSub>
+      </m:oMath>
+      <w:r>
+        <w:t xml:space="preserve"> </w:t>
+      </w:r>
+      <w:r>
+        <w:t xml:space="preserve">вложен в «Выплата</w:t>
+      </w:r>
+      <w:r>
+        <w:t xml:space="preserve"> </w:t>
+      </w:r>
+      <w:r>
+        <w:t xml:space="preserve">джекпота» –</w:t>
+      </w:r>
+      <w:r>
+        <w:t xml:space="preserve"> </w:t>
+      </w:r>
+      <m:oMath>
+        <m:sSub>
+          <m:e>
+            <m:r>
+              <m:t>A</m:t>
+            </m:r>
+          </m:e>
+          <m:sub>
+            <m:r>
+              <m:t>3</m:t>
+            </m:r>
+          </m:sub>
+        </m:sSub>
+      </m:oMath>
+      <w:r>
+        <w:t xml:space="preserve"> </w:t>
+      </w:r>
+      <w:r>
+        <w:t xml:space="preserve">сам вложен в «Игра» автомата</w:t>
+      </w:r>
+      <w:r>
+        <w:t xml:space="preserve"> </w:t>
+      </w:r>
+      <m:oMath>
+        <m:sSub>
+          <m:e>
+            <m:r>
+              <m:t>A</m:t>
+            </m:r>
+          </m:e>
+          <m:sub>
+            <m:r>
+              <m:t>0</m:t>
+            </m:r>
+          </m:sub>
+        </m:sSub>
+      </m:oMath>
+      <w:r>
+        <w:t xml:space="preserve">, а теперь ещё и сам</w:t>
+      </w:r>
+      <w:r>
+        <w:t xml:space="preserve"> </w:t>
+      </w:r>
+      <w:r>
+        <w:t xml:space="preserve">вкладывает</w:t>
+      </w:r>
+      <w:r>
+        <w:t xml:space="preserve"> </w:t>
+      </w:r>
+      <m:oMath>
+        <m:sSub>
+          <m:e>
+            <m:r>
+              <m:t>A</m:t>
+            </m:r>
+          </m:e>
+          <m:sub>
+            <m:r>
+              <m:t>4</m:t>
+            </m:r>
+          </m:sub>
+        </m:sSub>
+      </m:oMath>
+      <w:r>
+        <w:t xml:space="preserve">: цепочка</w:t>
+      </w:r>
+      <w:r>
+        <w:t xml:space="preserve"> </w:t>
+      </w:r>
+      <m:oMath>
+        <m:sSub>
+          <m:e>
+            <m:r>
+              <m:t>A</m:t>
+            </m:r>
+          </m:e>
+          <m:sub>
+            <m:r>
+              <m:t>0</m:t>
+            </m:r>
+          </m:sub>
+        </m:sSub>
+        <m:r>
+          <m:rPr>
+            <m:sty m:val="p"/>
+          </m:rPr>
+          <m:t>→</m:t>
+        </m:r>
+        <m:sSub>
+          <m:e>
+            <m:r>
+              <m:t>A</m:t>
+            </m:r>
+          </m:e>
+          <m:sub>
+            <m:r>
+              <m:t>3</m:t>
+            </m:r>
+          </m:sub>
+        </m:sSub>
+        <m:r>
+          <m:rPr>
+            <m:sty m:val="p"/>
+          </m:rPr>
+          <m:t>→</m:t>
+        </m:r>
+        <m:sSub>
+          <m:e>
+            <m:r>
+              <m:t>A</m:t>
+            </m:r>
+          </m:e>
+          <m:sub>
+            <m:r>
+              <m:t>4</m:t>
             </m:r>
           </m:sub>
         </m:sSub>
@@ -5467,33 +6186,31 @@
               <w:rPr>
                 <w:rStyle w:val="VerbatimChar"/>
               </w:rPr>
-              <w:t xml:space="preserve">y3!=1</w:t>
-            </w:r>
-          </w:p>
-        </w:tc>
-        <w:tc>
-          <w:tcPr/>
-          <w:p>
-            <w:pPr>
-              <w:pStyle w:val="Compact"/>
-              <w:jc w:val="left"/>
-            </w:pPr>
-            <w:r>
-              <w:t xml:space="preserve">A3 не выплачивает джекпот</w:t>
-            </w:r>
-          </w:p>
-        </w:tc>
-        <w:tc>
-          <w:tcPr>
-            <w:vMerge w:val="restart"/>
-          </w:tcPr>
-          <w:p>
-            <w:pPr>
-              <w:pStyle w:val="Compact"/>
-              <w:jc w:val="left"/>
-            </w:pPr>
-            <w:r>
-              <w:t xml:space="preserve">A0</w:t>
+              <w:t xml:space="preserve">e40</w:t>
+            </w:r>
+          </w:p>
+        </w:tc>
+        <w:tc>
+          <w:tcPr/>
+          <w:p>
+            <w:pPr>
+              <w:pStyle w:val="Compact"/>
+              <w:jc w:val="left"/>
+            </w:pPr>
+            <w:r>
+              <w:t xml:space="preserve">Выплата джекпота началась</w:t>
+            </w:r>
+          </w:p>
+        </w:tc>
+        <w:tc>
+          <w:tcPr/>
+          <w:p>
+            <w:pPr>
+              <w:pStyle w:val="Compact"/>
+              <w:jc w:val="left"/>
+            </w:pPr>
+            <w:r>
+              <w:t xml:space="preserve">A4</w:t>
             </w:r>
           </w:p>
         </w:tc>
@@ -5546,6 +6263,90 @@
               <w:rPr>
                 <w:rStyle w:val="VerbatimChar"/>
               </w:rPr>
+              <w:t xml:space="preserve">y3!=1</w:t>
+            </w:r>
+          </w:p>
+        </w:tc>
+        <w:tc>
+          <w:tcPr/>
+          <w:p>
+            <w:pPr>
+              <w:pStyle w:val="Compact"/>
+              <w:jc w:val="left"/>
+            </w:pPr>
+            <w:r>
+              <w:t xml:space="preserve">A3 не выплачивает джекпот</w:t>
+            </w:r>
+          </w:p>
+        </w:tc>
+        <w:tc>
+          <w:tcPr>
+            <w:vMerge w:val="restart"/>
+          </w:tcPr>
+          <w:p>
+            <w:pPr>
+              <w:pStyle w:val="Compact"/>
+              <w:jc w:val="left"/>
+            </w:pPr>
+            <w:r>
+              <w:t xml:space="preserve">A0</w:t>
+            </w:r>
+          </w:p>
+        </w:tc>
+      </w:tr>
+      <w:tr>
+        <w:tc>
+          <w:tcPr>
+            <w:vMerge w:val="restart"/>
+          </w:tcPr>
+          <w:p>
+            <w:pPr>
+              <w:pStyle w:val="Compact"/>
+              <w:jc w:val="left"/>
+            </w:pPr>
+            <w:r>
+              <w:t xml:space="preserve">A0</w:t>
+            </w:r>
+          </w:p>
+        </w:tc>
+        <w:tc>
+          <w:tcPr/>
+          <w:p>
+            <w:pPr>
+              <w:pStyle w:val="Compact"/>
+              <w:jc w:val="left"/>
+            </w:pPr>
+            <w:r>
+              <w:t xml:space="preserve">Сработал таймер третьего барабана</w:t>
+            </w:r>
+          </w:p>
+        </w:tc>
+        <w:tc>
+          <w:tcPr/>
+          <w:p>
+            <w:pPr>
+              <w:pStyle w:val="Compact"/>
+              <w:jc w:val="left"/>
+            </w:pPr>
+            <w:r>
+              <w:rPr>
+                <w:rStyle w:val="VerbatimChar"/>
+              </w:rPr>
+              <w:t xml:space="preserve">e05</w:t>
+            </w:r>
+          </w:p>
+        </w:tc>
+        <w:tc>
+          <w:tcPr/>
+          <w:p>
+            <w:pPr>
+              <w:pStyle w:val="Compact"/>
+              <w:jc w:val="left"/>
+            </w:pPr>
+            <w:r>
+              <w:rPr>
+                <w:rStyle w:val="VerbatimChar"/>
+              </w:rPr>
               <w:t xml:space="preserve">y3=1</w:t>
             </w:r>
           </w:p>
@@ -5575,42 +6376,37 @@
       <w:tr>
         <w:tc>
           <w:tcPr>
-            <w:vMerge w:val="restart"/>
-          </w:tcPr>
-          <w:p>
-            <w:pPr>
-              <w:pStyle w:val="Compact"/>
-              <w:jc w:val="left"/>
-            </w:pPr>
-            <w:r>
-              <w:t xml:space="preserve">A0</w:t>
-            </w:r>
-          </w:p>
-        </w:tc>
-        <w:tc>
-          <w:tcPr/>
-          <w:p>
-            <w:pPr>
-              <w:pStyle w:val="Compact"/>
-              <w:jc w:val="left"/>
-            </w:pPr>
-            <w:r>
-              <w:t xml:space="preserve">Сработал таймер третьего барабана</w:t>
-            </w:r>
-          </w:p>
-        </w:tc>
-        <w:tc>
-          <w:tcPr/>
-          <w:p>
-            <w:pPr>
-              <w:pStyle w:val="Compact"/>
-              <w:jc w:val="left"/>
-            </w:pPr>
-            <w:r>
-              <w:rPr>
-                <w:rStyle w:val="VerbatimChar"/>
-              </w:rPr>
-              <w:t xml:space="preserve">e05</w:t>
+            <w:gridSpan w:val="1"/>
+            <w:vMerge w:val="continue"/>
+          </w:tcPr>
+          <w:p>
+            <w:pPr/>
+          </w:p>
+        </w:tc>
+        <w:tc>
+          <w:tcPr/>
+          <w:p>
+            <w:pPr>
+              <w:pStyle w:val="Compact"/>
+              <w:jc w:val="left"/>
+            </w:pPr>
+            <w:r>
+              <w:t xml:space="preserve">Выплата жетонов завершена</w:t>
+            </w:r>
+          </w:p>
+        </w:tc>
+        <w:tc>
+          <w:tcPr/>
+          <w:p>
+            <w:pPr>
+              <w:pStyle w:val="Compact"/>
+              <w:jc w:val="left"/>
+            </w:pPr>
+            <w:r>
+              <w:rPr>
+                <w:rStyle w:val="VerbatimChar"/>
+              </w:rPr>
+              <w:t xml:space="preserve">e33</w:t>
             </w:r>
           </w:p>
         </w:tc>
@@ -5656,38 +6452,41 @@
       </w:tr>
       <w:tr>
         <w:tc>
-          <w:tcPr>
-            <w:gridSpan w:val="1"/>
-            <w:vMerge w:val="continue"/>
-          </w:tcPr>
-          <w:p>
-            <w:pPr/>
-          </w:p>
-        </w:tc>
-        <w:tc>
-          <w:tcPr/>
-          <w:p>
-            <w:pPr>
-              <w:pStyle w:val="Compact"/>
-              <w:jc w:val="left"/>
-            </w:pPr>
-            <w:r>
-              <w:t xml:space="preserve">Выплата жетонов завершена</w:t>
-            </w:r>
-          </w:p>
-        </w:tc>
-        <w:tc>
-          <w:tcPr/>
-          <w:p>
-            <w:pPr>
-              <w:pStyle w:val="Compact"/>
-              <w:jc w:val="left"/>
-            </w:pPr>
-            <w:r>
-              <w:rPr>
-                <w:rStyle w:val="VerbatimChar"/>
-              </w:rPr>
-              <w:t xml:space="preserve">e33</w:t>
+          <w:tcPr/>
+          <w:p>
+            <w:pPr>
+              <w:pStyle w:val="Compact"/>
+              <w:jc w:val="left"/>
+            </w:pPr>
+            <w:r>
+              <w:t xml:space="preserve">A2</w:t>
+            </w:r>
+          </w:p>
+        </w:tc>
+        <w:tc>
+          <w:tcPr/>
+          <w:p>
+            <w:pPr>
+              <w:pStyle w:val="Compact"/>
+              <w:jc w:val="left"/>
+            </w:pPr>
+            <w:r>
+              <w:t xml:space="preserve">Второй барабан остановлен</w:t>
+            </w:r>
+          </w:p>
+        </w:tc>
+        <w:tc>
+          <w:tcPr/>
+          <w:p>
+            <w:pPr>
+              <w:pStyle w:val="Compact"/>
+              <w:jc w:val="left"/>
+            </w:pPr>
+            <w:r>
+              <w:rPr>
+                <w:rStyle w:val="VerbatimChar"/>
+              </w:rPr>
+              <w:t xml:space="preserve">y2=3</w:t>
             </w:r>
           </w:p>
         </w:tc>
@@ -5739,38 +6538,23 @@
           <w:p>
             <w:pPr>
               <w:pStyle w:val="Compact"/>
-              <w:jc w:val="left"/>
-            </w:pPr>
-            <w:r>
-              <w:t xml:space="preserve">A2</w:t>
-            </w:r>
-          </w:p>
-        </w:tc>
-        <w:tc>
-          <w:tcPr/>
-          <w:p>
-            <w:pPr>
-              <w:pStyle w:val="Compact"/>
-              <w:jc w:val="left"/>
-            </w:pPr>
-            <w:r>
-              <w:t xml:space="preserve">Второй барабан остановлен</w:t>
-            </w:r>
-          </w:p>
-        </w:tc>
-        <w:tc>
-          <w:tcPr/>
-          <w:p>
-            <w:pPr>
-              <w:pStyle w:val="Compact"/>
-              <w:jc w:val="left"/>
-            </w:pPr>
-            <w:r>
-              <w:rPr>
-                <w:rStyle w:val="VerbatimChar"/>
-              </w:rPr>
-              <w:t xml:space="preserve">y2=3</w:t>
-            </w:r>
+            </w:pPr>
+          </w:p>
+        </w:tc>
+        <w:tc>
+          <w:tcPr/>
+          <w:p>
+            <w:pPr>
+              <w:pStyle w:val="Compact"/>
+            </w:pPr>
+          </w:p>
+        </w:tc>
+        <w:tc>
+          <w:tcPr/>
+          <w:p>
+            <w:pPr>
+              <w:pStyle w:val="Compact"/>
+            </w:pPr>
           </w:p>
         </w:tc>
         <w:tc>
@@ -5839,7 +6623,7 @@
         <w:t xml:space="preserve"> </w:t>
       </w:r>
       <w:r>
-        <w:t xml:space="preserve">включают опрос состояния соседа</w:t>
+        <w:t xml:space="preserve">по-прежнему включают опрос состояния соседа</w:t>
       </w:r>
       <w:r>
         <w:t xml:space="preserve"> </w:t>
@@ -5877,23 +6661,110 @@
         <w:t xml:space="preserve"> </w:t>
       </w:r>
       <w:r>
-        <w:t xml:space="preserve">–</w:t>
-      </w:r>
-      <w:r>
-        <w:t xml:space="preserve"> </w:t>
-      </w:r>
-      <w:r>
-        <w:t xml:space="preserve">обращение к внутреннему состоянию второго автомата, вложенного туда же</w:t>
-      </w:r>
-      <w:r>
-        <w:t xml:space="preserve"> </w:t>
-      </w:r>
-      <w:r>
-        <w:t xml:space="preserve">(случай 2).</w:t>
+        <w:t xml:space="preserve">(случай 2). Переход «Выплата джекпота»</w:t>
+      </w:r>
+      <w:r>
+        <w:t xml:space="preserve"> </w:t>
+      </w:r>
+      <m:oMath>
+        <m:r>
+          <m:rPr>
+            <m:sty m:val="p"/>
+          </m:rPr>
+          <m:t>→</m:t>
+        </m:r>
+      </m:oMath>
+      <w:r>
+        <w:t xml:space="preserve"> </w:t>
+      </w:r>
+      <w:r>
+        <w:t xml:space="preserve">«Накопление»</w:t>
+      </w:r>
+      <w:r>
+        <w:t xml:space="preserve"> </w:t>
+      </w:r>
+      <w:r>
+        <w:t xml:space="preserve">по</w:t>
+      </w:r>
+      <w:r>
+        <w:t xml:space="preserve"> </w:t>
+      </w:r>
+      <w:r>
+        <w:rPr>
+          <w:rStyle w:val="VerbatimChar"/>
+        </w:rPr>
+        <w:t xml:space="preserve">e33</w:t>
+      </w:r>
+      <w:r>
+        <w:t xml:space="preserve"> </w:t>
+      </w:r>
+      <w:r>
+        <w:t xml:space="preserve">(выплата завершена) теперь дополнительно релеит</w:t>
+      </w:r>
+      <w:r>
+        <w:t xml:space="preserve"> </w:t>
+      </w:r>
+      <w:r>
+        <w:rPr>
+          <w:rStyle w:val="VerbatimChar"/>
+        </w:rPr>
+        <w:t xml:space="preserve">e40</w:t>
+      </w:r>
+      <w:r>
+        <w:t xml:space="preserve"> </w:t>
+      </w:r>
+      <w:r>
+        <w:t xml:space="preserve">во вложенный</w:t>
+      </w:r>
+      <w:r>
+        <w:t xml:space="preserve"> </w:t>
+      </w:r>
+      <m:oMath>
+        <m:sSub>
+          <m:e>
+            <m:r>
+              <m:t>A</m:t>
+            </m:r>
+          </m:e>
+          <m:sub>
+            <m:r>
+              <m:t>4</m:t>
+            </m:r>
+          </m:sub>
+        </m:sSub>
+      </m:oMath>
+      <w:r>
+        <w:t xml:space="preserve"> </w:t>
+      </w:r>
+      <w:r>
+        <w:t xml:space="preserve">– именно здесь, а не на переходе</w:t>
+      </w:r>
+      <w:r>
+        <w:t xml:space="preserve"> </w:t>
+      </w:r>
+      <w:r>
+        <w:t xml:space="preserve">«Накопление»</w:t>
+      </w:r>
+      <w:r>
+        <w:t xml:space="preserve"> </w:t>
+      </w:r>
+      <m:oMath>
+        <m:r>
+          <m:rPr>
+            <m:sty m:val="p"/>
+          </m:rPr>
+          <m:t>→</m:t>
+        </m:r>
+      </m:oMath>
+      <w:r>
+        <w:t xml:space="preserve"> </w:t>
+      </w:r>
+      <w:r>
+        <w:t xml:space="preserve">«Выплата джекпота» по причинам, описанным выше.</w:t>
       </w:r>
     </w:p>
-    <w:bookmarkEnd w:id="43"/>
-    <w:bookmarkStart w:id="47" w:name="автомат-5.-звуки-a_4-случай-3"/>
+    <w:bookmarkEnd w:id="44"/>
+    <w:bookmarkStart w:id="48" w:name="автомат-5.-звуки-a_4-случай-3"/>
     <w:p>
       <w:pPr>
         <w:pStyle w:val="Heading2"/>
@@ -5926,20 +6797,20 @@
       <w:r>
         <w:drawing>
           <wp:inline>
-            <wp:extent cx="2519999" cy="2529882"/>
+            <wp:extent cx="2519999" cy="1240312"/>
             <wp:effectExtent b="0" l="0" r="0" t="0"/>
-            <wp:docPr descr="" title="" id="45" name="Picture"/>
+            <wp:docPr descr="" title="" id="46" name="Picture"/>
             <a:graphic>
               <a:graphicData uri="http://schemas.openxmlformats.org/drawingml/2006/picture">
                 <pic:pic>
                   <pic:nvPicPr>
-                    <pic:cNvPr descr="puml/a4.png" id="46" name="Picture"/>
+                    <pic:cNvPr descr="puml/a4.png" id="47" name="Picture"/>
                     <pic:cNvPicPr>
                       <a:picLocks noChangeArrowheads="1" noChangeAspect="1"/>
                     </pic:cNvPicPr>
                   </pic:nvPicPr>
                   <pic:blipFill>
-                    <a:blip r:embed="rId44"/>
+                    <a:blip r:embed="rId45"/>
                     <a:stretch>
                       <a:fillRect/>
                     </a:stretch>
@@ -5947,7 +6818,7 @@
                   <pic:spPr bwMode="auto">
                     <a:xfrm>
                       <a:off x="0" y="0"/>
-                      <a:ext cx="2519999" cy="2529882"/>
+                      <a:ext cx="2519999" cy="1240312"/>
                     </a:xfrm>
                     <a:prstGeom prst="rect">
                       <a:avLst/>
@@ -5991,56 +6862,19 @@
         </m:sSub>
       </m:oMath>
       <w:r>
-        <w:t xml:space="preserve">. Единственное состояние</w:t>
-      </w:r>
-      <w:r>
-        <w:t xml:space="preserve"> </w:t>
-      </w:r>
-      <w:r>
-        <w:t xml:space="preserve">принимает события из двух разных состояний родителя (</w:t>
-      </w:r>
-      <m:oMath>
-        <m:sSub>
-          <m:e>
-            <m:r>
-              <m:t>A</m:t>
-            </m:r>
-          </m:e>
-          <m:sub>
-            <m:r>
-              <m:t>0</m:t>
-            </m:r>
-          </m:sub>
-        </m:sSub>
-      </m:oMath>
-      <w:r>
-        <w:t xml:space="preserve">: «Игра» и</w:t>
-      </w:r>
-      <w:r>
-        <w:t xml:space="preserve"> </w:t>
-      </w:r>
-      <w:r>
-        <w:t xml:space="preserve">«Выдача жетона») и само вкладывает</w:t>
-      </w:r>
-      <w:r>
-        <w:t xml:space="preserve"> </w:t>
-      </w:r>
-      <m:oMath>
-        <m:sSub>
-          <m:e>
-            <m:r>
-              <m:t>A</m:t>
-            </m:r>
-          </m:e>
-          <m:sub>
-            <m:r>
-              <m:t>41</m:t>
-            </m:r>
-          </m:sub>
-        </m:sSub>
-      </m:oMath>
-      <w:r>
-        <w:t xml:space="preserve">.</w:t>
+        <w:t xml:space="preserve">. Единственное состояние,</w:t>
+      </w:r>
+      <w:r>
+        <w:t xml:space="preserve"> </w:t>
+      </w:r>
+      <w:r>
+        <w:t xml:space="preserve">три независимых безусловных самоперехода – по одному на каждого</w:t>
+      </w:r>
+      <w:r>
+        <w:t xml:space="preserve"> </w:t>
+      </w:r>
+      <w:r>
+        <w:t xml:space="preserve">«родителя», который его вкладывает.</w:t>
       </w:r>
     </w:p>
     <w:p>
@@ -6173,7 +7007,9 @@
       </w:tr>
       <w:tr>
         <w:tc>
-          <w:tcPr/>
+          <w:tcPr>
+            <w:vMerge w:val="restart"/>
+          </w:tcPr>
           <w:p>
             <w:pPr>
               <w:pStyle w:val="Compact"/>
@@ -6222,19 +7058,19 @@
               <w:rPr>
                 <w:rStyle w:val="VerbatimChar"/>
               </w:rPr>
-              <w:t xml:space="preserve">e01</w:t>
-            </w:r>
-          </w:p>
-        </w:tc>
-        <w:tc>
-          <w:tcPr/>
-          <w:p>
-            <w:pPr>
-              <w:pStyle w:val="Compact"/>
-              <w:jc w:val="left"/>
-            </w:pPr>
-            <w:r>
-              <w:t xml:space="preserve">Нажата кнопка &lt;&lt;Игра&gt;&gt;</w:t>
+              <w:t xml:space="preserve">z40</w:t>
+            </w:r>
+          </w:p>
+        </w:tc>
+        <w:tc>
+          <w:tcPr/>
+          <w:p>
+            <w:pPr>
+              <w:pStyle w:val="Compact"/>
+              <w:jc w:val="left"/>
+            </w:pPr>
+            <w:r>
+              <w:t xml:space="preserve">Проиграть звук выдачи жетона</w:t>
             </w:r>
           </w:p>
         </w:tc>
@@ -6248,64 +7084,13 @@
               <w:jc w:val="left"/>
             </w:pPr>
             <w:r>
-              <w:t xml:space="preserve">A41</w:t>
+              <w:t xml:space="preserve">Среда</w:t>
             </w:r>
           </w:p>
         </w:tc>
       </w:tr>
       <w:tr>
         <w:tc>
-          <w:tcPr/>
-          <w:p>
-            <w:pPr>
-              <w:pStyle w:val="Compact"/>
-            </w:pPr>
-          </w:p>
-        </w:tc>
-        <w:tc>
-          <w:tcPr/>
-          <w:p>
-            <w:pPr>
-              <w:pStyle w:val="Compact"/>
-            </w:pPr>
-          </w:p>
-        </w:tc>
-        <w:tc>
-          <w:tcPr/>
-          <w:p>
-            <w:pPr>
-              <w:pStyle w:val="Compact"/>
-            </w:pPr>
-          </w:p>
-        </w:tc>
-        <w:tc>
-          <w:tcPr/>
-          <w:p>
-            <w:pPr>
-              <w:pStyle w:val="Compact"/>
-              <w:jc w:val="left"/>
-            </w:pPr>
-            <w:r>
-              <w:rPr>
-                <w:rStyle w:val="VerbatimChar"/>
-              </w:rPr>
-              <w:t xml:space="preserve">e06</w:t>
-            </w:r>
-          </w:p>
-        </w:tc>
-        <w:tc>
-          <w:tcPr/>
-          <w:p>
-            <w:pPr>
-              <w:pStyle w:val="Compact"/>
-              <w:jc w:val="left"/>
-            </w:pPr>
-            <w:r>
-              <w:t xml:space="preserve">Выдан жетон из банка</w:t>
-            </w:r>
-          </w:p>
-        </w:tc>
-        <w:tc>
           <w:tcPr>
             <w:gridSpan w:val="1"/>
             <w:vMerge w:val="continue"/>
@@ -6314,6 +7099,69 @@
             <w:pPr/>
           </w:p>
         </w:tc>
+        <w:tc>
+          <w:tcPr/>
+          <w:p>
+            <w:pPr>
+              <w:pStyle w:val="Compact"/>
+              <w:jc w:val="left"/>
+            </w:pPr>
+            <w:r>
+              <w:t xml:space="preserve">Выдан жетон из банка</w:t>
+            </w:r>
+          </w:p>
+        </w:tc>
+        <w:tc>
+          <w:tcPr/>
+          <w:p>
+            <w:pPr>
+              <w:pStyle w:val="Compact"/>
+              <w:jc w:val="left"/>
+            </w:pPr>
+            <w:r>
+              <w:rPr>
+                <w:rStyle w:val="VerbatimChar"/>
+              </w:rPr>
+              <w:t xml:space="preserve">e06</w:t>
+            </w:r>
+          </w:p>
+        </w:tc>
+        <w:tc>
+          <w:tcPr/>
+          <w:p>
+            <w:pPr>
+              <w:pStyle w:val="Compact"/>
+              <w:jc w:val="left"/>
+            </w:pPr>
+            <w:r>
+              <w:rPr>
+                <w:rStyle w:val="VerbatimChar"/>
+              </w:rPr>
+              <w:t xml:space="preserve">z41</w:t>
+            </w:r>
+          </w:p>
+        </w:tc>
+        <w:tc>
+          <w:tcPr/>
+          <w:p>
+            <w:pPr>
+              <w:pStyle w:val="Compact"/>
+              <w:jc w:val="left"/>
+            </w:pPr>
+            <w:r>
+              <w:t xml:space="preserve">Проиграть звук начала вращения барабанов</w:t>
+            </w:r>
+          </w:p>
+        </w:tc>
+        <w:tc>
+          <w:tcPr>
+            <w:gridSpan w:val="1"/>
+            <w:vMerge w:val="continue"/>
+          </w:tcPr>
+          <w:p>
+            <w:pPr/>
+          </w:p>
+        </w:tc>
       </w:tr>
       <w:tr>
         <w:tc>
@@ -6321,62 +7169,74 @@
           <w:p>
             <w:pPr>
               <w:pStyle w:val="Compact"/>
-            </w:pPr>
-          </w:p>
-        </w:tc>
-        <w:tc>
-          <w:tcPr/>
-          <w:p>
-            <w:pPr>
-              <w:pStyle w:val="Compact"/>
-            </w:pPr>
-          </w:p>
-        </w:tc>
-        <w:tc>
-          <w:tcPr/>
-          <w:p>
-            <w:pPr>
-              <w:pStyle w:val="Compact"/>
-            </w:pPr>
-          </w:p>
-        </w:tc>
-        <w:tc>
-          <w:tcPr/>
-          <w:p>
-            <w:pPr>
-              <w:pStyle w:val="Compact"/>
-              <w:jc w:val="left"/>
-            </w:pPr>
-            <w:r>
-              <w:rPr>
-                <w:rStyle w:val="VerbatimChar"/>
-              </w:rPr>
-              <w:t xml:space="preserve">z41</w:t>
-            </w:r>
-          </w:p>
-        </w:tc>
-        <w:tc>
-          <w:tcPr/>
-          <w:p>
-            <w:pPr>
-              <w:pStyle w:val="Compact"/>
-              <w:jc w:val="left"/>
-            </w:pPr>
-            <w:r>
-              <w:t xml:space="preserve">Проиграть звук начала вращения барабанов</w:t>
-            </w:r>
-          </w:p>
-        </w:tc>
-        <w:tc>
-          <w:tcPr/>
-          <w:p>
-            <w:pPr>
-              <w:pStyle w:val="Compact"/>
-              <w:jc w:val="left"/>
-            </w:pPr>
-            <w:r>
-              <w:t xml:space="preserve">Среда</w:t>
-            </w:r>
+              <w:jc w:val="left"/>
+            </w:pPr>
+            <w:r>
+              <w:t xml:space="preserve">A3</w:t>
+            </w:r>
+          </w:p>
+        </w:tc>
+        <w:tc>
+          <w:tcPr/>
+          <w:p>
+            <w:pPr>
+              <w:pStyle w:val="Compact"/>
+              <w:jc w:val="left"/>
+            </w:pPr>
+            <w:r>
+              <w:t xml:space="preserve">Выплата жетонов завершена</w:t>
+            </w:r>
+          </w:p>
+        </w:tc>
+        <w:tc>
+          <w:tcPr/>
+          <w:p>
+            <w:pPr>
+              <w:pStyle w:val="Compact"/>
+              <w:jc w:val="left"/>
+            </w:pPr>
+            <w:r>
+              <w:rPr>
+                <w:rStyle w:val="VerbatimChar"/>
+              </w:rPr>
+              <w:t xml:space="preserve">e40</w:t>
+            </w:r>
+          </w:p>
+        </w:tc>
+        <w:tc>
+          <w:tcPr/>
+          <w:p>
+            <w:pPr>
+              <w:pStyle w:val="Compact"/>
+              <w:jc w:val="left"/>
+            </w:pPr>
+            <w:r>
+              <w:rPr>
+                <w:rStyle w:val="VerbatimChar"/>
+              </w:rPr>
+              <w:t xml:space="preserve">z42</w:t>
+            </w:r>
+          </w:p>
+        </w:tc>
+        <w:tc>
+          <w:tcPr/>
+          <w:p>
+            <w:pPr>
+              <w:pStyle w:val="Compact"/>
+              <w:jc w:val="left"/>
+            </w:pPr>
+            <w:r>
+              <w:t xml:space="preserve">Проиграть туш джекпота</w:t>
+            </w:r>
+          </w:p>
+        </w:tc>
+        <w:tc>
+          <w:tcPr>
+            <w:gridSpan w:val="1"/>
+            <w:vMerge w:val="continue"/>
+          </w:tcPr>
+          <w:p>
+            <w:pPr/>
           </w:p>
         </w:tc>
       </w:tr>
@@ -6403,7 +7263,7 @@
         <w:t xml:space="preserve"> </w:t>
       </w:r>
       <w:r>
-        <w:t xml:space="preserve">демонстрирует сразу два случая из таблицы </w:t>
+        <w:t xml:space="preserve">демонстрирует оба новых случая из таблицы </w:t>
       </w:r>
       <w:hyperlink w:anchor="tab:cases">
         <w:r>
@@ -6414,13 +7274,16 @@
         </w:r>
       </w:hyperlink>
       <w:r>
-        <w:t xml:space="preserve">. Случай 3:</w:t>
-      </w:r>
-      <w:r>
-        <w:t xml:space="preserve"> </w:t>
-      </w:r>
-      <w:r>
-        <w:t xml:space="preserve">один и тот же автомат</w:t>
+        <w:t xml:space="preserve"> </w:t>
+      </w:r>
+      <w:r>
+        <w:t xml:space="preserve">одним и тем</w:t>
+      </w:r>
+      <w:r>
+        <w:t xml:space="preserve"> </w:t>
+      </w:r>
+      <w:r>
+        <w:t xml:space="preserve">же, не усложнённым автоматом. Случай 3:</w:t>
       </w:r>
       <w:r>
         <w:t xml:space="preserve"> </w:t>
@@ -6443,43 +7306,13 @@
         <w:t xml:space="preserve"> </w:t>
       </w:r>
       <w:r>
-        <w:t xml:space="preserve">вложен в «Игра» (реагирует на</w:t>
-      </w:r>
-      <w:r>
-        <w:t xml:space="preserve"> </w:t>
-      </w:r>
-      <w:r>
-        <w:rPr>
-          <w:rStyle w:val="VerbatimChar"/>
-        </w:rPr>
-        <w:t xml:space="preserve">e01</w:t>
-      </w:r>
-      <w:r>
-        <w:t xml:space="preserve">,</w:t>
-      </w:r>
-      <w:r>
-        <w:t xml:space="preserve"> </w:t>
-      </w:r>
-      <w:r>
-        <w:t xml:space="preserve">проигрывает звук начала вращения барабанов) и независимо в «Выдача жетона»</w:t>
-      </w:r>
-      <w:r>
-        <w:t xml:space="preserve"> </w:t>
-      </w:r>
-      <w:r>
-        <w:t xml:space="preserve">(реагирует на</w:t>
-      </w:r>
-      <w:r>
-        <w:t xml:space="preserve"> </w:t>
-      </w:r>
-      <w:r>
-        <w:rPr>
-          <w:rStyle w:val="VerbatimChar"/>
-        </w:rPr>
-        <w:t xml:space="preserve">e06</w:t>
-      </w:r>
-      <w:r>
-        <w:t xml:space="preserve">, через вложенный</w:t>
+        <w:t xml:space="preserve">вложен сразу в три разных</w:t>
+      </w:r>
+      <w:r>
+        <w:t xml:space="preserve"> </w:t>
+      </w:r>
+      <w:r>
+        <w:t xml:space="preserve">состояния – «Игра» и «Выдача жетона» автомата</w:t>
       </w:r>
       <w:r>
         <w:t xml:space="preserve"> </w:t>
@@ -6493,7 +7326,7 @@
           </m:e>
           <m:sub>
             <m:r>
-              <m:t>41</m:t>
+              <m:t>0</m:t>
             </m:r>
           </m:sub>
         </m:sSub>
@@ -6502,7 +7335,13 @@
         <w:t xml:space="preserve"> </w:t>
       </w:r>
       <w:r>
-        <w:t xml:space="preserve">– см. ниже). У</w:t>
+        <w:t xml:space="preserve">(как и было) и</w:t>
+      </w:r>
+      <w:r>
+        <w:t xml:space="preserve"> </w:t>
+      </w:r>
+      <w:r>
+        <w:t xml:space="preserve">«Выплата джекпота» автомата</w:t>
       </w:r>
       <w:r>
         <w:t xml:space="preserve"> </w:t>
@@ -6516,7 +7355,7 @@
           </m:e>
           <m:sub>
             <m:r>
-              <m:t>4</m:t>
+              <m:t>3</m:t>
             </m:r>
           </m:sub>
         </m:sSub>
@@ -6525,13 +7364,13 @@
         <w:t xml:space="preserve"> </w:t>
       </w:r>
       <w:r>
-        <w:t xml:space="preserve">по-прежнему одно состояние, поэтому оба переключения – просто</w:t>
-      </w:r>
-      <w:r>
-        <w:t xml:space="preserve"> </w:t>
-      </w:r>
-      <w:r>
-        <w:t xml:space="preserve">самопереходы; порядок, в котором</w:t>
+        <w:t xml:space="preserve">(ново). Случай 4: третье место вложения –</w:t>
+      </w:r>
+      <w:r>
+        <w:t xml:space="preserve"> </w:t>
+      </w:r>
+      <w:r>
+        <w:t xml:space="preserve">не прямо в</w:t>
       </w:r>
       <w:r>
         <w:t xml:space="preserve"> </w:t>
@@ -6545,22 +7384,23 @@
           </m:e>
           <m:sub>
             <m:r>
-              <m:t>4</m:t>
+              <m:t>0</m:t>
             </m:r>
           </m:sub>
         </m:sSub>
       </m:oMath>
       <w:r>
-        <w:t xml:space="preserve"> </w:t>
-      </w:r>
-      <w:r>
-        <w:t xml:space="preserve">указан среди вложенных автоматов</w:t>
-      </w:r>
-      <w:r>
-        <w:t xml:space="preserve"> </w:t>
-      </w:r>
-      <w:r>
-        <w:t xml:space="preserve">«Игра» (после</w:t>
+        <w:t xml:space="preserve">, а во</w:t>
+      </w:r>
+      <w:r>
+        <w:t xml:space="preserve"> </w:t>
+      </w:r>
+      <w:r>
+        <w:rPr>
+          <w:iCs/>
+          <w:i/>
+        </w:rPr>
+        <w:t xml:space="preserve">вложенный</w:t>
       </w:r>
       <w:r>
         <w:t xml:space="preserve"> </w:t>
@@ -6580,90 +7420,48 @@
         </m:sSub>
       </m:oMath>
       <w:r>
-        <w:t xml:space="preserve">, перед</w:t>
-      </w:r>
-      <w:r>
-        <w:t xml:space="preserve"> </w:t>
-      </w:r>
-      <m:oMath>
-        <m:sSub>
-          <m:e>
-            <m:r>
-              <m:t>A</m:t>
-            </m:r>
-          </m:e>
-          <m:sub>
-            <m:r>
-              <m:t>2</m:t>
-            </m:r>
-          </m:sub>
-        </m:sSub>
-      </m:oMath>
-      <w:r>
-        <w:t xml:space="preserve">), важен – см. комментарий к этому</w:t>
-      </w:r>
-      <w:r>
-        <w:t xml:space="preserve"> </w:t>
-      </w:r>
-      <w:r>
-        <w:t xml:space="preserve">состоянию в</w:t>
-      </w:r>
-      <w:r>
-        <w:t xml:space="preserve"> </w:t>
-      </w:r>
-      <w:r>
-        <w:rPr>
-          <w:rStyle w:val="VerbatimChar"/>
-        </w:rPr>
-        <w:t xml:space="preserve">GameJackpot.kt</w:t>
-      </w:r>
-      <w:r>
-        <w:t xml:space="preserve">: несколько автоматов, вложенных в одно</w:t>
-      </w:r>
-      <w:r>
-        <w:t xml:space="preserve"> </w:t>
-      </w:r>
-      <w:r>
-        <w:t xml:space="preserve">состояние и реагирующих на одно и то же событие, обрабатываются в порядке</w:t>
-      </w:r>
-      <w:r>
-        <w:t xml:space="preserve"> </w:t>
-      </w:r>
-      <w:r>
-        <w:t xml:space="preserve">списка, и от этого порядка зависит, в каком порядке их выходы попадут в</w:t>
-      </w:r>
-      <w:r>
-        <w:t xml:space="preserve"> </w:t>
-      </w:r>
-      <w:r>
-        <w:t xml:space="preserve">итоговый список выходов составного перехода.</w:t>
+        <w:t xml:space="preserve">, то есть настоящая</w:t>
+      </w:r>
+      <w:r>
+        <w:t xml:space="preserve"> </w:t>
+      </w:r>
+      <w:r>
+        <w:t xml:space="preserve">вложенность во вложенность. Ни один из трёх самопереходов не проверяет</w:t>
+      </w:r>
+      <w:r>
+        <w:t xml:space="preserve"> </w:t>
+      </w:r>
+      <w:r>
+        <w:t xml:space="preserve">состояние другого автомата и не хранит собственной памяти – каждый просто</w:t>
+      </w:r>
+      <w:r>
+        <w:t xml:space="preserve"> </w:t>
+      </w:r>
+      <w:r>
+        <w:t xml:space="preserve">проигрывает свой звук по своему событию. Именно отсутствие памяти и</w:t>
+      </w:r>
+      <w:r>
+        <w:t xml:space="preserve"> </w:t>
+      </w:r>
+      <w:r>
+        <w:t xml:space="preserve">дополнительных гвардов не даёт росту мест вложения отразиться на числе</w:t>
+      </w:r>
+      <w:r>
+        <w:t xml:space="preserve"> </w:t>
+      </w:r>
+      <w:r>
+        <w:t xml:space="preserve">состояний итогового произведения (см. вывод).</w:t>
       </w:r>
     </w:p>
-    <w:bookmarkEnd w:id="47"/>
-    <w:bookmarkStart w:id="51" w:name="Xe14e2448ac57dc90aa63fa6b51bef51991d870a"/>
+    <w:bookmarkEnd w:id="48"/>
+    <w:bookmarkEnd w:id="49"/>
+    <w:bookmarkStart w:id="53" w:name="итоговый-перемноженный-автомат"/>
     <w:p>
       <w:pPr>
-        <w:pStyle w:val="Heading2"/>
+        <w:pStyle w:val="Heading1"/>
       </w:pPr>
       <w:r>
-        <w:t xml:space="preserve">Автомат 6. «Регулятор громкости» (</w:t>
-      </w:r>
-      <m:oMath>
-        <m:sSub>
-          <m:e>
-            <m:r>
-              <m:t>A</m:t>
-            </m:r>
-          </m:e>
-          <m:sub>
-            <m:r>
-              <m:t>41</m:t>
-            </m:r>
-          </m:sub>
-        </m:sSub>
-      </m:oMath>
-      <w:r>
-        <w:t xml:space="preserve">) – случай 4</w:t>
+        <w:t xml:space="preserve">Итоговый перемноженный автомат</w:t>
       </w:r>
     </w:p>
     <w:p>
@@ -6673,20 +7471,20 @@
       <w:r>
         <w:drawing>
           <wp:inline>
-            <wp:extent cx="2519999" cy="2360689"/>
+            <wp:extent cx="5334000" cy="4038714"/>
             <wp:effectExtent b="0" l="0" r="0" t="0"/>
-            <wp:docPr descr="" title="" id="49" name="Picture"/>
+            <wp:docPr descr="" title="" id="51" name="Picture"/>
             <a:graphic>
               <a:graphicData uri="http://schemas.openxmlformats.org/drawingml/2006/picture">
                 <pic:pic>
                   <pic:nvPicPr>
-                    <pic:cNvPr descr="puml/a41.png" id="50" name="Picture"/>
+                    <pic:cNvPr descr="puml/final.png" id="52" name="Picture"/>
                     <pic:cNvPicPr>
                       <a:picLocks noChangeArrowheads="1" noChangeAspect="1"/>
                     </pic:cNvPicPr>
                   </pic:nvPicPr>
                   <pic:blipFill>
-                    <a:blip r:embed="rId48"/>
+                    <a:blip r:embed="rId50"/>
                     <a:stretch>
                       <a:fillRect/>
                     </a:stretch>
@@ -6694,7 +7492,7 @@
                   <pic:spPr bwMode="auto">
                     <a:xfrm>
                       <a:off x="0" y="0"/>
-                      <a:ext cx="2519999" cy="2360689"/>
+                      <a:ext cx="5334000" cy="4038714"/>
                     </a:xfrm>
                     <a:prstGeom prst="rect">
                       <a:avLst/>
@@ -6718,96 +7516,7 @@
         <w:pStyle w:val="ImageCaption"/>
       </w:pPr>
       <w:r>
-        <w:t xml:space="preserve">Диаграмма состояний автомата</w:t>
-      </w:r>
-      <w:r>
-        <w:t xml:space="preserve"> </w:t>
-      </w:r>
-      <m:oMath>
-        <m:sSub>
-          <m:e>
-            <m:r>
-              <m:t>A</m:t>
-            </m:r>
-          </m:e>
-          <m:sub>
-            <m:r>
-              <m:t>41</m:t>
-            </m:r>
-          </m:sub>
-        </m:sSub>
-      </m:oMath>
-      <w:r>
-        <w:t xml:space="preserve"> </w:t>
-      </w:r>
-      <w:r>
-        <w:t xml:space="preserve">– вложен не в</w:t>
-      </w:r>
-      <w:r>
-        <w:t xml:space="preserve"> </w:t>
-      </w:r>
-      <m:oMath>
-        <m:sSub>
-          <m:e>
-            <m:r>
-              <m:t>A</m:t>
-            </m:r>
-          </m:e>
-          <m:sub>
-            <m:r>
-              <m:t>0</m:t>
-            </m:r>
-          </m:sub>
-        </m:sSub>
-      </m:oMath>
-      <w:r>
-        <w:t xml:space="preserve"> </w:t>
-      </w:r>
-      <w:r>
-        <w:t xml:space="preserve">напрямую, а в</w:t>
-      </w:r>
-      <w:r>
-        <w:t xml:space="preserve"> </w:t>
-      </w:r>
-      <m:oMath>
-        <m:sSub>
-          <m:e>
-            <m:r>
-              <m:t>A</m:t>
-            </m:r>
-          </m:e>
-          <m:sub>
-            <m:r>
-              <m:t>4</m:t>
-            </m:r>
-          </m:sub>
-        </m:sSub>
-      </m:oMath>
-      <w:r>
-        <w:t xml:space="preserve">, который сам вложен в</w:t>
-      </w:r>
-      <w:r>
-        <w:t xml:space="preserve"> </w:t>
-      </w:r>
-      <m:oMath>
-        <m:sSub>
-          <m:e>
-            <m:r>
-              <m:t>A</m:t>
-            </m:r>
-          </m:e>
-          <m:sub>
-            <m:r>
-              <m:t>0</m:t>
-            </m:r>
-          </m:sub>
-        </m:sSub>
-      </m:oMath>
-      <w:r>
-        <w:t xml:space="preserve"> </w:t>
-      </w:r>
-      <w:r>
-        <w:t xml:space="preserve">(цепочка</w:t>
+        <w:t xml:space="preserve">Диаграмма состояний итогового автомата</w:t>
       </w:r>
       <w:r>
         <w:t xml:space="preserve"> </w:t>
@@ -6829,7 +7538,7 @@
           <m:rPr>
             <m:sty m:val="p"/>
           </m:rPr>
-          <m:t>→</m:t>
+          <m:t>×</m:t>
         </m:r>
         <m:sSub>
           <m:e>
@@ -6839,7 +7548,7 @@
           </m:e>
           <m:sub>
             <m:r>
-              <m:t>4</m:t>
+              <m:t>1</m:t>
             </m:r>
           </m:sub>
         </m:sSub>
@@ -6847,7 +7556,7 @@
           <m:rPr>
             <m:sty m:val="p"/>
           </m:rPr>
-          <m:t>→</m:t>
+          <m:t>×</m:t>
         </m:r>
         <m:sSub>
           <m:e>
@@ -6857,13 +7566,250 @@
           </m:e>
           <m:sub>
             <m:r>
-              <m:t>41</m:t>
+              <m:t>2</m:t>
+            </m:r>
+          </m:sub>
+        </m:sSub>
+        <m:r>
+          <m:rPr>
+            <m:sty m:val="p"/>
+          </m:rPr>
+          <m:t>×</m:t>
+        </m:r>
+        <m:sSub>
+          <m:e>
+            <m:r>
+              <m:t>A</m:t>
+            </m:r>
+          </m:e>
+          <m:sub>
+            <m:r>
+              <m:t>3</m:t>
+            </m:r>
+          </m:sub>
+        </m:sSub>
+        <m:r>
+          <m:rPr>
+            <m:sty m:val="p"/>
+          </m:rPr>
+          <m:t>×</m:t>
+        </m:r>
+        <m:sSub>
+          <m:e>
+            <m:r>
+              <m:t>A</m:t>
+            </m:r>
+          </m:e>
+          <m:sub>
+            <m:r>
+              <m:t>4</m:t>
             </m:r>
           </m:sub>
         </m:sSub>
       </m:oMath>
       <w:r>
-        <w:t xml:space="preserve">).</w:t>
+        <w:t xml:space="preserve"> </w:t>
+      </w:r>
+      <w:r>
+        <w:t xml:space="preserve">(9 состояний). Название</w:t>
+      </w:r>
+      <w:r>
+        <w:t xml:space="preserve"> </w:t>
+      </w:r>
+      <w:r>
+        <w:t xml:space="preserve">каждого составного состояния выбрано авторами так, чтобы диаграмму было</w:t>
+      </w:r>
+      <w:r>
+        <w:t xml:space="preserve"> </w:t>
+      </w:r>
+      <w:r>
+        <w:t xml:space="preserve">легче читать; полное соответствие номера состояния всем пяти исходным</w:t>
+      </w:r>
+      <w:r>
+        <w:t xml:space="preserve"> </w:t>
+      </w:r>
+      <w:r>
+        <w:t xml:space="preserve">состояниям приведено в примечании ниже.</w:t>
+      </w:r>
+    </w:p>
+    <w:p>
+      <w:pPr>
+        <w:numPr>
+          <w:ilvl w:val="0"/>
+          <w:numId w:val="1002"/>
+        </w:numPr>
+      </w:pPr>
+      <w:r>
+        <w:rPr>
+          <w:rStyle w:val="VerbatimChar"/>
+        </w:rPr>
+        <w:t xml:space="preserve">S1</w:t>
+      </w:r>
+      <w:r>
+        <w:t xml:space="preserve"> </w:t>
+      </w:r>
+      <w:r>
+        <w:t xml:space="preserve">– A0: Ожидание, A1: Монетоприемник пуст, A2: Барабаны остановлены, A3: Накопление, A4: Ожидание</w:t>
+      </w:r>
+    </w:p>
+    <w:p>
+      <w:pPr>
+        <w:numPr>
+          <w:ilvl w:val="0"/>
+          <w:numId w:val="1002"/>
+        </w:numPr>
+      </w:pPr>
+      <w:r>
+        <w:rPr>
+          <w:rStyle w:val="VerbatimChar"/>
+        </w:rPr>
+        <w:t xml:space="preserve">S2</w:t>
+      </w:r>
+      <w:r>
+        <w:t xml:space="preserve"> </w:t>
+      </w:r>
+      <w:r>
+        <w:t xml:space="preserve">– A0: Прием жетонов, A1: Жетон принят, A2: Барабаны остановлены, A3: Накопление, A4: Ожидание</w:t>
+      </w:r>
+    </w:p>
+    <w:p>
+      <w:pPr>
+        <w:numPr>
+          <w:ilvl w:val="0"/>
+          <w:numId w:val="1002"/>
+        </w:numPr>
+      </w:pPr>
+      <w:r>
+        <w:rPr>
+          <w:rStyle w:val="VerbatimChar"/>
+        </w:rPr>
+        <w:t xml:space="preserve">S3</w:t>
+      </w:r>
+      <w:r>
+        <w:t xml:space="preserve"> </w:t>
+      </w:r>
+      <w:r>
+        <w:t xml:space="preserve">– A0: Ошибка, A1: Жетон не распознан, A2: Барабаны остановлены, A3: Накопление, A4: Ожидание</w:t>
+      </w:r>
+    </w:p>
+    <w:p>
+      <w:pPr>
+        <w:numPr>
+          <w:ilvl w:val="0"/>
+          <w:numId w:val="1002"/>
+        </w:numPr>
+      </w:pPr>
+      <w:r>
+        <w:rPr>
+          <w:rStyle w:val="VerbatimChar"/>
+        </w:rPr>
+        <w:t xml:space="preserve">S4</w:t>
+      </w:r>
+      <w:r>
+        <w:t xml:space="preserve"> </w:t>
+      </w:r>
+      <w:r>
+        <w:t xml:space="preserve">– A0: Игра, A1: Монетоприемник закрыт, A2: Барабаны запущены, A3: Накопление, A4: Ожидание</w:t>
+      </w:r>
+    </w:p>
+    <w:p>
+      <w:pPr>
+        <w:numPr>
+          <w:ilvl w:val="0"/>
+          <w:numId w:val="1002"/>
+        </w:numPr>
+      </w:pPr>
+      <w:r>
+        <w:rPr>
+          <w:rStyle w:val="VerbatimChar"/>
+        </w:rPr>
+        <w:t xml:space="preserve">S5</w:t>
+      </w:r>
+      <w:r>
+        <w:t xml:space="preserve"> </w:t>
+      </w:r>
+      <w:r>
+        <w:t xml:space="preserve">– A0: Игра, A1: Монетоприемник закрыт, A2: Первый барабан остановлен, A3: Накопление, A4: Ожидание</w:t>
+      </w:r>
+    </w:p>
+    <w:p>
+      <w:pPr>
+        <w:numPr>
+          <w:ilvl w:val="0"/>
+          <w:numId w:val="1002"/>
+        </w:numPr>
+      </w:pPr>
+      <w:r>
+        <w:rPr>
+          <w:rStyle w:val="VerbatimChar"/>
+        </w:rPr>
+        <w:t xml:space="preserve">S6</w:t>
+      </w:r>
+      <w:r>
+        <w:t xml:space="preserve"> </w:t>
+      </w:r>
+      <w:r>
+        <w:t xml:space="preserve">– A0: Игра, A1: Монетоприемник закрыт, A2: Второй барабан остановлен, A3: Накопление, A4: Ожидание</w:t>
+      </w:r>
+    </w:p>
+    <w:p>
+      <w:pPr>
+        <w:numPr>
+          <w:ilvl w:val="0"/>
+          <w:numId w:val="1002"/>
+        </w:numPr>
+      </w:pPr>
+      <w:r>
+        <w:rPr>
+          <w:rStyle w:val="VerbatimChar"/>
+        </w:rPr>
+        <w:t xml:space="preserve">S7</w:t>
+      </w:r>
+      <w:r>
+        <w:t xml:space="preserve"> </w:t>
+      </w:r>
+      <w:r>
+        <w:t xml:space="preserve">– A0: Выдача жетона, A1: Монетоприемник закрыт, A2: Барабаны остановлены, A3: Выплата джекпота, A4: Ожидание</w:t>
+      </w:r>
+    </w:p>
+    <w:p>
+      <w:pPr>
+        <w:numPr>
+          <w:ilvl w:val="0"/>
+          <w:numId w:val="1002"/>
+        </w:numPr>
+      </w:pPr>
+      <w:r>
+        <w:rPr>
+          <w:rStyle w:val="VerbatimChar"/>
+        </w:rPr>
+        <w:t xml:space="preserve">S8</w:t>
+      </w:r>
+      <w:r>
+        <w:t xml:space="preserve"> </w:t>
+      </w:r>
+      <w:r>
+        <w:t xml:space="preserve">– A0: Выдача жетона, A1: Монетоприемник закрыт, A2: Барабаны остановлены, A3: Накопление, A4: Ожидание</w:t>
+      </w:r>
+    </w:p>
+    <w:p>
+      <w:pPr>
+        <w:numPr>
+          <w:ilvl w:val="0"/>
+          <w:numId w:val="1002"/>
+        </w:numPr>
+      </w:pPr>
+      <w:r>
+        <w:rPr>
+          <w:rStyle w:val="VerbatimChar"/>
+        </w:rPr>
+        <w:t xml:space="preserve">S9</w:t>
+      </w:r>
+      <w:r>
+        <w:t xml:space="preserve"> </w:t>
+      </w:r>
+      <w:r>
+        <w:t xml:space="preserve">– A0: Ошибка, A1: Монетоприемник закрыт, A2: Барабаны остановлены, A3: Накопление, A4: Ожидание</w:t>
       </w:r>
     </w:p>
     <w:p>
@@ -6871,7 +7817,7 @@
         <w:pStyle w:val="TableCaption"/>
       </w:pPr>
       <w:r>
-        <w:t xml:space="preserve">Входные и выходные события автомата «Регулятор громкости» (A41)</w:t>
+        <w:t xml:space="preserve">Входные и выходные события автомата «Игровая машина x Монетоприемник x Игровые барабаны x Джекпот-счётчик x Звуки» (A0A1A2A3A4)</w:t>
       </w:r>
     </w:p>
     <w:tbl>
@@ -6880,7 +7826,7 @@
         <w:tblW w:type="auto" w:w="0"/>
         <w:tblLook w:firstRow="0" w:lastRow="0" w:firstColumn="0" w:lastColumn="0" w:noHBand="0" w:noVBand="0" w:val="0000"/>
         <w:jc w:val="start"/>
-        <w:tblCaption w:val="Входные и выходные события автомата «Регулятор громкости» (A41)"/>
+        <w:tblCaption w:val="Входные и выходные события автомата «Игровая машина x Монетоприемник x Игровые барабаны x Джекпот-счётчик x Звуки» (A0A1A2A3A4)"/>
       </w:tblPr>
       <w:tblGrid>
         <w:gridCol w:w="900"/>
@@ -7005,66 +7951,68 @@
               <w:jc w:val="left"/>
             </w:pPr>
             <w:r>
-              <w:t xml:space="preserve">A4</w:t>
-            </w:r>
-          </w:p>
-        </w:tc>
-        <w:tc>
-          <w:tcPr/>
-          <w:p>
-            <w:pPr>
-              <w:pStyle w:val="Compact"/>
-              <w:jc w:val="left"/>
-            </w:pPr>
-            <w:r>
-              <w:t xml:space="preserve">Нажата кнопка &lt;&lt;Игра&gt;&gt;</w:t>
-            </w:r>
-          </w:p>
-        </w:tc>
-        <w:tc>
-          <w:tcPr/>
-          <w:p>
-            <w:pPr>
-              <w:pStyle w:val="Compact"/>
-              <w:jc w:val="left"/>
-            </w:pPr>
-            <w:r>
-              <w:rPr>
-                <w:rStyle w:val="VerbatimChar"/>
-              </w:rPr>
-              <w:t xml:space="preserve">e01</w:t>
-            </w:r>
-          </w:p>
-        </w:tc>
-        <w:tc>
-          <w:tcPr/>
-          <w:p>
-            <w:pPr>
-              <w:pStyle w:val="Compact"/>
-              <w:jc w:val="left"/>
-            </w:pPr>
-            <w:r>
-              <w:rPr>
-                <w:rStyle w:val="VerbatimChar"/>
-              </w:rPr>
-              <w:t xml:space="preserve">z40</w:t>
-            </w:r>
-          </w:p>
-        </w:tc>
-        <w:tc>
-          <w:tcPr/>
-          <w:p>
-            <w:pPr>
-              <w:pStyle w:val="Compact"/>
-              <w:jc w:val="left"/>
-            </w:pPr>
-            <w:r>
-              <w:t xml:space="preserve">Проиграть звук выдачи жетона</w:t>
-            </w:r>
-          </w:p>
-        </w:tc>
-        <w:tc>
-          <w:tcPr/>
+              <w:t xml:space="preserve">Среда</w:t>
+            </w:r>
+          </w:p>
+        </w:tc>
+        <w:tc>
+          <w:tcPr/>
+          <w:p>
+            <w:pPr>
+              <w:pStyle w:val="Compact"/>
+              <w:jc w:val="left"/>
+            </w:pPr>
+            <w:r>
+              <w:t xml:space="preserve">Cумма выдачи выигрыша не больше нуля</w:t>
+            </w:r>
+          </w:p>
+        </w:tc>
+        <w:tc>
+          <w:tcPr/>
+          <w:p>
+            <w:pPr>
+              <w:pStyle w:val="Compact"/>
+              <w:jc w:val="left"/>
+            </w:pPr>
+            <w:r>
+              <w:rPr>
+                <w:rStyle w:val="VerbatimChar"/>
+              </w:rPr>
+              <w:t xml:space="preserve">!x01</w:t>
+            </w:r>
+          </w:p>
+        </w:tc>
+        <w:tc>
+          <w:tcPr/>
+          <w:p>
+            <w:pPr>
+              <w:pStyle w:val="Compact"/>
+              <w:jc w:val="left"/>
+            </w:pPr>
+            <w:r>
+              <w:rPr>
+                <w:rStyle w:val="VerbatimChar"/>
+              </w:rPr>
+              <w:t xml:space="preserve">z02</w:t>
+            </w:r>
+          </w:p>
+        </w:tc>
+        <w:tc>
+          <w:tcPr/>
+          <w:p>
+            <w:pPr>
+              <w:pStyle w:val="Compact"/>
+              <w:jc w:val="left"/>
+            </w:pPr>
+            <w:r>
+              <w:t xml:space="preserve">Закрыть монетоприемник</w:t>
+            </w:r>
+          </w:p>
+        </w:tc>
+        <w:tc>
+          <w:tcPr>
+            <w:vMerge w:val="restart"/>
+          </w:tcPr>
           <w:p>
             <w:pPr>
               <w:pStyle w:val="Compact"/>
@@ -7094,6 +8042,524 @@
               <w:jc w:val="left"/>
             </w:pPr>
             <w:r>
+              <w:t xml:space="preserve">В банке нет жетонов</w:t>
+            </w:r>
+          </w:p>
+        </w:tc>
+        <w:tc>
+          <w:tcPr/>
+          <w:p>
+            <w:pPr>
+              <w:pStyle w:val="Compact"/>
+              <w:jc w:val="left"/>
+            </w:pPr>
+            <w:r>
+              <w:rPr>
+                <w:rStyle w:val="VerbatimChar"/>
+              </w:rPr>
+              <w:t xml:space="preserve">!x02</w:t>
+            </w:r>
+          </w:p>
+        </w:tc>
+        <w:tc>
+          <w:tcPr/>
+          <w:p>
+            <w:pPr>
+              <w:pStyle w:val="Compact"/>
+              <w:jc w:val="left"/>
+            </w:pPr>
+            <w:r>
+              <w:rPr>
+                <w:rStyle w:val="VerbatimChar"/>
+              </w:rPr>
+              <w:t xml:space="preserve">z03</w:t>
+            </w:r>
+          </w:p>
+        </w:tc>
+        <w:tc>
+          <w:tcPr/>
+          <w:p>
+            <w:pPr>
+              <w:pStyle w:val="Compact"/>
+              <w:jc w:val="left"/>
+            </w:pPr>
+            <w:r>
+              <w:t xml:space="preserve">Открыть монетоприемник</w:t>
+            </w:r>
+          </w:p>
+        </w:tc>
+        <w:tc>
+          <w:tcPr>
+            <w:gridSpan w:val="1"/>
+            <w:vMerge w:val="continue"/>
+          </w:tcPr>
+          <w:p>
+            <w:pPr/>
+          </w:p>
+        </w:tc>
+      </w:tr>
+      <w:tr>
+        <w:tc>
+          <w:tcPr>
+            <w:gridSpan w:val="1"/>
+            <w:vMerge w:val="continue"/>
+          </w:tcPr>
+          <w:p>
+            <w:pPr/>
+          </w:p>
+        </w:tc>
+        <w:tc>
+          <w:tcPr/>
+          <w:p>
+            <w:pPr>
+              <w:pStyle w:val="Compact"/>
+              <w:jc w:val="left"/>
+            </w:pPr>
+            <w:r>
+              <w:t xml:space="preserve">Жетон не подлинный</w:t>
+            </w:r>
+          </w:p>
+        </w:tc>
+        <w:tc>
+          <w:tcPr/>
+          <w:p>
+            <w:pPr>
+              <w:pStyle w:val="Compact"/>
+              <w:jc w:val="left"/>
+            </w:pPr>
+            <w:r>
+              <w:rPr>
+                <w:rStyle w:val="VerbatimChar"/>
+              </w:rPr>
+              <w:t xml:space="preserve">!x11</w:t>
+            </w:r>
+          </w:p>
+        </w:tc>
+        <w:tc>
+          <w:tcPr/>
+          <w:p>
+            <w:pPr>
+              <w:pStyle w:val="Compact"/>
+              <w:jc w:val="left"/>
+            </w:pPr>
+            <w:r>
+              <w:rPr>
+                <w:rStyle w:val="VerbatimChar"/>
+              </w:rPr>
+              <w:t xml:space="preserve">z04</w:t>
+            </w:r>
+          </w:p>
+        </w:tc>
+        <w:tc>
+          <w:tcPr/>
+          <w:p>
+            <w:pPr>
+              <w:pStyle w:val="Compact"/>
+              <w:jc w:val="left"/>
+            </w:pPr>
+            <w:r>
+              <w:t xml:space="preserve">Выдать жетон из банка</w:t>
+            </w:r>
+          </w:p>
+        </w:tc>
+        <w:tc>
+          <w:tcPr>
+            <w:gridSpan w:val="1"/>
+            <w:vMerge w:val="continue"/>
+          </w:tcPr>
+          <w:p>
+            <w:pPr/>
+          </w:p>
+        </w:tc>
+      </w:tr>
+      <w:tr>
+        <w:tc>
+          <w:tcPr>
+            <w:gridSpan w:val="1"/>
+            <w:vMerge w:val="continue"/>
+          </w:tcPr>
+          <w:p>
+            <w:pPr/>
+          </w:p>
+        </w:tc>
+        <w:tc>
+          <w:tcPr/>
+          <w:p>
+            <w:pPr>
+              <w:pStyle w:val="Compact"/>
+              <w:jc w:val="left"/>
+            </w:pPr>
+            <w:r>
+              <w:t xml:space="preserve">Случайная проверка джекпот-комбинации не прошла</w:t>
+            </w:r>
+          </w:p>
+        </w:tc>
+        <w:tc>
+          <w:tcPr/>
+          <w:p>
+            <w:pPr>
+              <w:pStyle w:val="Compact"/>
+              <w:jc w:val="left"/>
+            </w:pPr>
+            <w:r>
+              <w:rPr>
+                <w:rStyle w:val="VerbatimChar"/>
+              </w:rPr>
+              <w:t xml:space="preserve">!x30</w:t>
+            </w:r>
+          </w:p>
+        </w:tc>
+        <w:tc>
+          <w:tcPr/>
+          <w:p>
+            <w:pPr>
+              <w:pStyle w:val="Compact"/>
+              <w:jc w:val="left"/>
+            </w:pPr>
+            <w:r>
+              <w:rPr>
+                <w:rStyle w:val="VerbatimChar"/>
+              </w:rPr>
+              <w:t xml:space="preserve">z05</w:t>
+            </w:r>
+          </w:p>
+        </w:tc>
+        <w:tc>
+          <w:tcPr/>
+          <w:p>
+            <w:pPr>
+              <w:pStyle w:val="Compact"/>
+              <w:jc w:val="left"/>
+            </w:pPr>
+            <w:r>
+              <w:t xml:space="preserve">Сбросить сумму выигрыша</w:t>
+            </w:r>
+          </w:p>
+        </w:tc>
+        <w:tc>
+          <w:tcPr>
+            <w:gridSpan w:val="1"/>
+            <w:vMerge w:val="continue"/>
+          </w:tcPr>
+          <w:p>
+            <w:pPr/>
+          </w:p>
+        </w:tc>
+      </w:tr>
+      <w:tr>
+        <w:tc>
+          <w:tcPr>
+            <w:gridSpan w:val="1"/>
+            <w:vMerge w:val="continue"/>
+          </w:tcPr>
+          <w:p>
+            <w:pPr/>
+          </w:p>
+        </w:tc>
+        <w:tc>
+          <w:tcPr/>
+          <w:p>
+            <w:pPr>
+              <w:pStyle w:val="Compact"/>
+              <w:jc w:val="left"/>
+            </w:pPr>
+            <w:r>
+              <w:t xml:space="preserve">Нажата кнопка &lt;&lt;Возврат&gt;&gt;</w:t>
+            </w:r>
+          </w:p>
+        </w:tc>
+        <w:tc>
+          <w:tcPr/>
+          <w:p>
+            <w:pPr>
+              <w:pStyle w:val="Compact"/>
+              <w:jc w:val="left"/>
+            </w:pPr>
+            <w:r>
+              <w:rPr>
+                <w:rStyle w:val="VerbatimChar"/>
+              </w:rPr>
+              <w:t xml:space="preserve">e02</w:t>
+            </w:r>
+          </w:p>
+        </w:tc>
+        <w:tc>
+          <w:tcPr/>
+          <w:p>
+            <w:pPr>
+              <w:pStyle w:val="Compact"/>
+              <w:jc w:val="left"/>
+            </w:pPr>
+            <w:r>
+              <w:rPr>
+                <w:rStyle w:val="VerbatimChar"/>
+              </w:rPr>
+              <w:t xml:space="preserve">z12</w:t>
+            </w:r>
+          </w:p>
+        </w:tc>
+        <w:tc>
+          <w:tcPr/>
+          <w:p>
+            <w:pPr>
+              <w:pStyle w:val="Compact"/>
+              <w:jc w:val="left"/>
+            </w:pPr>
+            <w:r>
+              <w:t xml:space="preserve">Обновить индикатор &lt;&lt;Ставка&gt;&gt;</w:t>
+            </w:r>
+          </w:p>
+        </w:tc>
+        <w:tc>
+          <w:tcPr>
+            <w:gridSpan w:val="1"/>
+            <w:vMerge w:val="continue"/>
+          </w:tcPr>
+          <w:p>
+            <w:pPr/>
+          </w:p>
+        </w:tc>
+      </w:tr>
+      <w:tr>
+        <w:tc>
+          <w:tcPr>
+            <w:gridSpan w:val="1"/>
+            <w:vMerge w:val="continue"/>
+          </w:tcPr>
+          <w:p>
+            <w:pPr/>
+          </w:p>
+        </w:tc>
+        <w:tc>
+          <w:tcPr/>
+          <w:p>
+            <w:pPr>
+              <w:pStyle w:val="Compact"/>
+              <w:jc w:val="left"/>
+            </w:pPr>
+            <w:r>
+              <w:t xml:space="preserve">Нажата кнопка &lt;&lt;Игра&gt;&gt;</w:t>
+            </w:r>
+          </w:p>
+        </w:tc>
+        <w:tc>
+          <w:tcPr/>
+          <w:p>
+            <w:pPr>
+              <w:pStyle w:val="Compact"/>
+              <w:jc w:val="left"/>
+            </w:pPr>
+            <w:r>
+              <w:rPr>
+                <w:rStyle w:val="VerbatimChar"/>
+              </w:rPr>
+              <w:t xml:space="preserve">e01</w:t>
+            </w:r>
+          </w:p>
+        </w:tc>
+        <w:tc>
+          <w:tcPr/>
+          <w:p>
+            <w:pPr>
+              <w:pStyle w:val="Compact"/>
+              <w:jc w:val="left"/>
+            </w:pPr>
+            <w:r>
+              <w:rPr>
+                <w:rStyle w:val="VerbatimChar"/>
+              </w:rPr>
+              <w:t xml:space="preserve">z13</w:t>
+            </w:r>
+          </w:p>
+        </w:tc>
+        <w:tc>
+          <w:tcPr/>
+          <w:p>
+            <w:pPr>
+              <w:pStyle w:val="Compact"/>
+              <w:jc w:val="left"/>
+            </w:pPr>
+            <w:r>
+              <w:t xml:space="preserve">Сбросить ставку</w:t>
+            </w:r>
+          </w:p>
+        </w:tc>
+        <w:tc>
+          <w:tcPr>
+            <w:gridSpan w:val="1"/>
+            <w:vMerge w:val="continue"/>
+          </w:tcPr>
+          <w:p>
+            <w:pPr/>
+          </w:p>
+        </w:tc>
+      </w:tr>
+      <w:tr>
+        <w:tc>
+          <w:tcPr>
+            <w:gridSpan w:val="1"/>
+            <w:vMerge w:val="continue"/>
+          </w:tcPr>
+          <w:p>
+            <w:pPr/>
+          </w:p>
+        </w:tc>
+        <w:tc>
+          <w:tcPr/>
+          <w:p>
+            <w:pPr>
+              <w:pStyle w:val="Compact"/>
+              <w:jc w:val="left"/>
+            </w:pPr>
+            <w:r>
+              <w:t xml:space="preserve">Нажата кнопка &lt;&lt;Тех. сброс&gt;&gt;</w:t>
+            </w:r>
+          </w:p>
+        </w:tc>
+        <w:tc>
+          <w:tcPr/>
+          <w:p>
+            <w:pPr>
+              <w:pStyle w:val="Compact"/>
+              <w:jc w:val="left"/>
+            </w:pPr>
+            <w:r>
+              <w:rPr>
+                <w:rStyle w:val="VerbatimChar"/>
+              </w:rPr>
+              <w:t xml:space="preserve">e03</w:t>
+            </w:r>
+          </w:p>
+        </w:tc>
+        <w:tc>
+          <w:tcPr/>
+          <w:p>
+            <w:pPr>
+              <w:pStyle w:val="Compact"/>
+              <w:jc w:val="left"/>
+            </w:pPr>
+            <w:r>
+              <w:rPr>
+                <w:rStyle w:val="VerbatimChar"/>
+              </w:rPr>
+              <w:t xml:space="preserve">z14</w:t>
+            </w:r>
+          </w:p>
+        </w:tc>
+        <w:tc>
+          <w:tcPr/>
+          <w:p>
+            <w:pPr>
+              <w:pStyle w:val="Compact"/>
+              <w:jc w:val="left"/>
+            </w:pPr>
+            <w:r>
+              <w:t xml:space="preserve">Вернуть деньги</w:t>
+            </w:r>
+          </w:p>
+        </w:tc>
+        <w:tc>
+          <w:tcPr>
+            <w:gridSpan w:val="1"/>
+            <w:vMerge w:val="continue"/>
+          </w:tcPr>
+          <w:p>
+            <w:pPr/>
+          </w:p>
+        </w:tc>
+      </w:tr>
+      <w:tr>
+        <w:tc>
+          <w:tcPr>
+            <w:gridSpan w:val="1"/>
+            <w:vMerge w:val="continue"/>
+          </w:tcPr>
+          <w:p>
+            <w:pPr/>
+          </w:p>
+        </w:tc>
+        <w:tc>
+          <w:tcPr/>
+          <w:p>
+            <w:pPr>
+              <w:pStyle w:val="Compact"/>
+              <w:jc w:val="left"/>
+            </w:pPr>
+            <w:r>
+              <w:t xml:space="preserve">Сработал таймер третьего барабана</w:t>
+            </w:r>
+          </w:p>
+        </w:tc>
+        <w:tc>
+          <w:tcPr/>
+          <w:p>
+            <w:pPr>
+              <w:pStyle w:val="Compact"/>
+              <w:jc w:val="left"/>
+            </w:pPr>
+            <w:r>
+              <w:rPr>
+                <w:rStyle w:val="VerbatimChar"/>
+              </w:rPr>
+              <w:t xml:space="preserve">e05</w:t>
+            </w:r>
+          </w:p>
+        </w:tc>
+        <w:tc>
+          <w:tcPr/>
+          <w:p>
+            <w:pPr>
+              <w:pStyle w:val="Compact"/>
+              <w:jc w:val="left"/>
+            </w:pPr>
+            <w:r>
+              <w:rPr>
+                <w:rStyle w:val="VerbatimChar"/>
+              </w:rPr>
+              <w:t xml:space="preserve">z15</w:t>
+            </w:r>
+          </w:p>
+        </w:tc>
+        <w:tc>
+          <w:tcPr/>
+          <w:p>
+            <w:pPr>
+              <w:pStyle w:val="Compact"/>
+              <w:jc w:val="left"/>
+            </w:pPr>
+            <w:r>
+              <w:t xml:space="preserve">Обновить индикатор &lt;&lt;Банк&gt;&gt;</w:t>
+            </w:r>
+          </w:p>
+        </w:tc>
+        <w:tc>
+          <w:tcPr>
+            <w:gridSpan w:val="1"/>
+            <w:vMerge w:val="continue"/>
+          </w:tcPr>
+          <w:p>
+            <w:pPr/>
+          </w:p>
+        </w:tc>
+      </w:tr>
+      <w:tr>
+        <w:tc>
+          <w:tcPr>
+            <w:gridSpan w:val="1"/>
+            <w:vMerge w:val="continue"/>
+          </w:tcPr>
+          <w:p>
+            <w:pPr/>
+          </w:p>
+        </w:tc>
+        <w:tc>
+          <w:tcPr/>
+          <w:p>
+            <w:pPr>
+              <w:pStyle w:val="Compact"/>
+              <w:jc w:val="left"/>
+            </w:pPr>
+            <w:r>
               <w:t xml:space="preserve">Выдан жетон из банка</w:t>
             </w:r>
           </w:p>
@@ -7118,2490 +8584,869 @@
           <w:p>
             <w:pPr>
               <w:pStyle w:val="Compact"/>
-            </w:pPr>
-          </w:p>
-        </w:tc>
-        <w:tc>
-          <w:tcPr/>
-          <w:p>
-            <w:pPr>
-              <w:pStyle w:val="Compact"/>
-            </w:pPr>
-          </w:p>
-        </w:tc>
-        <w:tc>
-          <w:tcPr/>
-          <w:p>
-            <w:pPr>
-              <w:pStyle w:val="Compact"/>
-            </w:pPr>
+              <w:jc w:val="left"/>
+            </w:pPr>
+            <w:r>
+              <w:rPr>
+                <w:rStyle w:val="VerbatimChar"/>
+              </w:rPr>
+              <w:t xml:space="preserve">z16</w:t>
+            </w:r>
+          </w:p>
+        </w:tc>
+        <w:tc>
+          <w:tcPr/>
+          <w:p>
+            <w:pPr>
+              <w:pStyle w:val="Compact"/>
+              <w:jc w:val="left"/>
+            </w:pPr>
+            <w:r>
+              <w:t xml:space="preserve">Поместить жетоны в банк</w:t>
+            </w:r>
+          </w:p>
+        </w:tc>
+        <w:tc>
+          <w:tcPr>
+            <w:gridSpan w:val="1"/>
+            <w:vMerge w:val="continue"/>
+          </w:tcPr>
+          <w:p>
+            <w:pPr/>
+          </w:p>
+        </w:tc>
+      </w:tr>
+      <w:tr>
+        <w:tc>
+          <w:tcPr>
+            <w:gridSpan w:val="1"/>
+            <w:vMerge w:val="continue"/>
+          </w:tcPr>
+          <w:p>
+            <w:pPr/>
+          </w:p>
+        </w:tc>
+        <w:tc>
+          <w:tcPr/>
+          <w:p>
+            <w:pPr>
+              <w:pStyle w:val="Compact"/>
+              <w:jc w:val="left"/>
+            </w:pPr>
+            <w:r>
+              <w:t xml:space="preserve">Опущен жетон</w:t>
+            </w:r>
+          </w:p>
+        </w:tc>
+        <w:tc>
+          <w:tcPr/>
+          <w:p>
+            <w:pPr>
+              <w:pStyle w:val="Compact"/>
+              <w:jc w:val="left"/>
+            </w:pPr>
+            <w:r>
+              <w:rPr>
+                <w:rStyle w:val="VerbatimChar"/>
+              </w:rPr>
+              <w:t xml:space="preserve">e10</w:t>
+            </w:r>
+          </w:p>
+        </w:tc>
+        <w:tc>
+          <w:tcPr/>
+          <w:p>
+            <w:pPr>
+              <w:pStyle w:val="Compact"/>
+              <w:jc w:val="left"/>
+            </w:pPr>
+            <w:r>
+              <w:rPr>
+                <w:rStyle w:val="VerbatimChar"/>
+              </w:rPr>
+              <w:t xml:space="preserve">z20</w:t>
+            </w:r>
+          </w:p>
+        </w:tc>
+        <w:tc>
+          <w:tcPr/>
+          <w:p>
+            <w:pPr>
+              <w:pStyle w:val="Compact"/>
+              <w:jc w:val="left"/>
+            </w:pPr>
+            <w:r>
+              <w:t xml:space="preserve">Запустить барабаны</w:t>
+            </w:r>
+          </w:p>
+        </w:tc>
+        <w:tc>
+          <w:tcPr>
+            <w:gridSpan w:val="1"/>
+            <w:vMerge w:val="continue"/>
+          </w:tcPr>
+          <w:p>
+            <w:pPr/>
+          </w:p>
+        </w:tc>
+      </w:tr>
+      <w:tr>
+        <w:tc>
+          <w:tcPr>
+            <w:gridSpan w:val="1"/>
+            <w:vMerge w:val="continue"/>
+          </w:tcPr>
+          <w:p>
+            <w:pPr/>
+          </w:p>
+        </w:tc>
+        <w:tc>
+          <w:tcPr/>
+          <w:p>
+            <w:pPr>
+              <w:pStyle w:val="Compact"/>
+              <w:jc w:val="left"/>
+            </w:pPr>
+            <w:r>
+              <w:t xml:space="preserve">Сработал таймер первого барабана</w:t>
+            </w:r>
+          </w:p>
+        </w:tc>
+        <w:tc>
+          <w:tcPr/>
+          <w:p>
+            <w:pPr>
+              <w:pStyle w:val="Compact"/>
+              <w:jc w:val="left"/>
+            </w:pPr>
+            <w:r>
+              <w:rPr>
+                <w:rStyle w:val="VerbatimChar"/>
+              </w:rPr>
+              <w:t xml:space="preserve">e22</w:t>
+            </w:r>
+          </w:p>
+        </w:tc>
+        <w:tc>
+          <w:tcPr/>
+          <w:p>
+            <w:pPr>
+              <w:pStyle w:val="Compact"/>
+              <w:jc w:val="left"/>
+            </w:pPr>
+            <w:r>
+              <w:rPr>
+                <w:rStyle w:val="VerbatimChar"/>
+              </w:rPr>
+              <w:t xml:space="preserve">z21</w:t>
+            </w:r>
+          </w:p>
+        </w:tc>
+        <w:tc>
+          <w:tcPr/>
+          <w:p>
+            <w:pPr>
+              <w:pStyle w:val="Compact"/>
+              <w:jc w:val="left"/>
+            </w:pPr>
+            <w:r>
+              <w:t xml:space="preserve">Запустить таймер первого барабана</w:t>
+            </w:r>
+          </w:p>
+        </w:tc>
+        <w:tc>
+          <w:tcPr>
+            <w:gridSpan w:val="1"/>
+            <w:vMerge w:val="continue"/>
+          </w:tcPr>
+          <w:p>
+            <w:pPr/>
+          </w:p>
+        </w:tc>
+      </w:tr>
+      <w:tr>
+        <w:tc>
+          <w:tcPr>
+            <w:gridSpan w:val="1"/>
+            <w:vMerge w:val="continue"/>
+          </w:tcPr>
+          <w:p>
+            <w:pPr/>
+          </w:p>
+        </w:tc>
+        <w:tc>
+          <w:tcPr/>
+          <w:p>
+            <w:pPr>
+              <w:pStyle w:val="Compact"/>
+              <w:jc w:val="left"/>
+            </w:pPr>
+            <w:r>
+              <w:t xml:space="preserve">Сработал таймер второго барабана</w:t>
+            </w:r>
+          </w:p>
+        </w:tc>
+        <w:tc>
+          <w:tcPr/>
+          <w:p>
+            <w:pPr>
+              <w:pStyle w:val="Compact"/>
+              <w:jc w:val="left"/>
+            </w:pPr>
+            <w:r>
+              <w:rPr>
+                <w:rStyle w:val="VerbatimChar"/>
+              </w:rPr>
+              <w:t xml:space="preserve">e23</w:t>
+            </w:r>
+          </w:p>
+        </w:tc>
+        <w:tc>
+          <w:tcPr/>
+          <w:p>
+            <w:pPr>
+              <w:pStyle w:val="Compact"/>
+              <w:jc w:val="left"/>
+            </w:pPr>
+            <w:r>
+              <w:rPr>
+                <w:rStyle w:val="VerbatimChar"/>
+              </w:rPr>
+              <w:t xml:space="preserve">z23</w:t>
+            </w:r>
+          </w:p>
+        </w:tc>
+        <w:tc>
+          <w:tcPr/>
+          <w:p>
+            <w:pPr>
+              <w:pStyle w:val="Compact"/>
+              <w:jc w:val="left"/>
+            </w:pPr>
+            <w:r>
+              <w:t xml:space="preserve">Запустить таймер второго барабана</w:t>
+            </w:r>
+          </w:p>
+        </w:tc>
+        <w:tc>
+          <w:tcPr>
+            <w:gridSpan w:val="1"/>
+            <w:vMerge w:val="continue"/>
+          </w:tcPr>
+          <w:p>
+            <w:pPr/>
+          </w:p>
+        </w:tc>
+      </w:tr>
+      <w:tr>
+        <w:tc>
+          <w:tcPr>
+            <w:gridSpan w:val="1"/>
+            <w:vMerge w:val="continue"/>
+          </w:tcPr>
+          <w:p>
+            <w:pPr/>
+          </w:p>
+        </w:tc>
+        <w:tc>
+          <w:tcPr/>
+          <w:p>
+            <w:pPr>
+              <w:pStyle w:val="Compact"/>
+              <w:jc w:val="left"/>
+            </w:pPr>
+            <w:r>
+              <w:t xml:space="preserve">Cумма выдачи выигрыша больше нуля</w:t>
+            </w:r>
+          </w:p>
+        </w:tc>
+        <w:tc>
+          <w:tcPr/>
+          <w:p>
+            <w:pPr>
+              <w:pStyle w:val="Compact"/>
+              <w:jc w:val="left"/>
+            </w:pPr>
+            <w:r>
+              <w:rPr>
+                <w:rStyle w:val="VerbatimChar"/>
+              </w:rPr>
+              <w:t xml:space="preserve">x01</w:t>
+            </w:r>
+          </w:p>
+        </w:tc>
+        <w:tc>
+          <w:tcPr/>
+          <w:p>
+            <w:pPr>
+              <w:pStyle w:val="Compact"/>
+              <w:jc w:val="left"/>
+            </w:pPr>
+            <w:r>
+              <w:rPr>
+                <w:rStyle w:val="VerbatimChar"/>
+              </w:rPr>
+              <w:t xml:space="preserve">z25</w:t>
+            </w:r>
+          </w:p>
+        </w:tc>
+        <w:tc>
+          <w:tcPr/>
+          <w:p>
+            <w:pPr>
+              <w:pStyle w:val="Compact"/>
+              <w:jc w:val="left"/>
+            </w:pPr>
+            <w:r>
+              <w:t xml:space="preserve">Запустить таймер третьего барабана</w:t>
+            </w:r>
+          </w:p>
+        </w:tc>
+        <w:tc>
+          <w:tcPr>
+            <w:gridSpan w:val="1"/>
+            <w:vMerge w:val="continue"/>
+          </w:tcPr>
+          <w:p>
+            <w:pPr/>
+          </w:p>
+        </w:tc>
+      </w:tr>
+      <w:tr>
+        <w:tc>
+          <w:tcPr>
+            <w:gridSpan w:val="1"/>
+            <w:vMerge w:val="continue"/>
+          </w:tcPr>
+          <w:p>
+            <w:pPr/>
+          </w:p>
+        </w:tc>
+        <w:tc>
+          <w:tcPr/>
+          <w:p>
+            <w:pPr>
+              <w:pStyle w:val="Compact"/>
+              <w:jc w:val="left"/>
+            </w:pPr>
+            <w:r>
+              <w:t xml:space="preserve">В банке есть жетоны</w:t>
+            </w:r>
+          </w:p>
+        </w:tc>
+        <w:tc>
+          <w:tcPr/>
+          <w:p>
+            <w:pPr>
+              <w:pStyle w:val="Compact"/>
+              <w:jc w:val="left"/>
+            </w:pPr>
+            <w:r>
+              <w:rPr>
+                <w:rStyle w:val="VerbatimChar"/>
+              </w:rPr>
+              <w:t xml:space="preserve">x02</w:t>
+            </w:r>
+          </w:p>
+        </w:tc>
+        <w:tc>
+          <w:tcPr/>
+          <w:p>
+            <w:pPr>
+              <w:pStyle w:val="Compact"/>
+              <w:jc w:val="left"/>
+            </w:pPr>
+            <w:r>
+              <w:rPr>
+                <w:rStyle w:val="VerbatimChar"/>
+              </w:rPr>
+              <w:t xml:space="preserve">z27</w:t>
+            </w:r>
+          </w:p>
+        </w:tc>
+        <w:tc>
+          <w:tcPr/>
+          <w:p>
+            <w:pPr>
+              <w:pStyle w:val="Compact"/>
+              <w:jc w:val="left"/>
+            </w:pPr>
+            <w:r>
+              <w:t xml:space="preserve">Установить сумму выигрыша</w:t>
+            </w:r>
+          </w:p>
+        </w:tc>
+        <w:tc>
+          <w:tcPr>
+            <w:gridSpan w:val="1"/>
+            <w:vMerge w:val="continue"/>
+          </w:tcPr>
+          <w:p>
+            <w:pPr/>
+          </w:p>
+        </w:tc>
+      </w:tr>
+      <w:tr>
+        <w:tc>
+          <w:tcPr>
+            <w:gridSpan w:val="1"/>
+            <w:vMerge w:val="continue"/>
+          </w:tcPr>
+          <w:p>
+            <w:pPr/>
+          </w:p>
+        </w:tc>
+        <w:tc>
+          <w:tcPr/>
+          <w:p>
+            <w:pPr>
+              <w:pStyle w:val="Compact"/>
+              <w:jc w:val="left"/>
+            </w:pPr>
+            <w:r>
+              <w:t xml:space="preserve">Жетон подлинный</w:t>
+            </w:r>
+          </w:p>
+        </w:tc>
+        <w:tc>
+          <w:tcPr/>
+          <w:p>
+            <w:pPr>
+              <w:pStyle w:val="Compact"/>
+              <w:jc w:val="left"/>
+            </w:pPr>
+            <w:r>
+              <w:rPr>
+                <w:rStyle w:val="VerbatimChar"/>
+              </w:rPr>
+              <w:t xml:space="preserve">x11</w:t>
+            </w:r>
+          </w:p>
+        </w:tc>
+        <w:tc>
+          <w:tcPr/>
+          <w:p>
+            <w:pPr>
+              <w:pStyle w:val="Compact"/>
+              <w:jc w:val="left"/>
+            </w:pPr>
+            <w:r>
+              <w:rPr>
+                <w:rStyle w:val="VerbatimChar"/>
+              </w:rPr>
+              <w:t xml:space="preserve">z28</w:t>
+            </w:r>
+          </w:p>
+        </w:tc>
+        <w:tc>
+          <w:tcPr/>
+          <w:p>
+            <w:pPr>
+              <w:pStyle w:val="Compact"/>
+              <w:jc w:val="left"/>
+            </w:pPr>
+            <w:r>
+              <w:t xml:space="preserve">Обновить индикатор &lt;&lt;Выигрыш&gt;&gt;</w:t>
+            </w:r>
+          </w:p>
+        </w:tc>
+        <w:tc>
+          <w:tcPr>
+            <w:gridSpan w:val="1"/>
+            <w:vMerge w:val="continue"/>
+          </w:tcPr>
+          <w:p>
+            <w:pPr/>
+          </w:p>
+        </w:tc>
+      </w:tr>
+      <w:tr>
+        <w:tc>
+          <w:tcPr>
+            <w:gridSpan w:val="1"/>
+            <w:vMerge w:val="continue"/>
+          </w:tcPr>
+          <w:p>
+            <w:pPr/>
+          </w:p>
+        </w:tc>
+        <w:tc>
+          <w:tcPr/>
+          <w:p>
+            <w:pPr>
+              <w:pStyle w:val="Compact"/>
+              <w:jc w:val="left"/>
+            </w:pPr>
+            <w:r>
+              <w:t xml:space="preserve">Случайная проверка джекпот-комбинации (специальный рандомайзер)</w:t>
+            </w:r>
+          </w:p>
+        </w:tc>
+        <w:tc>
+          <w:tcPr/>
+          <w:p>
+            <w:pPr>
+              <w:pStyle w:val="Compact"/>
+              <w:jc w:val="left"/>
+            </w:pPr>
+            <w:r>
+              <w:rPr>
+                <w:rStyle w:val="VerbatimChar"/>
+              </w:rPr>
+              <w:t xml:space="preserve">x30</w:t>
+            </w:r>
+          </w:p>
+        </w:tc>
+        <w:tc>
+          <w:tcPr/>
+          <w:p>
+            <w:pPr>
+              <w:pStyle w:val="Compact"/>
+              <w:jc w:val="left"/>
+            </w:pPr>
+            <w:r>
+              <w:rPr>
+                <w:rStyle w:val="VerbatimChar"/>
+              </w:rPr>
+              <w:t xml:space="preserve">z30</w:t>
+            </w:r>
+          </w:p>
+        </w:tc>
+        <w:tc>
+          <w:tcPr/>
+          <w:p>
+            <w:pPr>
+              <w:pStyle w:val="Compact"/>
+              <w:jc w:val="left"/>
+            </w:pPr>
+            <w:r>
+              <w:t xml:space="preserve">Увеличить сумму джекпота</w:t>
+            </w:r>
+          </w:p>
+        </w:tc>
+        <w:tc>
+          <w:tcPr>
+            <w:gridSpan w:val="1"/>
+            <w:vMerge w:val="continue"/>
+          </w:tcPr>
+          <w:p>
+            <w:pPr/>
+          </w:p>
+        </w:tc>
+      </w:tr>
+      <w:tr>
+        <w:tc>
+          <w:tcPr/>
+          <w:p>
+            <w:pPr>
+              <w:pStyle w:val="Compact"/>
+            </w:pPr>
+          </w:p>
+        </w:tc>
+        <w:tc>
+          <w:tcPr/>
+          <w:p>
+            <w:pPr>
+              <w:pStyle w:val="Compact"/>
+            </w:pPr>
+          </w:p>
+        </w:tc>
+        <w:tc>
+          <w:tcPr/>
+          <w:p>
+            <w:pPr>
+              <w:pStyle w:val="Compact"/>
+            </w:pPr>
+          </w:p>
+        </w:tc>
+        <w:tc>
+          <w:tcPr/>
+          <w:p>
+            <w:pPr>
+              <w:pStyle w:val="Compact"/>
+              <w:jc w:val="left"/>
+            </w:pPr>
+            <w:r>
+              <w:rPr>
+                <w:rStyle w:val="VerbatimChar"/>
+              </w:rPr>
+              <w:t xml:space="preserve">z31</w:t>
+            </w:r>
+          </w:p>
+        </w:tc>
+        <w:tc>
+          <w:tcPr/>
+          <w:p>
+            <w:pPr>
+              <w:pStyle w:val="Compact"/>
+              <w:jc w:val="left"/>
+            </w:pPr>
+            <w:r>
+              <w:t xml:space="preserve">Обновить индикатор &lt;&lt;Джекпот&gt;&gt;</w:t>
+            </w:r>
+          </w:p>
+        </w:tc>
+        <w:tc>
+          <w:tcPr>
+            <w:gridSpan w:val="1"/>
+            <w:vMerge w:val="continue"/>
+          </w:tcPr>
+          <w:p>
+            <w:pPr/>
+          </w:p>
+        </w:tc>
+      </w:tr>
+      <w:tr>
+        <w:tc>
+          <w:tcPr/>
+          <w:p>
+            <w:pPr>
+              <w:pStyle w:val="Compact"/>
+            </w:pPr>
+          </w:p>
+        </w:tc>
+        <w:tc>
+          <w:tcPr/>
+          <w:p>
+            <w:pPr>
+              <w:pStyle w:val="Compact"/>
+            </w:pPr>
+          </w:p>
+        </w:tc>
+        <w:tc>
+          <w:tcPr/>
+          <w:p>
+            <w:pPr>
+              <w:pStyle w:val="Compact"/>
+            </w:pPr>
+          </w:p>
+        </w:tc>
+        <w:tc>
+          <w:tcPr/>
+          <w:p>
+            <w:pPr>
+              <w:pStyle w:val="Compact"/>
+              <w:jc w:val="left"/>
+            </w:pPr>
+            <w:r>
+              <w:rPr>
+                <w:rStyle w:val="VerbatimChar"/>
+              </w:rPr>
+              <w:t xml:space="preserve">z32</w:t>
+            </w:r>
+          </w:p>
+        </w:tc>
+        <w:tc>
+          <w:tcPr/>
+          <w:p>
+            <w:pPr>
+              <w:pStyle w:val="Compact"/>
+              <w:jc w:val="left"/>
+            </w:pPr>
+            <w:r>
+              <w:t xml:space="preserve">Обнулить джекпот</w:t>
+            </w:r>
+          </w:p>
+        </w:tc>
+        <w:tc>
+          <w:tcPr>
+            <w:gridSpan w:val="1"/>
+            <w:vMerge w:val="continue"/>
+          </w:tcPr>
+          <w:p>
+            <w:pPr/>
+          </w:p>
+        </w:tc>
+      </w:tr>
+      <w:tr>
+        <w:tc>
+          <w:tcPr/>
+          <w:p>
+            <w:pPr>
+              <w:pStyle w:val="Compact"/>
+            </w:pPr>
+          </w:p>
+        </w:tc>
+        <w:tc>
+          <w:tcPr/>
+          <w:p>
+            <w:pPr>
+              <w:pStyle w:val="Compact"/>
+            </w:pPr>
+          </w:p>
+        </w:tc>
+        <w:tc>
+          <w:tcPr/>
+          <w:p>
+            <w:pPr>
+              <w:pStyle w:val="Compact"/>
+            </w:pPr>
+          </w:p>
+        </w:tc>
+        <w:tc>
+          <w:tcPr/>
+          <w:p>
+            <w:pPr>
+              <w:pStyle w:val="Compact"/>
+              <w:jc w:val="left"/>
+            </w:pPr>
+            <w:r>
+              <w:rPr>
+                <w:rStyle w:val="VerbatimChar"/>
+              </w:rPr>
+              <w:t xml:space="preserve">z40</w:t>
+            </w:r>
+          </w:p>
+        </w:tc>
+        <w:tc>
+          <w:tcPr/>
+          <w:p>
+            <w:pPr>
+              <w:pStyle w:val="Compact"/>
+              <w:jc w:val="left"/>
+            </w:pPr>
+            <w:r>
+              <w:t xml:space="preserve">Проиграть звук выдачи жетона</w:t>
+            </w:r>
+          </w:p>
+        </w:tc>
+        <w:tc>
+          <w:tcPr>
+            <w:gridSpan w:val="1"/>
+            <w:vMerge w:val="continue"/>
+          </w:tcPr>
+          <w:p>
+            <w:pPr/>
+          </w:p>
+        </w:tc>
+      </w:tr>
+      <w:tr>
+        <w:tc>
+          <w:tcPr/>
+          <w:p>
+            <w:pPr>
+              <w:pStyle w:val="Compact"/>
+            </w:pPr>
+          </w:p>
+        </w:tc>
+        <w:tc>
+          <w:tcPr/>
+          <w:p>
+            <w:pPr>
+              <w:pStyle w:val="Compact"/>
+            </w:pPr>
+          </w:p>
+        </w:tc>
+        <w:tc>
+          <w:tcPr/>
+          <w:p>
+            <w:pPr>
+              <w:pStyle w:val="Compact"/>
+            </w:pPr>
+          </w:p>
+        </w:tc>
+        <w:tc>
+          <w:tcPr/>
+          <w:p>
+            <w:pPr>
+              <w:pStyle w:val="Compact"/>
+              <w:jc w:val="left"/>
+            </w:pPr>
+            <w:r>
+              <w:rPr>
+                <w:rStyle w:val="VerbatimChar"/>
+              </w:rPr>
+              <w:t xml:space="preserve">z41</w:t>
+            </w:r>
+          </w:p>
+        </w:tc>
+        <w:tc>
+          <w:tcPr/>
+          <w:p>
+            <w:pPr>
+              <w:pStyle w:val="Compact"/>
+              <w:jc w:val="left"/>
+            </w:pPr>
+            <w:r>
+              <w:t xml:space="preserve">Проиграть звук начала вращения барабанов</w:t>
+            </w:r>
+          </w:p>
+        </w:tc>
+        <w:tc>
+          <w:tcPr>
+            <w:gridSpan w:val="1"/>
+            <w:vMerge w:val="continue"/>
+          </w:tcPr>
+          <w:p>
+            <w:pPr/>
+          </w:p>
+        </w:tc>
+      </w:tr>
+      <w:tr>
+        <w:tc>
+          <w:tcPr/>
+          <w:p>
+            <w:pPr>
+              <w:pStyle w:val="Compact"/>
+            </w:pPr>
+          </w:p>
+        </w:tc>
+        <w:tc>
+          <w:tcPr/>
+          <w:p>
+            <w:pPr>
+              <w:pStyle w:val="Compact"/>
+            </w:pPr>
+          </w:p>
+        </w:tc>
+        <w:tc>
+          <w:tcPr/>
+          <w:p>
+            <w:pPr>
+              <w:pStyle w:val="Compact"/>
+            </w:pPr>
+          </w:p>
+        </w:tc>
+        <w:tc>
+          <w:tcPr/>
+          <w:p>
+            <w:pPr>
+              <w:pStyle w:val="Compact"/>
+              <w:jc w:val="left"/>
+            </w:pPr>
+            <w:r>
+              <w:rPr>
+                <w:rStyle w:val="VerbatimChar"/>
+              </w:rPr>
+              <w:t xml:space="preserve">z42</w:t>
+            </w:r>
+          </w:p>
+        </w:tc>
+        <w:tc>
+          <w:tcPr/>
+          <w:p>
+            <w:pPr>
+              <w:pStyle w:val="Compact"/>
+              <w:jc w:val="left"/>
+            </w:pPr>
+            <w:r>
+              <w:t xml:space="preserve">Проиграть туш джекпота</w:t>
+            </w:r>
+          </w:p>
+        </w:tc>
+        <w:tc>
+          <w:tcPr>
+            <w:gridSpan w:val="1"/>
+            <w:vMerge w:val="continue"/>
+          </w:tcPr>
+          <w:p>
+            <w:pPr/>
           </w:p>
         </w:tc>
       </w:tr>
     </w:tbl>
-    <w:p>
-      <w:pPr>
-        <w:pStyle w:val="BodyText"/>
-      </w:pPr>
-      <m:oMath>
-        <m:sSub>
-          <m:e>
-            <m:r>
-              <m:t>A</m:t>
-            </m:r>
-          </m:e>
-          <m:sub>
-            <m:r>
-              <m:t>41</m:t>
-            </m:r>
-          </m:sub>
-        </m:sSub>
-      </m:oMath>
-      <w:r>
-        <w:t xml:space="preserve"> </w:t>
-      </w:r>
-      <w:r>
-        <w:t xml:space="preserve">– первый в этой статье пример автомата, вложенного не напрямую в</w:t>
-      </w:r>
-      <w:r>
-        <w:t xml:space="preserve"> </w:t>
-      </w:r>
-      <m:oMath>
-        <m:sSub>
-          <m:e>
-            <m:r>
-              <m:t>A</m:t>
-            </m:r>
-          </m:e>
-          <m:sub>
-            <m:r>
-              <m:t>0</m:t>
-            </m:r>
-          </m:sub>
-        </m:sSub>
-      </m:oMath>
-      <w:r>
-        <w:t xml:space="preserve">, а во</w:t>
-      </w:r>
-      <w:r>
-        <w:t xml:space="preserve"> </w:t>
-      </w:r>
-      <w:r>
-        <w:rPr>
-          <w:iCs/>
-          <w:i/>
-        </w:rPr>
-        <w:t xml:space="preserve">вложенный</w:t>
-      </w:r>
-      <w:r>
-        <w:t xml:space="preserve"> </w:t>
-      </w:r>
-      <w:r>
-        <w:t xml:space="preserve">автомат (</w:t>
-      </w:r>
-      <m:oMath>
-        <m:sSub>
-          <m:e>
-            <m:r>
-              <m:t>A</m:t>
-            </m:r>
-          </m:e>
-          <m:sub>
-            <m:r>
-              <m:t>4</m:t>
-            </m:r>
-          </m:sub>
-        </m:sSub>
-      </m:oMath>
-      <w:r>
-        <w:t xml:space="preserve">): это и есть случай 4,</w:t>
-      </w:r>
-      <w:r>
-        <w:t xml:space="preserve"> </w:t>
-      </w:r>
-      <w:r>
-        <w:t xml:space="preserve">«вложенность во вложенность». Переключение громкости (</w:t>
-      </w:r>
-      <w:r>
-        <w:rPr>
-          <w:rStyle w:val="VerbatimChar"/>
-        </w:rPr>
-        <w:t xml:space="preserve">e01</w:t>
-      </w:r>
-      <w:r>
-        <w:t xml:space="preserve">) и</w:t>
-      </w:r>
-      <w:r>
-        <w:t xml:space="preserve"> </w:t>
-      </w:r>
-      <w:r>
-        <w:t xml:space="preserve">воспроизведение звука выдачи жетона с учётом громкости (</w:t>
-      </w:r>
-      <w:r>
-        <w:rPr>
-          <w:rStyle w:val="VerbatimChar"/>
-        </w:rPr>
-        <w:t xml:space="preserve">e06</w:t>
-      </w:r>
-      <w:r>
-        <w:t xml:space="preserve">)</w:t>
-      </w:r>
-      <w:r>
-        <w:t xml:space="preserve"> </w:t>
-      </w:r>
-      <w:r>
-        <w:t xml:space="preserve">намеренно разведены по разным событиям – оба относятся к</w:t>
-      </w:r>
-      <w:r>
-        <w:t xml:space="preserve"> </w:t>
-      </w:r>
-      <m:oMath>
-        <m:sSub>
-          <m:e>
-            <m:r>
-              <m:t>A</m:t>
-            </m:r>
-          </m:e>
-          <m:sub>
-            <m:r>
-              <m:t>4</m:t>
-            </m:r>
-          </m:sub>
-        </m:sSub>
-      </m:oMath>
-      <w:r>
-        <w:t xml:space="preserve">, но</w:t>
-      </w:r>
-      <w:r>
-        <w:t xml:space="preserve"> </w:t>
-      </w:r>
-      <w:r>
-        <w:t xml:space="preserve">происходят в двух разных состояниях родителя (</w:t>
-      </w:r>
-      <m:oMath>
-        <m:sSub>
-          <m:e>
-            <m:r>
-              <m:t>A</m:t>
-            </m:r>
-          </m:e>
-          <m:sub>
-            <m:r>
-              <m:t>0</m:t>
-            </m:r>
-          </m:sub>
-        </m:sSub>
-      </m:oMath>
-      <w:r>
-        <w:t xml:space="preserve">: «Игра» и «Выдача</w:t>
-      </w:r>
-      <w:r>
-        <w:t xml:space="preserve"> </w:t>
-      </w:r>
-      <w:r>
-        <w:t xml:space="preserve">жетона» соответственно), поэтому не конфликтуют друг с другом на одном</w:t>
-      </w:r>
-      <w:r>
-        <w:t xml:space="preserve"> </w:t>
-      </w:r>
-      <w:r>
-        <w:t xml:space="preserve">шаге умножения. Перепоручение самого решения «приглушать или нет» автомату</w:t>
-      </w:r>
-      <w:r>
-        <w:t xml:space="preserve"> </w:t>
-      </w:r>
-      <m:oMath>
-        <m:sSub>
-          <m:e>
-            <m:r>
-              <m:t>A</m:t>
-            </m:r>
-          </m:e>
-          <m:sub>
-            <m:r>
-              <m:t>41</m:t>
-            </m:r>
-          </m:sub>
-        </m:sSub>
-      </m:oMath>
-      <w:r>
-        <w:t xml:space="preserve">, а не гварду на</w:t>
-      </w:r>
-      <w:r>
-        <w:t xml:space="preserve"> </w:t>
-      </w:r>
-      <m:oMath>
-        <m:sSub>
-          <m:e>
-            <m:r>
-              <m:t>A</m:t>
-            </m:r>
-          </m:e>
-          <m:sub>
-            <m:r>
-              <m:t>4</m:t>
-            </m:r>
-          </m:sub>
-        </m:sSub>
-      </m:oMath>
-      <w:r>
-        <w:t xml:space="preserve">, который бы заглядывал в состояние ещё не</w:t>
-      </w:r>
-      <w:r>
-        <w:t xml:space="preserve"> </w:t>
-      </w:r>
-      <w:r>
-        <w:t xml:space="preserve">умноженного на этом шаге</w:t>
-      </w:r>
-      <w:r>
-        <w:t xml:space="preserve"> </w:t>
-      </w:r>
-      <m:oMath>
-        <m:sSub>
-          <m:e>
-            <m:r>
-              <m:t>A</m:t>
-            </m:r>
-          </m:e>
-          <m:sub>
-            <m:r>
-              <m:t>41</m:t>
-            </m:r>
-          </m:sub>
-        </m:sSub>
-      </m:oMath>
-      <w:r>
-        <w:t xml:space="preserve">, обходит доработку 2 естественным</w:t>
-      </w:r>
-      <w:r>
-        <w:t xml:space="preserve"> </w:t>
-      </w:r>
-      <w:r>
-        <w:t xml:space="preserve">образом:</w:t>
-      </w:r>
-      <w:r>
-        <w:t xml:space="preserve"> </w:t>
-      </w:r>
-      <m:oMath>
-        <m:sSub>
-          <m:e>
-            <m:r>
-              <m:t>A</m:t>
-            </m:r>
-          </m:e>
-          <m:sub>
-            <m:r>
-              <m:t>41</m:t>
-            </m:r>
-          </m:sub>
-        </m:sSub>
-      </m:oMath>
-      <w:r>
-        <w:t xml:space="preserve"> </w:t>
-      </w:r>
-      <w:r>
-        <w:t xml:space="preserve">должен умножаться строго после</w:t>
-      </w:r>
-      <w:r>
-        <w:t xml:space="preserve"> </w:t>
-      </w:r>
-      <m:oMath>
-        <m:sSub>
-          <m:e>
-            <m:r>
-              <m:t>A</m:t>
-            </m:r>
-          </m:e>
-          <m:sub>
-            <m:r>
-              <m:t>4</m:t>
-            </m:r>
-          </m:sub>
-        </m:sSub>
-      </m:oMath>
-      <w:r>
-        <w:t xml:space="preserve"> </w:t>
-      </w:r>
-      <w:r>
-        <w:t xml:space="preserve">(иначе вложенность</w:t>
-      </w:r>
-      <w:r>
-        <w:t xml:space="preserve"> </w:t>
-      </w:r>
-      <w:r>
-        <w:t xml:space="preserve">ещё некому будет проверить), и до этого момента гварду на</w:t>
-      </w:r>
-      <w:r>
-        <w:t xml:space="preserve"> </w:t>
-      </w:r>
-      <m:oMath>
-        <m:sSub>
-          <m:e>
-            <m:r>
-              <m:t>A</m:t>
-            </m:r>
-          </m:e>
-          <m:sub>
-            <m:r>
-              <m:t>4</m:t>
-            </m:r>
-          </m:sub>
-        </m:sSub>
-      </m:oMath>
-      <w:r>
-        <w:t xml:space="preserve">,</w:t>
-      </w:r>
-      <w:r>
-        <w:t xml:space="preserve"> </w:t>
-      </w:r>
-      <w:r>
-        <w:t xml:space="preserve">ссылающемуся на состояние</w:t>
-      </w:r>
-      <w:r>
-        <w:t xml:space="preserve"> </w:t>
-      </w:r>
-      <m:oMath>
-        <m:sSub>
-          <m:e>
-            <m:r>
-              <m:t>A</m:t>
-            </m:r>
-          </m:e>
-          <m:sub>
-            <m:r>
-              <m:t>41</m:t>
-            </m:r>
-          </m:sub>
-        </m:sSub>
-      </m:oMath>
-      <w:r>
-        <w:t xml:space="preserve">, просто неоткуда взять верный ответ.</w:t>
-      </w:r>
-    </w:p>
-    <w:bookmarkEnd w:id="51"/>
-    <w:bookmarkEnd w:id="52"/>
-    <w:bookmarkStart w:id="56" w:name="итоговый-перемноженный-автомат"/>
-    <w:p>
-      <w:pPr>
-        <w:pStyle w:val="Heading1"/>
-      </w:pPr>
-      <w:r>
-        <w:t xml:space="preserve">Итоговый перемноженный автомат</w:t>
-      </w:r>
-    </w:p>
-    <w:p>
-      <w:pPr>
-        <w:pStyle w:val="CaptionedFigure"/>
-      </w:pPr>
-      <w:r>
-        <w:drawing>
-          <wp:inline>
-            <wp:extent cx="5334000" cy="4658286"/>
-            <wp:effectExtent b="0" l="0" r="0" t="0"/>
-            <wp:docPr descr="" title="" id="54" name="Picture"/>
-            <a:graphic>
-              <a:graphicData uri="http://schemas.openxmlformats.org/drawingml/2006/picture">
-                <pic:pic>
-                  <pic:nvPicPr>
-                    <pic:cNvPr descr="puml/final.png" id="55" name="Picture"/>
-                    <pic:cNvPicPr>
-                      <a:picLocks noChangeArrowheads="1" noChangeAspect="1"/>
-                    </pic:cNvPicPr>
-                  </pic:nvPicPr>
-                  <pic:blipFill>
-                    <a:blip r:embed="rId53"/>
-                    <a:stretch>
-                      <a:fillRect/>
-                    </a:stretch>
-                  </pic:blipFill>
-                  <pic:spPr bwMode="auto">
-                    <a:xfrm>
-                      <a:off x="0" y="0"/>
-                      <a:ext cx="5334000" cy="4658286"/>
-                    </a:xfrm>
-                    <a:prstGeom prst="rect">
-                      <a:avLst/>
-                    </a:prstGeom>
-                    <a:noFill/>
-                    <a:ln w="9525">
-                      <a:noFill/>
-                      <a:headEnd/>
-                      <a:tailEnd/>
-                    </a:ln>
-                  </pic:spPr>
-                </pic:pic>
-              </a:graphicData>
-            </a:graphic>
-          </wp:inline>
-        </w:drawing>
-      </w:r>
-    </w:p>
-    <w:p>
-      <w:pPr>
-        <w:pStyle w:val="ImageCaption"/>
-      </w:pPr>
-      <w:r>
-        <w:t xml:space="preserve">Диаграмма состояний итогового автомата</w:t>
-      </w:r>
-      <w:r>
-        <w:t xml:space="preserve"> </w:t>
-      </w:r>
-      <m:oMath>
-        <m:sSub>
-          <m:e>
-            <m:r>
-              <m:t>A</m:t>
-            </m:r>
-          </m:e>
-          <m:sub>
-            <m:r>
-              <m:t>0</m:t>
-            </m:r>
-          </m:sub>
-        </m:sSub>
-        <m:r>
-          <m:rPr>
-            <m:sty m:val="p"/>
-          </m:rPr>
-          <m:t>×</m:t>
-        </m:r>
-        <m:sSub>
-          <m:e>
-            <m:r>
-              <m:t>A</m:t>
-            </m:r>
-          </m:e>
-          <m:sub>
-            <m:r>
-              <m:t>1</m:t>
-            </m:r>
-          </m:sub>
-        </m:sSub>
-        <m:r>
-          <m:rPr>
-            <m:sty m:val="p"/>
-          </m:rPr>
-          <m:t>×</m:t>
-        </m:r>
-        <m:sSub>
-          <m:e>
-            <m:r>
-              <m:t>A</m:t>
-            </m:r>
-          </m:e>
-          <m:sub>
-            <m:r>
-              <m:t>2</m:t>
-            </m:r>
-          </m:sub>
-        </m:sSub>
-        <m:r>
-          <m:rPr>
-            <m:sty m:val="p"/>
-          </m:rPr>
-          <m:t>×</m:t>
-        </m:r>
-        <m:sSub>
-          <m:e>
-            <m:r>
-              <m:t>A</m:t>
-            </m:r>
-          </m:e>
-          <m:sub>
-            <m:r>
-              <m:t>3</m:t>
-            </m:r>
-          </m:sub>
-        </m:sSub>
-        <m:r>
-          <m:rPr>
-            <m:sty m:val="p"/>
-          </m:rPr>
-          <m:t>×</m:t>
-        </m:r>
-        <m:sSub>
-          <m:e>
-            <m:r>
-              <m:t>A</m:t>
-            </m:r>
-          </m:e>
-          <m:sub>
-            <m:r>
-              <m:t>4</m:t>
-            </m:r>
-          </m:sub>
-        </m:sSub>
-        <m:r>
-          <m:rPr>
-            <m:sty m:val="p"/>
-          </m:rPr>
-          <m:t>×</m:t>
-        </m:r>
-        <m:sSub>
-          <m:e>
-            <m:r>
-              <m:t>A</m:t>
-            </m:r>
-          </m:e>
-          <m:sub>
-            <m:r>
-              <m:t>41</m:t>
-            </m:r>
-          </m:sub>
-        </m:sSub>
-      </m:oMath>
-      <w:r>
-        <w:t xml:space="preserve"> </w:t>
-      </w:r>
-      <w:r>
-        <w:t xml:space="preserve">(18 состояний). Название каждого составного состояния выбрано авторами</w:t>
-      </w:r>
-      <w:r>
-        <w:t xml:space="preserve"> </w:t>
-      </w:r>
-      <w:r>
-        <w:t xml:space="preserve">так, чтобы диаграмму было легче читать; полное соответствие номера</w:t>
-      </w:r>
-      <w:r>
-        <w:t xml:space="preserve"> </w:t>
-      </w:r>
-      <w:r>
-        <w:t xml:space="preserve">состояния всем шести исходным состояниям приведено в примечании ниже.</w:t>
-      </w:r>
-    </w:p>
-    <w:p>
-      <w:pPr>
-        <w:numPr>
-          <w:ilvl w:val="0"/>
-          <w:numId w:val="1002"/>
-        </w:numPr>
-      </w:pPr>
-      <w:r>
-        <w:rPr>
-          <w:rStyle w:val="VerbatimChar"/>
-        </w:rPr>
-        <w:t xml:space="preserve">S1</w:t>
-      </w:r>
-      <w:r>
-        <w:t xml:space="preserve"> </w:t>
-      </w:r>
-      <w:r>
-        <w:t xml:space="preserve">– A0: Ожидание, A1: Монетоприемник пуст, A2: Барабаны остановлены, A3: Накопление, A4: Ожидание, A41: Обычная громкость</w:t>
-      </w:r>
-    </w:p>
-    <w:p>
-      <w:pPr>
-        <w:numPr>
-          <w:ilvl w:val="0"/>
-          <w:numId w:val="1002"/>
-        </w:numPr>
-      </w:pPr>
-      <w:r>
-        <w:rPr>
-          <w:rStyle w:val="VerbatimChar"/>
-        </w:rPr>
-        <w:t xml:space="preserve">S2</w:t>
-      </w:r>
-      <w:r>
-        <w:t xml:space="preserve"> </w:t>
-      </w:r>
-      <w:r>
-        <w:t xml:space="preserve">– A0: Прием жетонов, A1: Жетон принят, A2: Барабаны остановлены, A3: Накопление, A4: Ожидание, A41: Обычная громкость</w:t>
-      </w:r>
-    </w:p>
-    <w:p>
-      <w:pPr>
-        <w:numPr>
-          <w:ilvl w:val="0"/>
-          <w:numId w:val="1002"/>
-        </w:numPr>
-      </w:pPr>
-      <w:r>
-        <w:rPr>
-          <w:rStyle w:val="VerbatimChar"/>
-        </w:rPr>
-        <w:t xml:space="preserve">S3</w:t>
-      </w:r>
-      <w:r>
-        <w:t xml:space="preserve"> </w:t>
-      </w:r>
-      <w:r>
-        <w:t xml:space="preserve">– A0: Ошибка, A1: Жетон не распознан, A2: Барабаны остановлены, A3: Накопление, A4: Ожидание, A41: Обычная громкость</w:t>
-      </w:r>
-    </w:p>
-    <w:p>
-      <w:pPr>
-        <w:numPr>
-          <w:ilvl w:val="0"/>
-          <w:numId w:val="1002"/>
-        </w:numPr>
-      </w:pPr>
-      <w:r>
-        <w:rPr>
-          <w:rStyle w:val="VerbatimChar"/>
-        </w:rPr>
-        <w:t xml:space="preserve">S4</w:t>
-      </w:r>
-      <w:r>
-        <w:t xml:space="preserve"> </w:t>
-      </w:r>
-      <w:r>
-        <w:t xml:space="preserve">– A0: Игра, A1: Монетоприемник закрыт, A2: Барабаны запущены, A3: Накопление, A4: Ожидание, A41: Обычная громкость</w:t>
-      </w:r>
-    </w:p>
-    <w:p>
-      <w:pPr>
-        <w:numPr>
-          <w:ilvl w:val="0"/>
-          <w:numId w:val="1002"/>
-        </w:numPr>
-      </w:pPr>
-      <w:r>
-        <w:rPr>
-          <w:rStyle w:val="VerbatimChar"/>
-        </w:rPr>
-        <w:t xml:space="preserve">S5</w:t>
-      </w:r>
-      <w:r>
-        <w:t xml:space="preserve"> </w:t>
-      </w:r>
-      <w:r>
-        <w:t xml:space="preserve">– A0: Игра, A1: Монетоприемник закрыт, A2: Первый барабан остановлен, A3: Накопление, A4: Ожидание, A41: Обычная громкость</w:t>
-      </w:r>
-    </w:p>
-    <w:p>
-      <w:pPr>
-        <w:numPr>
-          <w:ilvl w:val="0"/>
-          <w:numId w:val="1002"/>
-        </w:numPr>
-      </w:pPr>
-      <w:r>
-        <w:rPr>
-          <w:rStyle w:val="VerbatimChar"/>
-        </w:rPr>
-        <w:t xml:space="preserve">S6</w:t>
-      </w:r>
-      <w:r>
-        <w:t xml:space="preserve"> </w:t>
-      </w:r>
-      <w:r>
-        <w:t xml:space="preserve">– A0: Игра, A1: Монетоприемник закрыт, A2: Барабаны запущены, A3: Накопление, A4: Ожидание, A41: Приглушено</w:t>
-      </w:r>
-    </w:p>
-    <w:p>
-      <w:pPr>
-        <w:numPr>
-          <w:ilvl w:val="0"/>
-          <w:numId w:val="1002"/>
-        </w:numPr>
-      </w:pPr>
-      <w:r>
-        <w:rPr>
-          <w:rStyle w:val="VerbatimChar"/>
-        </w:rPr>
-        <w:t xml:space="preserve">S7</w:t>
-      </w:r>
-      <w:r>
-        <w:t xml:space="preserve"> </w:t>
-      </w:r>
-      <w:r>
-        <w:t xml:space="preserve">– A0: Игра, A1: Монетоприемник закрыт, A2: Второй барабан остановлен, A3: Накопление, A4: Ожидание, A41: Обычная громкость</w:t>
-      </w:r>
-    </w:p>
-    <w:p>
-      <w:pPr>
-        <w:numPr>
-          <w:ilvl w:val="0"/>
-          <w:numId w:val="1002"/>
-        </w:numPr>
-      </w:pPr>
-      <w:r>
-        <w:rPr>
-          <w:rStyle w:val="VerbatimChar"/>
-        </w:rPr>
-        <w:t xml:space="preserve">S8</w:t>
-      </w:r>
-      <w:r>
-        <w:t xml:space="preserve"> </w:t>
-      </w:r>
-      <w:r>
-        <w:t xml:space="preserve">– A0: Игра, A1: Монетоприемник закрыт, A2: Первый барабан остановлен, A3: Накопление, A4: Ожидание, A41: Приглушено</w:t>
-      </w:r>
-    </w:p>
-    <w:p>
-      <w:pPr>
-        <w:numPr>
-          <w:ilvl w:val="0"/>
-          <w:numId w:val="1002"/>
-        </w:numPr>
-      </w:pPr>
-      <w:r>
-        <w:rPr>
-          <w:rStyle w:val="VerbatimChar"/>
-        </w:rPr>
-        <w:t xml:space="preserve">S9</w:t>
-      </w:r>
-      <w:r>
-        <w:t xml:space="preserve"> </w:t>
-      </w:r>
-      <w:r>
-        <w:t xml:space="preserve">– A0: Выдача жетона, A1: Монетоприемник закрыт, A2: Барабаны остановлены, A3: Выплата джекпота, A4: Ожидание, A41: Обычная громкость</w:t>
-      </w:r>
-    </w:p>
-    <w:p>
-      <w:pPr>
-        <w:numPr>
-          <w:ilvl w:val="0"/>
-          <w:numId w:val="1002"/>
-        </w:numPr>
-      </w:pPr>
-      <w:r>
-        <w:rPr>
-          <w:rStyle w:val="VerbatimChar"/>
-        </w:rPr>
-        <w:t xml:space="preserve">S10</w:t>
-      </w:r>
-      <w:r>
-        <w:t xml:space="preserve"> </w:t>
-      </w:r>
-      <w:r>
-        <w:t xml:space="preserve">– A0: Выдача жетона, A1: Монетоприемник закрыт, A2: Барабаны остановлены, A3: Накопление, A4: Ожидание, A41: Обычная громкость</w:t>
-      </w:r>
-    </w:p>
-    <w:p>
-      <w:pPr>
-        <w:numPr>
-          <w:ilvl w:val="0"/>
-          <w:numId w:val="1002"/>
-        </w:numPr>
-      </w:pPr>
-      <w:r>
-        <w:rPr>
-          <w:rStyle w:val="VerbatimChar"/>
-        </w:rPr>
-        <w:t xml:space="preserve">S11</w:t>
-      </w:r>
-      <w:r>
-        <w:t xml:space="preserve"> </w:t>
-      </w:r>
-      <w:r>
-        <w:t xml:space="preserve">– A0: Игра, A1: Монетоприемник закрыт, A2: Второй барабан остановлен, A3: Накопление, A4: Ожидание, A41: Приглушено</w:t>
-      </w:r>
-    </w:p>
-    <w:p>
-      <w:pPr>
-        <w:numPr>
-          <w:ilvl w:val="0"/>
-          <w:numId w:val="1002"/>
-        </w:numPr>
-      </w:pPr>
-      <w:r>
-        <w:rPr>
-          <w:rStyle w:val="VerbatimChar"/>
-        </w:rPr>
-        <w:t xml:space="preserve">S12</w:t>
-      </w:r>
-      <w:r>
-        <w:t xml:space="preserve"> </w:t>
-      </w:r>
-      <w:r>
-        <w:t xml:space="preserve">– A0: Ошибка, A1: Монетоприемник закрыт, A2: Барабаны остановлены, A3: Накопление, A4: Ожидание, A41: Обычная громкость</w:t>
-      </w:r>
-    </w:p>
-    <w:p>
-      <w:pPr>
-        <w:numPr>
-          <w:ilvl w:val="0"/>
-          <w:numId w:val="1002"/>
-        </w:numPr>
-      </w:pPr>
-      <w:r>
-        <w:rPr>
-          <w:rStyle w:val="VerbatimChar"/>
-        </w:rPr>
-        <w:t xml:space="preserve">S13</w:t>
-      </w:r>
-      <w:r>
-        <w:t xml:space="preserve"> </w:t>
-      </w:r>
-      <w:r>
-        <w:t xml:space="preserve">– A0: Выдача жетона, A1: Монетоприемник закрыт, A2: Барабаны остановлены, A3: Выплата джекпота, A4: Ожидание, A41: Приглушено</w:t>
-      </w:r>
-    </w:p>
-    <w:p>
-      <w:pPr>
-        <w:numPr>
-          <w:ilvl w:val="0"/>
-          <w:numId w:val="1002"/>
-        </w:numPr>
-      </w:pPr>
-      <w:r>
-        <w:rPr>
-          <w:rStyle w:val="VerbatimChar"/>
-        </w:rPr>
-        <w:t xml:space="preserve">S14</w:t>
-      </w:r>
-      <w:r>
-        <w:t xml:space="preserve"> </w:t>
-      </w:r>
-      <w:r>
-        <w:t xml:space="preserve">– A0: Выдача жетона, A1: Монетоприемник закрыт, A2: Барабаны остановлены, A3: Накопление, A4: Ожидание, A41: Приглушено</w:t>
-      </w:r>
-    </w:p>
-    <w:p>
-      <w:pPr>
-        <w:numPr>
-          <w:ilvl w:val="0"/>
-          <w:numId w:val="1002"/>
-        </w:numPr>
-      </w:pPr>
-      <w:r>
-        <w:rPr>
-          <w:rStyle w:val="VerbatimChar"/>
-        </w:rPr>
-        <w:t xml:space="preserve">S15</w:t>
-      </w:r>
-      <w:r>
-        <w:t xml:space="preserve"> </w:t>
-      </w:r>
-      <w:r>
-        <w:t xml:space="preserve">– A0: Ожидание, A1: Монетоприемник пуст, A2: Барабаны остановлены, A3: Накопление, A4: Ожидание, A41: Приглушено</w:t>
-      </w:r>
-    </w:p>
-    <w:p>
-      <w:pPr>
-        <w:numPr>
-          <w:ilvl w:val="0"/>
-          <w:numId w:val="1002"/>
-        </w:numPr>
-      </w:pPr>
-      <w:r>
-        <w:rPr>
-          <w:rStyle w:val="VerbatimChar"/>
-        </w:rPr>
-        <w:t xml:space="preserve">S16</w:t>
-      </w:r>
-      <w:r>
-        <w:t xml:space="preserve"> </w:t>
-      </w:r>
-      <w:r>
-        <w:t xml:space="preserve">– A0: Ошибка, A1: Монетоприемник закрыт, A2: Барабаны остановлены, A3: Накопление, A4: Ожидание, A41: Приглушено</w:t>
-      </w:r>
-    </w:p>
-    <w:p>
-      <w:pPr>
-        <w:numPr>
-          <w:ilvl w:val="0"/>
-          <w:numId w:val="1002"/>
-        </w:numPr>
-      </w:pPr>
-      <w:r>
-        <w:rPr>
-          <w:rStyle w:val="VerbatimChar"/>
-        </w:rPr>
-        <w:t xml:space="preserve">S17</w:t>
-      </w:r>
-      <w:r>
-        <w:t xml:space="preserve"> </w:t>
-      </w:r>
-      <w:r>
-        <w:t xml:space="preserve">– A0: Прием жетонов, A1: Жетон принят, A2: Барабаны остановлены, A3: Накопление, A4: Ожидание, A41: Приглушено</w:t>
-      </w:r>
-    </w:p>
-    <w:p>
-      <w:pPr>
-        <w:numPr>
-          <w:ilvl w:val="0"/>
-          <w:numId w:val="1002"/>
-        </w:numPr>
-      </w:pPr>
-      <w:r>
-        <w:rPr>
-          <w:rStyle w:val="VerbatimChar"/>
-        </w:rPr>
-        <w:t xml:space="preserve">S18</w:t>
-      </w:r>
-      <w:r>
-        <w:t xml:space="preserve"> </w:t>
-      </w:r>
-      <w:r>
-        <w:t xml:space="preserve">– A0: Ошибка, A1: Жетон не распознан, A2: Барабаны остановлены, A3: Накопление, A4: Ожидание, A41: Приглушено</w:t>
-      </w:r>
-    </w:p>
-    <w:p>
-      <w:pPr>
-        <w:pStyle w:val="TableCaption"/>
-      </w:pPr>
-      <w:r>
-        <w:t xml:space="preserve">Входные и выходные события автомата «Игровая машина x Монетоприемник x Игровые барабаны x Джекпот-счётчик x Звуки x Регулятор громкости» (A0A1A2A3A4A41)</w:t>
-      </w:r>
-    </w:p>
-    <w:tbl>
-      <w:tblPr>
-        <w:tblStyle w:val="Table"/>
-        <w:tblW w:type="auto" w:w="0"/>
-        <w:tblLook w:firstRow="0" w:lastRow="0" w:firstColumn="0" w:lastColumn="0" w:noHBand="0" w:noVBand="0" w:val="0000"/>
-        <w:jc w:val="start"/>
-        <w:tblCaption w:val="Входные и выходные события автомата «Игровая машина x Монетоприемник x Игровые барабаны x Джекпот-счётчик x Звуки x Регулятор громкости» (A0A1A2A3A4A41)"/>
-      </w:tblPr>
-      <w:tblGrid>
-        <w:gridCol w:w="900"/>
-        <w:gridCol w:w="2500"/>
-        <w:gridCol w:w="700"/>
-        <w:gridCol w:w="700"/>
-        <w:gridCol w:w="2500"/>
-        <w:gridCol w:w="900"/>
-      </w:tblGrid>
-      <w:tr>
-        <w:tc>
-          <w:tcPr>
-            <w:gridSpan w:val="3"/>
-          </w:tcPr>
-          <w:p>
-            <w:pPr>
-              <w:pStyle w:val="Compact"/>
-              <w:jc w:val="center"/>
-            </w:pPr>
-            <w:r>
-              <w:t xml:space="preserve">Входы</w:t>
-            </w:r>
-          </w:p>
-        </w:tc>
-        <w:tc>
-          <w:tcPr>
-            <w:gridSpan w:val="3"/>
-          </w:tcPr>
-          <w:p>
-            <w:pPr>
-              <w:pStyle w:val="Compact"/>
-              <w:jc w:val="center"/>
-            </w:pPr>
-            <w:r>
-              <w:t xml:space="preserve">Выходы</w:t>
-            </w:r>
-          </w:p>
-        </w:tc>
-      </w:tr>
-      <w:tr>
-        <w:tc>
-          <w:tcPr/>
-          <w:p>
-            <w:pPr>
-              <w:pStyle w:val="Compact"/>
-              <w:jc w:val="left"/>
-            </w:pPr>
-            <w:r>
-              <w:t xml:space="preserve">Группа</w:t>
-            </w:r>
-          </w:p>
-        </w:tc>
-        <w:tc>
-          <w:tcPr/>
-          <w:p>
-            <w:pPr>
-              <w:pStyle w:val="Compact"/>
-              <w:jc w:val="left"/>
-            </w:pPr>
-            <w:r>
-              <w:t xml:space="preserve">Описание</w:t>
-            </w:r>
-          </w:p>
-        </w:tc>
-        <w:tc>
-          <w:tcPr/>
-          <w:p>
-            <w:pPr>
-              <w:pStyle w:val="Compact"/>
-              <w:jc w:val="left"/>
-            </w:pPr>
-            <w:r>
-              <w:t xml:space="preserve">id</w:t>
-            </w:r>
-          </w:p>
-        </w:tc>
-        <w:tc>
-          <w:tcPr/>
-          <w:p>
-            <w:pPr>
-              <w:pStyle w:val="Compact"/>
-              <w:jc w:val="left"/>
-            </w:pPr>
-            <w:r>
-              <w:t xml:space="preserve">id</w:t>
-            </w:r>
-          </w:p>
-        </w:tc>
-        <w:tc>
-          <w:tcPr/>
-          <w:p>
-            <w:pPr>
-              <w:pStyle w:val="Compact"/>
-              <w:jc w:val="left"/>
-            </w:pPr>
-            <w:r>
-              <w:t xml:space="preserve">Описание</w:t>
-            </w:r>
-          </w:p>
-        </w:tc>
-        <w:tc>
-          <w:tcPr/>
-          <w:p>
-            <w:pPr>
-              <w:pStyle w:val="Compact"/>
-              <w:jc w:val="left"/>
-            </w:pPr>
-            <w:r>
-              <w:t xml:space="preserve">Группа</w:t>
-            </w:r>
-          </w:p>
-        </w:tc>
-      </w:tr>
-      <w:tr>
-        <w:tc>
-          <w:tcPr>
-            <w:vMerge w:val="restart"/>
-          </w:tcPr>
-          <w:p>
-            <w:pPr>
-              <w:pStyle w:val="Compact"/>
-              <w:jc w:val="left"/>
-            </w:pPr>
-            <w:r>
-              <w:t xml:space="preserve">Среда</w:t>
-            </w:r>
-          </w:p>
-        </w:tc>
-        <w:tc>
-          <w:tcPr/>
-          <w:p>
-            <w:pPr>
-              <w:pStyle w:val="Compact"/>
-              <w:jc w:val="left"/>
-            </w:pPr>
-            <w:r>
-              <w:t xml:space="preserve">Cумма выдачи выигрыша не больше нуля</w:t>
-            </w:r>
-          </w:p>
-        </w:tc>
-        <w:tc>
-          <w:tcPr/>
-          <w:p>
-            <w:pPr>
-              <w:pStyle w:val="Compact"/>
-              <w:jc w:val="left"/>
-            </w:pPr>
-            <w:r>
-              <w:rPr>
-                <w:rStyle w:val="VerbatimChar"/>
-              </w:rPr>
-              <w:t xml:space="preserve">!x01</w:t>
-            </w:r>
-          </w:p>
-        </w:tc>
-        <w:tc>
-          <w:tcPr/>
-          <w:p>
-            <w:pPr>
-              <w:pStyle w:val="Compact"/>
-              <w:jc w:val="left"/>
-            </w:pPr>
-            <w:r>
-              <w:rPr>
-                <w:rStyle w:val="VerbatimChar"/>
-              </w:rPr>
-              <w:t xml:space="preserve">z02</w:t>
-            </w:r>
-          </w:p>
-        </w:tc>
-        <w:tc>
-          <w:tcPr/>
-          <w:p>
-            <w:pPr>
-              <w:pStyle w:val="Compact"/>
-              <w:jc w:val="left"/>
-            </w:pPr>
-            <w:r>
-              <w:t xml:space="preserve">Закрыть монетоприемник</w:t>
-            </w:r>
-          </w:p>
-        </w:tc>
-        <w:tc>
-          <w:tcPr>
-            <w:vMerge w:val="restart"/>
-          </w:tcPr>
-          <w:p>
-            <w:pPr>
-              <w:pStyle w:val="Compact"/>
-              <w:jc w:val="left"/>
-            </w:pPr>
-            <w:r>
-              <w:t xml:space="preserve">Среда</w:t>
-            </w:r>
-          </w:p>
-        </w:tc>
-      </w:tr>
-      <w:tr>
-        <w:tc>
-          <w:tcPr>
-            <w:gridSpan w:val="1"/>
-            <w:vMerge w:val="continue"/>
-          </w:tcPr>
-          <w:p>
-            <w:pPr/>
-          </w:p>
-        </w:tc>
-        <w:tc>
-          <w:tcPr/>
-          <w:p>
-            <w:pPr>
-              <w:pStyle w:val="Compact"/>
-              <w:jc w:val="left"/>
-            </w:pPr>
-            <w:r>
-              <w:t xml:space="preserve">В банке нет жетонов</w:t>
-            </w:r>
-          </w:p>
-        </w:tc>
-        <w:tc>
-          <w:tcPr/>
-          <w:p>
-            <w:pPr>
-              <w:pStyle w:val="Compact"/>
-              <w:jc w:val="left"/>
-            </w:pPr>
-            <w:r>
-              <w:rPr>
-                <w:rStyle w:val="VerbatimChar"/>
-              </w:rPr>
-              <w:t xml:space="preserve">!x02</w:t>
-            </w:r>
-          </w:p>
-        </w:tc>
-        <w:tc>
-          <w:tcPr/>
-          <w:p>
-            <w:pPr>
-              <w:pStyle w:val="Compact"/>
-              <w:jc w:val="left"/>
-            </w:pPr>
-            <w:r>
-              <w:rPr>
-                <w:rStyle w:val="VerbatimChar"/>
-              </w:rPr>
-              <w:t xml:space="preserve">z03</w:t>
-            </w:r>
-          </w:p>
-        </w:tc>
-        <w:tc>
-          <w:tcPr/>
-          <w:p>
-            <w:pPr>
-              <w:pStyle w:val="Compact"/>
-              <w:jc w:val="left"/>
-            </w:pPr>
-            <w:r>
-              <w:t xml:space="preserve">Открыть монетоприемник</w:t>
-            </w:r>
-          </w:p>
-        </w:tc>
-        <w:tc>
-          <w:tcPr>
-            <w:gridSpan w:val="1"/>
-            <w:vMerge w:val="continue"/>
-          </w:tcPr>
-          <w:p>
-            <w:pPr/>
-          </w:p>
-        </w:tc>
-      </w:tr>
-      <w:tr>
-        <w:tc>
-          <w:tcPr>
-            <w:gridSpan w:val="1"/>
-            <w:vMerge w:val="continue"/>
-          </w:tcPr>
-          <w:p>
-            <w:pPr/>
-          </w:p>
-        </w:tc>
-        <w:tc>
-          <w:tcPr/>
-          <w:p>
-            <w:pPr>
-              <w:pStyle w:val="Compact"/>
-              <w:jc w:val="left"/>
-            </w:pPr>
-            <w:r>
-              <w:t xml:space="preserve">Жетон не подлинный</w:t>
-            </w:r>
-          </w:p>
-        </w:tc>
-        <w:tc>
-          <w:tcPr/>
-          <w:p>
-            <w:pPr>
-              <w:pStyle w:val="Compact"/>
-              <w:jc w:val="left"/>
-            </w:pPr>
-            <w:r>
-              <w:rPr>
-                <w:rStyle w:val="VerbatimChar"/>
-              </w:rPr>
-              <w:t xml:space="preserve">!x11</w:t>
-            </w:r>
-          </w:p>
-        </w:tc>
-        <w:tc>
-          <w:tcPr/>
-          <w:p>
-            <w:pPr>
-              <w:pStyle w:val="Compact"/>
-              <w:jc w:val="left"/>
-            </w:pPr>
-            <w:r>
-              <w:rPr>
-                <w:rStyle w:val="VerbatimChar"/>
-              </w:rPr>
-              <w:t xml:space="preserve">z04</w:t>
-            </w:r>
-          </w:p>
-        </w:tc>
-        <w:tc>
-          <w:tcPr/>
-          <w:p>
-            <w:pPr>
-              <w:pStyle w:val="Compact"/>
-              <w:jc w:val="left"/>
-            </w:pPr>
-            <w:r>
-              <w:t xml:space="preserve">Выдать жетон из банка</w:t>
-            </w:r>
-          </w:p>
-        </w:tc>
-        <w:tc>
-          <w:tcPr>
-            <w:gridSpan w:val="1"/>
-            <w:vMerge w:val="continue"/>
-          </w:tcPr>
-          <w:p>
-            <w:pPr/>
-          </w:p>
-        </w:tc>
-      </w:tr>
-      <w:tr>
-        <w:tc>
-          <w:tcPr>
-            <w:gridSpan w:val="1"/>
-            <w:vMerge w:val="continue"/>
-          </w:tcPr>
-          <w:p>
-            <w:pPr/>
-          </w:p>
-        </w:tc>
-        <w:tc>
-          <w:tcPr/>
-          <w:p>
-            <w:pPr>
-              <w:pStyle w:val="Compact"/>
-              <w:jc w:val="left"/>
-            </w:pPr>
-            <w:r>
-              <w:t xml:space="preserve">Случайная проверка джекпот-комбинации не прошла</w:t>
-            </w:r>
-          </w:p>
-        </w:tc>
-        <w:tc>
-          <w:tcPr/>
-          <w:p>
-            <w:pPr>
-              <w:pStyle w:val="Compact"/>
-              <w:jc w:val="left"/>
-            </w:pPr>
-            <w:r>
-              <w:rPr>
-                <w:rStyle w:val="VerbatimChar"/>
-              </w:rPr>
-              <w:t xml:space="preserve">!x30</w:t>
-            </w:r>
-          </w:p>
-        </w:tc>
-        <w:tc>
-          <w:tcPr/>
-          <w:p>
-            <w:pPr>
-              <w:pStyle w:val="Compact"/>
-              <w:jc w:val="left"/>
-            </w:pPr>
-            <w:r>
-              <w:rPr>
-                <w:rStyle w:val="VerbatimChar"/>
-              </w:rPr>
-              <w:t xml:space="preserve">z05</w:t>
-            </w:r>
-          </w:p>
-        </w:tc>
-        <w:tc>
-          <w:tcPr/>
-          <w:p>
-            <w:pPr>
-              <w:pStyle w:val="Compact"/>
-              <w:jc w:val="left"/>
-            </w:pPr>
-            <w:r>
-              <w:t xml:space="preserve">Сбросить сумму выигрыша</w:t>
-            </w:r>
-          </w:p>
-        </w:tc>
-        <w:tc>
-          <w:tcPr>
-            <w:gridSpan w:val="1"/>
-            <w:vMerge w:val="continue"/>
-          </w:tcPr>
-          <w:p>
-            <w:pPr/>
-          </w:p>
-        </w:tc>
-      </w:tr>
-      <w:tr>
-        <w:tc>
-          <w:tcPr>
-            <w:gridSpan w:val="1"/>
-            <w:vMerge w:val="continue"/>
-          </w:tcPr>
-          <w:p>
-            <w:pPr/>
-          </w:p>
-        </w:tc>
-        <w:tc>
-          <w:tcPr/>
-          <w:p>
-            <w:pPr>
-              <w:pStyle w:val="Compact"/>
-              <w:jc w:val="left"/>
-            </w:pPr>
-            <w:r>
-              <w:t xml:space="preserve">Нажата кнопка &lt;&lt;Возврат&gt;&gt;</w:t>
-            </w:r>
-          </w:p>
-        </w:tc>
-        <w:tc>
-          <w:tcPr/>
-          <w:p>
-            <w:pPr>
-              <w:pStyle w:val="Compact"/>
-              <w:jc w:val="left"/>
-            </w:pPr>
-            <w:r>
-              <w:rPr>
-                <w:rStyle w:val="VerbatimChar"/>
-              </w:rPr>
-              <w:t xml:space="preserve">e02</w:t>
-            </w:r>
-          </w:p>
-        </w:tc>
-        <w:tc>
-          <w:tcPr/>
-          <w:p>
-            <w:pPr>
-              <w:pStyle w:val="Compact"/>
-              <w:jc w:val="left"/>
-            </w:pPr>
-            <w:r>
-              <w:rPr>
-                <w:rStyle w:val="VerbatimChar"/>
-              </w:rPr>
-              <w:t xml:space="preserve">z12</w:t>
-            </w:r>
-          </w:p>
-        </w:tc>
-        <w:tc>
-          <w:tcPr/>
-          <w:p>
-            <w:pPr>
-              <w:pStyle w:val="Compact"/>
-              <w:jc w:val="left"/>
-            </w:pPr>
-            <w:r>
-              <w:t xml:space="preserve">Обновить индикатор &lt;&lt;Ставка&gt;&gt;</w:t>
-            </w:r>
-          </w:p>
-        </w:tc>
-        <w:tc>
-          <w:tcPr>
-            <w:gridSpan w:val="1"/>
-            <w:vMerge w:val="continue"/>
-          </w:tcPr>
-          <w:p>
-            <w:pPr/>
-          </w:p>
-        </w:tc>
-      </w:tr>
-      <w:tr>
-        <w:tc>
-          <w:tcPr>
-            <w:gridSpan w:val="1"/>
-            <w:vMerge w:val="continue"/>
-          </w:tcPr>
-          <w:p>
-            <w:pPr/>
-          </w:p>
-        </w:tc>
-        <w:tc>
-          <w:tcPr/>
-          <w:p>
-            <w:pPr>
-              <w:pStyle w:val="Compact"/>
-              <w:jc w:val="left"/>
-            </w:pPr>
-            <w:r>
-              <w:t xml:space="preserve">Нажата кнопка &lt;&lt;Игра&gt;&gt;</w:t>
-            </w:r>
-          </w:p>
-        </w:tc>
-        <w:tc>
-          <w:tcPr/>
-          <w:p>
-            <w:pPr>
-              <w:pStyle w:val="Compact"/>
-              <w:jc w:val="left"/>
-            </w:pPr>
-            <w:r>
-              <w:rPr>
-                <w:rStyle w:val="VerbatimChar"/>
-              </w:rPr>
-              <w:t xml:space="preserve">e01</w:t>
-            </w:r>
-          </w:p>
-        </w:tc>
-        <w:tc>
-          <w:tcPr/>
-          <w:p>
-            <w:pPr>
-              <w:pStyle w:val="Compact"/>
-              <w:jc w:val="left"/>
-            </w:pPr>
-            <w:r>
-              <w:rPr>
-                <w:rStyle w:val="VerbatimChar"/>
-              </w:rPr>
-              <w:t xml:space="preserve">z13</w:t>
-            </w:r>
-          </w:p>
-        </w:tc>
-        <w:tc>
-          <w:tcPr/>
-          <w:p>
-            <w:pPr>
-              <w:pStyle w:val="Compact"/>
-              <w:jc w:val="left"/>
-            </w:pPr>
-            <w:r>
-              <w:t xml:space="preserve">Сбросить ставку</w:t>
-            </w:r>
-          </w:p>
-        </w:tc>
-        <w:tc>
-          <w:tcPr>
-            <w:gridSpan w:val="1"/>
-            <w:vMerge w:val="continue"/>
-          </w:tcPr>
-          <w:p>
-            <w:pPr/>
-          </w:p>
-        </w:tc>
-      </w:tr>
-      <w:tr>
-        <w:tc>
-          <w:tcPr>
-            <w:gridSpan w:val="1"/>
-            <w:vMerge w:val="continue"/>
-          </w:tcPr>
-          <w:p>
-            <w:pPr/>
-          </w:p>
-        </w:tc>
-        <w:tc>
-          <w:tcPr/>
-          <w:p>
-            <w:pPr>
-              <w:pStyle w:val="Compact"/>
-              <w:jc w:val="left"/>
-            </w:pPr>
-            <w:r>
-              <w:t xml:space="preserve">Нажата кнопка &lt;&lt;Тех. сброс&gt;&gt;</w:t>
-            </w:r>
-          </w:p>
-        </w:tc>
-        <w:tc>
-          <w:tcPr/>
-          <w:p>
-            <w:pPr>
-              <w:pStyle w:val="Compact"/>
-              <w:jc w:val="left"/>
-            </w:pPr>
-            <w:r>
-              <w:rPr>
-                <w:rStyle w:val="VerbatimChar"/>
-              </w:rPr>
-              <w:t xml:space="preserve">e03</w:t>
-            </w:r>
-          </w:p>
-        </w:tc>
-        <w:tc>
-          <w:tcPr/>
-          <w:p>
-            <w:pPr>
-              <w:pStyle w:val="Compact"/>
-              <w:jc w:val="left"/>
-            </w:pPr>
-            <w:r>
-              <w:rPr>
-                <w:rStyle w:val="VerbatimChar"/>
-              </w:rPr>
-              <w:t xml:space="preserve">z14</w:t>
-            </w:r>
-          </w:p>
-        </w:tc>
-        <w:tc>
-          <w:tcPr/>
-          <w:p>
-            <w:pPr>
-              <w:pStyle w:val="Compact"/>
-              <w:jc w:val="left"/>
-            </w:pPr>
-            <w:r>
-              <w:t xml:space="preserve">Вернуть деньги</w:t>
-            </w:r>
-          </w:p>
-        </w:tc>
-        <w:tc>
-          <w:tcPr>
-            <w:gridSpan w:val="1"/>
-            <w:vMerge w:val="continue"/>
-          </w:tcPr>
-          <w:p>
-            <w:pPr/>
-          </w:p>
-        </w:tc>
-      </w:tr>
-      <w:tr>
-        <w:tc>
-          <w:tcPr>
-            <w:gridSpan w:val="1"/>
-            <w:vMerge w:val="continue"/>
-          </w:tcPr>
-          <w:p>
-            <w:pPr/>
-          </w:p>
-        </w:tc>
-        <w:tc>
-          <w:tcPr/>
-          <w:p>
-            <w:pPr>
-              <w:pStyle w:val="Compact"/>
-              <w:jc w:val="left"/>
-            </w:pPr>
-            <w:r>
-              <w:t xml:space="preserve">Сработал таймер третьего барабана</w:t>
-            </w:r>
-          </w:p>
-        </w:tc>
-        <w:tc>
-          <w:tcPr/>
-          <w:p>
-            <w:pPr>
-              <w:pStyle w:val="Compact"/>
-              <w:jc w:val="left"/>
-            </w:pPr>
-            <w:r>
-              <w:rPr>
-                <w:rStyle w:val="VerbatimChar"/>
-              </w:rPr>
-              <w:t xml:space="preserve">e05</w:t>
-            </w:r>
-          </w:p>
-        </w:tc>
-        <w:tc>
-          <w:tcPr/>
-          <w:p>
-            <w:pPr>
-              <w:pStyle w:val="Compact"/>
-              <w:jc w:val="left"/>
-            </w:pPr>
-            <w:r>
-              <w:rPr>
-                <w:rStyle w:val="VerbatimChar"/>
-              </w:rPr>
-              <w:t xml:space="preserve">z15</w:t>
-            </w:r>
-          </w:p>
-        </w:tc>
-        <w:tc>
-          <w:tcPr/>
-          <w:p>
-            <w:pPr>
-              <w:pStyle w:val="Compact"/>
-              <w:jc w:val="left"/>
-            </w:pPr>
-            <w:r>
-              <w:t xml:space="preserve">Обновить индикатор &lt;&lt;Банк&gt;&gt;</w:t>
-            </w:r>
-          </w:p>
-        </w:tc>
-        <w:tc>
-          <w:tcPr>
-            <w:gridSpan w:val="1"/>
-            <w:vMerge w:val="continue"/>
-          </w:tcPr>
-          <w:p>
-            <w:pPr/>
-          </w:p>
-        </w:tc>
-      </w:tr>
-      <w:tr>
-        <w:tc>
-          <w:tcPr>
-            <w:gridSpan w:val="1"/>
-            <w:vMerge w:val="continue"/>
-          </w:tcPr>
-          <w:p>
-            <w:pPr/>
-          </w:p>
-        </w:tc>
-        <w:tc>
-          <w:tcPr/>
-          <w:p>
-            <w:pPr>
-              <w:pStyle w:val="Compact"/>
-              <w:jc w:val="left"/>
-            </w:pPr>
-            <w:r>
-              <w:t xml:space="preserve">Выдан жетон из банка</w:t>
-            </w:r>
-          </w:p>
-        </w:tc>
-        <w:tc>
-          <w:tcPr/>
-          <w:p>
-            <w:pPr>
-              <w:pStyle w:val="Compact"/>
-              <w:jc w:val="left"/>
-            </w:pPr>
-            <w:r>
-              <w:rPr>
-                <w:rStyle w:val="VerbatimChar"/>
-              </w:rPr>
-              <w:t xml:space="preserve">e06</w:t>
-            </w:r>
-          </w:p>
-        </w:tc>
-        <w:tc>
-          <w:tcPr/>
-          <w:p>
-            <w:pPr>
-              <w:pStyle w:val="Compact"/>
-              <w:jc w:val="left"/>
-            </w:pPr>
-            <w:r>
-              <w:rPr>
-                <w:rStyle w:val="VerbatimChar"/>
-              </w:rPr>
-              <w:t xml:space="preserve">z16</w:t>
-            </w:r>
-          </w:p>
-        </w:tc>
-        <w:tc>
-          <w:tcPr/>
-          <w:p>
-            <w:pPr>
-              <w:pStyle w:val="Compact"/>
-              <w:jc w:val="left"/>
-            </w:pPr>
-            <w:r>
-              <w:t xml:space="preserve">Поместить жетоны в банк</w:t>
-            </w:r>
-          </w:p>
-        </w:tc>
-        <w:tc>
-          <w:tcPr>
-            <w:gridSpan w:val="1"/>
-            <w:vMerge w:val="continue"/>
-          </w:tcPr>
-          <w:p>
-            <w:pPr/>
-          </w:p>
-        </w:tc>
-      </w:tr>
-      <w:tr>
-        <w:tc>
-          <w:tcPr>
-            <w:gridSpan w:val="1"/>
-            <w:vMerge w:val="continue"/>
-          </w:tcPr>
-          <w:p>
-            <w:pPr/>
-          </w:p>
-        </w:tc>
-        <w:tc>
-          <w:tcPr/>
-          <w:p>
-            <w:pPr>
-              <w:pStyle w:val="Compact"/>
-              <w:jc w:val="left"/>
-            </w:pPr>
-            <w:r>
-              <w:t xml:space="preserve">Опущен жетон</w:t>
-            </w:r>
-          </w:p>
-        </w:tc>
-        <w:tc>
-          <w:tcPr/>
-          <w:p>
-            <w:pPr>
-              <w:pStyle w:val="Compact"/>
-              <w:jc w:val="left"/>
-            </w:pPr>
-            <w:r>
-              <w:rPr>
-                <w:rStyle w:val="VerbatimChar"/>
-              </w:rPr>
-              <w:t xml:space="preserve">e10</w:t>
-            </w:r>
-          </w:p>
-        </w:tc>
-        <w:tc>
-          <w:tcPr/>
-          <w:p>
-            <w:pPr>
-              <w:pStyle w:val="Compact"/>
-              <w:jc w:val="left"/>
-            </w:pPr>
-            <w:r>
-              <w:rPr>
-                <w:rStyle w:val="VerbatimChar"/>
-              </w:rPr>
-              <w:t xml:space="preserve">z20</w:t>
-            </w:r>
-          </w:p>
-        </w:tc>
-        <w:tc>
-          <w:tcPr/>
-          <w:p>
-            <w:pPr>
-              <w:pStyle w:val="Compact"/>
-              <w:jc w:val="left"/>
-            </w:pPr>
-            <w:r>
-              <w:t xml:space="preserve">Запустить барабаны</w:t>
-            </w:r>
-          </w:p>
-        </w:tc>
-        <w:tc>
-          <w:tcPr>
-            <w:gridSpan w:val="1"/>
-            <w:vMerge w:val="continue"/>
-          </w:tcPr>
-          <w:p>
-            <w:pPr/>
-          </w:p>
-        </w:tc>
-      </w:tr>
-      <w:tr>
-        <w:tc>
-          <w:tcPr>
-            <w:gridSpan w:val="1"/>
-            <w:vMerge w:val="continue"/>
-          </w:tcPr>
-          <w:p>
-            <w:pPr/>
-          </w:p>
-        </w:tc>
-        <w:tc>
-          <w:tcPr/>
-          <w:p>
-            <w:pPr>
-              <w:pStyle w:val="Compact"/>
-              <w:jc w:val="left"/>
-            </w:pPr>
-            <w:r>
-              <w:t xml:space="preserve">Сработал таймер первого барабана</w:t>
-            </w:r>
-          </w:p>
-        </w:tc>
-        <w:tc>
-          <w:tcPr/>
-          <w:p>
-            <w:pPr>
-              <w:pStyle w:val="Compact"/>
-              <w:jc w:val="left"/>
-            </w:pPr>
-            <w:r>
-              <w:rPr>
-                <w:rStyle w:val="VerbatimChar"/>
-              </w:rPr>
-              <w:t xml:space="preserve">e22</w:t>
-            </w:r>
-          </w:p>
-        </w:tc>
-        <w:tc>
-          <w:tcPr/>
-          <w:p>
-            <w:pPr>
-              <w:pStyle w:val="Compact"/>
-              <w:jc w:val="left"/>
-            </w:pPr>
-            <w:r>
-              <w:rPr>
-                <w:rStyle w:val="VerbatimChar"/>
-              </w:rPr>
-              <w:t xml:space="preserve">z21</w:t>
-            </w:r>
-          </w:p>
-        </w:tc>
-        <w:tc>
-          <w:tcPr/>
-          <w:p>
-            <w:pPr>
-              <w:pStyle w:val="Compact"/>
-              <w:jc w:val="left"/>
-            </w:pPr>
-            <w:r>
-              <w:t xml:space="preserve">Запустить таймер первого барабана</w:t>
-            </w:r>
-          </w:p>
-        </w:tc>
-        <w:tc>
-          <w:tcPr>
-            <w:gridSpan w:val="1"/>
-            <w:vMerge w:val="continue"/>
-          </w:tcPr>
-          <w:p>
-            <w:pPr/>
-          </w:p>
-        </w:tc>
-      </w:tr>
-      <w:tr>
-        <w:tc>
-          <w:tcPr>
-            <w:gridSpan w:val="1"/>
-            <w:vMerge w:val="continue"/>
-          </w:tcPr>
-          <w:p>
-            <w:pPr/>
-          </w:p>
-        </w:tc>
-        <w:tc>
-          <w:tcPr/>
-          <w:p>
-            <w:pPr>
-              <w:pStyle w:val="Compact"/>
-              <w:jc w:val="left"/>
-            </w:pPr>
-            <w:r>
-              <w:t xml:space="preserve">Сработал таймер второго барабана</w:t>
-            </w:r>
-          </w:p>
-        </w:tc>
-        <w:tc>
-          <w:tcPr/>
-          <w:p>
-            <w:pPr>
-              <w:pStyle w:val="Compact"/>
-              <w:jc w:val="left"/>
-            </w:pPr>
-            <w:r>
-              <w:rPr>
-                <w:rStyle w:val="VerbatimChar"/>
-              </w:rPr>
-              <w:t xml:space="preserve">e23</w:t>
-            </w:r>
-          </w:p>
-        </w:tc>
-        <w:tc>
-          <w:tcPr/>
-          <w:p>
-            <w:pPr>
-              <w:pStyle w:val="Compact"/>
-              <w:jc w:val="left"/>
-            </w:pPr>
-            <w:r>
-              <w:rPr>
-                <w:rStyle w:val="VerbatimChar"/>
-              </w:rPr>
-              <w:t xml:space="preserve">z23</w:t>
-            </w:r>
-          </w:p>
-        </w:tc>
-        <w:tc>
-          <w:tcPr/>
-          <w:p>
-            <w:pPr>
-              <w:pStyle w:val="Compact"/>
-              <w:jc w:val="left"/>
-            </w:pPr>
-            <w:r>
-              <w:t xml:space="preserve">Запустить таймер второго барабана</w:t>
-            </w:r>
-          </w:p>
-        </w:tc>
-        <w:tc>
-          <w:tcPr>
-            <w:gridSpan w:val="1"/>
-            <w:vMerge w:val="continue"/>
-          </w:tcPr>
-          <w:p>
-            <w:pPr/>
-          </w:p>
-        </w:tc>
-      </w:tr>
-      <w:tr>
-        <w:tc>
-          <w:tcPr>
-            <w:gridSpan w:val="1"/>
-            <w:vMerge w:val="continue"/>
-          </w:tcPr>
-          <w:p>
-            <w:pPr/>
-          </w:p>
-        </w:tc>
-        <w:tc>
-          <w:tcPr/>
-          <w:p>
-            <w:pPr>
-              <w:pStyle w:val="Compact"/>
-              <w:jc w:val="left"/>
-            </w:pPr>
-            <w:r>
-              <w:t xml:space="preserve">Cумма выдачи выигрыша больше нуля</w:t>
-            </w:r>
-          </w:p>
-        </w:tc>
-        <w:tc>
-          <w:tcPr/>
-          <w:p>
-            <w:pPr>
-              <w:pStyle w:val="Compact"/>
-              <w:jc w:val="left"/>
-            </w:pPr>
-            <w:r>
-              <w:rPr>
-                <w:rStyle w:val="VerbatimChar"/>
-              </w:rPr>
-              <w:t xml:space="preserve">x01</w:t>
-            </w:r>
-          </w:p>
-        </w:tc>
-        <w:tc>
-          <w:tcPr/>
-          <w:p>
-            <w:pPr>
-              <w:pStyle w:val="Compact"/>
-              <w:jc w:val="left"/>
-            </w:pPr>
-            <w:r>
-              <w:rPr>
-                <w:rStyle w:val="VerbatimChar"/>
-              </w:rPr>
-              <w:t xml:space="preserve">z25</w:t>
-            </w:r>
-          </w:p>
-        </w:tc>
-        <w:tc>
-          <w:tcPr/>
-          <w:p>
-            <w:pPr>
-              <w:pStyle w:val="Compact"/>
-              <w:jc w:val="left"/>
-            </w:pPr>
-            <w:r>
-              <w:t xml:space="preserve">Запустить таймер третьего барабана</w:t>
-            </w:r>
-          </w:p>
-        </w:tc>
-        <w:tc>
-          <w:tcPr>
-            <w:gridSpan w:val="1"/>
-            <w:vMerge w:val="continue"/>
-          </w:tcPr>
-          <w:p>
-            <w:pPr/>
-          </w:p>
-        </w:tc>
-      </w:tr>
-      <w:tr>
-        <w:tc>
-          <w:tcPr>
-            <w:gridSpan w:val="1"/>
-            <w:vMerge w:val="continue"/>
-          </w:tcPr>
-          <w:p>
-            <w:pPr/>
-          </w:p>
-        </w:tc>
-        <w:tc>
-          <w:tcPr/>
-          <w:p>
-            <w:pPr>
-              <w:pStyle w:val="Compact"/>
-              <w:jc w:val="left"/>
-            </w:pPr>
-            <w:r>
-              <w:t xml:space="preserve">В банке есть жетоны</w:t>
-            </w:r>
-          </w:p>
-        </w:tc>
-        <w:tc>
-          <w:tcPr/>
-          <w:p>
-            <w:pPr>
-              <w:pStyle w:val="Compact"/>
-              <w:jc w:val="left"/>
-            </w:pPr>
-            <w:r>
-              <w:rPr>
-                <w:rStyle w:val="VerbatimChar"/>
-              </w:rPr>
-              <w:t xml:space="preserve">x02</w:t>
-            </w:r>
-          </w:p>
-        </w:tc>
-        <w:tc>
-          <w:tcPr/>
-          <w:p>
-            <w:pPr>
-              <w:pStyle w:val="Compact"/>
-              <w:jc w:val="left"/>
-            </w:pPr>
-            <w:r>
-              <w:rPr>
-                <w:rStyle w:val="VerbatimChar"/>
-              </w:rPr>
-              <w:t xml:space="preserve">z27</w:t>
-            </w:r>
-          </w:p>
-        </w:tc>
-        <w:tc>
-          <w:tcPr/>
-          <w:p>
-            <w:pPr>
-              <w:pStyle w:val="Compact"/>
-              <w:jc w:val="left"/>
-            </w:pPr>
-            <w:r>
-              <w:t xml:space="preserve">Установить сумму выигрыша</w:t>
-            </w:r>
-          </w:p>
-        </w:tc>
-        <w:tc>
-          <w:tcPr>
-            <w:gridSpan w:val="1"/>
-            <w:vMerge w:val="continue"/>
-          </w:tcPr>
-          <w:p>
-            <w:pPr/>
-          </w:p>
-        </w:tc>
-      </w:tr>
-      <w:tr>
-        <w:tc>
-          <w:tcPr>
-            <w:gridSpan w:val="1"/>
-            <w:vMerge w:val="continue"/>
-          </w:tcPr>
-          <w:p>
-            <w:pPr/>
-          </w:p>
-        </w:tc>
-        <w:tc>
-          <w:tcPr/>
-          <w:p>
-            <w:pPr>
-              <w:pStyle w:val="Compact"/>
-              <w:jc w:val="left"/>
-            </w:pPr>
-            <w:r>
-              <w:t xml:space="preserve">Жетон подлинный</w:t>
-            </w:r>
-          </w:p>
-        </w:tc>
-        <w:tc>
-          <w:tcPr/>
-          <w:p>
-            <w:pPr>
-              <w:pStyle w:val="Compact"/>
-              <w:jc w:val="left"/>
-            </w:pPr>
-            <w:r>
-              <w:rPr>
-                <w:rStyle w:val="VerbatimChar"/>
-              </w:rPr>
-              <w:t xml:space="preserve">x11</w:t>
-            </w:r>
-          </w:p>
-        </w:tc>
-        <w:tc>
-          <w:tcPr/>
-          <w:p>
-            <w:pPr>
-              <w:pStyle w:val="Compact"/>
-              <w:jc w:val="left"/>
-            </w:pPr>
-            <w:r>
-              <w:rPr>
-                <w:rStyle w:val="VerbatimChar"/>
-              </w:rPr>
-              <w:t xml:space="preserve">z28</w:t>
-            </w:r>
-          </w:p>
-        </w:tc>
-        <w:tc>
-          <w:tcPr/>
-          <w:p>
-            <w:pPr>
-              <w:pStyle w:val="Compact"/>
-              <w:jc w:val="left"/>
-            </w:pPr>
-            <w:r>
-              <w:t xml:space="preserve">Обновить индикатор &lt;&lt;Выигрыш&gt;&gt;</w:t>
-            </w:r>
-          </w:p>
-        </w:tc>
-        <w:tc>
-          <w:tcPr>
-            <w:gridSpan w:val="1"/>
-            <w:vMerge w:val="continue"/>
-          </w:tcPr>
-          <w:p>
-            <w:pPr/>
-          </w:p>
-        </w:tc>
-      </w:tr>
-      <w:tr>
-        <w:tc>
-          <w:tcPr>
-            <w:gridSpan w:val="1"/>
-            <w:vMerge w:val="continue"/>
-          </w:tcPr>
-          <w:p>
-            <w:pPr/>
-          </w:p>
-        </w:tc>
-        <w:tc>
-          <w:tcPr/>
-          <w:p>
-            <w:pPr>
-              <w:pStyle w:val="Compact"/>
-              <w:jc w:val="left"/>
-            </w:pPr>
-            <w:r>
-              <w:t xml:space="preserve">Случайная проверка джекпот-комбинации (специальный рандомайзер)</w:t>
-            </w:r>
-          </w:p>
-        </w:tc>
-        <w:tc>
-          <w:tcPr/>
-          <w:p>
-            <w:pPr>
-              <w:pStyle w:val="Compact"/>
-              <w:jc w:val="left"/>
-            </w:pPr>
-            <w:r>
-              <w:rPr>
-                <w:rStyle w:val="VerbatimChar"/>
-              </w:rPr>
-              <w:t xml:space="preserve">x30</w:t>
-            </w:r>
-          </w:p>
-        </w:tc>
-        <w:tc>
-          <w:tcPr/>
-          <w:p>
-            <w:pPr>
-              <w:pStyle w:val="Compact"/>
-              <w:jc w:val="left"/>
-            </w:pPr>
-            <w:r>
-              <w:rPr>
-                <w:rStyle w:val="VerbatimChar"/>
-              </w:rPr>
-              <w:t xml:space="preserve">z30</w:t>
-            </w:r>
-          </w:p>
-        </w:tc>
-        <w:tc>
-          <w:tcPr/>
-          <w:p>
-            <w:pPr>
-              <w:pStyle w:val="Compact"/>
-              <w:jc w:val="left"/>
-            </w:pPr>
-            <w:r>
-              <w:t xml:space="preserve">Увеличить сумму джекпота</w:t>
-            </w:r>
-          </w:p>
-        </w:tc>
-        <w:tc>
-          <w:tcPr>
-            <w:gridSpan w:val="1"/>
-            <w:vMerge w:val="continue"/>
-          </w:tcPr>
-          <w:p>
-            <w:pPr/>
-          </w:p>
-        </w:tc>
-      </w:tr>
-      <w:tr>
-        <w:tc>
-          <w:tcPr/>
-          <w:p>
-            <w:pPr>
-              <w:pStyle w:val="Compact"/>
-            </w:pPr>
-          </w:p>
-        </w:tc>
-        <w:tc>
-          <w:tcPr/>
-          <w:p>
-            <w:pPr>
-              <w:pStyle w:val="Compact"/>
-            </w:pPr>
-          </w:p>
-        </w:tc>
-        <w:tc>
-          <w:tcPr/>
-          <w:p>
-            <w:pPr>
-              <w:pStyle w:val="Compact"/>
-            </w:pPr>
-          </w:p>
-        </w:tc>
-        <w:tc>
-          <w:tcPr/>
-          <w:p>
-            <w:pPr>
-              <w:pStyle w:val="Compact"/>
-              <w:jc w:val="left"/>
-            </w:pPr>
-            <w:r>
-              <w:rPr>
-                <w:rStyle w:val="VerbatimChar"/>
-              </w:rPr>
-              <w:t xml:space="preserve">z31</w:t>
-            </w:r>
-          </w:p>
-        </w:tc>
-        <w:tc>
-          <w:tcPr/>
-          <w:p>
-            <w:pPr>
-              <w:pStyle w:val="Compact"/>
-              <w:jc w:val="left"/>
-            </w:pPr>
-            <w:r>
-              <w:t xml:space="preserve">Обновить индикатор &lt;&lt;Джекпот&gt;&gt;</w:t>
-            </w:r>
-          </w:p>
-        </w:tc>
-        <w:tc>
-          <w:tcPr>
-            <w:gridSpan w:val="1"/>
-            <w:vMerge w:val="continue"/>
-          </w:tcPr>
-          <w:p>
-            <w:pPr/>
-          </w:p>
-        </w:tc>
-      </w:tr>
-      <w:tr>
-        <w:tc>
-          <w:tcPr/>
-          <w:p>
-            <w:pPr>
-              <w:pStyle w:val="Compact"/>
-            </w:pPr>
-          </w:p>
-        </w:tc>
-        <w:tc>
-          <w:tcPr/>
-          <w:p>
-            <w:pPr>
-              <w:pStyle w:val="Compact"/>
-            </w:pPr>
-          </w:p>
-        </w:tc>
-        <w:tc>
-          <w:tcPr/>
-          <w:p>
-            <w:pPr>
-              <w:pStyle w:val="Compact"/>
-            </w:pPr>
-          </w:p>
-        </w:tc>
-        <w:tc>
-          <w:tcPr/>
-          <w:p>
-            <w:pPr>
-              <w:pStyle w:val="Compact"/>
-              <w:jc w:val="left"/>
-            </w:pPr>
-            <w:r>
-              <w:rPr>
-                <w:rStyle w:val="VerbatimChar"/>
-              </w:rPr>
-              <w:t xml:space="preserve">z32</w:t>
-            </w:r>
-          </w:p>
-        </w:tc>
-        <w:tc>
-          <w:tcPr/>
-          <w:p>
-            <w:pPr>
-              <w:pStyle w:val="Compact"/>
-              <w:jc w:val="left"/>
-            </w:pPr>
-            <w:r>
-              <w:t xml:space="preserve">Обнулить джекпот</w:t>
-            </w:r>
-          </w:p>
-        </w:tc>
-        <w:tc>
-          <w:tcPr>
-            <w:gridSpan w:val="1"/>
-            <w:vMerge w:val="continue"/>
-          </w:tcPr>
-          <w:p>
-            <w:pPr/>
-          </w:p>
-        </w:tc>
-      </w:tr>
-      <w:tr>
-        <w:tc>
-          <w:tcPr/>
-          <w:p>
-            <w:pPr>
-              <w:pStyle w:val="Compact"/>
-            </w:pPr>
-          </w:p>
-        </w:tc>
-        <w:tc>
-          <w:tcPr/>
-          <w:p>
-            <w:pPr>
-              <w:pStyle w:val="Compact"/>
-            </w:pPr>
-          </w:p>
-        </w:tc>
-        <w:tc>
-          <w:tcPr/>
-          <w:p>
-            <w:pPr>
-              <w:pStyle w:val="Compact"/>
-            </w:pPr>
-          </w:p>
-        </w:tc>
-        <w:tc>
-          <w:tcPr/>
-          <w:p>
-            <w:pPr>
-              <w:pStyle w:val="Compact"/>
-              <w:jc w:val="left"/>
-            </w:pPr>
-            <w:r>
-              <w:rPr>
-                <w:rStyle w:val="VerbatimChar"/>
-              </w:rPr>
-              <w:t xml:space="preserve">z40</w:t>
-            </w:r>
-          </w:p>
-        </w:tc>
-        <w:tc>
-          <w:tcPr/>
-          <w:p>
-            <w:pPr>
-              <w:pStyle w:val="Compact"/>
-              <w:jc w:val="left"/>
-            </w:pPr>
-            <w:r>
-              <w:t xml:space="preserve">Проиграть звук выдачи жетона</w:t>
-            </w:r>
-          </w:p>
-        </w:tc>
-        <w:tc>
-          <w:tcPr>
-            <w:gridSpan w:val="1"/>
-            <w:vMerge w:val="continue"/>
-          </w:tcPr>
-          <w:p>
-            <w:pPr/>
-          </w:p>
-        </w:tc>
-      </w:tr>
-      <w:tr>
-        <w:tc>
-          <w:tcPr/>
-          <w:p>
-            <w:pPr>
-              <w:pStyle w:val="Compact"/>
-            </w:pPr>
-          </w:p>
-        </w:tc>
-        <w:tc>
-          <w:tcPr/>
-          <w:p>
-            <w:pPr>
-              <w:pStyle w:val="Compact"/>
-            </w:pPr>
-          </w:p>
-        </w:tc>
-        <w:tc>
-          <w:tcPr/>
-          <w:p>
-            <w:pPr>
-              <w:pStyle w:val="Compact"/>
-            </w:pPr>
-          </w:p>
-        </w:tc>
-        <w:tc>
-          <w:tcPr/>
-          <w:p>
-            <w:pPr>
-              <w:pStyle w:val="Compact"/>
-              <w:jc w:val="left"/>
-            </w:pPr>
-            <w:r>
-              <w:rPr>
-                <w:rStyle w:val="VerbatimChar"/>
-              </w:rPr>
-              <w:t xml:space="preserve">z41</w:t>
-            </w:r>
-          </w:p>
-        </w:tc>
-        <w:tc>
-          <w:tcPr/>
-          <w:p>
-            <w:pPr>
-              <w:pStyle w:val="Compact"/>
-              <w:jc w:val="left"/>
-            </w:pPr>
-            <w:r>
-              <w:t xml:space="preserve">Проиграть звук начала вращения барабанов</w:t>
-            </w:r>
-          </w:p>
-        </w:tc>
-        <w:tc>
-          <w:tcPr>
-            <w:gridSpan w:val="1"/>
-            <w:vMerge w:val="continue"/>
-          </w:tcPr>
-          <w:p>
-            <w:pPr/>
-          </w:p>
-        </w:tc>
-      </w:tr>
-    </w:tbl>
-    <w:bookmarkEnd w:id="56"/>
-    <w:bookmarkStart w:id="57" w:name="вывод"/>
+    <w:bookmarkEnd w:id="53"/>
+    <w:bookmarkStart w:id="54" w:name="вывод"/>
     <w:p>
       <w:pPr>
         <w:pStyle w:val="Heading1"/>
@@ -9629,7 +9474,7 @@
           </m:e>
           <m:sub>
             <m:r>
-              <m:t>41</m:t>
+              <m:t>4</m:t>
             </m:r>
           </m:sub>
         </m:sSub>
@@ -9638,7 +9483,13 @@
         <w:t xml:space="preserve"> </w:t>
       </w:r>
       <w:r>
-        <w:t xml:space="preserve">(случай 4) и второй точки вложенности</w:t>
+        <w:t xml:space="preserve">в третье место вложения (случай 3) и перенос одного из</w:t>
+      </w:r>
+      <w:r>
+        <w:t xml:space="preserve"> </w:t>
+      </w:r>
+      <w:r>
+        <w:t xml:space="preserve">них внутрь уже вложенного</w:t>
       </w:r>
       <w:r>
         <w:t xml:space="preserve"> </w:t>
@@ -9652,7 +9503,7 @@
           </m:e>
           <m:sub>
             <m:r>
-              <m:t>4</m:t>
+              <m:t>3</m:t>
             </m:r>
           </m:sub>
         </m:sSub>
@@ -9661,39 +9512,19 @@
         <w:t xml:space="preserve"> </w:t>
       </w:r>
       <w:r>
-        <w:t xml:space="preserve">(случай 3)</w:t>
-      </w:r>
-      <w:r>
-        <w:t xml:space="preserve"> </w:t>
-      </w:r>
-      <w:r>
-        <w:t xml:space="preserve">подняло число состояний произведения с 9 до 18 – ровно</w:t>
-      </w:r>
-      <w:r>
-        <w:t xml:space="preserve"> </w:t>
-      </w:r>
-      <m:oMath>
-        <m:r>
-          <m:t>9</m:t>
-        </m:r>
-        <m:r>
-          <m:rPr>
-            <m:sty m:val="p"/>
-          </m:rPr>
-          <m:t>×</m:t>
-        </m:r>
-        <m:r>
-          <m:t>2</m:t>
-        </m:r>
-      </m:oMath>
-      <w:r>
-        <w:t xml:space="preserve">,</w:t>
-      </w:r>
-      <w:r>
-        <w:t xml:space="preserve"> </w:t>
-      </w:r>
-      <w:r>
-        <w:t xml:space="preserve">наивная верхняя граница:</w:t>
+        <w:t xml:space="preserve">(случай 4) не добавило произведению ни</w:t>
+      </w:r>
+      <w:r>
+        <w:t xml:space="preserve"> </w:t>
+      </w:r>
+      <w:r>
+        <w:t xml:space="preserve">одного нового состояния – осталось 9, как и до этой доработки. Причина</w:t>
+      </w:r>
+      <w:r>
+        <w:t xml:space="preserve"> </w:t>
+      </w:r>
+      <w:r>
+        <w:t xml:space="preserve">проста:</w:t>
       </w:r>
       <w:r>
         <w:t xml:space="preserve"> </w:t>
@@ -9707,7 +9538,7 @@
           </m:e>
           <m:sub>
             <m:r>
-              <m:t>41</m:t>
+              <m:t>4</m:t>
             </m:r>
           </m:sub>
         </m:sSub>
@@ -9716,40 +9547,96 @@
         <w:t xml:space="preserve"> </w:t>
       </w:r>
       <w:r>
-        <w:t xml:space="preserve">действительно различим в каждом из 9</w:t>
-      </w:r>
-      <w:r>
-        <w:t xml:space="preserve"> </w:t>
-      </w:r>
-      <w:r>
-        <w:t xml:space="preserve">прежних состояний (регулятор мог быть переключён ещё во время предыдущей</w:t>
-      </w:r>
-      <w:r>
-        <w:t xml:space="preserve"> </w:t>
-      </w:r>
-      <w:r>
-        <w:t xml:space="preserve">игры и сохраняет значение между заходами), лишних («призрачных») состояний</w:t>
-      </w:r>
-      <w:r>
-        <w:t xml:space="preserve"> </w:t>
-      </w:r>
-      <w:r>
-        <w:t xml:space="preserve">при этом не возникло – доработка 2 как раз и устраняет единственный</w:t>
-      </w:r>
-      <w:r>
-        <w:t xml:space="preserve"> </w:t>
-      </w:r>
-      <w:r>
-        <w:t xml:space="preserve">источник таких лишних состояний, который проявился при добавлении этого</w:t>
-      </w:r>
-      <w:r>
-        <w:t xml:space="preserve"> </w:t>
-      </w:r>
-      <w:r>
-        <w:t xml:space="preserve">автомата.</w:t>
+        <w:t xml:space="preserve">как был, так и остался автоматом без памяти и без гвардов на</w:t>
+      </w:r>
+      <w:r>
+        <w:t xml:space="preserve"> </w:t>
+      </w:r>
+      <w:r>
+        <w:t xml:space="preserve">другие автоматы, поэтому его новые звуки и новые места вложения – чисто</w:t>
+      </w:r>
+      <w:r>
+        <w:t xml:space="preserve"> </w:t>
+      </w:r>
+      <w:r>
+        <w:t xml:space="preserve">аннотации на уже существующих переходах, а не источник новых различимых</w:t>
+      </w:r>
+      <w:r>
+        <w:t xml:space="preserve"> </w:t>
+      </w:r>
+      <w:r>
+        <w:t xml:space="preserve">состояний. Это резко контрастирует с другим опробованным вариантом показать</w:t>
+      </w:r>
+      <w:r>
+        <w:t xml:space="preserve"> </w:t>
+      </w:r>
+      <w:r>
+        <w:t xml:space="preserve">случай 4 – отдельным автоматом-«регулятором громкости» со своим внутренним</w:t>
+      </w:r>
+      <w:r>
+        <w:t xml:space="preserve"> </w:t>
+      </w:r>
+      <w:r>
+        <w:t xml:space="preserve">состоянием, вложенным во вложенный</w:t>
+      </w:r>
+      <w:r>
+        <w:t xml:space="preserve"> </w:t>
+      </w:r>
+      <m:oMath>
+        <m:sSub>
+          <m:e>
+            <m:r>
+              <m:t>A</m:t>
+            </m:r>
+          </m:e>
+          <m:sub>
+            <m:r>
+              <m:t>4</m:t>
+            </m:r>
+          </m:sub>
+        </m:sSub>
+      </m:oMath>
+      <w:r>
+        <w:t xml:space="preserve">: та версия, будучи корректной,</w:t>
+      </w:r>
+      <w:r>
+        <w:t xml:space="preserve"> </w:t>
+      </w:r>
+      <w:r>
+        <w:t xml:space="preserve">подняла число состояний произведения вдвое (с 9 до 18), просто потому что</w:t>
+      </w:r>
+      <w:r>
+        <w:t xml:space="preserve"> </w:t>
+      </w:r>
+      <w:r>
+        <w:t xml:space="preserve">память вложенного автомата – такая же законная часть состояния родителя,</w:t>
+      </w:r>
+      <w:r>
+        <w:t xml:space="preserve"> </w:t>
+      </w:r>
+      <w:r>
+        <w:t xml:space="preserve">как и всё остальное. Выбор между «добавить памятливый вложенный автомат» и</w:t>
+      </w:r>
+      <w:r>
+        <w:t xml:space="preserve"> </w:t>
+      </w:r>
+      <w:r>
+        <w:t xml:space="preserve">«расширить существующий безпамятный» – это выбор между демонстрацией</w:t>
+      </w:r>
+      <w:r>
+        <w:t xml:space="preserve"> </w:t>
+      </w:r>
+      <w:r>
+        <w:t xml:space="preserve">нового наблюдаемого поведения и демонстрацией структуры вложенности саму</w:t>
+      </w:r>
+      <w:r>
+        <w:t xml:space="preserve"> </w:t>
+      </w:r>
+      <w:r>
+        <w:t xml:space="preserve">по себе; эта версия статьи сознательно выбрала второе.</w:t>
       </w:r>
     </w:p>
-    <w:bookmarkEnd w:id="57"/>
+    <w:bookmarkEnd w:id="54"/>
     <w:sectPr/>
   </w:body>
 </w:document>

--- a/articles/multiply_many_nested/article.docx
+++ b/articles/multiply_many_nested/article.docx
@@ -7,85 +7,55 @@
         <w:pStyle w:val="Title"/>
       </w:pPr>
       <w:r>
-        <w:t xml:space="preserve">Вложение</w:t>
-      </w:r>
-      <w:r>
-        <w:t xml:space="preserve"> </w:t>
-      </w:r>
-      <w:r>
-        <w:t xml:space="preserve">нескольких</w:t>
-      </w:r>
-      <w:r>
-        <w:t xml:space="preserve"> </w:t>
-      </w:r>
-      <w:r>
-        <w:t xml:space="preserve">конечных</w:t>
+        <w:t xml:space="preserve">Метод</w:t>
+      </w:r>
+      <w:r>
+        <w:t xml:space="preserve"> </w:t>
+      </w:r>
+      <w:r>
+        <w:t xml:space="preserve">валидации</w:t>
+      </w:r>
+      <w:r>
+        <w:t xml:space="preserve"> </w:t>
+      </w:r>
+      <w:r>
+        <w:t xml:space="preserve">автоматных</w:t>
+      </w:r>
+      <w:r>
+        <w:t xml:space="preserve"> </w:t>
+      </w:r>
+      <w:r>
+        <w:t xml:space="preserve">спецификаций</w:t>
+      </w:r>
+      <w:r>
+        <w:t xml:space="preserve"> </w:t>
+      </w:r>
+      <w:r>
+        <w:t xml:space="preserve">на</w:t>
+      </w:r>
+      <w:r>
+        <w:t xml:space="preserve"> </w:t>
+      </w:r>
+      <w:r>
+        <w:t xml:space="preserve">основе</w:t>
+      </w:r>
+      <w:r>
+        <w:br/>
+      </w:r>
+      <w:r>
+        <w:t xml:space="preserve">перемножения</w:t>
+      </w:r>
+      <w:r>
+        <w:t xml:space="preserve"> </w:t>
+      </w:r>
+      <w:r>
+        <w:t xml:space="preserve">вложенных</w:t>
       </w:r>
       <w:r>
         <w:t xml:space="preserve"> </w:t>
       </w:r>
       <w:r>
         <w:t xml:space="preserve">автоматов</w:t>
-      </w:r>
-      <w:r>
-        <w:t xml:space="preserve"> </w:t>
-      </w:r>
-      <w:r>
-        <w:t xml:space="preserve">в</w:t>
-      </w:r>
-      <w:r>
-        <w:t xml:space="preserve"> </w:t>
-      </w:r>
-      <w:r>
-        <w:t xml:space="preserve">одно</w:t>
-      </w:r>
-      <w:r>
-        <w:t xml:space="preserve"> </w:t>
-      </w:r>
-      <w:r>
-        <w:t xml:space="preserve">состояние:</w:t>
-      </w:r>
-      <w:r>
-        <w:br/>
-      </w:r>
-      <w:r>
-        <w:t xml:space="preserve">доработка</w:t>
-      </w:r>
-      <w:r>
-        <w:t xml:space="preserve"> </w:t>
-      </w:r>
-      <w:r>
-        <w:t xml:space="preserve">алгоритма</w:t>
-      </w:r>
-      <w:r>
-        <w:t xml:space="preserve"> </w:t>
-      </w:r>
-      <w:r>
-        <w:t xml:space="preserve">умножения</w:t>
-      </w:r>
-      <w:r>
-        <w:t xml:space="preserve"> </w:t>
-      </w:r>
-      <w:r>
-        <w:t xml:space="preserve">на</w:t>
-      </w:r>
-      <w:r>
-        <w:t xml:space="preserve"> </w:t>
-      </w:r>
-      <w:r>
-        <w:t xml:space="preserve">примере</w:t>
-      </w:r>
-      <w:r>
-        <w:t xml:space="preserve"> </w:t>
-      </w:r>
-      <w:r>
-        <w:t xml:space="preserve">счётчика</w:t>
-      </w:r>
-      <w:r>
-        <w:t xml:space="preserve"> </w:t>
-      </w:r>
-      <w:r>
-        <w:t xml:space="preserve">джекпота</w:t>
       </w:r>
     </w:p>
     <w:p>
@@ -93,7 +63,7 @@
         <w:pStyle w:val="Date"/>
       </w:pPr>
       <w:r>
-        <w:t xml:space="preserve">2026-10-07</w:t>
+        <w:t xml:space="preserve">2026-10-17</w:t>
       </w:r>
     </w:p>
     <w:p>
@@ -101,44 +71,98 @@
         <w:pStyle w:val="FirstParagraph"/>
       </w:pPr>
       <w:r>
+        <w:t xml:space="preserve">В предыдущей работе решался вопрос о валидации автоматных спецификаций на</w:t>
+      </w:r>
+      <w:r>
+        <w:t xml:space="preserve"> </w:t>
+      </w:r>
+      <w:r>
+        <w:t xml:space="preserve">основе перемножения автоматов. При этом новизна метода состояла в</w:t>
+      </w:r>
+      <w:r>
+        <w:t xml:space="preserve"> </w:t>
+      </w:r>
+      <w:r>
+        <w:t xml:space="preserve">перемножении</w:t>
+      </w:r>
+      <w:r>
+        <w:t xml:space="preserve"> </w:t>
+      </w:r>
+      <w:r>
         <w:rPr>
-          <w:bCs/>
-          <w:b/>
+          <w:iCs/>
+          <w:i/>
         </w:rPr>
-        <w:t xml:space="preserve">Цель работы:</w:t>
-      </w:r>
-      <w:r>
-        <w:t xml:space="preserve"> </w:t>
-      </w:r>
-      <w:r>
-        <w:t xml:space="preserve">улучшить существующий алгоритм умножения конечных</w:t>
-      </w:r>
-      <w:r>
-        <w:t xml:space="preserve"> </w:t>
-      </w:r>
-      <w:r>
-        <w:t xml:space="preserve">автоматов так, чтобы он корректно поддерживал все возможные комбинации</w:t>
-      </w:r>
-      <w:r>
-        <w:t xml:space="preserve"> </w:t>
-      </w:r>
-      <w:r>
-        <w:t xml:space="preserve">вложенности нескольких автоматов друг в друга, и продемонстрировать это на</w:t>
-      </w:r>
-      <w:r>
-        <w:t xml:space="preserve"> </w:t>
-      </w:r>
-      <w:r>
-        <w:t xml:space="preserve">реальной модели – системе «игровой автомат».</w:t>
+        <w:t xml:space="preserve">вложенных</w:t>
+      </w:r>
+      <w:r>
+        <w:t xml:space="preserve"> </w:t>
+      </w:r>
+      <w:r>
+        <w:t xml:space="preserve">автоматов – автоматов, помещённых внутрь</w:t>
+      </w:r>
+      <w:r>
+        <w:t xml:space="preserve"> </w:t>
+      </w:r>
+      <w:r>
+        <w:t xml:space="preserve">отдельных состояний других автоматов. Однако, как отмечено в предыдущей</w:t>
+      </w:r>
+      <w:r>
+        <w:t xml:space="preserve"> </w:t>
+      </w:r>
+      <w:r>
+        <w:t xml:space="preserve">работе, задача решалась для частного случая, который ограничивался тремя</w:t>
+      </w:r>
+      <w:r>
+        <w:t xml:space="preserve"> </w:t>
+      </w:r>
+      <w:r>
+        <w:t xml:space="preserve">условиями:</w:t>
       </w:r>
     </w:p>
-    <w:bookmarkStart w:id="21" w:name="X99ba889f32990b6b3bc275c7e0a2e94c6fcadd6"/>
     <w:p>
       <w:pPr>
-        <w:pStyle w:val="Heading1"/>
+        <w:numPr>
+          <w:ilvl w:val="0"/>
+          <w:numId w:val="1001"/>
+        </w:numPr>
       </w:pPr>
       <w:r>
-        <w:t xml:space="preserve">Какие комбинации вложенности вообще бывают</w:t>
+        <w:t xml:space="preserve">в вершине мог находиться только один вложенный автомат;</w:t>
+      </w:r>
+    </w:p>
+    <w:p>
+      <w:pPr>
+        <w:numPr>
+          <w:ilvl w:val="0"/>
+          <w:numId w:val="1001"/>
+        </w:numPr>
+      </w:pPr>
+      <w:r>
+        <w:t xml:space="preserve">вложенный автомат находился только в одной вершине автомата, в</w:t>
+      </w:r>
+      <w:r>
+        <w:t xml:space="preserve"> </w:t>
+      </w:r>
+      <w:r>
+        <w:t xml:space="preserve">который он был вложен;</w:t>
+      </w:r>
+    </w:p>
+    <w:p>
+      <w:pPr>
+        <w:numPr>
+          <w:ilvl w:val="0"/>
+          <w:numId w:val="1001"/>
+        </w:numPr>
+      </w:pPr>
+      <w:r>
+        <w:t xml:space="preserve">только один из пары перемножаемых автоматов содержал вложенные</w:t>
+      </w:r>
+      <w:r>
+        <w:t xml:space="preserve"> </w:t>
+      </w:r>
+      <w:r>
+        <w:t xml:space="preserve">автоматы.</w:t>
       </w:r>
     </w:p>
     <w:p>
@@ -146,13 +170,13 @@
         <w:pStyle w:val="FirstParagraph"/>
       </w:pPr>
       <w:r>
-        <w:t xml:space="preserve">Вложенность одного автомата в состояние другого – не единственный возможный</w:t>
-      </w:r>
-      <w:r>
-        <w:t xml:space="preserve"> </w:t>
-      </w:r>
-      <w:r>
-        <w:t xml:space="preserve">случай. Таблица </w:t>
+        <w:t xml:space="preserve">В настоящей работе предложенный ранее метод перемножения автоматов</w:t>
+      </w:r>
+      <w:r>
+        <w:t xml:space="preserve"> </w:t>
+      </w:r>
+      <w:r>
+        <w:t xml:space="preserve">дорабатывается с целью снятия указанных выше ограничений. Таблица </w:t>
       </w:r>
       <w:hyperlink w:anchor="tab:cases">
         <w:r>
@@ -166,19 +190,19 @@
         <w:t xml:space="preserve"> </w:t>
       </w:r>
       <w:r>
-        <w:t xml:space="preserve">перечисляет все комбинации, которые имеет</w:t>
-      </w:r>
-      <w:r>
-        <w:t xml:space="preserve"> </w:t>
-      </w:r>
-      <w:r>
-        <w:t xml:space="preserve">смысл различать, и отмечает, какие из них уже были разобраны в более ранней</w:t>
-      </w:r>
-      <w:r>
-        <w:t xml:space="preserve"> </w:t>
-      </w:r>
-      <w:r>
-        <w:t xml:space="preserve">версии этой статьи, а какие потребовали доработки (им посвящена эта версия).</w:t>
+        <w:t xml:space="preserve">сопоставляет каждому ограничению демонстрационный случай вложенности,</w:t>
+      </w:r>
+      <w:r>
+        <w:t xml:space="preserve"> </w:t>
+      </w:r>
+      <w:r>
+        <w:t xml:space="preserve">который требует его снятия, и показывает, на реальной модели «игровой</w:t>
+      </w:r>
+      <w:r>
+        <w:t xml:space="preserve"> </w:t>
+      </w:r>
+      <w:r>
+        <w:t xml:space="preserve">автомат», что это достигнуто.</w:t>
       </w:r>
     </w:p>
     <w:bookmarkStart w:id="20" w:name="tab:cases"/>
@@ -187,7 +211,7 @@
         <w:pStyle w:val="TableCaption"/>
       </w:pPr>
       <w:r>
-        <w:t xml:space="preserve">Возможные комбинации вложенности автоматов</w:t>
+        <w:t xml:space="preserve">Случаи вложенности и соответствующие им ограничения</w:t>
       </w:r>
     </w:p>
     <w:tbl>
@@ -196,7 +220,7 @@
         <w:tblW w:type="auto" w:w="0"/>
         <w:tblLook w:firstRow="1" w:lastRow="0" w:firstColumn="0" w:lastColumn="0" w:noHBand="0" w:noVBand="0" w:val="0020"/>
         <w:jc w:val="start"/>
-        <w:tblCaption w:val="Возможные комбинации вложенности автоматов"/>
+        <w:tblCaption w:val="Случаи вложенности и соответствующие им ограничения"/>
       </w:tblPr>
       <w:tblGrid>
         <w:gridCol w:w="1980"/>
@@ -252,7 +276,7 @@
               <w:jc w:val="left"/>
             </w:pPr>
             <w:r>
-              <w:t xml:space="preserve">Статус</w:t>
+              <w:t xml:space="preserve">Снимает</w:t>
             </w:r>
           </w:p>
         </w:tc>
@@ -319,7 +343,7 @@
               <w:jc w:val="left"/>
             </w:pPr>
             <w:r>
-              <w:t xml:space="preserve">был и раньше</w:t>
+              <w:t xml:space="preserve">– (ограничений не было)</w:t>
             </w:r>
           </w:p>
         </w:tc>
@@ -403,7 +427,7 @@
               <w:jc w:val="left"/>
             </w:pPr>
             <w:r>
-              <w:t xml:space="preserve">добавлен в предыдущей версии</w:t>
+              <w:t xml:space="preserve">ограничение 1</w:t>
             </w:r>
           </w:p>
         </w:tc>
@@ -429,7 +453,7 @@
               <w:jc w:val="left"/>
             </w:pPr>
             <w:r>
-              <w:t xml:space="preserve">Один и тот же автомат вложен в два (или более) разных состояния</w:t>
+              <w:t xml:space="preserve">Один и тот же автомат вложен в несколько разных состояний</w:t>
             </w:r>
           </w:p>
         </w:tc>
@@ -510,11 +534,7 @@
               <w:jc w:val="left"/>
             </w:pPr>
             <w:r>
-              <w:rPr>
-                <w:bCs/>
-                <w:b/>
-              </w:rPr>
-              <w:t xml:space="preserve">добавлен в этой версии</w:t>
+              <w:t xml:space="preserve">ограничение 2</w:t>
             </w:r>
           </w:p>
         </w:tc>
@@ -656,214 +676,14 @@
               <w:jc w:val="left"/>
             </w:pPr>
             <w:r>
-              <w:rPr>
-                <w:bCs/>
-                <w:b/>
-              </w:rPr>
-              <w:t xml:space="preserve">добавлен в этой версии</w:t>
+              <w:t xml:space="preserve">ограничение 3</w:t>
             </w:r>
           </w:p>
         </w:tc>
       </w:tr>
     </w:tbl>
     <w:bookmarkEnd w:id="20"/>
-    <w:p>
-      <w:pPr>
-        <w:pStyle w:val="BodyText"/>
-      </w:pPr>
-      <w:r>
-        <w:t xml:space="preserve">До этой версии статьи</w:t>
-      </w:r>
-      <w:r>
-        <w:t xml:space="preserve"> </w:t>
-      </w:r>
-      <m:oMath>
-        <m:sSub>
-          <m:e>
-            <m:r>
-              <m:t>A</m:t>
-            </m:r>
-          </m:e>
-          <m:sub>
-            <m:r>
-              <m:t>4</m:t>
-            </m:r>
-          </m:sub>
-        </m:sSub>
-      </m:oMath>
-      <w:r>
-        <w:t xml:space="preserve"> </w:t>
-      </w:r>
-      <w:r>
-        <w:t xml:space="preserve">был вложен только в одно состояние</w:t>
-      </w:r>
-      <w:r>
-        <w:t xml:space="preserve"> </w:t>
-      </w:r>
-      <w:r>
-        <w:t xml:space="preserve">(«Выдача жетона») – случаи 3 и 4 физически не были представлены ни в одном</w:t>
-      </w:r>
-      <w:r>
-        <w:t xml:space="preserve"> </w:t>
-      </w:r>
-      <w:r>
-        <w:t xml:space="preserve">автомате системы, поэтому нечего было демонстрировать на диаграммах.</w:t>
-      </w:r>
-      <w:r>
-        <w:t xml:space="preserve"> </w:t>
-      </w:r>
-      <w:r>
-        <w:t xml:space="preserve">Показать оба случая удалось без единого нового автомата: достаточно было</w:t>
-      </w:r>
-      <w:r>
-        <w:t xml:space="preserve"> </w:t>
-      </w:r>
-      <w:r>
-        <w:t xml:space="preserve">добавить</w:t>
-      </w:r>
-      <w:r>
-        <w:t xml:space="preserve"> </w:t>
-      </w:r>
-      <m:oMath>
-        <m:sSub>
-          <m:e>
-            <m:r>
-              <m:t>A</m:t>
-            </m:r>
-          </m:e>
-          <m:sub>
-            <m:r>
-              <m:t>4</m:t>
-            </m:r>
-          </m:sub>
-        </m:sSub>
-      </m:oMath>
-      <w:r>
-        <w:t xml:space="preserve"> </w:t>
-      </w:r>
-      <w:r>
-        <w:t xml:space="preserve">ещё два звука и ещё два места вложения – одно прямо в</w:t>
-      </w:r>
-      <w:r>
-        <w:t xml:space="preserve"> </w:t>
-      </w:r>
-      <m:oMath>
-        <m:sSub>
-          <m:e>
-            <m:r>
-              <m:t>A</m:t>
-            </m:r>
-          </m:e>
-          <m:sub>
-            <m:r>
-              <m:t>0</m:t>
-            </m:r>
-          </m:sub>
-        </m:sSub>
-      </m:oMath>
-      <w:r>
-        <w:t xml:space="preserve"> </w:t>
-      </w:r>
-      <w:r>
-        <w:t xml:space="preserve">(случай 3) и одно внутрь уже вложенного туда же</w:t>
-      </w:r>
-      <w:r>
-        <w:t xml:space="preserve"> </w:t>
-      </w:r>
-      <m:oMath>
-        <m:sSub>
-          <m:e>
-            <m:r>
-              <m:t>A</m:t>
-            </m:r>
-          </m:e>
-          <m:sub>
-            <m:r>
-              <m:t>3</m:t>
-            </m:r>
-          </m:sub>
-        </m:sSub>
-      </m:oMath>
-      <w:r>
-        <w:t xml:space="preserve"> </w:t>
-      </w:r>
-      <w:r>
-        <w:t xml:space="preserve">(случай 4). Первая</w:t>
-      </w:r>
-      <w:r>
-        <w:t xml:space="preserve"> </w:t>
-      </w:r>
-      <w:r>
-        <w:t xml:space="preserve">попытка завести для случая 4 отдельный, более сложный автомат-«регулятор</w:t>
-      </w:r>
-      <w:r>
-        <w:t xml:space="preserve"> </w:t>
-      </w:r>
-      <w:r>
-        <w:t xml:space="preserve">громкости» со своей памятью сразу увеличила итоговое произведение вдвое (с 9</w:t>
-      </w:r>
-      <w:r>
-        <w:t xml:space="preserve"> </w:t>
-      </w:r>
-      <w:r>
-        <w:t xml:space="preserve">до 18 состояний) – не из-за ошибки, а просто потому что у памятливого</w:t>
-      </w:r>
-      <w:r>
-        <w:t xml:space="preserve"> </w:t>
-      </w:r>
-      <w:r>
-        <w:t xml:space="preserve">вложенного автомата появляется собственное наблюдаемое состояние, которое</w:t>
-      </w:r>
-      <w:r>
-        <w:t xml:space="preserve"> </w:t>
-      </w:r>
-      <w:r>
-        <w:t xml:space="preserve">законно различает иначе одинаковые состояния родителя. Вариант без памяти,</w:t>
-      </w:r>
-      <w:r>
-        <w:t xml:space="preserve"> </w:t>
-      </w:r>
-      <w:r>
-        <w:t xml:space="preserve">показанный ниже, этого недостатка лишён:</w:t>
-      </w:r>
-      <w:r>
-        <w:t xml:space="preserve"> </w:t>
-      </w:r>
-      <m:oMath>
-        <m:sSub>
-          <m:e>
-            <m:r>
-              <m:t>A</m:t>
-            </m:r>
-          </m:e>
-          <m:sub>
-            <m:r>
-              <m:t>4</m:t>
-            </m:r>
-          </m:sub>
-        </m:sSub>
-      </m:oMath>
-      <w:r>
-        <w:t xml:space="preserve"> </w:t>
-      </w:r>
-      <w:r>
-        <w:t xml:space="preserve">как был, так и остался</w:t>
-      </w:r>
-      <w:r>
-        <w:t xml:space="preserve"> </w:t>
-      </w:r>
-      <w:r>
-        <w:t xml:space="preserve">единственным состоянием без памяти, и итоговое произведение не выросло</w:t>
-      </w:r>
-      <w:r>
-        <w:t xml:space="preserve"> </w:t>
-      </w:r>
-      <w:r>
-        <w:t xml:space="preserve">вообще (см. вывод).</w:t>
-      </w:r>
-    </w:p>
-    <w:bookmarkEnd w:id="21"/>
-    <w:bookmarkStart w:id="28" w:name="описание-подхода"/>
+    <w:bookmarkStart w:id="26" w:name="описание-подхода"/>
     <w:p>
       <w:pPr>
         <w:pStyle w:val="Heading1"/>
@@ -872,7 +692,7 @@
         <w:t xml:space="preserve">Описание подхода</w:t>
       </w:r>
     </w:p>
-    <w:bookmarkStart w:id="23" w:name="этапы-алгоритма-умножения"/>
+    <w:bookmarkStart w:id="21" w:name="этапы-алгоритма-умножения"/>
     <w:p>
       <w:pPr>
         <w:pStyle w:val="Heading2"/>
@@ -886,58 +706,52 @@
         <w:pStyle w:val="FirstParagraph"/>
       </w:pPr>
       <w:r>
-        <w:t xml:space="preserve">Алгоритм умножения пары автоматов состоит из следующих этапов; их состав не</w:t>
-      </w:r>
-      <w:r>
-        <w:t xml:space="preserve"> </w:t>
-      </w:r>
-      <w:r>
-        <w:t xml:space="preserve">менялся, доработки потребовали только некоторые внутренние проверки на</w:t>
-      </w:r>
-      <w:r>
-        <w:t xml:space="preserve"> </w:t>
-      </w:r>
-      <w:r>
-        <w:t xml:space="preserve">четвёртом и пятом этапах:</w:t>
+        <w:t xml:space="preserve">Алгоритм умножения пары автоматов, предложенный в предыдущей работе,</w:t>
+      </w:r>
+      <w:r>
+        <w:t xml:space="preserve"> </w:t>
+      </w:r>
+      <w:r>
+        <w:t xml:space="preserve">состоит из следующих этапов:</w:t>
       </w:r>
     </w:p>
     <w:p>
       <w:pPr>
         <w:numPr>
           <w:ilvl w:val="0"/>
-          <w:numId w:val="1001"/>
+          <w:numId w:val="1002"/>
         </w:numPr>
       </w:pPr>
       <w:r>
-        <w:t xml:space="preserve">Выбор пары автоматов для перемножения.</w:t>
+        <w:t xml:space="preserve">Выбор пары автоматов (для перемножения).</w:t>
       </w:r>
     </w:p>
     <w:p>
       <w:pPr>
         <w:numPr>
           <w:ilvl w:val="0"/>
-          <w:numId w:val="1001"/>
+          <w:numId w:val="1002"/>
         </w:numPr>
       </w:pPr>
       <w:r>
-        <w:t xml:space="preserve">Инициализация обхода: начальные состояния пары образуют начальное</w:t>
-      </w:r>
-      <w:r>
-        <w:t xml:space="preserve"> </w:t>
-      </w:r>
-      <w:r>
-        <w:t xml:space="preserve">состояние произведения.</w:t>
+        <w:t xml:space="preserve">Инициализация обхода (начальные состояния пары образуют начальное</w:t>
+      </w:r>
+      <w:r>
+        <w:t xml:space="preserve"> </w:t>
+      </w:r>
+      <w:r>
+        <w:t xml:space="preserve">состояние произведения).</w:t>
       </w:r>
     </w:p>
     <w:p>
       <w:pPr>
         <w:numPr>
           <w:ilvl w:val="0"/>
-          <w:numId w:val="1001"/>
+          <w:numId w:val="1002"/>
         </w:numPr>
       </w:pPr>
       <w:r>
-        <w:t xml:space="preserve">Итеративное построение множества вершин: для текущей пары состояний</w:t>
+        <w:t xml:space="preserve">Итеративное построение множества вершин (для текущей пары состояний</w:t>
       </w:r>
       <w:r>
         <w:t xml:space="preserve"> </w:t>
@@ -949,50 +763,41 @@
         <w:t xml:space="preserve"> </w:t>
       </w:r>
       <w:r>
-        <w:t xml:space="preserve">гварды</w:t>
-      </w:r>
-      <w:r>
-        <w:rPr>
-          <w:rStyle w:val="FootnoteReference"/>
-        </w:rPr>
-        <w:footnoteReference w:id="22"/>
-      </w:r>
-      <w:r>
-        <w:t xml:space="preserve">, и по совпадающим/относящимся друг к другу</w:t>
-      </w:r>
-      <w:r>
-        <w:t xml:space="preserve"> </w:t>
-      </w:r>
-      <w:r>
-        <w:t xml:space="preserve">событиям строятся новые состояния-произведения.</w:t>
+        <w:t xml:space="preserve">гварды, и по совпадающим/относящимся друг к другу событиям строятся</w:t>
+      </w:r>
+      <w:r>
+        <w:t xml:space="preserve"> </w:t>
+      </w:r>
+      <w:r>
+        <w:t xml:space="preserve">новые состояния-произведения).</w:t>
       </w:r>
     </w:p>
     <w:p>
       <w:pPr>
         <w:numPr>
           <w:ilvl w:val="0"/>
-          <w:numId w:val="1001"/>
+          <w:numId w:val="1002"/>
         </w:numPr>
       </w:pPr>
       <w:r>
-        <w:t xml:space="preserve">Формирование автомата-произведения из построенного множества вершин</w:t>
-      </w:r>
-      <w:r>
-        <w:t xml:space="preserve"> </w:t>
-      </w:r>
-      <w:r>
-        <w:t xml:space="preserve">и рёбер.</w:t>
+        <w:t xml:space="preserve">Формирование автомата-произведения (из построенного множества</w:t>
+      </w:r>
+      <w:r>
+        <w:t xml:space="preserve"> </w:t>
+      </w:r>
+      <w:r>
+        <w:t xml:space="preserve">вершин и рёбер).</w:t>
       </w:r>
     </w:p>
     <w:p>
       <w:pPr>
         <w:numPr>
           <w:ilvl w:val="0"/>
-          <w:numId w:val="1001"/>
+          <w:numId w:val="1002"/>
         </w:numPr>
       </w:pPr>
       <w:r>
-        <w:t xml:space="preserve">Валидация результата – автомат-произведение прогоняется рядом с</w:t>
+        <w:t xml:space="preserve">Валидация результата (автомат-произведение прогоняется рядом с</w:t>
       </w:r>
       <w:r>
         <w:t xml:space="preserve"> </w:t>
@@ -1004,34 +809,186 @@
         <w:t xml:space="preserve"> </w:t>
       </w:r>
       <w:r>
-        <w:t xml:space="preserve">сравниваются их выходы; любое расхождение означает ошибку умножения.</w:t>
+        <w:t xml:space="preserve">сравниваются их выходы; любое расхождение означает ошибку</w:t>
+      </w:r>
+      <w:r>
+        <w:t xml:space="preserve"> </w:t>
+      </w:r>
+      <w:r>
+        <w:t xml:space="preserve">умножения).</w:t>
       </w:r>
     </w:p>
     <w:p>
       <w:pPr>
         <w:numPr>
           <w:ilvl w:val="0"/>
-          <w:numId w:val="1001"/>
+          <w:numId w:val="1002"/>
         </w:numPr>
       </w:pPr>
       <w:r>
-        <w:t xml:space="preserve">Последовательное перемножение – для цепочки более чем из двух</w:t>
-      </w:r>
-      <w:r>
-        <w:t xml:space="preserve"> </w:t>
-      </w:r>
-      <w:r>
-        <w:t xml:space="preserve">автоматов результат каждого шага становится входом для следующего.</w:t>
+        <w:t xml:space="preserve">Последовательное перемножение системы автоматов (для цепочки из</w:t>
+      </w:r>
+      <w:r>
+        <w:t xml:space="preserve"> </w:t>
+      </w:r>
+      <w:r>
+        <w:t xml:space="preserve">более чем двух автоматов указанная последовательность</w:t>
+      </w:r>
+      <w:r>
+        <w:t xml:space="preserve"> </w:t>
+      </w:r>
+      <w:r>
+        <w:t xml:space="preserve">повторяется).</w:t>
       </w:r>
     </w:p>
-    <w:bookmarkEnd w:id="23"/>
-    <w:bookmarkStart w:id="24" w:name="Xea7406d4be019bcb0e257e2ff0a2b1eb1a536cf"/>
+    <w:p>
+      <w:pPr>
+        <w:pStyle w:val="FirstParagraph"/>
+      </w:pPr>
+      <w:r>
+        <w:t xml:space="preserve">Гвард (guard) – это условие на переходе автомата, разрешающее его</w:t>
+      </w:r>
+      <w:r>
+        <w:t xml:space="preserve"> </w:t>
+      </w:r>
+      <w:r>
+        <w:t xml:space="preserve">срабатывание только при выполнении этого условия, например, только если</w:t>
+      </w:r>
+      <w:r>
+        <w:t xml:space="preserve"> </w:t>
+      </w:r>
+      <w:r>
+        <w:t xml:space="preserve">некоторый другой автомат сейчас находится в определённом состоянии (так,</w:t>
+      </w:r>
+      <w:r>
+        <w:t xml:space="preserve"> </w:t>
+      </w:r>
+      <m:oMath>
+        <m:sSub>
+          <m:e>
+            <m:r>
+              <m:t>A</m:t>
+            </m:r>
+          </m:e>
+          <m:sub>
+            <m:r>
+              <m:t>3</m:t>
+            </m:r>
+          </m:sub>
+        </m:sSub>
+      </m:oMath>
+      <w:r>
+        <w:t xml:space="preserve"> </w:t>
+      </w:r>
+      <w:r>
+        <w:t xml:space="preserve">ниже проверяет внутреннее состояние</w:t>
+      </w:r>
+      <w:r>
+        <w:t xml:space="preserve"> </w:t>
+      </w:r>
+      <m:oMath>
+        <m:sSub>
+          <m:e>
+            <m:r>
+              <m:t>A</m:t>
+            </m:r>
+          </m:e>
+          <m:sub>
+            <m:r>
+              <m:t>2</m:t>
+            </m:r>
+          </m:sub>
+        </m:sSub>
+      </m:oMath>
+      <w:r>
+        <w:t xml:space="preserve"> </w:t>
+      </w:r>
+      <w:r>
+        <w:t xml:space="preserve">– опрашивает</w:t>
+      </w:r>
+      <w:r>
+        <w:t xml:space="preserve"> </w:t>
+      </w:r>
+      <w:r>
+        <w:rPr>
+          <w:rStyle w:val="VerbatimChar"/>
+        </w:rPr>
+        <w:t xml:space="preserve">y2=3</w:t>
+      </w:r>
+      <w:r>
+        <w:t xml:space="preserve">,</w:t>
+      </w:r>
+      <w:r>
+        <w:t xml:space="preserve"> </w:t>
+      </w:r>
+      <w:r>
+        <w:t xml:space="preserve">чтобы убедиться, что барабаны остановились в нужной комбинации, прежде чем</w:t>
+      </w:r>
+      <w:r>
+        <w:t xml:space="preserve"> </w:t>
+      </w:r>
+      <w:r>
+        <w:t xml:space="preserve">объявить джекпот; это и значит «один автомат опирается на внутреннее</w:t>
+      </w:r>
+      <w:r>
+        <w:t xml:space="preserve"> </w:t>
+      </w:r>
+      <w:r>
+        <w:t xml:space="preserve">состояние другого»).</w:t>
+      </w:r>
+    </w:p>
+    <w:p>
+      <w:pPr>
+        <w:pStyle w:val="BodyText"/>
+      </w:pPr>
+      <w:r>
+        <w:t xml:space="preserve">Состав этапов не меняется. Три ограничения из введения связаны с тем, как</w:t>
+      </w:r>
+      <w:r>
+        <w:t xml:space="preserve"> </w:t>
+      </w:r>
+      <w:r>
+        <w:t xml:space="preserve">именно выполняются этапы 3 и 4 – построение множества вершин произведения</w:t>
+      </w:r>
+      <w:r>
+        <w:t xml:space="preserve"> </w:t>
+      </w:r>
+      <w:r>
+        <w:t xml:space="preserve">и само его формирование: на этих двух этапах нужно проверить гварды,</w:t>
+      </w:r>
+      <w:r>
+        <w:t xml:space="preserve"> </w:t>
+      </w:r>
+      <w:r>
+        <w:t xml:space="preserve">ссылающиеся на вложенные автоматы, и определить, какие автоматы вложены в</w:t>
+      </w:r>
+      <w:r>
+        <w:t xml:space="preserve"> </w:t>
+      </w:r>
+      <w:r>
+        <w:t xml:space="preserve">каждую новую вершину произведения. Ниже описано, что именно в них</w:t>
+      </w:r>
+      <w:r>
+        <w:t xml:space="preserve"> </w:t>
+      </w:r>
+      <w:r>
+        <w:t xml:space="preserve">изменилось.</w:t>
+      </w:r>
+    </w:p>
+    <w:bookmarkEnd w:id="21"/>
+    <w:bookmarkStart w:id="22" w:name="X168b9d35c887186aebd95311392d3b0987a8fd5"/>
     <w:p>
       <w:pPr>
         <w:pStyle w:val="Heading2"/>
       </w:pPr>
       <w:r>
-        <w:t xml:space="preserve">Доработка 1: гварды переживают слияние (случай 2)</w:t>
+        <w:t xml:space="preserve">Доработка 1: гварды переживают слияние (снимает ограничения 1</w:t>
+      </w:r>
+      <w:r>
+        <w:t xml:space="preserve"> </w:t>
+      </w:r>
+      <w:r>
+        <w:t xml:space="preserve">и 2)</w:t>
       </w:r>
     </w:p>
     <w:p>
@@ -1150,23 +1107,173 @@
         <w:t xml:space="preserve"> </w:t>
       </w:r>
       <w:r>
-        <w:t xml:space="preserve">слияния. Эта доработка нужна для случая 2 (два автомата, вложенные в одно</w:t>
-      </w:r>
-      <w:r>
-        <w:t xml:space="preserve"> </w:t>
-      </w:r>
-      <w:r>
-        <w:t xml:space="preserve">состояние, где один опирается на состояние другого) и была сделана в</w:t>
-      </w:r>
-      <w:r>
-        <w:t xml:space="preserve"> </w:t>
-      </w:r>
-      <w:r>
-        <w:t xml:space="preserve">предыдущей версии статьи.</w:t>
+        <w:t xml:space="preserve">слияния.</w:t>
       </w:r>
     </w:p>
-    <w:bookmarkEnd w:id="24"/>
-    <w:bookmarkStart w:id="25" w:name="sec:fix2"/>
+    <w:p>
+      <w:pPr>
+        <w:pStyle w:val="BodyText"/>
+      </w:pPr>
+      <w:r>
+        <w:t xml:space="preserve">Доработка сразу делалась в общем виде, без ограничения на одну вершину или</w:t>
+      </w:r>
+      <w:r>
+        <w:t xml:space="preserve"> </w:t>
+      </w:r>
+      <w:r>
+        <w:t xml:space="preserve">на одну пару вложенных автоматов: отображение</w:t>
+      </w:r>
+      <w:r>
+        <w:t xml:space="preserve"> </w:t>
+      </w:r>
+      <w:r>
+        <w:rPr>
+          <w:rStyle w:val="VerbatimChar"/>
+        </w:rPr>
+        <w:t xml:space="preserve">native</w:t>
+      </w:r>
+      <w:r>
+        <w:t xml:space="preserve"> </w:t>
+      </w:r>
+      <w:r>
+        <w:t xml:space="preserve">– это</w:t>
+      </w:r>
+      <w:r>
+        <w:t xml:space="preserve"> </w:t>
+      </w:r>
+      <w:r>
+        <w:t xml:space="preserve">отображение из</w:t>
+      </w:r>
+      <w:r>
+        <w:t xml:space="preserve"> </w:t>
+      </w:r>
+      <w:r>
+        <w:rPr>
+          <w:iCs/>
+          <w:i/>
+        </w:rPr>
+        <w:t xml:space="preserve">множества</w:t>
+      </w:r>
+      <w:r>
+        <w:t xml:space="preserve"> </w:t>
+      </w:r>
+      <w:r>
+        <w:t xml:space="preserve">автоматов, а не пара «автомат-состояние»,</w:t>
+      </w:r>
+      <w:r>
+        <w:t xml:space="preserve"> </w:t>
+      </w:r>
+      <w:r>
+        <w:t xml:space="preserve">и строится оно одинаково независимо от того, сколько вершин произведения</w:t>
+      </w:r>
+      <w:r>
+        <w:t xml:space="preserve"> </w:t>
+      </w:r>
+      <w:r>
+        <w:t xml:space="preserve">содержат вложенные автоматы и сколько именно автоматов вложено в каждую из</w:t>
+      </w:r>
+      <w:r>
+        <w:t xml:space="preserve"> </w:t>
+      </w:r>
+      <w:r>
+        <w:t xml:space="preserve">них. Поэтому доработка 1 одновременно снимает оба первых ограничения:</w:t>
+      </w:r>
+      <w:r>
+        <w:t xml:space="preserve"> </w:t>
+      </w:r>
+      <w:r>
+        <w:t xml:space="preserve">несколько разных автоматов, вложенных в одну и ту же вершину (случай 2,</w:t>
+      </w:r>
+      <w:r>
+        <w:t xml:space="preserve"> </w:t>
+      </w:r>
+      <m:oMath>
+        <m:sSub>
+          <m:e>
+            <m:r>
+              <m:t>A</m:t>
+            </m:r>
+          </m:e>
+          <m:sub>
+            <m:r>
+              <m:t>2</m:t>
+            </m:r>
+          </m:sub>
+        </m:sSub>
+      </m:oMath>
+      <w:r>
+        <w:t xml:space="preserve"> </w:t>
+      </w:r>
+      <w:r>
+        <w:t xml:space="preserve">и</w:t>
+      </w:r>
+      <w:r>
+        <w:t xml:space="preserve"> </w:t>
+      </w:r>
+      <m:oMath>
+        <m:sSub>
+          <m:e>
+            <m:r>
+              <m:t>A</m:t>
+            </m:r>
+          </m:e>
+          <m:sub>
+            <m:r>
+              <m:t>3</m:t>
+            </m:r>
+          </m:sub>
+        </m:sSub>
+      </m:oMath>
+      <w:r>
+        <w:t xml:space="preserve"> </w:t>
+      </w:r>
+      <w:r>
+        <w:t xml:space="preserve">вместе в «Игра»), и один и тот же автомат, вложенный в</w:t>
+      </w:r>
+      <w:r>
+        <w:t xml:space="preserve"> </w:t>
+      </w:r>
+      <w:r>
+        <w:t xml:space="preserve">несколько разных вершин (случай 3,</w:t>
+      </w:r>
+      <w:r>
+        <w:t xml:space="preserve"> </w:t>
+      </w:r>
+      <m:oMath>
+        <m:sSub>
+          <m:e>
+            <m:r>
+              <m:t>A</m:t>
+            </m:r>
+          </m:e>
+          <m:sub>
+            <m:r>
+              <m:t>4</m:t>
+            </m:r>
+          </m:sub>
+        </m:sSub>
+      </m:oMath>
+      <w:r>
+        <w:t xml:space="preserve"> </w:t>
+      </w:r>
+      <w:r>
+        <w:t xml:space="preserve">вложен и в «Игра», и в «Выдача</w:t>
+      </w:r>
+      <w:r>
+        <w:t xml:space="preserve"> </w:t>
+      </w:r>
+      <w:r>
+        <w:t xml:space="preserve">жетона», и в «Выплата джекпота») – обрабатываются одним и тем же</w:t>
+      </w:r>
+      <w:r>
+        <w:t xml:space="preserve"> </w:t>
+      </w:r>
+      <w:r>
+        <w:t xml:space="preserve">механизмом, без каких-либо дополнительных частных случаев в коде.</w:t>
+      </w:r>
+    </w:p>
+    <w:bookmarkEnd w:id="22"/>
+    <w:bookmarkStart w:id="23" w:name="sec:fix2"/>
     <w:p>
       <w:pPr>
         <w:pStyle w:val="Heading2"/>
@@ -1178,7 +1285,7 @@
         <w:t xml:space="preserve"> </w:t>
       </w:r>
       <w:r>
-        <w:t xml:space="preserve">(случай 3+4)</w:t>
+        <w:t xml:space="preserve">(снимает ограничение 3)</w:t>
       </w:r>
     </w:p>
     <w:p>
@@ -1186,13 +1293,25 @@
         <w:pStyle w:val="FirstParagraph"/>
       </w:pPr>
       <w:r>
-        <w:t xml:space="preserve">Случаи 3 и 4 вместе вскрыли вторую, отдельную проблему. У составного</w:t>
-      </w:r>
-      <w:r>
-        <w:t xml:space="preserve"> </w:t>
-      </w:r>
-      <w:r>
-        <w:t xml:space="preserve">состояния произведения есть собственное поле</w:t>
+        <w:t xml:space="preserve">Третье ограничение – то, что вложенные автоматы мог содержать только один</w:t>
+      </w:r>
+      <w:r>
+        <w:t xml:space="preserve"> </w:t>
+      </w:r>
+      <w:r>
+        <w:t xml:space="preserve">из двух перемножаемых автоматов – всплыло только при реализации случая 4</w:t>
+      </w:r>
+      <w:r>
+        <w:t xml:space="preserve"> </w:t>
+      </w:r>
+      <w:r>
+        <w:t xml:space="preserve">(вложенность во вложенность). У составного состояния произведения есть</w:t>
+      </w:r>
+      <w:r>
+        <w:t xml:space="preserve"> </w:t>
+      </w:r>
+      <w:r>
+        <w:t xml:space="preserve">собственное поле</w:t>
       </w:r>
       <w:r>
         <w:t xml:space="preserve"> </w:t>
@@ -1207,25 +1326,25 @@
         <w:t xml:space="preserve"> </w:t>
       </w:r>
       <w:r>
-        <w:t xml:space="preserve">–</w:t>
-      </w:r>
-      <w:r>
-        <w:t xml:space="preserve"> </w:t>
-      </w:r>
-      <w:r>
-        <w:t xml:space="preserve">список автоматов, вложенных именно в это состояние; им пользуется</w:t>
-      </w:r>
-      <w:r>
-        <w:t xml:space="preserve"> </w:t>
-      </w:r>
-      <w:r>
-        <w:t xml:space="preserve">следующий шаг умножения, чтобы понять, какие вложенные автоматы вообще</w:t>
-      </w:r>
-      <w:r>
-        <w:t xml:space="preserve"> </w:t>
-      </w:r>
-      <w:r>
-        <w:t xml:space="preserve">нужно учитывать. Раньше это поле считалось простым объединением</w:t>
+        <w:t xml:space="preserve">– список автоматов, вложенных</w:t>
+      </w:r>
+      <w:r>
+        <w:t xml:space="preserve"> </w:t>
+      </w:r>
+      <w:r>
+        <w:t xml:space="preserve">именно в это состояние; им пользуется следующий шаг умножения, чтобы</w:t>
+      </w:r>
+      <w:r>
+        <w:t xml:space="preserve"> </w:t>
+      </w:r>
+      <w:r>
+        <w:t xml:space="preserve">понять, какие вложенные автоматы вообще нужно учитывать. Раньше это поле</w:t>
+      </w:r>
+      <w:r>
+        <w:t xml:space="preserve"> </w:t>
+      </w:r>
+      <w:r>
+        <w:t xml:space="preserve">считалось простым объединением</w:t>
       </w:r>
       <w:r>
         <w:t xml:space="preserve"> </w:t>
@@ -1240,13 +1359,39 @@
         <w:t xml:space="preserve"> </w:t>
       </w:r>
       <w:r>
-        <w:t xml:space="preserve">обоих перемножаемых операндов – без всякого условия.</w:t>
-      </w:r>
-      <w:r>
-        <w:t xml:space="preserve"> </w:t>
-      </w:r>
-      <w:r>
-        <w:t xml:space="preserve">Для вложенности глубиной в один уровень это было не важно:</w:t>
+        <w:t xml:space="preserve">обоих перемножаемых</w:t>
+      </w:r>
+      <w:r>
+        <w:t xml:space="preserve"> </w:t>
+      </w:r>
+      <w:r>
+        <w:t xml:space="preserve">операндов – без всякого условия. Пока только ОДИН из операндов (растущее</w:t>
+      </w:r>
+      <w:r>
+        <w:t xml:space="preserve"> </w:t>
+      </w:r>
+      <w:r>
+        <w:t xml:space="preserve">произведение, несущее декларации автомата</w:t>
+      </w:r>
+      <w:r>
+        <w:t xml:space="preserve"> </w:t>
+      </w:r>
+      <m:oMath>
+        <m:sSub>
+          <m:e>
+            <m:r>
+              <m:t>A</m:t>
+            </m:r>
+          </m:e>
+          <m:sub>
+            <m:r>
+              <m:t>0</m:t>
+            </m:r>
+          </m:sub>
+        </m:sSub>
+      </m:oMath>
+      <w:r>
+        <w:t xml:space="preserve">) мог иметь непустой</w:t>
       </w:r>
       <w:r>
         <w:t xml:space="preserve"> </w:t>
@@ -1258,36 +1403,19 @@
         <w:t xml:space="preserve">nestedFsmIds</w:t>
       </w:r>
       <w:r>
-        <w:t xml:space="preserve"> </w:t>
-      </w:r>
-      <w:r>
-        <w:t xml:space="preserve">самого вложенного автомата (например,</w:t>
-      </w:r>
-      <w:r>
-        <w:t xml:space="preserve"> </w:t>
-      </w:r>
-      <m:oMath>
-        <m:sSub>
-          <m:e>
-            <m:r>
-              <m:t>A</m:t>
-            </m:r>
-          </m:e>
-          <m:sub>
-            <m:r>
-              <m:t>2</m:t>
-            </m:r>
-          </m:sub>
-        </m:sSub>
-      </m:oMath>
-      <w:r>
-        <w:t xml:space="preserve">) всегда был пуст, он ничего</w:t>
-      </w:r>
-      <w:r>
-        <w:t xml:space="preserve"> </w:t>
-      </w:r>
-      <w:r>
-        <w:t xml:space="preserve">нового не привносил.</w:t>
+        <w:t xml:space="preserve">, а второй (очередной присоединяемый атомарный</w:t>
+      </w:r>
+      <w:r>
+        <w:t xml:space="preserve"> </w:t>
+      </w:r>
+      <w:r>
+        <w:t xml:space="preserve">автомат) был в этом смысле «пустым», безусловное объединение было</w:t>
+      </w:r>
+      <w:r>
+        <w:t xml:space="preserve"> </w:t>
+      </w:r>
+      <w:r>
+        <w:t xml:space="preserve">безопасным – оно и работало просто потому, что добавлять было нечего.</w:t>
       </w:r>
     </w:p>
     <w:p>
@@ -1295,7 +1423,7 @@
         <w:pStyle w:val="BodyText"/>
       </w:pPr>
       <w:r>
-        <w:t xml:space="preserve">Но как только у вложенного автомата появляется собственное поле</w:t>
+        <w:t xml:space="preserve">Но как только присоединяемый автомат САМ оказывается с непустым</w:t>
       </w:r>
       <w:r>
         <w:t xml:space="preserve"> </w:t>
@@ -1473,13 +1601,13 @@
         <w:t xml:space="preserve"> </w:t>
       </w:r>
       <w:r>
-        <w:t xml:space="preserve">действительно в «Выплата джекпота».</w:t>
-      </w:r>
-      <w:r>
-        <w:t xml:space="preserve"> </w:t>
-      </w:r>
-      <w:r>
-        <w:t xml:space="preserve">На практике это означало:</w:t>
+        <w:t xml:space="preserve">действительно в «Выплата</w:t>
+      </w:r>
+      <w:r>
+        <w:t xml:space="preserve"> </w:t>
+      </w:r>
+      <w:r>
+        <w:t xml:space="preserve">джекпота». На практике это означало:</w:t>
       </w:r>
       <w:r>
         <w:t xml:space="preserve"> </w:t>
@@ -1531,74 +1659,7 @@
         <w:t xml:space="preserve"> </w:t>
       </w:r>
       <w:r>
-        <w:t xml:space="preserve">вложен. Пока ни у одного вложенного автомата не было собственного</w:t>
-      </w:r>
-      <w:r>
-        <w:t xml:space="preserve"> </w:t>
-      </w:r>
-      <w:r>
-        <w:rPr>
-          <w:rStyle w:val="VerbatimChar"/>
-        </w:rPr>
-        <w:t xml:space="preserve">nestedFsmIds</w:t>
-      </w:r>
-      <w:r>
-        <w:t xml:space="preserve"> </w:t>
-      </w:r>
-      <w:r>
-        <w:t xml:space="preserve">(как в предыдущей версии статьи), эта ошибка была</w:t>
-      </w:r>
-      <w:r>
-        <w:t xml:space="preserve"> </w:t>
-      </w:r>
-      <w:r>
-        <w:t xml:space="preserve">незаметна – взяться второму уровню вложенности было неоткуда. Случай 4</w:t>
-      </w:r>
-      <w:r>
-        <w:t xml:space="preserve"> </w:t>
-      </w:r>
-      <w:r>
-        <w:t xml:space="preserve">(</w:t>
-      </w:r>
-      <m:oMath>
-        <m:sSub>
-          <m:e>
-            <m:r>
-              <m:t>A</m:t>
-            </m:r>
-          </m:e>
-          <m:sub>
-            <m:r>
-              <m:t>3</m:t>
-            </m:r>
-          </m:sub>
-        </m:sSub>
-      </m:oMath>
-      <w:r>
-        <w:t xml:space="preserve"> </w:t>
-      </w:r>
-      <w:r>
-        <w:t xml:space="preserve">вкладывает</w:t>
-      </w:r>
-      <w:r>
-        <w:t xml:space="preserve"> </w:t>
-      </w:r>
-      <m:oMath>
-        <m:sSub>
-          <m:e>
-            <m:r>
-              <m:t>A</m:t>
-            </m:r>
-          </m:e>
-          <m:sub>
-            <m:r>
-              <m:t>4</m:t>
-            </m:r>
-          </m:sub>
-        </m:sSub>
-      </m:oMath>
-      <w:r>
-        <w:t xml:space="preserve">) сделал её актуальной и обнажил проблему.</w:t>
+        <w:t xml:space="preserve">вложен.</w:t>
       </w:r>
     </w:p>
     <w:p>
@@ -1692,11 +1753,23 @@
         <w:t xml:space="preserve"> </w:t>
       </w:r>
       <w:r>
-        <w:t xml:space="preserve">включается безусловно.</w:t>
+        <w:t xml:space="preserve">включается безусловно. Это снимает третье ограничение в общем виде: теперь</w:t>
+      </w:r>
+      <w:r>
+        <w:t xml:space="preserve"> </w:t>
+      </w:r>
+      <w:r>
+        <w:t xml:space="preserve">оба перемножаемых автомата могут одновременно нести декларации вложенности,</w:t>
+      </w:r>
+      <w:r>
+        <w:t xml:space="preserve"> </w:t>
+      </w:r>
+      <w:r>
+        <w:t xml:space="preserve">независимо от того, в какую сторону эта вложенность направлена.</w:t>
       </w:r>
     </w:p>
-    <w:bookmarkEnd w:id="25"/>
-    <w:bookmarkStart w:id="27" w:name="X1dce12c65e94648876a91f9c2e318a5e6cfcb28"/>
+    <w:bookmarkEnd w:id="23"/>
+    <w:bookmarkStart w:id="25" w:name="X1dce12c65e94648876a91f9c2e318a5e6cfcb28"/>
     <w:p>
       <w:pPr>
         <w:pStyle w:val="Heading2"/>
@@ -1836,19 +1909,19 @@
         <w:t xml:space="preserve"> </w:t>
       </w:r>
       <w:r>
-        <w:t xml:space="preserve">как независимо достижимое «из ниоткуда», а не как relay на конкретного,</w:t>
-      </w:r>
-      <w:r>
-        <w:t xml:space="preserve"> </w:t>
-      </w:r>
-      <w:r>
-        <w:t xml:space="preserve">ещё не умноженного адресата. (Ровно поэтому же, кстати, доработка 2 вообще</w:t>
-      </w:r>
-      <w:r>
-        <w:t xml:space="preserve"> </w:t>
-      </w:r>
-      <w:r>
-        <w:t xml:space="preserve">потребовалась именно для случая 4, а не раньше.)</w:t>
+        <w:t xml:space="preserve">как независимо достижимое «из ниоткуда», а не как сигнал, на который</w:t>
+      </w:r>
+      <w:r>
+        <w:t xml:space="preserve"> </w:t>
+      </w:r>
+      <w:r>
+        <w:t xml:space="preserve">реагирует конкретный, ещё не умноженный вложенный автомат; именно это и</w:t>
+      </w:r>
+      <w:r>
+        <w:t xml:space="preserve"> </w:t>
+      </w:r>
+      <w:r>
+        <w:t xml:space="preserve">вскрывает доработка 2.</w:t>
       </w:r>
     </w:p>
     <w:p>
@@ -1856,14 +1929,77 @@
         <w:pStyle w:val="BodyText"/>
       </w:pPr>
       <w:r>
-        <w:t xml:space="preserve">Из этого следует менее очевидное ограничение: релей от родителя к вложенному</w:t>
-      </w:r>
-      <w:r>
-        <w:t xml:space="preserve"> </w:t>
-      </w:r>
-      <w:r>
-        <w:t xml:space="preserve">автомату, умножаемому последним, не должен приходиться на событие, которое</w:t>
-      </w:r>
+        <w:t xml:space="preserve">Второе наблюдение касается не порядка умножения, а того, на какое именно</w:t>
+      </w:r>
+      <w:r>
+        <w:t xml:space="preserve"> </w:t>
+      </w:r>
+      <w:r>
+        <w:t xml:space="preserve">событие может реагировать вложенный автомат.</w:t>
+      </w:r>
+      <w:r>
+        <w:t xml:space="preserve"> </w:t>
+      </w:r>
+      <m:oMath>
+        <m:sSub>
+          <m:e>
+            <m:r>
+              <m:t>A</m:t>
+            </m:r>
+          </m:e>
+          <m:sub>
+            <m:r>
+              <m:t>4</m:t>
+            </m:r>
+          </m:sub>
+        </m:sSub>
+      </m:oMath>
+      <w:r>
+        <w:t xml:space="preserve"> </w:t>
+      </w:r>
+      <w:r>
+        <w:t xml:space="preserve">вложен в состояние</w:t>
+      </w:r>
+      <w:r>
+        <w:t xml:space="preserve"> </w:t>
+      </w:r>
+      <m:oMath>
+        <m:sSub>
+          <m:e>
+            <m:r>
+              <m:t>A</m:t>
+            </m:r>
+          </m:e>
+          <m:sub>
+            <m:r>
+              <m:t>3</m:t>
+            </m:r>
+          </m:sub>
+        </m:sSub>
+      </m:oMath>
+      <w:r>
+        <w:t xml:space="preserve"> </w:t>
+      </w:r>
+      <w:r>
+        <w:t xml:space="preserve">«Выплата джекпота» – но переход, которым</w:t>
+      </w:r>
+      <w:r>
+        <w:t xml:space="preserve"> </w:t>
+      </w:r>
+      <m:oMath>
+        <m:sSub>
+          <m:e>
+            <m:r>
+              <m:t>A</m:t>
+            </m:r>
+          </m:e>
+          <m:sub>
+            <m:r>
+              <m:t>3</m:t>
+            </m:r>
+          </m:sub>
+        </m:sSub>
+      </m:oMath>
       <w:r>
         <w:t xml:space="preserve"> </w:t>
       </w:r>
@@ -1872,19 +2008,19 @@
           <w:iCs/>
           <w:i/>
         </w:rPr>
-        <w:t xml:space="preserve">одновременно</w:t>
-      </w:r>
-      <w:r>
-        <w:t xml:space="preserve"> </w:t>
-      </w:r>
-      <w:r>
-        <w:t xml:space="preserve">обрабатывает ещё и другой, независимо вложенный сосед.</w:t>
-      </w:r>
-      <w:r>
-        <w:t xml:space="preserve"> </w:t>
-      </w:r>
-      <w:r>
-        <w:t xml:space="preserve">В этой модели</w:t>
+        <w:t xml:space="preserve">входит</w:t>
+      </w:r>
+      <w:r>
+        <w:t xml:space="preserve"> </w:t>
+      </w:r>
+      <w:r>
+        <w:t xml:space="preserve">в это</w:t>
+      </w:r>
+      <w:r>
+        <w:t xml:space="preserve"> </w:t>
+      </w:r>
+      <w:r>
+        <w:t xml:space="preserve">состояние (из «Накопление» по объявлению выигрыша), ещё не делает</w:t>
       </w:r>
       <w:r>
         <w:t xml:space="preserve"> </w:t>
@@ -1898,7 +2034,7 @@
           </m:e>
           <m:sub>
             <m:r>
-              <m:t>3</m:t>
+              <m:t>4</m:t>
             </m:r>
           </m:sub>
         </m:sSub>
@@ -1907,7 +2043,7 @@
         <w:t xml:space="preserve"> </w:t>
       </w:r>
       <w:r>
-        <w:t xml:space="preserve">и</w:t>
+        <w:t xml:space="preserve">вложенным: в момент прихода этого события</w:t>
       </w:r>
       <w:r>
         <w:t xml:space="preserve"> </w:t>
@@ -1921,7 +2057,7 @@
           </m:e>
           <m:sub>
             <m:r>
-              <m:t>2</m:t>
+              <m:t>3</m:t>
             </m:r>
           </m:sub>
         </m:sSub>
@@ -1930,25 +2066,25 @@
         <w:t xml:space="preserve"> </w:t>
       </w:r>
       <w:r>
-        <w:t xml:space="preserve">оба вложены в «Игра» и оба реагируют на один и</w:t>
-      </w:r>
-      <w:r>
-        <w:t xml:space="preserve"> </w:t>
-      </w:r>
-      <w:r>
-        <w:t xml:space="preserve">тот же</w:t>
-      </w:r>
-      <w:r>
-        <w:t xml:space="preserve"> </w:t>
-      </w:r>
-      <w:r>
-        <w:rPr>
-          <w:rStyle w:val="VerbatimChar"/>
-        </w:rPr>
-        <w:t xml:space="preserve">e05</w:t>
-      </w:r>
-      <w:r>
-        <w:t xml:space="preserve">; если relay в</w:t>
+        <w:t xml:space="preserve">всё ещё в «Накоплении».</w:t>
+      </w:r>
+      <w:r>
+        <w:t xml:space="preserve"> </w:t>
+      </w:r>
+      <w:r>
+        <w:t xml:space="preserve">Вложенный автомат реагирует на событие, только уже находясь в состоянии,</w:t>
+      </w:r>
+      <w:r>
+        <w:t xml:space="preserve"> </w:t>
+      </w:r>
+      <w:r>
+        <w:t xml:space="preserve">где он вложен, а не на переходе, которым родитель в это состояние только</w:t>
+      </w:r>
+      <w:r>
+        <w:t xml:space="preserve"> </w:t>
+      </w:r>
+      <w:r>
+        <w:t xml:space="preserve">входит – то же самое ограничение, по которому, например,</w:t>
       </w:r>
       <w:r>
         <w:t xml:space="preserve"> </w:t>
@@ -1962,7 +2098,7 @@
           </m:e>
           <m:sub>
             <m:r>
-              <m:t>4</m:t>
+              <m:t>2</m:t>
             </m:r>
           </m:sub>
         </m:sSub>
@@ -1971,35 +2107,13 @@
         <w:t xml:space="preserve"> </w:t>
       </w:r>
       <w:r>
-        <w:t xml:space="preserve">повесить на этот же</w:t>
-      </w:r>
-      <w:r>
-        <w:t xml:space="preserve"> </w:t>
-      </w:r>
-      <w:r>
-        <w:rPr>
-          <w:rStyle w:val="VerbatimChar"/>
-        </w:rPr>
-        <w:t xml:space="preserve">e05</w:t>
-      </w:r>
-      <w:r>
-        <w:t xml:space="preserve"> </w:t>
-      </w:r>
-      <w:r>
-        <w:t xml:space="preserve">(естественное место – объявление выигрыша), он доставляется, но</w:t>
-      </w:r>
-      <w:r>
-        <w:t xml:space="preserve"> </w:t>
-      </w:r>
-      <w:r>
-        <w:rPr>
-          <w:iCs/>
-          <w:i/>
-        </w:rPr>
-        <w:t xml:space="preserve">позже</w:t>
-      </w:r>
-      <w:r>
-        <w:t xml:space="preserve">, чем выходы</w:t>
+        <w:t xml:space="preserve">не может</w:t>
+      </w:r>
+      <w:r>
+        <w:t xml:space="preserve"> </w:t>
+      </w:r>
+      <w:r>
+        <w:t xml:space="preserve">среагировать на сам переход</w:t>
       </w:r>
       <w:r>
         <w:t xml:space="preserve"> </w:t>
@@ -2013,7 +2127,7 @@
           </m:e>
           <m:sub>
             <m:r>
-              <m:t>2</m:t>
+              <m:t>0</m:t>
             </m:r>
           </m:sub>
         </m:sSub>
@@ -2022,7 +2136,13 @@
         <w:t xml:space="preserve"> </w:t>
       </w:r>
       <w:r>
-        <w:t xml:space="preserve">и</w:t>
+        <w:t xml:space="preserve">в «Игра», только на последующие события,</w:t>
+      </w:r>
+      <w:r>
+        <w:t xml:space="preserve"> </w:t>
+      </w:r>
+      <w:r>
+        <w:t xml:space="preserve">пока</w:t>
       </w:r>
       <w:r>
         <w:t xml:space="preserve"> </w:t>
@@ -2036,7 +2156,7 @@
           </m:e>
           <m:sub>
             <m:r>
-              <m:t>3</m:t>
+              <m:t>0</m:t>
             </m:r>
           </m:sub>
         </m:sSub>
@@ -2045,19 +2165,7 @@
         <w:t xml:space="preserve"> </w:t>
       </w:r>
       <w:r>
-        <w:t xml:space="preserve">успевают «запечься» в составной</w:t>
-      </w:r>
-      <w:r>
-        <w:t xml:space="preserve"> </w:t>
-      </w:r>
-      <w:r>
-        <w:t xml:space="preserve">переход – и попадает в конец списка выходов вместо места сразу после</w:t>
-      </w:r>
-      <w:r>
-        <w:t xml:space="preserve"> </w:t>
-      </w:r>
-      <w:r>
-        <w:t xml:space="preserve">выхода</w:t>
+        <w:t xml:space="preserve">уже там. Поэтому туш джекпота у</w:t>
       </w:r>
       <w:r>
         <w:t xml:space="preserve"> </w:t>
@@ -2071,25 +2179,57 @@
           </m:e>
           <m:sub>
             <m:r>
-              <m:t>3</m:t>
+              <m:t>4</m:t>
             </m:r>
           </m:sub>
         </m:sSub>
       </m:oMath>
       <w:r>
-        <w:t xml:space="preserve">, как у независимо работающих автоматов. Формально это уже не</w:t>
-      </w:r>
-      <w:r>
-        <w:t xml:space="preserve"> </w:t>
-      </w:r>
-      <w:r>
-        <w:t xml:space="preserve">то же самое поведение. Решение: повесить relay не на объявление выигрыша,</w:t>
-      </w:r>
-      <w:r>
-        <w:t xml:space="preserve"> </w:t>
-      </w:r>
-      <w:r>
-        <w:t xml:space="preserve">а на завершение выплаты (</w:t>
+        <w:t xml:space="preserve"> </w:t>
+      </w:r>
+      <w:r>
+        <w:t xml:space="preserve">звучит не в момент</w:t>
+      </w:r>
+      <w:r>
+        <w:t xml:space="preserve"> </w:t>
+      </w:r>
+      <w:r>
+        <w:t xml:space="preserve">объявления выигрыша, а на следующем событии, которое</w:t>
+      </w:r>
+      <w:r>
+        <w:t xml:space="preserve"> </w:t>
+      </w:r>
+      <m:oMath>
+        <m:sSub>
+          <m:e>
+            <m:r>
+              <m:t>A</m:t>
+            </m:r>
+          </m:e>
+          <m:sub>
+            <m:r>
+              <m:t>3</m:t>
+            </m:r>
+          </m:sub>
+        </m:sSub>
+      </m:oMath>
+      <w:r>
+        <w:t xml:space="preserve"> </w:t>
+      </w:r>
+      <w:r>
+        <w:t xml:space="preserve">обрабатывает уже</w:t>
+      </w:r>
+      <w:r>
+        <w:t xml:space="preserve"> </w:t>
+      </w:r>
+      <w:r>
+        <w:t xml:space="preserve">находясь в «Выплата джекпота» – на переходе обратно в «Накопление»</w:t>
+      </w:r>
+      <w:r>
+        <w:t xml:space="preserve"> </w:t>
+      </w:r>
+      <w:r>
+        <w:t xml:space="preserve">(</w:t>
       </w:r>
       <w:r>
         <w:rPr>
@@ -2098,25 +2238,7 @@
         <w:t xml:space="preserve">e33</w:t>
       </w:r>
       <w:r>
-        <w:t xml:space="preserve">) – событие, которое никто больше</w:t>
-      </w:r>
-      <w:r>
-        <w:t xml:space="preserve"> </w:t>
-      </w:r>
-      <w:r>
-        <w:t xml:space="preserve">одновременно не обрабатывает, так что для места в списке выходов конкурировать</w:t>
-      </w:r>
-      <w:r>
-        <w:t xml:space="preserve"> </w:t>
-      </w:r>
-      <w:r>
-        <w:t xml:space="preserve">не с кем. Семантически чуть менее интуитивно (туш джекпота звучит по</w:t>
-      </w:r>
-      <w:r>
-        <w:t xml:space="preserve"> </w:t>
-      </w:r>
-      <w:r>
-        <w:t xml:space="preserve">окончании выплаты, а не в момент объявления выигрыша), зато без гонки.</w:t>
+        <w:t xml:space="preserve">, выплата завершена).</w:t>
       </w:r>
     </w:p>
     <w:p>
@@ -2129,7 +2251,7 @@
       <w:r>
         <w:t xml:space="preserve"> </w:t>
       </w:r>
-      <w:hyperlink r:id="rId26">
+      <w:hyperlink r:id="rId24">
         <w:r>
           <w:rPr>
             <w:rStyle w:val="VerbatimChar"/>
@@ -2165,9 +2287,9 @@
         <w:t xml:space="preserve">).</w:t>
       </w:r>
     </w:p>
-    <w:bookmarkEnd w:id="27"/>
-    <w:bookmarkEnd w:id="28"/>
-    <w:bookmarkStart w:id="49" w:name="дополненная-система-конечных-автоматов"/>
+    <w:bookmarkEnd w:id="25"/>
+    <w:bookmarkEnd w:id="26"/>
+    <w:bookmarkStart w:id="47" w:name="дополненная-система-конечных-автоматов"/>
     <w:p>
       <w:pPr>
         <w:pStyle w:val="Heading1"/>
@@ -2268,7 +2390,7 @@
         <w:t xml:space="preserve">автомата.</w:t>
       </w:r>
     </w:p>
-    <w:bookmarkStart w:id="32" w:name="автомат-1.-игровая-машина-a_0"/>
+    <w:bookmarkStart w:id="30" w:name="автомат-1.-игровая-машина-a_0"/>
     <w:p>
       <w:pPr>
         <w:pStyle w:val="Heading2"/>
@@ -2301,20 +2423,20 @@
       <w:r>
         <w:drawing>
           <wp:inline>
-            <wp:extent cx="5334000" cy="4499250"/>
+            <wp:extent cx="5334000" cy="4771647"/>
             <wp:effectExtent b="0" l="0" r="0" t="0"/>
-            <wp:docPr descr="" title="" id="30" name="Picture"/>
+            <wp:docPr descr="" title="" id="28" name="Picture"/>
             <a:graphic>
               <a:graphicData uri="http://schemas.openxmlformats.org/drawingml/2006/picture">
                 <pic:pic>
                   <pic:nvPicPr>
-                    <pic:cNvPr descr="puml/a0.png" id="31" name="Picture"/>
+                    <pic:cNvPr descr="puml/a0.png" id="29" name="Picture"/>
                     <pic:cNvPicPr>
                       <a:picLocks noChangeArrowheads="1" noChangeAspect="1"/>
                     </pic:cNvPicPr>
                   </pic:nvPicPr>
                   <pic:blipFill>
-                    <a:blip r:embed="rId29"/>
+                    <a:blip r:embed="rId27"/>
                     <a:stretch>
                       <a:fillRect/>
                     </a:stretch>
@@ -2322,7 +2444,7 @@
                   <pic:spPr bwMode="auto">
                     <a:xfrm>
                       <a:off x="0" y="0"/>
-                      <a:ext cx="5334000" cy="4499250"/>
+                      <a:ext cx="5334000" cy="4771647"/>
                     </a:xfrm>
                     <a:prstGeom prst="rect">
                       <a:avLst/>
@@ -3921,8 +4043,8 @@
         </w:tc>
       </w:tr>
     </w:tbl>
-    <w:bookmarkEnd w:id="32"/>
-    <w:bookmarkStart w:id="36" w:name="автомат-2.-монетоприемник-a_1"/>
+    <w:bookmarkEnd w:id="30"/>
+    <w:bookmarkStart w:id="34" w:name="автомат-2.-монетоприемник-a_1"/>
     <w:p>
       <w:pPr>
         <w:pStyle w:val="Heading2"/>
@@ -3955,20 +4077,20 @@
       <w:r>
         <w:drawing>
           <wp:inline>
-            <wp:extent cx="5334000" cy="3221594"/>
+            <wp:extent cx="5334000" cy="3291345"/>
             <wp:effectExtent b="0" l="0" r="0" t="0"/>
-            <wp:docPr descr="" title="" id="34" name="Picture"/>
+            <wp:docPr descr="" title="" id="32" name="Picture"/>
             <a:graphic>
               <a:graphicData uri="http://schemas.openxmlformats.org/drawingml/2006/picture">
                 <pic:pic>
                   <pic:nvPicPr>
-                    <pic:cNvPr descr="puml/a1.png" id="35" name="Picture"/>
+                    <pic:cNvPr descr="puml/a1.png" id="33" name="Picture"/>
                     <pic:cNvPicPr>
                       <a:picLocks noChangeArrowheads="1" noChangeAspect="1"/>
                     </pic:cNvPicPr>
                   </pic:nvPicPr>
                   <pic:blipFill>
-                    <a:blip r:embed="rId33"/>
+                    <a:blip r:embed="rId31"/>
                     <a:stretch>
                       <a:fillRect/>
                     </a:stretch>
@@ -3976,7 +4098,7 @@
                   <pic:spPr bwMode="auto">
                     <a:xfrm>
                       <a:off x="0" y="0"/>
-                      <a:ext cx="5334000" cy="3221594"/>
+                      <a:ext cx="5334000" cy="3291345"/>
                     </a:xfrm>
                     <a:prstGeom prst="rect">
                       <a:avLst/>
@@ -4941,8 +5063,8 @@
         </w:tc>
       </w:tr>
     </w:tbl>
-    <w:bookmarkEnd w:id="36"/>
-    <w:bookmarkStart w:id="40" w:name="автомат-3.-игровые-барабаны-a_2"/>
+    <w:bookmarkEnd w:id="34"/>
+    <w:bookmarkStart w:id="38" w:name="автомат-3.-игровые-барабаны-a_2"/>
     <w:p>
       <w:pPr>
         <w:pStyle w:val="Heading2"/>
@@ -4975,20 +5097,20 @@
       <w:r>
         <w:drawing>
           <wp:inline>
-            <wp:extent cx="2879999" cy="3806167"/>
+            <wp:extent cx="2879999" cy="3839999"/>
             <wp:effectExtent b="0" l="0" r="0" t="0"/>
-            <wp:docPr descr="" title="" id="38" name="Picture"/>
+            <wp:docPr descr="" title="" id="36" name="Picture"/>
             <a:graphic>
               <a:graphicData uri="http://schemas.openxmlformats.org/drawingml/2006/picture">
                 <pic:pic>
                   <pic:nvPicPr>
-                    <pic:cNvPr descr="puml/a2.png" id="39" name="Picture"/>
+                    <pic:cNvPr descr="puml/a2.png" id="37" name="Picture"/>
                     <pic:cNvPicPr>
                       <a:picLocks noChangeArrowheads="1" noChangeAspect="1"/>
                     </pic:cNvPicPr>
                   </pic:nvPicPr>
                   <pic:blipFill>
-                    <a:blip r:embed="rId37"/>
+                    <a:blip r:embed="rId35"/>
                     <a:stretch>
                       <a:fillRect/>
                     </a:stretch>
@@ -4996,7 +5118,7 @@
                   <pic:spPr bwMode="auto">
                     <a:xfrm>
                       <a:off x="0" y="0"/>
-                      <a:ext cx="2879999" cy="3806167"/>
+                      <a:ext cx="2879999" cy="3839999"/>
                     </a:xfrm>
                     <a:prstGeom prst="rect">
                       <a:avLst/>
@@ -5749,8 +5871,8 @@
         </w:tc>
       </w:tr>
     </w:tbl>
-    <w:bookmarkEnd w:id="40"/>
-    <w:bookmarkStart w:id="44" w:name="автомат-4.-джекпот-счётчик-a_3-случай-4"/>
+    <w:bookmarkEnd w:id="38"/>
+    <w:bookmarkStart w:id="42" w:name="автомат-4.-джекпот-счётчик-a_3-случай-4"/>
     <w:p>
       <w:pPr>
         <w:pStyle w:val="Heading2"/>
@@ -5783,20 +5905,20 @@
       <w:r>
         <w:drawing>
           <wp:inline>
-            <wp:extent cx="2699999" cy="2544604"/>
+            <wp:extent cx="2699999" cy="2741860"/>
             <wp:effectExtent b="0" l="0" r="0" t="0"/>
-            <wp:docPr descr="" title="" id="42" name="Picture"/>
+            <wp:docPr descr="" title="" id="40" name="Picture"/>
             <a:graphic>
               <a:graphicData uri="http://schemas.openxmlformats.org/drawingml/2006/picture">
                 <pic:pic>
                   <pic:nvPicPr>
-                    <pic:cNvPr descr="puml/a3.png" id="43" name="Picture"/>
+                    <pic:cNvPr descr="puml/a3.png" id="41" name="Picture"/>
                     <pic:cNvPicPr>
                       <a:picLocks noChangeArrowheads="1" noChangeAspect="1"/>
                     </pic:cNvPicPr>
                   </pic:nvPicPr>
                   <pic:blipFill>
-                    <a:blip r:embed="rId41"/>
+                    <a:blip r:embed="rId39"/>
                     <a:stretch>
                       <a:fillRect/>
                     </a:stretch>
@@ -5804,7 +5926,7 @@
                   <pic:spPr bwMode="auto">
                     <a:xfrm>
                       <a:off x="0" y="0"/>
-                      <a:ext cx="2699999" cy="2544604"/>
+                      <a:ext cx="2699999" cy="2741860"/>
                     </a:xfrm>
                     <a:prstGeom prst="rect">
                       <a:avLst/>
@@ -6186,19 +6308,19 @@
               <w:rPr>
                 <w:rStyle w:val="VerbatimChar"/>
               </w:rPr>
-              <w:t xml:space="preserve">e40</w:t>
-            </w:r>
-          </w:p>
-        </w:tc>
-        <w:tc>
-          <w:tcPr/>
-          <w:p>
-            <w:pPr>
-              <w:pStyle w:val="Compact"/>
-              <w:jc w:val="left"/>
-            </w:pPr>
-            <w:r>
-              <w:t xml:space="preserve">Выплата джекпота началась</w:t>
+              <w:t xml:space="preserve">e33</w:t>
+            </w:r>
+          </w:p>
+        </w:tc>
+        <w:tc>
+          <w:tcPr/>
+          <w:p>
+            <w:pPr>
+              <w:pStyle w:val="Compact"/>
+              <w:jc w:val="left"/>
+            </w:pPr>
+            <w:r>
+              <w:t xml:space="preserve">Выплата жетонов завершена</w:t>
             </w:r>
           </w:p>
         </w:tc>
@@ -6661,30 +6783,30 @@
         <w:t xml:space="preserve"> </w:t>
       </w:r>
       <w:r>
-        <w:t xml:space="preserve">(случай 2). Переход «Выплата джекпота»</w:t>
+        <w:t xml:space="preserve">(случай 2).</w:t>
       </w:r>
       <w:r>
         <w:t xml:space="preserve"> </w:t>
       </w:r>
       <m:oMath>
-        <m:r>
-          <m:rPr>
-            <m:sty m:val="p"/>
-          </m:rPr>
-          <m:t>→</m:t>
-        </m:r>
+        <m:sSub>
+          <m:e>
+            <m:r>
+              <m:t>A</m:t>
+            </m:r>
+          </m:e>
+          <m:sub>
+            <m:r>
+              <m:t>4</m:t>
+            </m:r>
+          </m:sub>
+        </m:sSub>
       </m:oMath>
       <w:r>
         <w:t xml:space="preserve"> </w:t>
       </w:r>
       <w:r>
-        <w:t xml:space="preserve">«Накопление»</w:t>
-      </w:r>
-      <w:r>
-        <w:t xml:space="preserve"> </w:t>
-      </w:r>
-      <w:r>
-        <w:t xml:space="preserve">по</w:t>
+        <w:t xml:space="preserve">реагирует на</w:t>
       </w:r>
       <w:r>
         <w:t xml:space="preserve"> </w:t>
@@ -6699,7 +6821,82 @@
         <w:t xml:space="preserve"> </w:t>
       </w:r>
       <w:r>
-        <w:t xml:space="preserve">(выплата завершена) теперь дополнительно релеит</w:t>
+        <w:t xml:space="preserve">(выплата</w:t>
+      </w:r>
+      <w:r>
+        <w:t xml:space="preserve"> </w:t>
+      </w:r>
+      <w:r>
+        <w:t xml:space="preserve">завершена) непосредственно, тем же событием, на которое реагирует сам</w:t>
+      </w:r>
+      <w:r>
+        <w:t xml:space="preserve"> </w:t>
+      </w:r>
+      <m:oMath>
+        <m:sSub>
+          <m:e>
+            <m:r>
+              <m:t>A</m:t>
+            </m:r>
+          </m:e>
+          <m:sub>
+            <m:r>
+              <m:t>3</m:t>
+            </m:r>
+          </m:sub>
+        </m:sSub>
+      </m:oMath>
+      <w:r>
+        <w:t xml:space="preserve"> </w:t>
+      </w:r>
+      <w:r>
+        <w:t xml:space="preserve">ниже – ровно так же, как</w:t>
+      </w:r>
+      <w:r>
+        <w:t xml:space="preserve"> </w:t>
+      </w:r>
+      <m:oMath>
+        <m:sSub>
+          <m:e>
+            <m:r>
+              <m:t>A</m:t>
+            </m:r>
+          </m:e>
+          <m:sub>
+            <m:r>
+              <m:t>2</m:t>
+            </m:r>
+          </m:sub>
+        </m:sSub>
+      </m:oMath>
+      <w:r>
+        <w:t xml:space="preserve"> </w:t>
+      </w:r>
+      <w:r>
+        <w:t xml:space="preserve">и</w:t>
+      </w:r>
+      <w:r>
+        <w:t xml:space="preserve"> </w:t>
+      </w:r>
+      <m:oMath>
+        <m:sSub>
+          <m:e>
+            <m:r>
+              <m:t>A</m:t>
+            </m:r>
+          </m:e>
+          <m:sub>
+            <m:r>
+              <m:t>3</m:t>
+            </m:r>
+          </m:sub>
+        </m:sSub>
+      </m:oMath>
+      <w:r>
+        <w:t xml:space="preserve"> </w:t>
+      </w:r>
+      <w:r>
+        <w:t xml:space="preserve">вместе реагируют на общий</w:t>
       </w:r>
       <w:r>
         <w:t xml:space="preserve"> </w:t>
@@ -6708,13 +6905,13 @@
         <w:rPr>
           <w:rStyle w:val="VerbatimChar"/>
         </w:rPr>
-        <w:t xml:space="preserve">e40</w:t>
-      </w:r>
-      <w:r>
-        <w:t xml:space="preserve"> </w:t>
-      </w:r>
-      <w:r>
-        <w:t xml:space="preserve">во вложенный</w:t>
+        <w:t xml:space="preserve">e05</w:t>
+      </w:r>
+      <w:r>
+        <w:t xml:space="preserve"> </w:t>
+      </w:r>
+      <w:r>
+        <w:t xml:space="preserve">в «Игра». Никакого отдельного события, которым</w:t>
       </w:r>
       <w:r>
         <w:t xml:space="preserve"> </w:t>
@@ -6728,7 +6925,7 @@
           </m:e>
           <m:sub>
             <m:r>
-              <m:t>4</m:t>
+              <m:t>3</m:t>
             </m:r>
           </m:sub>
         </m:sSub>
@@ -6737,34 +6934,66 @@
         <w:t xml:space="preserve"> </w:t>
       </w:r>
       <w:r>
-        <w:t xml:space="preserve">– именно здесь, а не на переходе</w:t>
-      </w:r>
-      <w:r>
-        <w:t xml:space="preserve"> </w:t>
-      </w:r>
-      <w:r>
-        <w:t xml:space="preserve">«Накопление»</w:t>
+        <w:t xml:space="preserve">явно</w:t>
+      </w:r>
+      <w:r>
+        <w:t xml:space="preserve"> </w:t>
+      </w:r>
+      <w:r>
+        <w:t xml:space="preserve">«звал бы»</w:t>
       </w:r>
       <w:r>
         <w:t xml:space="preserve"> </w:t>
       </w:r>
       <m:oMath>
-        <m:r>
-          <m:rPr>
-            <m:sty m:val="p"/>
-          </m:rPr>
-          <m:t>→</m:t>
-        </m:r>
+        <m:sSub>
+          <m:e>
+            <m:r>
+              <m:t>A</m:t>
+            </m:r>
+          </m:e>
+          <m:sub>
+            <m:r>
+              <m:t>4</m:t>
+            </m:r>
+          </m:sub>
+        </m:sSub>
       </m:oMath>
       <w:r>
-        <w:t xml:space="preserve"> </w:t>
-      </w:r>
-      <w:r>
-        <w:t xml:space="preserve">«Выплата джекпота» по причинам, описанным выше.</w:t>
+        <w:t xml:space="preserve">, не заводится:</w:t>
+      </w:r>
+      <w:r>
+        <w:t xml:space="preserve"> </w:t>
+      </w:r>
+      <m:oMath>
+        <m:sSub>
+          <m:e>
+            <m:r>
+              <m:t>A</m:t>
+            </m:r>
+          </m:e>
+          <m:sub>
+            <m:r>
+              <m:t>4</m:t>
+            </m:r>
+          </m:sub>
+        </m:sSub>
+      </m:oMath>
+      <w:r>
+        <w:t xml:space="preserve"> </w:t>
+      </w:r>
+      <w:r>
+        <w:t xml:space="preserve">срабатывает по факту вложенности в</w:t>
+      </w:r>
+      <w:r>
+        <w:t xml:space="preserve"> </w:t>
+      </w:r>
+      <w:r>
+        <w:t xml:space="preserve">текущее состояние, а не потому, что кто-то вызвал его с ребра.</w:t>
       </w:r>
     </w:p>
-    <w:bookmarkEnd w:id="44"/>
-    <w:bookmarkStart w:id="48" w:name="автомат-5.-звуки-a_4-случай-3"/>
+    <w:bookmarkEnd w:id="42"/>
+    <w:bookmarkStart w:id="46" w:name="автомат-5.-звуки-a_4-случай-3"/>
     <w:p>
       <w:pPr>
         <w:pStyle w:val="Heading2"/>
@@ -6797,20 +7026,20 @@
       <w:r>
         <w:drawing>
           <wp:inline>
-            <wp:extent cx="2519999" cy="1240312"/>
+            <wp:extent cx="2519999" cy="1603636"/>
             <wp:effectExtent b="0" l="0" r="0" t="0"/>
-            <wp:docPr descr="" title="" id="46" name="Picture"/>
+            <wp:docPr descr="" title="" id="44" name="Picture"/>
             <a:graphic>
               <a:graphicData uri="http://schemas.openxmlformats.org/drawingml/2006/picture">
                 <pic:pic>
                   <pic:nvPicPr>
-                    <pic:cNvPr descr="puml/a4.png" id="47" name="Picture"/>
+                    <pic:cNvPr descr="puml/a4.png" id="45" name="Picture"/>
                     <pic:cNvPicPr>
                       <a:picLocks noChangeArrowheads="1" noChangeAspect="1"/>
                     </pic:cNvPicPr>
                   </pic:nvPicPr>
                   <pic:blipFill>
-                    <a:blip r:embed="rId45"/>
+                    <a:blip r:embed="rId43"/>
                     <a:stretch>
                       <a:fillRect/>
                     </a:stretch>
@@ -6818,7 +7047,7 @@
                   <pic:spPr bwMode="auto">
                     <a:xfrm>
                       <a:off x="0" y="0"/>
-                      <a:ext cx="2519999" cy="1240312"/>
+                      <a:ext cx="2519999" cy="1603636"/>
                     </a:xfrm>
                     <a:prstGeom prst="rect">
                       <a:avLst/>
@@ -7199,7 +7428,7 @@
               <w:rPr>
                 <w:rStyle w:val="VerbatimChar"/>
               </w:rPr>
-              <w:t xml:space="preserve">e40</w:t>
+              <w:t xml:space="preserve">e33</w:t>
             </w:r>
           </w:p>
         </w:tc>
@@ -7453,9 +7682,9 @@
         <w:t xml:space="preserve">состояний итогового произведения (см. вывод).</w:t>
       </w:r>
     </w:p>
-    <w:bookmarkEnd w:id="48"/>
-    <w:bookmarkEnd w:id="49"/>
-    <w:bookmarkStart w:id="53" w:name="итоговый-перемноженный-автомат"/>
+    <w:bookmarkEnd w:id="46"/>
+    <w:bookmarkEnd w:id="47"/>
+    <w:bookmarkStart w:id="51" w:name="итоговый-перемноженный-автомат"/>
     <w:p>
       <w:pPr>
         <w:pStyle w:val="Heading1"/>
@@ -7471,20 +7700,20 @@
       <w:r>
         <w:drawing>
           <wp:inline>
-            <wp:extent cx="5334000" cy="4038714"/>
+            <wp:extent cx="5334000" cy="4132203"/>
             <wp:effectExtent b="0" l="0" r="0" t="0"/>
-            <wp:docPr descr="" title="" id="51" name="Picture"/>
+            <wp:docPr descr="" title="" id="49" name="Picture"/>
             <a:graphic>
               <a:graphicData uri="http://schemas.openxmlformats.org/drawingml/2006/picture">
                 <pic:pic>
                   <pic:nvPicPr>
-                    <pic:cNvPr descr="puml/final.png" id="52" name="Picture"/>
+                    <pic:cNvPr descr="puml/final.png" id="50" name="Picture"/>
                     <pic:cNvPicPr>
                       <a:picLocks noChangeArrowheads="1" noChangeAspect="1"/>
                     </pic:cNvPicPr>
                   </pic:nvPicPr>
                   <pic:blipFill>
-                    <a:blip r:embed="rId50"/>
+                    <a:blip r:embed="rId48"/>
                     <a:stretch>
                       <a:fillRect/>
                     </a:stretch>
@@ -7492,7 +7721,7 @@
                   <pic:spPr bwMode="auto">
                     <a:xfrm>
                       <a:off x="0" y="0"/>
-                      <a:ext cx="5334000" cy="4038714"/>
+                      <a:ext cx="5334000" cy="4132203"/>
                     </a:xfrm>
                     <a:prstGeom prst="rect">
                       <a:avLst/>
@@ -7636,7 +7865,7 @@
       <w:pPr>
         <w:numPr>
           <w:ilvl w:val="0"/>
-          <w:numId w:val="1002"/>
+          <w:numId w:val="1003"/>
         </w:numPr>
       </w:pPr>
       <w:r>
@@ -7656,7 +7885,7 @@
       <w:pPr>
         <w:numPr>
           <w:ilvl w:val="0"/>
-          <w:numId w:val="1002"/>
+          <w:numId w:val="1003"/>
         </w:numPr>
       </w:pPr>
       <w:r>
@@ -7676,7 +7905,7 @@
       <w:pPr>
         <w:numPr>
           <w:ilvl w:val="0"/>
-          <w:numId w:val="1002"/>
+          <w:numId w:val="1003"/>
         </w:numPr>
       </w:pPr>
       <w:r>
@@ -7696,7 +7925,7 @@
       <w:pPr>
         <w:numPr>
           <w:ilvl w:val="0"/>
-          <w:numId w:val="1002"/>
+          <w:numId w:val="1003"/>
         </w:numPr>
       </w:pPr>
       <w:r>
@@ -7716,7 +7945,7 @@
       <w:pPr>
         <w:numPr>
           <w:ilvl w:val="0"/>
-          <w:numId w:val="1002"/>
+          <w:numId w:val="1003"/>
         </w:numPr>
       </w:pPr>
       <w:r>
@@ -7736,7 +7965,7 @@
       <w:pPr>
         <w:numPr>
           <w:ilvl w:val="0"/>
-          <w:numId w:val="1002"/>
+          <w:numId w:val="1003"/>
         </w:numPr>
       </w:pPr>
       <w:r>
@@ -7756,7 +7985,7 @@
       <w:pPr>
         <w:numPr>
           <w:ilvl w:val="0"/>
-          <w:numId w:val="1002"/>
+          <w:numId w:val="1003"/>
         </w:numPr>
       </w:pPr>
       <w:r>
@@ -7776,7 +8005,7 @@
       <w:pPr>
         <w:numPr>
           <w:ilvl w:val="0"/>
-          <w:numId w:val="1002"/>
+          <w:numId w:val="1003"/>
         </w:numPr>
       </w:pPr>
       <w:r>
@@ -7796,7 +8025,7 @@
       <w:pPr>
         <w:numPr>
           <w:ilvl w:val="0"/>
-          <w:numId w:val="1002"/>
+          <w:numId w:val="1003"/>
         </w:numPr>
       </w:pPr>
       <w:r>
@@ -9445,8 +9674,8 @@
         </w:tc>
       </w:tr>
     </w:tbl>
-    <w:bookmarkEnd w:id="53"/>
-    <w:bookmarkStart w:id="54" w:name="вывод"/>
+    <w:bookmarkEnd w:id="51"/>
+    <w:bookmarkStart w:id="52" w:name="вывод"/>
     <w:p>
       <w:pPr>
         <w:pStyle w:val="Heading1"/>
@@ -9460,7 +9689,51 @@
         <w:pStyle w:val="FirstParagraph"/>
       </w:pPr>
       <w:r>
-        <w:t xml:space="preserve">Добавление</w:t>
+        <w:t xml:space="preserve">Предложенная доработка алгоритма умножения снимает все три ограничения</w:t>
+      </w:r>
+      <w:r>
+        <w:t xml:space="preserve"> </w:t>
+      </w:r>
+      <w:r>
+        <w:t xml:space="preserve">предыдущей работы: вершина произведения может содержать произвольное число</w:t>
+      </w:r>
+      <w:r>
+        <w:t xml:space="preserve"> </w:t>
+      </w:r>
+      <w:r>
+        <w:t xml:space="preserve">вложенных автоматов (ограничение 1), один и тот же автомат может быть</w:t>
+      </w:r>
+      <w:r>
+        <w:t xml:space="preserve"> </w:t>
+      </w:r>
+      <w:r>
+        <w:t xml:space="preserve">вложен в произвольное число вершин (ограничение 2), и вложенные автоматы</w:t>
+      </w:r>
+      <w:r>
+        <w:t xml:space="preserve"> </w:t>
+      </w:r>
+      <w:r>
+        <w:t xml:space="preserve">может содержать любой из пары перемножаемых автоматов, а не только один из</w:t>
+      </w:r>
+      <w:r>
+        <w:t xml:space="preserve"> </w:t>
+      </w:r>
+      <w:r>
+        <w:t xml:space="preserve">них (ограничение 3) – что и позволяет строить цепочки вложенности</w:t>
+      </w:r>
+      <w:r>
+        <w:t xml:space="preserve"> </w:t>
+      </w:r>
+      <w:r>
+        <w:t xml:space="preserve">произвольной глубины.</w:t>
+      </w:r>
+    </w:p>
+    <w:p>
+      <w:pPr>
+        <w:pStyle w:val="BodyText"/>
+      </w:pPr>
+      <w:r>
+        <w:t xml:space="preserve">На модели «игровой автомат» это не потребовало новых автоматов:</w:t>
       </w:r>
       <w:r>
         <w:t xml:space="preserve"> </w:t>
@@ -9483,160 +9756,34 @@
         <w:t xml:space="preserve"> </w:t>
       </w:r>
       <w:r>
-        <w:t xml:space="preserve">в третье место вложения (случай 3) и перенос одного из</w:t>
-      </w:r>
-      <w:r>
-        <w:t xml:space="preserve"> </w:t>
-      </w:r>
-      <w:r>
-        <w:t xml:space="preserve">них внутрь уже вложенного</w:t>
-      </w:r>
-      <w:r>
-        <w:t xml:space="preserve"> </w:t>
-      </w:r>
-      <m:oMath>
-        <m:sSub>
-          <m:e>
-            <m:r>
-              <m:t>A</m:t>
-            </m:r>
-          </m:e>
-          <m:sub>
-            <m:r>
-              <m:t>3</m:t>
-            </m:r>
-          </m:sub>
-        </m:sSub>
-      </m:oMath>
-      <w:r>
-        <w:t xml:space="preserve"> </w:t>
-      </w:r>
-      <w:r>
-        <w:t xml:space="preserve">(случай 4) не добавило произведению ни</w:t>
-      </w:r>
-      <w:r>
-        <w:t xml:space="preserve"> </w:t>
-      </w:r>
-      <w:r>
-        <w:t xml:space="preserve">одного нового состояния – осталось 9, как и до этой доработки. Причина</w:t>
-      </w:r>
-      <w:r>
-        <w:t xml:space="preserve"> </w:t>
-      </w:r>
-      <w:r>
-        <w:t xml:space="preserve">проста:</w:t>
-      </w:r>
-      <w:r>
-        <w:t xml:space="preserve"> </w:t>
-      </w:r>
-      <m:oMath>
-        <m:sSub>
-          <m:e>
-            <m:r>
-              <m:t>A</m:t>
-            </m:r>
-          </m:e>
-          <m:sub>
-            <m:r>
-              <m:t>4</m:t>
-            </m:r>
-          </m:sub>
-        </m:sSub>
-      </m:oMath>
-      <w:r>
-        <w:t xml:space="preserve"> </w:t>
-      </w:r>
-      <w:r>
-        <w:t xml:space="preserve">как был, так и остался автоматом без памяти и без гвардов на</w:t>
-      </w:r>
-      <w:r>
-        <w:t xml:space="preserve"> </w:t>
-      </w:r>
-      <w:r>
-        <w:t xml:space="preserve">другие автоматы, поэтому его новые звуки и новые места вложения – чисто</w:t>
-      </w:r>
-      <w:r>
-        <w:t xml:space="preserve"> </w:t>
-      </w:r>
-      <w:r>
-        <w:t xml:space="preserve">аннотации на уже существующих переходах, а не источник новых различимых</w:t>
-      </w:r>
-      <w:r>
-        <w:t xml:space="preserve"> </w:t>
-      </w:r>
-      <w:r>
-        <w:t xml:space="preserve">состояний. Это резко контрастирует с другим опробованным вариантом показать</w:t>
-      </w:r>
-      <w:r>
-        <w:t xml:space="preserve"> </w:t>
-      </w:r>
-      <w:r>
-        <w:t xml:space="preserve">случай 4 – отдельным автоматом-«регулятором громкости» со своим внутренним</w:t>
-      </w:r>
-      <w:r>
-        <w:t xml:space="preserve"> </w:t>
-      </w:r>
-      <w:r>
-        <w:t xml:space="preserve">состоянием, вложенным во вложенный</w:t>
-      </w:r>
-      <w:r>
-        <w:t xml:space="preserve"> </w:t>
-      </w:r>
-      <m:oMath>
-        <m:sSub>
-          <m:e>
-            <m:r>
-              <m:t>A</m:t>
-            </m:r>
-          </m:e>
-          <m:sub>
-            <m:r>
-              <m:t>4</m:t>
-            </m:r>
-          </m:sub>
-        </m:sSub>
-      </m:oMath>
-      <w:r>
-        <w:t xml:space="preserve">: та версия, будучи корректной,</w:t>
-      </w:r>
-      <w:r>
-        <w:t xml:space="preserve"> </w:t>
-      </w:r>
-      <w:r>
-        <w:t xml:space="preserve">подняла число состояний произведения вдвое (с 9 до 18), просто потому что</w:t>
-      </w:r>
-      <w:r>
-        <w:t xml:space="preserve"> </w:t>
-      </w:r>
-      <w:r>
-        <w:t xml:space="preserve">память вложенного автомата – такая же законная часть состояния родителя,</w:t>
-      </w:r>
-      <w:r>
-        <w:t xml:space="preserve"> </w:t>
-      </w:r>
-      <w:r>
-        <w:t xml:space="preserve">как и всё остальное. Выбор между «добавить памятливый вложенный автомат» и</w:t>
-      </w:r>
-      <w:r>
-        <w:t xml:space="preserve"> </w:t>
-      </w:r>
-      <w:r>
-        <w:t xml:space="preserve">«расширить существующий безпамятный» – это выбор между демонстрацией</w:t>
-      </w:r>
-      <w:r>
-        <w:t xml:space="preserve"> </w:t>
-      </w:r>
-      <w:r>
-        <w:t xml:space="preserve">нового наблюдаемого поведения и демонстрацией структуры вложенности саму</w:t>
-      </w:r>
-      <w:r>
-        <w:t xml:space="preserve"> </w:t>
-      </w:r>
-      <w:r>
-        <w:t xml:space="preserve">по себе; эта версия статьи сознательно выбрала второе.</w:t>
+        <w:t xml:space="preserve">как</w:t>
+      </w:r>
+      <w:r>
+        <w:t xml:space="preserve"> </w:t>
+      </w:r>
+      <w:r>
+        <w:t xml:space="preserve">был, так и остался автоматом без памяти и без гвардов на другие автоматы,</w:t>
+      </w:r>
+      <w:r>
+        <w:t xml:space="preserve"> </w:t>
+      </w:r>
+      <w:r>
+        <w:t xml:space="preserve">поэтому его новые звуки и новые места вложения – чисто аннотации на уже</w:t>
+      </w:r>
+      <w:r>
+        <w:t xml:space="preserve"> </w:t>
+      </w:r>
+      <w:r>
+        <w:t xml:space="preserve">существующих переходах, а не источник новых различимых состояний.</w:t>
+      </w:r>
+      <w:r>
+        <w:t xml:space="preserve"> </w:t>
+      </w:r>
+      <w:r>
+        <w:t xml:space="preserve">Итоговое произведение осталось 9 состояний, как и до этой доработки.</w:t>
       </w:r>
     </w:p>
-    <w:bookmarkEnd w:id="54"/>
+    <w:bookmarkEnd w:id="52"/>
     <w:sectPr/>
   </w:body>
 </w:document>
@@ -9659,43 +9806,6 @@
     <w:p>
       <w:r>
         <w:separator/>
-      </w:r>
-    </w:p>
-  </w:footnote>
-  <w:footnote w:id="22">
-    <w:p>
-      <w:pPr>
-        <w:pStyle w:val="FootnoteText"/>
-      </w:pPr>
-      <w:r>
-        <w:rPr>
-          <w:rStyle w:val="FootnoteReference"/>
-        </w:rPr>
-        <w:footnoteRef/>
-      </w:r>
-      <w:r>
-        <w:t xml:space="preserve"> </w:t>
-      </w:r>
-      <w:r>
-        <w:t xml:space="preserve">Гвард (guard) – условие на переходе автомата,</w:t>
-      </w:r>
-      <w:r>
-        <w:t xml:space="preserve"> </w:t>
-      </w:r>
-      <w:r>
-        <w:t xml:space="preserve">разрешающее его срабатывание только при выполнении этого условия</w:t>
-      </w:r>
-      <w:r>
-        <w:t xml:space="preserve"> </w:t>
-      </w:r>
-      <w:r>
-        <w:t xml:space="preserve">(например, только если некоторый другой автомат сейчас находится в</w:t>
-      </w:r>
-      <w:r>
-        <w:t xml:space="preserve"> </w:t>
-      </w:r>
-      <w:r>
-        <w:t xml:space="preserve">определённом состоянии).</w:t>
       </w:r>
     </w:p>
   </w:footnote>
@@ -9975,6 +10085,36 @@
     </w:lvlOverride>
   </w:num>
   <w:num w:numId="1002">
+    <w:abstractNumId w:val="99201"/>
+    <w:lvlOverride w:ilvl="0">
+      <w:startOverride w:val="1"/>
+    </w:lvlOverride>
+    <w:lvlOverride w:ilvl="1">
+      <w:startOverride w:val="1"/>
+    </w:lvlOverride>
+    <w:lvlOverride w:ilvl="2">
+      <w:startOverride w:val="1"/>
+    </w:lvlOverride>
+    <w:lvlOverride w:ilvl="3">
+      <w:startOverride w:val="1"/>
+    </w:lvlOverride>
+    <w:lvlOverride w:ilvl="4">
+      <w:startOverride w:val="1"/>
+    </w:lvlOverride>
+    <w:lvlOverride w:ilvl="5">
+      <w:startOverride w:val="1"/>
+    </w:lvlOverride>
+    <w:lvlOverride w:ilvl="6">
+      <w:startOverride w:val="1"/>
+    </w:lvlOverride>
+    <w:lvlOverride w:ilvl="7">
+      <w:startOverride w:val="1"/>
+    </w:lvlOverride>
+    <w:lvlOverride w:ilvl="8">
+      <w:startOverride w:val="1"/>
+    </w:lvlOverride>
+  </w:num>
+  <w:num w:numId="1003">
     <w:abstractNumId w:val="991"/>
   </w:num>
 </w:numbering>

--- a/articles/multiply_many_nested/article.docx
+++ b/articles/multiply_many_nested/article.docx
@@ -77,13 +77,7 @@
         <w:t xml:space="preserve"> </w:t>
       </w:r>
       <w:r>
-        <w:t xml:space="preserve">основе перемножения автоматов. При этом новизна метода состояла в</w:t>
-      </w:r>
-      <w:r>
-        <w:t xml:space="preserve"> </w:t>
-      </w:r>
-      <w:r>
-        <w:t xml:space="preserve">перемножении</w:t>
+        <w:t xml:space="preserve">основе перемножения автоматов. Новизна метода состояла в перемножении</w:t>
       </w:r>
       <w:r>
         <w:t xml:space="preserve"> </w:t>
@@ -99,25 +93,108 @@
         <w:t xml:space="preserve"> </w:t>
       </w:r>
       <w:r>
-        <w:t xml:space="preserve">автоматов – автоматов, помещённых внутрь</w:t>
-      </w:r>
-      <w:r>
-        <w:t xml:space="preserve"> </w:t>
-      </w:r>
-      <w:r>
-        <w:t xml:space="preserve">отдельных состояний других автоматов. Однако, как отмечено в предыдущей</w:t>
-      </w:r>
-      <w:r>
-        <w:t xml:space="preserve"> </w:t>
-      </w:r>
-      <w:r>
-        <w:t xml:space="preserve">работе, задача решалась для частного случая, который ограничивался тремя</w:t>
-      </w:r>
-      <w:r>
-        <w:t xml:space="preserve"> </w:t>
-      </w:r>
-      <w:r>
-        <w:t xml:space="preserve">условиями:</w:t>
+        <w:t xml:space="preserve">автоматов – автоматов, помещённых внутрь отдельных</w:t>
+      </w:r>
+      <w:r>
+        <w:t xml:space="preserve"> </w:t>
+      </w:r>
+      <w:r>
+        <w:t xml:space="preserve">состояний других автоматов, на примере системы «игровой автомат», состоящей</w:t>
+      </w:r>
+      <w:r>
+        <w:t xml:space="preserve"> </w:t>
+      </w:r>
+      <w:r>
+        <w:t xml:space="preserve">из трёх автоматов: «Игровая машина» (</w:t>
+      </w:r>
+      <m:oMath>
+        <m:sSub>
+          <m:e>
+            <m:r>
+              <m:t>A</m:t>
+            </m:r>
+          </m:e>
+          <m:sub>
+            <m:r>
+              <m:t>0</m:t>
+            </m:r>
+          </m:sub>
+        </m:sSub>
+      </m:oMath>
+      <w:r>
+        <w:t xml:space="preserve">), «Монетоприемник» (</w:t>
+      </w:r>
+      <m:oMath>
+        <m:sSub>
+          <m:e>
+            <m:r>
+              <m:t>A</m:t>
+            </m:r>
+          </m:e>
+          <m:sub>
+            <m:r>
+              <m:t>1</m:t>
+            </m:r>
+          </m:sub>
+        </m:sSub>
+      </m:oMath>
+      <w:r>
+        <w:t xml:space="preserve">) и</w:t>
+      </w:r>
+      <w:r>
+        <w:t xml:space="preserve"> </w:t>
+      </w:r>
+      <w:r>
+        <w:t xml:space="preserve">«Игровые барабаны» (</w:t>
+      </w:r>
+      <m:oMath>
+        <m:sSub>
+          <m:e>
+            <m:r>
+              <m:t>A</m:t>
+            </m:r>
+          </m:e>
+          <m:sub>
+            <m:r>
+              <m:t>2</m:t>
+            </m:r>
+          </m:sub>
+        </m:sSub>
+      </m:oMath>
+      <w:r>
+        <w:t xml:space="preserve">), вложенного в состояние «Игра» автомата</w:t>
+      </w:r>
+      <w:r>
+        <w:t xml:space="preserve"> </w:t>
+      </w:r>
+      <m:oMath>
+        <m:sSub>
+          <m:e>
+            <m:r>
+              <m:t>A</m:t>
+            </m:r>
+          </m:e>
+          <m:sub>
+            <m:r>
+              <m:t>0</m:t>
+            </m:r>
+          </m:sub>
+        </m:sSub>
+      </m:oMath>
+      <w:r>
+        <w:t xml:space="preserve">.</w:t>
+      </w:r>
+      <w:r>
+        <w:t xml:space="preserve"> </w:t>
+      </w:r>
+      <w:r>
+        <w:t xml:space="preserve">Как отмечено в предыдущей работе, задача решалась для частного случая,</w:t>
+      </w:r>
+      <w:r>
+        <w:t xml:space="preserve"> </w:t>
+      </w:r>
+      <w:r>
+        <w:t xml:space="preserve">который ограничивался тремя условиями:</w:t>
       </w:r>
     </w:p>
     <w:p>
@@ -128,7 +205,7 @@
         </w:numPr>
       </w:pPr>
       <w:r>
-        <w:t xml:space="preserve">в вершине мог находиться только один вложенный автомат;</w:t>
+        <w:t xml:space="preserve">в состояние мог быть вложен только один автомат;</w:t>
       </w:r>
     </w:p>
     <w:p>
@@ -139,13 +216,13 @@
         </w:numPr>
       </w:pPr>
       <w:r>
-        <w:t xml:space="preserve">вложенный автомат находился только в одной вершине автомата, в</w:t>
-      </w:r>
-      <w:r>
-        <w:t xml:space="preserve"> </w:t>
-      </w:r>
-      <w:r>
-        <w:t xml:space="preserve">который он был вложен;</w:t>
+        <w:t xml:space="preserve">вложенный автомат мог быть вложен только в одно состояние</w:t>
+      </w:r>
+      <w:r>
+        <w:t xml:space="preserve"> </w:t>
+      </w:r>
+      <w:r>
+        <w:t xml:space="preserve">автомата, в который он вложен;</w:t>
       </w:r>
     </w:p>
     <w:p>
@@ -156,13 +233,13 @@
         </w:numPr>
       </w:pPr>
       <w:r>
-        <w:t xml:space="preserve">только один из пары перемножаемых автоматов содержал вложенные</w:t>
-      </w:r>
-      <w:r>
-        <w:t xml:space="preserve"> </w:t>
-      </w:r>
-      <w:r>
-        <w:t xml:space="preserve">автоматы.</w:t>
+        <w:t xml:space="preserve">вложенные автоматы мог содержать только один из пары</w:t>
+      </w:r>
+      <w:r>
+        <w:t xml:space="preserve"> </w:t>
+      </w:r>
+      <w:r>
+        <w:t xml:space="preserve">перемножаемых автоматов.</w:t>
       </w:r>
     </w:p>
     <w:p>
@@ -176,7 +253,379 @@
         <w:t xml:space="preserve"> </w:t>
       </w:r>
       <w:r>
-        <w:t xml:space="preserve">дорабатывается с целью снятия указанных выше ограничений. Таблица </w:t>
+        <w:t xml:space="preserve">дорабатывается с целью снятия указанных выше ограничений.</w:t>
+      </w:r>
+    </w:p>
+    <w:bookmarkStart w:id="20" w:name="этапы-алгоритма-умножения"/>
+    <w:p>
+      <w:pPr>
+        <w:pStyle w:val="Heading1"/>
+      </w:pPr>
+      <w:r>
+        <w:t xml:space="preserve">Этапы алгоритма умножения</w:t>
+      </w:r>
+    </w:p>
+    <w:p>
+      <w:pPr>
+        <w:pStyle w:val="FirstParagraph"/>
+      </w:pPr>
+      <w:r>
+        <w:t xml:space="preserve">Гвардом (guard) называется условие на переходе автомата, разрешающее его</w:t>
+      </w:r>
+      <w:r>
+        <w:t xml:space="preserve"> </w:t>
+      </w:r>
+      <w:r>
+        <w:t xml:space="preserve">срабатывание только при выполнении этого условия, например, только если</w:t>
+      </w:r>
+      <w:r>
+        <w:t xml:space="preserve"> </w:t>
+      </w:r>
+      <w:r>
+        <w:t xml:space="preserve">некоторый другой автомат в данный момент находится в определённом</w:t>
+      </w:r>
+      <w:r>
+        <w:t xml:space="preserve"> </w:t>
+      </w:r>
+      <w:r>
+        <w:t xml:space="preserve">состоянии (так, автомат «Джекпот-счётчик», вводимый ниже, проверяет</w:t>
+      </w:r>
+      <w:r>
+        <w:t xml:space="preserve"> </w:t>
+      </w:r>
+      <w:r>
+        <w:t xml:space="preserve">внутреннее состояние автомата «Игровые барабаны», чтобы убедиться, что</w:t>
+      </w:r>
+      <w:r>
+        <w:t xml:space="preserve"> </w:t>
+      </w:r>
+      <w:r>
+        <w:t xml:space="preserve">барабаны остановились в нужной комбинации, прежде чем объявить джекпот –</w:t>
+      </w:r>
+      <w:r>
+        <w:t xml:space="preserve"> </w:t>
+      </w:r>
+      <w:r>
+        <w:t xml:space="preserve">это и есть опора одного автомата на внутреннее состояние другого).</w:t>
+      </w:r>
+    </w:p>
+    <w:p>
+      <w:pPr>
+        <w:pStyle w:val="BodyText"/>
+      </w:pPr>
+      <w:r>
+        <w:t xml:space="preserve">Алгоритм умножения пары автоматов, предложенный в предыдущей работе,</w:t>
+      </w:r>
+      <w:r>
+        <w:t xml:space="preserve"> </w:t>
+      </w:r>
+      <w:r>
+        <w:t xml:space="preserve">состоит из следующих этапов:</w:t>
+      </w:r>
+    </w:p>
+    <w:p>
+      <w:pPr>
+        <w:numPr>
+          <w:ilvl w:val="0"/>
+          <w:numId w:val="1002"/>
+        </w:numPr>
+      </w:pPr>
+      <w:r>
+        <w:t xml:space="preserve">Выбор пары автоматов для перемножения.</w:t>
+      </w:r>
+    </w:p>
+    <w:p>
+      <w:pPr>
+        <w:numPr>
+          <w:ilvl w:val="0"/>
+          <w:numId w:val="1002"/>
+        </w:numPr>
+      </w:pPr>
+      <w:r>
+        <w:t xml:space="preserve">Инициализация обхода: начальные состояния пары образуют начальное</w:t>
+      </w:r>
+      <w:r>
+        <w:t xml:space="preserve"> </w:t>
+      </w:r>
+      <w:r>
+        <w:t xml:space="preserve">состояние произведения.</w:t>
+      </w:r>
+    </w:p>
+    <w:p>
+      <w:pPr>
+        <w:numPr>
+          <w:ilvl w:val="0"/>
+          <w:numId w:val="1002"/>
+        </w:numPr>
+      </w:pPr>
+      <w:r>
+        <w:t xml:space="preserve">Итеративное построение множества вершин: для текущей пары</w:t>
+      </w:r>
+      <w:r>
+        <w:t xml:space="preserve"> </w:t>
+      </w:r>
+      <w:r>
+        <w:t xml:space="preserve">состояний перебираются все исходящие переходы обоих автоматов,</w:t>
+      </w:r>
+      <w:r>
+        <w:t xml:space="preserve"> </w:t>
+      </w:r>
+      <w:r>
+        <w:t xml:space="preserve">проверяются гварды, и по совпадающим либо относящимся друг к другу</w:t>
+      </w:r>
+      <w:r>
+        <w:t xml:space="preserve"> </w:t>
+      </w:r>
+      <w:r>
+        <w:t xml:space="preserve">событиям строятся новые состояния-произведения.</w:t>
+      </w:r>
+    </w:p>
+    <w:p>
+      <w:pPr>
+        <w:numPr>
+          <w:ilvl w:val="0"/>
+          <w:numId w:val="1002"/>
+        </w:numPr>
+      </w:pPr>
+      <w:r>
+        <w:t xml:space="preserve">Формирование автомата-произведения из множества вершин и рёбер,</w:t>
+      </w:r>
+      <w:r>
+        <w:t xml:space="preserve"> </w:t>
+      </w:r>
+      <w:r>
+        <w:t xml:space="preserve">построенного на предыдущем этапе.</w:t>
+      </w:r>
+    </w:p>
+    <w:p>
+      <w:pPr>
+        <w:numPr>
+          <w:ilvl w:val="0"/>
+          <w:numId w:val="1002"/>
+        </w:numPr>
+      </w:pPr>
+      <w:r>
+        <w:t xml:space="preserve">Валидация результата: автомат-произведение прогоняется рядом с</w:t>
+      </w:r>
+      <w:r>
+        <w:t xml:space="preserve"> </w:t>
+      </w:r>
+      <w:r>
+        <w:t xml:space="preserve">исходной парой на одних и тех же событиях, и на каждом шаге</w:t>
+      </w:r>
+      <w:r>
+        <w:t xml:space="preserve"> </w:t>
+      </w:r>
+      <w:r>
+        <w:t xml:space="preserve">сравниваются их выходы; любое расхождение означает ошибку</w:t>
+      </w:r>
+      <w:r>
+        <w:t xml:space="preserve"> </w:t>
+      </w:r>
+      <w:r>
+        <w:t xml:space="preserve">умножения.</w:t>
+      </w:r>
+    </w:p>
+    <w:p>
+      <w:pPr>
+        <w:numPr>
+          <w:ilvl w:val="0"/>
+          <w:numId w:val="1002"/>
+        </w:numPr>
+      </w:pPr>
+      <w:r>
+        <w:t xml:space="preserve">Последовательное перемножение системы автоматов: для цепочки из</w:t>
+      </w:r>
+      <w:r>
+        <w:t xml:space="preserve"> </w:t>
+      </w:r>
+      <w:r>
+        <w:t xml:space="preserve">более чем двух автоматов указанная последовательность этапов</w:t>
+      </w:r>
+      <w:r>
+        <w:t xml:space="preserve"> </w:t>
+      </w:r>
+      <w:r>
+        <w:t xml:space="preserve">повторяется для каждой очередной пары.</w:t>
+      </w:r>
+    </w:p>
+    <w:p>
+      <w:pPr>
+        <w:pStyle w:val="FirstParagraph"/>
+      </w:pPr>
+      <w:r>
+        <w:t xml:space="preserve">Состав этапов не меняется. Ограничения, указанные во введении, связаны с</w:t>
+      </w:r>
+      <w:r>
+        <w:t xml:space="preserve"> </w:t>
+      </w:r>
+      <w:r>
+        <w:t xml:space="preserve">тем, как именно выполняются этапы 3 и 4 – построение множества вершин</w:t>
+      </w:r>
+      <w:r>
+        <w:t xml:space="preserve"> </w:t>
+      </w:r>
+      <w:r>
+        <w:t xml:space="preserve">произведения и его формирование: на этих двух этапах проверяются гварды,</w:t>
+      </w:r>
+      <w:r>
+        <w:t xml:space="preserve"> </w:t>
+      </w:r>
+      <w:r>
+        <w:t xml:space="preserve">ссылающиеся на вложенные автоматы, и определяется, какие автоматы вложены в</w:t>
+      </w:r>
+      <w:r>
+        <w:t xml:space="preserve"> </w:t>
+      </w:r>
+      <w:r>
+        <w:t xml:space="preserve">каждую вершину произведения. Доработки, снимающие эти ограничения, описаны</w:t>
+      </w:r>
+      <w:r>
+        <w:t xml:space="preserve"> </w:t>
+      </w:r>
+      <w:r>
+        <w:t xml:space="preserve">в разделе </w:t>
+      </w:r>
+      <w:hyperlink w:anchor="sec:fixes">
+        <w:r>
+          <w:rPr>
+            <w:rStyle w:val="Hyperlink"/>
+          </w:rPr>
+          <w:t xml:space="preserve">3</w:t>
+        </w:r>
+      </w:hyperlink>
+      <w:r>
+        <w:t xml:space="preserve"> </w:t>
+      </w:r>
+      <w:r>
+        <w:t xml:space="preserve">после введения дополненной системы автоматов, на</w:t>
+      </w:r>
+      <w:r>
+        <w:t xml:space="preserve"> </w:t>
+      </w:r>
+      <w:r>
+        <w:t xml:space="preserve">примерах которой удобнее их проиллюстрировать.</w:t>
+      </w:r>
+    </w:p>
+    <w:bookmarkEnd w:id="20"/>
+    <w:bookmarkStart w:id="42" w:name="sec:system"/>
+    <w:p>
+      <w:pPr>
+        <w:pStyle w:val="Heading1"/>
+      </w:pPr>
+      <w:r>
+        <w:t xml:space="preserve">Дополненная система конечных автоматов</w:t>
+      </w:r>
+    </w:p>
+    <w:p>
+      <w:pPr>
+        <w:pStyle w:val="FirstParagraph"/>
+      </w:pPr>
+      <w:r>
+        <w:t xml:space="preserve">К системе из трёх автоматов предыдущей работы (</w:t>
+      </w:r>
+      <m:oMath>
+        <m:sSub>
+          <m:e>
+            <m:r>
+              <m:t>A</m:t>
+            </m:r>
+          </m:e>
+          <m:sub>
+            <m:r>
+              <m:t>0</m:t>
+            </m:r>
+          </m:sub>
+        </m:sSub>
+      </m:oMath>
+      <w:r>
+        <w:t xml:space="preserve">,</w:t>
+      </w:r>
+      <w:r>
+        <w:t xml:space="preserve"> </w:t>
+      </w:r>
+      <m:oMath>
+        <m:sSub>
+          <m:e>
+            <m:r>
+              <m:t>A</m:t>
+            </m:r>
+          </m:e>
+          <m:sub>
+            <m:r>
+              <m:t>1</m:t>
+            </m:r>
+          </m:sub>
+        </m:sSub>
+      </m:oMath>
+      <w:r>
+        <w:t xml:space="preserve">,</w:t>
+      </w:r>
+      <w:r>
+        <w:t xml:space="preserve"> </w:t>
+      </w:r>
+      <m:oMath>
+        <m:sSub>
+          <m:e>
+            <m:r>
+              <m:t>A</m:t>
+            </m:r>
+          </m:e>
+          <m:sub>
+            <m:r>
+              <m:t>2</m:t>
+            </m:r>
+          </m:sub>
+        </m:sSub>
+      </m:oMath>
+      <w:r>
+        <w:t xml:space="preserve">)</w:t>
+      </w:r>
+      <w:r>
+        <w:t xml:space="preserve"> </w:t>
+      </w:r>
+      <w:r>
+        <w:t xml:space="preserve">добавлены два новых автомата: «Джекпот-счётчик» (</w:t>
+      </w:r>
+      <m:oMath>
+        <m:sSub>
+          <m:e>
+            <m:r>
+              <m:t>A</m:t>
+            </m:r>
+          </m:e>
+          <m:sub>
+            <m:r>
+              <m:t>3</m:t>
+            </m:r>
+          </m:sub>
+        </m:sSub>
+      </m:oMath>
+      <w:r>
+        <w:t xml:space="preserve">) и «Звуки» (</w:t>
+      </w:r>
+      <m:oMath>
+        <m:sSub>
+          <m:e>
+            <m:r>
+              <m:t>A</m:t>
+            </m:r>
+          </m:e>
+          <m:sub>
+            <m:r>
+              <m:t>4</m:t>
+            </m:r>
+          </m:sub>
+        </m:sSub>
+      </m:oMath>
+      <w:r>
+        <w:t xml:space="preserve">).</w:t>
+      </w:r>
+      <w:r>
+        <w:t xml:space="preserve"> </w:t>
+      </w:r>
+      <w:r>
+        <w:t xml:space="preserve">Таблица </w:t>
       </w:r>
       <w:hyperlink w:anchor="tab:cases">
         <w:r>
@@ -190,28 +639,22 @@
         <w:t xml:space="preserve"> </w:t>
       </w:r>
       <w:r>
-        <w:t xml:space="preserve">сопоставляет каждому ограничению демонстрационный случай вложенности,</w:t>
-      </w:r>
-      <w:r>
-        <w:t xml:space="preserve"> </w:t>
-      </w:r>
-      <w:r>
-        <w:t xml:space="preserve">который требует его снятия, и показывает, на реальной модели «игровой</w:t>
-      </w:r>
-      <w:r>
-        <w:t xml:space="preserve"> </w:t>
-      </w:r>
-      <w:r>
-        <w:t xml:space="preserve">автомат», что это достигнуто.</w:t>
+        <w:t xml:space="preserve">сопоставляет каждому из трёх ограничений случай</w:t>
+      </w:r>
+      <w:r>
+        <w:t xml:space="preserve"> </w:t>
+      </w:r>
+      <w:r>
+        <w:t xml:space="preserve">вложенности, демонстрирующий его снятие на этой системе.</w:t>
       </w:r>
     </w:p>
-    <w:bookmarkStart w:id="20" w:name="tab:cases"/>
+    <w:bookmarkStart w:id="21" w:name="tab:cases"/>
     <w:p>
       <w:pPr>
         <w:pStyle w:val="TableCaption"/>
       </w:pPr>
       <w:r>
-        <w:t xml:space="preserve">Случаи вложенности и соответствующие им ограничения</w:t>
+        <w:t xml:space="preserve">Случаи вложенности, демонстрирующие снятие ограничений</w:t>
       </w:r>
     </w:p>
     <w:tbl>
@@ -220,13 +663,12 @@
         <w:tblW w:type="auto" w:w="0"/>
         <w:tblLook w:firstRow="1" w:lastRow="0" w:firstColumn="0" w:lastColumn="0" w:noHBand="0" w:noVBand="0" w:val="0020"/>
         <w:jc w:val="start"/>
-        <w:tblCaption w:val="Случаи вложенности и соответствующие им ограничения"/>
+        <w:tblCaption w:val="Случаи вложенности, демонстрирующие снятие ограничений"/>
       </w:tblPr>
       <w:tblGrid>
-        <w:gridCol w:w="1980"/>
-        <w:gridCol w:w="1980"/>
-        <w:gridCol w:w="1980"/>
-        <w:gridCol w:w="1980"/>
+        <w:gridCol w:w="2640"/>
+        <w:gridCol w:w="2640"/>
+        <w:gridCol w:w="2640"/>
       </w:tblGrid>
       <w:tr>
         <w:trPr>
@@ -252,31 +694,19 @@
               <w:jc w:val="left"/>
             </w:pPr>
             <w:r>
-              <w:t xml:space="preserve">Случай</w:t>
-            </w:r>
-          </w:p>
-        </w:tc>
-        <w:tc>
-          <w:tcPr/>
-          <w:p>
-            <w:pPr>
-              <w:pStyle w:val="Compact"/>
-              <w:jc w:val="left"/>
-            </w:pPr>
-            <w:r>
-              <w:t xml:space="preserve">Пример в статье</w:t>
-            </w:r>
-          </w:p>
-        </w:tc>
-        <w:tc>
-          <w:tcPr/>
-          <w:p>
-            <w:pPr>
-              <w:pStyle w:val="Compact"/>
-              <w:jc w:val="left"/>
-            </w:pPr>
-            <w:r>
               <w:t xml:space="preserve">Снимает</w:t>
+            </w:r>
+          </w:p>
+        </w:tc>
+        <w:tc>
+          <w:tcPr/>
+          <w:p>
+            <w:pPr>
+              <w:pStyle w:val="Compact"/>
+              <w:jc w:val="left"/>
+            </w:pPr>
+            <w:r>
+              <w:t xml:space="preserve">Иллюстрация в системе</w:t>
             </w:r>
           </w:p>
         </w:tc>
@@ -302,20 +732,17 @@
               <w:jc w:val="left"/>
             </w:pPr>
             <w:r>
-              <w:t xml:space="preserve">Один автомат вложен в одно состояние родителя</w:t>
-            </w:r>
-          </w:p>
-        </w:tc>
-        <w:tc>
-          <w:tcPr/>
-          <w:p>
-            <w:pPr>
-              <w:pStyle w:val="Compact"/>
-              <w:jc w:val="left"/>
-            </w:pPr>
-            <w:r>
-              <w:t xml:space="preserve">«Игровые барабаны» (</w:t>
-            </w:r>
+              <w:t xml:space="preserve">– (ограничений не было)</w:t>
+            </w:r>
+          </w:p>
+        </w:tc>
+        <w:tc>
+          <w:tcPr/>
+          <w:p>
+            <w:pPr>
+              <w:pStyle w:val="Compact"/>
+              <w:jc w:val="left"/>
+            </w:pPr>
             <m:oMath>
               <m:sSub>
                 <m:e>
@@ -331,20 +758,28 @@
               </m:sSub>
             </m:oMath>
             <w:r>
-              <w:t xml:space="preserve">) в состоянии «Игра»</w:t>
-            </w:r>
-          </w:p>
-        </w:tc>
-        <w:tc>
-          <w:tcPr/>
-          <w:p>
-            <w:pPr>
-              <w:pStyle w:val="Compact"/>
-              <w:jc w:val="left"/>
-            </w:pPr>
-            <w:r>
-              <w:t xml:space="preserve">– (ограничений не было)</w:t>
-            </w:r>
+              <w:t xml:space="preserve"> </w:t>
+            </w:r>
+            <w:r>
+              <w:t xml:space="preserve">вложен в состояние «Игра» автомата</w:t>
+            </w:r>
+            <w:r>
+              <w:t xml:space="preserve"> </w:t>
+            </w:r>
+            <m:oMath>
+              <m:sSub>
+                <m:e>
+                  <m:r>
+                    <m:t>A</m:t>
+                  </m:r>
+                </m:e>
+                <m:sub>
+                  <m:r>
+                    <m:t>0</m:t>
+                  </m:r>
+                </m:sub>
+              </m:sSub>
+            </m:oMath>
           </w:p>
         </w:tc>
       </w:tr>
@@ -369,7 +804,7 @@
               <w:jc w:val="left"/>
             </w:pPr>
             <w:r>
-              <w:t xml:space="preserve">Несколько разных автоматов вложены в одно и то же состояние одновременно</w:t>
+              <w:t xml:space="preserve">ограничение 1</w:t>
             </w:r>
           </w:p>
         </w:tc>
@@ -398,7 +833,10 @@
               <w:t xml:space="preserve"> </w:t>
             </w:r>
             <w:r>
-              <w:t xml:space="preserve">и «Джекпот-счётчик» (</w:t>
+              <w:t xml:space="preserve">и</w:t>
+            </w:r>
+            <w:r>
+              <w:t xml:space="preserve"> </w:t>
             </w:r>
             <m:oMath>
               <m:sSub>
@@ -415,19 +853,10 @@
               </m:sSub>
             </m:oMath>
             <w:r>
-              <w:t xml:space="preserve">) вместе в «Игра»</w:t>
-            </w:r>
-          </w:p>
-        </w:tc>
-        <w:tc>
-          <w:tcPr/>
-          <w:p>
-            <w:pPr>
-              <w:pStyle w:val="Compact"/>
-              <w:jc w:val="left"/>
-            </w:pPr>
-            <w:r>
-              <w:t xml:space="preserve">ограничение 1</w:t>
+              <w:t xml:space="preserve"> </w:t>
+            </w:r>
+            <w:r>
+              <w:t xml:space="preserve">одновременно вложены в состояние «Игра»</w:t>
             </w:r>
           </w:p>
         </w:tc>
@@ -453,20 +882,17 @@
               <w:jc w:val="left"/>
             </w:pPr>
             <w:r>
-              <w:t xml:space="preserve">Один и тот же автомат вложен в несколько разных состояний</w:t>
-            </w:r>
-          </w:p>
-        </w:tc>
-        <w:tc>
-          <w:tcPr/>
-          <w:p>
-            <w:pPr>
-              <w:pStyle w:val="Compact"/>
-              <w:jc w:val="left"/>
-            </w:pPr>
-            <w:r>
-              <w:t xml:space="preserve">«Звуки» (</w:t>
-            </w:r>
+              <w:t xml:space="preserve">ограничение 2</w:t>
+            </w:r>
+          </w:p>
+        </w:tc>
+        <w:tc>
+          <w:tcPr/>
+          <w:p>
+            <w:pPr>
+              <w:pStyle w:val="Compact"/>
+              <w:jc w:val="left"/>
+            </w:pPr>
             <m:oMath>
               <m:sSub>
                 <m:e>
@@ -482,7 +908,10 @@
               </m:sSub>
             </m:oMath>
             <w:r>
-              <w:t xml:space="preserve">) вложен в «Игра», в «Выдача жетона» родителя</w:t>
+              <w:t xml:space="preserve"> </w:t>
+            </w:r>
+            <w:r>
+              <w:t xml:space="preserve">вложен в состояния «Игра» и «Выдача жетона» автомата</w:t>
             </w:r>
             <w:r>
               <w:t xml:space="preserve"> </w:t>
@@ -502,10 +931,7 @@
               </m:sSub>
             </m:oMath>
             <w:r>
-              <w:t xml:space="preserve"> </w:t>
-            </w:r>
-            <w:r>
-              <w:t xml:space="preserve">и в «Выплата джекпота» автомата</w:t>
+              <w:t xml:space="preserve">, а также в состояние «Выплата джекпота» автомата</w:t>
             </w:r>
             <w:r>
               <w:t xml:space="preserve"> </w:t>
@@ -526,18 +952,6 @@
             </m:oMath>
           </w:p>
         </w:tc>
-        <w:tc>
-          <w:tcPr/>
-          <w:p>
-            <w:pPr>
-              <w:pStyle w:val="Compact"/>
-              <w:jc w:val="left"/>
-            </w:pPr>
-            <w:r>
-              <w:t xml:space="preserve">ограничение 2</w:t>
-            </w:r>
-          </w:p>
-        </w:tc>
       </w:tr>
       <w:tr>
         <w:tc>
@@ -560,36 +974,7 @@
               <w:jc w:val="left"/>
             </w:pPr>
             <w:r>
-              <w:t xml:space="preserve">Вложенный автомат сам вкладывает в себя ещё один автомат (цепочка</w:t>
-            </w:r>
-            <w:r>
-              <w:t xml:space="preserve"> </w:t>
-            </w:r>
-            <m:oMath>
-              <m:r>
-                <m:t>A</m:t>
-              </m:r>
-              <m:r>
-                <m:rPr>
-                  <m:sty m:val="p"/>
-                </m:rPr>
-                <m:t>→</m:t>
-              </m:r>
-              <m:r>
-                <m:t>B</m:t>
-              </m:r>
-              <m:r>
-                <m:rPr>
-                  <m:sty m:val="p"/>
-                </m:rPr>
-                <m:t>→</m:t>
-              </m:r>
-              <m:r>
-                <m:t>C</m:t>
-              </m:r>
-            </m:oMath>
-            <w:r>
-              <w:t xml:space="preserve">)</w:t>
+              <w:t xml:space="preserve">ограничение 3</w:t>
             </w:r>
           </w:p>
         </w:tc>
@@ -618,7 +1003,7 @@
               <w:t xml:space="preserve"> </w:t>
             </w:r>
             <w:r>
-              <w:t xml:space="preserve">вложен внутрь</w:t>
+              <w:t xml:space="preserve">вложен в</w:t>
             </w:r>
             <w:r>
               <w:t xml:space="preserve"> </w:t>
@@ -638,10 +1023,7 @@
               </m:sSub>
             </m:oMath>
             <w:r>
-              <w:t xml:space="preserve"> </w:t>
-            </w:r>
-            <w:r>
-              <w:t xml:space="preserve">(«Выплата джекпота»), который сам вложен в</w:t>
+              <w:t xml:space="preserve">, который сам вложен в</w:t>
             </w:r>
             <w:r>
               <w:t xml:space="preserve"> </w:t>
@@ -660,1737 +1042,12 @@
                 </m:sub>
               </m:sSub>
             </m:oMath>
-            <w:r>
-              <w:t xml:space="preserve"> </w:t>
-            </w:r>
-            <w:r>
-              <w:t xml:space="preserve">(«Игра»)</w:t>
-            </w:r>
-          </w:p>
-        </w:tc>
-        <w:tc>
-          <w:tcPr/>
-          <w:p>
-            <w:pPr>
-              <w:pStyle w:val="Compact"/>
-              <w:jc w:val="left"/>
-            </w:pPr>
-            <w:r>
-              <w:t xml:space="preserve">ограничение 3</w:t>
-            </w:r>
           </w:p>
         </w:tc>
       </w:tr>
     </w:tbl>
-    <w:bookmarkEnd w:id="20"/>
-    <w:bookmarkStart w:id="26" w:name="описание-подхода"/>
-    <w:p>
-      <w:pPr>
-        <w:pStyle w:val="Heading1"/>
-      </w:pPr>
-      <w:r>
-        <w:t xml:space="preserve">Описание подхода</w:t>
-      </w:r>
-    </w:p>
-    <w:bookmarkStart w:id="21" w:name="этапы-алгоритма-умножения"/>
-    <w:p>
-      <w:pPr>
-        <w:pStyle w:val="Heading2"/>
-      </w:pPr>
-      <w:r>
-        <w:t xml:space="preserve">Этапы алгоритма умножения</w:t>
-      </w:r>
-    </w:p>
-    <w:p>
-      <w:pPr>
-        <w:pStyle w:val="FirstParagraph"/>
-      </w:pPr>
-      <w:r>
-        <w:t xml:space="preserve">Алгоритм умножения пары автоматов, предложенный в предыдущей работе,</w:t>
-      </w:r>
-      <w:r>
-        <w:t xml:space="preserve"> </w:t>
-      </w:r>
-      <w:r>
-        <w:t xml:space="preserve">состоит из следующих этапов:</w:t>
-      </w:r>
-    </w:p>
-    <w:p>
-      <w:pPr>
-        <w:numPr>
-          <w:ilvl w:val="0"/>
-          <w:numId w:val="1002"/>
-        </w:numPr>
-      </w:pPr>
-      <w:r>
-        <w:t xml:space="preserve">Выбор пары автоматов (для перемножения).</w:t>
-      </w:r>
-    </w:p>
-    <w:p>
-      <w:pPr>
-        <w:numPr>
-          <w:ilvl w:val="0"/>
-          <w:numId w:val="1002"/>
-        </w:numPr>
-      </w:pPr>
-      <w:r>
-        <w:t xml:space="preserve">Инициализация обхода (начальные состояния пары образуют начальное</w:t>
-      </w:r>
-      <w:r>
-        <w:t xml:space="preserve"> </w:t>
-      </w:r>
-      <w:r>
-        <w:t xml:space="preserve">состояние произведения).</w:t>
-      </w:r>
-    </w:p>
-    <w:p>
-      <w:pPr>
-        <w:numPr>
-          <w:ilvl w:val="0"/>
-          <w:numId w:val="1002"/>
-        </w:numPr>
-      </w:pPr>
-      <w:r>
-        <w:t xml:space="preserve">Итеративное построение множества вершин (для текущей пары состояний</w:t>
-      </w:r>
-      <w:r>
-        <w:t xml:space="preserve"> </w:t>
-      </w:r>
-      <w:r>
-        <w:t xml:space="preserve">перебираются все исходящие переходы обоих автоматов, проверяются</w:t>
-      </w:r>
-      <w:r>
-        <w:t xml:space="preserve"> </w:t>
-      </w:r>
-      <w:r>
-        <w:t xml:space="preserve">гварды, и по совпадающим/относящимся друг к другу событиям строятся</w:t>
-      </w:r>
-      <w:r>
-        <w:t xml:space="preserve"> </w:t>
-      </w:r>
-      <w:r>
-        <w:t xml:space="preserve">новые состояния-произведения).</w:t>
-      </w:r>
-    </w:p>
-    <w:p>
-      <w:pPr>
-        <w:numPr>
-          <w:ilvl w:val="0"/>
-          <w:numId w:val="1002"/>
-        </w:numPr>
-      </w:pPr>
-      <w:r>
-        <w:t xml:space="preserve">Формирование автомата-произведения (из построенного множества</w:t>
-      </w:r>
-      <w:r>
-        <w:t xml:space="preserve"> </w:t>
-      </w:r>
-      <w:r>
-        <w:t xml:space="preserve">вершин и рёбер).</w:t>
-      </w:r>
-    </w:p>
-    <w:p>
-      <w:pPr>
-        <w:numPr>
-          <w:ilvl w:val="0"/>
-          <w:numId w:val="1002"/>
-        </w:numPr>
-      </w:pPr>
-      <w:r>
-        <w:t xml:space="preserve">Валидация результата (автомат-произведение прогоняется рядом с</w:t>
-      </w:r>
-      <w:r>
-        <w:t xml:space="preserve"> </w:t>
-      </w:r>
-      <w:r>
-        <w:t xml:space="preserve">исходной парой на одних и тех же событиях, и на каждом шаге</w:t>
-      </w:r>
-      <w:r>
-        <w:t xml:space="preserve"> </w:t>
-      </w:r>
-      <w:r>
-        <w:t xml:space="preserve">сравниваются их выходы; любое расхождение означает ошибку</w:t>
-      </w:r>
-      <w:r>
-        <w:t xml:space="preserve"> </w:t>
-      </w:r>
-      <w:r>
-        <w:t xml:space="preserve">умножения).</w:t>
-      </w:r>
-    </w:p>
-    <w:p>
-      <w:pPr>
-        <w:numPr>
-          <w:ilvl w:val="0"/>
-          <w:numId w:val="1002"/>
-        </w:numPr>
-      </w:pPr>
-      <w:r>
-        <w:t xml:space="preserve">Последовательное перемножение системы автоматов (для цепочки из</w:t>
-      </w:r>
-      <w:r>
-        <w:t xml:space="preserve"> </w:t>
-      </w:r>
-      <w:r>
-        <w:t xml:space="preserve">более чем двух автоматов указанная последовательность</w:t>
-      </w:r>
-      <w:r>
-        <w:t xml:space="preserve"> </w:t>
-      </w:r>
-      <w:r>
-        <w:t xml:space="preserve">повторяется).</w:t>
-      </w:r>
-    </w:p>
-    <w:p>
-      <w:pPr>
-        <w:pStyle w:val="FirstParagraph"/>
-      </w:pPr>
-      <w:r>
-        <w:t xml:space="preserve">Гвард (guard) – это условие на переходе автомата, разрешающее его</w:t>
-      </w:r>
-      <w:r>
-        <w:t xml:space="preserve"> </w:t>
-      </w:r>
-      <w:r>
-        <w:t xml:space="preserve">срабатывание только при выполнении этого условия, например, только если</w:t>
-      </w:r>
-      <w:r>
-        <w:t xml:space="preserve"> </w:t>
-      </w:r>
-      <w:r>
-        <w:t xml:space="preserve">некоторый другой автомат сейчас находится в определённом состоянии (так,</w:t>
-      </w:r>
-      <w:r>
-        <w:t xml:space="preserve"> </w:t>
-      </w:r>
-      <m:oMath>
-        <m:sSub>
-          <m:e>
-            <m:r>
-              <m:t>A</m:t>
-            </m:r>
-          </m:e>
-          <m:sub>
-            <m:r>
-              <m:t>3</m:t>
-            </m:r>
-          </m:sub>
-        </m:sSub>
-      </m:oMath>
-      <w:r>
-        <w:t xml:space="preserve"> </w:t>
-      </w:r>
-      <w:r>
-        <w:t xml:space="preserve">ниже проверяет внутреннее состояние</w:t>
-      </w:r>
-      <w:r>
-        <w:t xml:space="preserve"> </w:t>
-      </w:r>
-      <m:oMath>
-        <m:sSub>
-          <m:e>
-            <m:r>
-              <m:t>A</m:t>
-            </m:r>
-          </m:e>
-          <m:sub>
-            <m:r>
-              <m:t>2</m:t>
-            </m:r>
-          </m:sub>
-        </m:sSub>
-      </m:oMath>
-      <w:r>
-        <w:t xml:space="preserve"> </w:t>
-      </w:r>
-      <w:r>
-        <w:t xml:space="preserve">– опрашивает</w:t>
-      </w:r>
-      <w:r>
-        <w:t xml:space="preserve"> </w:t>
-      </w:r>
-      <w:r>
-        <w:rPr>
-          <w:rStyle w:val="VerbatimChar"/>
-        </w:rPr>
-        <w:t xml:space="preserve">y2=3</w:t>
-      </w:r>
-      <w:r>
-        <w:t xml:space="preserve">,</w:t>
-      </w:r>
-      <w:r>
-        <w:t xml:space="preserve"> </w:t>
-      </w:r>
-      <w:r>
-        <w:t xml:space="preserve">чтобы убедиться, что барабаны остановились в нужной комбинации, прежде чем</w:t>
-      </w:r>
-      <w:r>
-        <w:t xml:space="preserve"> </w:t>
-      </w:r>
-      <w:r>
-        <w:t xml:space="preserve">объявить джекпот; это и значит «один автомат опирается на внутреннее</w:t>
-      </w:r>
-      <w:r>
-        <w:t xml:space="preserve"> </w:t>
-      </w:r>
-      <w:r>
-        <w:t xml:space="preserve">состояние другого»).</w:t>
-      </w:r>
-    </w:p>
-    <w:p>
-      <w:pPr>
-        <w:pStyle w:val="BodyText"/>
-      </w:pPr>
-      <w:r>
-        <w:t xml:space="preserve">Состав этапов не меняется. Три ограничения из введения связаны с тем, как</w:t>
-      </w:r>
-      <w:r>
-        <w:t xml:space="preserve"> </w:t>
-      </w:r>
-      <w:r>
-        <w:t xml:space="preserve">именно выполняются этапы 3 и 4 – построение множества вершин произведения</w:t>
-      </w:r>
-      <w:r>
-        <w:t xml:space="preserve"> </w:t>
-      </w:r>
-      <w:r>
-        <w:t xml:space="preserve">и само его формирование: на этих двух этапах нужно проверить гварды,</w:t>
-      </w:r>
-      <w:r>
-        <w:t xml:space="preserve"> </w:t>
-      </w:r>
-      <w:r>
-        <w:t xml:space="preserve">ссылающиеся на вложенные автоматы, и определить, какие автоматы вложены в</w:t>
-      </w:r>
-      <w:r>
-        <w:t xml:space="preserve"> </w:t>
-      </w:r>
-      <w:r>
-        <w:t xml:space="preserve">каждую новую вершину произведения. Ниже описано, что именно в них</w:t>
-      </w:r>
-      <w:r>
-        <w:t xml:space="preserve"> </w:t>
-      </w:r>
-      <w:r>
-        <w:t xml:space="preserve">изменилось.</w:t>
-      </w:r>
-    </w:p>
     <w:bookmarkEnd w:id="21"/>
-    <w:bookmarkStart w:id="22" w:name="X168b9d35c887186aebd95311392d3b0987a8fd5"/>
-    <w:p>
-      <w:pPr>
-        <w:pStyle w:val="Heading2"/>
-      </w:pPr>
-      <w:r>
-        <w:t xml:space="preserve">Доработка 1: гварды переживают слияние (снимает ограничения 1</w:t>
-      </w:r>
-      <w:r>
-        <w:t xml:space="preserve"> </w:t>
-      </w:r>
-      <w:r>
-        <w:t xml:space="preserve">и 2)</w:t>
-      </w:r>
-    </w:p>
-    <w:p>
-      <w:pPr>
-        <w:pStyle w:val="FirstParagraph"/>
-      </w:pPr>
-      <w:r>
-        <w:t xml:space="preserve">Каждое состояние произведения хранит отображение</w:t>
-      </w:r>
-      <w:r>
-        <w:t xml:space="preserve"> </w:t>
-      </w:r>
-      <w:r>
-        <w:rPr>
-          <w:rStyle w:val="VerbatimChar"/>
-        </w:rPr>
-        <w:t xml:space="preserve">native</w:t>
-      </w:r>
-      <w:r>
-        <w:t xml:space="preserve">: автомат</w:t>
-      </w:r>
-      <w:r>
-        <w:t xml:space="preserve"> </w:t>
-      </w:r>
-      <m:oMath>
-        <m:r>
-          <m:rPr>
-            <m:sty m:val="p"/>
-          </m:rPr>
-          <m:t>→</m:t>
-        </m:r>
-      </m:oMath>
-      <w:r>
-        <w:t xml:space="preserve"> </w:t>
-      </w:r>
-      <w:r>
-        <w:t xml:space="preserve">его «родное» состояние в этом состоянии произведения. При слиянии</w:t>
-      </w:r>
-      <w:r>
-        <w:t xml:space="preserve"> </w:t>
-      </w:r>
-      <w:r>
-        <w:t xml:space="preserve">двух состояний в одно эти отображения объединяются, поэтому информация не</w:t>
-      </w:r>
-      <w:r>
-        <w:t xml:space="preserve"> </w:t>
-      </w:r>
-      <w:r>
-        <w:t xml:space="preserve">теряется при последовательном перемножении цепочки автоматов. Проверка</w:t>
-      </w:r>
-      <w:r>
-        <w:t xml:space="preserve"> </w:t>
-      </w:r>
-      <w:r>
-        <w:t xml:space="preserve">гварда «автомат</w:t>
-      </w:r>
-      <w:r>
-        <w:t xml:space="preserve"> </w:t>
-      </w:r>
-      <m:oMath>
-        <m:r>
-          <m:t>B</m:t>
-        </m:r>
-      </m:oMath>
-      <w:r>
-        <w:t xml:space="preserve"> </w:t>
-      </w:r>
-      <w:r>
-        <w:t xml:space="preserve">находится в состоянии</w:t>
-      </w:r>
-      <w:r>
-        <w:t xml:space="preserve"> </w:t>
-      </w:r>
-      <m:oMath>
-        <m:r>
-          <m:t>k</m:t>
-        </m:r>
-      </m:oMath>
-      <w:r>
-        <w:t xml:space="preserve">» (этапы 3–4) смотрит в</w:t>
-      </w:r>
-      <w:r>
-        <w:t xml:space="preserve"> </w:t>
-      </w:r>
-      <w:r>
-        <w:rPr>
-          <w:rStyle w:val="VerbatimChar"/>
-        </w:rPr>
-        <w:t xml:space="preserve">native</w:t>
-      </w:r>
-      <m:oMath>
-        <m:d>
-          <m:dPr>
-            <m:begChr m:val="["/>
-            <m:endChr m:val="]"/>
-            <m:sepChr m:val=""/>
-            <m:grow/>
-          </m:dPr>
-          <m:e>
-            <m:r>
-              <m:t>B</m:t>
-            </m:r>
-          </m:e>
-        </m:d>
-      </m:oMath>
-      <w:r>
-        <w:t xml:space="preserve">, а не в номер текущего (уже составного, чужого)</w:t>
-      </w:r>
-      <w:r>
-        <w:t xml:space="preserve"> </w:t>
-      </w:r>
-      <w:r>
-        <w:t xml:space="preserve">состояния – именно это раньше переставало работать после первого же</w:t>
-      </w:r>
-      <w:r>
-        <w:t xml:space="preserve"> </w:t>
-      </w:r>
-      <w:r>
-        <w:t xml:space="preserve">слияния.</w:t>
-      </w:r>
-    </w:p>
-    <w:p>
-      <w:pPr>
-        <w:pStyle w:val="BodyText"/>
-      </w:pPr>
-      <w:r>
-        <w:t xml:space="preserve">Доработка сразу делалась в общем виде, без ограничения на одну вершину или</w:t>
-      </w:r>
-      <w:r>
-        <w:t xml:space="preserve"> </w:t>
-      </w:r>
-      <w:r>
-        <w:t xml:space="preserve">на одну пару вложенных автоматов: отображение</w:t>
-      </w:r>
-      <w:r>
-        <w:t xml:space="preserve"> </w:t>
-      </w:r>
-      <w:r>
-        <w:rPr>
-          <w:rStyle w:val="VerbatimChar"/>
-        </w:rPr>
-        <w:t xml:space="preserve">native</w:t>
-      </w:r>
-      <w:r>
-        <w:t xml:space="preserve"> </w:t>
-      </w:r>
-      <w:r>
-        <w:t xml:space="preserve">– это</w:t>
-      </w:r>
-      <w:r>
-        <w:t xml:space="preserve"> </w:t>
-      </w:r>
-      <w:r>
-        <w:t xml:space="preserve">отображение из</w:t>
-      </w:r>
-      <w:r>
-        <w:t xml:space="preserve"> </w:t>
-      </w:r>
-      <w:r>
-        <w:rPr>
-          <w:iCs/>
-          <w:i/>
-        </w:rPr>
-        <w:t xml:space="preserve">множества</w:t>
-      </w:r>
-      <w:r>
-        <w:t xml:space="preserve"> </w:t>
-      </w:r>
-      <w:r>
-        <w:t xml:space="preserve">автоматов, а не пара «автомат-состояние»,</w:t>
-      </w:r>
-      <w:r>
-        <w:t xml:space="preserve"> </w:t>
-      </w:r>
-      <w:r>
-        <w:t xml:space="preserve">и строится оно одинаково независимо от того, сколько вершин произведения</w:t>
-      </w:r>
-      <w:r>
-        <w:t xml:space="preserve"> </w:t>
-      </w:r>
-      <w:r>
-        <w:t xml:space="preserve">содержат вложенные автоматы и сколько именно автоматов вложено в каждую из</w:t>
-      </w:r>
-      <w:r>
-        <w:t xml:space="preserve"> </w:t>
-      </w:r>
-      <w:r>
-        <w:t xml:space="preserve">них. Поэтому доработка 1 одновременно снимает оба первых ограничения:</w:t>
-      </w:r>
-      <w:r>
-        <w:t xml:space="preserve"> </w:t>
-      </w:r>
-      <w:r>
-        <w:t xml:space="preserve">несколько разных автоматов, вложенных в одну и ту же вершину (случай 2,</w:t>
-      </w:r>
-      <w:r>
-        <w:t xml:space="preserve"> </w:t>
-      </w:r>
-      <m:oMath>
-        <m:sSub>
-          <m:e>
-            <m:r>
-              <m:t>A</m:t>
-            </m:r>
-          </m:e>
-          <m:sub>
-            <m:r>
-              <m:t>2</m:t>
-            </m:r>
-          </m:sub>
-        </m:sSub>
-      </m:oMath>
-      <w:r>
-        <w:t xml:space="preserve"> </w:t>
-      </w:r>
-      <w:r>
-        <w:t xml:space="preserve">и</w:t>
-      </w:r>
-      <w:r>
-        <w:t xml:space="preserve"> </w:t>
-      </w:r>
-      <m:oMath>
-        <m:sSub>
-          <m:e>
-            <m:r>
-              <m:t>A</m:t>
-            </m:r>
-          </m:e>
-          <m:sub>
-            <m:r>
-              <m:t>3</m:t>
-            </m:r>
-          </m:sub>
-        </m:sSub>
-      </m:oMath>
-      <w:r>
-        <w:t xml:space="preserve"> </w:t>
-      </w:r>
-      <w:r>
-        <w:t xml:space="preserve">вместе в «Игра»), и один и тот же автомат, вложенный в</w:t>
-      </w:r>
-      <w:r>
-        <w:t xml:space="preserve"> </w:t>
-      </w:r>
-      <w:r>
-        <w:t xml:space="preserve">несколько разных вершин (случай 3,</w:t>
-      </w:r>
-      <w:r>
-        <w:t xml:space="preserve"> </w:t>
-      </w:r>
-      <m:oMath>
-        <m:sSub>
-          <m:e>
-            <m:r>
-              <m:t>A</m:t>
-            </m:r>
-          </m:e>
-          <m:sub>
-            <m:r>
-              <m:t>4</m:t>
-            </m:r>
-          </m:sub>
-        </m:sSub>
-      </m:oMath>
-      <w:r>
-        <w:t xml:space="preserve"> </w:t>
-      </w:r>
-      <w:r>
-        <w:t xml:space="preserve">вложен и в «Игра», и в «Выдача</w:t>
-      </w:r>
-      <w:r>
-        <w:t xml:space="preserve"> </w:t>
-      </w:r>
-      <w:r>
-        <w:t xml:space="preserve">жетона», и в «Выплата джекпота») – обрабатываются одним и тем же</w:t>
-      </w:r>
-      <w:r>
-        <w:t xml:space="preserve"> </w:t>
-      </w:r>
-      <w:r>
-        <w:t xml:space="preserve">механизмом, без каких-либо дополнительных частных случаев в коде.</w:t>
-      </w:r>
-    </w:p>
-    <w:bookmarkEnd w:id="22"/>
-    <w:bookmarkStart w:id="23" w:name="sec:fix2"/>
-    <w:p>
-      <w:pPr>
-        <w:pStyle w:val="Heading2"/>
-      </w:pPr>
-      <w:r>
-        <w:t xml:space="preserve">Доработка 2: вложенность не «протекает» мимо своего родителя</w:t>
-      </w:r>
-      <w:r>
-        <w:t xml:space="preserve"> </w:t>
-      </w:r>
-      <w:r>
-        <w:t xml:space="preserve">(снимает ограничение 3)</w:t>
-      </w:r>
-    </w:p>
-    <w:p>
-      <w:pPr>
-        <w:pStyle w:val="FirstParagraph"/>
-      </w:pPr>
-      <w:r>
-        <w:t xml:space="preserve">Третье ограничение – то, что вложенные автоматы мог содержать только один</w:t>
-      </w:r>
-      <w:r>
-        <w:t xml:space="preserve"> </w:t>
-      </w:r>
-      <w:r>
-        <w:t xml:space="preserve">из двух перемножаемых автоматов – всплыло только при реализации случая 4</w:t>
-      </w:r>
-      <w:r>
-        <w:t xml:space="preserve"> </w:t>
-      </w:r>
-      <w:r>
-        <w:t xml:space="preserve">(вложенность во вложенность). У составного состояния произведения есть</w:t>
-      </w:r>
-      <w:r>
-        <w:t xml:space="preserve"> </w:t>
-      </w:r>
-      <w:r>
-        <w:t xml:space="preserve">собственное поле</w:t>
-      </w:r>
-      <w:r>
-        <w:t xml:space="preserve"> </w:t>
-      </w:r>
-      <w:r>
-        <w:rPr>
-          <w:rStyle w:val="VerbatimChar"/>
-        </w:rPr>
-        <w:t xml:space="preserve">nestedFsmIds</w:t>
-      </w:r>
-      <w:r>
-        <w:t xml:space="preserve"> </w:t>
-      </w:r>
-      <w:r>
-        <w:t xml:space="preserve">– список автоматов, вложенных</w:t>
-      </w:r>
-      <w:r>
-        <w:t xml:space="preserve"> </w:t>
-      </w:r>
-      <w:r>
-        <w:t xml:space="preserve">именно в это состояние; им пользуется следующий шаг умножения, чтобы</w:t>
-      </w:r>
-      <w:r>
-        <w:t xml:space="preserve"> </w:t>
-      </w:r>
-      <w:r>
-        <w:t xml:space="preserve">понять, какие вложенные автоматы вообще нужно учитывать. Раньше это поле</w:t>
-      </w:r>
-      <w:r>
-        <w:t xml:space="preserve"> </w:t>
-      </w:r>
-      <w:r>
-        <w:t xml:space="preserve">считалось простым объединением</w:t>
-      </w:r>
-      <w:r>
-        <w:t xml:space="preserve"> </w:t>
-      </w:r>
-      <w:r>
-        <w:rPr>
-          <w:rStyle w:val="VerbatimChar"/>
-        </w:rPr>
-        <w:t xml:space="preserve">nestedFsmIds</w:t>
-      </w:r>
-      <w:r>
-        <w:t xml:space="preserve"> </w:t>
-      </w:r>
-      <w:r>
-        <w:t xml:space="preserve">обоих перемножаемых</w:t>
-      </w:r>
-      <w:r>
-        <w:t xml:space="preserve"> </w:t>
-      </w:r>
-      <w:r>
-        <w:t xml:space="preserve">операндов – без всякого условия. Пока только ОДИН из операндов (растущее</w:t>
-      </w:r>
-      <w:r>
-        <w:t xml:space="preserve"> </w:t>
-      </w:r>
-      <w:r>
-        <w:t xml:space="preserve">произведение, несущее декларации автомата</w:t>
-      </w:r>
-      <w:r>
-        <w:t xml:space="preserve"> </w:t>
-      </w:r>
-      <m:oMath>
-        <m:sSub>
-          <m:e>
-            <m:r>
-              <m:t>A</m:t>
-            </m:r>
-          </m:e>
-          <m:sub>
-            <m:r>
-              <m:t>0</m:t>
-            </m:r>
-          </m:sub>
-        </m:sSub>
-      </m:oMath>
-      <w:r>
-        <w:t xml:space="preserve">) мог иметь непустой</w:t>
-      </w:r>
-      <w:r>
-        <w:t xml:space="preserve"> </w:t>
-      </w:r>
-      <w:r>
-        <w:rPr>
-          <w:rStyle w:val="VerbatimChar"/>
-        </w:rPr>
-        <w:t xml:space="preserve">nestedFsmIds</w:t>
-      </w:r>
-      <w:r>
-        <w:t xml:space="preserve">, а второй (очередной присоединяемый атомарный</w:t>
-      </w:r>
-      <w:r>
-        <w:t xml:space="preserve"> </w:t>
-      </w:r>
-      <w:r>
-        <w:t xml:space="preserve">автомат) был в этом смысле «пустым», безусловное объединение было</w:t>
-      </w:r>
-      <w:r>
-        <w:t xml:space="preserve"> </w:t>
-      </w:r>
-      <w:r>
-        <w:t xml:space="preserve">безопасным – оно и работало просто потому, что добавлять было нечего.</w:t>
-      </w:r>
-    </w:p>
-    <w:p>
-      <w:pPr>
-        <w:pStyle w:val="BodyText"/>
-      </w:pPr>
-      <w:r>
-        <w:t xml:space="preserve">Но как только присоединяемый автомат САМ оказывается с непустым</w:t>
-      </w:r>
-      <w:r>
-        <w:t xml:space="preserve"> </w:t>
-      </w:r>
-      <w:r>
-        <w:rPr>
-          <w:rStyle w:val="VerbatimChar"/>
-        </w:rPr>
-        <w:t xml:space="preserve">nestedFsmIds</w:t>
-      </w:r>
-      <w:r>
-        <w:t xml:space="preserve"> </w:t>
-      </w:r>
-      <w:r>
-        <w:t xml:space="preserve">(случай 4:</w:t>
-      </w:r>
-      <w:r>
-        <w:t xml:space="preserve"> </w:t>
-      </w:r>
-      <m:oMath>
-        <m:sSub>
-          <m:e>
-            <m:r>
-              <m:t>A</m:t>
-            </m:r>
-          </m:e>
-          <m:sub>
-            <m:r>
-              <m:t>3</m:t>
-            </m:r>
-          </m:sub>
-        </m:sSub>
-      </m:oMath>
-      <w:r>
-        <w:t xml:space="preserve"> </w:t>
-      </w:r>
-      <w:r>
-        <w:t xml:space="preserve">вкладывает</w:t>
-      </w:r>
-      <w:r>
-        <w:t xml:space="preserve"> </w:t>
-      </w:r>
-      <m:oMath>
-        <m:sSub>
-          <m:e>
-            <m:r>
-              <m:t>A</m:t>
-            </m:r>
-          </m:e>
-          <m:sub>
-            <m:r>
-              <m:t>4</m:t>
-            </m:r>
-          </m:sub>
-        </m:sSub>
-      </m:oMath>
-      <w:r>
-        <w:t xml:space="preserve"> </w:t>
-      </w:r>
-      <w:r>
-        <w:t xml:space="preserve">в состояние</w:t>
-      </w:r>
-      <w:r>
-        <w:t xml:space="preserve"> </w:t>
-      </w:r>
-      <w:r>
-        <w:t xml:space="preserve">«Выплата джекпота»), безусловное объединение раз и навсегда «склеивает»</w:t>
-      </w:r>
-      <w:r>
-        <w:t xml:space="preserve"> </w:t>
-      </w:r>
-      <m:oMath>
-        <m:sSub>
-          <m:e>
-            <m:r>
-              <m:t>A</m:t>
-            </m:r>
-          </m:e>
-          <m:sub>
-            <m:r>
-              <m:t>4</m:t>
-            </m:r>
-          </m:sub>
-        </m:sSub>
-      </m:oMath>
-      <w:r>
-        <w:t xml:space="preserve"> </w:t>
-      </w:r>
-      <w:r>
-        <w:t xml:space="preserve">с составным произведением в момент, когда в цепочку добавляется</w:t>
-      </w:r>
-      <w:r>
-        <w:t xml:space="preserve"> </w:t>
-      </w:r>
-      <m:oMath>
-        <m:sSub>
-          <m:e>
-            <m:r>
-              <m:t>A</m:t>
-            </m:r>
-          </m:e>
-          <m:sub>
-            <m:r>
-              <m:t>3</m:t>
-            </m:r>
-          </m:sub>
-        </m:sSub>
-      </m:oMath>
-      <w:r>
-        <w:t xml:space="preserve">, – и дальше</w:t>
-      </w:r>
-      <w:r>
-        <w:t xml:space="preserve"> </w:t>
-      </w:r>
-      <m:oMath>
-        <m:sSub>
-          <m:e>
-            <m:r>
-              <m:t>A</m:t>
-            </m:r>
-          </m:e>
-          <m:sub>
-            <m:r>
-              <m:t>4</m:t>
-            </m:r>
-          </m:sub>
-        </m:sSub>
-      </m:oMath>
-      <w:r>
-        <w:t xml:space="preserve"> </w:t>
-      </w:r>
-      <w:r>
-        <w:t xml:space="preserve">оказывается достижим из</w:t>
-      </w:r>
-      <w:r>
-        <w:t xml:space="preserve"> </w:t>
-      </w:r>
-      <w:r>
-        <w:rPr>
-          <w:iCs/>
-          <w:i/>
-        </w:rPr>
-        <w:t xml:space="preserve">любого</w:t>
-      </w:r>
-      <w:r>
-        <w:t xml:space="preserve"> </w:t>
-      </w:r>
-      <w:r>
-        <w:t xml:space="preserve">состояния</w:t>
-      </w:r>
-      <w:r>
-        <w:t xml:space="preserve"> </w:t>
-      </w:r>
-      <w:r>
-        <w:t xml:space="preserve">родителя, а не только из тех, где</w:t>
-      </w:r>
-      <w:r>
-        <w:t xml:space="preserve"> </w:t>
-      </w:r>
-      <m:oMath>
-        <m:sSub>
-          <m:e>
-            <m:r>
-              <m:t>A</m:t>
-            </m:r>
-          </m:e>
-          <m:sub>
-            <m:r>
-              <m:t>3</m:t>
-            </m:r>
-          </m:sub>
-        </m:sSub>
-      </m:oMath>
-      <w:r>
-        <w:t xml:space="preserve"> </w:t>
-      </w:r>
-      <w:r>
-        <w:t xml:space="preserve">действительно в «Выплата</w:t>
-      </w:r>
-      <w:r>
-        <w:t xml:space="preserve"> </w:t>
-      </w:r>
-      <w:r>
-        <w:t xml:space="preserve">джекпота». На практике это означало:</w:t>
-      </w:r>
-      <w:r>
-        <w:t xml:space="preserve"> </w:t>
-      </w:r>
-      <m:oMath>
-        <m:sSub>
-          <m:e>
-            <m:r>
-              <m:t>A</m:t>
-            </m:r>
-          </m:e>
-          <m:sub>
-            <m:r>
-              <m:t>4</m:t>
-            </m:r>
-          </m:sub>
-        </m:sSub>
-      </m:oMath>
-      <w:r>
-        <w:t xml:space="preserve"> </w:t>
-      </w:r>
-      <w:r>
-        <w:t xml:space="preserve">срабатывал даже тогда, когда</w:t>
-      </w:r>
-      <w:r>
-        <w:t xml:space="preserve"> </w:t>
-      </w:r>
-      <m:oMath>
-        <m:sSub>
-          <m:e>
-            <m:r>
-              <m:t>A</m:t>
-            </m:r>
-          </m:e>
-          <m:sub>
-            <m:r>
-              <m:t>0</m:t>
-            </m:r>
-          </m:sub>
-        </m:sSub>
-      </m:oMath>
-      <w:r>
-        <w:t xml:space="preserve"> </w:t>
-      </w:r>
-      <w:r>
-        <w:t xml:space="preserve">находится в состоянии «Ожидание», где он вообще не должен быть нигде</w:t>
-      </w:r>
-      <w:r>
-        <w:t xml:space="preserve"> </w:t>
-      </w:r>
-      <w:r>
-        <w:t xml:space="preserve">вложен.</w:t>
-      </w:r>
-    </w:p>
-    <w:p>
-      <w:pPr>
-        <w:pStyle w:val="BodyText"/>
-      </w:pPr>
-      <w:r>
-        <w:t xml:space="preserve">Исправление: вклад</w:t>
-      </w:r>
-      <w:r>
-        <w:t xml:space="preserve"> </w:t>
-      </w:r>
-      <w:r>
-        <w:rPr>
-          <w:iCs/>
-          <w:i/>
-        </w:rPr>
-        <w:t xml:space="preserve">чужого</w:t>
-      </w:r>
-      <w:r>
-        <w:t xml:space="preserve"> </w:t>
-      </w:r>
-      <w:r>
-        <w:rPr>
-          <w:rStyle w:val="VerbatimChar"/>
-        </w:rPr>
-        <w:t xml:space="preserve">nestedFsmIds</w:t>
-      </w:r>
-      <w:r>
-        <w:t xml:space="preserve"> </w:t>
-      </w:r>
-      <w:r>
-        <w:t xml:space="preserve">в объединение теперь</w:t>
-      </w:r>
-      <w:r>
-        <w:t xml:space="preserve"> </w:t>
-      </w:r>
-      <w:r>
-        <w:t xml:space="preserve">учитывается, только если этот автомат вообще когда-либо фигурирует как</w:t>
-      </w:r>
-      <w:r>
-        <w:t xml:space="preserve"> </w:t>
-      </w:r>
-      <w:r>
-        <w:t xml:space="preserve">условно вложенный у партнёра по текущему умножению (проверяется по всем</w:t>
-      </w:r>
-      <w:r>
-        <w:t xml:space="preserve"> </w:t>
-      </w:r>
-      <w:r>
-        <w:t xml:space="preserve">состояниям партнёра), и в этом случае – только пока партнёр</w:t>
-      </w:r>
-      <w:r>
-        <w:t xml:space="preserve"> </w:t>
-      </w:r>
-      <w:r>
-        <w:rPr>
-          <w:iCs/>
-          <w:i/>
-        </w:rPr>
-        <w:t xml:space="preserve">сейчас</w:t>
-      </w:r>
-      <w:r>
-        <w:t xml:space="preserve"> </w:t>
-      </w:r>
-      <w:r>
-        <w:t xml:space="preserve">действительно его вложенным объявляет. Для независимых (не вложенных друг в</w:t>
-      </w:r>
-      <w:r>
-        <w:t xml:space="preserve"> </w:t>
-      </w:r>
-      <w:r>
-        <w:t xml:space="preserve">друга) автоматов проверка ничего не меняет: собственный</w:t>
-      </w:r>
-      <w:r>
-        <w:t xml:space="preserve"> </w:t>
-      </w:r>
-      <w:r>
-        <w:rPr>
-          <w:rStyle w:val="VerbatimChar"/>
-        </w:rPr>
-        <w:t xml:space="preserve">nestedFsmIds</w:t>
-      </w:r>
-      <w:r>
-        <w:t xml:space="preserve"> </w:t>
-      </w:r>
-      <w:r>
-        <w:t xml:space="preserve">автомата, который партнёр никогда и нигде не объявляет вложенным, по-прежнему</w:t>
-      </w:r>
-      <w:r>
-        <w:t xml:space="preserve"> </w:t>
-      </w:r>
-      <w:r>
-        <w:t xml:space="preserve">включается безусловно. Это снимает третье ограничение в общем виде: теперь</w:t>
-      </w:r>
-      <w:r>
-        <w:t xml:space="preserve"> </w:t>
-      </w:r>
-      <w:r>
-        <w:t xml:space="preserve">оба перемножаемых автомата могут одновременно нести декларации вложенности,</w:t>
-      </w:r>
-      <w:r>
-        <w:t xml:space="preserve"> </w:t>
-      </w:r>
-      <w:r>
-        <w:t xml:space="preserve">независимо от того, в какую сторону эта вложенность направлена.</w:t>
-      </w:r>
-    </w:p>
-    <w:bookmarkEnd w:id="23"/>
-    <w:bookmarkStart w:id="25" w:name="X1dce12c65e94648876a91f9c2e318a5e6cfcb28"/>
-    <w:p>
-      <w:pPr>
-        <w:pStyle w:val="Heading2"/>
-      </w:pPr>
-      <w:r>
-        <w:t xml:space="preserve">Ограничение, которое пришлось обойти моделированием</w:t>
-      </w:r>
-    </w:p>
-    <w:p>
-      <w:pPr>
-        <w:pStyle w:val="FirstParagraph"/>
-      </w:pPr>
-      <w:r>
-        <w:t xml:space="preserve">Вложенность во вложенность (случай 4) требует умножать автоматы в</w:t>
-      </w:r>
-      <w:r>
-        <w:t xml:space="preserve"> </w:t>
-      </w:r>
-      <w:r>
-        <w:t xml:space="preserve">определённом порядке:</w:t>
-      </w:r>
-      <w:r>
-        <w:t xml:space="preserve"> </w:t>
-      </w:r>
-      <m:oMath>
-        <m:sSub>
-          <m:e>
-            <m:r>
-              <m:t>A</m:t>
-            </m:r>
-          </m:e>
-          <m:sub>
-            <m:r>
-              <m:t>4</m:t>
-            </m:r>
-          </m:sub>
-        </m:sSub>
-      </m:oMath>
-      <w:r>
-        <w:t xml:space="preserve"> </w:t>
-      </w:r>
-      <w:r>
-        <w:t xml:space="preserve">обязан умножаться строго</w:t>
-      </w:r>
-      <w:r>
-        <w:t xml:space="preserve"> </w:t>
-      </w:r>
-      <w:r>
-        <w:rPr>
-          <w:iCs/>
-          <w:i/>
-        </w:rPr>
-        <w:t xml:space="preserve">после</w:t>
-      </w:r>
-      <w:r>
-        <w:t xml:space="preserve"> </w:t>
-      </w:r>
-      <m:oMath>
-        <m:sSub>
-          <m:e>
-            <m:r>
-              <m:t>A</m:t>
-            </m:r>
-          </m:e>
-          <m:sub>
-            <m:r>
-              <m:t>3</m:t>
-            </m:r>
-          </m:sub>
-        </m:sSub>
-      </m:oMath>
-      <w:r>
-        <w:t xml:space="preserve"> </w:t>
-      </w:r>
-      <w:r>
-        <w:t xml:space="preserve">–</w:t>
-      </w:r>
-      <w:r>
-        <w:t xml:space="preserve"> </w:t>
-      </w:r>
-      <w:r>
-        <w:t xml:space="preserve">иначе на шаге умножения самого</w:t>
-      </w:r>
-      <w:r>
-        <w:t xml:space="preserve"> </w:t>
-      </w:r>
-      <m:oMath>
-        <m:sSub>
-          <m:e>
-            <m:r>
-              <m:t>A</m:t>
-            </m:r>
-          </m:e>
-          <m:sub>
-            <m:r>
-              <m:t>3</m:t>
-            </m:r>
-          </m:sub>
-        </m:sSub>
-      </m:oMath>
-      <w:r>
-        <w:t xml:space="preserve"> </w:t>
-      </w:r>
-      <w:r>
-        <w:t xml:space="preserve">автомат</w:t>
-      </w:r>
-      <w:r>
-        <w:t xml:space="preserve"> </w:t>
-      </w:r>
-      <m:oMath>
-        <m:sSub>
-          <m:e>
-            <m:r>
-              <m:t>A</m:t>
-            </m:r>
-          </m:e>
-          <m:sub>
-            <m:r>
-              <m:t>4</m:t>
-            </m:r>
-          </m:sub>
-        </m:sSub>
-      </m:oMath>
-      <w:r>
-        <w:t xml:space="preserve"> </w:t>
-      </w:r>
-      <w:r>
-        <w:t xml:space="preserve">ещё не входит в состав</w:t>
-      </w:r>
-      <w:r>
-        <w:t xml:space="preserve"> </w:t>
-      </w:r>
-      <w:r>
-        <w:t xml:space="preserve">произведения, и его событие-триггер выглядит для построителя произведения</w:t>
-      </w:r>
-      <w:r>
-        <w:t xml:space="preserve"> </w:t>
-      </w:r>
-      <w:r>
-        <w:t xml:space="preserve">как независимо достижимое «из ниоткуда», а не как сигнал, на который</w:t>
-      </w:r>
-      <w:r>
-        <w:t xml:space="preserve"> </w:t>
-      </w:r>
-      <w:r>
-        <w:t xml:space="preserve">реагирует конкретный, ещё не умноженный вложенный автомат; именно это и</w:t>
-      </w:r>
-      <w:r>
-        <w:t xml:space="preserve"> </w:t>
-      </w:r>
-      <w:r>
-        <w:t xml:space="preserve">вскрывает доработка 2.</w:t>
-      </w:r>
-    </w:p>
-    <w:p>
-      <w:pPr>
-        <w:pStyle w:val="BodyText"/>
-      </w:pPr>
-      <w:r>
-        <w:t xml:space="preserve">Второе наблюдение касается не порядка умножения, а того, на какое именно</w:t>
-      </w:r>
-      <w:r>
-        <w:t xml:space="preserve"> </w:t>
-      </w:r>
-      <w:r>
-        <w:t xml:space="preserve">событие может реагировать вложенный автомат.</w:t>
-      </w:r>
-      <w:r>
-        <w:t xml:space="preserve"> </w:t>
-      </w:r>
-      <m:oMath>
-        <m:sSub>
-          <m:e>
-            <m:r>
-              <m:t>A</m:t>
-            </m:r>
-          </m:e>
-          <m:sub>
-            <m:r>
-              <m:t>4</m:t>
-            </m:r>
-          </m:sub>
-        </m:sSub>
-      </m:oMath>
-      <w:r>
-        <w:t xml:space="preserve"> </w:t>
-      </w:r>
-      <w:r>
-        <w:t xml:space="preserve">вложен в состояние</w:t>
-      </w:r>
-      <w:r>
-        <w:t xml:space="preserve"> </w:t>
-      </w:r>
-      <m:oMath>
-        <m:sSub>
-          <m:e>
-            <m:r>
-              <m:t>A</m:t>
-            </m:r>
-          </m:e>
-          <m:sub>
-            <m:r>
-              <m:t>3</m:t>
-            </m:r>
-          </m:sub>
-        </m:sSub>
-      </m:oMath>
-      <w:r>
-        <w:t xml:space="preserve"> </w:t>
-      </w:r>
-      <w:r>
-        <w:t xml:space="preserve">«Выплата джекпота» – но переход, которым</w:t>
-      </w:r>
-      <w:r>
-        <w:t xml:space="preserve"> </w:t>
-      </w:r>
-      <m:oMath>
-        <m:sSub>
-          <m:e>
-            <m:r>
-              <m:t>A</m:t>
-            </m:r>
-          </m:e>
-          <m:sub>
-            <m:r>
-              <m:t>3</m:t>
-            </m:r>
-          </m:sub>
-        </m:sSub>
-      </m:oMath>
-      <w:r>
-        <w:t xml:space="preserve"> </w:t>
-      </w:r>
-      <w:r>
-        <w:rPr>
-          <w:iCs/>
-          <w:i/>
-        </w:rPr>
-        <w:t xml:space="preserve">входит</w:t>
-      </w:r>
-      <w:r>
-        <w:t xml:space="preserve"> </w:t>
-      </w:r>
-      <w:r>
-        <w:t xml:space="preserve">в это</w:t>
-      </w:r>
-      <w:r>
-        <w:t xml:space="preserve"> </w:t>
-      </w:r>
-      <w:r>
-        <w:t xml:space="preserve">состояние (из «Накопление» по объявлению выигрыша), ещё не делает</w:t>
-      </w:r>
-      <w:r>
-        <w:t xml:space="preserve"> </w:t>
-      </w:r>
-      <m:oMath>
-        <m:sSub>
-          <m:e>
-            <m:r>
-              <m:t>A</m:t>
-            </m:r>
-          </m:e>
-          <m:sub>
-            <m:r>
-              <m:t>4</m:t>
-            </m:r>
-          </m:sub>
-        </m:sSub>
-      </m:oMath>
-      <w:r>
-        <w:t xml:space="preserve"> </w:t>
-      </w:r>
-      <w:r>
-        <w:t xml:space="preserve">вложенным: в момент прихода этого события</w:t>
-      </w:r>
-      <w:r>
-        <w:t xml:space="preserve"> </w:t>
-      </w:r>
-      <m:oMath>
-        <m:sSub>
-          <m:e>
-            <m:r>
-              <m:t>A</m:t>
-            </m:r>
-          </m:e>
-          <m:sub>
-            <m:r>
-              <m:t>3</m:t>
-            </m:r>
-          </m:sub>
-        </m:sSub>
-      </m:oMath>
-      <w:r>
-        <w:t xml:space="preserve"> </w:t>
-      </w:r>
-      <w:r>
-        <w:t xml:space="preserve">всё ещё в «Накоплении».</w:t>
-      </w:r>
-      <w:r>
-        <w:t xml:space="preserve"> </w:t>
-      </w:r>
-      <w:r>
-        <w:t xml:space="preserve">Вложенный автомат реагирует на событие, только уже находясь в состоянии,</w:t>
-      </w:r>
-      <w:r>
-        <w:t xml:space="preserve"> </w:t>
-      </w:r>
-      <w:r>
-        <w:t xml:space="preserve">где он вложен, а не на переходе, которым родитель в это состояние только</w:t>
-      </w:r>
-      <w:r>
-        <w:t xml:space="preserve"> </w:t>
-      </w:r>
-      <w:r>
-        <w:t xml:space="preserve">входит – то же самое ограничение, по которому, например,</w:t>
-      </w:r>
-      <w:r>
-        <w:t xml:space="preserve"> </w:t>
-      </w:r>
-      <m:oMath>
-        <m:sSub>
-          <m:e>
-            <m:r>
-              <m:t>A</m:t>
-            </m:r>
-          </m:e>
-          <m:sub>
-            <m:r>
-              <m:t>2</m:t>
-            </m:r>
-          </m:sub>
-        </m:sSub>
-      </m:oMath>
-      <w:r>
-        <w:t xml:space="preserve"> </w:t>
-      </w:r>
-      <w:r>
-        <w:t xml:space="preserve">не может</w:t>
-      </w:r>
-      <w:r>
-        <w:t xml:space="preserve"> </w:t>
-      </w:r>
-      <w:r>
-        <w:t xml:space="preserve">среагировать на сам переход</w:t>
-      </w:r>
-      <w:r>
-        <w:t xml:space="preserve"> </w:t>
-      </w:r>
-      <m:oMath>
-        <m:sSub>
-          <m:e>
-            <m:r>
-              <m:t>A</m:t>
-            </m:r>
-          </m:e>
-          <m:sub>
-            <m:r>
-              <m:t>0</m:t>
-            </m:r>
-          </m:sub>
-        </m:sSub>
-      </m:oMath>
-      <w:r>
-        <w:t xml:space="preserve"> </w:t>
-      </w:r>
-      <w:r>
-        <w:t xml:space="preserve">в «Игра», только на последующие события,</w:t>
-      </w:r>
-      <w:r>
-        <w:t xml:space="preserve"> </w:t>
-      </w:r>
-      <w:r>
-        <w:t xml:space="preserve">пока</w:t>
-      </w:r>
-      <w:r>
-        <w:t xml:space="preserve"> </w:t>
-      </w:r>
-      <m:oMath>
-        <m:sSub>
-          <m:e>
-            <m:r>
-              <m:t>A</m:t>
-            </m:r>
-          </m:e>
-          <m:sub>
-            <m:r>
-              <m:t>0</m:t>
-            </m:r>
-          </m:sub>
-        </m:sSub>
-      </m:oMath>
-      <w:r>
-        <w:t xml:space="preserve"> </w:t>
-      </w:r>
-      <w:r>
-        <w:t xml:space="preserve">уже там. Поэтому туш джекпота у</w:t>
-      </w:r>
-      <w:r>
-        <w:t xml:space="preserve"> </w:t>
-      </w:r>
-      <m:oMath>
-        <m:sSub>
-          <m:e>
-            <m:r>
-              <m:t>A</m:t>
-            </m:r>
-          </m:e>
-          <m:sub>
-            <m:r>
-              <m:t>4</m:t>
-            </m:r>
-          </m:sub>
-        </m:sSub>
-      </m:oMath>
-      <w:r>
-        <w:t xml:space="preserve"> </w:t>
-      </w:r>
-      <w:r>
-        <w:t xml:space="preserve">звучит не в момент</w:t>
-      </w:r>
-      <w:r>
-        <w:t xml:space="preserve"> </w:t>
-      </w:r>
-      <w:r>
-        <w:t xml:space="preserve">объявления выигрыша, а на следующем событии, которое</w:t>
-      </w:r>
-      <w:r>
-        <w:t xml:space="preserve"> </w:t>
-      </w:r>
-      <m:oMath>
-        <m:sSub>
-          <m:e>
-            <m:r>
-              <m:t>A</m:t>
-            </m:r>
-          </m:e>
-          <m:sub>
-            <m:r>
-              <m:t>3</m:t>
-            </m:r>
-          </m:sub>
-        </m:sSub>
-      </m:oMath>
-      <w:r>
-        <w:t xml:space="preserve"> </w:t>
-      </w:r>
-      <w:r>
-        <w:t xml:space="preserve">обрабатывает уже</w:t>
-      </w:r>
-      <w:r>
-        <w:t xml:space="preserve"> </w:t>
-      </w:r>
-      <w:r>
-        <w:t xml:space="preserve">находясь в «Выплата джекпота» – на переходе обратно в «Накопление»</w:t>
-      </w:r>
-      <w:r>
-        <w:t xml:space="preserve"> </w:t>
-      </w:r>
-      <w:r>
-        <w:t xml:space="preserve">(</w:t>
-      </w:r>
-      <w:r>
-        <w:rPr>
-          <w:rStyle w:val="VerbatimChar"/>
-        </w:rPr>
-        <w:t xml:space="preserve">e33</w:t>
-      </w:r>
-      <w:r>
-        <w:t xml:space="preserve">, выплата завершена).</w:t>
-      </w:r>
-    </w:p>
-    <w:p>
-      <w:pPr>
-        <w:pStyle w:val="BodyText"/>
-      </w:pPr>
-      <w:r>
-        <w:t xml:space="preserve">Полный код:</w:t>
-      </w:r>
-      <w:r>
-        <w:t xml:space="preserve"> </w:t>
-      </w:r>
-      <w:hyperlink r:id="rId24">
-        <w:r>
-          <w:rPr>
-            <w:rStyle w:val="VerbatimChar"/>
-          </w:rPr>
-          <w:t xml:space="preserve">github.com/PhoenixNazarov/fsm-multiply</w:t>
-        </w:r>
-      </w:hyperlink>
-      <w:r>
-        <w:t xml:space="preserve"> </w:t>
-      </w:r>
-      <w:r>
-        <w:t xml:space="preserve">(</w:t>
-      </w:r>
-      <w:r>
-        <w:rPr>
-          <w:rStyle w:val="VerbatimChar"/>
-        </w:rPr>
-        <w:t xml:space="preserve">Main.kt</w:t>
-      </w:r>
-      <w:r>
-        <w:t xml:space="preserve">,</w:t>
-      </w:r>
-      <w:r>
-        <w:t xml:space="preserve"> </w:t>
-      </w:r>
-      <w:r>
-        <w:rPr>
-          <w:rStyle w:val="VerbatimChar"/>
-        </w:rPr>
-        <w:t xml:space="preserve">Multiplier.kt</w:t>
-      </w:r>
-      <w:r>
-        <w:t xml:space="preserve">).</w:t>
-      </w:r>
-    </w:p>
-    <w:bookmarkEnd w:id="25"/>
-    <w:bookmarkEnd w:id="26"/>
-    <w:bookmarkStart w:id="47" w:name="дополненная-система-конечных-автоматов"/>
-    <w:p>
-      <w:pPr>
-        <w:pStyle w:val="Heading1"/>
-      </w:pPr>
-      <w:r>
-        <w:t xml:space="preserve">Дополненная система конечных автоматов</w:t>
-      </w:r>
-    </w:p>
-    <w:p>
-      <w:pPr>
-        <w:pStyle w:val="FirstParagraph"/>
-      </w:pPr>
-      <w:r>
-        <w:t xml:space="preserve">Состав системы не изменился – по-прежнему пять автоматов,</w:t>
-      </w:r>
-      <w:r>
-        <w:t xml:space="preserve"> </w:t>
-      </w:r>
-      <m:oMath>
-        <m:sSub>
-          <m:e>
-            <m:r>
-              <m:t>A</m:t>
-            </m:r>
-          </m:e>
-          <m:sub>
-            <m:r>
-              <m:t>0</m:t>
-            </m:r>
-          </m:sub>
-        </m:sSub>
-      </m:oMath>
-      <w:r>
-        <w:t xml:space="preserve">–</w:t>
-      </w:r>
-      <m:oMath>
-        <m:sSub>
-          <m:e>
-            <m:r>
-              <m:t>A</m:t>
-            </m:r>
-          </m:e>
-          <m:sub>
-            <m:r>
-              <m:t>4</m:t>
-            </m:r>
-          </m:sub>
-        </m:sSub>
-      </m:oMath>
-      <w:r>
-        <w:t xml:space="preserve">.</w:t>
-      </w:r>
-      <w:r>
-        <w:t xml:space="preserve"> </w:t>
-      </w:r>
-      <w:r>
-        <w:t xml:space="preserve">Изменился только</w:t>
-      </w:r>
-      <w:r>
-        <w:t xml:space="preserve"> </w:t>
-      </w:r>
-      <m:oMath>
-        <m:sSub>
-          <m:e>
-            <m:r>
-              <m:t>A</m:t>
-            </m:r>
-          </m:e>
-          <m:sub>
-            <m:r>
-              <m:t>4</m:t>
-            </m:r>
-          </m:sub>
-        </m:sSub>
-      </m:oMath>
-      <w:r>
-        <w:t xml:space="preserve"> </w:t>
-      </w:r>
-      <w:r>
-        <w:t xml:space="preserve">«Звуки»: он обзавёлся третьим звуком и третьим</w:t>
-      </w:r>
-      <w:r>
-        <w:t xml:space="preserve"> </w:t>
-      </w:r>
-      <w:r>
-        <w:t xml:space="preserve">местом вложения. Ниже приведены диаграмма состояний и таблицы входных и</w:t>
-      </w:r>
-      <w:r>
-        <w:t xml:space="preserve"> </w:t>
-      </w:r>
-      <w:r>
-        <w:t xml:space="preserve">выходных событий для каждого автомата, а также для итогового перемноженного</w:t>
-      </w:r>
-      <w:r>
-        <w:t xml:space="preserve"> </w:t>
-      </w:r>
-      <w:r>
-        <w:t xml:space="preserve">автомата.</w:t>
-      </w:r>
-    </w:p>
-    <w:bookmarkStart w:id="30" w:name="автомат-1.-игровая-машина-a_0"/>
+    <w:bookmarkStart w:id="25" w:name="автомат-1.-игровая-машина-a_0"/>
     <w:p>
       <w:pPr>
         <w:pStyle w:val="Heading2"/>
@@ -2425,18 +1082,18 @@
           <wp:inline>
             <wp:extent cx="5334000" cy="4771647"/>
             <wp:effectExtent b="0" l="0" r="0" t="0"/>
-            <wp:docPr descr="" title="" id="28" name="Picture"/>
+            <wp:docPr descr="" title="" id="23" name="Picture"/>
             <a:graphic>
               <a:graphicData uri="http://schemas.openxmlformats.org/drawingml/2006/picture">
                 <pic:pic>
                   <pic:nvPicPr>
-                    <pic:cNvPr descr="puml/a0.png" id="29" name="Picture"/>
+                    <pic:cNvPr descr="puml/a0.png" id="24" name="Picture"/>
                     <pic:cNvPicPr>
                       <a:picLocks noChangeArrowheads="1" noChangeAspect="1"/>
                     </pic:cNvPicPr>
                   </pic:nvPicPr>
                   <pic:blipFill>
-                    <a:blip r:embed="rId27"/>
+                    <a:blip r:embed="rId22"/>
                     <a:stretch>
                       <a:fillRect/>
                     </a:stretch>
@@ -2511,13 +1168,13 @@
         <w:t xml:space="preserve"> </w:t>
       </w:r>
       <w:r>
-        <w:t xml:space="preserve">указан вложенным и в</w:t>
-      </w:r>
-      <w:r>
-        <w:t xml:space="preserve"> </w:t>
-      </w:r>
-      <w:r>
-        <w:t xml:space="preserve">«Игра» (случай 3, наравне с</w:t>
+        <w:t xml:space="preserve">вложен в «Игра» (случай</w:t>
+      </w:r>
+      <w:r>
+        <w:t xml:space="preserve"> </w:t>
+      </w:r>
+      <w:r>
+        <w:t xml:space="preserve">3, наравне с</w:t>
       </w:r>
       <w:r>
         <w:t xml:space="preserve"> </w:t>
@@ -2537,7 +1194,13 @@
         </m:sSub>
       </m:oMath>
       <w:r>
-        <w:t xml:space="preserve">/</w:t>
+        <w:t xml:space="preserve"> </w:t>
+      </w:r>
+      <w:r>
+        <w:t xml:space="preserve">и</w:t>
+      </w:r>
+      <w:r>
+        <w:t xml:space="preserve"> </w:t>
       </w:r>
       <m:oMath>
         <m:sSub>
@@ -2554,13 +1217,7 @@
         </m:sSub>
       </m:oMath>
       <w:r>
-        <w:t xml:space="preserve">), и в «Выдача жетона», как и</w:t>
-      </w:r>
-      <w:r>
-        <w:t xml:space="preserve"> </w:t>
-      </w:r>
-      <w:r>
-        <w:t xml:space="preserve">раньше.</w:t>
+        <w:t xml:space="preserve">) и в «Выдача жетона», как и раньше.</w:t>
       </w:r>
     </w:p>
     <w:p>
@@ -3124,34 +1781,29 @@
               <w:rPr>
                 <w:rStyle w:val="VerbatimChar"/>
               </w:rPr>
-              <w:t xml:space="preserve">e02</w:t>
-            </w:r>
-          </w:p>
-        </w:tc>
-        <w:tc>
-          <w:tcPr/>
-          <w:p>
-            <w:pPr>
-              <w:pStyle w:val="Compact"/>
-              <w:jc w:val="left"/>
-            </w:pPr>
-            <w:r>
-              <w:t xml:space="preserve">Нажата кнопка &lt;&lt;Возврат&gt;&gt;</w:t>
-            </w:r>
-          </w:p>
-        </w:tc>
-        <w:tc>
-          <w:tcPr>
-            <w:vMerge w:val="restart"/>
-          </w:tcPr>
-          <w:p>
-            <w:pPr>
-              <w:pStyle w:val="Compact"/>
-              <w:jc w:val="left"/>
-            </w:pPr>
-            <w:r>
-              <w:t xml:space="preserve">A1</w:t>
-            </w:r>
+              <w:t xml:space="preserve">y0=2</w:t>
+            </w:r>
+          </w:p>
+        </w:tc>
+        <w:tc>
+          <w:tcPr/>
+          <w:p>
+            <w:pPr>
+              <w:pStyle w:val="Compact"/>
+              <w:jc w:val="left"/>
+            </w:pPr>
+            <w:r>
+              <w:t xml:space="preserve">Игра</w:t>
+            </w:r>
+          </w:p>
+        </w:tc>
+        <w:tc>
+          <w:tcPr>
+            <w:gridSpan w:val="1"/>
+            <w:vMerge w:val="continue"/>
+          </w:tcPr>
+          <w:p>
+            <w:pPr/>
           </w:p>
         </w:tc>
       </w:tr>
@@ -3203,19 +1855,19 @@
               <w:rPr>
                 <w:rStyle w:val="VerbatimChar"/>
               </w:rPr>
-              <w:t xml:space="preserve">e12</w:t>
-            </w:r>
-          </w:p>
-        </w:tc>
-        <w:tc>
-          <w:tcPr/>
-          <w:p>
-            <w:pPr>
-              <w:pStyle w:val="Compact"/>
-              <w:jc w:val="left"/>
-            </w:pPr>
-            <w:r>
-              <w:t xml:space="preserve">Необходимо перевести жетоны в банк</w:t>
+              <w:t xml:space="preserve">y0=4</w:t>
+            </w:r>
+          </w:p>
+        </w:tc>
+        <w:tc>
+          <w:tcPr/>
+          <w:p>
+            <w:pPr>
+              <w:pStyle w:val="Compact"/>
+              <w:jc w:val="left"/>
+            </w:pPr>
+            <w:r>
+              <w:t xml:space="preserve">Выдача жетона</w:t>
             </w:r>
           </w:p>
         </w:tc>
@@ -3277,22 +1929,38 @@
               <w:rPr>
                 <w:rStyle w:val="VerbatimChar"/>
               </w:rPr>
-              <w:t xml:space="preserve">e14</w:t>
-            </w:r>
-          </w:p>
-        </w:tc>
-        <w:tc>
-          <w:tcPr/>
-          <w:p>
-            <w:pPr>
-              <w:pStyle w:val="Compact"/>
-              <w:jc w:val="left"/>
-            </w:pPr>
-            <w:r>
-              <w:t xml:space="preserve">Открыть монетоприемник</w:t>
-            </w:r>
-          </w:p>
-        </w:tc>
+              <w:t xml:space="preserve">e02</w:t>
+            </w:r>
+          </w:p>
+        </w:tc>
+        <w:tc>
+          <w:tcPr/>
+          <w:p>
+            <w:pPr>
+              <w:pStyle w:val="Compact"/>
+              <w:jc w:val="left"/>
+            </w:pPr>
+            <w:r>
+              <w:t xml:space="preserve">Нажата кнопка &lt;&lt;Возврат&gt;&gt;</w:t>
+            </w:r>
+          </w:p>
+        </w:tc>
+        <w:tc>
+          <w:tcPr>
+            <w:vMerge w:val="restart"/>
+          </w:tcPr>
+          <w:p>
+            <w:pPr>
+              <w:pStyle w:val="Compact"/>
+              <w:jc w:val="left"/>
+            </w:pPr>
+            <w:r>
+              <w:t xml:space="preserve">A1</w:t>
+            </w:r>
+          </w:p>
+        </w:tc>
+      </w:tr>
+      <w:tr>
         <w:tc>
           <w:tcPr>
             <w:gridSpan w:val="1"/>
@@ -3302,10 +1970,141 @@
             <w:pPr/>
           </w:p>
         </w:tc>
+        <w:tc>
+          <w:tcPr/>
+          <w:p>
+            <w:pPr>
+              <w:pStyle w:val="Compact"/>
+              <w:jc w:val="left"/>
+            </w:pPr>
+            <w:r>
+              <w:t xml:space="preserve">В банке есть жетоны</w:t>
+            </w:r>
+          </w:p>
+        </w:tc>
+        <w:tc>
+          <w:tcPr/>
+          <w:p>
+            <w:pPr>
+              <w:pStyle w:val="Compact"/>
+              <w:jc w:val="left"/>
+            </w:pPr>
+            <w:r>
+              <w:rPr>
+                <w:rStyle w:val="VerbatimChar"/>
+              </w:rPr>
+              <w:t xml:space="preserve">x02</w:t>
+            </w:r>
+          </w:p>
+        </w:tc>
+        <w:tc>
+          <w:tcPr/>
+          <w:p>
+            <w:pPr>
+              <w:pStyle w:val="Compact"/>
+              <w:jc w:val="left"/>
+            </w:pPr>
+            <w:r>
+              <w:rPr>
+                <w:rStyle w:val="VerbatimChar"/>
+              </w:rPr>
+              <w:t xml:space="preserve">e12</w:t>
+            </w:r>
+          </w:p>
+        </w:tc>
+        <w:tc>
+          <w:tcPr/>
+          <w:p>
+            <w:pPr>
+              <w:pStyle w:val="Compact"/>
+              <w:jc w:val="left"/>
+            </w:pPr>
+            <w:r>
+              <w:t xml:space="preserve">Необходимо перевести жетоны в банк</w:t>
+            </w:r>
+          </w:p>
+        </w:tc>
+        <w:tc>
+          <w:tcPr>
+            <w:gridSpan w:val="1"/>
+            <w:vMerge w:val="continue"/>
+          </w:tcPr>
+          <w:p>
+            <w:pPr/>
+          </w:p>
+        </w:tc>
       </w:tr>
       <w:tr>
         <w:tc>
           <w:tcPr>
+            <w:vMerge w:val="restart"/>
+          </w:tcPr>
+          <w:p>
+            <w:pPr>
+              <w:pStyle w:val="Compact"/>
+              <w:jc w:val="left"/>
+            </w:pPr>
+            <w:r>
+              <w:t xml:space="preserve">A1</w:t>
+            </w:r>
+          </w:p>
+        </w:tc>
+        <w:tc>
+          <w:tcPr/>
+          <w:p>
+            <w:pPr>
+              <w:pStyle w:val="Compact"/>
+              <w:jc w:val="left"/>
+            </w:pPr>
+            <w:r>
+              <w:t xml:space="preserve">Опущен жетон</w:t>
+            </w:r>
+          </w:p>
+        </w:tc>
+        <w:tc>
+          <w:tcPr/>
+          <w:p>
+            <w:pPr>
+              <w:pStyle w:val="Compact"/>
+              <w:jc w:val="left"/>
+            </w:pPr>
+            <w:r>
+              <w:rPr>
+                <w:rStyle w:val="VerbatimChar"/>
+              </w:rPr>
+              <w:t xml:space="preserve">e11</w:t>
+            </w:r>
+          </w:p>
+        </w:tc>
+        <w:tc>
+          <w:tcPr/>
+          <w:p>
+            <w:pPr>
+              <w:pStyle w:val="Compact"/>
+              <w:jc w:val="left"/>
+            </w:pPr>
+            <w:r>
+              <w:rPr>
+                <w:rStyle w:val="VerbatimChar"/>
+              </w:rPr>
+              <w:t xml:space="preserve">e14</w:t>
+            </w:r>
+          </w:p>
+        </w:tc>
+        <w:tc>
+          <w:tcPr/>
+          <w:p>
+            <w:pPr>
+              <w:pStyle w:val="Compact"/>
+              <w:jc w:val="left"/>
+            </w:pPr>
+            <w:r>
+              <w:t xml:space="preserve">Открыть монетоприемник</w:t>
+            </w:r>
+          </w:p>
+        </w:tc>
+        <w:tc>
+          <w:tcPr>
             <w:gridSpan w:val="1"/>
             <w:vMerge w:val="continue"/>
           </w:tcPr>
@@ -3313,146 +2112,10 @@
             <w:pPr/>
           </w:p>
         </w:tc>
-        <w:tc>
-          <w:tcPr/>
-          <w:p>
-            <w:pPr>
-              <w:pStyle w:val="Compact"/>
-              <w:jc w:val="left"/>
-            </w:pPr>
-            <w:r>
-              <w:t xml:space="preserve">В банке есть жетоны</w:t>
-            </w:r>
-          </w:p>
-        </w:tc>
-        <w:tc>
-          <w:tcPr/>
-          <w:p>
-            <w:pPr>
-              <w:pStyle w:val="Compact"/>
-              <w:jc w:val="left"/>
-            </w:pPr>
-            <w:r>
-              <w:rPr>
-                <w:rStyle w:val="VerbatimChar"/>
-              </w:rPr>
-              <w:t xml:space="preserve">x02</w:t>
-            </w:r>
-          </w:p>
-        </w:tc>
-        <w:tc>
-          <w:tcPr/>
-          <w:p>
-            <w:pPr>
-              <w:pStyle w:val="Compact"/>
-              <w:jc w:val="left"/>
-            </w:pPr>
-            <w:r>
-              <w:rPr>
-                <w:rStyle w:val="VerbatimChar"/>
-              </w:rPr>
-              <w:t xml:space="preserve">e05</w:t>
-            </w:r>
-          </w:p>
-        </w:tc>
-        <w:tc>
-          <w:tcPr/>
-          <w:p>
-            <w:pPr>
-              <w:pStyle w:val="Compact"/>
-              <w:jc w:val="left"/>
-            </w:pPr>
-            <w:r>
-              <w:t xml:space="preserve">Сработал таймер третьего барабана</w:t>
-            </w:r>
-          </w:p>
-        </w:tc>
-        <w:tc>
-          <w:tcPr>
-            <w:vMerge w:val="restart"/>
-          </w:tcPr>
-          <w:p>
-            <w:pPr>
-              <w:pStyle w:val="Compact"/>
-              <w:jc w:val="left"/>
-            </w:pPr>
-            <w:r>
-              <w:t xml:space="preserve">A3</w:t>
-            </w:r>
-          </w:p>
-        </w:tc>
       </w:tr>
       <w:tr>
         <w:tc>
           <w:tcPr>
-            <w:vMerge w:val="restart"/>
-          </w:tcPr>
-          <w:p>
-            <w:pPr>
-              <w:pStyle w:val="Compact"/>
-              <w:jc w:val="left"/>
-            </w:pPr>
-            <w:r>
-              <w:t xml:space="preserve">A1</w:t>
-            </w:r>
-          </w:p>
-        </w:tc>
-        <w:tc>
-          <w:tcPr/>
-          <w:p>
-            <w:pPr>
-              <w:pStyle w:val="Compact"/>
-              <w:jc w:val="left"/>
-            </w:pPr>
-            <w:r>
-              <w:t xml:space="preserve">Опущен жетон</w:t>
-            </w:r>
-          </w:p>
-        </w:tc>
-        <w:tc>
-          <w:tcPr/>
-          <w:p>
-            <w:pPr>
-              <w:pStyle w:val="Compact"/>
-              <w:jc w:val="left"/>
-            </w:pPr>
-            <w:r>
-              <w:rPr>
-                <w:rStyle w:val="VerbatimChar"/>
-              </w:rPr>
-              <w:t xml:space="preserve">e11</w:t>
-            </w:r>
-          </w:p>
-        </w:tc>
-        <w:tc>
-          <w:tcPr/>
-          <w:p>
-            <w:pPr>
-              <w:pStyle w:val="Compact"/>
-              <w:jc w:val="left"/>
-            </w:pPr>
-            <w:r>
-              <w:rPr>
-                <w:rStyle w:val="VerbatimChar"/>
-              </w:rPr>
-              <w:t xml:space="preserve">e33</w:t>
-            </w:r>
-          </w:p>
-        </w:tc>
-        <w:tc>
-          <w:tcPr/>
-          <w:p>
-            <w:pPr>
-              <w:pStyle w:val="Compact"/>
-              <w:jc w:val="left"/>
-            </w:pPr>
-            <w:r>
-              <w:t xml:space="preserve">Выплата жетонов завершена</w:t>
-            </w:r>
-          </w:p>
-        </w:tc>
-        <w:tc>
-          <w:tcPr>
             <w:gridSpan w:val="1"/>
             <w:vMerge w:val="continue"/>
           </w:tcPr>
@@ -3460,6 +2123,74 @@
             <w:pPr/>
           </w:p>
         </w:tc>
+        <w:tc>
+          <w:tcPr/>
+          <w:p>
+            <w:pPr>
+              <w:pStyle w:val="Compact"/>
+              <w:jc w:val="left"/>
+            </w:pPr>
+            <w:r>
+              <w:t xml:space="preserve">y1!=2</w:t>
+            </w:r>
+          </w:p>
+        </w:tc>
+        <w:tc>
+          <w:tcPr/>
+          <w:p>
+            <w:pPr>
+              <w:pStyle w:val="Compact"/>
+              <w:jc w:val="left"/>
+            </w:pPr>
+            <w:r>
+              <w:rPr>
+                <w:rStyle w:val="VerbatimChar"/>
+              </w:rPr>
+              <w:t xml:space="preserve">y1!=2</w:t>
+            </w:r>
+          </w:p>
+        </w:tc>
+        <w:tc>
+          <w:tcPr/>
+          <w:p>
+            <w:pPr>
+              <w:pStyle w:val="Compact"/>
+              <w:jc w:val="left"/>
+            </w:pPr>
+            <w:r>
+              <w:rPr>
+                <w:rStyle w:val="VerbatimChar"/>
+              </w:rPr>
+              <w:t xml:space="preserve">e05</w:t>
+            </w:r>
+          </w:p>
+        </w:tc>
+        <w:tc>
+          <w:tcPr/>
+          <w:p>
+            <w:pPr>
+              <w:pStyle w:val="Compact"/>
+              <w:jc w:val="left"/>
+            </w:pPr>
+            <w:r>
+              <w:t xml:space="preserve">Сработал таймер третьего барабана</w:t>
+            </w:r>
+          </w:p>
+        </w:tc>
+        <w:tc>
+          <w:tcPr>
+            <w:vMerge w:val="restart"/>
+          </w:tcPr>
+          <w:p>
+            <w:pPr>
+              <w:pStyle w:val="Compact"/>
+              <w:jc w:val="left"/>
+            </w:pPr>
+            <w:r>
+              <w:t xml:space="preserve">A3</w:t>
+            </w:r>
+          </w:p>
+        </w:tc>
       </w:tr>
       <w:tr>
         <w:tc>
@@ -3479,64 +2210,59 @@
               <w:jc w:val="left"/>
             </w:pPr>
             <w:r>
-              <w:t xml:space="preserve">y1!=2</w:t>
-            </w:r>
-          </w:p>
-        </w:tc>
-        <w:tc>
-          <w:tcPr/>
-          <w:p>
-            <w:pPr>
-              <w:pStyle w:val="Compact"/>
-              <w:jc w:val="left"/>
-            </w:pPr>
-            <w:r>
-              <w:rPr>
-                <w:rStyle w:val="VerbatimChar"/>
-              </w:rPr>
-              <w:t xml:space="preserve">y1!=2</w:t>
-            </w:r>
-          </w:p>
-        </w:tc>
-        <w:tc>
-          <w:tcPr/>
-          <w:p>
-            <w:pPr>
-              <w:pStyle w:val="Compact"/>
-              <w:jc w:val="left"/>
-            </w:pPr>
-            <w:r>
-              <w:rPr>
-                <w:rStyle w:val="VerbatimChar"/>
-              </w:rPr>
-              <w:t xml:space="preserve">z02</w:t>
-            </w:r>
-          </w:p>
-        </w:tc>
-        <w:tc>
-          <w:tcPr/>
-          <w:p>
-            <w:pPr>
-              <w:pStyle w:val="Compact"/>
-              <w:jc w:val="left"/>
-            </w:pPr>
-            <w:r>
-              <w:t xml:space="preserve">Закрыть монетоприемник</w:t>
-            </w:r>
-          </w:p>
-        </w:tc>
-        <w:tc>
-          <w:tcPr>
-            <w:vMerge w:val="restart"/>
-          </w:tcPr>
-          <w:p>
-            <w:pPr>
-              <w:pStyle w:val="Compact"/>
-              <w:jc w:val="left"/>
-            </w:pPr>
-            <w:r>
-              <w:t xml:space="preserve">Среда</w:t>
-            </w:r>
+              <w:t xml:space="preserve">Жетон принят</w:t>
+            </w:r>
+          </w:p>
+        </w:tc>
+        <w:tc>
+          <w:tcPr/>
+          <w:p>
+            <w:pPr>
+              <w:pStyle w:val="Compact"/>
+              <w:jc w:val="left"/>
+            </w:pPr>
+            <w:r>
+              <w:rPr>
+                <w:rStyle w:val="VerbatimChar"/>
+              </w:rPr>
+              <w:t xml:space="preserve">y1=1</w:t>
+            </w:r>
+          </w:p>
+        </w:tc>
+        <w:tc>
+          <w:tcPr/>
+          <w:p>
+            <w:pPr>
+              <w:pStyle w:val="Compact"/>
+              <w:jc w:val="left"/>
+            </w:pPr>
+            <w:r>
+              <w:rPr>
+                <w:rStyle w:val="VerbatimChar"/>
+              </w:rPr>
+              <w:t xml:space="preserve">e33</w:t>
+            </w:r>
+          </w:p>
+        </w:tc>
+        <w:tc>
+          <w:tcPr/>
+          <w:p>
+            <w:pPr>
+              <w:pStyle w:val="Compact"/>
+              <w:jc w:val="left"/>
+            </w:pPr>
+            <w:r>
+              <w:t xml:space="preserve">Выплата жетонов завершена</w:t>
+            </w:r>
+          </w:p>
+        </w:tc>
+        <w:tc>
+          <w:tcPr>
+            <w:gridSpan w:val="1"/>
+            <w:vMerge w:val="continue"/>
+          </w:tcPr>
+          <w:p>
+            <w:pPr/>
           </w:p>
         </w:tc>
       </w:tr>
@@ -3558,22 +2284,104 @@
               <w:jc w:val="left"/>
             </w:pPr>
             <w:r>
-              <w:t xml:space="preserve">Жетон принят</w:t>
-            </w:r>
-          </w:p>
-        </w:tc>
-        <w:tc>
-          <w:tcPr/>
-          <w:p>
-            <w:pPr>
-              <w:pStyle w:val="Compact"/>
-              <w:jc w:val="left"/>
-            </w:pPr>
-            <w:r>
-              <w:rPr>
-                <w:rStyle w:val="VerbatimChar"/>
-              </w:rPr>
-              <w:t xml:space="preserve">y1=1</w:t>
+              <w:t xml:space="preserve">Жетон не распознан</w:t>
+            </w:r>
+          </w:p>
+        </w:tc>
+        <w:tc>
+          <w:tcPr/>
+          <w:p>
+            <w:pPr>
+              <w:pStyle w:val="Compact"/>
+              <w:jc w:val="left"/>
+            </w:pPr>
+            <w:r>
+              <w:rPr>
+                <w:rStyle w:val="VerbatimChar"/>
+              </w:rPr>
+              <w:t xml:space="preserve">y1=2</w:t>
+            </w:r>
+          </w:p>
+        </w:tc>
+        <w:tc>
+          <w:tcPr/>
+          <w:p>
+            <w:pPr>
+              <w:pStyle w:val="Compact"/>
+              <w:jc w:val="left"/>
+            </w:pPr>
+            <w:r>
+              <w:rPr>
+                <w:rStyle w:val="VerbatimChar"/>
+              </w:rPr>
+              <w:t xml:space="preserve">z02</w:t>
+            </w:r>
+          </w:p>
+        </w:tc>
+        <w:tc>
+          <w:tcPr/>
+          <w:p>
+            <w:pPr>
+              <w:pStyle w:val="Compact"/>
+              <w:jc w:val="left"/>
+            </w:pPr>
+            <w:r>
+              <w:t xml:space="preserve">Закрыть монетоприемник</w:t>
+            </w:r>
+          </w:p>
+        </w:tc>
+        <w:tc>
+          <w:tcPr>
+            <w:vMerge w:val="restart"/>
+          </w:tcPr>
+          <w:p>
+            <w:pPr>
+              <w:pStyle w:val="Compact"/>
+              <w:jc w:val="left"/>
+            </w:pPr>
+            <w:r>
+              <w:t xml:space="preserve">Среда</w:t>
+            </w:r>
+          </w:p>
+        </w:tc>
+      </w:tr>
+      <w:tr>
+        <w:tc>
+          <w:tcPr/>
+          <w:p>
+            <w:pPr>
+              <w:pStyle w:val="Compact"/>
+              <w:jc w:val="left"/>
+            </w:pPr>
+            <w:r>
+              <w:t xml:space="preserve">A2</w:t>
+            </w:r>
+          </w:p>
+        </w:tc>
+        <w:tc>
+          <w:tcPr/>
+          <w:p>
+            <w:pPr>
+              <w:pStyle w:val="Compact"/>
+              <w:jc w:val="left"/>
+            </w:pPr>
+            <w:r>
+              <w:t xml:space="preserve">Барабаны прокручены</w:t>
+            </w:r>
+          </w:p>
+        </w:tc>
+        <w:tc>
+          <w:tcPr/>
+          <w:p>
+            <w:pPr>
+              <w:pStyle w:val="Compact"/>
+              <w:jc w:val="left"/>
+            </w:pPr>
+            <w:r>
+              <w:rPr>
+                <w:rStyle w:val="VerbatimChar"/>
+              </w:rPr>
+              <w:t xml:space="preserve">y2=0</w:t>
             </w:r>
           </w:p>
         </w:tc>
@@ -3617,6 +2425,74 @@
       <w:tr>
         <w:tc>
           <w:tcPr>
+            <w:vMerge w:val="restart"/>
+          </w:tcPr>
+          <w:p>
+            <w:pPr>
+              <w:pStyle w:val="Compact"/>
+              <w:jc w:val="left"/>
+            </w:pPr>
+            <w:r>
+              <w:t xml:space="preserve">A3</w:t>
+            </w:r>
+          </w:p>
+        </w:tc>
+        <w:tc>
+          <w:tcPr/>
+          <w:p>
+            <w:pPr>
+              <w:pStyle w:val="Compact"/>
+              <w:jc w:val="left"/>
+            </w:pPr>
+            <w:r>
+              <w:t xml:space="preserve">A3 не выплачивает джекпот</w:t>
+            </w:r>
+          </w:p>
+        </w:tc>
+        <w:tc>
+          <w:tcPr/>
+          <w:p>
+            <w:pPr>
+              <w:pStyle w:val="Compact"/>
+              <w:jc w:val="left"/>
+            </w:pPr>
+            <w:r>
+              <w:rPr>
+                <w:rStyle w:val="VerbatimChar"/>
+              </w:rPr>
+              <w:t xml:space="preserve">y3!=1</w:t>
+            </w:r>
+          </w:p>
+        </w:tc>
+        <w:tc>
+          <w:tcPr/>
+          <w:p>
+            <w:pPr>
+              <w:pStyle w:val="Compact"/>
+              <w:jc w:val="left"/>
+            </w:pPr>
+            <w:r>
+              <w:rPr>
+                <w:rStyle w:val="VerbatimChar"/>
+              </w:rPr>
+              <w:t xml:space="preserve">z04</w:t>
+            </w:r>
+          </w:p>
+        </w:tc>
+        <w:tc>
+          <w:tcPr/>
+          <w:p>
+            <w:pPr>
+              <w:pStyle w:val="Compact"/>
+              <w:jc w:val="left"/>
+            </w:pPr>
+            <w:r>
+              <w:t xml:space="preserve">Выдать жетон из банка</w:t>
+            </w:r>
+          </w:p>
+        </w:tc>
+        <w:tc>
+          <w:tcPr>
             <w:gridSpan w:val="1"/>
             <w:vMerge w:val="continue"/>
           </w:tcPr>
@@ -3624,60 +2500,8 @@
             <w:pPr/>
           </w:p>
         </w:tc>
-        <w:tc>
-          <w:tcPr/>
-          <w:p>
-            <w:pPr>
-              <w:pStyle w:val="Compact"/>
-              <w:jc w:val="left"/>
-            </w:pPr>
-            <w:r>
-              <w:t xml:space="preserve">Жетон не распознан</w:t>
-            </w:r>
-          </w:p>
-        </w:tc>
-        <w:tc>
-          <w:tcPr/>
-          <w:p>
-            <w:pPr>
-              <w:pStyle w:val="Compact"/>
-              <w:jc w:val="left"/>
-            </w:pPr>
-            <w:r>
-              <w:rPr>
-                <w:rStyle w:val="VerbatimChar"/>
-              </w:rPr>
-              <w:t xml:space="preserve">y1=2</w:t>
-            </w:r>
-          </w:p>
-        </w:tc>
-        <w:tc>
-          <w:tcPr/>
-          <w:p>
-            <w:pPr>
-              <w:pStyle w:val="Compact"/>
-              <w:jc w:val="left"/>
-            </w:pPr>
-            <w:r>
-              <w:rPr>
-                <w:rStyle w:val="VerbatimChar"/>
-              </w:rPr>
-              <w:t xml:space="preserve">z04</w:t>
-            </w:r>
-          </w:p>
-        </w:tc>
-        <w:tc>
-          <w:tcPr/>
-          <w:p>
-            <w:pPr>
-              <w:pStyle w:val="Compact"/>
-              <w:jc w:val="left"/>
-            </w:pPr>
-            <w:r>
-              <w:t xml:space="preserve">Выдать жетон из банка</w:t>
-            </w:r>
-          </w:p>
-        </w:tc>
+      </w:tr>
+      <w:tr>
         <w:tc>
           <w:tcPr>
             <w:gridSpan w:val="1"/>
@@ -3687,6 +2511,69 @@
             <w:pPr/>
           </w:p>
         </w:tc>
+        <w:tc>
+          <w:tcPr/>
+          <w:p>
+            <w:pPr>
+              <w:pStyle w:val="Compact"/>
+              <w:jc w:val="left"/>
+            </w:pPr>
+            <w:r>
+              <w:t xml:space="preserve">A3 выплачивает джекпот</w:t>
+            </w:r>
+          </w:p>
+        </w:tc>
+        <w:tc>
+          <w:tcPr/>
+          <w:p>
+            <w:pPr>
+              <w:pStyle w:val="Compact"/>
+              <w:jc w:val="left"/>
+            </w:pPr>
+            <w:r>
+              <w:rPr>
+                <w:rStyle w:val="VerbatimChar"/>
+              </w:rPr>
+              <w:t xml:space="preserve">y3=1</w:t>
+            </w:r>
+          </w:p>
+        </w:tc>
+        <w:tc>
+          <w:tcPr/>
+          <w:p>
+            <w:pPr>
+              <w:pStyle w:val="Compact"/>
+              <w:jc w:val="left"/>
+            </w:pPr>
+            <w:r>
+              <w:rPr>
+                <w:rStyle w:val="VerbatimChar"/>
+              </w:rPr>
+              <w:t xml:space="preserve">z05</w:t>
+            </w:r>
+          </w:p>
+        </w:tc>
+        <w:tc>
+          <w:tcPr/>
+          <w:p>
+            <w:pPr>
+              <w:pStyle w:val="Compact"/>
+              <w:jc w:val="left"/>
+            </w:pPr>
+            <w:r>
+              <w:t xml:space="preserve">Сбросить сумму выигрыша</w:t>
+            </w:r>
+          </w:p>
+        </w:tc>
+        <w:tc>
+          <w:tcPr>
+            <w:gridSpan w:val="1"/>
+            <w:vMerge w:val="continue"/>
+          </w:tcPr>
+          <w:p>
+            <w:pPr/>
+          </w:p>
+        </w:tc>
       </w:tr>
       <w:tr>
         <w:tc>
@@ -3694,64 +2581,49 @@
           <w:p>
             <w:pPr>
               <w:pStyle w:val="Compact"/>
-              <w:jc w:val="left"/>
-            </w:pPr>
-            <w:r>
-              <w:t xml:space="preserve">A2</w:t>
-            </w:r>
-          </w:p>
-        </w:tc>
-        <w:tc>
-          <w:tcPr/>
-          <w:p>
-            <w:pPr>
-              <w:pStyle w:val="Compact"/>
-              <w:jc w:val="left"/>
-            </w:pPr>
-            <w:r>
-              <w:t xml:space="preserve">Барабаны прокручены</w:t>
-            </w:r>
-          </w:p>
-        </w:tc>
-        <w:tc>
-          <w:tcPr/>
-          <w:p>
-            <w:pPr>
-              <w:pStyle w:val="Compact"/>
-              <w:jc w:val="left"/>
-            </w:pPr>
-            <w:r>
-              <w:rPr>
-                <w:rStyle w:val="VerbatimChar"/>
-              </w:rPr>
-              <w:t xml:space="preserve">y2=0</w:t>
-            </w:r>
-          </w:p>
-        </w:tc>
-        <w:tc>
-          <w:tcPr/>
-          <w:p>
-            <w:pPr>
-              <w:pStyle w:val="Compact"/>
-              <w:jc w:val="left"/>
-            </w:pPr>
-            <w:r>
-              <w:rPr>
-                <w:rStyle w:val="VerbatimChar"/>
-              </w:rPr>
-              <w:t xml:space="preserve">z05</w:t>
-            </w:r>
-          </w:p>
-        </w:tc>
-        <w:tc>
-          <w:tcPr/>
-          <w:p>
-            <w:pPr>
-              <w:pStyle w:val="Compact"/>
-              <w:jc w:val="left"/>
-            </w:pPr>
-            <w:r>
-              <w:t xml:space="preserve">Сбросить сумму выигрыша</w:t>
+            </w:pPr>
+          </w:p>
+        </w:tc>
+        <w:tc>
+          <w:tcPr/>
+          <w:p>
+            <w:pPr>
+              <w:pStyle w:val="Compact"/>
+            </w:pPr>
+          </w:p>
+        </w:tc>
+        <w:tc>
+          <w:tcPr/>
+          <w:p>
+            <w:pPr>
+              <w:pStyle w:val="Compact"/>
+            </w:pPr>
+          </w:p>
+        </w:tc>
+        <w:tc>
+          <w:tcPr/>
+          <w:p>
+            <w:pPr>
+              <w:pStyle w:val="Compact"/>
+              <w:jc w:val="left"/>
+            </w:pPr>
+            <w:r>
+              <w:rPr>
+                <w:rStyle w:val="VerbatimChar"/>
+              </w:rPr>
+              <w:t xml:space="preserve">z12</w:t>
+            </w:r>
+          </w:p>
+        </w:tc>
+        <w:tc>
+          <w:tcPr/>
+          <w:p>
+            <w:pPr>
+              <w:pStyle w:val="Compact"/>
+              <w:jc w:val="left"/>
+            </w:pPr>
+            <w:r>
+              <w:t xml:space="preserve">Обновить индикатор &lt;&lt;Ставка&gt;&gt;</w:t>
             </w:r>
           </w:p>
         </w:tc>
@@ -3767,70 +2639,53 @@
       </w:tr>
       <w:tr>
         <w:tc>
-          <w:tcPr>
-            <w:vMerge w:val="restart"/>
-          </w:tcPr>
-          <w:p>
-            <w:pPr>
-              <w:pStyle w:val="Compact"/>
-              <w:jc w:val="left"/>
-            </w:pPr>
-            <w:r>
-              <w:t xml:space="preserve">A3</w:t>
-            </w:r>
-          </w:p>
-        </w:tc>
-        <w:tc>
-          <w:tcPr/>
-          <w:p>
-            <w:pPr>
-              <w:pStyle w:val="Compact"/>
-              <w:jc w:val="left"/>
-            </w:pPr>
-            <w:r>
-              <w:t xml:space="preserve">A3 не выплачивает джекпот</w:t>
-            </w:r>
-          </w:p>
-        </w:tc>
-        <w:tc>
-          <w:tcPr/>
-          <w:p>
-            <w:pPr>
-              <w:pStyle w:val="Compact"/>
-              <w:jc w:val="left"/>
-            </w:pPr>
-            <w:r>
-              <w:rPr>
-                <w:rStyle w:val="VerbatimChar"/>
-              </w:rPr>
-              <w:t xml:space="preserve">y3!=1</w:t>
-            </w:r>
-          </w:p>
-        </w:tc>
-        <w:tc>
-          <w:tcPr/>
-          <w:p>
-            <w:pPr>
-              <w:pStyle w:val="Compact"/>
-              <w:jc w:val="left"/>
-            </w:pPr>
-            <w:r>
-              <w:rPr>
-                <w:rStyle w:val="VerbatimChar"/>
-              </w:rPr>
-              <w:t xml:space="preserve">z12</w:t>
-            </w:r>
-          </w:p>
-        </w:tc>
-        <w:tc>
-          <w:tcPr/>
-          <w:p>
-            <w:pPr>
-              <w:pStyle w:val="Compact"/>
-              <w:jc w:val="left"/>
-            </w:pPr>
-            <w:r>
-              <w:t xml:space="preserve">Обновить индикатор &lt;&lt;Ставка&gt;&gt;</w:t>
+          <w:tcPr/>
+          <w:p>
+            <w:pPr>
+              <w:pStyle w:val="Compact"/>
+            </w:pPr>
+          </w:p>
+        </w:tc>
+        <w:tc>
+          <w:tcPr/>
+          <w:p>
+            <w:pPr>
+              <w:pStyle w:val="Compact"/>
+            </w:pPr>
+          </w:p>
+        </w:tc>
+        <w:tc>
+          <w:tcPr/>
+          <w:p>
+            <w:pPr>
+              <w:pStyle w:val="Compact"/>
+            </w:pPr>
+          </w:p>
+        </w:tc>
+        <w:tc>
+          <w:tcPr/>
+          <w:p>
+            <w:pPr>
+              <w:pStyle w:val="Compact"/>
+              <w:jc w:val="left"/>
+            </w:pPr>
+            <w:r>
+              <w:rPr>
+                <w:rStyle w:val="VerbatimChar"/>
+              </w:rPr>
+              <w:t xml:space="preserve">z13</w:t>
+            </w:r>
+          </w:p>
+        </w:tc>
+        <w:tc>
+          <w:tcPr/>
+          <w:p>
+            <w:pPr>
+              <w:pStyle w:val="Compact"/>
+              <w:jc w:val="left"/>
+            </w:pPr>
+            <w:r>
+              <w:t xml:space="preserve">Сбросить ставку</w:t>
             </w:r>
           </w:p>
         </w:tc>
@@ -3846,6 +2701,57 @@
       </w:tr>
       <w:tr>
         <w:tc>
+          <w:tcPr/>
+          <w:p>
+            <w:pPr>
+              <w:pStyle w:val="Compact"/>
+            </w:pPr>
+          </w:p>
+        </w:tc>
+        <w:tc>
+          <w:tcPr/>
+          <w:p>
+            <w:pPr>
+              <w:pStyle w:val="Compact"/>
+            </w:pPr>
+          </w:p>
+        </w:tc>
+        <w:tc>
+          <w:tcPr/>
+          <w:p>
+            <w:pPr>
+              <w:pStyle w:val="Compact"/>
+            </w:pPr>
+          </w:p>
+        </w:tc>
+        <w:tc>
+          <w:tcPr/>
+          <w:p>
+            <w:pPr>
+              <w:pStyle w:val="Compact"/>
+              <w:jc w:val="left"/>
+            </w:pPr>
+            <w:r>
+              <w:rPr>
+                <w:rStyle w:val="VerbatimChar"/>
+              </w:rPr>
+              <w:t xml:space="preserve">z15</w:t>
+            </w:r>
+          </w:p>
+        </w:tc>
+        <w:tc>
+          <w:tcPr/>
+          <w:p>
+            <w:pPr>
+              <w:pStyle w:val="Compact"/>
+              <w:jc w:val="left"/>
+            </w:pPr>
+            <w:r>
+              <w:t xml:space="preserve">Обновить индикатор &lt;&lt;Банк&gt;&gt;</w:t>
+            </w:r>
+          </w:p>
+        </w:tc>
+        <w:tc>
           <w:tcPr>
             <w:gridSpan w:val="1"/>
             <w:vMerge w:val="continue"/>
@@ -3854,57 +2760,56 @@
             <w:pPr/>
           </w:p>
         </w:tc>
-        <w:tc>
-          <w:tcPr/>
-          <w:p>
-            <w:pPr>
-              <w:pStyle w:val="Compact"/>
-              <w:jc w:val="left"/>
-            </w:pPr>
-            <w:r>
-              <w:t xml:space="preserve">A3 выплачивает джекпот</w:t>
-            </w:r>
-          </w:p>
-        </w:tc>
-        <w:tc>
-          <w:tcPr/>
-          <w:p>
-            <w:pPr>
-              <w:pStyle w:val="Compact"/>
-              <w:jc w:val="left"/>
-            </w:pPr>
-            <w:r>
-              <w:rPr>
-                <w:rStyle w:val="VerbatimChar"/>
-              </w:rPr>
-              <w:t xml:space="preserve">y3=1</w:t>
-            </w:r>
-          </w:p>
-        </w:tc>
-        <w:tc>
-          <w:tcPr/>
-          <w:p>
-            <w:pPr>
-              <w:pStyle w:val="Compact"/>
-              <w:jc w:val="left"/>
-            </w:pPr>
-            <w:r>
-              <w:rPr>
-                <w:rStyle w:val="VerbatimChar"/>
-              </w:rPr>
-              <w:t xml:space="preserve">z13</w:t>
-            </w:r>
-          </w:p>
-        </w:tc>
-        <w:tc>
-          <w:tcPr/>
-          <w:p>
-            <w:pPr>
-              <w:pStyle w:val="Compact"/>
-              <w:jc w:val="left"/>
-            </w:pPr>
-            <w:r>
-              <w:t xml:space="preserve">Сбросить ставку</w:t>
+      </w:tr>
+      <w:tr>
+        <w:tc>
+          <w:tcPr/>
+          <w:p>
+            <w:pPr>
+              <w:pStyle w:val="Compact"/>
+            </w:pPr>
+          </w:p>
+        </w:tc>
+        <w:tc>
+          <w:tcPr/>
+          <w:p>
+            <w:pPr>
+              <w:pStyle w:val="Compact"/>
+            </w:pPr>
+          </w:p>
+        </w:tc>
+        <w:tc>
+          <w:tcPr/>
+          <w:p>
+            <w:pPr>
+              <w:pStyle w:val="Compact"/>
+            </w:pPr>
+          </w:p>
+        </w:tc>
+        <w:tc>
+          <w:tcPr/>
+          <w:p>
+            <w:pPr>
+              <w:pStyle w:val="Compact"/>
+              <w:jc w:val="left"/>
+            </w:pPr>
+            <w:r>
+              <w:rPr>
+                <w:rStyle w:val="VerbatimChar"/>
+              </w:rPr>
+              <w:t xml:space="preserve">z28</w:t>
+            </w:r>
+          </w:p>
+        </w:tc>
+        <w:tc>
+          <w:tcPr/>
+          <w:p>
+            <w:pPr>
+              <w:pStyle w:val="Compact"/>
+              <w:jc w:val="left"/>
+            </w:pPr>
+            <w:r>
+              <w:t xml:space="preserve">Обновить индикатор &lt;&lt;Выигрыш&gt;&gt;</w:t>
             </w:r>
           </w:p>
         </w:tc>
@@ -3918,133 +2823,9 @@
           </w:p>
         </w:tc>
       </w:tr>
-      <w:tr>
-        <w:tc>
-          <w:tcPr/>
-          <w:p>
-            <w:pPr>
-              <w:pStyle w:val="Compact"/>
-            </w:pPr>
-          </w:p>
-        </w:tc>
-        <w:tc>
-          <w:tcPr/>
-          <w:p>
-            <w:pPr>
-              <w:pStyle w:val="Compact"/>
-            </w:pPr>
-          </w:p>
-        </w:tc>
-        <w:tc>
-          <w:tcPr/>
-          <w:p>
-            <w:pPr>
-              <w:pStyle w:val="Compact"/>
-            </w:pPr>
-          </w:p>
-        </w:tc>
-        <w:tc>
-          <w:tcPr/>
-          <w:p>
-            <w:pPr>
-              <w:pStyle w:val="Compact"/>
-              <w:jc w:val="left"/>
-            </w:pPr>
-            <w:r>
-              <w:rPr>
-                <w:rStyle w:val="VerbatimChar"/>
-              </w:rPr>
-              <w:t xml:space="preserve">z15</w:t>
-            </w:r>
-          </w:p>
-        </w:tc>
-        <w:tc>
-          <w:tcPr/>
-          <w:p>
-            <w:pPr>
-              <w:pStyle w:val="Compact"/>
-              <w:jc w:val="left"/>
-            </w:pPr>
-            <w:r>
-              <w:t xml:space="preserve">Обновить индикатор &lt;&lt;Банк&gt;&gt;</w:t>
-            </w:r>
-          </w:p>
-        </w:tc>
-        <w:tc>
-          <w:tcPr>
-            <w:gridSpan w:val="1"/>
-            <w:vMerge w:val="continue"/>
-          </w:tcPr>
-          <w:p>
-            <w:pPr/>
-          </w:p>
-        </w:tc>
-      </w:tr>
-      <w:tr>
-        <w:tc>
-          <w:tcPr/>
-          <w:p>
-            <w:pPr>
-              <w:pStyle w:val="Compact"/>
-            </w:pPr>
-          </w:p>
-        </w:tc>
-        <w:tc>
-          <w:tcPr/>
-          <w:p>
-            <w:pPr>
-              <w:pStyle w:val="Compact"/>
-            </w:pPr>
-          </w:p>
-        </w:tc>
-        <w:tc>
-          <w:tcPr/>
-          <w:p>
-            <w:pPr>
-              <w:pStyle w:val="Compact"/>
-            </w:pPr>
-          </w:p>
-        </w:tc>
-        <w:tc>
-          <w:tcPr/>
-          <w:p>
-            <w:pPr>
-              <w:pStyle w:val="Compact"/>
-              <w:jc w:val="left"/>
-            </w:pPr>
-            <w:r>
-              <w:rPr>
-                <w:rStyle w:val="VerbatimChar"/>
-              </w:rPr>
-              <w:t xml:space="preserve">z28</w:t>
-            </w:r>
-          </w:p>
-        </w:tc>
-        <w:tc>
-          <w:tcPr/>
-          <w:p>
-            <w:pPr>
-              <w:pStyle w:val="Compact"/>
-              <w:jc w:val="left"/>
-            </w:pPr>
-            <w:r>
-              <w:t xml:space="preserve">Обновить индикатор &lt;&lt;Выигрыш&gt;&gt;</w:t>
-            </w:r>
-          </w:p>
-        </w:tc>
-        <w:tc>
-          <w:tcPr>
-            <w:gridSpan w:val="1"/>
-            <w:vMerge w:val="continue"/>
-          </w:tcPr>
-          <w:p>
-            <w:pPr/>
-          </w:p>
-        </w:tc>
-      </w:tr>
     </w:tbl>
-    <w:bookmarkEnd w:id="30"/>
-    <w:bookmarkStart w:id="34" w:name="автомат-2.-монетоприемник-a_1"/>
+    <w:bookmarkEnd w:id="25"/>
+    <w:bookmarkStart w:id="29" w:name="автомат-2.-монетоприемник-a_1"/>
     <w:p>
       <w:pPr>
         <w:pStyle w:val="Heading2"/>
@@ -4079,18 +2860,18 @@
           <wp:inline>
             <wp:extent cx="5334000" cy="3291345"/>
             <wp:effectExtent b="0" l="0" r="0" t="0"/>
-            <wp:docPr descr="" title="" id="32" name="Picture"/>
+            <wp:docPr descr="" title="" id="27" name="Picture"/>
             <a:graphic>
               <a:graphicData uri="http://schemas.openxmlformats.org/drawingml/2006/picture">
                 <pic:pic>
                   <pic:nvPicPr>
-                    <pic:cNvPr descr="puml/a1.png" id="33" name="Picture"/>
+                    <pic:cNvPr descr="puml/a1.png" id="28" name="Picture"/>
                     <pic:cNvPicPr>
                       <a:picLocks noChangeArrowheads="1" noChangeAspect="1"/>
                     </pic:cNvPicPr>
                   </pic:nvPicPr>
                   <pic:blipFill>
-                    <a:blip r:embed="rId31"/>
+                    <a:blip r:embed="rId26"/>
                     <a:stretch>
                       <a:fillRect/>
                     </a:stretch>
@@ -5063,8 +3844,8 @@
         </w:tc>
       </w:tr>
     </w:tbl>
-    <w:bookmarkEnd w:id="34"/>
-    <w:bookmarkStart w:id="38" w:name="автомат-3.-игровые-барабаны-a_2"/>
+    <w:bookmarkEnd w:id="29"/>
+    <w:bookmarkStart w:id="33" w:name="автомат-3.-игровые-барабаны-a_2"/>
     <w:p>
       <w:pPr>
         <w:pStyle w:val="Heading2"/>
@@ -5099,18 +3880,18 @@
           <wp:inline>
             <wp:extent cx="2879999" cy="3839999"/>
             <wp:effectExtent b="0" l="0" r="0" t="0"/>
-            <wp:docPr descr="" title="" id="36" name="Picture"/>
+            <wp:docPr descr="" title="" id="31" name="Picture"/>
             <a:graphic>
               <a:graphicData uri="http://schemas.openxmlformats.org/drawingml/2006/picture">
                 <pic:pic>
                   <pic:nvPicPr>
-                    <pic:cNvPr descr="puml/a2.png" id="37" name="Picture"/>
+                    <pic:cNvPr descr="puml/a2.png" id="32" name="Picture"/>
                     <pic:cNvPicPr>
                       <a:picLocks noChangeArrowheads="1" noChangeAspect="1"/>
                     </pic:cNvPicPr>
                   </pic:nvPicPr>
                   <pic:blipFill>
-                    <a:blip r:embed="rId35"/>
+                    <a:blip r:embed="rId30"/>
                     <a:stretch>
                       <a:fillRect/>
                     </a:stretch>
@@ -5871,8 +4652,8 @@
         </w:tc>
       </w:tr>
     </w:tbl>
-    <w:bookmarkEnd w:id="38"/>
-    <w:bookmarkStart w:id="42" w:name="автомат-4.-джекпот-счётчик-a_3-случай-4"/>
+    <w:bookmarkEnd w:id="33"/>
+    <w:bookmarkStart w:id="37" w:name="автомат-4.-джекпот-счётчик-a_3-случай-4"/>
     <w:p>
       <w:pPr>
         <w:pStyle w:val="Heading2"/>
@@ -5907,18 +4688,18 @@
           <wp:inline>
             <wp:extent cx="2699999" cy="2741860"/>
             <wp:effectExtent b="0" l="0" r="0" t="0"/>
-            <wp:docPr descr="" title="" id="40" name="Picture"/>
+            <wp:docPr descr="" title="" id="35" name="Picture"/>
             <a:graphic>
               <a:graphicData uri="http://schemas.openxmlformats.org/drawingml/2006/picture">
                 <pic:pic>
                   <pic:nvPicPr>
-                    <pic:cNvPr descr="puml/a3.png" id="41" name="Picture"/>
+                    <pic:cNvPr descr="puml/a3.png" id="36" name="Picture"/>
                     <pic:cNvPicPr>
                       <a:picLocks noChangeArrowheads="1" noChangeAspect="1"/>
                     </pic:cNvPicPr>
                   </pic:nvPicPr>
                   <pic:blipFill>
-                    <a:blip r:embed="rId39"/>
+                    <a:blip r:embed="rId34"/>
                     <a:stretch>
                       <a:fillRect/>
                     </a:stretch>
@@ -5993,13 +4774,13 @@
         <w:t xml:space="preserve"> </w:t>
       </w:r>
       <w:r>
-        <w:t xml:space="preserve">вложен в «Выплата</w:t>
-      </w:r>
-      <w:r>
-        <w:t xml:space="preserve"> </w:t>
-      </w:r>
-      <w:r>
-        <w:t xml:space="preserve">джекпота» –</w:t>
+        <w:t xml:space="preserve">вложен в состояние</w:t>
+      </w:r>
+      <w:r>
+        <w:t xml:space="preserve"> </w:t>
+      </w:r>
+      <w:r>
+        <w:t xml:space="preserve">«Выплата джекпота» –</w:t>
       </w:r>
       <w:r>
         <w:t xml:space="preserve"> </w:t>
@@ -6042,74 +4823,18 @@
         </m:sSub>
       </m:oMath>
       <w:r>
-        <w:t xml:space="preserve">, а теперь ещё и сам</w:t>
-      </w:r>
-      <w:r>
-        <w:t xml:space="preserve"> </w:t>
-      </w:r>
-      <w:r>
-        <w:t xml:space="preserve">вкладывает</w:t>
+        <w:t xml:space="preserve">, а теперь</w:t>
+      </w:r>
+      <w:r>
+        <w:t xml:space="preserve"> </w:t>
+      </w:r>
+      <w:r>
+        <w:t xml:space="preserve">ещё и сам вкладывает</w:t>
       </w:r>
       <w:r>
         <w:t xml:space="preserve"> </w:t>
       </w:r>
       <m:oMath>
-        <m:sSub>
-          <m:e>
-            <m:r>
-              <m:t>A</m:t>
-            </m:r>
-          </m:e>
-          <m:sub>
-            <m:r>
-              <m:t>4</m:t>
-            </m:r>
-          </m:sub>
-        </m:sSub>
-      </m:oMath>
-      <w:r>
-        <w:t xml:space="preserve">: цепочка</w:t>
-      </w:r>
-      <w:r>
-        <w:t xml:space="preserve"> </w:t>
-      </w:r>
-      <m:oMath>
-        <m:sSub>
-          <m:e>
-            <m:r>
-              <m:t>A</m:t>
-            </m:r>
-          </m:e>
-          <m:sub>
-            <m:r>
-              <m:t>0</m:t>
-            </m:r>
-          </m:sub>
-        </m:sSub>
-        <m:r>
-          <m:rPr>
-            <m:sty m:val="p"/>
-          </m:rPr>
-          <m:t>→</m:t>
-        </m:r>
-        <m:sSub>
-          <m:e>
-            <m:r>
-              <m:t>A</m:t>
-            </m:r>
-          </m:e>
-          <m:sub>
-            <m:r>
-              <m:t>3</m:t>
-            </m:r>
-          </m:sub>
-        </m:sSub>
-        <m:r>
-          <m:rPr>
-            <m:sty m:val="p"/>
-          </m:rPr>
-          <m:t>→</m:t>
-        </m:r>
         <m:sSub>
           <m:e>
             <m:r>
@@ -6325,7 +5050,9 @@
           </w:p>
         </w:tc>
         <w:tc>
-          <w:tcPr/>
+          <w:tcPr>
+            <w:vMerge w:val="restart"/>
+          </w:tcPr>
           <w:p>
             <w:pPr>
               <w:pStyle w:val="Compact"/>
@@ -6385,34 +5112,29 @@
               <w:rPr>
                 <w:rStyle w:val="VerbatimChar"/>
               </w:rPr>
-              <w:t xml:space="preserve">y3!=1</w:t>
-            </w:r>
-          </w:p>
-        </w:tc>
-        <w:tc>
-          <w:tcPr/>
-          <w:p>
-            <w:pPr>
-              <w:pStyle w:val="Compact"/>
-              <w:jc w:val="left"/>
-            </w:pPr>
-            <w:r>
-              <w:t xml:space="preserve">A3 не выплачивает джекпот</w:t>
-            </w:r>
-          </w:p>
-        </w:tc>
-        <w:tc>
-          <w:tcPr>
-            <w:vMerge w:val="restart"/>
-          </w:tcPr>
-          <w:p>
-            <w:pPr>
-              <w:pStyle w:val="Compact"/>
-              <w:jc w:val="left"/>
-            </w:pPr>
-            <w:r>
-              <w:t xml:space="preserve">A0</w:t>
-            </w:r>
+              <w:t xml:space="preserve">y3=1</w:t>
+            </w:r>
+          </w:p>
+        </w:tc>
+        <w:tc>
+          <w:tcPr/>
+          <w:p>
+            <w:pPr>
+              <w:pStyle w:val="Compact"/>
+              <w:jc w:val="left"/>
+            </w:pPr>
+            <w:r>
+              <w:t xml:space="preserve">Выплата джекпота</w:t>
+            </w:r>
+          </w:p>
+        </w:tc>
+        <w:tc>
+          <w:tcPr>
+            <w:gridSpan w:val="1"/>
+            <w:vMerge w:val="continue"/>
+          </w:tcPr>
+          <w:p>
+            <w:pPr/>
           </w:p>
         </w:tc>
       </w:tr>
@@ -6469,22 +5191,38 @@
               <w:rPr>
                 <w:rStyle w:val="VerbatimChar"/>
               </w:rPr>
-              <w:t xml:space="preserve">y3=1</w:t>
-            </w:r>
-          </w:p>
-        </w:tc>
-        <w:tc>
-          <w:tcPr/>
-          <w:p>
-            <w:pPr>
-              <w:pStyle w:val="Compact"/>
-              <w:jc w:val="left"/>
-            </w:pPr>
-            <w:r>
-              <w:t xml:space="preserve">A3 выплачивает джекпот</w:t>
-            </w:r>
-          </w:p>
-        </w:tc>
+              <w:t xml:space="preserve">y3!=1</w:t>
+            </w:r>
+          </w:p>
+        </w:tc>
+        <w:tc>
+          <w:tcPr/>
+          <w:p>
+            <w:pPr>
+              <w:pStyle w:val="Compact"/>
+              <w:jc w:val="left"/>
+            </w:pPr>
+            <w:r>
+              <w:t xml:space="preserve">A3 не выплачивает джекпот</w:t>
+            </w:r>
+          </w:p>
+        </w:tc>
+        <w:tc>
+          <w:tcPr>
+            <w:vMerge w:val="restart"/>
+          </w:tcPr>
+          <w:p>
+            <w:pPr>
+              <w:pStyle w:val="Compact"/>
+              <w:jc w:val="left"/>
+            </w:pPr>
+            <w:r>
+              <w:t xml:space="preserve">A0</w:t>
+            </w:r>
+          </w:p>
+        </w:tc>
+      </w:tr>
+      <w:tr>
         <w:tc>
           <w:tcPr>
             <w:gridSpan w:val="1"/>
@@ -6494,41 +5232,107 @@
             <w:pPr/>
           </w:p>
         </w:tc>
+        <w:tc>
+          <w:tcPr/>
+          <w:p>
+            <w:pPr>
+              <w:pStyle w:val="Compact"/>
+              <w:jc w:val="left"/>
+            </w:pPr>
+            <w:r>
+              <w:t xml:space="preserve">Выплата жетонов завершена</w:t>
+            </w:r>
+          </w:p>
+        </w:tc>
+        <w:tc>
+          <w:tcPr/>
+          <w:p>
+            <w:pPr>
+              <w:pStyle w:val="Compact"/>
+              <w:jc w:val="left"/>
+            </w:pPr>
+            <w:r>
+              <w:rPr>
+                <w:rStyle w:val="VerbatimChar"/>
+              </w:rPr>
+              <w:t xml:space="preserve">e33</w:t>
+            </w:r>
+          </w:p>
+        </w:tc>
+        <w:tc>
+          <w:tcPr/>
+          <w:p>
+            <w:pPr>
+              <w:pStyle w:val="Compact"/>
+              <w:jc w:val="left"/>
+            </w:pPr>
+            <w:r>
+              <w:rPr>
+                <w:rStyle w:val="VerbatimChar"/>
+              </w:rPr>
+              <w:t xml:space="preserve">y3=1</w:t>
+            </w:r>
+          </w:p>
+        </w:tc>
+        <w:tc>
+          <w:tcPr/>
+          <w:p>
+            <w:pPr>
+              <w:pStyle w:val="Compact"/>
+              <w:jc w:val="left"/>
+            </w:pPr>
+            <w:r>
+              <w:t xml:space="preserve">A3 выплачивает джекпот</w:t>
+            </w:r>
+          </w:p>
+        </w:tc>
+        <w:tc>
+          <w:tcPr>
+            <w:gridSpan w:val="1"/>
+            <w:vMerge w:val="continue"/>
+          </w:tcPr>
+          <w:p>
+            <w:pPr/>
+          </w:p>
+        </w:tc>
       </w:tr>
       <w:tr>
         <w:tc>
-          <w:tcPr>
-            <w:gridSpan w:val="1"/>
-            <w:vMerge w:val="continue"/>
-          </w:tcPr>
-          <w:p>
-            <w:pPr/>
-          </w:p>
-        </w:tc>
-        <w:tc>
-          <w:tcPr/>
-          <w:p>
-            <w:pPr>
-              <w:pStyle w:val="Compact"/>
-              <w:jc w:val="left"/>
-            </w:pPr>
-            <w:r>
-              <w:t xml:space="preserve">Выплата жетонов завершена</w:t>
-            </w:r>
-          </w:p>
-        </w:tc>
-        <w:tc>
-          <w:tcPr/>
-          <w:p>
-            <w:pPr>
-              <w:pStyle w:val="Compact"/>
-              <w:jc w:val="left"/>
-            </w:pPr>
-            <w:r>
-              <w:rPr>
-                <w:rStyle w:val="VerbatimChar"/>
-              </w:rPr>
-              <w:t xml:space="preserve">e33</w:t>
+          <w:tcPr/>
+          <w:p>
+            <w:pPr>
+              <w:pStyle w:val="Compact"/>
+              <w:jc w:val="left"/>
+            </w:pPr>
+            <w:r>
+              <w:t xml:space="preserve">A2</w:t>
+            </w:r>
+          </w:p>
+        </w:tc>
+        <w:tc>
+          <w:tcPr/>
+          <w:p>
+            <w:pPr>
+              <w:pStyle w:val="Compact"/>
+              <w:jc w:val="left"/>
+            </w:pPr>
+            <w:r>
+              <w:t xml:space="preserve">Второй барабан остановлен</w:t>
+            </w:r>
+          </w:p>
+        </w:tc>
+        <w:tc>
+          <w:tcPr/>
+          <w:p>
+            <w:pPr>
+              <w:pStyle w:val="Compact"/>
+              <w:jc w:val="left"/>
+            </w:pPr>
+            <w:r>
+              <w:rPr>
+                <w:rStyle w:val="VerbatimChar"/>
+              </w:rPr>
+              <w:t xml:space="preserve">y2=3</w:t>
             </w:r>
           </w:p>
         </w:tc>
@@ -6578,38 +5382,23 @@
           <w:p>
             <w:pPr>
               <w:pStyle w:val="Compact"/>
-              <w:jc w:val="left"/>
-            </w:pPr>
-            <w:r>
-              <w:t xml:space="preserve">A2</w:t>
-            </w:r>
-          </w:p>
-        </w:tc>
-        <w:tc>
-          <w:tcPr/>
-          <w:p>
-            <w:pPr>
-              <w:pStyle w:val="Compact"/>
-              <w:jc w:val="left"/>
-            </w:pPr>
-            <w:r>
-              <w:t xml:space="preserve">Второй барабан остановлен</w:t>
-            </w:r>
-          </w:p>
-        </w:tc>
-        <w:tc>
-          <w:tcPr/>
-          <w:p>
-            <w:pPr>
-              <w:pStyle w:val="Compact"/>
-              <w:jc w:val="left"/>
-            </w:pPr>
-            <w:r>
-              <w:rPr>
-                <w:rStyle w:val="VerbatimChar"/>
-              </w:rPr>
-              <w:t xml:space="preserve">y2=3</w:t>
-            </w:r>
+            </w:pPr>
+          </w:p>
+        </w:tc>
+        <w:tc>
+          <w:tcPr/>
+          <w:p>
+            <w:pPr>
+              <w:pStyle w:val="Compact"/>
+            </w:pPr>
+          </w:p>
+        </w:tc>
+        <w:tc>
+          <w:tcPr/>
+          <w:p>
+            <w:pPr>
+              <w:pStyle w:val="Compact"/>
+            </w:pPr>
           </w:p>
         </w:tc>
         <w:tc>
@@ -6745,22 +5534,7 @@
         <w:t xml:space="preserve"> </w:t>
       </w:r>
       <w:r>
-        <w:t xml:space="preserve">по-прежнему включают опрос состояния соседа</w:t>
-      </w:r>
-      <w:r>
-        <w:t xml:space="preserve"> </w:t>
-      </w:r>
-      <w:r>
-        <w:rPr>
-          <w:rStyle w:val="VerbatimChar"/>
-        </w:rPr>
-        <w:t xml:space="preserve">y2=3</w:t>
-      </w:r>
-      <w:r>
-        <w:t xml:space="preserve"> </w:t>
-      </w:r>
-      <w:r>
-        <w:t xml:space="preserve">автомата</w:t>
+        <w:t xml:space="preserve">включают опрос состояния соседа – второго барабана автомата</w:t>
       </w:r>
       <w:r>
         <w:t xml:space="preserve"> </w:t>
@@ -6806,28 +5580,13 @@
         <w:t xml:space="preserve"> </w:t>
       </w:r>
       <w:r>
-        <w:t xml:space="preserve">реагирует на</w:t>
-      </w:r>
-      <w:r>
-        <w:t xml:space="preserve"> </w:t>
-      </w:r>
-      <w:r>
-        <w:rPr>
-          <w:rStyle w:val="VerbatimChar"/>
-        </w:rPr>
-        <w:t xml:space="preserve">e33</w:t>
-      </w:r>
-      <w:r>
-        <w:t xml:space="preserve"> </w:t>
-      </w:r>
-      <w:r>
-        <w:t xml:space="preserve">(выплата</w:t>
-      </w:r>
-      <w:r>
-        <w:t xml:space="preserve"> </w:t>
-      </w:r>
-      <w:r>
-        <w:t xml:space="preserve">завершена) непосредственно, тем же событием, на которое реагирует сам</w:t>
+        <w:t xml:space="preserve">реагирует на событие завершения выплаты</w:t>
+      </w:r>
+      <w:r>
+        <w:t xml:space="preserve"> </w:t>
+      </w:r>
+      <w:r>
+        <w:t xml:space="preserve">непосредственно, тем же событием, на которое реагирует сам</w:t>
       </w:r>
       <w:r>
         <w:t xml:space="preserve"> </w:t>
@@ -6847,10 +5606,13 @@
         </m:sSub>
       </m:oMath>
       <w:r>
-        <w:t xml:space="preserve"> </w:t>
-      </w:r>
-      <w:r>
-        <w:t xml:space="preserve">ниже – ровно так же, как</w:t>
+        <w:t xml:space="preserve">, – так</w:t>
+      </w:r>
+      <w:r>
+        <w:t xml:space="preserve"> </w:t>
+      </w:r>
+      <w:r>
+        <w:t xml:space="preserve">же, как</w:t>
       </w:r>
       <w:r>
         <w:t xml:space="preserve"> </w:t>
@@ -6896,104 +5658,17 @@
         <w:t xml:space="preserve"> </w:t>
       </w:r>
       <w:r>
-        <w:t xml:space="preserve">вместе реагируют на общий</w:t>
-      </w:r>
-      <w:r>
-        <w:t xml:space="preserve"> </w:t>
-      </w:r>
-      <w:r>
-        <w:rPr>
-          <w:rStyle w:val="VerbatimChar"/>
-        </w:rPr>
-        <w:t xml:space="preserve">e05</w:t>
-      </w:r>
-      <w:r>
-        <w:t xml:space="preserve"> </w:t>
-      </w:r>
-      <w:r>
-        <w:t xml:space="preserve">в «Игра». Никакого отдельного события, которым</w:t>
-      </w:r>
-      <w:r>
-        <w:t xml:space="preserve"> </w:t>
-      </w:r>
-      <m:oMath>
-        <m:sSub>
-          <m:e>
-            <m:r>
-              <m:t>A</m:t>
-            </m:r>
-          </m:e>
-          <m:sub>
-            <m:r>
-              <m:t>3</m:t>
-            </m:r>
-          </m:sub>
-        </m:sSub>
-      </m:oMath>
-      <w:r>
-        <w:t xml:space="preserve"> </w:t>
-      </w:r>
-      <w:r>
-        <w:t xml:space="preserve">явно</w:t>
-      </w:r>
-      <w:r>
-        <w:t xml:space="preserve"> </w:t>
-      </w:r>
-      <w:r>
-        <w:t xml:space="preserve">«звал бы»</w:t>
-      </w:r>
-      <w:r>
-        <w:t xml:space="preserve"> </w:t>
-      </w:r>
-      <m:oMath>
-        <m:sSub>
-          <m:e>
-            <m:r>
-              <m:t>A</m:t>
-            </m:r>
-          </m:e>
-          <m:sub>
-            <m:r>
-              <m:t>4</m:t>
-            </m:r>
-          </m:sub>
-        </m:sSub>
-      </m:oMath>
-      <w:r>
-        <w:t xml:space="preserve">, не заводится:</w:t>
-      </w:r>
-      <w:r>
-        <w:t xml:space="preserve"> </w:t>
-      </w:r>
-      <m:oMath>
-        <m:sSub>
-          <m:e>
-            <m:r>
-              <m:t>A</m:t>
-            </m:r>
-          </m:e>
-          <m:sub>
-            <m:r>
-              <m:t>4</m:t>
-            </m:r>
-          </m:sub>
-        </m:sSub>
-      </m:oMath>
-      <w:r>
-        <w:t xml:space="preserve"> </w:t>
-      </w:r>
-      <w:r>
-        <w:t xml:space="preserve">срабатывает по факту вложенности в</w:t>
-      </w:r>
-      <w:r>
-        <w:t xml:space="preserve"> </w:t>
-      </w:r>
-      <w:r>
-        <w:t xml:space="preserve">текущее состояние, а не потому, что кто-то вызвал его с ребра.</w:t>
+        <w:t xml:space="preserve">вместе реагируют на общее событие остановки третьего</w:t>
+      </w:r>
+      <w:r>
+        <w:t xml:space="preserve"> </w:t>
+      </w:r>
+      <w:r>
+        <w:t xml:space="preserve">барабана в состоянии «Игра».</w:t>
       </w:r>
     </w:p>
-    <w:bookmarkEnd w:id="42"/>
-    <w:bookmarkStart w:id="46" w:name="автомат-5.-звуки-a_4-случай-3"/>
+    <w:bookmarkEnd w:id="37"/>
+    <w:bookmarkStart w:id="41" w:name="автомат-5.-звуки-a_4-случай-3"/>
     <w:p>
       <w:pPr>
         <w:pStyle w:val="Heading2"/>
@@ -7026,20 +5701,20 @@
       <w:r>
         <w:drawing>
           <wp:inline>
-            <wp:extent cx="2519999" cy="1603636"/>
+            <wp:extent cx="2519999" cy="1011210"/>
             <wp:effectExtent b="0" l="0" r="0" t="0"/>
-            <wp:docPr descr="" title="" id="44" name="Picture"/>
+            <wp:docPr descr="" title="" id="39" name="Picture"/>
             <a:graphic>
               <a:graphicData uri="http://schemas.openxmlformats.org/drawingml/2006/picture">
                 <pic:pic>
                   <pic:nvPicPr>
-                    <pic:cNvPr descr="puml/a4.png" id="45" name="Picture"/>
+                    <pic:cNvPr descr="puml/a4.png" id="40" name="Picture"/>
                     <pic:cNvPicPr>
                       <a:picLocks noChangeArrowheads="1" noChangeAspect="1"/>
                     </pic:cNvPicPr>
                   </pic:nvPicPr>
                   <pic:blipFill>
-                    <a:blip r:embed="rId43"/>
+                    <a:blip r:embed="rId38"/>
                     <a:stretch>
                       <a:fillRect/>
                     </a:stretch>
@@ -7047,7 +5722,7 @@
                   <pic:spPr bwMode="auto">
                     <a:xfrm>
                       <a:off x="0" y="0"/>
-                      <a:ext cx="2519999" cy="1603636"/>
+                      <a:ext cx="2519999" cy="1011210"/>
                     </a:xfrm>
                     <a:prstGeom prst="rect">
                       <a:avLst/>
@@ -7091,19 +5766,19 @@
         </m:sSub>
       </m:oMath>
       <w:r>
-        <w:t xml:space="preserve">. Единственное состояние,</w:t>
-      </w:r>
-      <w:r>
-        <w:t xml:space="preserve"> </w:t>
-      </w:r>
-      <w:r>
-        <w:t xml:space="preserve">три независимых безусловных самоперехода – по одному на каждого</w:t>
-      </w:r>
-      <w:r>
-        <w:t xml:space="preserve"> </w:t>
-      </w:r>
-      <w:r>
-        <w:t xml:space="preserve">«родителя», который его вкладывает.</w:t>
+        <w:t xml:space="preserve">. Единственное состояние, три</w:t>
+      </w:r>
+      <w:r>
+        <w:t xml:space="preserve"> </w:t>
+      </w:r>
+      <w:r>
+        <w:t xml:space="preserve">самоперехода – по одному на каждого родителя, в состояние которого он</w:t>
+      </w:r>
+      <w:r>
+        <w:t xml:space="preserve"> </w:t>
+      </w:r>
+      <w:r>
+        <w:t xml:space="preserve">вложен.</w:t>
       </w:r>
     </w:p>
     <w:p>
@@ -7394,78 +6069,266 @@
       </w:tr>
       <w:tr>
         <w:tc>
-          <w:tcPr/>
-          <w:p>
-            <w:pPr>
-              <w:pStyle w:val="Compact"/>
-              <w:jc w:val="left"/>
-            </w:pPr>
-            <w:r>
-              <w:t xml:space="preserve">A3</w:t>
-            </w:r>
-          </w:p>
-        </w:tc>
-        <w:tc>
-          <w:tcPr/>
-          <w:p>
-            <w:pPr>
-              <w:pStyle w:val="Compact"/>
-              <w:jc w:val="left"/>
-            </w:pPr>
-            <w:r>
-              <w:t xml:space="preserve">Выплата жетонов завершена</w:t>
-            </w:r>
-          </w:p>
-        </w:tc>
-        <w:tc>
-          <w:tcPr/>
-          <w:p>
-            <w:pPr>
-              <w:pStyle w:val="Compact"/>
-              <w:jc w:val="left"/>
-            </w:pPr>
-            <w:r>
-              <w:rPr>
-                <w:rStyle w:val="VerbatimChar"/>
-              </w:rPr>
-              <w:t xml:space="preserve">e33</w:t>
-            </w:r>
-          </w:p>
-        </w:tc>
-        <w:tc>
-          <w:tcPr/>
-          <w:p>
-            <w:pPr>
-              <w:pStyle w:val="Compact"/>
-              <w:jc w:val="left"/>
-            </w:pPr>
-            <w:r>
-              <w:rPr>
-                <w:rStyle w:val="VerbatimChar"/>
-              </w:rPr>
-              <w:t xml:space="preserve">z42</w:t>
-            </w:r>
-          </w:p>
-        </w:tc>
-        <w:tc>
-          <w:tcPr/>
-          <w:p>
-            <w:pPr>
-              <w:pStyle w:val="Compact"/>
-              <w:jc w:val="left"/>
-            </w:pPr>
-            <w:r>
-              <w:t xml:space="preserve">Проиграть туш джекпота</w:t>
-            </w:r>
-          </w:p>
-        </w:tc>
-        <w:tc>
           <w:tcPr>
             <w:gridSpan w:val="1"/>
             <w:vMerge w:val="continue"/>
           </w:tcPr>
           <w:p>
             <w:pPr/>
+          </w:p>
+        </w:tc>
+        <w:tc>
+          <w:tcPr/>
+          <w:p>
+            <w:pPr>
+              <w:pStyle w:val="Compact"/>
+              <w:jc w:val="left"/>
+            </w:pPr>
+            <w:r>
+              <w:t xml:space="preserve">Игра</w:t>
+            </w:r>
+          </w:p>
+        </w:tc>
+        <w:tc>
+          <w:tcPr/>
+          <w:p>
+            <w:pPr>
+              <w:pStyle w:val="Compact"/>
+              <w:jc w:val="left"/>
+            </w:pPr>
+            <w:r>
+              <w:rPr>
+                <w:rStyle w:val="VerbatimChar"/>
+              </w:rPr>
+              <w:t xml:space="preserve">y0=2</w:t>
+            </w:r>
+          </w:p>
+        </w:tc>
+        <w:tc>
+          <w:tcPr/>
+          <w:p>
+            <w:pPr>
+              <w:pStyle w:val="Compact"/>
+              <w:jc w:val="left"/>
+            </w:pPr>
+            <w:r>
+              <w:rPr>
+                <w:rStyle w:val="VerbatimChar"/>
+              </w:rPr>
+              <w:t xml:space="preserve">z42</w:t>
+            </w:r>
+          </w:p>
+        </w:tc>
+        <w:tc>
+          <w:tcPr/>
+          <w:p>
+            <w:pPr>
+              <w:pStyle w:val="Compact"/>
+              <w:jc w:val="left"/>
+            </w:pPr>
+            <w:r>
+              <w:t xml:space="preserve">Проиграть туш джекпота</w:t>
+            </w:r>
+          </w:p>
+        </w:tc>
+        <w:tc>
+          <w:tcPr>
+            <w:gridSpan w:val="1"/>
+            <w:vMerge w:val="continue"/>
+          </w:tcPr>
+          <w:p>
+            <w:pPr/>
+          </w:p>
+        </w:tc>
+      </w:tr>
+      <w:tr>
+        <w:tc>
+          <w:tcPr>
+            <w:gridSpan w:val="1"/>
+            <w:vMerge w:val="continue"/>
+          </w:tcPr>
+          <w:p>
+            <w:pPr/>
+          </w:p>
+        </w:tc>
+        <w:tc>
+          <w:tcPr/>
+          <w:p>
+            <w:pPr>
+              <w:pStyle w:val="Compact"/>
+              <w:jc w:val="left"/>
+            </w:pPr>
+            <w:r>
+              <w:t xml:space="preserve">Выдача жетона</w:t>
+            </w:r>
+          </w:p>
+        </w:tc>
+        <w:tc>
+          <w:tcPr/>
+          <w:p>
+            <w:pPr>
+              <w:pStyle w:val="Compact"/>
+              <w:jc w:val="left"/>
+            </w:pPr>
+            <w:r>
+              <w:rPr>
+                <w:rStyle w:val="VerbatimChar"/>
+              </w:rPr>
+              <w:t xml:space="preserve">y0=4</w:t>
+            </w:r>
+          </w:p>
+        </w:tc>
+        <w:tc>
+          <w:tcPr/>
+          <w:p>
+            <w:pPr>
+              <w:pStyle w:val="Compact"/>
+            </w:pPr>
+          </w:p>
+        </w:tc>
+        <w:tc>
+          <w:tcPr/>
+          <w:p>
+            <w:pPr>
+              <w:pStyle w:val="Compact"/>
+            </w:pPr>
+          </w:p>
+        </w:tc>
+        <w:tc>
+          <w:tcPr/>
+          <w:p>
+            <w:pPr>
+              <w:pStyle w:val="Compact"/>
+            </w:pPr>
+          </w:p>
+        </w:tc>
+      </w:tr>
+      <w:tr>
+        <w:tc>
+          <w:tcPr>
+            <w:vMerge w:val="restart"/>
+          </w:tcPr>
+          <w:p>
+            <w:pPr>
+              <w:pStyle w:val="Compact"/>
+              <w:jc w:val="left"/>
+            </w:pPr>
+            <w:r>
+              <w:t xml:space="preserve">A3</w:t>
+            </w:r>
+          </w:p>
+        </w:tc>
+        <w:tc>
+          <w:tcPr/>
+          <w:p>
+            <w:pPr>
+              <w:pStyle w:val="Compact"/>
+              <w:jc w:val="left"/>
+            </w:pPr>
+            <w:r>
+              <w:t xml:space="preserve">Выплата жетонов завершена</w:t>
+            </w:r>
+          </w:p>
+        </w:tc>
+        <w:tc>
+          <w:tcPr/>
+          <w:p>
+            <w:pPr>
+              <w:pStyle w:val="Compact"/>
+              <w:jc w:val="left"/>
+            </w:pPr>
+            <w:r>
+              <w:rPr>
+                <w:rStyle w:val="VerbatimChar"/>
+              </w:rPr>
+              <w:t xml:space="preserve">e33</w:t>
+            </w:r>
+          </w:p>
+        </w:tc>
+        <w:tc>
+          <w:tcPr/>
+          <w:p>
+            <w:pPr>
+              <w:pStyle w:val="Compact"/>
+            </w:pPr>
+          </w:p>
+        </w:tc>
+        <w:tc>
+          <w:tcPr/>
+          <w:p>
+            <w:pPr>
+              <w:pStyle w:val="Compact"/>
+            </w:pPr>
+          </w:p>
+        </w:tc>
+        <w:tc>
+          <w:tcPr/>
+          <w:p>
+            <w:pPr>
+              <w:pStyle w:val="Compact"/>
+            </w:pPr>
+          </w:p>
+        </w:tc>
+      </w:tr>
+      <w:tr>
+        <w:tc>
+          <w:tcPr>
+            <w:gridSpan w:val="1"/>
+            <w:vMerge w:val="continue"/>
+          </w:tcPr>
+          <w:p>
+            <w:pPr/>
+          </w:p>
+        </w:tc>
+        <w:tc>
+          <w:tcPr/>
+          <w:p>
+            <w:pPr>
+              <w:pStyle w:val="Compact"/>
+              <w:jc w:val="left"/>
+            </w:pPr>
+            <w:r>
+              <w:t xml:space="preserve">Выплата джекпота</w:t>
+            </w:r>
+          </w:p>
+        </w:tc>
+        <w:tc>
+          <w:tcPr/>
+          <w:p>
+            <w:pPr>
+              <w:pStyle w:val="Compact"/>
+              <w:jc w:val="left"/>
+            </w:pPr>
+            <w:r>
+              <w:rPr>
+                <w:rStyle w:val="VerbatimChar"/>
+              </w:rPr>
+              <w:t xml:space="preserve">y3=1</w:t>
+            </w:r>
+          </w:p>
+        </w:tc>
+        <w:tc>
+          <w:tcPr/>
+          <w:p>
+            <w:pPr>
+              <w:pStyle w:val="Compact"/>
+            </w:pPr>
+          </w:p>
+        </w:tc>
+        <w:tc>
+          <w:tcPr/>
+          <w:p>
+            <w:pPr>
+              <w:pStyle w:val="Compact"/>
+            </w:pPr>
+          </w:p>
+        </w:tc>
+        <w:tc>
+          <w:tcPr/>
+          <w:p>
+            <w:pPr>
+              <w:pStyle w:val="Compact"/>
+            </w:pPr>
           </w:p>
         </w:tc>
       </w:tr>
@@ -7512,7 +6375,7 @@
         <w:t xml:space="preserve"> </w:t>
       </w:r>
       <w:r>
-        <w:t xml:space="preserve">же, не усложнённым автоматом. Случай 3:</w:t>
+        <w:t xml:space="preserve">же автоматом. Случай 3:</w:t>
       </w:r>
       <w:r>
         <w:t xml:space="preserve"> </w:t>
@@ -7535,13 +6398,13 @@
         <w:t xml:space="preserve"> </w:t>
       </w:r>
       <w:r>
-        <w:t xml:space="preserve">вложен сразу в три разных</w:t>
-      </w:r>
-      <w:r>
-        <w:t xml:space="preserve"> </w:t>
-      </w:r>
-      <w:r>
-        <w:t xml:space="preserve">состояния – «Игра» и «Выдача жетона» автомата</w:t>
+        <w:t xml:space="preserve">вложен сразу в три состояния – «Игра» и</w:t>
+      </w:r>
+      <w:r>
+        <w:t xml:space="preserve"> </w:t>
+      </w:r>
+      <w:r>
+        <w:t xml:space="preserve">«Выдача жетона» автомата</w:t>
       </w:r>
       <w:r>
         <w:t xml:space="preserve"> </w:t>
@@ -7561,16 +6424,7 @@
         </m:sSub>
       </m:oMath>
       <w:r>
-        <w:t xml:space="preserve"> </w:t>
-      </w:r>
-      <w:r>
-        <w:t xml:space="preserve">(как и было) и</w:t>
-      </w:r>
-      <w:r>
-        <w:t xml:space="preserve"> </w:t>
-      </w:r>
-      <w:r>
-        <w:t xml:space="preserve">«Выплата джекпота» автомата</w:t>
+        <w:t xml:space="preserve">, а также «Выплата джекпота» автомата</w:t>
       </w:r>
       <w:r>
         <w:t xml:space="preserve"> </w:t>
@@ -7590,16 +6444,13 @@
         </m:sSub>
       </m:oMath>
       <w:r>
-        <w:t xml:space="preserve"> </w:t>
-      </w:r>
-      <w:r>
-        <w:t xml:space="preserve">(ново). Случай 4: третье место вложения –</w:t>
-      </w:r>
-      <w:r>
-        <w:t xml:space="preserve"> </w:t>
-      </w:r>
-      <w:r>
-        <w:t xml:space="preserve">не прямо в</w:t>
+        <w:t xml:space="preserve">.</w:t>
+      </w:r>
+      <w:r>
+        <w:t xml:space="preserve"> </w:t>
+      </w:r>
+      <w:r>
+        <w:t xml:space="preserve">Случай 4: третье место вложения – не непосредственно в</w:t>
       </w:r>
       <w:r>
         <w:t xml:space="preserve"> </w:t>
@@ -7649,37 +6500,1190 @@
         </m:sSub>
       </m:oMath>
       <w:r>
-        <w:t xml:space="preserve">, то есть настоящая</w:t>
-      </w:r>
-      <w:r>
-        <w:t xml:space="preserve"> </w:t>
-      </w:r>
-      <w:r>
-        <w:t xml:space="preserve">вложенность во вложенность. Ни один из трёх самопереходов не проверяет</w:t>
-      </w:r>
-      <w:r>
-        <w:t xml:space="preserve"> </w:t>
-      </w:r>
-      <w:r>
-        <w:t xml:space="preserve">состояние другого автомата и не хранит собственной памяти – каждый просто</w:t>
-      </w:r>
-      <w:r>
-        <w:t xml:space="preserve"> </w:t>
-      </w:r>
-      <w:r>
-        <w:t xml:space="preserve">проигрывает свой звук по своему событию. Именно отсутствие памяти и</w:t>
-      </w:r>
-      <w:r>
-        <w:t xml:space="preserve"> </w:t>
-      </w:r>
-      <w:r>
-        <w:t xml:space="preserve">дополнительных гвардов не даёт росту мест вложения отразиться на числе</w:t>
-      </w:r>
-      <w:r>
-        <w:t xml:space="preserve"> </w:t>
-      </w:r>
-      <w:r>
-        <w:t xml:space="preserve">состояний итогового произведения (см. вывод).</w:t>
+        <w:t xml:space="preserve">.</w:t>
+      </w:r>
+    </w:p>
+    <w:p>
+      <w:pPr>
+        <w:pStyle w:val="BodyText"/>
+      </w:pPr>
+      <w:r>
+        <w:t xml:space="preserve">Каждый из трёх самопереходов дополнительно проверяет гвард на состояние</w:t>
+      </w:r>
+      <w:r>
+        <w:t xml:space="preserve"> </w:t>
+      </w:r>
+      <w:r>
+        <w:t xml:space="preserve">того автомата, в состояние которого</w:t>
+      </w:r>
+      <w:r>
+        <w:t xml:space="preserve"> </w:t>
+      </w:r>
+      <m:oMath>
+        <m:sSub>
+          <m:e>
+            <m:r>
+              <m:t>A</m:t>
+            </m:r>
+          </m:e>
+          <m:sub>
+            <m:r>
+              <m:t>4</m:t>
+            </m:r>
+          </m:sub>
+        </m:sSub>
+      </m:oMath>
+      <w:r>
+        <w:t xml:space="preserve"> </w:t>
+      </w:r>
+      <w:r>
+        <w:t xml:space="preserve">вложен в соответствующем месте.</w:t>
+      </w:r>
+      <w:r>
+        <w:t xml:space="preserve"> </w:t>
+      </w:r>
+      <w:r>
+        <w:t xml:space="preserve">Необходимость этого гварда – следствие того, что отношение вложенности в</w:t>
+      </w:r>
+      <w:r>
+        <w:t xml:space="preserve"> </w:t>
+      </w:r>
+      <w:r>
+        <w:t xml:space="preserve">данном алгоритме указывает лишь факт вложенности в состояние, но не</w:t>
+      </w:r>
+      <w:r>
+        <w:t xml:space="preserve"> </w:t>
+      </w:r>
+      <w:r>
+        <w:t xml:space="preserve">различает, через какое из нескольких мест вложения автомат на самом деле</w:t>
+      </w:r>
+      <w:r>
+        <w:t xml:space="preserve"> </w:t>
+      </w:r>
+      <w:r>
+        <w:t xml:space="preserve">достиг этого состояния: без гварда, например, реакция, предназначенная для</w:t>
+      </w:r>
+      <w:r>
+        <w:t xml:space="preserve"> </w:t>
+      </w:r>
+      <w:r>
+        <w:t xml:space="preserve">состояния «Выдача жетона», была бы точно так же достижима и в состоянии</w:t>
+      </w:r>
+      <w:r>
+        <w:t xml:space="preserve"> </w:t>
+      </w:r>
+      <w:r>
+        <w:t xml:space="preserve">«Игра», поскольку</w:t>
+      </w:r>
+      <w:r>
+        <w:t xml:space="preserve"> </w:t>
+      </w:r>
+      <m:oMath>
+        <m:sSub>
+          <m:e>
+            <m:r>
+              <m:t>A</m:t>
+            </m:r>
+          </m:e>
+          <m:sub>
+            <m:r>
+              <m:t>4</m:t>
+            </m:r>
+          </m:sub>
+        </m:sSub>
+      </m:oMath>
+      <w:r>
+        <w:t xml:space="preserve"> </w:t>
+      </w:r>
+      <w:r>
+        <w:t xml:space="preserve">вложен и туда тоже, хотя в реальной системе</w:t>
+      </w:r>
+      <w:r>
+        <w:t xml:space="preserve"> </w:t>
+      </w:r>
+      <w:r>
+        <w:t xml:space="preserve">событие, вызывающее эту реакцию, в состоянии «Игра» возникнуть не может.</w:t>
+      </w:r>
+      <w:r>
+        <w:t xml:space="preserve"> </w:t>
+      </w:r>
+      <w:r>
+        <w:t xml:space="preserve">Гвард ограничивает срабатывание именно тем состоянием родителя, ради</w:t>
+      </w:r>
+      <w:r>
+        <w:t xml:space="preserve"> </w:t>
+      </w:r>
+      <w:r>
+        <w:t xml:space="preserve">которого соответствующее место вложения было введено.</w:t>
+      </w:r>
+    </w:p>
+    <w:bookmarkEnd w:id="41"/>
+    <w:bookmarkEnd w:id="42"/>
+    <w:bookmarkStart w:id="47" w:name="sec:fixes"/>
+    <w:p>
+      <w:pPr>
+        <w:pStyle w:val="Heading1"/>
+      </w:pPr>
+      <w:r>
+        <w:t xml:space="preserve">Доработки алгоритма</w:t>
+      </w:r>
+    </w:p>
+    <w:bookmarkStart w:id="43" w:name="доработка-1"/>
+    <w:p>
+      <w:pPr>
+        <w:pStyle w:val="Heading2"/>
+      </w:pPr>
+      <w:r>
+        <w:t xml:space="preserve">Доработка 1</w:t>
+      </w:r>
+    </w:p>
+    <w:p>
+      <w:pPr>
+        <w:pStyle w:val="FirstParagraph"/>
+      </w:pPr>
+      <w:r>
+        <w:rPr>
+          <w:bCs/>
+          <w:b/>
+        </w:rPr>
+        <w:t xml:space="preserve">Было.</w:t>
+      </w:r>
+      <w:r>
+        <w:t xml:space="preserve"> </w:t>
+      </w:r>
+      <w:r>
+        <w:t xml:space="preserve">Проверка гварда, ссылающегося на состояние другого автомата,</w:t>
+      </w:r>
+      <w:r>
+        <w:t xml:space="preserve"> </w:t>
+      </w:r>
+      <w:r>
+        <w:t xml:space="preserve">использовала номер состояния этого автомата в уже построенном составном</w:t>
+      </w:r>
+      <w:r>
+        <w:t xml:space="preserve"> </w:t>
+      </w:r>
+      <w:r>
+        <w:t xml:space="preserve">автомате-произведении.</w:t>
+      </w:r>
+    </w:p>
+    <w:p>
+      <w:pPr>
+        <w:pStyle w:val="BodyText"/>
+      </w:pPr>
+      <w:r>
+        <w:rPr>
+          <w:bCs/>
+          <w:b/>
+        </w:rPr>
+        <w:t xml:space="preserve">Что ограничивало.</w:t>
+      </w:r>
+      <w:r>
+        <w:t xml:space="preserve"> </w:t>
+      </w:r>
+      <w:r>
+        <w:t xml:space="preserve">После объединения двух состояний в одно</w:t>
+      </w:r>
+      <w:r>
+        <w:t xml:space="preserve"> </w:t>
+      </w:r>
+      <w:r>
+        <w:t xml:space="preserve">состояние произведения собственные номера состояний каждого отдельного</w:t>
+      </w:r>
+      <w:r>
+        <w:t xml:space="preserve"> </w:t>
+      </w:r>
+      <w:r>
+        <w:t xml:space="preserve">автомата перестают однозначно определяться номером состояния произведения,</w:t>
+      </w:r>
+      <w:r>
+        <w:t xml:space="preserve"> </w:t>
+      </w:r>
+      <w:r>
+        <w:t xml:space="preserve">поэтому гвард, ссылающийся на состояние автомата, уже участвовавшего в</w:t>
+      </w:r>
+      <w:r>
+        <w:t xml:space="preserve"> </w:t>
+      </w:r>
+      <w:r>
+        <w:t xml:space="preserve">слиянии, не может быть корректно проверен. Из-за этого в состояние можно</w:t>
+      </w:r>
+      <w:r>
+        <w:t xml:space="preserve"> </w:t>
+      </w:r>
+      <w:r>
+        <w:t xml:space="preserve">было вложить только один автомат (ограничение 1): как только в одном</w:t>
+      </w:r>
+      <w:r>
+        <w:t xml:space="preserve"> </w:t>
+      </w:r>
+      <w:r>
+        <w:t xml:space="preserve">состоянии оказывались два вложенных автомата, гварды, различающие их</w:t>
+      </w:r>
+      <w:r>
+        <w:t xml:space="preserve"> </w:t>
+      </w:r>
+      <w:r>
+        <w:t xml:space="preserve">комбинации, переставали быть проверяемыми. По той же причине один и тот же</w:t>
+      </w:r>
+      <w:r>
+        <w:t xml:space="preserve"> </w:t>
+      </w:r>
+      <w:r>
+        <w:t xml:space="preserve">автомат нельзя было вложить более чем в одно состояние родителя</w:t>
+      </w:r>
+      <w:r>
+        <w:t xml:space="preserve"> </w:t>
+      </w:r>
+      <w:r>
+        <w:t xml:space="preserve">(ограничение 2).</w:t>
+      </w:r>
+    </w:p>
+    <w:p>
+      <w:pPr>
+        <w:pStyle w:val="BodyText"/>
+      </w:pPr>
+      <w:r>
+        <w:rPr>
+          <w:bCs/>
+          <w:b/>
+        </w:rPr>
+        <w:t xml:space="preserve">Как исправили.</w:t>
+      </w:r>
+      <w:r>
+        <w:t xml:space="preserve"> </w:t>
+      </w:r>
+      <w:r>
+        <w:t xml:space="preserve">Каждому состоянию произведения дополнительно</w:t>
+      </w:r>
+      <w:r>
+        <w:t xml:space="preserve"> </w:t>
+      </w:r>
+      <w:r>
+        <w:t xml:space="preserve">сопоставляется отображение, которое каждому когда-либо участвовавшему в</w:t>
+      </w:r>
+      <w:r>
+        <w:t xml:space="preserve"> </w:t>
+      </w:r>
+      <w:r>
+        <w:t xml:space="preserve">умножении автомату ставит в соответствие его собственное (а не составное)</w:t>
+      </w:r>
+      <w:r>
+        <w:t xml:space="preserve"> </w:t>
+      </w:r>
+      <w:r>
+        <w:t xml:space="preserve">состояние. При объединении двух состояний в одно такие отображения</w:t>
+      </w:r>
+      <w:r>
+        <w:t xml:space="preserve"> </w:t>
+      </w:r>
+      <w:r>
+        <w:t xml:space="preserve">объединяются, поэтому информация не теряется при последовательном</w:t>
+      </w:r>
+      <w:r>
+        <w:t xml:space="preserve"> </w:t>
+      </w:r>
+      <w:r>
+        <w:t xml:space="preserve">умножении цепочки автоматов. Проверка гварда обращается к этому</w:t>
+      </w:r>
+      <w:r>
+        <w:t xml:space="preserve"> </w:t>
+      </w:r>
+      <w:r>
+        <w:t xml:space="preserve">отображению, а не к номеру состояния произведения, и поэтому перестаёт</w:t>
+      </w:r>
+      <w:r>
+        <w:t xml:space="preserve"> </w:t>
+      </w:r>
+      <w:r>
+        <w:t xml:space="preserve">зависеть от того, сколько автоматов вложено в одно состояние (случай 2,</w:t>
+      </w:r>
+      <w:r>
+        <w:t xml:space="preserve"> </w:t>
+      </w:r>
+      <m:oMath>
+        <m:sSub>
+          <m:e>
+            <m:r>
+              <m:t>A</m:t>
+            </m:r>
+          </m:e>
+          <m:sub>
+            <m:r>
+              <m:t>2</m:t>
+            </m:r>
+          </m:sub>
+        </m:sSub>
+      </m:oMath>
+      <w:r>
+        <w:t xml:space="preserve"> </w:t>
+      </w:r>
+      <w:r>
+        <w:t xml:space="preserve">и</w:t>
+      </w:r>
+      <w:r>
+        <w:t xml:space="preserve"> </w:t>
+      </w:r>
+      <m:oMath>
+        <m:sSub>
+          <m:e>
+            <m:r>
+              <m:t>A</m:t>
+            </m:r>
+          </m:e>
+          <m:sub>
+            <m:r>
+              <m:t>3</m:t>
+            </m:r>
+          </m:sub>
+        </m:sSub>
+      </m:oMath>
+      <w:r>
+        <w:t xml:space="preserve"> </w:t>
+      </w:r>
+      <w:r>
+        <w:t xml:space="preserve">вместе в «Игра») и в сколько состояний вложен один и тот же</w:t>
+      </w:r>
+      <w:r>
+        <w:t xml:space="preserve"> </w:t>
+      </w:r>
+      <w:r>
+        <w:t xml:space="preserve">автомат (случай 3,</w:t>
+      </w:r>
+      <w:r>
+        <w:t xml:space="preserve"> </w:t>
+      </w:r>
+      <m:oMath>
+        <m:sSub>
+          <m:e>
+            <m:r>
+              <m:t>A</m:t>
+            </m:r>
+          </m:e>
+          <m:sub>
+            <m:r>
+              <m:t>4</m:t>
+            </m:r>
+          </m:sub>
+        </m:sSub>
+      </m:oMath>
+      <w:r>
+        <w:t xml:space="preserve"> </w:t>
+      </w:r>
+      <w:r>
+        <w:t xml:space="preserve">в трёх состояниях).</w:t>
+      </w:r>
+    </w:p>
+    <w:bookmarkEnd w:id="43"/>
+    <w:bookmarkStart w:id="44" w:name="доработка-2"/>
+    <w:p>
+      <w:pPr>
+        <w:pStyle w:val="Heading2"/>
+      </w:pPr>
+      <w:r>
+        <w:t xml:space="preserve">Доработка 2</w:t>
+      </w:r>
+    </w:p>
+    <w:p>
+      <w:pPr>
+        <w:pStyle w:val="FirstParagraph"/>
+      </w:pPr>
+      <w:r>
+        <w:rPr>
+          <w:bCs/>
+          <w:b/>
+        </w:rPr>
+        <w:t xml:space="preserve">Было.</w:t>
+      </w:r>
+      <w:r>
+        <w:t xml:space="preserve"> </w:t>
+      </w:r>
+      <w:r>
+        <w:t xml:space="preserve">При формировании нового состояния произведения множество</w:t>
+      </w:r>
+      <w:r>
+        <w:t xml:space="preserve"> </w:t>
+      </w:r>
+      <w:r>
+        <w:t xml:space="preserve">автоматов, вложенных в это состояние, вычислялось как объединение</w:t>
+      </w:r>
+      <w:r>
+        <w:t xml:space="preserve"> </w:t>
+      </w:r>
+      <w:r>
+        <w:t xml:space="preserve">аналогичных множеств обоих перемножаемых операндов, без каких-либо</w:t>
+      </w:r>
+      <w:r>
+        <w:t xml:space="preserve"> </w:t>
+      </w:r>
+      <w:r>
+        <w:t xml:space="preserve">условий.</w:t>
+      </w:r>
+    </w:p>
+    <w:p>
+      <w:pPr>
+        <w:pStyle w:val="BodyText"/>
+      </w:pPr>
+      <w:r>
+        <w:rPr>
+          <w:bCs/>
+          <w:b/>
+        </w:rPr>
+        <w:t xml:space="preserve">Что ограничивало.</w:t>
+      </w:r>
+      <w:r>
+        <w:t xml:space="preserve"> </w:t>
+      </w:r>
+      <w:r>
+        <w:t xml:space="preserve">Пока только один из пары перемножаемых</w:t>
+      </w:r>
+      <w:r>
+        <w:t xml:space="preserve"> </w:t>
+      </w:r>
+      <w:r>
+        <w:t xml:space="preserve">автоматов мог иметь непустое такое множество (ограничение 3), эта схема</w:t>
+      </w:r>
+      <w:r>
+        <w:t xml:space="preserve"> </w:t>
+      </w:r>
+      <w:r>
+        <w:t xml:space="preserve">работала корректно: присоединяемый автомат не вносил в объединение ничего</w:t>
+      </w:r>
+      <w:r>
+        <w:t xml:space="preserve"> </w:t>
+      </w:r>
+      <w:r>
+        <w:t xml:space="preserve">нового. Но как только оба операнда одновременно обладают непустыми</w:t>
+      </w:r>
+      <w:r>
+        <w:t xml:space="preserve"> </w:t>
+      </w:r>
+      <w:r>
+        <w:t xml:space="preserve">множествами вложенных автоматов – что происходит при перемножении</w:t>
+      </w:r>
+      <w:r>
+        <w:t xml:space="preserve"> </w:t>
+      </w:r>
+      <w:r>
+        <w:t xml:space="preserve">автоматов, вложенных друг в друга на двух уровнях одновременно (случай 4:</w:t>
+      </w:r>
+      <w:r>
+        <w:t xml:space="preserve"> </w:t>
+      </w:r>
+      <m:oMath>
+        <m:sSub>
+          <m:e>
+            <m:r>
+              <m:t>A</m:t>
+            </m:r>
+          </m:e>
+          <m:sub>
+            <m:r>
+              <m:t>3</m:t>
+            </m:r>
+          </m:sub>
+        </m:sSub>
+      </m:oMath>
+      <w:r>
+        <w:t xml:space="preserve"> </w:t>
+      </w:r>
+      <w:r>
+        <w:t xml:space="preserve">вкладывает</w:t>
+      </w:r>
+      <w:r>
+        <w:t xml:space="preserve"> </w:t>
+      </w:r>
+      <m:oMath>
+        <m:sSub>
+          <m:e>
+            <m:r>
+              <m:t>A</m:t>
+            </m:r>
+          </m:e>
+          <m:sub>
+            <m:r>
+              <m:t>4</m:t>
+            </m:r>
+          </m:sub>
+        </m:sSub>
+      </m:oMath>
+      <w:r>
+        <w:t xml:space="preserve">, одновременно сам являясь вложенным в</w:t>
+      </w:r>
+      <w:r>
+        <w:t xml:space="preserve"> </w:t>
+      </w:r>
+      <m:oMath>
+        <m:sSub>
+          <m:e>
+            <m:r>
+              <m:t>A</m:t>
+            </m:r>
+          </m:e>
+          <m:sub>
+            <m:r>
+              <m:t>0</m:t>
+            </m:r>
+          </m:sub>
+        </m:sSub>
+      </m:oMath>
+      <w:r>
+        <w:t xml:space="preserve">), –</w:t>
+      </w:r>
+      <w:r>
+        <w:t xml:space="preserve"> </w:t>
+      </w:r>
+      <w:r>
+        <w:t xml:space="preserve">второй операнд вносит в объединение своё множество вложенных автоматов</w:t>
+      </w:r>
+      <w:r>
+        <w:t xml:space="preserve"> </w:t>
+      </w:r>
+      <w:r>
+        <w:t xml:space="preserve">безусловно, даже если сам он в текущем состоянии произведения не находится</w:t>
+      </w:r>
+      <w:r>
+        <w:t xml:space="preserve"> </w:t>
+      </w:r>
+      <w:r>
+        <w:t xml:space="preserve">в том состоянии, которое объявляет эту вложенность. Из-за этого автомат,</w:t>
+      </w:r>
+      <w:r>
+        <w:t xml:space="preserve"> </w:t>
+      </w:r>
+      <w:r>
+        <w:t xml:space="preserve">вложенный во вложенный автомат, ошибочно становится достижимым из любого</w:t>
+      </w:r>
+      <w:r>
+        <w:t xml:space="preserve"> </w:t>
+      </w:r>
+      <w:r>
+        <w:t xml:space="preserve">состояния внешнего родителя, а не только из тех состояний, где он</w:t>
+      </w:r>
+      <w:r>
+        <w:t xml:space="preserve"> </w:t>
+      </w:r>
+      <w:r>
+        <w:t xml:space="preserve">действительно вложен.</w:t>
+      </w:r>
+    </w:p>
+    <w:p>
+      <w:pPr>
+        <w:pStyle w:val="BodyText"/>
+      </w:pPr>
+      <w:r>
+        <w:rPr>
+          <w:bCs/>
+          <w:b/>
+        </w:rPr>
+        <w:t xml:space="preserve">Как исправили.</w:t>
+      </w:r>
+      <w:r>
+        <w:t xml:space="preserve"> </w:t>
+      </w:r>
+      <w:r>
+        <w:t xml:space="preserve">Вклад множества вложенных автоматов одного</w:t>
+      </w:r>
+      <w:r>
+        <w:t xml:space="preserve"> </w:t>
+      </w:r>
+      <w:r>
+        <w:t xml:space="preserve">операнда в объединение учитывается, только если этот операнд сам хотя бы в</w:t>
+      </w:r>
+      <w:r>
+        <w:t xml:space="preserve"> </w:t>
+      </w:r>
+      <w:r>
+        <w:t xml:space="preserve">одном из своих состояний объявляется вложенным автоматом второго операнда,</w:t>
+      </w:r>
+      <w:r>
+        <w:t xml:space="preserve"> </w:t>
+      </w:r>
+      <w:r>
+        <w:t xml:space="preserve">и в этом случае – только пока второй операнд сейчас находится именно в</w:t>
+      </w:r>
+      <w:r>
+        <w:t xml:space="preserve"> </w:t>
+      </w:r>
+      <w:r>
+        <w:t xml:space="preserve">том состоянии, которое объявляет эту вложенность. Для пары автоматов, не</w:t>
+      </w:r>
+      <w:r>
+        <w:t xml:space="preserve"> </w:t>
+      </w:r>
+      <w:r>
+        <w:t xml:space="preserve">связанных отношением вложенности, проверка не меняет результат: собственное</w:t>
+      </w:r>
+      <w:r>
+        <w:t xml:space="preserve"> </w:t>
+      </w:r>
+      <w:r>
+        <w:t xml:space="preserve">множество вложенных автоматов учитывается, как и прежде, безусловно.</w:t>
+      </w:r>
+    </w:p>
+    <w:bookmarkEnd w:id="44"/>
+    <w:bookmarkStart w:id="45" w:name="замечание-о-порядке-умножения"/>
+    <w:p>
+      <w:pPr>
+        <w:pStyle w:val="Heading2"/>
+      </w:pPr>
+      <w:r>
+        <w:t xml:space="preserve">Замечание о порядке умножения</w:t>
+      </w:r>
+    </w:p>
+    <w:p>
+      <w:pPr>
+        <w:pStyle w:val="FirstParagraph"/>
+      </w:pPr>
+      <w:r>
+        <w:t xml:space="preserve">Обе доработки обсуждались для случая, когда автоматы перемножаются в</w:t>
+      </w:r>
+      <w:r>
+        <w:t xml:space="preserve"> </w:t>
+      </w:r>
+      <w:r>
+        <w:t xml:space="preserve">порядке, согласованном с отношением вложенности и опоры на внутреннее</w:t>
+      </w:r>
+      <w:r>
+        <w:t xml:space="preserve"> </w:t>
+      </w:r>
+      <w:r>
+        <w:t xml:space="preserve">состояние: если автомат</w:t>
+      </w:r>
+      <w:r>
+        <w:t xml:space="preserve"> </w:t>
+      </w:r>
+      <m:oMath>
+        <m:r>
+          <m:t>Y</m:t>
+        </m:r>
+      </m:oMath>
+      <w:r>
+        <w:t xml:space="preserve"> </w:t>
+      </w:r>
+      <w:r>
+        <w:t xml:space="preserve">содержит гвард или реакцию на событие,</w:t>
+      </w:r>
+      <w:r>
+        <w:t xml:space="preserve"> </w:t>
+      </w:r>
+      <w:r>
+        <w:t xml:space="preserve">адресованное ему конкретным автоматом</w:t>
+      </w:r>
+      <w:r>
+        <w:t xml:space="preserve"> </w:t>
+      </w:r>
+      <m:oMath>
+        <m:r>
+          <m:t>X</m:t>
+        </m:r>
+      </m:oMath>
+      <w:r>
+        <w:t xml:space="preserve">, то</w:t>
+      </w:r>
+      <w:r>
+        <w:t xml:space="preserve"> </w:t>
+      </w:r>
+      <m:oMath>
+        <m:r>
+          <m:t>X</m:t>
+        </m:r>
+      </m:oMath>
+      <w:r>
+        <w:t xml:space="preserve"> </w:t>
+      </w:r>
+      <w:r>
+        <w:t xml:space="preserve">должен быть включён в</w:t>
+      </w:r>
+      <w:r>
+        <w:t xml:space="preserve"> </w:t>
+      </w:r>
+      <w:r>
+        <w:t xml:space="preserve">произведение не позднее</w:t>
+      </w:r>
+      <w:r>
+        <w:t xml:space="preserve"> </w:t>
+      </w:r>
+      <m:oMath>
+        <m:r>
+          <m:t>Y</m:t>
+        </m:r>
+      </m:oMath>
+      <w:r>
+        <w:t xml:space="preserve"> </w:t>
+      </w:r>
+      <w:r>
+        <w:t xml:space="preserve">– иначе на момент, когда соответствующий</w:t>
+      </w:r>
+      <w:r>
+        <w:t xml:space="preserve"> </w:t>
+      </w:r>
+      <w:r>
+        <w:t xml:space="preserve">переход</w:t>
+      </w:r>
+      <w:r>
+        <w:t xml:space="preserve"> </w:t>
+      </w:r>
+      <m:oMath>
+        <m:r>
+          <m:t>Y</m:t>
+        </m:r>
+      </m:oMath>
+      <w:r>
+        <w:t xml:space="preserve"> </w:t>
+      </w:r>
+      <w:r>
+        <w:t xml:space="preserve">впервые исследуется построителем произведения, ссылка на</w:t>
+      </w:r>
+      <w:r>
+        <w:t xml:space="preserve"> </w:t>
+      </w:r>
+      <m:oMath>
+        <m:r>
+          <m:t>X</m:t>
+        </m:r>
+      </m:oMath>
+      <w:r>
+        <w:t xml:space="preserve"> </w:t>
+      </w:r>
+      <w:r>
+        <w:t xml:space="preserve">не может быть корректно разрешена.</w:t>
+      </w:r>
+    </w:p>
+    <w:p>
+      <w:pPr>
+        <w:pStyle w:val="BodyText"/>
+      </w:pPr>
+      <w:r>
+        <w:t xml:space="preserve">До настоящей работы это требование распространялось и на реакции на</w:t>
+      </w:r>
+      <w:r>
+        <w:t xml:space="preserve"> </w:t>
+      </w:r>
+      <w:r>
+        <w:t xml:space="preserve">события, адресованные конкретным автоматом: если адресат такого события ещё</w:t>
+      </w:r>
+      <w:r>
+        <w:t xml:space="preserve"> </w:t>
+      </w:r>
+      <w:r>
+        <w:t xml:space="preserve">не был включён в произведение, событие ошибочно трактовалось как</w:t>
+      </w:r>
+      <w:r>
+        <w:t xml:space="preserve"> </w:t>
+      </w:r>
+      <w:r>
+        <w:t xml:space="preserve">независимо, безусловно достижимое, что приводило к появлению лишних,</w:t>
+      </w:r>
+      <w:r>
+        <w:t xml:space="preserve"> </w:t>
+      </w:r>
+      <w:r>
+        <w:t xml:space="preserve">ошибочно достижимых состояний произведения. Это исправлено: событие,</w:t>
+      </w:r>
+      <w:r>
+        <w:t xml:space="preserve"> </w:t>
+      </w:r>
+      <w:r>
+        <w:t xml:space="preserve">адресованное автомату, ещё не включённому в произведение, теперь вообще не</w:t>
+      </w:r>
+      <w:r>
+        <w:t xml:space="preserve"> </w:t>
+      </w:r>
+      <w:r>
+        <w:t xml:space="preserve">порождает перехода, пока адресат не будет включён, вместо того чтобы</w:t>
+      </w:r>
+      <w:r>
+        <w:t xml:space="preserve"> </w:t>
+      </w:r>
+      <w:r>
+        <w:t xml:space="preserve">трактоваться как независимо достижимое. Это сняло требование на порядок</w:t>
+      </w:r>
+      <w:r>
+        <w:t xml:space="preserve"> </w:t>
+      </w:r>
+      <w:r>
+        <w:t xml:space="preserve">умножения для автоматов, связанных только через реакцию на событие –</w:t>
+      </w:r>
+      <w:r>
+        <w:t xml:space="preserve"> </w:t>
+      </w:r>
+      <w:r>
+        <w:t xml:space="preserve">подтверждено повторным построением произведения для системы из</w:t>
+      </w:r>
+      <w:r>
+        <w:t xml:space="preserve"> </w:t>
+      </w:r>
+      <w:r>
+        <w:t xml:space="preserve">раздела </w:t>
+      </w:r>
+      <w:hyperlink w:anchor="sec:system">
+        <w:r>
+          <w:rPr>
+            <w:rStyle w:val="Hyperlink"/>
+          </w:rPr>
+          <w:t xml:space="preserve">2</w:t>
+        </w:r>
+      </w:hyperlink>
+      <w:r>
+        <w:t xml:space="preserve"> </w:t>
+      </w:r>
+      <w:r>
+        <w:t xml:space="preserve">с автоматом</w:t>
+      </w:r>
+      <w:r>
+        <w:t xml:space="preserve"> </w:t>
+      </w:r>
+      <m:oMath>
+        <m:sSub>
+          <m:e>
+            <m:r>
+              <m:t>A</m:t>
+            </m:r>
+          </m:e>
+          <m:sub>
+            <m:r>
+              <m:t>4</m:t>
+            </m:r>
+          </m:sub>
+        </m:sSub>
+      </m:oMath>
+      <w:r>
+        <w:t xml:space="preserve">, включённым в произведение</w:t>
+      </w:r>
+      <w:r>
+        <w:t xml:space="preserve"> </w:t>
+      </w:r>
+      <w:r>
+        <w:t xml:space="preserve">раньше</w:t>
+      </w:r>
+      <w:r>
+        <w:t xml:space="preserve"> </w:t>
+      </w:r>
+      <m:oMath>
+        <m:sSub>
+          <m:e>
+            <m:r>
+              <m:t>A</m:t>
+            </m:r>
+          </m:e>
+          <m:sub>
+            <m:r>
+              <m:t>3</m:t>
+            </m:r>
+          </m:sub>
+        </m:sSub>
+      </m:oMath>
+      <w:r>
+        <w:t xml:space="preserve">.</w:t>
+      </w:r>
+    </w:p>
+    <w:p>
+      <w:pPr>
+        <w:pStyle w:val="BodyText"/>
+      </w:pPr>
+      <w:r>
+        <w:t xml:space="preserve">Для гвардов (ссылок на внутреннее состояние другого автомата) аналогичное</w:t>
+      </w:r>
+      <w:r>
+        <w:t xml:space="preserve"> </w:t>
+      </w:r>
+      <w:r>
+        <w:t xml:space="preserve">требование на порядок умножения сохраняется: эксперимент показывает, что</w:t>
+      </w:r>
+      <w:r>
+        <w:t xml:space="preserve"> </w:t>
+      </w:r>
+      <w:r>
+        <w:t xml:space="preserve">при его нарушении результат умножения может не совпадать с независимым</w:t>
+      </w:r>
+      <w:r>
+        <w:t xml:space="preserve"> </w:t>
+      </w:r>
+      <w:r>
+        <w:t xml:space="preserve">выполнением исходной системы автоматов – например, при перемножении</w:t>
+      </w:r>
+      <w:r>
+        <w:t xml:space="preserve"> </w:t>
+      </w:r>
+      <w:r>
+        <w:t xml:space="preserve">автоматов</w:t>
+      </w:r>
+      <w:r>
+        <w:t xml:space="preserve"> </w:t>
+      </w:r>
+      <m:oMath>
+        <m:sSub>
+          <m:e>
+            <m:r>
+              <m:t>A</m:t>
+            </m:r>
+          </m:e>
+          <m:sub>
+            <m:r>
+              <m:t>0</m:t>
+            </m:r>
+          </m:sub>
+        </m:sSub>
+      </m:oMath>
+      <w:r>
+        <w:t xml:space="preserve">,</w:t>
+      </w:r>
+      <w:r>
+        <w:t xml:space="preserve"> </w:t>
+      </w:r>
+      <m:oMath>
+        <m:sSub>
+          <m:e>
+            <m:r>
+              <m:t>A</m:t>
+            </m:r>
+          </m:e>
+          <m:sub>
+            <m:r>
+              <m:t>2</m:t>
+            </m:r>
+          </m:sub>
+        </m:sSub>
+      </m:oMath>
+      <w:r>
+        <w:t xml:space="preserve">,</w:t>
+      </w:r>
+      <w:r>
+        <w:t xml:space="preserve"> </w:t>
+      </w:r>
+      <m:oMath>
+        <m:sSub>
+          <m:e>
+            <m:r>
+              <m:t>A</m:t>
+            </m:r>
+          </m:e>
+          <m:sub>
+            <m:r>
+              <m:t>1</m:t>
+            </m:r>
+          </m:sub>
+        </m:sSub>
+      </m:oMath>
+      <w:r>
+        <w:t xml:space="preserve"> </w:t>
+      </w:r>
+      <w:r>
+        <w:t xml:space="preserve">в указанном порядке, притом что</w:t>
+      </w:r>
+      <w:r>
+        <w:t xml:space="preserve"> </w:t>
+      </w:r>
+      <m:oMath>
+        <m:sSub>
+          <m:e>
+            <m:r>
+              <m:t>A</m:t>
+            </m:r>
+          </m:e>
+          <m:sub>
+            <m:r>
+              <m:t>0</m:t>
+            </m:r>
+          </m:sub>
+        </m:sSub>
+      </m:oMath>
+      <w:r>
+        <w:t xml:space="preserve"> </w:t>
+      </w:r>
+      <w:r>
+        <w:t xml:space="preserve">содержит гвард, ссылающийся на состояние</w:t>
+      </w:r>
+      <w:r>
+        <w:t xml:space="preserve"> </w:t>
+      </w:r>
+      <m:oMath>
+        <m:sSub>
+          <m:e>
+            <m:r>
+              <m:t>A</m:t>
+            </m:r>
+          </m:e>
+          <m:sub>
+            <m:r>
+              <m:t>1</m:t>
+            </m:r>
+          </m:sub>
+        </m:sSub>
+      </m:oMath>
+      <w:r>
+        <w:t xml:space="preserve">. Устранение этого требования</w:t>
+      </w:r>
+      <w:r>
+        <w:t xml:space="preserve"> </w:t>
+      </w:r>
+      <w:r>
+        <w:t xml:space="preserve">в общем случае, а также исчерпывающая характеризация порядков умножения, не</w:t>
+      </w:r>
+      <w:r>
+        <w:t xml:space="preserve"> </w:t>
+      </w:r>
+      <w:r>
+        <w:t xml:space="preserve">нарушающих корректность результата, остаются предметом дальнейшей работы.</w:t>
+      </w:r>
+    </w:p>
+    <w:bookmarkEnd w:id="45"/>
+    <w:bookmarkStart w:id="46" w:name="X67dd4598854beb9333d290fef858c89026be88c"/>
+    <w:p>
+      <w:pPr>
+        <w:pStyle w:val="Heading2"/>
+      </w:pPr>
+      <w:r>
+        <w:t xml:space="preserve">Замечание о моменте первой реакции вложенного автомата</w:t>
+      </w:r>
+    </w:p>
+    <w:p>
+      <w:pPr>
+        <w:pStyle w:val="FirstParagraph"/>
+      </w:pPr>
+      <w:r>
+        <w:t xml:space="preserve">Автомат</w:t>
+      </w:r>
+      <w:r>
+        <w:t xml:space="preserve"> </w:t>
+      </w:r>
+      <m:oMath>
+        <m:sSub>
+          <m:e>
+            <m:r>
+              <m:t>A</m:t>
+            </m:r>
+          </m:e>
+          <m:sub>
+            <m:r>
+              <m:t>4</m:t>
+            </m:r>
+          </m:sub>
+        </m:sSub>
+      </m:oMath>
+      <w:r>
+        <w:t xml:space="preserve"> </w:t>
+      </w:r>
+      <w:r>
+        <w:t xml:space="preserve">реагирует на завершение выплаты джекпота, а не на переход,</w:t>
+      </w:r>
+      <w:r>
+        <w:t xml:space="preserve"> </w:t>
+      </w:r>
+      <w:r>
+        <w:t xml:space="preserve">которым</w:t>
+      </w:r>
+      <w:r>
+        <w:t xml:space="preserve"> </w:t>
+      </w:r>
+      <m:oMath>
+        <m:sSub>
+          <m:e>
+            <m:r>
+              <m:t>A</m:t>
+            </m:r>
+          </m:e>
+          <m:sub>
+            <m:r>
+              <m:t>3</m:t>
+            </m:r>
+          </m:sub>
+        </m:sSub>
+      </m:oMath>
+      <w:r>
+        <w:t xml:space="preserve"> </w:t>
+      </w:r>
+      <w:r>
+        <w:t xml:space="preserve">входит в состояние «Выплата джекпота» (объявление</w:t>
+      </w:r>
+      <w:r>
+        <w:t xml:space="preserve"> </w:t>
+      </w:r>
+      <w:r>
+        <w:t xml:space="preserve">выигрыша). Это не особенность модели, а ограничение алгоритма: проверка</w:t>
+      </w:r>
+      <w:r>
+        <w:t xml:space="preserve"> </w:t>
+      </w:r>
+      <w:r>
+        <w:t xml:space="preserve">того, вложен ли автомат в текущее состояние, выполняется относительно</w:t>
+      </w:r>
+      <w:r>
+        <w:t xml:space="preserve"> </w:t>
+      </w:r>
+      <w:r>
+        <w:t xml:space="preserve">состояния родителя</w:t>
+      </w:r>
+      <w:r>
+        <w:t xml:space="preserve"> </w:t>
+      </w:r>
+      <w:r>
+        <w:rPr>
+          <w:iCs/>
+          <w:i/>
+        </w:rPr>
+        <w:t xml:space="preserve">до</w:t>
+      </w:r>
+      <w:r>
+        <w:t xml:space="preserve"> </w:t>
+      </w:r>
+      <w:r>
+        <w:t xml:space="preserve">перехода, поэтому автомат, вложенный только в</w:t>
+      </w:r>
+      <w:r>
+        <w:t xml:space="preserve"> </w:t>
+      </w:r>
+      <w:r>
+        <w:t xml:space="preserve">целевое состояние перехода, не может среагировать на событие, которым этот</w:t>
+      </w:r>
+      <w:r>
+        <w:t xml:space="preserve"> </w:t>
+      </w:r>
+      <w:r>
+        <w:t xml:space="preserve">переход происходит, – лишь на последующие события, пока родитель уже</w:t>
+      </w:r>
+      <w:r>
+        <w:t xml:space="preserve"> </w:t>
+      </w:r>
+      <w:r>
+        <w:t xml:space="preserve">находится в целевом состоянии. Снятие этого ограничения потребовало бы</w:t>
+      </w:r>
+      <w:r>
+        <w:t xml:space="preserve"> </w:t>
+      </w:r>
+      <w:r>
+        <w:t xml:space="preserve">определять, что целевое состояние некоторого перехода впервые делает</w:t>
+      </w:r>
+      <w:r>
+        <w:t xml:space="preserve"> </w:t>
+      </w:r>
+      <w:r>
+        <w:t xml:space="preserve">автомат вложенным, и в тот же момент опрашивать этот автомат о реакции на</w:t>
+      </w:r>
+      <w:r>
+        <w:t xml:space="preserve"> </w:t>
+      </w:r>
+      <w:r>
+        <w:t xml:space="preserve">то же событие – то есть ещё до того, как целевое состояние перехода</w:t>
+      </w:r>
+      <w:r>
+        <w:t xml:space="preserve"> </w:t>
+      </w:r>
+      <w:r>
+        <w:t xml:space="preserve">определено построителем произведения. Авторы не нашли способа сделать это</w:t>
+      </w:r>
+      <w:r>
+        <w:t xml:space="preserve"> </w:t>
+      </w:r>
+      <w:r>
+        <w:t xml:space="preserve">без существенного изменения архитектуры алгоритма; устранение этого</w:t>
+      </w:r>
+      <w:r>
+        <w:t xml:space="preserve"> </w:t>
+      </w:r>
+      <w:r>
+        <w:t xml:space="preserve">ограничения остаётся предметом дальнейшей работы.</w:t>
       </w:r>
     </w:p>
     <w:bookmarkEnd w:id="46"/>
@@ -7700,7 +7704,7 @@
       <w:r>
         <w:drawing>
           <wp:inline>
-            <wp:extent cx="5334000" cy="4132203"/>
+            <wp:extent cx="5334000" cy="4546125"/>
             <wp:effectExtent b="0" l="0" r="0" t="0"/>
             <wp:docPr descr="" title="" id="49" name="Picture"/>
             <a:graphic>
@@ -7721,7 +7725,7 @@
                   <pic:spPr bwMode="auto">
                     <a:xfrm>
                       <a:off x="0" y="0"/>
-                      <a:ext cx="5334000" cy="4132203"/>
+                      <a:ext cx="5334000" cy="4546125"/>
                     </a:xfrm>
                     <a:prstGeom prst="rect">
                       <a:avLst/>
@@ -9695,37 +9699,55 @@
         <w:t xml:space="preserve"> </w:t>
       </w:r>
       <w:r>
-        <w:t xml:space="preserve">предыдущей работы: вершина произведения может содержать произвольное число</w:t>
-      </w:r>
-      <w:r>
-        <w:t xml:space="preserve"> </w:t>
-      </w:r>
-      <w:r>
-        <w:t xml:space="preserve">вложенных автоматов (ограничение 1), один и тот же автомат может быть</w:t>
-      </w:r>
-      <w:r>
-        <w:t xml:space="preserve"> </w:t>
-      </w:r>
-      <w:r>
-        <w:t xml:space="preserve">вложен в произвольное число вершин (ограничение 2), и вложенные автоматы</w:t>
-      </w:r>
-      <w:r>
-        <w:t xml:space="preserve"> </w:t>
-      </w:r>
-      <w:r>
-        <w:t xml:space="preserve">может содержать любой из пары перемножаемых автоматов, а не только один из</w:t>
-      </w:r>
-      <w:r>
-        <w:t xml:space="preserve"> </w:t>
-      </w:r>
-      <w:r>
-        <w:t xml:space="preserve">них (ограничение 3) – что и позволяет строить цепочки вложенности</w:t>
-      </w:r>
-      <w:r>
-        <w:t xml:space="preserve"> </w:t>
-      </w:r>
-      <w:r>
-        <w:t xml:space="preserve">произвольной глубины.</w:t>
+        <w:t xml:space="preserve">предыдущей работы: состояние произведения может содержать произвольное</w:t>
+      </w:r>
+      <w:r>
+        <w:t xml:space="preserve"> </w:t>
+      </w:r>
+      <w:r>
+        <w:t xml:space="preserve">число вложенных автоматов (ограничение 1), один и тот же автомат может</w:t>
+      </w:r>
+      <w:r>
+        <w:t xml:space="preserve"> </w:t>
+      </w:r>
+      <w:r>
+        <w:t xml:space="preserve">быть вложен в произвольное число состояний (ограничение 2), и вложенные</w:t>
+      </w:r>
+      <w:r>
+        <w:t xml:space="preserve"> </w:t>
+      </w:r>
+      <w:r>
+        <w:t xml:space="preserve">автоматы может содержать любой из пары перемножаемых автоматов, а не</w:t>
+      </w:r>
+      <w:r>
+        <w:t xml:space="preserve"> </w:t>
+      </w:r>
+      <w:r>
+        <w:t xml:space="preserve">только один из них (ограничение 3), что в совокупности позволяет строить</w:t>
+      </w:r>
+      <w:r>
+        <w:t xml:space="preserve"> </w:t>
+      </w:r>
+      <w:r>
+        <w:t xml:space="preserve">цепочки вложенности произвольной глубины. Порядок умножения автоматов в</w:t>
+      </w:r>
+      <w:r>
+        <w:t xml:space="preserve"> </w:t>
+      </w:r>
+      <w:r>
+        <w:t xml:space="preserve">цепочке при этом не произволен: он должен быть согласован с отношением</w:t>
+      </w:r>
+      <w:r>
+        <w:t xml:space="preserve"> </w:t>
+      </w:r>
+      <w:r>
+        <w:t xml:space="preserve">опоры на внутреннее состояние между автоматами, а для реакций на</w:t>
+      </w:r>
+      <w:r>
+        <w:t xml:space="preserve"> </w:t>
+      </w:r>
+      <w:r>
+        <w:t xml:space="preserve">адресованные события такое согласование более не требуется.</w:t>
       </w:r>
     </w:p>
     <w:p>
@@ -9733,7 +9755,13 @@
         <w:pStyle w:val="BodyText"/>
       </w:pPr>
       <w:r>
-        <w:t xml:space="preserve">На модели «игровой автомат» это не потребовало новых автоматов:</w:t>
+        <w:t xml:space="preserve">На модели «игровой автомат» снятие ограничений 2 и 3 не потребовало новых</w:t>
+      </w:r>
+      <w:r>
+        <w:t xml:space="preserve"> </w:t>
+      </w:r>
+      <w:r>
+        <w:t xml:space="preserve">автоматов:</w:t>
       </w:r>
       <w:r>
         <w:t xml:space="preserve"> </w:t>
@@ -9756,31 +9784,19 @@
         <w:t xml:space="preserve"> </w:t>
       </w:r>
       <w:r>
-        <w:t xml:space="preserve">как</w:t>
-      </w:r>
-      <w:r>
-        <w:t xml:space="preserve"> </w:t>
-      </w:r>
-      <w:r>
-        <w:t xml:space="preserve">был, так и остался автоматом без памяти и без гвардов на другие автоматы,</w:t>
-      </w:r>
-      <w:r>
-        <w:t xml:space="preserve"> </w:t>
-      </w:r>
-      <w:r>
-        <w:t xml:space="preserve">поэтому его новые звуки и новые места вложения – чисто аннотации на уже</w:t>
-      </w:r>
-      <w:r>
-        <w:t xml:space="preserve"> </w:t>
-      </w:r>
-      <w:r>
-        <w:t xml:space="preserve">существующих переходах, а не источник новых различимых состояний.</w:t>
-      </w:r>
-      <w:r>
-        <w:t xml:space="preserve"> </w:t>
-      </w:r>
-      <w:r>
-        <w:t xml:space="preserve">Итоговое произведение осталось 9 состояний, как и до этой доработки.</w:t>
+        <w:t xml:space="preserve">остался автоматом без памяти, поэтому его дополнительные</w:t>
+      </w:r>
+      <w:r>
+        <w:t xml:space="preserve"> </w:t>
+      </w:r>
+      <w:r>
+        <w:t xml:space="preserve">места вложения не увеличили число состояний итогового произведения –</w:t>
+      </w:r>
+      <w:r>
+        <w:t xml:space="preserve"> </w:t>
+      </w:r>
+      <w:r>
+        <w:t xml:space="preserve">оно осталось равным 9.</w:t>
       </w:r>
     </w:p>
     <w:bookmarkEnd w:id="52"/>

--- a/articles/multiply_many_nested/article.docx
+++ b/articles/multiply_many_nested/article.docx
@@ -63,7 +63,7 @@
         <w:pStyle w:val="Date"/>
       </w:pPr>
       <w:r>
-        <w:t xml:space="preserve">2026-10-17</w:t>
+        <w:t xml:space="preserve">2026-10-18</w:t>
       </w:r>
     </w:p>
     <w:p>
@@ -5033,26 +5033,24 @@
               <w:rPr>
                 <w:rStyle w:val="VerbatimChar"/>
               </w:rPr>
-              <w:t xml:space="preserve">e33</w:t>
-            </w:r>
-          </w:p>
-        </w:tc>
-        <w:tc>
-          <w:tcPr/>
-          <w:p>
-            <w:pPr>
-              <w:pStyle w:val="Compact"/>
-              <w:jc w:val="left"/>
-            </w:pPr>
-            <w:r>
-              <w:t xml:space="preserve">Выплата жетонов завершена</w:t>
-            </w:r>
-          </w:p>
-        </w:tc>
-        <w:tc>
-          <w:tcPr>
-            <w:vMerge w:val="restart"/>
-          </w:tcPr>
+              <w:t xml:space="preserve">e40</w:t>
+            </w:r>
+          </w:p>
+        </w:tc>
+        <w:tc>
+          <w:tcPr/>
+          <w:p>
+            <w:pPr>
+              <w:pStyle w:val="Compact"/>
+              <w:jc w:val="left"/>
+            </w:pPr>
+            <w:r>
+              <w:t xml:space="preserve">Выплата джекпота завершена</w:t>
+            </w:r>
+          </w:p>
+        </w:tc>
+        <w:tc>
+          <w:tcPr/>
           <w:p>
             <w:pPr>
               <w:pStyle w:val="Compact"/>
@@ -5112,6 +5110,90 @@
               <w:rPr>
                 <w:rStyle w:val="VerbatimChar"/>
               </w:rPr>
+              <w:t xml:space="preserve">y3!=1</w:t>
+            </w:r>
+          </w:p>
+        </w:tc>
+        <w:tc>
+          <w:tcPr/>
+          <w:p>
+            <w:pPr>
+              <w:pStyle w:val="Compact"/>
+              <w:jc w:val="left"/>
+            </w:pPr>
+            <w:r>
+              <w:t xml:space="preserve">A3 не выплачивает джекпот</w:t>
+            </w:r>
+          </w:p>
+        </w:tc>
+        <w:tc>
+          <w:tcPr>
+            <w:vMerge w:val="restart"/>
+          </w:tcPr>
+          <w:p>
+            <w:pPr>
+              <w:pStyle w:val="Compact"/>
+              <w:jc w:val="left"/>
+            </w:pPr>
+            <w:r>
+              <w:t xml:space="preserve">A0</w:t>
+            </w:r>
+          </w:p>
+        </w:tc>
+      </w:tr>
+      <w:tr>
+        <w:tc>
+          <w:tcPr>
+            <w:vMerge w:val="restart"/>
+          </w:tcPr>
+          <w:p>
+            <w:pPr>
+              <w:pStyle w:val="Compact"/>
+              <w:jc w:val="left"/>
+            </w:pPr>
+            <w:r>
+              <w:t xml:space="preserve">A0</w:t>
+            </w:r>
+          </w:p>
+        </w:tc>
+        <w:tc>
+          <w:tcPr/>
+          <w:p>
+            <w:pPr>
+              <w:pStyle w:val="Compact"/>
+              <w:jc w:val="left"/>
+            </w:pPr>
+            <w:r>
+              <w:t xml:space="preserve">Сработал таймер третьего барабана</w:t>
+            </w:r>
+          </w:p>
+        </w:tc>
+        <w:tc>
+          <w:tcPr/>
+          <w:p>
+            <w:pPr>
+              <w:pStyle w:val="Compact"/>
+              <w:jc w:val="left"/>
+            </w:pPr>
+            <w:r>
+              <w:rPr>
+                <w:rStyle w:val="VerbatimChar"/>
+              </w:rPr>
+              <w:t xml:space="preserve">e05</w:t>
+            </w:r>
+          </w:p>
+        </w:tc>
+        <w:tc>
+          <w:tcPr/>
+          <w:p>
+            <w:pPr>
+              <w:pStyle w:val="Compact"/>
+              <w:jc w:val="left"/>
+            </w:pPr>
+            <w:r>
+              <w:rPr>
+                <w:rStyle w:val="VerbatimChar"/>
+              </w:rPr>
               <w:t xml:space="preserve">y3=1</w:t>
             </w:r>
           </w:p>
@@ -5124,7 +5206,7 @@
               <w:jc w:val="left"/>
             </w:pPr>
             <w:r>
-              <w:t xml:space="preserve">Выплата джекпота</w:t>
+              <w:t xml:space="preserve">A3 выплачивает джекпот</w:t>
             </w:r>
           </w:p>
         </w:tc>
@@ -5141,42 +5223,37 @@
       <w:tr>
         <w:tc>
           <w:tcPr>
-            <w:vMerge w:val="restart"/>
-          </w:tcPr>
-          <w:p>
-            <w:pPr>
-              <w:pStyle w:val="Compact"/>
-              <w:jc w:val="left"/>
-            </w:pPr>
-            <w:r>
-              <w:t xml:space="preserve">A0</w:t>
-            </w:r>
-          </w:p>
-        </w:tc>
-        <w:tc>
-          <w:tcPr/>
-          <w:p>
-            <w:pPr>
-              <w:pStyle w:val="Compact"/>
-              <w:jc w:val="left"/>
-            </w:pPr>
-            <w:r>
-              <w:t xml:space="preserve">Сработал таймер третьего барабана</w:t>
-            </w:r>
-          </w:p>
-        </w:tc>
-        <w:tc>
-          <w:tcPr/>
-          <w:p>
-            <w:pPr>
-              <w:pStyle w:val="Compact"/>
-              <w:jc w:val="left"/>
-            </w:pPr>
-            <w:r>
-              <w:rPr>
-                <w:rStyle w:val="VerbatimChar"/>
-              </w:rPr>
-              <w:t xml:space="preserve">e05</w:t>
+            <w:gridSpan w:val="1"/>
+            <w:vMerge w:val="continue"/>
+          </w:tcPr>
+          <w:p>
+            <w:pPr/>
+          </w:p>
+        </w:tc>
+        <w:tc>
+          <w:tcPr/>
+          <w:p>
+            <w:pPr>
+              <w:pStyle w:val="Compact"/>
+              <w:jc w:val="left"/>
+            </w:pPr>
+            <w:r>
+              <w:t xml:space="preserve">Выплата жетонов завершена</w:t>
+            </w:r>
+          </w:p>
+        </w:tc>
+        <w:tc>
+          <w:tcPr/>
+          <w:p>
+            <w:pPr>
+              <w:pStyle w:val="Compact"/>
+              <w:jc w:val="left"/>
+            </w:pPr>
+            <w:r>
+              <w:rPr>
+                <w:rStyle w:val="VerbatimChar"/>
+              </w:rPr>
+              <w:t xml:space="preserve">e33</w:t>
             </w:r>
           </w:p>
         </w:tc>
@@ -5203,101 +5280,25 @@
               <w:jc w:val="left"/>
             </w:pPr>
             <w:r>
-              <w:t xml:space="preserve">A3 не выплачивает джекпот</w:t>
-            </w:r>
-          </w:p>
-        </w:tc>
-        <w:tc>
-          <w:tcPr>
-            <w:vMerge w:val="restart"/>
-          </w:tcPr>
-          <w:p>
-            <w:pPr>
-              <w:pStyle w:val="Compact"/>
-              <w:jc w:val="left"/>
-            </w:pPr>
-            <w:r>
-              <w:t xml:space="preserve">A0</w:t>
+              <w:t xml:space="preserve">A3 не в состоянии Выплата джекпота</w:t>
+            </w:r>
+          </w:p>
+        </w:tc>
+        <w:tc>
+          <w:tcPr/>
+          <w:p>
+            <w:pPr>
+              <w:pStyle w:val="Compact"/>
+              <w:jc w:val="left"/>
+            </w:pPr>
+            <w:r>
+              <w:t xml:space="preserve">A1</w:t>
             </w:r>
           </w:p>
         </w:tc>
       </w:tr>
       <w:tr>
         <w:tc>
-          <w:tcPr>
-            <w:gridSpan w:val="1"/>
-            <w:vMerge w:val="continue"/>
-          </w:tcPr>
-          <w:p>
-            <w:pPr/>
-          </w:p>
-        </w:tc>
-        <w:tc>
-          <w:tcPr/>
-          <w:p>
-            <w:pPr>
-              <w:pStyle w:val="Compact"/>
-              <w:jc w:val="left"/>
-            </w:pPr>
-            <w:r>
-              <w:t xml:space="preserve">Выплата жетонов завершена</w:t>
-            </w:r>
-          </w:p>
-        </w:tc>
-        <w:tc>
-          <w:tcPr/>
-          <w:p>
-            <w:pPr>
-              <w:pStyle w:val="Compact"/>
-              <w:jc w:val="left"/>
-            </w:pPr>
-            <w:r>
-              <w:rPr>
-                <w:rStyle w:val="VerbatimChar"/>
-              </w:rPr>
-              <w:t xml:space="preserve">e33</w:t>
-            </w:r>
-          </w:p>
-        </w:tc>
-        <w:tc>
-          <w:tcPr/>
-          <w:p>
-            <w:pPr>
-              <w:pStyle w:val="Compact"/>
-              <w:jc w:val="left"/>
-            </w:pPr>
-            <w:r>
-              <w:rPr>
-                <w:rStyle w:val="VerbatimChar"/>
-              </w:rPr>
-              <w:t xml:space="preserve">y3=1</w:t>
-            </w:r>
-          </w:p>
-        </w:tc>
-        <w:tc>
-          <w:tcPr/>
-          <w:p>
-            <w:pPr>
-              <w:pStyle w:val="Compact"/>
-              <w:jc w:val="left"/>
-            </w:pPr>
-            <w:r>
-              <w:t xml:space="preserve">A3 выплачивает джекпот</w:t>
-            </w:r>
-          </w:p>
-        </w:tc>
-        <w:tc>
-          <w:tcPr>
-            <w:gridSpan w:val="1"/>
-            <w:vMerge w:val="continue"/>
-          </w:tcPr>
-          <w:p>
-            <w:pPr/>
-          </w:p>
-        </w:tc>
-      </w:tr>
-      <w:tr>
-        <w:tc>
           <w:tcPr/>
           <w:p>
             <w:pPr>
@@ -5334,71 +5335,6 @@
               </w:rPr>
               <w:t xml:space="preserve">y2=3</w:t>
             </w:r>
-          </w:p>
-        </w:tc>
-        <w:tc>
-          <w:tcPr/>
-          <w:p>
-            <w:pPr>
-              <w:pStyle w:val="Compact"/>
-              <w:jc w:val="left"/>
-            </w:pPr>
-            <w:r>
-              <w:rPr>
-                <w:rStyle w:val="VerbatimChar"/>
-              </w:rPr>
-              <w:t xml:space="preserve">y3!=1</w:t>
-            </w:r>
-          </w:p>
-        </w:tc>
-        <w:tc>
-          <w:tcPr/>
-          <w:p>
-            <w:pPr>
-              <w:pStyle w:val="Compact"/>
-              <w:jc w:val="left"/>
-            </w:pPr>
-            <w:r>
-              <w:t xml:space="preserve">A3 не в состоянии Выплата джекпота</w:t>
-            </w:r>
-          </w:p>
-        </w:tc>
-        <w:tc>
-          <w:tcPr/>
-          <w:p>
-            <w:pPr>
-              <w:pStyle w:val="Compact"/>
-              <w:jc w:val="left"/>
-            </w:pPr>
-            <w:r>
-              <w:t xml:space="preserve">A1</w:t>
-            </w:r>
-          </w:p>
-        </w:tc>
-      </w:tr>
-      <w:tr>
-        <w:tc>
-          <w:tcPr/>
-          <w:p>
-            <w:pPr>
-              <w:pStyle w:val="Compact"/>
-            </w:pPr>
-          </w:p>
-        </w:tc>
-        <w:tc>
-          <w:tcPr/>
-          <w:p>
-            <w:pPr>
-              <w:pStyle w:val="Compact"/>
-            </w:pPr>
-          </w:p>
-        </w:tc>
-        <w:tc>
-          <w:tcPr/>
-          <w:p>
-            <w:pPr>
-              <w:pStyle w:val="Compact"/>
-            </w:pPr>
           </w:p>
         </w:tc>
         <w:tc>
@@ -5557,7 +5493,7 @@
         <w:t xml:space="preserve"> </w:t>
       </w:r>
       <w:r>
-        <w:t xml:space="preserve">(случай 2).</w:t>
+        <w:t xml:space="preserve">(случай 2). Переход, которым</w:t>
       </w:r>
       <w:r>
         <w:t xml:space="preserve"> </w:t>
@@ -5571,7 +5507,7 @@
           </m:e>
           <m:sub>
             <m:r>
-              <m:t>4</m:t>
+              <m:t>3</m:t>
             </m:r>
           </m:sub>
         </m:sSub>
@@ -5580,13 +5516,19 @@
         <w:t xml:space="preserve"> </w:t>
       </w:r>
       <w:r>
-        <w:t xml:space="preserve">реагирует на событие завершения выплаты</w:t>
-      </w:r>
-      <w:r>
-        <w:t xml:space="preserve"> </w:t>
-      </w:r>
-      <w:r>
-        <w:t xml:space="preserve">непосредственно, тем же событием, на которое реагирует сам</w:t>
+        <w:t xml:space="preserve">покидает состояние «Выплата</w:t>
+      </w:r>
+      <w:r>
+        <w:t xml:space="preserve"> </w:t>
+      </w:r>
+      <w:r>
+        <w:t xml:space="preserve">джекпота», дополнительно адресует отдельное событие завершения выплаты</w:t>
+      </w:r>
+      <w:r>
+        <w:t xml:space="preserve"> </w:t>
+      </w:r>
+      <w:r>
+        <w:t xml:space="preserve">джекпота вложенному автомату</w:t>
       </w:r>
       <w:r>
         <w:t xml:space="preserve"> </w:t>
@@ -5600,19 +5542,22 @@
           </m:e>
           <m:sub>
             <m:r>
-              <m:t>3</m:t>
+              <m:t>4</m:t>
             </m:r>
           </m:sub>
         </m:sSub>
       </m:oMath>
       <w:r>
-        <w:t xml:space="preserve">, – так</w:t>
-      </w:r>
-      <w:r>
-        <w:t xml:space="preserve"> </w:t>
-      </w:r>
-      <w:r>
-        <w:t xml:space="preserve">же, как</w:t>
+        <w:t xml:space="preserve"> </w:t>
+      </w:r>
+      <w:r>
+        <w:t xml:space="preserve">– не тем же событием, которым</w:t>
+      </w:r>
+      <w:r>
+        <w:t xml:space="preserve"> </w:t>
+      </w:r>
+      <w:r>
+        <w:t xml:space="preserve">пользуется сам</w:t>
       </w:r>
       <w:r>
         <w:t xml:space="preserve"> </w:t>
@@ -5626,7 +5571,7 @@
           </m:e>
           <m:sub>
             <m:r>
-              <m:t>2</m:t>
+              <m:t>3</m:t>
             </m:r>
           </m:sub>
         </m:sSub>
@@ -5635,7 +5580,31 @@
         <w:t xml:space="preserve"> </w:t>
       </w:r>
       <w:r>
-        <w:t xml:space="preserve">и</w:t>
+        <w:t xml:space="preserve">для этого перехода, а отдельным, объявленным</w:t>
+      </w:r>
+      <w:r>
+        <w:t xml:space="preserve"> </w:t>
+      </w:r>
+      <w:r>
+        <w:t xml:space="preserve">исключительно для доставки этого уведомления. Это сделано не стилистически,</w:t>
+      </w:r>
+      <w:r>
+        <w:t xml:space="preserve"> </w:t>
+      </w:r>
+      <w:r>
+        <w:t xml:space="preserve">а по необходимости: событие, которым заканчивается выплата джекпота,</w:t>
+      </w:r>
+      <w:r>
+        <w:t xml:space="preserve"> </w:t>
+      </w:r>
+      <w:r>
+        <w:t xml:space="preserve">никогда не возникает независимо – оно существует только как часть</w:t>
+      </w:r>
+      <w:r>
+        <w:t xml:space="preserve"> </w:t>
+      </w:r>
+      <w:r>
+        <w:t xml:space="preserve">собственного перехода</w:t>
       </w:r>
       <w:r>
         <w:t xml:space="preserve"> </w:t>
@@ -5658,13 +5627,88 @@
         <w:t xml:space="preserve"> </w:t>
       </w:r>
       <w:r>
-        <w:t xml:space="preserve">вместе реагируют на общее событие остановки третьего</w:t>
-      </w:r>
-      <w:r>
-        <w:t xml:space="preserve"> </w:t>
-      </w:r>
-      <w:r>
-        <w:t xml:space="preserve">барабана в состоянии «Игра».</w:t>
+        <w:t xml:space="preserve">– и потому не может быть тем общим событием,</w:t>
+      </w:r>
+      <w:r>
+        <w:t xml:space="preserve"> </w:t>
+      </w:r>
+      <w:r>
+        <w:t xml:space="preserve">которое несколько автоматов разделяют напрямую, как это делают</w:t>
+      </w:r>
+      <w:r>
+        <w:t xml:space="preserve"> </w:t>
+      </w:r>
+      <m:oMath>
+        <m:sSub>
+          <m:e>
+            <m:r>
+              <m:t>A</m:t>
+            </m:r>
+          </m:e>
+          <m:sub>
+            <m:r>
+              <m:t>2</m:t>
+            </m:r>
+          </m:sub>
+        </m:sSub>
+      </m:oMath>
+      <w:r>
+        <w:t xml:space="preserve"> </w:t>
+      </w:r>
+      <w:r>
+        <w:t xml:space="preserve">и</w:t>
+      </w:r>
+      <w:r>
+        <w:t xml:space="preserve"> </w:t>
+      </w:r>
+      <m:oMath>
+        <m:sSub>
+          <m:e>
+            <m:r>
+              <m:t>A</m:t>
+            </m:r>
+          </m:e>
+          <m:sub>
+            <m:r>
+              <m:t>3</m:t>
+            </m:r>
+          </m:sub>
+        </m:sSub>
+      </m:oMath>
+      <w:r>
+        <w:t xml:space="preserve"> </w:t>
+      </w:r>
+      <w:r>
+        <w:t xml:space="preserve">в состоянии «Игра» с общим, действительно независимо возникающим</w:t>
+      </w:r>
+      <w:r>
+        <w:t xml:space="preserve"> </w:t>
+      </w:r>
+      <w:r>
+        <w:t xml:space="preserve">событием остановки третьего барабана. Причина, по которой разделять такое</w:t>
+      </w:r>
+      <w:r>
+        <w:t xml:space="preserve"> </w:t>
+      </w:r>
+      <w:r>
+        <w:t xml:space="preserve">событие напрямую небезопасно, разбирается в доработке 3</w:t>
+      </w:r>
+      <w:r>
+        <w:t xml:space="preserve"> </w:t>
+      </w:r>
+      <w:r>
+        <w:t xml:space="preserve">(раздел </w:t>
+      </w:r>
+      <w:hyperlink w:anchor="sec:fixes">
+        <w:r>
+          <w:rPr>
+            <w:rStyle w:val="Hyperlink"/>
+          </w:rPr>
+          <w:t xml:space="preserve">3</w:t>
+        </w:r>
+      </w:hyperlink>
+      <w:r>
+        <w:t xml:space="preserve">).</w:t>
       </w:r>
     </w:p>
     <w:bookmarkEnd w:id="37"/>
@@ -5701,7 +5745,7 @@
       <w:r>
         <w:drawing>
           <wp:inline>
-            <wp:extent cx="2519999" cy="1011210"/>
+            <wp:extent cx="2519999" cy="1153220"/>
             <wp:effectExtent b="0" l="0" r="0" t="0"/>
             <wp:docPr descr="" title="" id="39" name="Picture"/>
             <a:graphic>
@@ -5722,7 +5766,7 @@
                   <pic:spPr bwMode="auto">
                     <a:xfrm>
                       <a:off x="0" y="0"/>
-                      <a:ext cx="2519999" cy="1011210"/>
+                      <a:ext cx="2519999" cy="1153220"/>
                     </a:xfrm>
                     <a:prstGeom prst="rect">
                       <a:avLst/>
@@ -6205,9 +6249,7 @@
       </w:tr>
       <w:tr>
         <w:tc>
-          <w:tcPr>
-            <w:vMerge w:val="restart"/>
-          </w:tcPr>
+          <w:tcPr/>
           <w:p>
             <w:pPr>
               <w:pStyle w:val="Compact"/>
@@ -6226,84 +6268,22 @@
               <w:jc w:val="left"/>
             </w:pPr>
             <w:r>
-              <w:t xml:space="preserve">Выплата жетонов завершена</w:t>
-            </w:r>
-          </w:p>
-        </w:tc>
-        <w:tc>
-          <w:tcPr/>
-          <w:p>
-            <w:pPr>
-              <w:pStyle w:val="Compact"/>
-              <w:jc w:val="left"/>
-            </w:pPr>
-            <w:r>
-              <w:rPr>
-                <w:rStyle w:val="VerbatimChar"/>
-              </w:rPr>
-              <w:t xml:space="preserve">e33</w:t>
-            </w:r>
-          </w:p>
-        </w:tc>
-        <w:tc>
-          <w:tcPr/>
-          <w:p>
-            <w:pPr>
-              <w:pStyle w:val="Compact"/>
-            </w:pPr>
-          </w:p>
-        </w:tc>
-        <w:tc>
-          <w:tcPr/>
-          <w:p>
-            <w:pPr>
-              <w:pStyle w:val="Compact"/>
-            </w:pPr>
-          </w:p>
-        </w:tc>
-        <w:tc>
-          <w:tcPr/>
-          <w:p>
-            <w:pPr>
-              <w:pStyle w:val="Compact"/>
-            </w:pPr>
-          </w:p>
-        </w:tc>
-      </w:tr>
-      <w:tr>
-        <w:tc>
-          <w:tcPr>
-            <w:gridSpan w:val="1"/>
-            <w:vMerge w:val="continue"/>
-          </w:tcPr>
-          <w:p>
-            <w:pPr/>
-          </w:p>
-        </w:tc>
-        <w:tc>
-          <w:tcPr/>
-          <w:p>
-            <w:pPr>
-              <w:pStyle w:val="Compact"/>
-              <w:jc w:val="left"/>
-            </w:pPr>
-            <w:r>
-              <w:t xml:space="preserve">Выплата джекпота</w:t>
-            </w:r>
-          </w:p>
-        </w:tc>
-        <w:tc>
-          <w:tcPr/>
-          <w:p>
-            <w:pPr>
-              <w:pStyle w:val="Compact"/>
-              <w:jc w:val="left"/>
-            </w:pPr>
-            <w:r>
-              <w:rPr>
-                <w:rStyle w:val="VerbatimChar"/>
-              </w:rPr>
-              <w:t xml:space="preserve">y3=1</w:t>
+              <w:t xml:space="preserve">Выплата джекпота завершена</w:t>
+            </w:r>
+          </w:p>
+        </w:tc>
+        <w:tc>
+          <w:tcPr/>
+          <w:p>
+            <w:pPr>
+              <w:pStyle w:val="Compact"/>
+              <w:jc w:val="left"/>
+            </w:pPr>
+            <w:r>
+              <w:rPr>
+                <w:rStyle w:val="VerbatimChar"/>
+              </w:rPr>
+              <w:t xml:space="preserve">e40</w:t>
             </w:r>
           </w:p>
         </w:tc>
@@ -6508,13 +6488,13 @@
         <w:pStyle w:val="BodyText"/>
       </w:pPr>
       <w:r>
-        <w:t xml:space="preserve">Каждый из трёх самопереходов дополнительно проверяет гвард на состояние</w:t>
-      </w:r>
-      <w:r>
-        <w:t xml:space="preserve"> </w:t>
-      </w:r>
-      <w:r>
-        <w:t xml:space="preserve">того автомата, в состояние которого</w:t>
+        <w:t xml:space="preserve">Первые два самоперехода – реакция на нажатие кнопки «Игра» и на выдачу</w:t>
+      </w:r>
+      <w:r>
+        <w:t xml:space="preserve"> </w:t>
+      </w:r>
+      <w:r>
+        <w:t xml:space="preserve">жетона – реагируют на события, которые</w:t>
       </w:r>
       <w:r>
         <w:t xml:space="preserve"> </w:t>
@@ -6528,7 +6508,7 @@
           </m:e>
           <m:sub>
             <m:r>
-              <m:t>4</m:t>
+              <m:t>0</m:t>
             </m:r>
           </m:sub>
         </m:sSub>
@@ -6537,43 +6517,31 @@
         <w:t xml:space="preserve"> </w:t>
       </w:r>
       <w:r>
-        <w:t xml:space="preserve">вложен в соответствующем месте.</w:t>
-      </w:r>
-      <w:r>
-        <w:t xml:space="preserve"> </w:t>
-      </w:r>
-      <w:r>
-        <w:t xml:space="preserve">Необходимость этого гварда – следствие того, что отношение вложенности в</w:t>
-      </w:r>
-      <w:r>
-        <w:t xml:space="preserve"> </w:t>
-      </w:r>
-      <w:r>
-        <w:t xml:space="preserve">данном алгоритме указывает лишь факт вложенности в состояние, но не</w:t>
-      </w:r>
-      <w:r>
-        <w:t xml:space="preserve"> </w:t>
-      </w:r>
-      <w:r>
-        <w:t xml:space="preserve">различает, через какое из нескольких мест вложения автомат на самом деле</w:t>
-      </w:r>
-      <w:r>
-        <w:t xml:space="preserve"> </w:t>
-      </w:r>
-      <w:r>
-        <w:t xml:space="preserve">достиг этого состояния: без гварда, например, реакция, предназначенная для</w:t>
-      </w:r>
-      <w:r>
-        <w:t xml:space="preserve"> </w:t>
-      </w:r>
-      <w:r>
-        <w:t xml:space="preserve">состояния «Выдача жетона», была бы точно так же достижима и в состоянии</w:t>
-      </w:r>
-      <w:r>
-        <w:t xml:space="preserve"> </w:t>
-      </w:r>
-      <w:r>
-        <w:t xml:space="preserve">«Игра», поскольку</w:t>
+        <w:t xml:space="preserve">объявляет как настоящие,</w:t>
+      </w:r>
+      <w:r>
+        <w:t xml:space="preserve"> </w:t>
+      </w:r>
+      <w:r>
+        <w:t xml:space="preserve">независимо возникающие события среды, и поэтому могут быть разделены</w:t>
+      </w:r>
+      <w:r>
+        <w:t xml:space="preserve"> </w:t>
+      </w:r>
+      <w:r>
+        <w:t xml:space="preserve">вложенным автоматом напрямую, тем же событием, без какого-либо</w:t>
+      </w:r>
+      <w:r>
+        <w:t xml:space="preserve"> </w:t>
+      </w:r>
+      <w:r>
+        <w:t xml:space="preserve">промежуточного механизма. Каждый из этих двух самопереходов дополнительно</w:t>
+      </w:r>
+      <w:r>
+        <w:t xml:space="preserve"> </w:t>
+      </w:r>
+      <w:r>
+        <w:t xml:space="preserve">проверяет гвард на состояние автомата</w:t>
       </w:r>
       <w:r>
         <w:t xml:space="preserve"> </w:t>
@@ -6587,39 +6555,366 @@
           </m:e>
           <m:sub>
             <m:r>
-              <m:t>4</m:t>
+              <m:t>0</m:t>
             </m:r>
           </m:sub>
         </m:sSub>
       </m:oMath>
       <w:r>
-        <w:t xml:space="preserve"> </w:t>
-      </w:r>
-      <w:r>
-        <w:t xml:space="preserve">вложен и туда тоже, хотя в реальной системе</w:t>
-      </w:r>
-      <w:r>
-        <w:t xml:space="preserve"> </w:t>
-      </w:r>
-      <w:r>
-        <w:t xml:space="preserve">событие, вызывающее эту реакцию, в состоянии «Игра» возникнуть не может.</w:t>
-      </w:r>
-      <w:r>
-        <w:t xml:space="preserve"> </w:t>
-      </w:r>
-      <w:r>
-        <w:t xml:space="preserve">Гвард ограничивает срабатывание именно тем состоянием родителя, ради</w:t>
-      </w:r>
-      <w:r>
-        <w:t xml:space="preserve"> </w:t>
-      </w:r>
-      <w:r>
-        <w:t xml:space="preserve">которого соответствующее место вложения было введено.</w:t>
+        <w:t xml:space="preserve">, в состояние которого</w:t>
+      </w:r>
+      <w:r>
+        <w:t xml:space="preserve"> </w:t>
+      </w:r>
+      <m:oMath>
+        <m:sSub>
+          <m:e>
+            <m:r>
+              <m:t>A</m:t>
+            </m:r>
+          </m:e>
+          <m:sub>
+            <m:r>
+              <m:t>4</m:t>
+            </m:r>
+          </m:sub>
+        </m:sSub>
+      </m:oMath>
+      <w:r>
+        <w:t xml:space="preserve"> </w:t>
+      </w:r>
+      <w:r>
+        <w:t xml:space="preserve">вложен в соответствующем месте. Необходимость этого гварда – следствие</w:t>
+      </w:r>
+      <w:r>
+        <w:t xml:space="preserve"> </w:t>
+      </w:r>
+      <w:r>
+        <w:t xml:space="preserve">того, что отношение вложенности в данном алгоритме указывает лишь факт</w:t>
+      </w:r>
+      <w:r>
+        <w:t xml:space="preserve"> </w:t>
+      </w:r>
+      <w:r>
+        <w:t xml:space="preserve">вложенности в состояние, но не различает, через какое из нескольких мест</w:t>
+      </w:r>
+      <w:r>
+        <w:t xml:space="preserve"> </w:t>
+      </w:r>
+      <w:r>
+        <w:t xml:space="preserve">вложения автомат на самом деле достиг этого состояния: без гварда, например,</w:t>
+      </w:r>
+      <w:r>
+        <w:t xml:space="preserve"> </w:t>
+      </w:r>
+      <w:r>
+        <w:t xml:space="preserve">реакция, предназначенная для состояния «Выдача жетона», была бы точно так же</w:t>
+      </w:r>
+      <w:r>
+        <w:t xml:space="preserve"> </w:t>
+      </w:r>
+      <w:r>
+        <w:t xml:space="preserve">достижима и в состоянии «Игра», поскольку</w:t>
+      </w:r>
+      <w:r>
+        <w:t xml:space="preserve"> </w:t>
+      </w:r>
+      <m:oMath>
+        <m:sSub>
+          <m:e>
+            <m:r>
+              <m:t>A</m:t>
+            </m:r>
+          </m:e>
+          <m:sub>
+            <m:r>
+              <m:t>4</m:t>
+            </m:r>
+          </m:sub>
+        </m:sSub>
+      </m:oMath>
+      <w:r>
+        <w:t xml:space="preserve"> </w:t>
+      </w:r>
+      <w:r>
+        <w:t xml:space="preserve">вложен и туда тоже, хотя в</w:t>
+      </w:r>
+      <w:r>
+        <w:t xml:space="preserve"> </w:t>
+      </w:r>
+      <w:r>
+        <w:t xml:space="preserve">реальной системе событие, вызывающее эту реакцию, в состоянии «Игра»</w:t>
+      </w:r>
+      <w:r>
+        <w:t xml:space="preserve"> </w:t>
+      </w:r>
+      <w:r>
+        <w:t xml:space="preserve">возникнуть не может. Гвард ограничивает срабатывание именно тем состоянием</w:t>
+      </w:r>
+      <w:r>
+        <w:t xml:space="preserve"> </w:t>
+      </w:r>
+      <w:r>
+        <w:t xml:space="preserve">родителя, ради которого соответствующее место вложения было введено.</w:t>
+      </w:r>
+    </w:p>
+    <w:p>
+      <w:pPr>
+        <w:pStyle w:val="BodyText"/>
+      </w:pPr>
+      <w:r>
+        <w:t xml:space="preserve">Третий самопереход – реакция на завершение выплаты джекпота – устроен</w:t>
+      </w:r>
+      <w:r>
+        <w:t xml:space="preserve"> </w:t>
+      </w:r>
+      <w:r>
+        <w:t xml:space="preserve">иначе и гварда не проверяет. Он реагирует на отдельное событие, которое</w:t>
+      </w:r>
+      <w:r>
+        <w:t xml:space="preserve"> </w:t>
+      </w:r>
+      <m:oMath>
+        <m:sSub>
+          <m:e>
+            <m:r>
+              <m:t>A</m:t>
+            </m:r>
+          </m:e>
+          <m:sub>
+            <m:r>
+              <m:t>3</m:t>
+            </m:r>
+          </m:sub>
+        </m:sSub>
+      </m:oMath>
+      <w:r>
+        <w:t xml:space="preserve"> </w:t>
+      </w:r>
+      <w:r>
+        <w:t xml:space="preserve">явно адресует</w:t>
+      </w:r>
+      <w:r>
+        <w:t xml:space="preserve"> </w:t>
+      </w:r>
+      <m:oMath>
+        <m:sSub>
+          <m:e>
+            <m:r>
+              <m:t>A</m:t>
+            </m:r>
+          </m:e>
+          <m:sub>
+            <m:r>
+              <m:t>4</m:t>
+            </m:r>
+          </m:sub>
+        </m:sSub>
+      </m:oMath>
+      <w:r>
+        <w:t xml:space="preserve"> </w:t>
+      </w:r>
+      <w:r>
+        <w:t xml:space="preserve">среди результатов собственного перехода (раздел</w:t>
+      </w:r>
+      <w:r>
+        <w:t xml:space="preserve"> </w:t>
+      </w:r>
+      <w:r>
+        <w:t xml:space="preserve">«Автомат 4»), а не на то событие, которым пользуется сам</w:t>
+      </w:r>
+      <w:r>
+        <w:t xml:space="preserve"> </w:t>
+      </w:r>
+      <m:oMath>
+        <m:sSub>
+          <m:e>
+            <m:r>
+              <m:t>A</m:t>
+            </m:r>
+          </m:e>
+          <m:sub>
+            <m:r>
+              <m:t>3</m:t>
+            </m:r>
+          </m:sub>
+        </m:sSub>
+      </m:oMath>
+      <w:r>
+        <w:t xml:space="preserve">. Причина</w:t>
+      </w:r>
+      <w:r>
+        <w:t xml:space="preserve"> </w:t>
+      </w:r>
+      <w:r>
+        <w:t xml:space="preserve">отказа от прямого разделения общего события – в том, что завершение</w:t>
+      </w:r>
+      <w:r>
+        <w:t xml:space="preserve"> </w:t>
+      </w:r>
+      <w:r>
+        <w:t xml:space="preserve">выплаты джекпота, в отличие от нажатия кнопки или выдачи жетона, никогда не</w:t>
+      </w:r>
+      <w:r>
+        <w:t xml:space="preserve"> </w:t>
+      </w:r>
+      <w:r>
+        <w:t xml:space="preserve">возникает независимо: оно существует только как часть единственного</w:t>
+      </w:r>
+      <w:r>
+        <w:t xml:space="preserve"> </w:t>
+      </w:r>
+      <w:r>
+        <w:t xml:space="preserve">перехода</w:t>
+      </w:r>
+      <w:r>
+        <w:t xml:space="preserve"> </w:t>
+      </w:r>
+      <m:oMath>
+        <m:sSub>
+          <m:e>
+            <m:r>
+              <m:t>A</m:t>
+            </m:r>
+          </m:e>
+          <m:sub>
+            <m:r>
+              <m:t>3</m:t>
+            </m:r>
+          </m:sub>
+        </m:sSub>
+      </m:oMath>
+      <w:r>
+        <w:t xml:space="preserve">. Если бы</w:t>
+      </w:r>
+      <w:r>
+        <w:t xml:space="preserve"> </w:t>
+      </w:r>
+      <m:oMath>
+        <m:sSub>
+          <m:e>
+            <m:r>
+              <m:t>A</m:t>
+            </m:r>
+          </m:e>
+          <m:sub>
+            <m:r>
+              <m:t>4</m:t>
+            </m:r>
+          </m:sub>
+        </m:sSub>
+      </m:oMath>
+      <w:r>
+        <w:t xml:space="preserve"> </w:t>
+      </w:r>
+      <w:r>
+        <w:t xml:space="preserve">был объявлен реагирующим на это же событие</w:t>
+      </w:r>
+      <w:r>
+        <w:t xml:space="preserve"> </w:t>
+      </w:r>
+      <w:r>
+        <w:t xml:space="preserve">напрямую – по аналогии с первыми двумя самопереходами, – факт вложенности</w:t>
+      </w:r>
+      <w:r>
+        <w:t xml:space="preserve"> </w:t>
+      </w:r>
+      <m:oMath>
+        <m:sSub>
+          <m:e>
+            <m:r>
+              <m:t>A</m:t>
+            </m:r>
+          </m:e>
+          <m:sub>
+            <m:r>
+              <m:t>4</m:t>
+            </m:r>
+          </m:sub>
+        </m:sSub>
+      </m:oMath>
+      <w:r>
+        <w:t xml:space="preserve"> </w:t>
+      </w:r>
+      <w:r>
+        <w:t xml:space="preserve">в «Выплата джекпота» сделал бы это событие ошибочно независимо</w:t>
+      </w:r>
+      <w:r>
+        <w:t xml:space="preserve"> </w:t>
+      </w:r>
+      <w:r>
+        <w:t xml:space="preserve">достижимым: построитель произведения допустил бы его как самостоятельный</w:t>
+      </w:r>
+      <w:r>
+        <w:t xml:space="preserve"> </w:t>
+      </w:r>
+      <w:r>
+        <w:t xml:space="preserve">переход</w:t>
+      </w:r>
+      <w:r>
+        <w:t xml:space="preserve"> </w:t>
+      </w:r>
+      <m:oMath>
+        <m:sSub>
+          <m:e>
+            <m:r>
+              <m:t>A</m:t>
+            </m:r>
+          </m:e>
+          <m:sub>
+            <m:r>
+              <m:t>4</m:t>
+            </m:r>
+          </m:sub>
+        </m:sSub>
+      </m:oMath>
+      <w:r>
+        <w:t xml:space="preserve">, в котором сам</w:t>
+      </w:r>
+      <w:r>
+        <w:t xml:space="preserve"> </w:t>
+      </w:r>
+      <m:oMath>
+        <m:sSub>
+          <m:e>
+            <m:r>
+              <m:t>A</m:t>
+            </m:r>
+          </m:e>
+          <m:sub>
+            <m:r>
+              <m:t>3</m:t>
+            </m:r>
+          </m:sub>
+        </m:sSub>
+      </m:oMath>
+      <w:r>
+        <w:t xml:space="preserve"> </w:t>
+      </w:r>
+      <w:r>
+        <w:t xml:space="preserve">не совершает своего перехода. Это и есть</w:t>
+      </w:r>
+      <w:r>
+        <w:t xml:space="preserve"> </w:t>
+      </w:r>
+      <w:r>
+        <w:t xml:space="preserve">доработка 3, описанная в разделе </w:t>
+      </w:r>
+      <w:hyperlink w:anchor="sec:fixes">
+        <w:r>
+          <w:rPr>
+            <w:rStyle w:val="Hyperlink"/>
+          </w:rPr>
+          <w:t xml:space="preserve">3</w:t>
+        </w:r>
+      </w:hyperlink>
+      <w:r>
+        <w:t xml:space="preserve">.</w:t>
       </w:r>
     </w:p>
     <w:bookmarkEnd w:id="41"/>
     <w:bookmarkEnd w:id="42"/>
-    <w:bookmarkStart w:id="47" w:name="sec:fixes"/>
+    <w:bookmarkStart w:id="48" w:name="sec:fixes"/>
     <w:p>
       <w:pPr>
         <w:pStyle w:val="Heading1"/>
@@ -7122,7 +7417,429 @@
       </w:r>
     </w:p>
     <w:bookmarkEnd w:id="44"/>
-    <w:bookmarkStart w:id="45" w:name="замечание-о-порядке-умножения"/>
+    <w:bookmarkStart w:id="45" w:name="доработка-3"/>
+    <w:p>
+      <w:pPr>
+        <w:pStyle w:val="Heading2"/>
+      </w:pPr>
+      <w:r>
+        <w:t xml:space="preserve">Доработка 3</w:t>
+      </w:r>
+    </w:p>
+    <w:p>
+      <w:pPr>
+        <w:pStyle w:val="FirstParagraph"/>
+      </w:pPr>
+      <w:r>
+        <w:rPr>
+          <w:bCs/>
+          <w:b/>
+        </w:rPr>
+        <w:t xml:space="preserve">Было.</w:t>
+      </w:r>
+      <w:r>
+        <w:t xml:space="preserve"> </w:t>
+      </w:r>
+      <w:r>
+        <w:t xml:space="preserve">Если автомат был вложен в текущее состояние (с учётом</w:t>
+      </w:r>
+      <w:r>
+        <w:t xml:space="preserve"> </w:t>
+      </w:r>
+      <w:r>
+        <w:t xml:space="preserve">доработок 1 и 2), любое из его собственных событий, адресованных ему другим</w:t>
+      </w:r>
+      <w:r>
+        <w:t xml:space="preserve"> </w:t>
+      </w:r>
+      <w:r>
+        <w:t xml:space="preserve">автоматом, допускалось строителем произведения к независимому</w:t>
+      </w:r>
+      <w:r>
+        <w:t xml:space="preserve"> </w:t>
+      </w:r>
+      <w:r>
+        <w:t xml:space="preserve">исследованию – наравне с событиями, которые этот автомат действительно</w:t>
+      </w:r>
+      <w:r>
+        <w:t xml:space="preserve"> </w:t>
+      </w:r>
+      <w:r>
+        <w:t xml:space="preserve">разделяет с родителем как общее, самостоятельно возникающее событие среды.</w:t>
+      </w:r>
+    </w:p>
+    <w:p>
+      <w:pPr>
+        <w:pStyle w:val="BodyText"/>
+      </w:pPr>
+      <w:r>
+        <w:rPr>
+          <w:bCs/>
+          <w:b/>
+        </w:rPr>
+        <w:t xml:space="preserve">Что ограничивало.</w:t>
+      </w:r>
+      <w:r>
+        <w:t xml:space="preserve"> </w:t>
+      </w:r>
+      <w:r>
+        <w:t xml:space="preserve">Пока вложенный автомат реагировал только на</w:t>
+      </w:r>
+      <w:r>
+        <w:t xml:space="preserve"> </w:t>
+      </w:r>
+      <w:r>
+        <w:t xml:space="preserve">события, которые где-либо в системе объявлены настоящим, независимо</w:t>
+      </w:r>
+      <w:r>
+        <w:t xml:space="preserve"> </w:t>
+      </w:r>
+      <w:r>
+        <w:t xml:space="preserve">возникающим событием среды (как</w:t>
+      </w:r>
+      <w:r>
+        <w:t xml:space="preserve"> </w:t>
+      </w:r>
+      <m:oMath>
+        <m:sSub>
+          <m:e>
+            <m:r>
+              <m:t>A</m:t>
+            </m:r>
+          </m:e>
+          <m:sub>
+            <m:r>
+              <m:t>2</m:t>
+            </m:r>
+          </m:sub>
+        </m:sSub>
+      </m:oMath>
+      <w:r>
+        <w:t xml:space="preserve"> </w:t>
+      </w:r>
+      <w:r>
+        <w:t xml:space="preserve">и</w:t>
+      </w:r>
+      <w:r>
+        <w:t xml:space="preserve"> </w:t>
+      </w:r>
+      <m:oMath>
+        <m:sSub>
+          <m:e>
+            <m:r>
+              <m:t>A</m:t>
+            </m:r>
+          </m:e>
+          <m:sub>
+            <m:r>
+              <m:t>3</m:t>
+            </m:r>
+          </m:sub>
+        </m:sSub>
+      </m:oMath>
+      <w:r>
+        <w:t xml:space="preserve"> </w:t>
+      </w:r>
+      <w:r>
+        <w:t xml:space="preserve">реагируют на остановку</w:t>
+      </w:r>
+      <w:r>
+        <w:t xml:space="preserve"> </w:t>
+      </w:r>
+      <w:r>
+        <w:t xml:space="preserve">третьего барабана), эта схема работала корректно: независимое исследование</w:t>
+      </w:r>
+      <w:r>
+        <w:t xml:space="preserve"> </w:t>
+      </w:r>
+      <w:r>
+        <w:t xml:space="preserve">такого события всегда соответствовало ситуации, действительно возможной в</w:t>
+      </w:r>
+      <w:r>
+        <w:t xml:space="preserve"> </w:t>
+      </w:r>
+      <w:r>
+        <w:t xml:space="preserve">системе. Но если вложенный автомат ТАКЖЕ реагирует на событие, которое</w:t>
+      </w:r>
+      <w:r>
+        <w:t xml:space="preserve"> </w:t>
+      </w:r>
+      <w:r>
+        <w:t xml:space="preserve">нигде не объявлено событием среды, а существует исключительно как часть</w:t>
+      </w:r>
+      <w:r>
+        <w:t xml:space="preserve"> </w:t>
+      </w:r>
+      <w:r>
+        <w:t xml:space="preserve">результата конкретного перехода другого автомата – то есть адресовано ему</w:t>
+      </w:r>
+      <w:r>
+        <w:t xml:space="preserve"> </w:t>
+      </w:r>
+      <w:r>
+        <w:t xml:space="preserve">явно, а не разделяется как общее, – факт вложенности делал такое событие</w:t>
+      </w:r>
+      <w:r>
+        <w:t xml:space="preserve"> </w:t>
+      </w:r>
+      <w:r>
+        <w:t xml:space="preserve">ошибочно независимо достижимым. Это обнаружилось именно на случае 4:</w:t>
+      </w:r>
+      <w:r>
+        <w:t xml:space="preserve"> </w:t>
+      </w:r>
+      <m:oMath>
+        <m:sSub>
+          <m:e>
+            <m:r>
+              <m:t>A</m:t>
+            </m:r>
+          </m:e>
+          <m:sub>
+            <m:r>
+              <m:t>4</m:t>
+            </m:r>
+          </m:sub>
+        </m:sSub>
+      </m:oMath>
+      <w:r>
+        <w:t xml:space="preserve"> </w:t>
+      </w:r>
+      <w:r>
+        <w:t xml:space="preserve">действительно вложен в</w:t>
+      </w:r>
+      <w:r>
+        <w:t xml:space="preserve"> </w:t>
+      </w:r>
+      <m:oMath>
+        <m:sSub>
+          <m:e>
+            <m:r>
+              <m:t>A</m:t>
+            </m:r>
+          </m:e>
+          <m:sub>
+            <m:r>
+              <m:t>0</m:t>
+            </m:r>
+          </m:sub>
+        </m:sSub>
+      </m:oMath>
+      <w:r>
+        <w:t xml:space="preserve"> </w:t>
+      </w:r>
+      <w:r>
+        <w:t xml:space="preserve">(случай 3, для действительно независимых</w:t>
+      </w:r>
+      <w:r>
+        <w:t xml:space="preserve"> </w:t>
+      </w:r>
+      <w:r>
+        <w:t xml:space="preserve">событий) и одновременно вложен в</w:t>
+      </w:r>
+      <w:r>
+        <w:t xml:space="preserve"> </w:t>
+      </w:r>
+      <m:oMath>
+        <m:sSub>
+          <m:e>
+            <m:r>
+              <m:t>A</m:t>
+            </m:r>
+          </m:e>
+          <m:sub>
+            <m:r>
+              <m:t>3</m:t>
+            </m:r>
+          </m:sub>
+        </m:sSub>
+      </m:oMath>
+      <w:r>
+        <w:t xml:space="preserve">, которому он обязан событием завершения выплаты</w:t>
+      </w:r>
+      <w:r>
+        <w:t xml:space="preserve"> </w:t>
+      </w:r>
+      <w:r>
+        <w:t xml:space="preserve">джекпота, существующим только как часть перехода</w:t>
+      </w:r>
+      <w:r>
+        <w:t xml:space="preserve"> </w:t>
+      </w:r>
+      <m:oMath>
+        <m:sSub>
+          <m:e>
+            <m:r>
+              <m:t>A</m:t>
+            </m:r>
+          </m:e>
+          <m:sub>
+            <m:r>
+              <m:t>3</m:t>
+            </m:r>
+          </m:sub>
+        </m:sSub>
+      </m:oMath>
+      <w:r>
+        <w:t xml:space="preserve">. Независимое</w:t>
+      </w:r>
+      <w:r>
+        <w:t xml:space="preserve"> </w:t>
+      </w:r>
+      <w:r>
+        <w:t xml:space="preserve">исследование этого события строителем произведения порождало паразитный</w:t>
+      </w:r>
+      <w:r>
+        <w:t xml:space="preserve"> </w:t>
+      </w:r>
+      <w:r>
+        <w:t xml:space="preserve">переход, в котором реагирует только</w:t>
+      </w:r>
+      <w:r>
+        <w:t xml:space="preserve"> </w:t>
+      </w:r>
+      <m:oMath>
+        <m:sSub>
+          <m:e>
+            <m:r>
+              <m:t>A</m:t>
+            </m:r>
+          </m:e>
+          <m:sub>
+            <m:r>
+              <m:t>4</m:t>
+            </m:r>
+          </m:sub>
+        </m:sSub>
+      </m:oMath>
+      <w:r>
+        <w:t xml:space="preserve">, а переход самого</w:t>
+      </w:r>
+      <w:r>
+        <w:t xml:space="preserve"> </w:t>
+      </w:r>
+      <m:oMath>
+        <m:sSub>
+          <m:e>
+            <m:r>
+              <m:t>A</m:t>
+            </m:r>
+          </m:e>
+          <m:sub>
+            <m:r>
+              <m:t>3</m:t>
+            </m:r>
+          </m:sub>
+        </m:sSub>
+      </m:oMath>
+      <w:r>
+        <w:t xml:space="preserve">, которому</w:t>
+      </w:r>
+      <w:r>
+        <w:t xml:space="preserve"> </w:t>
+      </w:r>
+      <w:r>
+        <w:t xml:space="preserve">это событие обязано своим существованием, не происходит.</w:t>
+      </w:r>
+    </w:p>
+    <w:p>
+      <w:pPr>
+        <w:pStyle w:val="BodyText"/>
+      </w:pPr>
+      <w:r>
+        <w:rPr>
+          <w:bCs/>
+          <w:b/>
+        </w:rPr>
+        <w:t xml:space="preserve">Как исправили.</w:t>
+      </w:r>
+      <w:r>
+        <w:t xml:space="preserve"> </w:t>
+      </w:r>
+      <w:r>
+        <w:t xml:space="preserve">К проверке вложенности добавлено дополнительное</w:t>
+      </w:r>
+      <w:r>
+        <w:t xml:space="preserve"> </w:t>
+      </w:r>
+      <w:r>
+        <w:t xml:space="preserve">условие: событие допускается к независимому исследованию только если оно</w:t>
+      </w:r>
+      <w:r>
+        <w:t xml:space="preserve"> </w:t>
+      </w:r>
+      <w:r>
+        <w:t xml:space="preserve">где-либо в построенной к этому моменту части произведения объявлено</w:t>
+      </w:r>
+      <w:r>
+        <w:t xml:space="preserve"> </w:t>
+      </w:r>
+      <w:r>
+        <w:t xml:space="preserve">настоящим событием среды, а не исключительно событием, адресованным одним</w:t>
+      </w:r>
+      <w:r>
+        <w:t xml:space="preserve"> </w:t>
+      </w:r>
+      <w:r>
+        <w:t xml:space="preserve">автоматом другому. Эта проверка выполняется относительно уже построенного</w:t>
+      </w:r>
+      <w:r>
+        <w:t xml:space="preserve"> </w:t>
+      </w:r>
+      <w:r>
+        <w:t xml:space="preserve">на текущем шаге умножения составного автомата и поэтому, как и доработка</w:t>
+      </w:r>
+      <w:r>
+        <w:t xml:space="preserve"> </w:t>
+      </w:r>
+      <w:r>
+        <w:t xml:space="preserve">из раздела «Замечание о порядке умножения» ниже, не требует, чтобы</w:t>
+      </w:r>
+      <w:r>
+        <w:t xml:space="preserve"> </w:t>
+      </w:r>
+      <w:r>
+        <w:t xml:space="preserve">источник события был включён в произведение заранее – если он ещё не</w:t>
+      </w:r>
+      <w:r>
+        <w:t xml:space="preserve"> </w:t>
+      </w:r>
+      <w:r>
+        <w:t xml:space="preserve">включён, событие просто не признаётся независимо достижимым, вместо того</w:t>
+      </w:r>
+      <w:r>
+        <w:t xml:space="preserve"> </w:t>
+      </w:r>
+      <w:r>
+        <w:t xml:space="preserve">чтобы ошибочно считаться таковым. Событие, адресованное одним автоматом</w:t>
+      </w:r>
+      <w:r>
+        <w:t xml:space="preserve"> </w:t>
+      </w:r>
+      <w:r>
+        <w:t xml:space="preserve">другому и нигде не объявленное событием среды, после этой доработки</w:t>
+      </w:r>
+      <w:r>
+        <w:t xml:space="preserve"> </w:t>
+      </w:r>
+      <w:r>
+        <w:t xml:space="preserve">достигает вложенного адресата исключительно явным образом – будучи</w:t>
+      </w:r>
+      <w:r>
+        <w:t xml:space="preserve"> </w:t>
+      </w:r>
+      <w:r>
+        <w:t xml:space="preserve">перечисленным среди результатов конкретного перехода, – и никогда не</w:t>
+      </w:r>
+      <w:r>
+        <w:t xml:space="preserve"> </w:t>
+      </w:r>
+      <w:r>
+        <w:t xml:space="preserve">исследуется как самостоятельный, независимо возникающий переход.</w:t>
+      </w:r>
+    </w:p>
+    <w:bookmarkEnd w:id="45"/>
+    <w:bookmarkStart w:id="46" w:name="замечание-о-порядке-умножения"/>
     <w:p>
       <w:pPr>
         <w:pStyle w:val="Heading2"/>
@@ -7528,8 +8245,8 @@
         <w:t xml:space="preserve">нарушающих корректность результата, остаются предметом дальнейшей работы.</w:t>
       </w:r>
     </w:p>
-    <w:bookmarkEnd w:id="45"/>
-    <w:bookmarkStart w:id="46" w:name="X67dd4598854beb9333d290fef858c89026be88c"/>
+    <w:bookmarkEnd w:id="46"/>
+    <w:bookmarkStart w:id="47" w:name="X67dd4598854beb9333d290fef858c89026be88c"/>
     <w:p>
       <w:pPr>
         <w:pStyle w:val="Heading2"/>
@@ -7686,9 +8403,9 @@
         <w:t xml:space="preserve">ограничения остаётся предметом дальнейшей работы.</w:t>
       </w:r>
     </w:p>
-    <w:bookmarkEnd w:id="46"/>
     <w:bookmarkEnd w:id="47"/>
-    <w:bookmarkStart w:id="51" w:name="итоговый-перемноженный-автомат"/>
+    <w:bookmarkEnd w:id="48"/>
+    <w:bookmarkStart w:id="52" w:name="итоговый-перемноженный-автомат"/>
     <w:p>
       <w:pPr>
         <w:pStyle w:val="Heading1"/>
@@ -7704,20 +8421,20 @@
       <w:r>
         <w:drawing>
           <wp:inline>
-            <wp:extent cx="5334000" cy="4546125"/>
+            <wp:extent cx="5334000" cy="4433225"/>
             <wp:effectExtent b="0" l="0" r="0" t="0"/>
-            <wp:docPr descr="" title="" id="49" name="Picture"/>
+            <wp:docPr descr="" title="" id="50" name="Picture"/>
             <a:graphic>
               <a:graphicData uri="http://schemas.openxmlformats.org/drawingml/2006/picture">
                 <pic:pic>
                   <pic:nvPicPr>
-                    <pic:cNvPr descr="puml/final.png" id="50" name="Picture"/>
+                    <pic:cNvPr descr="puml/final.png" id="51" name="Picture"/>
                     <pic:cNvPicPr>
                       <a:picLocks noChangeArrowheads="1" noChangeAspect="1"/>
                     </pic:cNvPicPr>
                   </pic:nvPicPr>
                   <pic:blipFill>
-                    <a:blip r:embed="rId48"/>
+                    <a:blip r:embed="rId49"/>
                     <a:stretch>
                       <a:fillRect/>
                     </a:stretch>
@@ -7725,7 +8442,7 @@
                   <pic:spPr bwMode="auto">
                     <a:xfrm>
                       <a:off x="0" y="0"/>
-                      <a:ext cx="5334000" cy="4546125"/>
+                      <a:ext cx="5334000" cy="4433225"/>
                     </a:xfrm>
                     <a:prstGeom prst="rect">
                       <a:avLst/>
@@ -9678,8 +10395,8 @@
         </w:tc>
       </w:tr>
     </w:tbl>
-    <w:bookmarkEnd w:id="51"/>
-    <w:bookmarkStart w:id="52" w:name="вывод"/>
+    <w:bookmarkEnd w:id="52"/>
+    <w:bookmarkStart w:id="53" w:name="вывод"/>
     <w:p>
       <w:pPr>
         <w:pStyle w:val="Heading1"/>
@@ -9729,25 +10446,49 @@
         <w:t xml:space="preserve"> </w:t>
       </w:r>
       <w:r>
-        <w:t xml:space="preserve">цепочки вложенности произвольной глубины. Порядок умножения автоматов в</w:t>
-      </w:r>
-      <w:r>
-        <w:t xml:space="preserve"> </w:t>
-      </w:r>
-      <w:r>
-        <w:t xml:space="preserve">цепочке при этом не произволен: он должен быть согласован с отношением</w:t>
-      </w:r>
-      <w:r>
-        <w:t xml:space="preserve"> </w:t>
-      </w:r>
-      <w:r>
-        <w:t xml:space="preserve">опоры на внутреннее состояние между автоматами, а для реакций на</w:t>
-      </w:r>
-      <w:r>
-        <w:t xml:space="preserve"> </w:t>
-      </w:r>
-      <w:r>
-        <w:t xml:space="preserve">адресованные события такое согласование более не требуется.</w:t>
+        <w:t xml:space="preserve">цепочки вложенности произвольной глубины. Дополнительно устранена</w:t>
+      </w:r>
+      <w:r>
+        <w:t xml:space="preserve"> </w:t>
+      </w:r>
+      <w:r>
+        <w:t xml:space="preserve">обнаруженная при построении случая 4 ошибка, из-за которой вложенность</w:t>
+      </w:r>
+      <w:r>
+        <w:t xml:space="preserve"> </w:t>
+      </w:r>
+      <w:r>
+        <w:t xml:space="preserve">могла сделать ошибочно независимо достижимым событие, не являющееся</w:t>
+      </w:r>
+      <w:r>
+        <w:t xml:space="preserve"> </w:t>
+      </w:r>
+      <w:r>
+        <w:t xml:space="preserve">настоящим событием среды, а существующее только как часть перехода другого</w:t>
+      </w:r>
+      <w:r>
+        <w:t xml:space="preserve"> </w:t>
+      </w:r>
+      <w:r>
+        <w:t xml:space="preserve">автомата (доработка 3). Порядок умножения автоматов в цепочке при этом не</w:t>
+      </w:r>
+      <w:r>
+        <w:t xml:space="preserve"> </w:t>
+      </w:r>
+      <w:r>
+        <w:t xml:space="preserve">произволен: он должен быть согласован с отношением опоры на внутреннее</w:t>
+      </w:r>
+      <w:r>
+        <w:t xml:space="preserve"> </w:t>
+      </w:r>
+      <w:r>
+        <w:t xml:space="preserve">состояние между автоматами, а для реакций на адресованные события такое</w:t>
+      </w:r>
+      <w:r>
+        <w:t xml:space="preserve"> </w:t>
+      </w:r>
+      <w:r>
+        <w:t xml:space="preserve">согласование более не требуется.</w:t>
       </w:r>
     </w:p>
     <w:p>
@@ -9799,7 +10540,7 @@
         <w:t xml:space="preserve">оно осталось равным 9.</w:t>
       </w:r>
     </w:p>
-    <w:bookmarkEnd w:id="52"/>
+    <w:bookmarkEnd w:id="53"/>
     <w:sectPr/>
   </w:body>
 </w:document>

--- a/articles/multiply_many_nested/article.docx
+++ b/articles/multiply_many_nested/article.docx
@@ -63,7 +63,7 @@
         <w:pStyle w:val="Date"/>
       </w:pPr>
       <w:r>
-        <w:t xml:space="preserve">2026-10-18</w:t>
+        <w:t xml:space="preserve">2026-10-19</w:t>
       </w:r>
     </w:p>
     <w:p>
@@ -5522,13 +5522,7 @@
         <w:t xml:space="preserve"> </w:t>
       </w:r>
       <w:r>
-        <w:t xml:space="preserve">джекпота», дополнительно адресует отдельное событие завершения выплаты</w:t>
-      </w:r>
-      <w:r>
-        <w:t xml:space="preserve"> </w:t>
-      </w:r>
-      <w:r>
-        <w:t xml:space="preserve">джекпота вложенному автомату</w:t>
+        <w:t xml:space="preserve">джекпота», дополнительно адресует вложенному автомату</w:t>
       </w:r>
       <w:r>
         <w:t xml:space="preserve"> </w:t>
@@ -5551,13 +5545,19 @@
         <w:t xml:space="preserve"> </w:t>
       </w:r>
       <w:r>
-        <w:t xml:space="preserve">– не тем же событием, которым</w:t>
-      </w:r>
-      <w:r>
-        <w:t xml:space="preserve"> </w:t>
-      </w:r>
-      <w:r>
-        <w:t xml:space="preserve">пользуется сам</w:t>
+        <w:t xml:space="preserve">отдельное</w:t>
+      </w:r>
+      <w:r>
+        <w:t xml:space="preserve"> </w:t>
+      </w:r>
+      <w:r>
+        <w:t xml:space="preserve">событие завершения выплаты джекпота – не то же событие, которым</w:t>
+      </w:r>
+      <w:r>
+        <w:t xml:space="preserve"> </w:t>
+      </w:r>
+      <w:r>
+        <w:t xml:space="preserve">пользуется</w:t>
       </w:r>
       <w:r>
         <w:t xml:space="preserve"> </w:t>
@@ -5580,31 +5580,19 @@
         <w:t xml:space="preserve"> </w:t>
       </w:r>
       <w:r>
-        <w:t xml:space="preserve">для этого перехода, а отдельным, объявленным</w:t>
-      </w:r>
-      <w:r>
-        <w:t xml:space="preserve"> </w:t>
-      </w:r>
-      <w:r>
-        <w:t xml:space="preserve">исключительно для доставки этого уведомления. Это сделано не стилистически,</w:t>
-      </w:r>
-      <w:r>
-        <w:t xml:space="preserve"> </w:t>
-      </w:r>
-      <w:r>
-        <w:t xml:space="preserve">а по необходимости: событие, которым заканчивается выплата джекпота,</w:t>
-      </w:r>
-      <w:r>
-        <w:t xml:space="preserve"> </w:t>
-      </w:r>
-      <w:r>
-        <w:t xml:space="preserve">никогда не возникает независимо – оно существует только как часть</w:t>
-      </w:r>
-      <w:r>
-        <w:t xml:space="preserve"> </w:t>
-      </w:r>
-      <w:r>
-        <w:t xml:space="preserve">собственного перехода</w:t>
+        <w:t xml:space="preserve">для этого перехода, а отдельное, объявленное</w:t>
+      </w:r>
+      <w:r>
+        <w:t xml:space="preserve"> </w:t>
+      </w:r>
+      <w:r>
+        <w:t xml:space="preserve">исключительно для доставки этого уведомления. Такое событие никогда не</w:t>
+      </w:r>
+      <w:r>
+        <w:t xml:space="preserve"> </w:t>
+      </w:r>
+      <w:r>
+        <w:t xml:space="preserve">возникает независимо: оно существует только как часть перехода</w:t>
       </w:r>
       <w:r>
         <w:t xml:space="preserve"> </w:t>
@@ -5627,13 +5615,19 @@
         <w:t xml:space="preserve"> </w:t>
       </w:r>
       <w:r>
-        <w:t xml:space="preserve">– и потому не может быть тем общим событием,</w:t>
-      </w:r>
-      <w:r>
-        <w:t xml:space="preserve"> </w:t>
-      </w:r>
-      <w:r>
-        <w:t xml:space="preserve">которое несколько автоматов разделяют напрямую, как это делают</w:t>
+        <w:t xml:space="preserve">и</w:t>
+      </w:r>
+      <w:r>
+        <w:t xml:space="preserve"> </w:t>
+      </w:r>
+      <w:r>
+        <w:t xml:space="preserve">поэтому не может быть общим событием, которое автоматы разделяют</w:t>
+      </w:r>
+      <w:r>
+        <w:t xml:space="preserve"> </w:t>
+      </w:r>
+      <w:r>
+        <w:t xml:space="preserve">напрямую, как это делают</w:t>
       </w:r>
       <w:r>
         <w:t xml:space="preserve"> </w:t>
@@ -5679,25 +5673,19 @@
         <w:t xml:space="preserve"> </w:t>
       </w:r>
       <w:r>
-        <w:t xml:space="preserve">в состоянии «Игра» с общим, действительно независимо возникающим</w:t>
-      </w:r>
-      <w:r>
-        <w:t xml:space="preserve"> </w:t>
-      </w:r>
-      <w:r>
-        <w:t xml:space="preserve">событием остановки третьего барабана. Причина, по которой разделять такое</w:t>
-      </w:r>
-      <w:r>
-        <w:t xml:space="preserve"> </w:t>
-      </w:r>
-      <w:r>
-        <w:t xml:space="preserve">событие напрямую небезопасно, разбирается в доработке 3</w:t>
-      </w:r>
-      <w:r>
-        <w:t xml:space="preserve"> </w:t>
-      </w:r>
-      <w:r>
-        <w:t xml:space="preserve">(раздел </w:t>
+        <w:t xml:space="preserve">с независимо возникающим событием</w:t>
+      </w:r>
+      <w:r>
+        <w:t xml:space="preserve"> </w:t>
+      </w:r>
+      <w:r>
+        <w:t xml:space="preserve">остановки третьего барабана в состоянии «Игра». Причина объяснена в</w:t>
+      </w:r>
+      <w:r>
+        <w:t xml:space="preserve"> </w:t>
+      </w:r>
+      <w:r>
+        <w:t xml:space="preserve">доработке 3 (раздел </w:t>
       </w:r>
       <w:hyperlink w:anchor="sec:fixes">
         <w:r>
@@ -6488,13 +6476,13 @@
         <w:pStyle w:val="BodyText"/>
       </w:pPr>
       <w:r>
-        <w:t xml:space="preserve">Первые два самоперехода – реакция на нажатие кнопки «Игра» и на выдачу</w:t>
-      </w:r>
-      <w:r>
-        <w:t xml:space="preserve"> </w:t>
-      </w:r>
-      <w:r>
-        <w:t xml:space="preserve">жетона – реагируют на события, которые</w:t>
+        <w:t xml:space="preserve">Первые два самоперехода реагируют на независимо возникающие события среды,</w:t>
+      </w:r>
+      <w:r>
+        <w:t xml:space="preserve"> </w:t>
+      </w:r>
+      <w:r>
+        <w:t xml:space="preserve">объявленные</w:t>
       </w:r>
       <w:r>
         <w:t xml:space="preserve"> </w:t>
@@ -6514,34 +6502,13 @@
         </m:sSub>
       </m:oMath>
       <w:r>
-        <w:t xml:space="preserve"> </w:t>
-      </w:r>
-      <w:r>
-        <w:t xml:space="preserve">объявляет как настоящие,</w:t>
-      </w:r>
-      <w:r>
-        <w:t xml:space="preserve"> </w:t>
-      </w:r>
-      <w:r>
-        <w:t xml:space="preserve">независимо возникающие события среды, и поэтому могут быть разделены</w:t>
-      </w:r>
-      <w:r>
-        <w:t xml:space="preserve"> </w:t>
-      </w:r>
-      <w:r>
-        <w:t xml:space="preserve">вложенным автоматом напрямую, тем же событием, без какого-либо</w:t>
-      </w:r>
-      <w:r>
-        <w:t xml:space="preserve"> </w:t>
-      </w:r>
-      <w:r>
-        <w:t xml:space="preserve">промежуточного механизма. Каждый из этих двух самопереходов дополнительно</w:t>
-      </w:r>
-      <w:r>
-        <w:t xml:space="preserve"> </w:t>
-      </w:r>
-      <w:r>
-        <w:t xml:space="preserve">проверяет гвард на состояние автомата</w:t>
+        <w:t xml:space="preserve">, и поэтому разделяются вложенным автоматом напрямую, тем</w:t>
+      </w:r>
+      <w:r>
+        <w:t xml:space="preserve"> </w:t>
+      </w:r>
+      <w:r>
+        <w:t xml:space="preserve">же событием. Каждый из них дополнительно проверяет гвард на состояние</w:t>
       </w:r>
       <w:r>
         <w:t xml:space="preserve"> </w:t>
@@ -6561,7 +6528,19 @@
         </m:sSub>
       </m:oMath>
       <w:r>
-        <w:t xml:space="preserve">, в состояние которого</w:t>
+        <w:t xml:space="preserve">: вложенность в алгоритме отмечает только факт вложения в состояние,</w:t>
+      </w:r>
+      <w:r>
+        <w:t xml:space="preserve"> </w:t>
+      </w:r>
+      <w:r>
+        <w:t xml:space="preserve">но не место вложения, поэтому без гварда реакция, предназначенная для</w:t>
+      </w:r>
+      <w:r>
+        <w:t xml:space="preserve"> </w:t>
+      </w:r>
+      <w:r>
+        <w:t xml:space="preserve">«Выдача жетона», была бы достижима и в «Игра», поскольку</w:t>
       </w:r>
       <w:r>
         <w:t xml:space="preserve"> </w:t>
@@ -6584,37 +6563,19 @@
         <w:t xml:space="preserve"> </w:t>
       </w:r>
       <w:r>
-        <w:t xml:space="preserve">вложен в соответствующем месте. Необходимость этого гварда – следствие</w:t>
-      </w:r>
-      <w:r>
-        <w:t xml:space="preserve"> </w:t>
-      </w:r>
-      <w:r>
-        <w:t xml:space="preserve">того, что отношение вложенности в данном алгоритме указывает лишь факт</w:t>
-      </w:r>
-      <w:r>
-        <w:t xml:space="preserve"> </w:t>
-      </w:r>
-      <w:r>
-        <w:t xml:space="preserve">вложенности в состояние, но не различает, через какое из нескольких мест</w:t>
-      </w:r>
-      <w:r>
-        <w:t xml:space="preserve"> </w:t>
-      </w:r>
-      <w:r>
-        <w:t xml:space="preserve">вложения автомат на самом деле достиг этого состояния: без гварда, например,</w:t>
-      </w:r>
-      <w:r>
-        <w:t xml:space="preserve"> </w:t>
-      </w:r>
-      <w:r>
-        <w:t xml:space="preserve">реакция, предназначенная для состояния «Выдача жетона», была бы точно так же</w:t>
-      </w:r>
-      <w:r>
-        <w:t xml:space="preserve"> </w:t>
-      </w:r>
-      <w:r>
-        <w:t xml:space="preserve">достижима и в состоянии «Игра», поскольку</w:t>
+        <w:t xml:space="preserve">вложен и</w:t>
+      </w:r>
+      <w:r>
+        <w:t xml:space="preserve"> </w:t>
+      </w:r>
+      <w:r>
+        <w:t xml:space="preserve">туда тоже, хотя там это событие не возникает. Гвард ограничивает</w:t>
+      </w:r>
+      <w:r>
+        <w:t xml:space="preserve"> </w:t>
+      </w:r>
+      <w:r>
+        <w:t xml:space="preserve">срабатывание тем состоянием</w:t>
       </w:r>
       <w:r>
         <w:t xml:space="preserve"> </w:t>
@@ -6628,34 +6589,19 @@
           </m:e>
           <m:sub>
             <m:r>
-              <m:t>4</m:t>
+              <m:t>0</m:t>
             </m:r>
           </m:sub>
         </m:sSub>
       </m:oMath>
       <w:r>
-        <w:t xml:space="preserve"> </w:t>
-      </w:r>
-      <w:r>
-        <w:t xml:space="preserve">вложен и туда тоже, хотя в</w:t>
-      </w:r>
-      <w:r>
-        <w:t xml:space="preserve"> </w:t>
-      </w:r>
-      <w:r>
-        <w:t xml:space="preserve">реальной системе событие, вызывающее эту реакцию, в состоянии «Игра»</w:t>
-      </w:r>
-      <w:r>
-        <w:t xml:space="preserve"> </w:t>
-      </w:r>
-      <w:r>
-        <w:t xml:space="preserve">возникнуть не может. Гвард ограничивает срабатывание именно тем состоянием</w:t>
-      </w:r>
-      <w:r>
-        <w:t xml:space="preserve"> </w:t>
-      </w:r>
-      <w:r>
-        <w:t xml:space="preserve">родителя, ради которого соответствующее место вложения было введено.</w:t>
+        <w:t xml:space="preserve">, ради которого введено соответствующее</w:t>
+      </w:r>
+      <w:r>
+        <w:t xml:space="preserve"> </w:t>
+      </w:r>
+      <w:r>
+        <w:t xml:space="preserve">место вложения.</w:t>
       </w:r>
     </w:p>
     <w:p>
@@ -6663,13 +6609,13 @@
         <w:pStyle w:val="BodyText"/>
       </w:pPr>
       <w:r>
-        <w:t xml:space="preserve">Третий самопереход – реакция на завершение выплаты джекпота – устроен</w:t>
-      </w:r>
-      <w:r>
-        <w:t xml:space="preserve"> </w:t>
-      </w:r>
-      <w:r>
-        <w:t xml:space="preserve">иначе и гварда не проверяет. Он реагирует на отдельное событие, которое</w:t>
+        <w:t xml:space="preserve">Третий самопереход устроен иначе и гварда не проверяет: он реагирует на</w:t>
+      </w:r>
+      <w:r>
+        <w:t xml:space="preserve"> </w:t>
+      </w:r>
+      <w:r>
+        <w:t xml:space="preserve">отдельное событие, которое</w:t>
       </w:r>
       <w:r>
         <w:t xml:space="preserve"> </w:t>
@@ -6692,7 +6638,7 @@
         <w:t xml:space="preserve"> </w:t>
       </w:r>
       <w:r>
-        <w:t xml:space="preserve">явно адресует</w:t>
+        <w:t xml:space="preserve">адресует</w:t>
       </w:r>
       <w:r>
         <w:t xml:space="preserve"> </w:t>
@@ -6715,13 +6661,31 @@
         <w:t xml:space="preserve"> </w:t>
       </w:r>
       <w:r>
-        <w:t xml:space="preserve">среди результатов собственного перехода (раздел</w:t>
-      </w:r>
-      <w:r>
-        <w:t xml:space="preserve"> </w:t>
-      </w:r>
-      <w:r>
-        <w:t xml:space="preserve">«Автомат 4»), а не на то событие, которым пользуется сам</w:t>
+        <w:t xml:space="preserve">среди результатов перехода</w:t>
+      </w:r>
+      <w:r>
+        <w:t xml:space="preserve"> </w:t>
+      </w:r>
+      <w:r>
+        <w:t xml:space="preserve">(раздел «Автомат 4»), а не на событие перехода. Причина – в том,</w:t>
+      </w:r>
+      <w:r>
+        <w:t xml:space="preserve"> </w:t>
+      </w:r>
+      <w:r>
+        <w:t xml:space="preserve">что завершение выплаты джекпота, в отличие от нажатия кнопки или выдачи</w:t>
+      </w:r>
+      <w:r>
+        <w:t xml:space="preserve"> </w:t>
+      </w:r>
+      <w:r>
+        <w:t xml:space="preserve">жетона, никогда не возникает независимо: оно существует только как часть</w:t>
+      </w:r>
+      <w:r>
+        <w:t xml:space="preserve"> </w:t>
+      </w:r>
+      <w:r>
+        <w:t xml:space="preserve">перехода</w:t>
       </w:r>
       <w:r>
         <w:t xml:space="preserve"> </w:t>
@@ -6741,31 +6705,7 @@
         </m:sSub>
       </m:oMath>
       <w:r>
-        <w:t xml:space="preserve">. Причина</w:t>
-      </w:r>
-      <w:r>
-        <w:t xml:space="preserve"> </w:t>
-      </w:r>
-      <w:r>
-        <w:t xml:space="preserve">отказа от прямого разделения общего события – в том, что завершение</w:t>
-      </w:r>
-      <w:r>
-        <w:t xml:space="preserve"> </w:t>
-      </w:r>
-      <w:r>
-        <w:t xml:space="preserve">выплаты джекпота, в отличие от нажатия кнопки или выдачи жетона, никогда не</w:t>
-      </w:r>
-      <w:r>
-        <w:t xml:space="preserve"> </w:t>
-      </w:r>
-      <w:r>
-        <w:t xml:space="preserve">возникает независимо: оно существует только как часть единственного</w:t>
-      </w:r>
-      <w:r>
-        <w:t xml:space="preserve"> </w:t>
-      </w:r>
-      <w:r>
-        <w:t xml:space="preserve">перехода</w:t>
+        <w:t xml:space="preserve">. Прямая реакция</w:t>
       </w:r>
       <w:r>
         <w:t xml:space="preserve"> </w:t>
@@ -6779,13 +6719,22 @@
           </m:e>
           <m:sub>
             <m:r>
-              <m:t>3</m:t>
+              <m:t>4</m:t>
             </m:r>
           </m:sub>
         </m:sSub>
       </m:oMath>
       <w:r>
-        <w:t xml:space="preserve">. Если бы</w:t>
+        <w:t xml:space="preserve"> </w:t>
+      </w:r>
+      <w:r>
+        <w:t xml:space="preserve">на это событие сделала бы его</w:t>
+      </w:r>
+      <w:r>
+        <w:t xml:space="preserve"> </w:t>
+      </w:r>
+      <w:r>
+        <w:t xml:space="preserve">ошибочно независимо достижимым и привела бы к переходу</w:t>
       </w:r>
       <w:r>
         <w:t xml:space="preserve"> </w:t>
@@ -6808,13 +6757,13 @@
         <w:t xml:space="preserve"> </w:t>
       </w:r>
       <w:r>
-        <w:t xml:space="preserve">был объявлен реагирующим на это же событие</w:t>
-      </w:r>
-      <w:r>
-        <w:t xml:space="preserve"> </w:t>
-      </w:r>
-      <w:r>
-        <w:t xml:space="preserve">напрямую – по аналогии с первыми двумя самопереходами, – факт вложенности</w:t>
+        <w:t xml:space="preserve">без</w:t>
+      </w:r>
+      <w:r>
+        <w:t xml:space="preserve"> </w:t>
+      </w:r>
+      <w:r>
+        <w:t xml:space="preserve">соответствующего перехода</w:t>
       </w:r>
       <w:r>
         <w:t xml:space="preserve"> </w:t>
@@ -6828,7 +6777,7 @@
           </m:e>
           <m:sub>
             <m:r>
-              <m:t>4</m:t>
+              <m:t>3</m:t>
             </m:r>
           </m:sub>
         </m:sSub>
@@ -6837,68 +6786,13 @@
         <w:t xml:space="preserve"> </w:t>
       </w:r>
       <w:r>
-        <w:t xml:space="preserve">в «Выплата джекпота» сделал бы это событие ошибочно независимо</w:t>
-      </w:r>
-      <w:r>
-        <w:t xml:space="preserve"> </w:t>
-      </w:r>
-      <w:r>
-        <w:t xml:space="preserve">достижимым: построитель произведения допустил бы его как самостоятельный</w:t>
-      </w:r>
-      <w:r>
-        <w:t xml:space="preserve"> </w:t>
-      </w:r>
-      <w:r>
-        <w:t xml:space="preserve">переход</w:t>
-      </w:r>
-      <w:r>
-        <w:t xml:space="preserve"> </w:t>
-      </w:r>
-      <m:oMath>
-        <m:sSub>
-          <m:e>
-            <m:r>
-              <m:t>A</m:t>
-            </m:r>
-          </m:e>
-          <m:sub>
-            <m:r>
-              <m:t>4</m:t>
-            </m:r>
-          </m:sub>
-        </m:sSub>
-      </m:oMath>
-      <w:r>
-        <w:t xml:space="preserve">, в котором сам</w:t>
-      </w:r>
-      <w:r>
-        <w:t xml:space="preserve"> </w:t>
-      </w:r>
-      <m:oMath>
-        <m:sSub>
-          <m:e>
-            <m:r>
-              <m:t>A</m:t>
-            </m:r>
-          </m:e>
-          <m:sub>
-            <m:r>
-              <m:t>3</m:t>
-            </m:r>
-          </m:sub>
-        </m:sSub>
-      </m:oMath>
-      <w:r>
-        <w:t xml:space="preserve"> </w:t>
-      </w:r>
-      <w:r>
-        <w:t xml:space="preserve">не совершает своего перехода. Это и есть</w:t>
-      </w:r>
-      <w:r>
-        <w:t xml:space="preserve"> </w:t>
-      </w:r>
-      <w:r>
-        <w:t xml:space="preserve">доработка 3, описанная в разделе </w:t>
+        <w:t xml:space="preserve">– ошибке, устранённой доработкой 3</w:t>
+      </w:r>
+      <w:r>
+        <w:t xml:space="preserve"> </w:t>
+      </w:r>
+      <w:r>
+        <w:t xml:space="preserve">(раздел </w:t>
       </w:r>
       <w:hyperlink w:anchor="sec:fixes">
         <w:r>
@@ -6909,7 +6803,7 @@
         </w:r>
       </w:hyperlink>
       <w:r>
-        <w:t xml:space="preserve">.</w:t>
+        <w:t xml:space="preserve">).</w:t>
       </w:r>
     </w:p>
     <w:bookmarkEnd w:id="41"/>
@@ -6947,19 +6841,19 @@
         <w:t xml:space="preserve"> </w:t>
       </w:r>
       <w:r>
-        <w:t xml:space="preserve">Проверка гварда, ссылающегося на состояние другого автомата,</w:t>
-      </w:r>
-      <w:r>
-        <w:t xml:space="preserve"> </w:t>
-      </w:r>
-      <w:r>
-        <w:t xml:space="preserve">использовала номер состояния этого автомата в уже построенном составном</w:t>
-      </w:r>
-      <w:r>
-        <w:t xml:space="preserve"> </w:t>
-      </w:r>
-      <w:r>
-        <w:t xml:space="preserve">автомате-произведении.</w:t>
+        <w:t xml:space="preserve">Гвард, ссылающийся на состояние другого автомата,</w:t>
+      </w:r>
+      <w:r>
+        <w:t xml:space="preserve"> </w:t>
+      </w:r>
+      <w:r>
+        <w:t xml:space="preserve">проверялся по номеру состояния этого автомата в уже построенном составном</w:t>
+      </w:r>
+      <w:r>
+        <w:t xml:space="preserve"> </w:t>
+      </w:r>
+      <w:r>
+        <w:t xml:space="preserve">автомате.</w:t>
       </w:r>
     </w:p>
     <w:p>
@@ -6977,61 +6871,49 @@
         <w:t xml:space="preserve"> </w:t>
       </w:r>
       <w:r>
-        <w:t xml:space="preserve">После объединения двух состояний в одно</w:t>
-      </w:r>
-      <w:r>
-        <w:t xml:space="preserve"> </w:t>
-      </w:r>
-      <w:r>
-        <w:t xml:space="preserve">состояние произведения собственные номера состояний каждого отдельного</w:t>
-      </w:r>
-      <w:r>
-        <w:t xml:space="preserve"> </w:t>
-      </w:r>
-      <w:r>
-        <w:t xml:space="preserve">автомата перестают однозначно определяться номером состояния произведения,</w:t>
-      </w:r>
-      <w:r>
-        <w:t xml:space="preserve"> </w:t>
-      </w:r>
-      <w:r>
-        <w:t xml:space="preserve">поэтому гвард, ссылающийся на состояние автомата, уже участвовавшего в</w:t>
-      </w:r>
-      <w:r>
-        <w:t xml:space="preserve"> </w:t>
-      </w:r>
-      <w:r>
-        <w:t xml:space="preserve">слиянии, не может быть корректно проверен. Из-за этого в состояние можно</w:t>
-      </w:r>
-      <w:r>
-        <w:t xml:space="preserve"> </w:t>
-      </w:r>
-      <w:r>
-        <w:t xml:space="preserve">было вложить только один автомат (ограничение 1): как только в одном</w:t>
-      </w:r>
-      <w:r>
-        <w:t xml:space="preserve"> </w:t>
-      </w:r>
-      <w:r>
-        <w:t xml:space="preserve">состоянии оказывались два вложенных автомата, гварды, различающие их</w:t>
-      </w:r>
-      <w:r>
-        <w:t xml:space="preserve"> </w:t>
-      </w:r>
-      <w:r>
-        <w:t xml:space="preserve">комбинации, переставали быть проверяемыми. По той же причине один и тот же</w:t>
-      </w:r>
-      <w:r>
-        <w:t xml:space="preserve"> </w:t>
-      </w:r>
-      <w:r>
-        <w:t xml:space="preserve">автомат нельзя было вложить более чем в одно состояние родителя</w:t>
-      </w:r>
-      <w:r>
-        <w:t xml:space="preserve"> </w:t>
-      </w:r>
-      <w:r>
-        <w:t xml:space="preserve">(ограничение 2).</w:t>
+        <w:t xml:space="preserve">После объединения двух состояний в одно номера</w:t>
+      </w:r>
+      <w:r>
+        <w:t xml:space="preserve"> </w:t>
+      </w:r>
+      <w:r>
+        <w:t xml:space="preserve">состояний отдельных автоматов перестают однозначно определяться номером</w:t>
+      </w:r>
+      <w:r>
+        <w:t xml:space="preserve"> </w:t>
+      </w:r>
+      <w:r>
+        <w:t xml:space="preserve">состояния произведения, поэтому гвард, ссылающийся на автомат, уже</w:t>
+      </w:r>
+      <w:r>
+        <w:t xml:space="preserve"> </w:t>
+      </w:r>
+      <w:r>
+        <w:t xml:space="preserve">участвовавший в слиянии, нельзя было корректно проверить. Из-за этого в</w:t>
+      </w:r>
+      <w:r>
+        <w:t xml:space="preserve"> </w:t>
+      </w:r>
+      <w:r>
+        <w:t xml:space="preserve">состояние допускался только один вложенный автомат (ограничение 1): при</w:t>
+      </w:r>
+      <w:r>
+        <w:t xml:space="preserve"> </w:t>
+      </w:r>
+      <w:r>
+        <w:t xml:space="preserve">двух вложенных автоматах гварды, различающие их комбинации, становились</w:t>
+      </w:r>
+      <w:r>
+        <w:t xml:space="preserve"> </w:t>
+      </w:r>
+      <w:r>
+        <w:t xml:space="preserve">непроверяемыми. По той же причине один автомат нельзя было вложить более</w:t>
+      </w:r>
+      <w:r>
+        <w:t xml:space="preserve"> </w:t>
+      </w:r>
+      <w:r>
+        <w:t xml:space="preserve">чем в одно состояние родителя (ограничение 2).</w:t>
       </w:r>
     </w:p>
     <w:p>
@@ -7049,124 +6931,49 @@
         <w:t xml:space="preserve"> </w:t>
       </w:r>
       <w:r>
-        <w:t xml:space="preserve">Каждому состоянию произведения дополнительно</w:t>
-      </w:r>
-      <w:r>
-        <w:t xml:space="preserve"> </w:t>
-      </w:r>
-      <w:r>
-        <w:t xml:space="preserve">сопоставляется отображение, которое каждому когда-либо участвовавшему в</w:t>
-      </w:r>
-      <w:r>
-        <w:t xml:space="preserve"> </w:t>
-      </w:r>
-      <w:r>
-        <w:t xml:space="preserve">умножении автомату ставит в соответствие его собственное (а не составное)</w:t>
-      </w:r>
-      <w:r>
-        <w:t xml:space="preserve"> </w:t>
-      </w:r>
-      <w:r>
-        <w:t xml:space="preserve">состояние. При объединении двух состояний в одно такие отображения</w:t>
-      </w:r>
-      <w:r>
-        <w:t xml:space="preserve"> </w:t>
-      </w:r>
-      <w:r>
-        <w:t xml:space="preserve">объединяются, поэтому информация не теряется при последовательном</w:t>
-      </w:r>
-      <w:r>
-        <w:t xml:space="preserve"> </w:t>
-      </w:r>
-      <w:r>
-        <w:t xml:space="preserve">умножении цепочки автоматов. Проверка гварда обращается к этому</w:t>
-      </w:r>
-      <w:r>
-        <w:t xml:space="preserve"> </w:t>
-      </w:r>
-      <w:r>
-        <w:t xml:space="preserve">отображению, а не к номеру состояния произведения, и поэтому перестаёт</w:t>
-      </w:r>
-      <w:r>
-        <w:t xml:space="preserve"> </w:t>
-      </w:r>
-      <w:r>
-        <w:t xml:space="preserve">зависеть от того, сколько автоматов вложено в одно состояние (случай 2,</w:t>
-      </w:r>
-      <w:r>
-        <w:t xml:space="preserve"> </w:t>
-      </w:r>
-      <m:oMath>
-        <m:sSub>
-          <m:e>
-            <m:r>
-              <m:t>A</m:t>
-            </m:r>
-          </m:e>
-          <m:sub>
-            <m:r>
-              <m:t>2</m:t>
-            </m:r>
-          </m:sub>
-        </m:sSub>
-      </m:oMath>
-      <w:r>
-        <w:t xml:space="preserve"> </w:t>
-      </w:r>
-      <w:r>
-        <w:t xml:space="preserve">и</w:t>
-      </w:r>
-      <w:r>
-        <w:t xml:space="preserve"> </w:t>
-      </w:r>
-      <m:oMath>
-        <m:sSub>
-          <m:e>
-            <m:r>
-              <m:t>A</m:t>
-            </m:r>
-          </m:e>
-          <m:sub>
-            <m:r>
-              <m:t>3</m:t>
-            </m:r>
-          </m:sub>
-        </m:sSub>
-      </m:oMath>
-      <w:r>
-        <w:t xml:space="preserve"> </w:t>
-      </w:r>
-      <w:r>
-        <w:t xml:space="preserve">вместе в «Игра») и в сколько состояний вложен один и тот же</w:t>
-      </w:r>
-      <w:r>
-        <w:t xml:space="preserve"> </w:t>
-      </w:r>
-      <w:r>
-        <w:t xml:space="preserve">автомат (случай 3,</w:t>
-      </w:r>
-      <w:r>
-        <w:t xml:space="preserve"> </w:t>
-      </w:r>
-      <m:oMath>
-        <m:sSub>
-          <m:e>
-            <m:r>
-              <m:t>A</m:t>
-            </m:r>
-          </m:e>
-          <m:sub>
-            <m:r>
-              <m:t>4</m:t>
-            </m:r>
-          </m:sub>
-        </m:sSub>
-      </m:oMath>
-      <w:r>
-        <w:t xml:space="preserve"> </w:t>
-      </w:r>
-      <w:r>
-        <w:t xml:space="preserve">в трёх состояниях).</w:t>
+        <w:t xml:space="preserve">Каждому состоянию произведения сопоставлено</w:t>
+      </w:r>
+      <w:r>
+        <w:t xml:space="preserve"> </w:t>
+      </w:r>
+      <w:r>
+        <w:t xml:space="preserve">отображение, ставящее в соответствие каждому участвовавшему в умножении</w:t>
+      </w:r>
+      <w:r>
+        <w:t xml:space="preserve"> </w:t>
+      </w:r>
+      <w:r>
+        <w:t xml:space="preserve">автомату его собственное состояние. При объединении состояний такие</w:t>
+      </w:r>
+      <w:r>
+        <w:t xml:space="preserve"> </w:t>
+      </w:r>
+      <w:r>
+        <w:t xml:space="preserve">отображения объединяются, поэтому информация не теряется при умножении</w:t>
+      </w:r>
+      <w:r>
+        <w:t xml:space="preserve"> </w:t>
+      </w:r>
+      <w:r>
+        <w:t xml:space="preserve">цепочки автоматов. Гвард теперь проверяется по этому отображению, а не по</w:t>
+      </w:r>
+      <w:r>
+        <w:t xml:space="preserve"> </w:t>
+      </w:r>
+      <w:r>
+        <w:t xml:space="preserve">номеру состояния произведения, и не зависит ни от числа автоматов,</w:t>
+      </w:r>
+      <w:r>
+        <w:t xml:space="preserve"> </w:t>
+      </w:r>
+      <w:r>
+        <w:t xml:space="preserve">вложенных в одно состояние (случай 2), ни от числа состояний, в которые</w:t>
+      </w:r>
+      <w:r>
+        <w:t xml:space="preserve"> </w:t>
+      </w:r>
+      <w:r>
+        <w:t xml:space="preserve">вложен один автомат (случай 3).</w:t>
       </w:r>
     </w:p>
     <w:bookmarkEnd w:id="43"/>
@@ -7194,25 +7001,19 @@
         <w:t xml:space="preserve"> </w:t>
       </w:r>
       <w:r>
-        <w:t xml:space="preserve">При формировании нового состояния произведения множество</w:t>
-      </w:r>
-      <w:r>
-        <w:t xml:space="preserve"> </w:t>
-      </w:r>
-      <w:r>
-        <w:t xml:space="preserve">автоматов, вложенных в это состояние, вычислялось как объединение</w:t>
-      </w:r>
-      <w:r>
-        <w:t xml:space="preserve"> </w:t>
-      </w:r>
-      <w:r>
-        <w:t xml:space="preserve">аналогичных множеств обоих перемножаемых операндов, без каких-либо</w:t>
-      </w:r>
-      <w:r>
-        <w:t xml:space="preserve"> </w:t>
-      </w:r>
-      <w:r>
-        <w:t xml:space="preserve">условий.</w:t>
+        <w:t xml:space="preserve">Множество автоматов, вложенных в новое состояние</w:t>
+      </w:r>
+      <w:r>
+        <w:t xml:space="preserve"> </w:t>
+      </w:r>
+      <w:r>
+        <w:t xml:space="preserve">произведения, вычислялось как объединение таких же множеств обоих</w:t>
+      </w:r>
+      <w:r>
+        <w:t xml:space="preserve"> </w:t>
+      </w:r>
+      <w:r>
+        <w:t xml:space="preserve">операндов, без дополнительных условий.</w:t>
       </w:r>
     </w:p>
     <w:p>
@@ -7230,37 +7031,25 @@
         <w:t xml:space="preserve"> </w:t>
       </w:r>
       <w:r>
-        <w:t xml:space="preserve">Пока только один из пары перемножаемых</w:t>
-      </w:r>
-      <w:r>
-        <w:t xml:space="preserve"> </w:t>
-      </w:r>
-      <w:r>
-        <w:t xml:space="preserve">автоматов мог иметь непустое такое множество (ограничение 3), эта схема</w:t>
-      </w:r>
-      <w:r>
-        <w:t xml:space="preserve"> </w:t>
-      </w:r>
-      <w:r>
-        <w:t xml:space="preserve">работала корректно: присоединяемый автомат не вносил в объединение ничего</w:t>
-      </w:r>
-      <w:r>
-        <w:t xml:space="preserve"> </w:t>
-      </w:r>
-      <w:r>
-        <w:t xml:space="preserve">нового. Но как только оба операнда одновременно обладают непустыми</w:t>
-      </w:r>
-      <w:r>
-        <w:t xml:space="preserve"> </w:t>
-      </w:r>
-      <w:r>
-        <w:t xml:space="preserve">множествами вложенных автоматов – что происходит при перемножении</w:t>
-      </w:r>
-      <w:r>
-        <w:t xml:space="preserve"> </w:t>
-      </w:r>
-      <w:r>
-        <w:t xml:space="preserve">автоматов, вложенных друг в друга на двух уровнях одновременно (случай 4:</w:t>
+        <w:t xml:space="preserve">Пока непустым это множество могло быть только у</w:t>
+      </w:r>
+      <w:r>
+        <w:t xml:space="preserve"> </w:t>
+      </w:r>
+      <w:r>
+        <w:t xml:space="preserve">одного из двух операндов (ограничение 3), схема работала корректно. Но при</w:t>
+      </w:r>
+      <w:r>
+        <w:t xml:space="preserve"> </w:t>
+      </w:r>
+      <w:r>
+        <w:t xml:space="preserve">перемножении автоматов, вложенных друг в друга на двух уровнях одновременно</w:t>
+      </w:r>
+      <w:r>
+        <w:t xml:space="preserve"> </w:t>
+      </w:r>
+      <w:r>
+        <w:t xml:space="preserve">(случай 4:</w:t>
       </w:r>
       <w:r>
         <w:t xml:space="preserve"> </w:t>
@@ -7303,7 +7092,10 @@
         </m:sSub>
       </m:oMath>
       <w:r>
-        <w:t xml:space="preserve">, одновременно сам являясь вложенным в</w:t>
+        <w:t xml:space="preserve"> </w:t>
+      </w:r>
+      <w:r>
+        <w:t xml:space="preserve">и сам вложен в</w:t>
       </w:r>
       <w:r>
         <w:t xml:space="preserve"> </w:t>
@@ -7323,43 +7115,37 @@
         </m:sSub>
       </m:oMath>
       <w:r>
-        <w:t xml:space="preserve">), –</w:t>
-      </w:r>
-      <w:r>
-        <w:t xml:space="preserve"> </w:t>
-      </w:r>
-      <w:r>
-        <w:t xml:space="preserve">второй операнд вносит в объединение своё множество вложенных автоматов</w:t>
-      </w:r>
-      <w:r>
-        <w:t xml:space="preserve"> </w:t>
-      </w:r>
-      <w:r>
-        <w:t xml:space="preserve">безусловно, даже если сам он в текущем состоянии произведения не находится</w:t>
-      </w:r>
-      <w:r>
-        <w:t xml:space="preserve"> </w:t>
-      </w:r>
-      <w:r>
-        <w:t xml:space="preserve">в том состоянии, которое объявляет эту вложенность. Из-за этого автомат,</w:t>
-      </w:r>
-      <w:r>
-        <w:t xml:space="preserve"> </w:t>
-      </w:r>
-      <w:r>
-        <w:t xml:space="preserve">вложенный во вложенный автомат, ошибочно становится достижимым из любого</w:t>
-      </w:r>
-      <w:r>
-        <w:t xml:space="preserve"> </w:t>
-      </w:r>
-      <w:r>
-        <w:t xml:space="preserve">состояния внешнего родителя, а не только из тех состояний, где он</w:t>
-      </w:r>
-      <w:r>
-        <w:t xml:space="preserve"> </w:t>
-      </w:r>
-      <w:r>
-        <w:t xml:space="preserve">действительно вложен.</w:t>
+        <w:t xml:space="preserve">), оба операнда</w:t>
+      </w:r>
+      <w:r>
+        <w:t xml:space="preserve"> </w:t>
+      </w:r>
+      <w:r>
+        <w:t xml:space="preserve">одновременно имеют непустые множества вложенных автоматов. Второй операнд</w:t>
+      </w:r>
+      <w:r>
+        <w:t xml:space="preserve"> </w:t>
+      </w:r>
+      <w:r>
+        <w:t xml:space="preserve">вносит своё множество в объединение безусловно, даже если не находится в</w:t>
+      </w:r>
+      <w:r>
+        <w:t xml:space="preserve"> </w:t>
+      </w:r>
+      <w:r>
+        <w:t xml:space="preserve">состоянии, которое объявляет эту вложенность. Из-за этого автомат, вложенный</w:t>
+      </w:r>
+      <w:r>
+        <w:t xml:space="preserve"> </w:t>
+      </w:r>
+      <w:r>
+        <w:t xml:space="preserve">во вложенный автомат, становился достижимым из любого состояния внешнего</w:t>
+      </w:r>
+      <w:r>
+        <w:t xml:space="preserve"> </w:t>
+      </w:r>
+      <w:r>
+        <w:t xml:space="preserve">родителя, а не только из тех состояний, где он действительно вложен.</w:t>
       </w:r>
     </w:p>
     <w:p>
@@ -7377,43 +7163,43 @@
         <w:t xml:space="preserve"> </w:t>
       </w:r>
       <w:r>
-        <w:t xml:space="preserve">Вклад множества вложенных автоматов одного</w:t>
-      </w:r>
-      <w:r>
-        <w:t xml:space="preserve"> </w:t>
-      </w:r>
-      <w:r>
-        <w:t xml:space="preserve">операнда в объединение учитывается, только если этот операнд сам хотя бы в</w:t>
-      </w:r>
-      <w:r>
-        <w:t xml:space="preserve"> </w:t>
-      </w:r>
-      <w:r>
-        <w:t xml:space="preserve">одном из своих состояний объявляется вложенным автоматом второго операнда,</w:t>
-      </w:r>
-      <w:r>
-        <w:t xml:space="preserve"> </w:t>
-      </w:r>
-      <w:r>
-        <w:t xml:space="preserve">и в этом случае – только пока второй операнд сейчас находится именно в</w:t>
-      </w:r>
-      <w:r>
-        <w:t xml:space="preserve"> </w:t>
-      </w:r>
-      <w:r>
-        <w:t xml:space="preserve">том состоянии, которое объявляет эту вложенность. Для пары автоматов, не</w:t>
-      </w:r>
-      <w:r>
-        <w:t xml:space="preserve"> </w:t>
-      </w:r>
-      <w:r>
-        <w:t xml:space="preserve">связанных отношением вложенности, проверка не меняет результат: собственное</w:t>
-      </w:r>
-      <w:r>
-        <w:t xml:space="preserve"> </w:t>
-      </w:r>
-      <w:r>
-        <w:t xml:space="preserve">множество вложенных автоматов учитывается, как и прежде, безусловно.</w:t>
+        <w:t xml:space="preserve">Множество вложенных автоматов одного операнда</w:t>
+      </w:r>
+      <w:r>
+        <w:t xml:space="preserve"> </w:t>
+      </w:r>
+      <w:r>
+        <w:t xml:space="preserve">учитывается в объединении, только если этот операнд сам объявлен вложенным</w:t>
+      </w:r>
+      <w:r>
+        <w:t xml:space="preserve"> </w:t>
+      </w:r>
+      <w:r>
+        <w:t xml:space="preserve">автоматом второго операнда хотя бы в одном состоянии, и в этом случае –</w:t>
+      </w:r>
+      <w:r>
+        <w:t xml:space="preserve"> </w:t>
+      </w:r>
+      <w:r>
+        <w:t xml:space="preserve">только пока второй операнд находится именно в этом состоянии. Для</w:t>
+      </w:r>
+      <w:r>
+        <w:t xml:space="preserve"> </w:t>
+      </w:r>
+      <w:r>
+        <w:t xml:space="preserve">автоматов, не связанных отношением вложенности, проверка результат не</w:t>
+      </w:r>
+      <w:r>
+        <w:t xml:space="preserve"> </w:t>
+      </w:r>
+      <w:r>
+        <w:t xml:space="preserve">меняет: множество вложенных автоматов учитывается безусловно, как и</w:t>
+      </w:r>
+      <w:r>
+        <w:t xml:space="preserve"> </w:t>
+      </w:r>
+      <w:r>
+        <w:t xml:space="preserve">прежде.</w:t>
       </w:r>
     </w:p>
     <w:bookmarkEnd w:id="44"/>
@@ -7447,25 +7233,19 @@
         <w:t xml:space="preserve"> </w:t>
       </w:r>
       <w:r>
-        <w:t xml:space="preserve">доработок 1 и 2), любое из его собственных событий, адресованных ему другим</w:t>
-      </w:r>
-      <w:r>
-        <w:t xml:space="preserve"> </w:t>
-      </w:r>
-      <w:r>
-        <w:t xml:space="preserve">автоматом, допускалось строителем произведения к независимому</w:t>
-      </w:r>
-      <w:r>
-        <w:t xml:space="preserve"> </w:t>
-      </w:r>
-      <w:r>
-        <w:t xml:space="preserve">исследованию – наравне с событиями, которые этот автомат действительно</w:t>
-      </w:r>
-      <w:r>
-        <w:t xml:space="preserve"> </w:t>
-      </w:r>
-      <w:r>
-        <w:t xml:space="preserve">разделяет с родителем как общее, самостоятельно возникающее событие среды.</w:t>
+        <w:t xml:space="preserve">доработок 1 и 2), строитель произведения допускал к независимому</w:t>
+      </w:r>
+      <w:r>
+        <w:t xml:space="preserve"> </w:t>
+      </w:r>
+      <w:r>
+        <w:t xml:space="preserve">исследованию любое его событие, адресованное ему другим автоматом, –</w:t>
+      </w:r>
+      <w:r>
+        <w:t xml:space="preserve"> </w:t>
+      </w:r>
+      <w:r>
+        <w:t xml:space="preserve">наравне с событием среды, действительно общим для обоих автоматов.</w:t>
       </w:r>
     </w:p>
     <w:p>
@@ -7483,19 +7263,13 @@
         <w:t xml:space="preserve"> </w:t>
       </w:r>
       <w:r>
-        <w:t xml:space="preserve">Пока вложенный автомат реагировал только на</w:t>
-      </w:r>
-      <w:r>
-        <w:t xml:space="preserve"> </w:t>
-      </w:r>
-      <w:r>
-        <w:t xml:space="preserve">события, которые где-либо в системе объявлены настоящим, независимо</w:t>
-      </w:r>
-      <w:r>
-        <w:t xml:space="preserve"> </w:t>
-      </w:r>
-      <w:r>
-        <w:t xml:space="preserve">возникающим событием среды (как</w:t>
+        <w:t xml:space="preserve">Это было корректно, пока вложенный автомат</w:t>
+      </w:r>
+      <w:r>
+        <w:t xml:space="preserve"> </w:t>
+      </w:r>
+      <w:r>
+        <w:t xml:space="preserve">реагировал только на настоящие события среды (как</w:t>
       </w:r>
       <w:r>
         <w:t xml:space="preserve"> </w:t>
@@ -7541,49 +7315,31 @@
         <w:t xml:space="preserve"> </w:t>
       </w:r>
       <w:r>
-        <w:t xml:space="preserve">реагируют на остановку</w:t>
-      </w:r>
-      <w:r>
-        <w:t xml:space="preserve"> </w:t>
-      </w:r>
-      <w:r>
-        <w:t xml:space="preserve">третьего барабана), эта схема работала корректно: независимое исследование</w:t>
-      </w:r>
-      <w:r>
-        <w:t xml:space="preserve"> </w:t>
-      </w:r>
-      <w:r>
-        <w:t xml:space="preserve">такого события всегда соответствовало ситуации, действительно возможной в</w:t>
-      </w:r>
-      <w:r>
-        <w:t xml:space="preserve"> </w:t>
-      </w:r>
-      <w:r>
-        <w:t xml:space="preserve">системе. Но если вложенный автомат ТАКЖЕ реагирует на событие, которое</w:t>
-      </w:r>
-      <w:r>
-        <w:t xml:space="preserve"> </w:t>
-      </w:r>
-      <w:r>
-        <w:t xml:space="preserve">нигде не объявлено событием среды, а существует исключительно как часть</w:t>
-      </w:r>
-      <w:r>
-        <w:t xml:space="preserve"> </w:t>
-      </w:r>
-      <w:r>
-        <w:t xml:space="preserve">результата конкретного перехода другого автомата – то есть адресовано ему</w:t>
-      </w:r>
-      <w:r>
-        <w:t xml:space="preserve"> </w:t>
-      </w:r>
-      <w:r>
-        <w:t xml:space="preserve">явно, а не разделяется как общее, – факт вложенности делал такое событие</w:t>
-      </w:r>
-      <w:r>
-        <w:t xml:space="preserve"> </w:t>
-      </w:r>
-      <w:r>
-        <w:t xml:space="preserve">ошибочно независимо достижимым. Это обнаружилось именно на случае 4:</w:t>
+        <w:t xml:space="preserve">реагируют</w:t>
+      </w:r>
+      <w:r>
+        <w:t xml:space="preserve"> </w:t>
+      </w:r>
+      <w:r>
+        <w:t xml:space="preserve">на остановку третьего барабана). Но если вложенный автомат также реагирует</w:t>
+      </w:r>
+      <w:r>
+        <w:t xml:space="preserve"> </w:t>
+      </w:r>
+      <w:r>
+        <w:t xml:space="preserve">на событие, которое нигде не объявлено событием среды, а существует только</w:t>
+      </w:r>
+      <w:r>
+        <w:t xml:space="preserve"> </w:t>
+      </w:r>
+      <w:r>
+        <w:t xml:space="preserve">как часть перехода другого автомата, факт вложенности делал такое событие</w:t>
+      </w:r>
+      <w:r>
+        <w:t xml:space="preserve"> </w:t>
+      </w:r>
+      <w:r>
+        <w:t xml:space="preserve">ошибочно независимо достижимым. Это обнаружилось на случае 4:</w:t>
       </w:r>
       <w:r>
         <w:t xml:space="preserve"> </w:t>
@@ -7606,7 +7362,13 @@
         <w:t xml:space="preserve"> </w:t>
       </w:r>
       <w:r>
-        <w:t xml:space="preserve">действительно вложен в</w:t>
+        <w:t xml:space="preserve">вложен</w:t>
+      </w:r>
+      <w:r>
+        <w:t xml:space="preserve"> </w:t>
+      </w:r>
+      <w:r>
+        <w:t xml:space="preserve">в</w:t>
       </w:r>
       <w:r>
         <w:t xml:space="preserve"> </w:t>
@@ -7620,22 +7382,19 @@
           </m:e>
           <m:sub>
             <m:r>
-              <m:t>0</m:t>
+              <m:t>3</m:t>
             </m:r>
           </m:sub>
         </m:sSub>
       </m:oMath>
       <w:r>
-        <w:t xml:space="preserve"> </w:t>
-      </w:r>
-      <w:r>
-        <w:t xml:space="preserve">(случай 3, для действительно независимых</w:t>
-      </w:r>
-      <w:r>
-        <w:t xml:space="preserve"> </w:t>
-      </w:r>
-      <w:r>
-        <w:t xml:space="preserve">событий) и одновременно вложен в</w:t>
+        <w:t xml:space="preserve">, которому обязан событием завершения выплаты джекпота. Независимое</w:t>
+      </w:r>
+      <w:r>
+        <w:t xml:space="preserve"> </w:t>
+      </w:r>
+      <w:r>
+        <w:t xml:space="preserve">исследование этого события порождало переход, в котором реагирует только</w:t>
       </w:r>
       <w:r>
         <w:t xml:space="preserve"> </w:t>
@@ -7649,19 +7408,13 @@
           </m:e>
           <m:sub>
             <m:r>
-              <m:t>3</m:t>
+              <m:t>4</m:t>
             </m:r>
           </m:sub>
         </m:sSub>
       </m:oMath>
       <w:r>
-        <w:t xml:space="preserve">, которому он обязан событием завершения выплаты</w:t>
-      </w:r>
-      <w:r>
-        <w:t xml:space="preserve"> </w:t>
-      </w:r>
-      <w:r>
-        <w:t xml:space="preserve">джекпота, существующим только как часть перехода</w:t>
+        <w:t xml:space="preserve">, а переход</w:t>
       </w:r>
       <w:r>
         <w:t xml:space="preserve"> </w:t>
@@ -7681,65 +7434,13 @@
         </m:sSub>
       </m:oMath>
       <w:r>
-        <w:t xml:space="preserve">. Независимое</w:t>
-      </w:r>
-      <w:r>
-        <w:t xml:space="preserve"> </w:t>
-      </w:r>
-      <w:r>
-        <w:t xml:space="preserve">исследование этого события строителем произведения порождало паразитный</w:t>
-      </w:r>
-      <w:r>
-        <w:t xml:space="preserve"> </w:t>
-      </w:r>
-      <w:r>
-        <w:t xml:space="preserve">переход, в котором реагирует только</w:t>
-      </w:r>
-      <w:r>
-        <w:t xml:space="preserve"> </w:t>
-      </w:r>
-      <m:oMath>
-        <m:sSub>
-          <m:e>
-            <m:r>
-              <m:t>A</m:t>
-            </m:r>
-          </m:e>
-          <m:sub>
-            <m:r>
-              <m:t>4</m:t>
-            </m:r>
-          </m:sub>
-        </m:sSub>
-      </m:oMath>
-      <w:r>
-        <w:t xml:space="preserve">, а переход самого</w:t>
-      </w:r>
-      <w:r>
-        <w:t xml:space="preserve"> </w:t>
-      </w:r>
-      <m:oMath>
-        <m:sSub>
-          <m:e>
-            <m:r>
-              <m:t>A</m:t>
-            </m:r>
-          </m:e>
-          <m:sub>
-            <m:r>
-              <m:t>3</m:t>
-            </m:r>
-          </m:sub>
-        </m:sSub>
-      </m:oMath>
-      <w:r>
-        <w:t xml:space="preserve">, которому</w:t>
-      </w:r>
-      <w:r>
-        <w:t xml:space="preserve"> </w:t>
-      </w:r>
-      <w:r>
-        <w:t xml:space="preserve">это событие обязано своим существованием, не происходит.</w:t>
+        <w:t xml:space="preserve">, которому событие обязано существованием, не</w:t>
+      </w:r>
+      <w:r>
+        <w:t xml:space="preserve"> </w:t>
+      </w:r>
+      <w:r>
+        <w:t xml:space="preserve">происходит.</w:t>
       </w:r>
     </w:p>
     <w:p>
@@ -7757,85 +7458,61 @@
         <w:t xml:space="preserve"> </w:t>
       </w:r>
       <w:r>
-        <w:t xml:space="preserve">К проверке вложенности добавлено дополнительное</w:t>
-      </w:r>
-      <w:r>
-        <w:t xml:space="preserve"> </w:t>
-      </w:r>
-      <w:r>
-        <w:t xml:space="preserve">условие: событие допускается к независимому исследованию только если оно</w:t>
-      </w:r>
-      <w:r>
-        <w:t xml:space="preserve"> </w:t>
-      </w:r>
-      <w:r>
-        <w:t xml:space="preserve">где-либо в построенной к этому моменту части произведения объявлено</w:t>
-      </w:r>
-      <w:r>
-        <w:t xml:space="preserve"> </w:t>
-      </w:r>
-      <w:r>
-        <w:t xml:space="preserve">настоящим событием среды, а не исключительно событием, адресованным одним</w:t>
-      </w:r>
-      <w:r>
-        <w:t xml:space="preserve"> </w:t>
-      </w:r>
-      <w:r>
-        <w:t xml:space="preserve">автоматом другому. Эта проверка выполняется относительно уже построенного</w:t>
-      </w:r>
-      <w:r>
-        <w:t xml:space="preserve"> </w:t>
-      </w:r>
-      <w:r>
-        <w:t xml:space="preserve">на текущем шаге умножения составного автомата и поэтому, как и доработка</w:t>
-      </w:r>
-      <w:r>
-        <w:t xml:space="preserve"> </w:t>
-      </w:r>
-      <w:r>
-        <w:t xml:space="preserve">из раздела «Замечание о порядке умножения» ниже, не требует, чтобы</w:t>
-      </w:r>
-      <w:r>
-        <w:t xml:space="preserve"> </w:t>
-      </w:r>
-      <w:r>
-        <w:t xml:space="preserve">источник события был включён в произведение заранее – если он ещё не</w:t>
-      </w:r>
-      <w:r>
-        <w:t xml:space="preserve"> </w:t>
-      </w:r>
-      <w:r>
-        <w:t xml:space="preserve">включён, событие просто не признаётся независимо достижимым, вместо того</w:t>
-      </w:r>
-      <w:r>
-        <w:t xml:space="preserve"> </w:t>
-      </w:r>
-      <w:r>
-        <w:t xml:space="preserve">чтобы ошибочно считаться таковым. Событие, адресованное одним автоматом</w:t>
-      </w:r>
-      <w:r>
-        <w:t xml:space="preserve"> </w:t>
-      </w:r>
-      <w:r>
-        <w:t xml:space="preserve">другому и нигде не объявленное событием среды, после этой доработки</w:t>
-      </w:r>
-      <w:r>
-        <w:t xml:space="preserve"> </w:t>
-      </w:r>
-      <w:r>
-        <w:t xml:space="preserve">достигает вложенного адресата исключительно явным образом – будучи</w:t>
-      </w:r>
-      <w:r>
-        <w:t xml:space="preserve"> </w:t>
-      </w:r>
-      <w:r>
-        <w:t xml:space="preserve">перечисленным среди результатов конкретного перехода, – и никогда не</w:t>
-      </w:r>
-      <w:r>
-        <w:t xml:space="preserve"> </w:t>
-      </w:r>
-      <w:r>
-        <w:t xml:space="preserve">исследуется как самостоятельный, независимо возникающий переход.</w:t>
+        <w:t xml:space="preserve">К проверке вложенности добавлено условие: событие</w:t>
+      </w:r>
+      <w:r>
+        <w:t xml:space="preserve"> </w:t>
+      </w:r>
+      <w:r>
+        <w:t xml:space="preserve">допускается к независимому исследованию, только если оно объявлено</w:t>
+      </w:r>
+      <w:r>
+        <w:t xml:space="preserve"> </w:t>
+      </w:r>
+      <w:r>
+        <w:t xml:space="preserve">событием среды где-либо в уже построенной части произведения, а не</w:t>
+      </w:r>
+      <w:r>
+        <w:t xml:space="preserve"> </w:t>
+      </w:r>
+      <w:r>
+        <w:t xml:space="preserve">исключительно событием, адресованным одним автоматом другому. Если</w:t>
+      </w:r>
+      <w:r>
+        <w:t xml:space="preserve"> </w:t>
+      </w:r>
+      <w:r>
+        <w:t xml:space="preserve">источник события ещё не включён в произведение, событие просто не</w:t>
+      </w:r>
+      <w:r>
+        <w:t xml:space="preserve"> </w:t>
+      </w:r>
+      <w:r>
+        <w:t xml:space="preserve">признаётся независимо достижимым – по тому же принципу, что и в разделе</w:t>
+      </w:r>
+      <w:r>
+        <w:t xml:space="preserve"> </w:t>
+      </w:r>
+      <w:r>
+        <w:t xml:space="preserve">«Замечание о порядке умножения». После этой доработки событие,</w:t>
+      </w:r>
+      <w:r>
+        <w:t xml:space="preserve"> </w:t>
+      </w:r>
+      <w:r>
+        <w:t xml:space="preserve">адресованное одним автоматом другому, достигает вложенного адресата</w:t>
+      </w:r>
+      <w:r>
+        <w:t xml:space="preserve"> </w:t>
+      </w:r>
+      <w:r>
+        <w:t xml:space="preserve">только явным образом – будучи перечисленным среди результатов</w:t>
+      </w:r>
+      <w:r>
+        <w:t xml:space="preserve"> </w:t>
+      </w:r>
+      <w:r>
+        <w:t xml:space="preserve">конкретного перехода.</w:t>
       </w:r>
     </w:p>
     <w:bookmarkEnd w:id="45"/>
@@ -7853,19 +7530,13 @@
         <w:pStyle w:val="FirstParagraph"/>
       </w:pPr>
       <w:r>
-        <w:t xml:space="preserve">Обе доработки обсуждались для случая, когда автоматы перемножаются в</w:t>
-      </w:r>
-      <w:r>
-        <w:t xml:space="preserve"> </w:t>
-      </w:r>
-      <w:r>
-        <w:t xml:space="preserve">порядке, согласованном с отношением вложенности и опоры на внутреннее</w:t>
-      </w:r>
-      <w:r>
-        <w:t xml:space="preserve"> </w:t>
-      </w:r>
-      <w:r>
-        <w:t xml:space="preserve">состояние: если автомат</w:t>
+        <w:t xml:space="preserve">Доработки 1 и 2 предполагают порядок умножения, согласованный с</w:t>
+      </w:r>
+      <w:r>
+        <w:t xml:space="preserve"> </w:t>
+      </w:r>
+      <w:r>
+        <w:t xml:space="preserve">зависимостями между автоматами: если автомат</w:t>
       </w:r>
       <w:r>
         <w:t xml:space="preserve"> </w:t>
@@ -7879,13 +7550,13 @@
         <w:t xml:space="preserve"> </w:t>
       </w:r>
       <w:r>
-        <w:t xml:space="preserve">содержит гвард или реакцию на событие,</w:t>
-      </w:r>
-      <w:r>
-        <w:t xml:space="preserve"> </w:t>
-      </w:r>
-      <w:r>
-        <w:t xml:space="preserve">адресованное ему конкретным автоматом</w:t>
+        <w:t xml:space="preserve">содержит гвард,</w:t>
+      </w:r>
+      <w:r>
+        <w:t xml:space="preserve"> </w:t>
+      </w:r>
+      <w:r>
+        <w:t xml:space="preserve">ссылающийся на состояние автомата</w:t>
       </w:r>
       <w:r>
         <w:t xml:space="preserve"> </w:t>
@@ -7930,41 +7601,13 @@
         <w:t xml:space="preserve"> </w:t>
       </w:r>
       <w:r>
-        <w:t xml:space="preserve">– иначе на момент, когда соответствующий</w:t>
-      </w:r>
-      <w:r>
-        <w:t xml:space="preserve"> </w:t>
-      </w:r>
-      <w:r>
-        <w:t xml:space="preserve">переход</w:t>
-      </w:r>
-      <w:r>
-        <w:t xml:space="preserve"> </w:t>
-      </w:r>
-      <m:oMath>
-        <m:r>
-          <m:t>Y</m:t>
-        </m:r>
-      </m:oMath>
-      <w:r>
-        <w:t xml:space="preserve"> </w:t>
-      </w:r>
-      <w:r>
-        <w:t xml:space="preserve">впервые исследуется построителем произведения, ссылка на</w:t>
-      </w:r>
-      <w:r>
-        <w:t xml:space="preserve"> </w:t>
-      </w:r>
-      <m:oMath>
-        <m:r>
-          <m:t>X</m:t>
-        </m:r>
-      </m:oMath>
-      <w:r>
-        <w:t xml:space="preserve"> </w:t>
-      </w:r>
-      <w:r>
-        <w:t xml:space="preserve">не может быть корректно разрешена.</w:t>
+        <w:t xml:space="preserve">– иначе эта ссылка не может быть корректно</w:t>
+      </w:r>
+      <w:r>
+        <w:t xml:space="preserve"> </w:t>
+      </w:r>
+      <w:r>
+        <w:t xml:space="preserve">разрешена.</w:t>
       </w:r>
     </w:p>
     <w:p>
@@ -7972,67 +7615,49 @@
         <w:pStyle w:val="BodyText"/>
       </w:pPr>
       <w:r>
-        <w:t xml:space="preserve">До настоящей работы это требование распространялось и на реакции на</w:t>
-      </w:r>
-      <w:r>
-        <w:t xml:space="preserve"> </w:t>
-      </w:r>
-      <w:r>
-        <w:t xml:space="preserve">события, адресованные конкретным автоматом: если адресат такого события ещё</w:t>
-      </w:r>
-      <w:r>
-        <w:t xml:space="preserve"> </w:t>
-      </w:r>
-      <w:r>
-        <w:t xml:space="preserve">не был включён в произведение, событие ошибочно трактовалось как</w:t>
-      </w:r>
-      <w:r>
-        <w:t xml:space="preserve"> </w:t>
-      </w:r>
-      <w:r>
-        <w:t xml:space="preserve">независимо, безусловно достижимое, что приводило к появлению лишних,</w:t>
-      </w:r>
-      <w:r>
-        <w:t xml:space="preserve"> </w:t>
-      </w:r>
-      <w:r>
-        <w:t xml:space="preserve">ошибочно достижимых состояний произведения. Это исправлено: событие,</w:t>
-      </w:r>
-      <w:r>
-        <w:t xml:space="preserve"> </w:t>
-      </w:r>
-      <w:r>
-        <w:t xml:space="preserve">адресованное автомату, ещё не включённому в произведение, теперь вообще не</w:t>
-      </w:r>
-      <w:r>
-        <w:t xml:space="preserve"> </w:t>
-      </w:r>
-      <w:r>
-        <w:t xml:space="preserve">порождает перехода, пока адресат не будет включён, вместо того чтобы</w:t>
-      </w:r>
-      <w:r>
-        <w:t xml:space="preserve"> </w:t>
-      </w:r>
-      <w:r>
-        <w:t xml:space="preserve">трактоваться как независимо достижимое. Это сняло требование на порядок</w:t>
-      </w:r>
-      <w:r>
-        <w:t xml:space="preserve"> </w:t>
-      </w:r>
-      <w:r>
-        <w:t xml:space="preserve">умножения для автоматов, связанных только через реакцию на событие –</w:t>
-      </w:r>
-      <w:r>
-        <w:t xml:space="preserve"> </w:t>
-      </w:r>
-      <w:r>
-        <w:t xml:space="preserve">подтверждено повторным построением произведения для системы из</w:t>
-      </w:r>
-      <w:r>
-        <w:t xml:space="preserve"> </w:t>
-      </w:r>
-      <w:r>
-        <w:t xml:space="preserve">раздела </w:t>
+        <w:t xml:space="preserve">До настоящей работы такое же требование действовало и для реакций на</w:t>
+      </w:r>
+      <w:r>
+        <w:t xml:space="preserve"> </w:t>
+      </w:r>
+      <w:r>
+        <w:t xml:space="preserve">события, адресованные конкретным автоматом: если адресат события ещё не</w:t>
+      </w:r>
+      <w:r>
+        <w:t xml:space="preserve"> </w:t>
+      </w:r>
+      <w:r>
+        <w:t xml:space="preserve">был включён в произведение, событие ошибочно считалось независимо</w:t>
+      </w:r>
+      <w:r>
+        <w:t xml:space="preserve"> </w:t>
+      </w:r>
+      <w:r>
+        <w:t xml:space="preserve">достижимым, что порождало лишние состояния произведения. Теперь</w:t>
+      </w:r>
+      <w:r>
+        <w:t xml:space="preserve"> </w:t>
+      </w:r>
+      <w:r>
+        <w:t xml:space="preserve">адресованное событие, пока адресат не включён в произведение, просто не</w:t>
+      </w:r>
+      <w:r>
+        <w:t xml:space="preserve"> </w:t>
+      </w:r>
+      <w:r>
+        <w:t xml:space="preserve">порождает перехода. Это сняло требование на порядок умножения для</w:t>
+      </w:r>
+      <w:r>
+        <w:t xml:space="preserve"> </w:t>
+      </w:r>
+      <w:r>
+        <w:t xml:space="preserve">автоматов, связанных только через такие события – проверено повторным</w:t>
+      </w:r>
+      <w:r>
+        <w:t xml:space="preserve"> </w:t>
+      </w:r>
+      <w:r>
+        <w:t xml:space="preserve">построением произведения системы из раздела </w:t>
       </w:r>
       <w:hyperlink w:anchor="sec:system">
         <w:r>
@@ -8046,7 +7671,7 @@
         <w:t xml:space="preserve"> </w:t>
       </w:r>
       <w:r>
-        <w:t xml:space="preserve">с автоматом</w:t>
+        <w:t xml:space="preserve">с</w:t>
       </w:r>
       <w:r>
         <w:t xml:space="preserve"> </w:t>
@@ -8066,13 +7691,13 @@
         </m:sSub>
       </m:oMath>
       <w:r>
-        <w:t xml:space="preserve">, включённым в произведение</w:t>
-      </w:r>
-      <w:r>
-        <w:t xml:space="preserve"> </w:t>
-      </w:r>
-      <w:r>
-        <w:t xml:space="preserve">раньше</w:t>
+        <w:t xml:space="preserve">,</w:t>
+      </w:r>
+      <w:r>
+        <w:t xml:space="preserve"> </w:t>
+      </w:r>
+      <w:r>
+        <w:t xml:space="preserve">включённым раньше</w:t>
       </w:r>
       <w:r>
         <w:t xml:space="preserve"> </w:t>
@@ -8100,31 +7725,19 @@
         <w:pStyle w:val="BodyText"/>
       </w:pPr>
       <w:r>
-        <w:t xml:space="preserve">Для гвардов (ссылок на внутреннее состояние другого автомата) аналогичное</w:t>
-      </w:r>
-      <w:r>
-        <w:t xml:space="preserve"> </w:t>
-      </w:r>
-      <w:r>
-        <w:t xml:space="preserve">требование на порядок умножения сохраняется: эксперимент показывает, что</w:t>
-      </w:r>
-      <w:r>
-        <w:t xml:space="preserve"> </w:t>
-      </w:r>
-      <w:r>
-        <w:t xml:space="preserve">при его нарушении результат умножения может не совпадать с независимым</w:t>
-      </w:r>
-      <w:r>
-        <w:t xml:space="preserve"> </w:t>
-      </w:r>
-      <w:r>
-        <w:t xml:space="preserve">выполнением исходной системы автоматов – например, при перемножении</w:t>
-      </w:r>
-      <w:r>
-        <w:t xml:space="preserve"> </w:t>
-      </w:r>
-      <w:r>
-        <w:t xml:space="preserve">автоматов</w:t>
+        <w:t xml:space="preserve">Для гвардов это требование сохраняется: эксперимент показывает, что при</w:t>
+      </w:r>
+      <w:r>
+        <w:t xml:space="preserve"> </w:t>
+      </w:r>
+      <w:r>
+        <w:t xml:space="preserve">его нарушении результат умножения может не совпадать с поведением исходной</w:t>
+      </w:r>
+      <w:r>
+        <w:t xml:space="preserve"> </w:t>
+      </w:r>
+      <w:r>
+        <w:t xml:space="preserve">системы автоматов – например, при умножении в порядке</w:t>
       </w:r>
       <w:r>
         <w:t xml:space="preserve"> </w:t>
@@ -8184,10 +7797,7 @@
         </m:sSub>
       </m:oMath>
       <w:r>
-        <w:t xml:space="preserve"> </w:t>
-      </w:r>
-      <w:r>
-        <w:t xml:space="preserve">в указанном порядке, притом что</w:t>
+        <w:t xml:space="preserve">, где</w:t>
       </w:r>
       <w:r>
         <w:t xml:space="preserve"> </w:t>
@@ -8210,7 +7820,7 @@
         <w:t xml:space="preserve"> </w:t>
       </w:r>
       <w:r>
-        <w:t xml:space="preserve">содержит гвард, ссылающийся на состояние</w:t>
+        <w:t xml:space="preserve">содержит гвард на состояние</w:t>
       </w:r>
       <w:r>
         <w:t xml:space="preserve"> </w:t>
@@ -8230,19 +7840,19 @@
         </m:sSub>
       </m:oMath>
       <w:r>
-        <w:t xml:space="preserve">. Устранение этого требования</w:t>
-      </w:r>
-      <w:r>
-        <w:t xml:space="preserve"> </w:t>
-      </w:r>
-      <w:r>
-        <w:t xml:space="preserve">в общем случае, а также исчерпывающая характеризация порядков умножения, не</w:t>
-      </w:r>
-      <w:r>
-        <w:t xml:space="preserve"> </w:t>
-      </w:r>
-      <w:r>
-        <w:t xml:space="preserve">нарушающих корректность результата, остаются предметом дальнейшей работы.</w:t>
+        <w:t xml:space="preserve">. Снятие этого требования</w:t>
+      </w:r>
+      <w:r>
+        <w:t xml:space="preserve"> </w:t>
+      </w:r>
+      <w:r>
+        <w:t xml:space="preserve">в общем случае и точная характеризация допустимых порядков умножения</w:t>
+      </w:r>
+      <w:r>
+        <w:t xml:space="preserve"> </w:t>
+      </w:r>
+      <w:r>
+        <w:t xml:space="preserve">остаются предметом дальнейшей работы.</w:t>
       </w:r>
     </w:p>
     <w:bookmarkEnd w:id="46"/>
@@ -8318,19 +7928,13 @@
         <w:t xml:space="preserve"> </w:t>
       </w:r>
       <w:r>
-        <w:t xml:space="preserve">выигрыша). Это не особенность модели, а ограничение алгоритма: проверка</w:t>
-      </w:r>
-      <w:r>
-        <w:t xml:space="preserve"> </w:t>
-      </w:r>
-      <w:r>
-        <w:t xml:space="preserve">того, вложен ли автомат в текущее состояние, выполняется относительно</w:t>
-      </w:r>
-      <w:r>
-        <w:t xml:space="preserve"> </w:t>
-      </w:r>
-      <w:r>
-        <w:t xml:space="preserve">состояния родителя</w:t>
+        <w:t xml:space="preserve">выигрыша). Причина – в ограничении алгоритма: вложенность автомата в</w:t>
+      </w:r>
+      <w:r>
+        <w:t xml:space="preserve"> </w:t>
+      </w:r>
+      <w:r>
+        <w:t xml:space="preserve">текущее состояние проверяется</w:t>
       </w:r>
       <w:r>
         <w:t xml:space="preserve"> </w:t>
@@ -8346,61 +7950,49 @@
         <w:t xml:space="preserve"> </w:t>
       </w:r>
       <w:r>
-        <w:t xml:space="preserve">перехода, поэтому автомат, вложенный только в</w:t>
-      </w:r>
-      <w:r>
-        <w:t xml:space="preserve"> </w:t>
-      </w:r>
-      <w:r>
-        <w:t xml:space="preserve">целевое состояние перехода, не может среагировать на событие, которым этот</w:t>
-      </w:r>
-      <w:r>
-        <w:t xml:space="preserve"> </w:t>
-      </w:r>
-      <w:r>
-        <w:t xml:space="preserve">переход происходит, – лишь на последующие события, пока родитель уже</w:t>
-      </w:r>
-      <w:r>
-        <w:t xml:space="preserve"> </w:t>
-      </w:r>
-      <w:r>
-        <w:t xml:space="preserve">находится в целевом состоянии. Снятие этого ограничения потребовало бы</w:t>
-      </w:r>
-      <w:r>
-        <w:t xml:space="preserve"> </w:t>
-      </w:r>
-      <w:r>
-        <w:t xml:space="preserve">определять, что целевое состояние некоторого перехода впервые делает</w:t>
-      </w:r>
-      <w:r>
-        <w:t xml:space="preserve"> </w:t>
-      </w:r>
-      <w:r>
-        <w:t xml:space="preserve">автомат вложенным, и в тот же момент опрашивать этот автомат о реакции на</w:t>
-      </w:r>
-      <w:r>
-        <w:t xml:space="preserve"> </w:t>
-      </w:r>
-      <w:r>
-        <w:t xml:space="preserve">то же событие – то есть ещё до того, как целевое состояние перехода</w:t>
-      </w:r>
-      <w:r>
-        <w:t xml:space="preserve"> </w:t>
-      </w:r>
-      <w:r>
-        <w:t xml:space="preserve">определено построителем произведения. Авторы не нашли способа сделать это</w:t>
-      </w:r>
-      <w:r>
-        <w:t xml:space="preserve"> </w:t>
-      </w:r>
-      <w:r>
-        <w:t xml:space="preserve">без существенного изменения архитектуры алгоритма; устранение этого</w:t>
-      </w:r>
-      <w:r>
-        <w:t xml:space="preserve"> </w:t>
-      </w:r>
-      <w:r>
-        <w:t xml:space="preserve">ограничения остаётся предметом дальнейшей работы.</w:t>
+        <w:t xml:space="preserve">перехода, поэтому автомат,</w:t>
+      </w:r>
+      <w:r>
+        <w:t xml:space="preserve"> </w:t>
+      </w:r>
+      <w:r>
+        <w:t xml:space="preserve">вложенный только в целевое состояние перехода, не может среагировать на</w:t>
+      </w:r>
+      <w:r>
+        <w:t xml:space="preserve"> </w:t>
+      </w:r>
+      <w:r>
+        <w:t xml:space="preserve">событие перехода – лишь на последующие события, когда родитель уже</w:t>
+      </w:r>
+      <w:r>
+        <w:t xml:space="preserve"> </w:t>
+      </w:r>
+      <w:r>
+        <w:t xml:space="preserve">в этом состоянии. Снятие ограничения потребовало бы определять целевое</w:t>
+      </w:r>
+      <w:r>
+        <w:t xml:space="preserve"> </w:t>
+      </w:r>
+      <w:r>
+        <w:t xml:space="preserve">состояние перехода и опрашивать вложенные в него автоматы ещё до того, как</w:t>
+      </w:r>
+      <w:r>
+        <w:t xml:space="preserve"> </w:t>
+      </w:r>
+      <w:r>
+        <w:t xml:space="preserve">построитель произведения это состояние определит, что требует</w:t>
+      </w:r>
+      <w:r>
+        <w:t xml:space="preserve"> </w:t>
+      </w:r>
+      <w:r>
+        <w:t xml:space="preserve">существенного изменения архитектуры алгоритма. Это остаётся предметом</w:t>
+      </w:r>
+      <w:r>
+        <w:t xml:space="preserve"> </w:t>
+      </w:r>
+      <w:r>
+        <w:t xml:space="preserve">дальнейшей работы.</w:t>
       </w:r>
     </w:p>
     <w:bookmarkEnd w:id="47"/>

--- a/articles/multiply_many_nested/article.docx
+++ b/articles/multiply_many_nested/article.docx
@@ -28,7 +28,7 @@
         <w:t xml:space="preserve">спецификаций</w:t>
       </w:r>
       <w:r>
-        <w:t xml:space="preserve"> </w:t>
+        <w:br/>
       </w:r>
       <w:r>
         <w:t xml:space="preserve">на</w:t>
@@ -40,7 +40,7 @@
         <w:t xml:space="preserve">основе</w:t>
       </w:r>
       <w:r>
-        <w:br/>
+        <w:t xml:space="preserve"> </w:t>
       </w:r>
       <w:r>
         <w:t xml:space="preserve">перемножения</w:t>
@@ -71,13 +71,13 @@
         <w:pStyle w:val="FirstParagraph"/>
       </w:pPr>
       <w:r>
-        <w:t xml:space="preserve">В предыдущей работе решался вопрос о валидации автоматных спецификаций на</w:t>
-      </w:r>
-      <w:r>
-        <w:t xml:space="preserve"> </w:t>
-      </w:r>
-      <w:r>
-        <w:t xml:space="preserve">основе перемножения автоматов. Новизна метода состояла в перемножении</w:t>
+        <w:t xml:space="preserve">В предыдущей работе был предложен метод валидации автоматных спецификаций,</w:t>
+      </w:r>
+      <w:r>
+        <w:t xml:space="preserve"> </w:t>
+      </w:r>
+      <w:r>
+        <w:t xml:space="preserve">основанный на перемножении автоматов. Его новизна состояла в перемножении</w:t>
       </w:r>
       <w:r>
         <w:t xml:space="preserve"> </w:t>
@@ -93,19 +93,19 @@
         <w:t xml:space="preserve"> </w:t>
       </w:r>
       <w:r>
-        <w:t xml:space="preserve">автоматов – автоматов, помещённых внутрь отдельных</w:t>
-      </w:r>
-      <w:r>
-        <w:t xml:space="preserve"> </w:t>
-      </w:r>
-      <w:r>
-        <w:t xml:space="preserve">состояний других автоматов, на примере системы «игровой автомат», состоящей</w:t>
-      </w:r>
-      <w:r>
-        <w:t xml:space="preserve"> </w:t>
-      </w:r>
-      <w:r>
-        <w:t xml:space="preserve">из трёх автоматов: «Игровая машина» (</w:t>
+        <w:t xml:space="preserve">автоматов, то есть автоматов, помещённых в отдельные</w:t>
+      </w:r>
+      <w:r>
+        <w:t xml:space="preserve"> </w:t>
+      </w:r>
+      <w:r>
+        <w:t xml:space="preserve">состояния других автоматов. Метод был продемонстрирован на системе</w:t>
+      </w:r>
+      <w:r>
+        <w:t xml:space="preserve"> </w:t>
+      </w:r>
+      <w:r>
+        <w:t xml:space="preserve">«игровой автомат» из трёх автоматов: «Игровая машина» (</w:t>
       </w:r>
       <m:oMath>
         <m:sSub>
@@ -122,7 +122,13 @@
         </m:sSub>
       </m:oMath>
       <w:r>
-        <w:t xml:space="preserve">), «Монетоприемник» (</w:t>
+        <w:t xml:space="preserve">),</w:t>
+      </w:r>
+      <w:r>
+        <w:t xml:space="preserve"> </w:t>
+      </w:r>
+      <w:r>
+        <w:t xml:space="preserve">«Монетоприемник» (</w:t>
       </w:r>
       <m:oMath>
         <m:sSub>
@@ -139,13 +145,7 @@
         </m:sSub>
       </m:oMath>
       <w:r>
-        <w:t xml:space="preserve">) и</w:t>
-      </w:r>
-      <w:r>
-        <w:t xml:space="preserve"> </w:t>
-      </w:r>
-      <w:r>
-        <w:t xml:space="preserve">«Игровые барабаны» (</w:t>
+        <w:t xml:space="preserve">) и «Игровые барабаны» (</w:t>
       </w:r>
       <m:oMath>
         <m:sSub>
@@ -162,7 +162,7 @@
         </m:sSub>
       </m:oMath>
       <w:r>
-        <w:t xml:space="preserve">), вложенного в состояние «Игра» автомата</w:t>
+        <w:t xml:space="preserve">); автомат</w:t>
       </w:r>
       <w:r>
         <w:t xml:space="preserve"> </w:t>
@@ -176,25 +176,48 @@
           </m:e>
           <m:sub>
             <m:r>
-              <m:t>0</m:t>
+              <m:t>2</m:t>
             </m:r>
           </m:sub>
         </m:sSub>
       </m:oMath>
       <w:r>
-        <w:t xml:space="preserve">.</w:t>
-      </w:r>
-      <w:r>
-        <w:t xml:space="preserve"> </w:t>
-      </w:r>
-      <w:r>
-        <w:t xml:space="preserve">Как отмечено в предыдущей работе, задача решалась для частного случая,</w:t>
-      </w:r>
-      <w:r>
-        <w:t xml:space="preserve"> </w:t>
-      </w:r>
-      <w:r>
-        <w:t xml:space="preserve">который ограничивался тремя условиями:</w:t>
+        <w:t xml:space="preserve"> </w:t>
+      </w:r>
+      <w:r>
+        <w:t xml:space="preserve">вложен</w:t>
+      </w:r>
+      <w:r>
+        <w:t xml:space="preserve"> </w:t>
+      </w:r>
+      <w:r>
+        <w:t xml:space="preserve">в состояние «Игра» автомата</w:t>
+      </w:r>
+      <w:r>
+        <w:t xml:space="preserve"> </w:t>
+      </w:r>
+      <m:oMath>
+        <m:sSub>
+          <m:e>
+            <m:r>
+              <m:t>A</m:t>
+            </m:r>
+          </m:e>
+          <m:sub>
+            <m:r>
+              <m:t>0</m:t>
+            </m:r>
+          </m:sub>
+        </m:sSub>
+      </m:oMath>
+      <w:r>
+        <w:t xml:space="preserve">. Метод был применим при трёх</w:t>
+      </w:r>
+      <w:r>
+        <w:t xml:space="preserve"> </w:t>
+      </w:r>
+      <w:r>
+        <w:t xml:space="preserve">ограничениях:</w:t>
       </w:r>
     </w:p>
     <w:p>
@@ -205,7 +228,7 @@
         </w:numPr>
       </w:pPr>
       <w:r>
-        <w:t xml:space="preserve">в состояние мог быть вложен только один автомат;</w:t>
+        <w:t xml:space="preserve">в состояние может быть вложен только один автомат;</w:t>
       </w:r>
     </w:p>
     <w:p>
@@ -216,13 +239,7 @@
         </w:numPr>
       </w:pPr>
       <w:r>
-        <w:t xml:space="preserve">вложенный автомат мог быть вложен только в одно состояние</w:t>
-      </w:r>
-      <w:r>
-        <w:t xml:space="preserve"> </w:t>
-      </w:r>
-      <w:r>
-        <w:t xml:space="preserve">автомата, в который он вложен;</w:t>
+        <w:t xml:space="preserve">автомат может быть вложен только в одно состояние;</w:t>
       </w:r>
     </w:p>
     <w:p>
@@ -233,7 +250,7 @@
         </w:numPr>
       </w:pPr>
       <w:r>
-        <w:t xml:space="preserve">вложенные автоматы мог содержать только один из пары</w:t>
+        <w:t xml:space="preserve">вложенные автоматы может содержать только один из двух</w:t>
       </w:r>
       <w:r>
         <w:t xml:space="preserve"> </w:t>
@@ -247,22 +264,16 @@
         <w:pStyle w:val="FirstParagraph"/>
       </w:pPr>
       <w:r>
-        <w:t xml:space="preserve">В настоящей работе предложенный ранее метод перемножения автоматов</w:t>
-      </w:r>
-      <w:r>
-        <w:t xml:space="preserve"> </w:t>
-      </w:r>
-      <w:r>
-        <w:t xml:space="preserve">дорабатывается с целью снятия указанных выше ограничений.</w:t>
+        <w:t xml:space="preserve">В настоящей работе метод дорабатывается так, чтобы снять эти ограничения.</w:t>
       </w:r>
     </w:p>
-    <w:bookmarkStart w:id="20" w:name="этапы-алгоритма-умножения"/>
+    <w:bookmarkStart w:id="20" w:name="основные-понятия-и-алгоритм-умножения"/>
     <w:p>
       <w:pPr>
         <w:pStyle w:val="Heading1"/>
       </w:pPr>
       <w:r>
-        <w:t xml:space="preserve">Этапы алгоритма умножения</w:t>
+        <w:t xml:space="preserve">Основные понятия и алгоритм умножения</w:t>
       </w:r>
     </w:p>
     <w:p>
@@ -270,43 +281,112 @@
         <w:pStyle w:val="FirstParagraph"/>
       </w:pPr>
       <w:r>
-        <w:t xml:space="preserve">Гвардом (guard) называется условие на переходе автомата, разрешающее его</w:t>
-      </w:r>
-      <w:r>
-        <w:t xml:space="preserve"> </w:t>
-      </w:r>
-      <w:r>
-        <w:t xml:space="preserve">срабатывание только при выполнении этого условия, например, только если</w:t>
-      </w:r>
-      <w:r>
-        <w:t xml:space="preserve"> </w:t>
-      </w:r>
-      <w:r>
-        <w:t xml:space="preserve">некоторый другой автомат в данный момент находится в определённом</w:t>
-      </w:r>
-      <w:r>
-        <w:t xml:space="preserve"> </w:t>
-      </w:r>
-      <w:r>
-        <w:t xml:space="preserve">состоянии (так, автомат «Джекпот-счётчик», вводимый ниже, проверяет</w:t>
-      </w:r>
-      <w:r>
-        <w:t xml:space="preserve"> </w:t>
-      </w:r>
-      <w:r>
-        <w:t xml:space="preserve">внутреннее состояние автомата «Игровые барабаны», чтобы убедиться, что</w:t>
-      </w:r>
-      <w:r>
-        <w:t xml:space="preserve"> </w:t>
-      </w:r>
-      <w:r>
-        <w:t xml:space="preserve">барабаны остановились в нужной комбинации, прежде чем объявить джекпот –</w:t>
-      </w:r>
-      <w:r>
-        <w:t xml:space="preserve"> </w:t>
-      </w:r>
-      <w:r>
-        <w:t xml:space="preserve">это и есть опора одного автомата на внутреннее состояние другого).</w:t>
+        <w:t xml:space="preserve">Входами автомата служат события и гварды.</w:t>
+      </w:r>
+      <w:r>
+        <w:t xml:space="preserve"> </w:t>
+      </w:r>
+      <w:r>
+        <w:rPr>
+          <w:iCs/>
+          <w:i/>
+        </w:rPr>
+        <w:t xml:space="preserve">Событие среды</w:t>
+      </w:r>
+      <w:r>
+        <w:t xml:space="preserve"> </w:t>
+      </w:r>
+      <w:r>
+        <w:t xml:space="preserve">поступает в</w:t>
+      </w:r>
+      <w:r>
+        <w:t xml:space="preserve"> </w:t>
+      </w:r>
+      <w:r>
+        <w:t xml:space="preserve">систему извне, например нажатие кнопки. Событие может быть также</w:t>
+      </w:r>
+      <w:r>
+        <w:t xml:space="preserve"> </w:t>
+      </w:r>
+      <w:r>
+        <w:rPr>
+          <w:iCs/>
+          <w:i/>
+        </w:rPr>
+        <w:t xml:space="preserve">адресовано</w:t>
+      </w:r>
+      <w:r>
+        <w:t xml:space="preserve"> </w:t>
+      </w:r>
+      <w:r>
+        <w:t xml:space="preserve">одним автоматом другому: автомат-отправитель указывает</w:t>
+      </w:r>
+      <w:r>
+        <w:t xml:space="preserve"> </w:t>
+      </w:r>
+      <w:r>
+        <w:t xml:space="preserve">его среди выходов своего перехода, и автомат-получатель получает его только</w:t>
+      </w:r>
+      <w:r>
+        <w:t xml:space="preserve"> </w:t>
+      </w:r>
+      <w:r>
+        <w:t xml:space="preserve">в момент этого перехода.</w:t>
+      </w:r>
+      <w:r>
+        <w:t xml:space="preserve"> </w:t>
+      </w:r>
+      <w:r>
+        <w:rPr>
+          <w:iCs/>
+          <w:i/>
+        </w:rPr>
+        <w:t xml:space="preserve">Гвардом</w:t>
+      </w:r>
+      <w:r>
+        <w:t xml:space="preserve"> </w:t>
+      </w:r>
+      <w:r>
+        <w:t xml:space="preserve">называется условие на переходе, без</w:t>
+      </w:r>
+      <w:r>
+        <w:t xml:space="preserve"> </w:t>
+      </w:r>
+      <w:r>
+        <w:t xml:space="preserve">выполнения которого переход не срабатывает; гвард может проверять сигнал</w:t>
+      </w:r>
+      <w:r>
+        <w:t xml:space="preserve"> </w:t>
+      </w:r>
+      <w:r>
+        <w:t xml:space="preserve">среды или текущее состояние другого автомата.</w:t>
+      </w:r>
+    </w:p>
+    <w:p>
+      <w:pPr>
+        <w:pStyle w:val="BodyText"/>
+      </w:pPr>
+      <w:r>
+        <w:t xml:space="preserve">Автомат, в состояние которого вложен другой автомат, называется</w:t>
+      </w:r>
+      <w:r>
+        <w:t xml:space="preserve"> </w:t>
+      </w:r>
+      <w:r>
+        <w:rPr>
+          <w:iCs/>
+          <w:i/>
+        </w:rPr>
+        <w:t xml:space="preserve">родительским</w:t>
+      </w:r>
+      <w:r>
+        <w:t xml:space="preserve">. Вложенный автомат реагирует на события только тогда,</w:t>
+      </w:r>
+      <w:r>
+        <w:t xml:space="preserve"> </w:t>
+      </w:r>
+      <w:r>
+        <w:t xml:space="preserve">когда родительский автомат находится в состоянии, в которое он вложен.</w:t>
       </w:r>
     </w:p>
     <w:p>
@@ -331,7 +411,7 @@
         </w:numPr>
       </w:pPr>
       <w:r>
-        <w:t xml:space="preserve">Выбор пары автоматов для перемножения.</w:t>
+        <w:t xml:space="preserve">Выбор пары автоматов.</w:t>
       </w:r>
     </w:p>
     <w:p>
@@ -342,13 +422,13 @@
         </w:numPr>
       </w:pPr>
       <w:r>
-        <w:t xml:space="preserve">Инициализация обхода: начальные состояния пары образуют начальное</w:t>
-      </w:r>
-      <w:r>
-        <w:t xml:space="preserve"> </w:t>
-      </w:r>
-      <w:r>
-        <w:t xml:space="preserve">состояние произведения.</w:t>
+        <w:t xml:space="preserve">Построение начального состояния произведения из начальных</w:t>
+      </w:r>
+      <w:r>
+        <w:t xml:space="preserve"> </w:t>
+      </w:r>
+      <w:r>
+        <w:t xml:space="preserve">состояний пары.</w:t>
       </w:r>
     </w:p>
     <w:p>
@@ -359,25 +439,31 @@
         </w:numPr>
       </w:pPr>
       <w:r>
-        <w:t xml:space="preserve">Итеративное построение множества вершин: для текущей пары</w:t>
-      </w:r>
-      <w:r>
-        <w:t xml:space="preserve"> </w:t>
-      </w:r>
-      <w:r>
-        <w:t xml:space="preserve">состояний перебираются все исходящие переходы обоих автоматов,</w:t>
-      </w:r>
-      <w:r>
-        <w:t xml:space="preserve"> </w:t>
-      </w:r>
-      <w:r>
-        <w:t xml:space="preserve">проверяются гварды, и по совпадающим либо относящимся друг к другу</w:t>
-      </w:r>
-      <w:r>
-        <w:t xml:space="preserve"> </w:t>
-      </w:r>
-      <w:r>
-        <w:t xml:space="preserve">событиям строятся новые состояния-произведения.</w:t>
+        <w:t xml:space="preserve">Построение множества вершин и рёбер произведения: для очередного</w:t>
+      </w:r>
+      <w:r>
+        <w:t xml:space="preserve"> </w:t>
+      </w:r>
+      <w:r>
+        <w:t xml:space="preserve">состояния определяются события, на которые может отреагировать хотя</w:t>
+      </w:r>
+      <w:r>
+        <w:t xml:space="preserve"> </w:t>
+      </w:r>
+      <w:r>
+        <w:t xml:space="preserve">бы один из автоматов с учётом вложенности и адресованных событий;</w:t>
+      </w:r>
+      <w:r>
+        <w:t xml:space="preserve"> </w:t>
+      </w:r>
+      <w:r>
+        <w:t xml:space="preserve">для каждого такого события проверяются гварды и строится переход в</w:t>
+      </w:r>
+      <w:r>
+        <w:t xml:space="preserve"> </w:t>
+      </w:r>
+      <w:r>
+        <w:t xml:space="preserve">новое состояние произведения.</w:t>
       </w:r>
     </w:p>
     <w:p>
@@ -405,19 +491,19 @@
         </w:numPr>
       </w:pPr>
       <w:r>
-        <w:t xml:space="preserve">Валидация результата: автомат-произведение прогоняется рядом с</w:t>
-      </w:r>
-      <w:r>
-        <w:t xml:space="preserve"> </w:t>
-      </w:r>
-      <w:r>
-        <w:t xml:space="preserve">исходной парой на одних и тех же событиях, и на каждом шаге</w:t>
-      </w:r>
-      <w:r>
-        <w:t xml:space="preserve"> </w:t>
-      </w:r>
-      <w:r>
-        <w:t xml:space="preserve">сравниваются их выходы; любое расхождение означает ошибку</w:t>
+        <w:t xml:space="preserve">Валидация: автомат-произведение и исходная пара выполняются</w:t>
+      </w:r>
+      <w:r>
+        <w:t xml:space="preserve"> </w:t>
+      </w:r>
+      <w:r>
+        <w:t xml:space="preserve">параллельно на одних и тех же последовательностях событий, и на</w:t>
+      </w:r>
+      <w:r>
+        <w:t xml:space="preserve"> </w:t>
+      </w:r>
+      <w:r>
+        <w:t xml:space="preserve">каждом шаге их выходы сравниваются; расхождение означает ошибку</w:t>
       </w:r>
       <w:r>
         <w:t xml:space="preserve"> </w:t>
@@ -434,19 +520,13 @@
         </w:numPr>
       </w:pPr>
       <w:r>
-        <w:t xml:space="preserve">Последовательное перемножение системы автоматов: для цепочки из</w:t>
-      </w:r>
-      <w:r>
-        <w:t xml:space="preserve"> </w:t>
-      </w:r>
-      <w:r>
-        <w:t xml:space="preserve">более чем двух автоматов указанная последовательность этапов</w:t>
-      </w:r>
-      <w:r>
-        <w:t xml:space="preserve"> </w:t>
-      </w:r>
-      <w:r>
-        <w:t xml:space="preserve">повторяется для каждой очередной пары.</w:t>
+        <w:t xml:space="preserve">Для системы из более чем двух автоматов этапы 1–5 повторяются:</w:t>
+      </w:r>
+      <w:r>
+        <w:t xml:space="preserve"> </w:t>
+      </w:r>
+      <w:r>
+        <w:t xml:space="preserve">произведение очередной пары умножается на следующий автомат.</w:t>
       </w:r>
     </w:p>
     <w:p>
@@ -454,37 +534,25 @@
         <w:pStyle w:val="FirstParagraph"/>
       </w:pPr>
       <w:r>
-        <w:t xml:space="preserve">Состав этапов не меняется. Ограничения, указанные во введении, связаны с</w:t>
-      </w:r>
-      <w:r>
-        <w:t xml:space="preserve"> </w:t>
-      </w:r>
-      <w:r>
-        <w:t xml:space="preserve">тем, как именно выполняются этапы 3 и 4 – построение множества вершин</w:t>
-      </w:r>
-      <w:r>
-        <w:t xml:space="preserve"> </w:t>
-      </w:r>
-      <w:r>
-        <w:t xml:space="preserve">произведения и его формирование: на этих двух этапах проверяются гварды,</w:t>
-      </w:r>
-      <w:r>
-        <w:t xml:space="preserve"> </w:t>
-      </w:r>
-      <w:r>
-        <w:t xml:space="preserve">ссылающиеся на вложенные автоматы, и определяется, какие автоматы вложены в</w:t>
-      </w:r>
-      <w:r>
-        <w:t xml:space="preserve"> </w:t>
-      </w:r>
-      <w:r>
-        <w:t xml:space="preserve">каждую вершину произведения. Доработки, снимающие эти ограничения, описаны</w:t>
-      </w:r>
-      <w:r>
-        <w:t xml:space="preserve"> </w:t>
-      </w:r>
-      <w:r>
-        <w:t xml:space="preserve">в разделе </w:t>
+        <w:t xml:space="preserve">Состав этапов в настоящей работе не меняется. Ограничения 1–3 связаны с</w:t>
+      </w:r>
+      <w:r>
+        <w:t xml:space="preserve"> </w:t>
+      </w:r>
+      <w:r>
+        <w:t xml:space="preserve">этапами 3 и 4: с тем, как проверяются гварды, ссылающиеся на состояния</w:t>
+      </w:r>
+      <w:r>
+        <w:t xml:space="preserve"> </w:t>
+      </w:r>
+      <w:r>
+        <w:t xml:space="preserve">других автоматов, и как определяются автоматы, вложенные в состояние</w:t>
+      </w:r>
+      <w:r>
+        <w:t xml:space="preserve"> </w:t>
+      </w:r>
+      <w:r>
+        <w:t xml:space="preserve">произведения. Доработки описаны в разделе </w:t>
       </w:r>
       <w:hyperlink w:anchor="sec:fixes">
         <w:r>
@@ -498,13 +566,24 @@
         <w:t xml:space="preserve"> </w:t>
       </w:r>
       <w:r>
-        <w:t xml:space="preserve">после введения дополненной системы автоматов, на</w:t>
-      </w:r>
-      <w:r>
-        <w:t xml:space="preserve"> </w:t>
-      </w:r>
-      <w:r>
-        <w:t xml:space="preserve">примерах которой удобнее их проиллюстрировать.</w:t>
+        <w:t xml:space="preserve">на примере</w:t>
+      </w:r>
+      <w:r>
+        <w:t xml:space="preserve"> </w:t>
+      </w:r>
+      <w:r>
+        <w:t xml:space="preserve">системы, введённой в разделе </w:t>
+      </w:r>
+      <w:hyperlink w:anchor="sec:system">
+        <w:r>
+          <w:rPr>
+            <w:rStyle w:val="Hyperlink"/>
+          </w:rPr>
+          <w:t xml:space="preserve">2</w:t>
+        </w:r>
+      </w:hyperlink>
+      <w:r>
+        <w:t xml:space="preserve">.</w:t>
       </w:r>
     </w:p>
     <w:bookmarkEnd w:id="20"/>
@@ -522,7 +601,13 @@
         <w:pStyle w:val="FirstParagraph"/>
       </w:pPr>
       <w:r>
-        <w:t xml:space="preserve">К системе из трёх автоматов предыдущей работы (</w:t>
+        <w:t xml:space="preserve">К трём автоматам предыдущей работы добавлены два новых: «Джекпот-счётчик»</w:t>
+      </w:r>
+      <w:r>
+        <w:t xml:space="preserve"> </w:t>
+      </w:r>
+      <w:r>
+        <w:t xml:space="preserve">(</w:t>
       </w:r>
       <m:oMath>
         <m:sSub>
@@ -533,16 +618,13 @@
           </m:e>
           <m:sub>
             <m:r>
-              <m:t>0</m:t>
+              <m:t>3</m:t>
             </m:r>
           </m:sub>
         </m:sSub>
       </m:oMath>
       <w:r>
-        <w:t xml:space="preserve">,</w:t>
-      </w:r>
-      <w:r>
-        <w:t xml:space="preserve"> </w:t>
+        <w:t xml:space="preserve">) и «Звуки» (</w:t>
       </w:r>
       <m:oMath>
         <m:sSub>
@@ -553,79 +635,13 @@
           </m:e>
           <m:sub>
             <m:r>
-              <m:t>1</m:t>
+              <m:t>4</m:t>
             </m:r>
           </m:sub>
         </m:sSub>
       </m:oMath>
       <w:r>
-        <w:t xml:space="preserve">,</w:t>
-      </w:r>
-      <w:r>
-        <w:t xml:space="preserve"> </w:t>
-      </w:r>
-      <m:oMath>
-        <m:sSub>
-          <m:e>
-            <m:r>
-              <m:t>A</m:t>
-            </m:r>
-          </m:e>
-          <m:sub>
-            <m:r>
-              <m:t>2</m:t>
-            </m:r>
-          </m:sub>
-        </m:sSub>
-      </m:oMath>
-      <w:r>
-        <w:t xml:space="preserve">)</w:t>
-      </w:r>
-      <w:r>
-        <w:t xml:space="preserve"> </w:t>
-      </w:r>
-      <w:r>
-        <w:t xml:space="preserve">добавлены два новых автомата: «Джекпот-счётчик» (</w:t>
-      </w:r>
-      <m:oMath>
-        <m:sSub>
-          <m:e>
-            <m:r>
-              <m:t>A</m:t>
-            </m:r>
-          </m:e>
-          <m:sub>
-            <m:r>
-              <m:t>3</m:t>
-            </m:r>
-          </m:sub>
-        </m:sSub>
-      </m:oMath>
-      <w:r>
-        <w:t xml:space="preserve">) и «Звуки» (</w:t>
-      </w:r>
-      <m:oMath>
-        <m:sSub>
-          <m:e>
-            <m:r>
-              <m:t>A</m:t>
-            </m:r>
-          </m:e>
-          <m:sub>
-            <m:r>
-              <m:t>4</m:t>
-            </m:r>
-          </m:sub>
-        </m:sSub>
-      </m:oMath>
-      <w:r>
-        <w:t xml:space="preserve">).</w:t>
-      </w:r>
-      <w:r>
-        <w:t xml:space="preserve"> </w:t>
-      </w:r>
-      <w:r>
-        <w:t xml:space="preserve">Таблица </w:t>
+        <w:t xml:space="preserve">). Таблица </w:t>
       </w:r>
       <w:hyperlink w:anchor="tab:cases">
         <w:r>
@@ -639,13 +655,19 @@
         <w:t xml:space="preserve"> </w:t>
       </w:r>
       <w:r>
-        <w:t xml:space="preserve">сопоставляет каждому из трёх ограничений случай</w:t>
-      </w:r>
-      <w:r>
-        <w:t xml:space="preserve"> </w:t>
-      </w:r>
-      <w:r>
-        <w:t xml:space="preserve">вложенности, демонстрирующий его снятие на этой системе.</w:t>
+        <w:t xml:space="preserve">перечисляет случаи</w:t>
+      </w:r>
+      <w:r>
+        <w:t xml:space="preserve"> </w:t>
+      </w:r>
+      <w:r>
+        <w:t xml:space="preserve">вложенности в полученной системе и указывает ограничение, снятие которого</w:t>
+      </w:r>
+      <w:r>
+        <w:t xml:space="preserve"> </w:t>
+      </w:r>
+      <w:r>
+        <w:t xml:space="preserve">демонстрирует каждый случай.</w:t>
       </w:r>
     </w:p>
     <w:bookmarkStart w:id="21" w:name="tab:cases"/>
@@ -694,7 +716,7 @@
               <w:jc w:val="left"/>
             </w:pPr>
             <w:r>
-              <w:t xml:space="preserve">Снимает</w:t>
+              <w:t xml:space="preserve">Ограничение</w:t>
             </w:r>
           </w:p>
         </w:tc>
@@ -732,7 +754,7 @@
               <w:jc w:val="left"/>
             </w:pPr>
             <w:r>
-              <w:t xml:space="preserve">– (ограничений не было)</w:t>
+              <w:t xml:space="preserve">–</w:t>
             </w:r>
           </w:p>
         </w:tc>
@@ -780,6 +802,12 @@
                 </m:sub>
               </m:sSub>
             </m:oMath>
+            <w:r>
+              <w:t xml:space="preserve"> </w:t>
+            </w:r>
+            <w:r>
+              <w:t xml:space="preserve">(случай предыдущей работы)</w:t>
+            </w:r>
           </w:p>
         </w:tc>
       </w:tr>
@@ -804,17 +832,23 @@
               <w:jc w:val="left"/>
             </w:pPr>
             <w:r>
-              <w:t xml:space="preserve">ограничение 1</w:t>
-            </w:r>
-          </w:p>
-        </w:tc>
-        <w:tc>
-          <w:tcPr/>
-          <w:p>
-            <w:pPr>
-              <w:pStyle w:val="Compact"/>
-              <w:jc w:val="left"/>
-            </w:pPr>
+              <w:t xml:space="preserve">1</w:t>
+            </w:r>
+          </w:p>
+        </w:tc>
+        <w:tc>
+          <w:tcPr/>
+          <w:p>
+            <w:pPr>
+              <w:pStyle w:val="Compact"/>
+              <w:jc w:val="left"/>
+            </w:pPr>
+            <w:r>
+              <w:t xml:space="preserve">В состояние «Игра» вложены</w:t>
+            </w:r>
+            <w:r>
+              <w:t xml:space="preserve"> </w:t>
+            </w:r>
             <m:oMath>
               <m:sSub>
                 <m:e>
@@ -830,10 +864,7 @@
               </m:sSub>
             </m:oMath>
             <w:r>
-              <w:t xml:space="preserve"> </w:t>
-            </w:r>
-            <w:r>
-              <w:t xml:space="preserve">и</w:t>
+              <w:t xml:space="preserve">,</w:t>
             </w:r>
             <w:r>
               <w:t xml:space="preserve"> </w:t>
@@ -856,43 +887,11 @@
               <w:t xml:space="preserve"> </w:t>
             </w:r>
             <w:r>
-              <w:t xml:space="preserve">одновременно вложены в состояние «Игра»</w:t>
-            </w:r>
-          </w:p>
-        </w:tc>
-      </w:tr>
-      <w:tr>
-        <w:tc>
-          <w:tcPr/>
-          <w:p>
-            <w:pPr>
-              <w:pStyle w:val="Compact"/>
-              <w:jc w:val="left"/>
-            </w:pPr>
-            <w:r>
-              <w:t xml:space="preserve">3</w:t>
-            </w:r>
-          </w:p>
-        </w:tc>
-        <w:tc>
-          <w:tcPr/>
-          <w:p>
-            <w:pPr>
-              <w:pStyle w:val="Compact"/>
-              <w:jc w:val="left"/>
-            </w:pPr>
-            <w:r>
-              <w:t xml:space="preserve">ограничение 2</w:t>
-            </w:r>
-          </w:p>
-        </w:tc>
-        <w:tc>
-          <w:tcPr/>
-          <w:p>
-            <w:pPr>
-              <w:pStyle w:val="Compact"/>
-              <w:jc w:val="left"/>
-            </w:pPr>
+              <w:t xml:space="preserve">и</w:t>
+            </w:r>
+            <w:r>
+              <w:t xml:space="preserve"> </w:t>
+            </w:r>
             <m:oMath>
               <m:sSub>
                 <m:e>
@@ -907,11 +906,60 @@
                 </m:sub>
               </m:sSub>
             </m:oMath>
+          </w:p>
+        </w:tc>
+      </w:tr>
+      <w:tr>
+        <w:tc>
+          <w:tcPr/>
+          <w:p>
+            <w:pPr>
+              <w:pStyle w:val="Compact"/>
+              <w:jc w:val="left"/>
+            </w:pPr>
+            <w:r>
+              <w:t xml:space="preserve">3</w:t>
+            </w:r>
+          </w:p>
+        </w:tc>
+        <w:tc>
+          <w:tcPr/>
+          <w:p>
+            <w:pPr>
+              <w:pStyle w:val="Compact"/>
+              <w:jc w:val="left"/>
+            </w:pPr>
+            <w:r>
+              <w:t xml:space="preserve">2</w:t>
+            </w:r>
+          </w:p>
+        </w:tc>
+        <w:tc>
+          <w:tcPr/>
+          <w:p>
+            <w:pPr>
+              <w:pStyle w:val="Compact"/>
+              <w:jc w:val="left"/>
+            </w:pPr>
+            <m:oMath>
+              <m:sSub>
+                <m:e>
+                  <m:r>
+                    <m:t>A</m:t>
+                  </m:r>
+                </m:e>
+                <m:sub>
+                  <m:r>
+                    <m:t>4</m:t>
+                  </m:r>
+                </m:sub>
+              </m:sSub>
+            </m:oMath>
             <w:r>
               <w:t xml:space="preserve"> </w:t>
             </w:r>
             <w:r>
-              <w:t xml:space="preserve">вложен в состояния «Игра» и «Выдача жетона» автомата</w:t>
+              <w:t xml:space="preserve">вложен в три состояния: «Игра» и «Выдача жетона» автомата</w:t>
             </w:r>
             <w:r>
               <w:t xml:space="preserve"> </w:t>
@@ -931,7 +979,7 @@
               </m:sSub>
             </m:oMath>
             <w:r>
-              <w:t xml:space="preserve">, а также в состояние «Выплата джекпота» автомата</w:t>
+              <w:t xml:space="preserve">, «Выплата джекпота» автомата</w:t>
             </w:r>
             <w:r>
               <w:t xml:space="preserve"> </w:t>
@@ -974,7 +1022,7 @@
               <w:jc w:val="left"/>
             </w:pPr>
             <w:r>
-              <w:t xml:space="preserve">ограничение 3</w:t>
+              <w:t xml:space="preserve">3</w:t>
             </w:r>
           </w:p>
         </w:tc>
@@ -1145,7 +1193,7 @@
         </m:sSub>
       </m:oMath>
       <w:r>
-        <w:t xml:space="preserve">.</w:t>
+        <w:t xml:space="preserve">. В состояние «Игра» вложены</w:t>
       </w:r>
       <w:r>
         <w:t xml:space="preserve"> </w:t>
@@ -1159,22 +1207,13 @@
           </m:e>
           <m:sub>
             <m:r>
-              <m:t>4</m:t>
+              <m:t>2</m:t>
             </m:r>
           </m:sub>
         </m:sSub>
       </m:oMath>
       <w:r>
-        <w:t xml:space="preserve"> </w:t>
-      </w:r>
-      <w:r>
-        <w:t xml:space="preserve">вложен в «Игра» (случай</w:t>
-      </w:r>
-      <w:r>
-        <w:t xml:space="preserve"> </w:t>
-      </w:r>
-      <w:r>
-        <w:t xml:space="preserve">3, наравне с</w:t>
+        <w:t xml:space="preserve">,</w:t>
       </w:r>
       <w:r>
         <w:t xml:space="preserve"> </w:t>
@@ -1188,7 +1227,7 @@
           </m:e>
           <m:sub>
             <m:r>
-              <m:t>2</m:t>
+              <m:t>3</m:t>
             </m:r>
           </m:sub>
         </m:sSub>
@@ -1211,13 +1250,33 @@
           </m:e>
           <m:sub>
             <m:r>
-              <m:t>3</m:t>
+              <m:t>4</m:t>
             </m:r>
           </m:sub>
         </m:sSub>
       </m:oMath>
       <w:r>
-        <w:t xml:space="preserve">) и в «Выдача жетона», как и раньше.</w:t>
+        <w:t xml:space="preserve">, в состояние «Выдача жетона» –</w:t>
+      </w:r>
+      <w:r>
+        <w:t xml:space="preserve"> </w:t>
+      </w:r>
+      <m:oMath>
+        <m:sSub>
+          <m:e>
+            <m:r>
+              <m:t>A</m:t>
+            </m:r>
+          </m:e>
+          <m:sub>
+            <m:r>
+              <m:t>4</m:t>
+            </m:r>
+          </m:sub>
+        </m:sSub>
+      </m:oMath>
+      <w:r>
+        <w:t xml:space="preserve">.</w:t>
       </w:r>
     </w:p>
     <w:p>
@@ -4653,7 +4712,7 @@
       </w:tr>
     </w:tbl>
     <w:bookmarkEnd w:id="33"/>
-    <w:bookmarkStart w:id="37" w:name="автомат-4.-джекпот-счётчик-a_3-случай-4"/>
+    <w:bookmarkStart w:id="37" w:name="автомат-4.-джекпот-счётчик-a_3"/>
     <w:p>
       <w:pPr>
         <w:pStyle w:val="Heading2"/>
@@ -4676,7 +4735,7 @@
         </m:sSub>
       </m:oMath>
       <w:r>
-        <w:t xml:space="preserve">) – случай 4</w:t>
+        <w:t xml:space="preserve">)</w:t>
       </w:r>
     </w:p>
     <w:p>
@@ -4751,7 +4810,13 @@
         </m:sSub>
       </m:oMath>
       <w:r>
-        <w:t xml:space="preserve">.</w:t>
+        <w:t xml:space="preserve">. В состояние «Выплата</w:t>
+      </w:r>
+      <w:r>
+        <w:t xml:space="preserve"> </w:t>
+      </w:r>
+      <w:r>
+        <w:t xml:space="preserve">джекпота» вложен</w:t>
       </w:r>
       <w:r>
         <w:t xml:space="preserve"> </w:t>
@@ -4771,16 +4836,7 @@
         </m:sSub>
       </m:oMath>
       <w:r>
-        <w:t xml:space="preserve"> </w:t>
-      </w:r>
-      <w:r>
-        <w:t xml:space="preserve">вложен в состояние</w:t>
-      </w:r>
-      <w:r>
-        <w:t xml:space="preserve"> </w:t>
-      </w:r>
-      <w:r>
-        <w:t xml:space="preserve">«Выплата джекпота» –</w:t>
+        <w:t xml:space="preserve">; сам</w:t>
       </w:r>
       <w:r>
         <w:t xml:space="preserve"> </w:t>
@@ -4803,7 +4859,7 @@
         <w:t xml:space="preserve"> </w:t>
       </w:r>
       <w:r>
-        <w:t xml:space="preserve">сам вложен в «Игра» автомата</w:t>
+        <w:t xml:space="preserve">вложен в состояние «Игра» автомата</w:t>
       </w:r>
       <w:r>
         <w:t xml:space="preserve"> </w:t>
@@ -4818,32 +4874,6 @@
           <m:sub>
             <m:r>
               <m:t>0</m:t>
-            </m:r>
-          </m:sub>
-        </m:sSub>
-      </m:oMath>
-      <w:r>
-        <w:t xml:space="preserve">, а теперь</w:t>
-      </w:r>
-      <w:r>
-        <w:t xml:space="preserve"> </w:t>
-      </w:r>
-      <w:r>
-        <w:t xml:space="preserve">ещё и сам вкладывает</w:t>
-      </w:r>
-      <w:r>
-        <w:t xml:space="preserve"> </w:t>
-      </w:r>
-      <m:oMath>
-        <m:sSub>
-          <m:e>
-            <m:r>
-              <m:t>A</m:t>
-            </m:r>
-          </m:e>
-          <m:sub>
-            <m:r>
-              <m:t>4</m:t>
             </m:r>
           </m:sub>
         </m:sSub>
@@ -5447,7 +5477,7 @@
         <w:pStyle w:val="BodyText"/>
       </w:pPr>
       <w:r>
-        <w:t xml:space="preserve">Входы</w:t>
+        <w:t xml:space="preserve">Автомат</w:t>
       </w:r>
       <w:r>
         <w:t xml:space="preserve"> </w:t>
@@ -5470,7 +5500,7 @@
         <w:t xml:space="preserve"> </w:t>
       </w:r>
       <w:r>
-        <w:t xml:space="preserve">включают опрос состояния соседа – второго барабана автомата</w:t>
+        <w:t xml:space="preserve">вложен в состояние «Игра» вместе с</w:t>
       </w:r>
       <w:r>
         <w:t xml:space="preserve"> </w:t>
@@ -5493,7 +5523,49 @@
         <w:t xml:space="preserve"> </w:t>
       </w:r>
       <w:r>
-        <w:t xml:space="preserve">(случай 2). Переход, которым</w:t>
+        <w:t xml:space="preserve">и реагирует на то же</w:t>
+      </w:r>
+      <w:r>
+        <w:t xml:space="preserve"> </w:t>
+      </w:r>
+      <w:r>
+        <w:t xml:space="preserve">событие среды</w:t>
+      </w:r>
+      <w:r>
+        <w:t xml:space="preserve"> </w:t>
+      </w:r>
+      <w:r>
+        <w:rPr>
+          <w:rStyle w:val="VerbatimChar"/>
+        </w:rPr>
+        <w:t xml:space="preserve">e05</w:t>
+      </w:r>
+      <w:r>
+        <w:t xml:space="preserve"> </w:t>
+      </w:r>
+      <w:r>
+        <w:t xml:space="preserve">(«Сработал таймер третьего барабана»). Переход в</w:t>
+      </w:r>
+      <w:r>
+        <w:t xml:space="preserve"> </w:t>
+      </w:r>
+      <w:r>
+        <w:t xml:space="preserve">состояние «Выплата джекпота» проверяет гвард</w:t>
+      </w:r>
+      <w:r>
+        <w:t xml:space="preserve"> </w:t>
+      </w:r>
+      <w:r>
+        <w:rPr>
+          <w:rStyle w:val="VerbatimChar"/>
+        </w:rPr>
+        <w:t xml:space="preserve">y2=3</w:t>
+      </w:r>
+      <w:r>
+        <w:t xml:space="preserve"> </w:t>
+      </w:r>
+      <w:r>
+        <w:t xml:space="preserve">на состояние</w:t>
       </w:r>
       <w:r>
         <w:t xml:space="preserve"> </w:t>
@@ -5507,7 +5579,7 @@
           </m:e>
           <m:sub>
             <m:r>
-              <m:t>3</m:t>
+              <m:t>2</m:t>
             </m:r>
           </m:sub>
         </m:sSub>
@@ -5516,13 +5588,19 @@
         <w:t xml:space="preserve"> </w:t>
       </w:r>
       <w:r>
-        <w:t xml:space="preserve">покидает состояние «Выплата</w:t>
-      </w:r>
-      <w:r>
-        <w:t xml:space="preserve"> </w:t>
-      </w:r>
-      <w:r>
-        <w:t xml:space="preserve">джекпота», дополнительно адресует вложенному автомату</w:t>
+        <w:t xml:space="preserve">и случайный признак</w:t>
+      </w:r>
+      <w:r>
+        <w:t xml:space="preserve"> </w:t>
+      </w:r>
+      <w:r>
+        <w:rPr>
+          <w:rStyle w:val="VerbatimChar"/>
+        </w:rPr>
+        <w:t xml:space="preserve">x30</w:t>
+      </w:r>
+      <w:r>
+        <w:t xml:space="preserve">; так</w:t>
       </w:r>
       <w:r>
         <w:t xml:space="preserve"> </w:t>
@@ -5536,7 +5614,7 @@
           </m:e>
           <m:sub>
             <m:r>
-              <m:t>4</m:t>
+              <m:t>3</m:t>
             </m:r>
           </m:sub>
         </m:sSub>
@@ -5545,19 +5623,19 @@
         <w:t xml:space="preserve"> </w:t>
       </w:r>
       <w:r>
-        <w:t xml:space="preserve">отдельное</w:t>
-      </w:r>
-      <w:r>
-        <w:t xml:space="preserve"> </w:t>
-      </w:r>
-      <w:r>
-        <w:t xml:space="preserve">событие завершения выплаты джекпота – не то же событие, которым</w:t>
-      </w:r>
-      <w:r>
-        <w:t xml:space="preserve"> </w:t>
-      </w:r>
-      <w:r>
-        <w:t xml:space="preserve">пользуется</w:t>
+        <w:t xml:space="preserve">использует состояние</w:t>
+      </w:r>
+      <w:r>
+        <w:t xml:space="preserve"> </w:t>
+      </w:r>
+      <w:r>
+        <w:t xml:space="preserve">автомата, вложенного в то же состояние (случай 2). Из состояния «Выплата</w:t>
+      </w:r>
+      <w:r>
+        <w:t xml:space="preserve"> </w:t>
+      </w:r>
+      <w:r>
+        <w:t xml:space="preserve">джекпота»</w:t>
       </w:r>
       <w:r>
         <w:t xml:space="preserve"> </w:t>
@@ -5580,19 +5658,19 @@
         <w:t xml:space="preserve"> </w:t>
       </w:r>
       <w:r>
-        <w:t xml:space="preserve">для этого перехода, а отдельное, объявленное</w:t>
-      </w:r>
-      <w:r>
-        <w:t xml:space="preserve"> </w:t>
-      </w:r>
-      <w:r>
-        <w:t xml:space="preserve">исключительно для доставки этого уведомления. Такое событие никогда не</w:t>
-      </w:r>
-      <w:r>
-        <w:t xml:space="preserve"> </w:t>
-      </w:r>
-      <w:r>
-        <w:t xml:space="preserve">возникает независимо: оно существует только как часть перехода</w:t>
+        <w:t xml:space="preserve">выходит по событию</w:t>
+      </w:r>
+      <w:r>
+        <w:t xml:space="preserve"> </w:t>
+      </w:r>
+      <w:r>
+        <w:rPr>
+          <w:rStyle w:val="VerbatimChar"/>
+        </w:rPr>
+        <w:t xml:space="preserve">e33</w:t>
+      </w:r>
+      <w:r>
+        <w:t xml:space="preserve">, которое ему адресует</w:t>
       </w:r>
       <w:r>
         <w:t xml:space="preserve"> </w:t>
@@ -5606,7 +5684,7 @@
           </m:e>
           <m:sub>
             <m:r>
-              <m:t>3</m:t>
+              <m:t>0</m:t>
             </m:r>
           </m:sub>
         </m:sSub>
@@ -5615,19 +5693,7 @@
         <w:t xml:space="preserve"> </w:t>
       </w:r>
       <w:r>
-        <w:t xml:space="preserve">и</w:t>
-      </w:r>
-      <w:r>
-        <w:t xml:space="preserve"> </w:t>
-      </w:r>
-      <w:r>
-        <w:t xml:space="preserve">поэтому не может быть общим событием, которое автоматы разделяют</w:t>
-      </w:r>
-      <w:r>
-        <w:t xml:space="preserve"> </w:t>
-      </w:r>
-      <w:r>
-        <w:t xml:space="preserve">напрямую, как это делают</w:t>
+        <w:t xml:space="preserve">по окончании выдачи жетонов. На этом переходе</w:t>
       </w:r>
       <w:r>
         <w:t xml:space="preserve"> </w:t>
@@ -5641,7 +5707,7 @@
           </m:e>
           <m:sub>
             <m:r>
-              <m:t>2</m:t>
+              <m:t>3</m:t>
             </m:r>
           </m:sub>
         </m:sSub>
@@ -5650,7 +5716,13 @@
         <w:t xml:space="preserve"> </w:t>
       </w:r>
       <w:r>
-        <w:t xml:space="preserve">и</w:t>
+        <w:t xml:space="preserve">обнуляет джекпот и</w:t>
+      </w:r>
+      <w:r>
+        <w:t xml:space="preserve"> </w:t>
+      </w:r>
+      <w:r>
+        <w:t xml:space="preserve">адресует автомату</w:t>
       </w:r>
       <w:r>
         <w:t xml:space="preserve"> </w:t>
@@ -5664,7 +5736,7 @@
           </m:e>
           <m:sub>
             <m:r>
-              <m:t>3</m:t>
+              <m:t>4</m:t>
             </m:r>
           </m:sub>
         </m:sSub>
@@ -5673,34 +5745,32 @@
         <w:t xml:space="preserve"> </w:t>
       </w:r>
       <w:r>
-        <w:t xml:space="preserve">с независимо возникающим событием</w:t>
-      </w:r>
-      <w:r>
-        <w:t xml:space="preserve"> </w:t>
-      </w:r>
-      <w:r>
-        <w:t xml:space="preserve">остановки третьего барабана в состоянии «Игра». Причина объяснена в</w:t>
-      </w:r>
-      <w:r>
-        <w:t xml:space="preserve"> </w:t>
-      </w:r>
-      <w:r>
-        <w:t xml:space="preserve">доработке 3 (раздел </w:t>
-      </w:r>
-      <w:hyperlink w:anchor="sec:fixes">
-        <w:r>
-          <w:rPr>
-            <w:rStyle w:val="Hyperlink"/>
-          </w:rPr>
-          <w:t xml:space="preserve">3</w:t>
-        </w:r>
-      </w:hyperlink>
-      <w:r>
-        <w:t xml:space="preserve">).</w:t>
+        <w:t xml:space="preserve">событие</w:t>
+      </w:r>
+      <w:r>
+        <w:t xml:space="preserve"> </w:t>
+      </w:r>
+      <w:r>
+        <w:rPr>
+          <w:rStyle w:val="VerbatimChar"/>
+        </w:rPr>
+        <w:t xml:space="preserve">e40</w:t>
+      </w:r>
+      <w:r>
+        <w:t xml:space="preserve"> </w:t>
+      </w:r>
+      <w:r>
+        <w:t xml:space="preserve">(«Выплата джекпота</w:t>
+      </w:r>
+      <w:r>
+        <w:t xml:space="preserve"> </w:t>
+      </w:r>
+      <w:r>
+        <w:t xml:space="preserve">завершена»).</w:t>
       </w:r>
     </w:p>
     <w:bookmarkEnd w:id="37"/>
-    <w:bookmarkStart w:id="41" w:name="автомат-5.-звуки-a_4-случай-3"/>
+    <w:bookmarkStart w:id="41" w:name="автомат-5.-звуки-a_4"/>
     <w:p>
       <w:pPr>
         <w:pStyle w:val="Heading2"/>
@@ -5723,7 +5793,7 @@
         </m:sSub>
       </m:oMath>
       <w:r>
-        <w:t xml:space="preserve">) – случай 3</w:t>
+        <w:t xml:space="preserve">)</w:t>
       </w:r>
     </w:p>
     <w:p>
@@ -5798,19 +5868,13 @@
         </m:sSub>
       </m:oMath>
       <w:r>
-        <w:t xml:space="preserve">. Единственное состояние, три</w:t>
-      </w:r>
-      <w:r>
-        <w:t xml:space="preserve"> </w:t>
-      </w:r>
-      <w:r>
-        <w:t xml:space="preserve">самоперехода – по одному на каждого родителя, в состояние которого он</w:t>
-      </w:r>
-      <w:r>
-        <w:t xml:space="preserve"> </w:t>
-      </w:r>
-      <w:r>
-        <w:t xml:space="preserve">вложен.</w:t>
+        <w:t xml:space="preserve">: одно состояние и три</w:t>
+      </w:r>
+      <w:r>
+        <w:t xml:space="preserve"> </w:t>
+      </w:r>
+      <w:r>
+        <w:t xml:space="preserve">самоперехода, по одному на каждое место вложения.</w:t>
       </w:r>
     </w:p>
     <w:p>
@@ -6305,6 +6369,12 @@
       <w:pPr>
         <w:pStyle w:val="BodyText"/>
       </w:pPr>
+      <w:r>
+        <w:t xml:space="preserve">Автомат</w:t>
+      </w:r>
+      <w:r>
+        <w:t xml:space="preserve"> </w:t>
+      </w:r>
       <m:oMath>
         <m:sSub>
           <m:e>
@@ -6323,27 +6393,13 @@
         <w:t xml:space="preserve"> </w:t>
       </w:r>
       <w:r>
-        <w:t xml:space="preserve">демонстрирует оба новых случая из таблицы </w:t>
-      </w:r>
-      <w:hyperlink w:anchor="tab:cases">
-        <w:r>
-          <w:rPr>
-            <w:rStyle w:val="Hyperlink"/>
-          </w:rPr>
-          <w:t xml:space="preserve">1</w:t>
-        </w:r>
-      </w:hyperlink>
-      <w:r>
-        <w:t xml:space="preserve"> </w:t>
-      </w:r>
-      <w:r>
-        <w:t xml:space="preserve">одним и тем</w:t>
-      </w:r>
-      <w:r>
-        <w:t xml:space="preserve"> </w:t>
-      </w:r>
-      <w:r>
-        <w:t xml:space="preserve">же автоматом. Случай 3:</w:t>
+        <w:t xml:space="preserve">демонстрирует случаи 3 и 4: он вложен в три состояния, одно</w:t>
+      </w:r>
+      <w:r>
+        <w:t xml:space="preserve"> </w:t>
+      </w:r>
+      <w:r>
+        <w:t xml:space="preserve">из которых принадлежит автомату</w:t>
       </w:r>
       <w:r>
         <w:t xml:space="preserve"> </w:t>
@@ -6357,22 +6413,13 @@
           </m:e>
           <m:sub>
             <m:r>
-              <m:t>4</m:t>
+              <m:t>3</m:t>
             </m:r>
           </m:sub>
         </m:sSub>
       </m:oMath>
       <w:r>
-        <w:t xml:space="preserve"> </w:t>
-      </w:r>
-      <w:r>
-        <w:t xml:space="preserve">вложен сразу в три состояния – «Игра» и</w:t>
-      </w:r>
-      <w:r>
-        <w:t xml:space="preserve"> </w:t>
-      </w:r>
-      <w:r>
-        <w:t xml:space="preserve">«Выдача жетона» автомата</w:t>
+        <w:t xml:space="preserve">, самому вложенному в</w:t>
       </w:r>
       <w:r>
         <w:t xml:space="preserve"> </w:t>
@@ -6387,82 +6434,6 @@
           <m:sub>
             <m:r>
               <m:t>0</m:t>
-            </m:r>
-          </m:sub>
-        </m:sSub>
-      </m:oMath>
-      <w:r>
-        <w:t xml:space="preserve">, а также «Выплата джекпота» автомата</w:t>
-      </w:r>
-      <w:r>
-        <w:t xml:space="preserve"> </w:t>
-      </w:r>
-      <m:oMath>
-        <m:sSub>
-          <m:e>
-            <m:r>
-              <m:t>A</m:t>
-            </m:r>
-          </m:e>
-          <m:sub>
-            <m:r>
-              <m:t>3</m:t>
-            </m:r>
-          </m:sub>
-        </m:sSub>
-      </m:oMath>
-      <w:r>
-        <w:t xml:space="preserve">.</w:t>
-      </w:r>
-      <w:r>
-        <w:t xml:space="preserve"> </w:t>
-      </w:r>
-      <w:r>
-        <w:t xml:space="preserve">Случай 4: третье место вложения – не непосредственно в</w:t>
-      </w:r>
-      <w:r>
-        <w:t xml:space="preserve"> </w:t>
-      </w:r>
-      <m:oMath>
-        <m:sSub>
-          <m:e>
-            <m:r>
-              <m:t>A</m:t>
-            </m:r>
-          </m:e>
-          <m:sub>
-            <m:r>
-              <m:t>0</m:t>
-            </m:r>
-          </m:sub>
-        </m:sSub>
-      </m:oMath>
-      <w:r>
-        <w:t xml:space="preserve">, а во</w:t>
-      </w:r>
-      <w:r>
-        <w:t xml:space="preserve"> </w:t>
-      </w:r>
-      <w:r>
-        <w:rPr>
-          <w:iCs/>
-          <w:i/>
-        </w:rPr>
-        <w:t xml:space="preserve">вложенный</w:t>
-      </w:r>
-      <w:r>
-        <w:t xml:space="preserve"> </w:t>
-      </w:r>
-      <m:oMath>
-        <m:sSub>
-          <m:e>
-            <m:r>
-              <m:t>A</m:t>
-            </m:r>
-          </m:e>
-          <m:sub>
-            <m:r>
-              <m:t>3</m:t>
             </m:r>
           </m:sub>
         </m:sSub>
@@ -6476,13 +6447,43 @@
         <w:pStyle w:val="BodyText"/>
       </w:pPr>
       <w:r>
-        <w:t xml:space="preserve">Первые два самоперехода реагируют на независимо возникающие события среды,</w:t>
-      </w:r>
-      <w:r>
-        <w:t xml:space="preserve"> </w:t>
-      </w:r>
-      <w:r>
-        <w:t xml:space="preserve">объявленные</w:t>
+        <w:t xml:space="preserve">Самопереходы по событиям</w:t>
+      </w:r>
+      <w:r>
+        <w:t xml:space="preserve"> </w:t>
+      </w:r>
+      <w:r>
+        <w:rPr>
+          <w:rStyle w:val="VerbatimChar"/>
+        </w:rPr>
+        <w:t xml:space="preserve">e01</w:t>
+      </w:r>
+      <w:r>
+        <w:t xml:space="preserve"> </w:t>
+      </w:r>
+      <w:r>
+        <w:t xml:space="preserve">(нажатие кнопки «Игра») и</w:t>
+      </w:r>
+      <w:r>
+        <w:t xml:space="preserve"> </w:t>
+      </w:r>
+      <w:r>
+        <w:rPr>
+          <w:rStyle w:val="VerbatimChar"/>
+        </w:rPr>
+        <w:t xml:space="preserve">e06</w:t>
+      </w:r>
+      <w:r>
+        <w:t xml:space="preserve"> </w:t>
+      </w:r>
+      <w:r>
+        <w:t xml:space="preserve">(выдача жетона) реагируют на события среды, на которые</w:t>
+      </w:r>
+      <w:r>
+        <w:t xml:space="preserve"> </w:t>
+      </w:r>
+      <w:r>
+        <w:t xml:space="preserve">реагирует и</w:t>
       </w:r>
       <w:r>
         <w:t xml:space="preserve"> </w:t>
@@ -6502,13 +6503,7 @@
         </m:sSub>
       </m:oMath>
       <w:r>
-        <w:t xml:space="preserve">, и поэтому разделяются вложенным автоматом напрямую, тем</w:t>
-      </w:r>
-      <w:r>
-        <w:t xml:space="preserve"> </w:t>
-      </w:r>
-      <w:r>
-        <w:t xml:space="preserve">же событием. Каждый из них дополнительно проверяет гвард на состояние</w:t>
+        <w:t xml:space="preserve">. Алгоритм определяет лишь, вложен ли</w:t>
       </w:r>
       <w:r>
         <w:t xml:space="preserve"> </w:t>
@@ -6522,25 +6517,22 @@
           </m:e>
           <m:sub>
             <m:r>
-              <m:t>0</m:t>
+              <m:t>4</m:t>
             </m:r>
           </m:sub>
         </m:sSub>
       </m:oMath>
       <w:r>
-        <w:t xml:space="preserve">: вложенность в алгоритме отмечает только факт вложения в состояние,</w:t>
-      </w:r>
-      <w:r>
-        <w:t xml:space="preserve"> </w:t>
-      </w:r>
-      <w:r>
-        <w:t xml:space="preserve">но не место вложения, поэтому без гварда реакция, предназначенная для</w:t>
-      </w:r>
-      <w:r>
-        <w:t xml:space="preserve"> </w:t>
-      </w:r>
-      <w:r>
-        <w:t xml:space="preserve">«Выдача жетона», была бы достижима и в «Игра», поскольку</w:t>
+        <w:t xml:space="preserve"> </w:t>
+      </w:r>
+      <w:r>
+        <w:t xml:space="preserve">в текущее</w:t>
+      </w:r>
+      <w:r>
+        <w:t xml:space="preserve"> </w:t>
+      </w:r>
+      <w:r>
+        <w:t xml:space="preserve">состояние произведения, но не связывает отдельные реакции</w:t>
       </w:r>
       <w:r>
         <w:t xml:space="preserve"> </w:t>
@@ -6563,19 +6555,28 @@
         <w:t xml:space="preserve"> </w:t>
       </w:r>
       <w:r>
-        <w:t xml:space="preserve">вложен и</w:t>
-      </w:r>
-      <w:r>
-        <w:t xml:space="preserve"> </w:t>
-      </w:r>
-      <w:r>
-        <w:t xml:space="preserve">туда тоже, хотя там это событие не возникает. Гвард ограничивает</w:t>
-      </w:r>
-      <w:r>
-        <w:t xml:space="preserve"> </w:t>
-      </w:r>
-      <w:r>
-        <w:t xml:space="preserve">срабатывание тем состоянием</w:t>
+        <w:t xml:space="preserve">с</w:t>
+      </w:r>
+      <w:r>
+        <w:t xml:space="preserve"> </w:t>
+      </w:r>
+      <w:r>
+        <w:t xml:space="preserve">конкретным местом вложения. Поэтому без гвардов реакция на</w:t>
+      </w:r>
+      <w:r>
+        <w:t xml:space="preserve"> </w:t>
+      </w:r>
+      <w:r>
+        <w:rPr>
+          <w:rStyle w:val="VerbatimChar"/>
+        </w:rPr>
+        <w:t xml:space="preserve">e06</w:t>
+      </w:r>
+      <w:r>
+        <w:t xml:space="preserve"> </w:t>
+      </w:r>
+      <w:r>
+        <w:t xml:space="preserve">была бы допустима и в состоянии «Игра», где</w:t>
       </w:r>
       <w:r>
         <w:t xml:space="preserve"> </w:t>
@@ -6595,13 +6596,78 @@
         </m:sSub>
       </m:oMath>
       <w:r>
-        <w:t xml:space="preserve">, ради которого введено соответствующее</w:t>
-      </w:r>
-      <w:r>
-        <w:t xml:space="preserve"> </w:t>
-      </w:r>
-      <w:r>
-        <w:t xml:space="preserve">место вложения.</w:t>
+        <w:t xml:space="preserve"> </w:t>
+      </w:r>
+      <w:r>
+        <w:t xml:space="preserve">на это событие не</w:t>
+      </w:r>
+      <w:r>
+        <w:t xml:space="preserve"> </w:t>
+      </w:r>
+      <w:r>
+        <w:t xml:space="preserve">реагирует. Гварды</w:t>
+      </w:r>
+      <w:r>
+        <w:t xml:space="preserve"> </w:t>
+      </w:r>
+      <w:r>
+        <w:rPr>
+          <w:rStyle w:val="VerbatimChar"/>
+        </w:rPr>
+        <w:t xml:space="preserve">y0=2</w:t>
+      </w:r>
+      <w:r>
+        <w:t xml:space="preserve"> </w:t>
+      </w:r>
+      <w:r>
+        <w:t xml:space="preserve">и</w:t>
+      </w:r>
+      <w:r>
+        <w:t xml:space="preserve"> </w:t>
+      </w:r>
+      <w:r>
+        <w:rPr>
+          <w:rStyle w:val="VerbatimChar"/>
+        </w:rPr>
+        <w:t xml:space="preserve">y0=4</w:t>
+      </w:r>
+      <w:r>
+        <w:t xml:space="preserve"> </w:t>
+      </w:r>
+      <w:r>
+        <w:t xml:space="preserve">ограничивают каждую</w:t>
+      </w:r>
+      <w:r>
+        <w:t xml:space="preserve"> </w:t>
+      </w:r>
+      <w:r>
+        <w:t xml:space="preserve">реакцию тем состоянием</w:t>
+      </w:r>
+      <w:r>
+        <w:t xml:space="preserve"> </w:t>
+      </w:r>
+      <m:oMath>
+        <m:sSub>
+          <m:e>
+            <m:r>
+              <m:t>A</m:t>
+            </m:r>
+          </m:e>
+          <m:sub>
+            <m:r>
+              <m:t>0</m:t>
+            </m:r>
+          </m:sub>
+        </m:sSub>
+      </m:oMath>
+      <w:r>
+        <w:t xml:space="preserve">, ради которого введено соответствующее место</w:t>
+      </w:r>
+      <w:r>
+        <w:t xml:space="preserve"> </w:t>
+      </w:r>
+      <w:r>
+        <w:t xml:space="preserve">вложения.</w:t>
       </w:r>
     </w:p>
     <w:p>
@@ -6609,13 +6675,28 @@
         <w:pStyle w:val="BodyText"/>
       </w:pPr>
       <w:r>
-        <w:t xml:space="preserve">Третий самопереход устроен иначе и гварда не проверяет: он реагирует на</w:t>
-      </w:r>
-      <w:r>
-        <w:t xml:space="preserve"> </w:t>
-      </w:r>
-      <w:r>
-        <w:t xml:space="preserve">отдельное событие, которое</w:t>
+        <w:t xml:space="preserve">Самопереход по событию</w:t>
+      </w:r>
+      <w:r>
+        <w:t xml:space="preserve"> </w:t>
+      </w:r>
+      <w:r>
+        <w:rPr>
+          <w:rStyle w:val="VerbatimChar"/>
+        </w:rPr>
+        <w:t xml:space="preserve">e40</w:t>
+      </w:r>
+      <w:r>
+        <w:t xml:space="preserve"> </w:t>
+      </w:r>
+      <w:r>
+        <w:t xml:space="preserve">гварда не требует: это событие</w:t>
+      </w:r>
+      <w:r>
+        <w:t xml:space="preserve"> </w:t>
+      </w:r>
+      <w:r>
+        <w:t xml:space="preserve">адресовано</w:t>
       </w:r>
       <w:r>
         <w:t xml:space="preserve"> </w:t>
@@ -6629,7 +6710,7 @@
           </m:e>
           <m:sub>
             <m:r>
-              <m:t>3</m:t>
+              <m:t>4</m:t>
             </m:r>
           </m:sub>
         </m:sSub>
@@ -6638,7 +6719,7 @@
         <w:t xml:space="preserve"> </w:t>
       </w:r>
       <w:r>
-        <w:t xml:space="preserve">адресует</w:t>
+        <w:t xml:space="preserve">автоматом</w:t>
       </w:r>
       <w:r>
         <w:t xml:space="preserve"> </w:t>
@@ -6652,7 +6733,7 @@
           </m:e>
           <m:sub>
             <m:r>
-              <m:t>4</m:t>
+              <m:t>3</m:t>
             </m:r>
           </m:sub>
         </m:sSub>
@@ -6661,31 +6742,7 @@
         <w:t xml:space="preserve"> </w:t>
       </w:r>
       <w:r>
-        <w:t xml:space="preserve">среди результатов перехода</w:t>
-      </w:r>
-      <w:r>
-        <w:t xml:space="preserve"> </w:t>
-      </w:r>
-      <w:r>
-        <w:t xml:space="preserve">(раздел «Автомат 4»), а не на событие перехода. Причина – в том,</w:t>
-      </w:r>
-      <w:r>
-        <w:t xml:space="preserve"> </w:t>
-      </w:r>
-      <w:r>
-        <w:t xml:space="preserve">что завершение выплаты джекпота, в отличие от нажатия кнопки или выдачи</w:t>
-      </w:r>
-      <w:r>
-        <w:t xml:space="preserve"> </w:t>
-      </w:r>
-      <w:r>
-        <w:t xml:space="preserve">жетона, никогда не возникает независимо: оно существует только как часть</w:t>
-      </w:r>
-      <w:r>
-        <w:t xml:space="preserve"> </w:t>
-      </w:r>
-      <w:r>
-        <w:t xml:space="preserve">перехода</w:t>
+        <w:t xml:space="preserve">и поступает только в момент выхода</w:t>
       </w:r>
       <w:r>
         <w:t xml:space="preserve"> </w:t>
@@ -6705,7 +6762,28 @@
         </m:sSub>
       </m:oMath>
       <w:r>
-        <w:t xml:space="preserve">. Прямая реакция</w:t>
+        <w:t xml:space="preserve"> </w:t>
+      </w:r>
+      <w:r>
+        <w:t xml:space="preserve">из состояния «Выплата джекпота». Отдельное событие необходимо, поскольку</w:t>
+      </w:r>
+      <w:r>
+        <w:t xml:space="preserve"> </w:t>
+      </w:r>
+      <w:r>
+        <w:t xml:space="preserve">событие</w:t>
+      </w:r>
+      <w:r>
+        <w:t xml:space="preserve"> </w:t>
+      </w:r>
+      <w:r>
+        <w:rPr>
+          <w:rStyle w:val="VerbatimChar"/>
+        </w:rPr>
+        <w:t xml:space="preserve">e33</w:t>
+      </w:r>
+      <w:r>
+        <w:t xml:space="preserve">, вызывающее этот выход, адресовано автоматом</w:t>
       </w:r>
       <w:r>
         <w:t xml:space="preserve"> </w:t>
@@ -6719,7 +6797,7 @@
           </m:e>
           <m:sub>
             <m:r>
-              <m:t>4</m:t>
+              <m:t>0</m:t>
             </m:r>
           </m:sub>
         </m:sSub>
@@ -6728,13 +6806,7 @@
         <w:t xml:space="preserve"> </w:t>
       </w:r>
       <w:r>
-        <w:t xml:space="preserve">на это событие сделала бы его</w:t>
-      </w:r>
-      <w:r>
-        <w:t xml:space="preserve"> </w:t>
-      </w:r>
-      <w:r>
-        <w:t xml:space="preserve">ошибочно независимо достижимым и привела бы к переходу</w:t>
+        <w:t xml:space="preserve">автомату</w:t>
       </w:r>
       <w:r>
         <w:t xml:space="preserve"> </w:t>
@@ -6748,7 +6820,7 @@
           </m:e>
           <m:sub>
             <m:r>
-              <m:t>4</m:t>
+              <m:t>3</m:t>
             </m:r>
           </m:sub>
         </m:sSub>
@@ -6757,13 +6829,7 @@
         <w:t xml:space="preserve"> </w:t>
       </w:r>
       <w:r>
-        <w:t xml:space="preserve">без</w:t>
-      </w:r>
-      <w:r>
-        <w:t xml:space="preserve"> </w:t>
-      </w:r>
-      <w:r>
-        <w:t xml:space="preserve">соответствующего перехода</w:t>
+        <w:t xml:space="preserve">и автомату</w:t>
       </w:r>
       <w:r>
         <w:t xml:space="preserve"> </w:t>
@@ -6777,7 +6843,7 @@
           </m:e>
           <m:sub>
             <m:r>
-              <m:t>3</m:t>
+              <m:t>4</m:t>
             </m:r>
           </m:sub>
         </m:sSub>
@@ -6786,24 +6852,7 @@
         <w:t xml:space="preserve"> </w:t>
       </w:r>
       <w:r>
-        <w:t xml:space="preserve">– ошибке, устранённой доработкой 3</w:t>
-      </w:r>
-      <w:r>
-        <w:t xml:space="preserve"> </w:t>
-      </w:r>
-      <w:r>
-        <w:t xml:space="preserve">(раздел </w:t>
-      </w:r>
-      <w:hyperlink w:anchor="sec:fixes">
-        <w:r>
-          <w:rPr>
-            <w:rStyle w:val="Hyperlink"/>
-          </w:rPr>
-          <w:t xml:space="preserve">3</w:t>
-        </w:r>
-      </w:hyperlink>
-      <w:r>
-        <w:t xml:space="preserve">).</w:t>
+        <w:t xml:space="preserve">не поступает.</w:t>
       </w:r>
     </w:p>
     <w:bookmarkEnd w:id="41"/>
@@ -6847,13 +6896,13 @@
         <w:t xml:space="preserve"> </w:t>
       </w:r>
       <w:r>
-        <w:t xml:space="preserve">проверялся по номеру состояния этого автомата в уже построенном составном</w:t>
-      </w:r>
-      <w:r>
-        <w:t xml:space="preserve"> </w:t>
-      </w:r>
-      <w:r>
-        <w:t xml:space="preserve">автомате.</w:t>
+        <w:t xml:space="preserve">проверялся по номеру состояния этого автомата в составном автомате,</w:t>
+      </w:r>
+      <w:r>
+        <w:t xml:space="preserve"> </w:t>
+      </w:r>
+      <w:r>
+        <w:t xml:space="preserve">полученном на предыдущих шагах умножения.</w:t>
       </w:r>
     </w:p>
     <w:p>
@@ -6889,7 +6938,7 @@
         <w:t xml:space="preserve"> </w:t>
       </w:r>
       <w:r>
-        <w:t xml:space="preserve">участвовавший в слиянии, нельзя было корректно проверить. Из-за этого в</w:t>
+        <w:t xml:space="preserve">участвовавший в объединении, нельзя было корректно проверить. Из-за этого в</w:t>
       </w:r>
       <w:r>
         <w:t xml:space="preserve"> </w:t>
@@ -6907,13 +6956,13 @@
         <w:t xml:space="preserve"> </w:t>
       </w:r>
       <w:r>
-        <w:t xml:space="preserve">непроверяемыми. По той же причине один автомат нельзя было вложить более</w:t>
-      </w:r>
-      <w:r>
-        <w:t xml:space="preserve"> </w:t>
-      </w:r>
-      <w:r>
-        <w:t xml:space="preserve">чем в одно состояние родителя (ограничение 2).</w:t>
+        <w:t xml:space="preserve">непроверяемыми. По той же причине автомат нельзя было вложить более чем в</w:t>
+      </w:r>
+      <w:r>
+        <w:t xml:space="preserve"> </w:t>
+      </w:r>
+      <w:r>
+        <w:t xml:space="preserve">одно состояние (ограничение 2).</w:t>
       </w:r>
     </w:p>
     <w:p>
@@ -6943,37 +6992,31 @@
         <w:t xml:space="preserve"> </w:t>
       </w:r>
       <w:r>
-        <w:t xml:space="preserve">автомату его собственное состояние. При объединении состояний такие</w:t>
-      </w:r>
-      <w:r>
-        <w:t xml:space="preserve"> </w:t>
-      </w:r>
-      <w:r>
-        <w:t xml:space="preserve">отображения объединяются, поэтому информация не теряется при умножении</w:t>
-      </w:r>
-      <w:r>
-        <w:t xml:space="preserve"> </w:t>
-      </w:r>
-      <w:r>
-        <w:t xml:space="preserve">цепочки автоматов. Гвард теперь проверяется по этому отображению, а не по</w:t>
-      </w:r>
-      <w:r>
-        <w:t xml:space="preserve"> </w:t>
-      </w:r>
-      <w:r>
-        <w:t xml:space="preserve">номеру состояния произведения, и не зависит ни от числа автоматов,</w:t>
-      </w:r>
-      <w:r>
-        <w:t xml:space="preserve"> </w:t>
-      </w:r>
-      <w:r>
-        <w:t xml:space="preserve">вложенных в одно состояние (случай 2), ни от числа состояний, в которые</w:t>
-      </w:r>
-      <w:r>
-        <w:t xml:space="preserve"> </w:t>
-      </w:r>
-      <w:r>
-        <w:t xml:space="preserve">вложен один автомат (случай 3).</w:t>
+        <w:t xml:space="preserve">автомату его собственное состояние. При объединении состояний эти</w:t>
+      </w:r>
+      <w:r>
+        <w:t xml:space="preserve"> </w:t>
+      </w:r>
+      <w:r>
+        <w:t xml:space="preserve">отображения объединяются, поэтому информация сохраняется при умножении</w:t>
+      </w:r>
+      <w:r>
+        <w:t xml:space="preserve"> </w:t>
+      </w:r>
+      <w:r>
+        <w:t xml:space="preserve">цепочки автоматов. Гвард проверяется по этому отображению и не зависит ни</w:t>
+      </w:r>
+      <w:r>
+        <w:t xml:space="preserve"> </w:t>
+      </w:r>
+      <w:r>
+        <w:t xml:space="preserve">от числа автоматов, вложенных в одно состояние (случай 2), ни от числа</w:t>
+      </w:r>
+      <w:r>
+        <w:t xml:space="preserve"> </w:t>
+      </w:r>
+      <w:r>
+        <w:t xml:space="preserve">состояний, в которые вложен один автомат (случай 3).</w:t>
       </w:r>
     </w:p>
     <w:bookmarkEnd w:id="43"/>
@@ -7013,7 +7056,7 @@
         <w:t xml:space="preserve"> </w:t>
       </w:r>
       <w:r>
-        <w:t xml:space="preserve">операндов, без дополнительных условий.</w:t>
+        <w:t xml:space="preserve">операндов без дополнительных условий.</w:t>
       </w:r>
     </w:p>
     <w:p>
@@ -7037,19 +7080,13 @@
         <w:t xml:space="preserve"> </w:t>
       </w:r>
       <w:r>
-        <w:t xml:space="preserve">одного из двух операндов (ограничение 3), схема работала корректно. Но при</w:t>
-      </w:r>
-      <w:r>
-        <w:t xml:space="preserve"> </w:t>
-      </w:r>
-      <w:r>
-        <w:t xml:space="preserve">перемножении автоматов, вложенных друг в друга на двух уровнях одновременно</w:t>
-      </w:r>
-      <w:r>
-        <w:t xml:space="preserve"> </w:t>
-      </w:r>
-      <w:r>
-        <w:t xml:space="preserve">(случай 4:</w:t>
+        <w:t xml:space="preserve">одного из операндов (ограничение 3), объединение было корректным. При</w:t>
+      </w:r>
+      <w:r>
+        <w:t xml:space="preserve"> </w:t>
+      </w:r>
+      <w:r>
+        <w:t xml:space="preserve">вложенности на двух уровнях (случай 4:</w:t>
       </w:r>
       <w:r>
         <w:t xml:space="preserve"> </w:t>
@@ -7095,7 +7132,13 @@
         <w:t xml:space="preserve"> </w:t>
       </w:r>
       <w:r>
-        <w:t xml:space="preserve">и сам вложен в</w:t>
+        <w:t xml:space="preserve">и сам вложен</w:t>
+      </w:r>
+      <w:r>
+        <w:t xml:space="preserve"> </w:t>
+      </w:r>
+      <w:r>
+        <w:t xml:space="preserve">в</w:t>
       </w:r>
       <w:r>
         <w:t xml:space="preserve"> </w:t>
@@ -7115,37 +7158,31 @@
         </m:sSub>
       </m:oMath>
       <w:r>
-        <w:t xml:space="preserve">), оба операнда</w:t>
-      </w:r>
-      <w:r>
-        <w:t xml:space="preserve"> </w:t>
-      </w:r>
-      <w:r>
-        <w:t xml:space="preserve">одновременно имеют непустые множества вложенных автоматов. Второй операнд</w:t>
-      </w:r>
-      <w:r>
-        <w:t xml:space="preserve"> </w:t>
-      </w:r>
-      <w:r>
-        <w:t xml:space="preserve">вносит своё множество в объединение безусловно, даже если не находится в</w:t>
-      </w:r>
-      <w:r>
-        <w:t xml:space="preserve"> </w:t>
-      </w:r>
-      <w:r>
-        <w:t xml:space="preserve">состоянии, которое объявляет эту вложенность. Из-за этого автомат, вложенный</w:t>
-      </w:r>
-      <w:r>
-        <w:t xml:space="preserve"> </w:t>
-      </w:r>
-      <w:r>
-        <w:t xml:space="preserve">во вложенный автомат, становился достижимым из любого состояния внешнего</w:t>
-      </w:r>
-      <w:r>
-        <w:t xml:space="preserve"> </w:t>
-      </w:r>
-      <w:r>
-        <w:t xml:space="preserve">родителя, а не только из тех состояний, где он действительно вложен.</w:t>
+        <w:t xml:space="preserve">) непустые множества имеют оба операнда. Тогда второй операнд</w:t>
+      </w:r>
+      <w:r>
+        <w:t xml:space="preserve"> </w:t>
+      </w:r>
+      <w:r>
+        <w:t xml:space="preserve">вносит своё множество в объединение даже в тех состояниях произведения,</w:t>
+      </w:r>
+      <w:r>
+        <w:t xml:space="preserve"> </w:t>
+      </w:r>
+      <w:r>
+        <w:t xml:space="preserve">где его родительский автомат находится не в том состоянии, в которое он</w:t>
+      </w:r>
+      <w:r>
+        <w:t xml:space="preserve"> </w:t>
+      </w:r>
+      <w:r>
+        <w:t xml:space="preserve">вложен. В результате автомат, вложенный во вложенный автомат, реагировал</w:t>
+      </w:r>
+      <w:r>
+        <w:t xml:space="preserve"> </w:t>
+      </w:r>
+      <w:r>
+        <w:t xml:space="preserve">на события во всех состояниях внешнего родительского автомата.</w:t>
       </w:r>
     </w:p>
     <w:p>
@@ -7163,43 +7200,31 @@
         <w:t xml:space="preserve"> </w:t>
       </w:r>
       <w:r>
-        <w:t xml:space="preserve">Множество вложенных автоматов одного операнда</w:t>
-      </w:r>
-      <w:r>
-        <w:t xml:space="preserve"> </w:t>
-      </w:r>
-      <w:r>
-        <w:t xml:space="preserve">учитывается в объединении, только если этот операнд сам объявлен вложенным</w:t>
-      </w:r>
-      <w:r>
-        <w:t xml:space="preserve"> </w:t>
-      </w:r>
-      <w:r>
-        <w:t xml:space="preserve">автоматом второго операнда хотя бы в одном состоянии, и в этом случае –</w:t>
-      </w:r>
-      <w:r>
-        <w:t xml:space="preserve"> </w:t>
-      </w:r>
-      <w:r>
-        <w:t xml:space="preserve">только пока второй операнд находится именно в этом состоянии. Для</w:t>
-      </w:r>
-      <w:r>
-        <w:t xml:space="preserve"> </w:t>
-      </w:r>
-      <w:r>
-        <w:t xml:space="preserve">автоматов, не связанных отношением вложенности, проверка результат не</w:t>
-      </w:r>
-      <w:r>
-        <w:t xml:space="preserve"> </w:t>
-      </w:r>
-      <w:r>
-        <w:t xml:space="preserve">меняет: множество вложенных автоматов учитывается безусловно, как и</w:t>
-      </w:r>
-      <w:r>
-        <w:t xml:space="preserve"> </w:t>
-      </w:r>
-      <w:r>
-        <w:t xml:space="preserve">прежде.</w:t>
+        <w:t xml:space="preserve">Если операнд вложен во второй операнд, его</w:t>
+      </w:r>
+      <w:r>
+        <w:t xml:space="preserve"> </w:t>
+      </w:r>
+      <w:r>
+        <w:t xml:space="preserve">множество вложенных автоматов учитывается только в тех состояниях</w:t>
+      </w:r>
+      <w:r>
+        <w:t xml:space="preserve"> </w:t>
+      </w:r>
+      <w:r>
+        <w:t xml:space="preserve">произведения, где второй операнд находится в состоянии, в которое этот</w:t>
+      </w:r>
+      <w:r>
+        <w:t xml:space="preserve"> </w:t>
+      </w:r>
+      <w:r>
+        <w:t xml:space="preserve">операнд вложен. Для автоматов, не связанных отношением вложенности,</w:t>
+      </w:r>
+      <w:r>
+        <w:t xml:space="preserve"> </w:t>
+      </w:r>
+      <w:r>
+        <w:t xml:space="preserve">множество учитывается, как и прежде, без условий.</w:t>
       </w:r>
     </w:p>
     <w:bookmarkEnd w:id="44"/>
@@ -7227,25 +7252,19 @@
         <w:t xml:space="preserve"> </w:t>
       </w:r>
       <w:r>
-        <w:t xml:space="preserve">Если автомат был вложен в текущее состояние (с учётом</w:t>
-      </w:r>
-      <w:r>
-        <w:t xml:space="preserve"> </w:t>
-      </w:r>
-      <w:r>
-        <w:t xml:space="preserve">доработок 1 и 2), строитель произведения допускал к независимому</w:t>
-      </w:r>
-      <w:r>
-        <w:t xml:space="preserve"> </w:t>
-      </w:r>
-      <w:r>
-        <w:t xml:space="preserve">исследованию любое его событие, адресованное ему другим автоматом, –</w:t>
-      </w:r>
-      <w:r>
-        <w:t xml:space="preserve"> </w:t>
-      </w:r>
-      <w:r>
-        <w:t xml:space="preserve">наравне с событием среды, действительно общим для обоих автоматов.</w:t>
+        <w:t xml:space="preserve">Если автомат вложен в текущее состояние, на этапе 3 любое</w:t>
+      </w:r>
+      <w:r>
+        <w:t xml:space="preserve"> </w:t>
+      </w:r>
+      <w:r>
+        <w:t xml:space="preserve">адресованное ему событие рассматривалось как событие, способное само по</w:t>
+      </w:r>
+      <w:r>
+        <w:t xml:space="preserve"> </w:t>
+      </w:r>
+      <w:r>
+        <w:t xml:space="preserve">себе вызвать переход произведения, – так же, как событие среды.</w:t>
       </w:r>
     </w:p>
     <w:p>
@@ -7263,401 +7282,25 @@
         <w:t xml:space="preserve"> </w:t>
       </w:r>
       <w:r>
-        <w:t xml:space="preserve">Это было корректно, пока вложенный автомат</w:t>
-      </w:r>
-      <w:r>
-        <w:t xml:space="preserve"> </w:t>
-      </w:r>
-      <w:r>
-        <w:t xml:space="preserve">реагировал только на настоящие события среды (как</w:t>
-      </w:r>
-      <w:r>
-        <w:t xml:space="preserve"> </w:t>
-      </w:r>
-      <m:oMath>
-        <m:sSub>
-          <m:e>
-            <m:r>
-              <m:t>A</m:t>
-            </m:r>
-          </m:e>
-          <m:sub>
-            <m:r>
-              <m:t>2</m:t>
-            </m:r>
-          </m:sub>
-        </m:sSub>
-      </m:oMath>
-      <w:r>
-        <w:t xml:space="preserve"> </w:t>
-      </w:r>
-      <w:r>
-        <w:t xml:space="preserve">и</w:t>
-      </w:r>
-      <w:r>
-        <w:t xml:space="preserve"> </w:t>
-      </w:r>
-      <m:oMath>
-        <m:sSub>
-          <m:e>
-            <m:r>
-              <m:t>A</m:t>
-            </m:r>
-          </m:e>
-          <m:sub>
-            <m:r>
-              <m:t>3</m:t>
-            </m:r>
-          </m:sub>
-        </m:sSub>
-      </m:oMath>
-      <w:r>
-        <w:t xml:space="preserve"> </w:t>
-      </w:r>
-      <w:r>
-        <w:t xml:space="preserve">реагируют</w:t>
-      </w:r>
-      <w:r>
-        <w:t xml:space="preserve"> </w:t>
-      </w:r>
-      <w:r>
-        <w:t xml:space="preserve">на остановку третьего барабана). Но если вложенный автомат также реагирует</w:t>
-      </w:r>
-      <w:r>
-        <w:t xml:space="preserve"> </w:t>
-      </w:r>
-      <w:r>
-        <w:t xml:space="preserve">на событие, которое нигде не объявлено событием среды, а существует только</w:t>
-      </w:r>
-      <w:r>
-        <w:t xml:space="preserve"> </w:t>
-      </w:r>
-      <w:r>
-        <w:t xml:space="preserve">как часть перехода другого автомата, факт вложенности делал такое событие</w:t>
-      </w:r>
-      <w:r>
-        <w:t xml:space="preserve"> </w:t>
-      </w:r>
-      <w:r>
-        <w:t xml:space="preserve">ошибочно независимо достижимым. Это обнаружилось на случае 4:</w:t>
-      </w:r>
-      <w:r>
-        <w:t xml:space="preserve"> </w:t>
-      </w:r>
-      <m:oMath>
-        <m:sSub>
-          <m:e>
-            <m:r>
-              <m:t>A</m:t>
-            </m:r>
-          </m:e>
-          <m:sub>
-            <m:r>
-              <m:t>4</m:t>
-            </m:r>
-          </m:sub>
-        </m:sSub>
-      </m:oMath>
-      <w:r>
-        <w:t xml:space="preserve"> </w:t>
-      </w:r>
-      <w:r>
-        <w:t xml:space="preserve">вложен</w:t>
-      </w:r>
-      <w:r>
-        <w:t xml:space="preserve"> </w:t>
-      </w:r>
-      <w:r>
-        <w:t xml:space="preserve">в</w:t>
-      </w:r>
-      <w:r>
-        <w:t xml:space="preserve"> </w:t>
-      </w:r>
-      <m:oMath>
-        <m:sSub>
-          <m:e>
-            <m:r>
-              <m:t>A</m:t>
-            </m:r>
-          </m:e>
-          <m:sub>
-            <m:r>
-              <m:t>3</m:t>
-            </m:r>
-          </m:sub>
-        </m:sSub>
-      </m:oMath>
-      <w:r>
-        <w:t xml:space="preserve">, которому обязан событием завершения выплаты джекпота. Независимое</w:t>
-      </w:r>
-      <w:r>
-        <w:t xml:space="preserve"> </w:t>
-      </w:r>
-      <w:r>
-        <w:t xml:space="preserve">исследование этого события порождало переход, в котором реагирует только</w:t>
-      </w:r>
-      <w:r>
-        <w:t xml:space="preserve"> </w:t>
-      </w:r>
-      <m:oMath>
-        <m:sSub>
-          <m:e>
-            <m:r>
-              <m:t>A</m:t>
-            </m:r>
-          </m:e>
-          <m:sub>
-            <m:r>
-              <m:t>4</m:t>
-            </m:r>
-          </m:sub>
-        </m:sSub>
-      </m:oMath>
-      <w:r>
-        <w:t xml:space="preserve">, а переход</w:t>
-      </w:r>
-      <w:r>
-        <w:t xml:space="preserve"> </w:t>
-      </w:r>
-      <m:oMath>
-        <m:sSub>
-          <m:e>
-            <m:r>
-              <m:t>A</m:t>
-            </m:r>
-          </m:e>
-          <m:sub>
-            <m:r>
-              <m:t>3</m:t>
-            </m:r>
-          </m:sub>
-        </m:sSub>
-      </m:oMath>
-      <w:r>
-        <w:t xml:space="preserve">, которому событие обязано существованием, не</w:t>
-      </w:r>
-      <w:r>
-        <w:t xml:space="preserve"> </w:t>
-      </w:r>
-      <w:r>
-        <w:t xml:space="preserve">происходит.</w:t>
-      </w:r>
-    </w:p>
-    <w:p>
-      <w:pPr>
-        <w:pStyle w:val="BodyText"/>
-      </w:pPr>
-      <w:r>
-        <w:rPr>
-          <w:bCs/>
-          <w:b/>
-        </w:rPr>
-        <w:t xml:space="preserve">Как исправили.</w:t>
-      </w:r>
-      <w:r>
-        <w:t xml:space="preserve"> </w:t>
-      </w:r>
-      <w:r>
-        <w:t xml:space="preserve">К проверке вложенности добавлено условие: событие</w:t>
-      </w:r>
-      <w:r>
-        <w:t xml:space="preserve"> </w:t>
-      </w:r>
-      <w:r>
-        <w:t xml:space="preserve">допускается к независимому исследованию, только если оно объявлено</w:t>
-      </w:r>
-      <w:r>
-        <w:t xml:space="preserve"> </w:t>
-      </w:r>
-      <w:r>
-        <w:t xml:space="preserve">событием среды где-либо в уже построенной части произведения, а не</w:t>
-      </w:r>
-      <w:r>
-        <w:t xml:space="preserve"> </w:t>
-      </w:r>
-      <w:r>
-        <w:t xml:space="preserve">исключительно событием, адресованным одним автоматом другому. Если</w:t>
-      </w:r>
-      <w:r>
-        <w:t xml:space="preserve"> </w:t>
-      </w:r>
-      <w:r>
-        <w:t xml:space="preserve">источник события ещё не включён в произведение, событие просто не</w:t>
-      </w:r>
-      <w:r>
-        <w:t xml:space="preserve"> </w:t>
-      </w:r>
-      <w:r>
-        <w:t xml:space="preserve">признаётся независимо достижимым – по тому же принципу, что и в разделе</w:t>
-      </w:r>
-      <w:r>
-        <w:t xml:space="preserve"> </w:t>
-      </w:r>
-      <w:r>
-        <w:t xml:space="preserve">«Замечание о порядке умножения». После этой доработки событие,</w:t>
-      </w:r>
-      <w:r>
-        <w:t xml:space="preserve"> </w:t>
-      </w:r>
-      <w:r>
-        <w:t xml:space="preserve">адресованное одним автоматом другому, достигает вложенного адресата</w:t>
-      </w:r>
-      <w:r>
-        <w:t xml:space="preserve"> </w:t>
-      </w:r>
-      <w:r>
-        <w:t xml:space="preserve">только явным образом – будучи перечисленным среди результатов</w:t>
-      </w:r>
-      <w:r>
-        <w:t xml:space="preserve"> </w:t>
-      </w:r>
-      <w:r>
-        <w:t xml:space="preserve">конкретного перехода.</w:t>
-      </w:r>
-    </w:p>
-    <w:bookmarkEnd w:id="45"/>
-    <w:bookmarkStart w:id="46" w:name="замечание-о-порядке-умножения"/>
-    <w:p>
-      <w:pPr>
-        <w:pStyle w:val="Heading2"/>
-      </w:pPr>
-      <w:r>
-        <w:t xml:space="preserve">Замечание о порядке умножения</w:t>
-      </w:r>
-    </w:p>
-    <w:p>
-      <w:pPr>
-        <w:pStyle w:val="FirstParagraph"/>
-      </w:pPr>
-      <w:r>
-        <w:t xml:space="preserve">Доработки 1 и 2 предполагают порядок умножения, согласованный с</w:t>
-      </w:r>
-      <w:r>
-        <w:t xml:space="preserve"> </w:t>
-      </w:r>
-      <w:r>
-        <w:t xml:space="preserve">зависимостями между автоматами: если автомат</w:t>
-      </w:r>
-      <w:r>
-        <w:t xml:space="preserve"> </w:t>
-      </w:r>
-      <m:oMath>
-        <m:r>
-          <m:t>Y</m:t>
-        </m:r>
-      </m:oMath>
-      <w:r>
-        <w:t xml:space="preserve"> </w:t>
-      </w:r>
-      <w:r>
-        <w:t xml:space="preserve">содержит гвард,</w:t>
-      </w:r>
-      <w:r>
-        <w:t xml:space="preserve"> </w:t>
-      </w:r>
-      <w:r>
-        <w:t xml:space="preserve">ссылающийся на состояние автомата</w:t>
-      </w:r>
-      <w:r>
-        <w:t xml:space="preserve"> </w:t>
-      </w:r>
-      <m:oMath>
-        <m:r>
-          <m:t>X</m:t>
-        </m:r>
-      </m:oMath>
-      <w:r>
-        <w:t xml:space="preserve">, то</w:t>
-      </w:r>
-      <w:r>
-        <w:t xml:space="preserve"> </w:t>
-      </w:r>
-      <m:oMath>
-        <m:r>
-          <m:t>X</m:t>
-        </m:r>
-      </m:oMath>
-      <w:r>
-        <w:t xml:space="preserve"> </w:t>
-      </w:r>
-      <w:r>
-        <w:t xml:space="preserve">должен быть включён в</w:t>
-      </w:r>
-      <w:r>
-        <w:t xml:space="preserve"> </w:t>
-      </w:r>
-      <w:r>
-        <w:t xml:space="preserve">произведение не позднее</w:t>
-      </w:r>
-      <w:r>
-        <w:t xml:space="preserve"> </w:t>
-      </w:r>
-      <m:oMath>
-        <m:r>
-          <m:t>Y</m:t>
-        </m:r>
-      </m:oMath>
-      <w:r>
-        <w:t xml:space="preserve"> </w:t>
-      </w:r>
-      <w:r>
-        <w:t xml:space="preserve">– иначе эта ссылка не может быть корректно</w:t>
-      </w:r>
-      <w:r>
-        <w:t xml:space="preserve"> </w:t>
-      </w:r>
-      <w:r>
-        <w:t xml:space="preserve">разрешена.</w:t>
-      </w:r>
-    </w:p>
-    <w:p>
-      <w:pPr>
-        <w:pStyle w:val="BodyText"/>
-      </w:pPr>
-      <w:r>
-        <w:t xml:space="preserve">До настоящей работы такое же требование действовало и для реакций на</w:t>
-      </w:r>
-      <w:r>
-        <w:t xml:space="preserve"> </w:t>
-      </w:r>
-      <w:r>
-        <w:t xml:space="preserve">события, адресованные конкретным автоматом: если адресат события ещё не</w:t>
-      </w:r>
-      <w:r>
-        <w:t xml:space="preserve"> </w:t>
-      </w:r>
-      <w:r>
-        <w:t xml:space="preserve">был включён в произведение, событие ошибочно считалось независимо</w:t>
-      </w:r>
-      <w:r>
-        <w:t xml:space="preserve"> </w:t>
-      </w:r>
-      <w:r>
-        <w:t xml:space="preserve">достижимым, что порождало лишние состояния произведения. Теперь</w:t>
-      </w:r>
-      <w:r>
-        <w:t xml:space="preserve"> </w:t>
-      </w:r>
-      <w:r>
-        <w:t xml:space="preserve">адресованное событие, пока адресат не включён в произведение, просто не</w:t>
-      </w:r>
-      <w:r>
-        <w:t xml:space="preserve"> </w:t>
-      </w:r>
-      <w:r>
-        <w:t xml:space="preserve">порождает перехода. Это сняло требование на порядок умножения для</w:t>
-      </w:r>
-      <w:r>
-        <w:t xml:space="preserve"> </w:t>
-      </w:r>
-      <w:r>
-        <w:t xml:space="preserve">автоматов, связанных только через такие события – проверено повторным</w:t>
-      </w:r>
-      <w:r>
-        <w:t xml:space="preserve"> </w:t>
-      </w:r>
-      <w:r>
-        <w:t xml:space="preserve">построением произведения системы из раздела </w:t>
+        <w:t xml:space="preserve">Адресованное событие возникает только в момент</w:t>
+      </w:r>
+      <w:r>
+        <w:t xml:space="preserve"> </w:t>
+      </w:r>
+      <w:r>
+        <w:t xml:space="preserve">перехода автомата-отправителя. Рассматривая его отдельно от этого перехода,</w:t>
+      </w:r>
+      <w:r>
+        <w:t xml:space="preserve"> </w:t>
+      </w:r>
+      <w:r>
+        <w:t xml:space="preserve">алгоритм строил переходы, невозможные в исходной системе. В системе из</w:t>
+      </w:r>
+      <w:r>
+        <w:t xml:space="preserve"> </w:t>
+      </w:r>
+      <w:r>
+        <w:t xml:space="preserve">раздела </w:t>
       </w:r>
       <w:hyperlink w:anchor="sec:system">
         <w:r>
@@ -7671,7 +7314,7 @@
         <w:t xml:space="preserve"> </w:t>
       </w:r>
       <w:r>
-        <w:t xml:space="preserve">с</w:t>
+        <w:t xml:space="preserve">это проявилось при вложении</w:t>
       </w:r>
       <w:r>
         <w:t xml:space="preserve"> </w:t>
@@ -7691,13 +7334,10 @@
         </m:sSub>
       </m:oMath>
       <w:r>
-        <w:t xml:space="preserve">,</w:t>
-      </w:r>
-      <w:r>
-        <w:t xml:space="preserve"> </w:t>
-      </w:r>
-      <w:r>
-        <w:t xml:space="preserve">включённым раньше</w:t>
+        <w:t xml:space="preserve"> </w:t>
+      </w:r>
+      <w:r>
+        <w:t xml:space="preserve">в</w:t>
       </w:r>
       <w:r>
         <w:t xml:space="preserve"> </w:t>
@@ -7717,7 +7357,62 @@
         </m:sSub>
       </m:oMath>
       <w:r>
-        <w:t xml:space="preserve">.</w:t>
+        <w:t xml:space="preserve"> </w:t>
+      </w:r>
+      <w:r>
+        <w:t xml:space="preserve">(случай 4): в произведении возникал переход, в котором</w:t>
+      </w:r>
+      <w:r>
+        <w:t xml:space="preserve"> </w:t>
+      </w:r>
+      <m:oMath>
+        <m:sSub>
+          <m:e>
+            <m:r>
+              <m:t>A</m:t>
+            </m:r>
+          </m:e>
+          <m:sub>
+            <m:r>
+              <m:t>4</m:t>
+            </m:r>
+          </m:sub>
+        </m:sSub>
+      </m:oMath>
+      <w:r>
+        <w:t xml:space="preserve"> </w:t>
+      </w:r>
+      <w:r>
+        <w:t xml:space="preserve">проигрывал туш</w:t>
+      </w:r>
+      <w:r>
+        <w:t xml:space="preserve"> </w:t>
+      </w:r>
+      <w:r>
+        <w:t xml:space="preserve">джекпота, а</w:t>
+      </w:r>
+      <w:r>
+        <w:t xml:space="preserve"> </w:t>
+      </w:r>
+      <m:oMath>
+        <m:sSub>
+          <m:e>
+            <m:r>
+              <m:t>A</m:t>
+            </m:r>
+          </m:e>
+          <m:sub>
+            <m:r>
+              <m:t>3</m:t>
+            </m:r>
+          </m:sub>
+        </m:sSub>
+      </m:oMath>
+      <w:r>
+        <w:t xml:space="preserve"> </w:t>
+      </w:r>
+      <w:r>
+        <w:t xml:space="preserve">не выходил из состояния «Выплата джекпота».</w:t>
       </w:r>
     </w:p>
     <w:p>
@@ -7725,19 +7420,127 @@
         <w:pStyle w:val="BodyText"/>
       </w:pPr>
       <w:r>
-        <w:t xml:space="preserve">Для гвардов это требование сохраняется: эксперимент показывает, что при</w:t>
-      </w:r>
-      <w:r>
-        <w:t xml:space="preserve"> </w:t>
-      </w:r>
-      <w:r>
-        <w:t xml:space="preserve">его нарушении результат умножения может не совпадать с поведением исходной</w:t>
-      </w:r>
-      <w:r>
-        <w:t xml:space="preserve"> </w:t>
-      </w:r>
-      <w:r>
-        <w:t xml:space="preserve">системы автоматов – например, при умножении в порядке</w:t>
+        <w:rPr>
+          <w:bCs/>
+          <w:b/>
+        </w:rPr>
+        <w:t xml:space="preserve">Как исправили.</w:t>
+      </w:r>
+      <w:r>
+        <w:t xml:space="preserve"> </w:t>
+      </w:r>
+      <w:r>
+        <w:t xml:space="preserve">Вложенный автомат реагирует на событие</w:t>
+      </w:r>
+      <w:r>
+        <w:t xml:space="preserve"> </w:t>
+      </w:r>
+      <w:r>
+        <w:t xml:space="preserve">самостоятельно, только если это событие объявлено событием среды хотя бы в</w:t>
+      </w:r>
+      <w:r>
+        <w:t xml:space="preserve"> </w:t>
+      </w:r>
+      <w:r>
+        <w:t xml:space="preserve">одном из автоматов, уже включённых в произведение. Адресованное событие</w:t>
+      </w:r>
+      <w:r>
+        <w:t xml:space="preserve"> </w:t>
+      </w:r>
+      <w:r>
+        <w:t xml:space="preserve">поступает вложенному автомату только в момент перехода</w:t>
+      </w:r>
+      <w:r>
+        <w:t xml:space="preserve"> </w:t>
+      </w:r>
+      <w:r>
+        <w:t xml:space="preserve">автомата-отправителя.</w:t>
+      </w:r>
+    </w:p>
+    <w:bookmarkEnd w:id="45"/>
+    <w:bookmarkStart w:id="46" w:name="замечание-о-порядке-умножения"/>
+    <w:p>
+      <w:pPr>
+        <w:pStyle w:val="Heading2"/>
+      </w:pPr>
+      <w:r>
+        <w:t xml:space="preserve">Замечание о порядке умножения</w:t>
+      </w:r>
+    </w:p>
+    <w:p>
+      <w:pPr>
+        <w:pStyle w:val="FirstParagraph"/>
+      </w:pPr>
+      <w:r>
+        <w:t xml:space="preserve">Если гвард автомата</w:t>
+      </w:r>
+      <w:r>
+        <w:t xml:space="preserve"> </w:t>
+      </w:r>
+      <m:oMath>
+        <m:r>
+          <m:t>Y</m:t>
+        </m:r>
+      </m:oMath>
+      <w:r>
+        <w:t xml:space="preserve"> </w:t>
+      </w:r>
+      <w:r>
+        <w:t xml:space="preserve">ссылается на состояние автомата</w:t>
+      </w:r>
+      <w:r>
+        <w:t xml:space="preserve"> </w:t>
+      </w:r>
+      <m:oMath>
+        <m:r>
+          <m:t>X</m:t>
+        </m:r>
+      </m:oMath>
+      <w:r>
+        <w:t xml:space="preserve">, то</w:t>
+      </w:r>
+      <w:r>
+        <w:t xml:space="preserve"> </w:t>
+      </w:r>
+      <m:oMath>
+        <m:r>
+          <m:t>X</m:t>
+        </m:r>
+      </m:oMath>
+      <w:r>
+        <w:t xml:space="preserve"> </w:t>
+      </w:r>
+      <w:r>
+        <w:t xml:space="preserve">должен</w:t>
+      </w:r>
+      <w:r>
+        <w:t xml:space="preserve"> </w:t>
+      </w:r>
+      <w:r>
+        <w:t xml:space="preserve">быть включён в произведение не позднее</w:t>
+      </w:r>
+      <w:r>
+        <w:t xml:space="preserve"> </w:t>
+      </w:r>
+      <m:oMath>
+        <m:r>
+          <m:t>Y</m:t>
+        </m:r>
+      </m:oMath>
+      <w:r>
+        <w:t xml:space="preserve">. При нарушении этого требования</w:t>
+      </w:r>
+      <w:r>
+        <w:t xml:space="preserve"> </w:t>
+      </w:r>
+      <w:r>
+        <w:t xml:space="preserve">результат умножения может не совпадать с поведением исходной системы: так</w:t>
+      </w:r>
+      <w:r>
+        <w:t xml:space="preserve"> </w:t>
+      </w:r>
+      <w:r>
+        <w:t xml:space="preserve">происходит, например, при умножении в порядке</w:t>
       </w:r>
       <w:r>
         <w:t xml:space="preserve"> </w:t>
@@ -7797,7 +7600,13 @@
         </m:sSub>
       </m:oMath>
       <w:r>
-        <w:t xml:space="preserve">, где</w:t>
+        <w:t xml:space="preserve">,</w:t>
+      </w:r>
+      <w:r>
+        <w:t xml:space="preserve"> </w:t>
+      </w:r>
+      <w:r>
+        <w:t xml:space="preserve">поскольку</w:t>
       </w:r>
       <w:r>
         <w:t xml:space="preserve"> </w:t>
@@ -7840,19 +7649,179 @@
         </m:sSub>
       </m:oMath>
       <w:r>
-        <w:t xml:space="preserve">. Снятие этого требования</w:t>
-      </w:r>
-      <w:r>
-        <w:t xml:space="preserve"> </w:t>
-      </w:r>
-      <w:r>
-        <w:t xml:space="preserve">в общем случае и точная характеризация допустимых порядков умножения</w:t>
-      </w:r>
-      <w:r>
-        <w:t xml:space="preserve"> </w:t>
-      </w:r>
-      <w:r>
-        <w:t xml:space="preserve">остаются предметом дальнейшей работы.</w:t>
+        <w:t xml:space="preserve">.</w:t>
+      </w:r>
+    </w:p>
+    <w:p>
+      <w:pPr>
+        <w:pStyle w:val="BodyText"/>
+      </w:pPr>
+      <w:r>
+        <w:t xml:space="preserve">Для адресованных событий аналогичное требование снято. Ранее, если</w:t>
+      </w:r>
+      <w:r>
+        <w:t xml:space="preserve"> </w:t>
+      </w:r>
+      <w:r>
+        <w:t xml:space="preserve">отправитель адресованного события ещё не был включён в произведение,</w:t>
+      </w:r>
+      <w:r>
+        <w:t xml:space="preserve"> </w:t>
+      </w:r>
+      <w:r>
+        <w:t xml:space="preserve">получатель реагировал на это событие так, будто оно может возникнуть в</w:t>
+      </w:r>
+      <w:r>
+        <w:t xml:space="preserve"> </w:t>
+      </w:r>
+      <w:r>
+        <w:t xml:space="preserve">любой момент, что порождало лишние состояния. Теперь получатель не</w:t>
+      </w:r>
+      <w:r>
+        <w:t xml:space="preserve"> </w:t>
+      </w:r>
+      <w:r>
+        <w:t xml:space="preserve">реагирует на такое событие, пока отправитель не включён в произведение.</w:t>
+      </w:r>
+      <w:r>
+        <w:t xml:space="preserve"> </w:t>
+      </w:r>
+      <w:r>
+        <w:t xml:space="preserve">Это проверено построением произведения системы из</w:t>
+      </w:r>
+      <w:r>
+        <w:t xml:space="preserve"> </w:t>
+      </w:r>
+      <w:r>
+        <w:t xml:space="preserve">раздела </w:t>
+      </w:r>
+      <w:hyperlink w:anchor="sec:system">
+        <w:r>
+          <w:rPr>
+            <w:rStyle w:val="Hyperlink"/>
+          </w:rPr>
+          <w:t xml:space="preserve">2</w:t>
+        </w:r>
+      </w:hyperlink>
+      <w:r>
+        <w:t xml:space="preserve"> </w:t>
+      </w:r>
+      <w:r>
+        <w:t xml:space="preserve">в порядке</w:t>
+      </w:r>
+      <w:r>
+        <w:t xml:space="preserve"> </w:t>
+      </w:r>
+      <m:oMath>
+        <m:sSub>
+          <m:e>
+            <m:r>
+              <m:t>A</m:t>
+            </m:r>
+          </m:e>
+          <m:sub>
+            <m:r>
+              <m:t>0</m:t>
+            </m:r>
+          </m:sub>
+        </m:sSub>
+      </m:oMath>
+      <w:r>
+        <w:t xml:space="preserve">,</w:t>
+      </w:r>
+      <w:r>
+        <w:t xml:space="preserve"> </w:t>
+      </w:r>
+      <m:oMath>
+        <m:sSub>
+          <m:e>
+            <m:r>
+              <m:t>A</m:t>
+            </m:r>
+          </m:e>
+          <m:sub>
+            <m:r>
+              <m:t>1</m:t>
+            </m:r>
+          </m:sub>
+        </m:sSub>
+      </m:oMath>
+      <w:r>
+        <w:t xml:space="preserve">,</w:t>
+      </w:r>
+      <w:r>
+        <w:t xml:space="preserve"> </w:t>
+      </w:r>
+      <m:oMath>
+        <m:sSub>
+          <m:e>
+            <m:r>
+              <m:t>A</m:t>
+            </m:r>
+          </m:e>
+          <m:sub>
+            <m:r>
+              <m:t>2</m:t>
+            </m:r>
+          </m:sub>
+        </m:sSub>
+      </m:oMath>
+      <w:r>
+        <w:t xml:space="preserve">,</w:t>
+      </w:r>
+      <w:r>
+        <w:t xml:space="preserve"> </w:t>
+      </w:r>
+      <m:oMath>
+        <m:sSub>
+          <m:e>
+            <m:r>
+              <m:t>A</m:t>
+            </m:r>
+          </m:e>
+          <m:sub>
+            <m:r>
+              <m:t>4</m:t>
+            </m:r>
+          </m:sub>
+        </m:sSub>
+      </m:oMath>
+      <w:r>
+        <w:t xml:space="preserve">,</w:t>
+      </w:r>
+      <w:r>
+        <w:t xml:space="preserve"> </w:t>
+      </w:r>
+      <m:oMath>
+        <m:sSub>
+          <m:e>
+            <m:r>
+              <m:t>A</m:t>
+            </m:r>
+          </m:e>
+          <m:sub>
+            <m:r>
+              <m:t>3</m:t>
+            </m:r>
+          </m:sub>
+        </m:sSub>
+      </m:oMath>
+      <w:r>
+        <w:t xml:space="preserve">.</w:t>
+      </w:r>
+    </w:p>
+    <w:p>
+      <w:pPr>
+        <w:pStyle w:val="BodyText"/>
+      </w:pPr>
+      <w:r>
+        <w:t xml:space="preserve">Снятие требования для гвардов и описание всех допустимых порядков</w:t>
+      </w:r>
+      <w:r>
+        <w:t xml:space="preserve"> </w:t>
+      </w:r>
+      <w:r>
+        <w:t xml:space="preserve">умножения остаются предметом дальнейшей работы.</w:t>
       </w:r>
     </w:p>
     <w:bookmarkEnd w:id="46"/>
@@ -7870,7 +7839,31 @@
         <w:pStyle w:val="FirstParagraph"/>
       </w:pPr>
       <w:r>
-        <w:t xml:space="preserve">Автомат</w:t>
+        <w:t xml:space="preserve">Вложенность проверяется по состоянию родительского автомата до перехода.</w:t>
+      </w:r>
+      <w:r>
+        <w:t xml:space="preserve"> </w:t>
+      </w:r>
+      <w:r>
+        <w:t xml:space="preserve">Поэтому автомат, вложенный в целевое состояние перехода, не реагирует на</w:t>
+      </w:r>
+      <w:r>
+        <w:t xml:space="preserve"> </w:t>
+      </w:r>
+      <w:r>
+        <w:t xml:space="preserve">событие, вызвавшее этот переход, и начинает реагировать лишь на</w:t>
+      </w:r>
+      <w:r>
+        <w:t xml:space="preserve"> </w:t>
+      </w:r>
+      <w:r>
+        <w:t xml:space="preserve">последующие события. Если реакция нужна в момент входа в состояние, её</w:t>
+      </w:r>
+      <w:r>
+        <w:t xml:space="preserve"> </w:t>
+      </w:r>
+      <w:r>
+        <w:t xml:space="preserve">передают адресованным событием: так</w:t>
       </w:r>
       <w:r>
         <w:t xml:space="preserve"> </w:t>
@@ -7884,7 +7877,7 @@
           </m:e>
           <m:sub>
             <m:r>
-              <m:t>4</m:t>
+              <m:t>0</m:t>
             </m:r>
           </m:sub>
         </m:sSub>
@@ -7893,13 +7886,13 @@
         <w:t xml:space="preserve"> </w:t>
       </w:r>
       <w:r>
-        <w:t xml:space="preserve">реагирует на завершение выплаты джекпота, а не на переход,</w:t>
-      </w:r>
-      <w:r>
-        <w:t xml:space="preserve"> </w:t>
-      </w:r>
-      <w:r>
-        <w:t xml:space="preserve">которым</w:t>
+        <w:t xml:space="preserve">при входе в состояние «Игра»</w:t>
+      </w:r>
+      <w:r>
+        <w:t xml:space="preserve"> </w:t>
+      </w:r>
+      <w:r>
+        <w:t xml:space="preserve">адресует автомату</w:t>
       </w:r>
       <w:r>
         <w:t xml:space="preserve"> </w:t>
@@ -7913,7 +7906,7 @@
           </m:e>
           <m:sub>
             <m:r>
-              <m:t>3</m:t>
+              <m:t>2</m:t>
             </m:r>
           </m:sub>
         </m:sSub>
@@ -7922,77 +7915,46 @@
         <w:t xml:space="preserve"> </w:t>
       </w:r>
       <w:r>
-        <w:t xml:space="preserve">входит в состояние «Выплата джекпота» (объявление</w:t>
-      </w:r>
-      <w:r>
-        <w:t xml:space="preserve"> </w:t>
-      </w:r>
-      <w:r>
-        <w:t xml:space="preserve">выигрыша). Причина – в ограничении алгоритма: вложенность автомата в</w:t>
-      </w:r>
-      <w:r>
-        <w:t xml:space="preserve"> </w:t>
-      </w:r>
-      <w:r>
-        <w:t xml:space="preserve">текущее состояние проверяется</w:t>
+        <w:t xml:space="preserve">событие</w:t>
       </w:r>
       <w:r>
         <w:t xml:space="preserve"> </w:t>
       </w:r>
       <w:r>
         <w:rPr>
-          <w:iCs/>
-          <w:i/>
+          <w:rStyle w:val="VerbatimChar"/>
         </w:rPr>
-        <w:t xml:space="preserve">до</w:t>
-      </w:r>
-      <w:r>
-        <w:t xml:space="preserve"> </w:t>
-      </w:r>
-      <w:r>
-        <w:t xml:space="preserve">перехода, поэтому автомат,</w:t>
-      </w:r>
-      <w:r>
-        <w:t xml:space="preserve"> </w:t>
-      </w:r>
-      <w:r>
-        <w:t xml:space="preserve">вложенный только в целевое состояние перехода, не может среагировать на</w:t>
-      </w:r>
-      <w:r>
-        <w:t xml:space="preserve"> </w:t>
-      </w:r>
-      <w:r>
-        <w:t xml:space="preserve">событие перехода – лишь на последующие события, когда родитель уже</w:t>
-      </w:r>
-      <w:r>
-        <w:t xml:space="preserve"> </w:t>
-      </w:r>
-      <w:r>
-        <w:t xml:space="preserve">в этом состоянии. Снятие ограничения потребовало бы определять целевое</w:t>
-      </w:r>
-      <w:r>
-        <w:t xml:space="preserve"> </w:t>
-      </w:r>
-      <w:r>
-        <w:t xml:space="preserve">состояние перехода и опрашивать вложенные в него автоматы ещё до того, как</w:t>
-      </w:r>
-      <w:r>
-        <w:t xml:space="preserve"> </w:t>
-      </w:r>
-      <w:r>
-        <w:t xml:space="preserve">построитель произведения это состояние определит, что требует</w:t>
-      </w:r>
-      <w:r>
-        <w:t xml:space="preserve"> </w:t>
-      </w:r>
-      <w:r>
-        <w:t xml:space="preserve">существенного изменения архитектуры алгоритма. Это остаётся предметом</w:t>
-      </w:r>
-      <w:r>
-        <w:t xml:space="preserve"> </w:t>
-      </w:r>
-      <w:r>
-        <w:t xml:space="preserve">дальнейшей работы.</w:t>
+        <w:t xml:space="preserve">e0</w:t>
+      </w:r>
+      <w:r>
+        <w:t xml:space="preserve"> </w:t>
+      </w:r>
+      <w:r>
+        <w:t xml:space="preserve">(«Начало игры»). Чтобы снять</w:t>
+      </w:r>
+      <w:r>
+        <w:t xml:space="preserve"> </w:t>
+      </w:r>
+      <w:r>
+        <w:t xml:space="preserve">это ограничение, алгоритм должен опрашивать автоматы, вложенные в целевое</w:t>
+      </w:r>
+      <w:r>
+        <w:t xml:space="preserve"> </w:t>
+      </w:r>
+      <w:r>
+        <w:t xml:space="preserve">состояние, ещё до построения этого состояния, что требует существенного</w:t>
+      </w:r>
+      <w:r>
+        <w:t xml:space="preserve"> </w:t>
+      </w:r>
+      <w:r>
+        <w:t xml:space="preserve">изменения архитектуры алгоритма. Эта задача остаётся предметом дальнейшей</w:t>
+      </w:r>
+      <w:r>
+        <w:t xml:space="preserve"> </w:t>
+      </w:r>
+      <w:r>
+        <w:t xml:space="preserve">работы.</w:t>
       </w:r>
     </w:p>
     <w:bookmarkEnd w:id="47"/>
@@ -8153,25 +8115,19 @@
         <w:t xml:space="preserve"> </w:t>
       </w:r>
       <w:r>
-        <w:t xml:space="preserve">(9 состояний). Название</w:t>
-      </w:r>
-      <w:r>
-        <w:t xml:space="preserve"> </w:t>
-      </w:r>
-      <w:r>
-        <w:t xml:space="preserve">каждого составного состояния выбрано авторами так, чтобы диаграмму было</w:t>
-      </w:r>
-      <w:r>
-        <w:t xml:space="preserve"> </w:t>
-      </w:r>
-      <w:r>
-        <w:t xml:space="preserve">легче читать; полное соответствие номера состояния всем пяти исходным</w:t>
-      </w:r>
-      <w:r>
-        <w:t xml:space="preserve"> </w:t>
-      </w:r>
-      <w:r>
-        <w:t xml:space="preserve">состояниям приведено в примечании ниже.</w:t>
+        <w:t xml:space="preserve">(9 состояний). Состояния</w:t>
+      </w:r>
+      <w:r>
+        <w:t xml:space="preserve"> </w:t>
+      </w:r>
+      <w:r>
+        <w:t xml:space="preserve">подписаны сокращёнными названиями; соответствие каждого состояния</w:t>
+      </w:r>
+      <w:r>
+        <w:t xml:space="preserve"> </w:t>
+      </w:r>
+      <w:r>
+        <w:t xml:space="preserve">исходным состояниям пяти автоматов приведено ниже.</w:t>
       </w:r>
     </w:p>
     <w:p>
@@ -10002,85 +9958,49 @@
         <w:pStyle w:val="FirstParagraph"/>
       </w:pPr>
       <w:r>
-        <w:t xml:space="preserve">Предложенная доработка алгоритма умножения снимает все три ограничения</w:t>
-      </w:r>
-      <w:r>
-        <w:t xml:space="preserve"> </w:t>
-      </w:r>
-      <w:r>
-        <w:t xml:space="preserve">предыдущей работы: состояние произведения может содержать произвольное</w:t>
-      </w:r>
-      <w:r>
-        <w:t xml:space="preserve"> </w:t>
-      </w:r>
-      <w:r>
-        <w:t xml:space="preserve">число вложенных автоматов (ограничение 1), один и тот же автомат может</w:t>
-      </w:r>
-      <w:r>
-        <w:t xml:space="preserve"> </w:t>
-      </w:r>
-      <w:r>
-        <w:t xml:space="preserve">быть вложен в произвольное число состояний (ограничение 2), и вложенные</w:t>
-      </w:r>
-      <w:r>
-        <w:t xml:space="preserve"> </w:t>
-      </w:r>
-      <w:r>
-        <w:t xml:space="preserve">автоматы может содержать любой из пары перемножаемых автоматов, а не</w:t>
-      </w:r>
-      <w:r>
-        <w:t xml:space="preserve"> </w:t>
-      </w:r>
-      <w:r>
-        <w:t xml:space="preserve">только один из них (ограничение 3), что в совокупности позволяет строить</w:t>
-      </w:r>
-      <w:r>
-        <w:t xml:space="preserve"> </w:t>
-      </w:r>
-      <w:r>
-        <w:t xml:space="preserve">цепочки вложенности произвольной глубины. Дополнительно устранена</w:t>
-      </w:r>
-      <w:r>
-        <w:t xml:space="preserve"> </w:t>
-      </w:r>
-      <w:r>
-        <w:t xml:space="preserve">обнаруженная при построении случая 4 ошибка, из-за которой вложенность</w:t>
-      </w:r>
-      <w:r>
-        <w:t xml:space="preserve"> </w:t>
-      </w:r>
-      <w:r>
-        <w:t xml:space="preserve">могла сделать ошибочно независимо достижимым событие, не являющееся</w:t>
-      </w:r>
-      <w:r>
-        <w:t xml:space="preserve"> </w:t>
-      </w:r>
-      <w:r>
-        <w:t xml:space="preserve">настоящим событием среды, а существующее только как часть перехода другого</w:t>
-      </w:r>
-      <w:r>
-        <w:t xml:space="preserve"> </w:t>
-      </w:r>
-      <w:r>
-        <w:t xml:space="preserve">автомата (доработка 3). Порядок умножения автоматов в цепочке при этом не</w:t>
-      </w:r>
-      <w:r>
-        <w:t xml:space="preserve"> </w:t>
-      </w:r>
-      <w:r>
-        <w:t xml:space="preserve">произволен: он должен быть согласован с отношением опоры на внутреннее</w:t>
-      </w:r>
-      <w:r>
-        <w:t xml:space="preserve"> </w:t>
-      </w:r>
-      <w:r>
-        <w:t xml:space="preserve">состояние между автоматами, а для реакций на адресованные события такое</w:t>
-      </w:r>
-      <w:r>
-        <w:t xml:space="preserve"> </w:t>
-      </w:r>
-      <w:r>
-        <w:t xml:space="preserve">согласование более не требуется.</w:t>
+        <w:t xml:space="preserve">Предложенные доработки снимают три ограничения предыдущей работы: в</w:t>
+      </w:r>
+      <w:r>
+        <w:t xml:space="preserve"> </w:t>
+      </w:r>
+      <w:r>
+        <w:t xml:space="preserve">состояние может быть вложено несколько автоматов (ограничение 1), автомат</w:t>
+      </w:r>
+      <w:r>
+        <w:t xml:space="preserve"> </w:t>
+      </w:r>
+      <w:r>
+        <w:t xml:space="preserve">может быть вложен в несколько состояний (ограничение 2), и вложенные</w:t>
+      </w:r>
+      <w:r>
+        <w:t xml:space="preserve"> </w:t>
+      </w:r>
+      <w:r>
+        <w:t xml:space="preserve">автоматы могут содержать оба перемножаемых автомата (ограничение 3), что</w:t>
+      </w:r>
+      <w:r>
+        <w:t xml:space="preserve"> </w:t>
+      </w:r>
+      <w:r>
+        <w:t xml:space="preserve">позволяет строить цепочки вложенности произвольной глубины. Кроме того,</w:t>
+      </w:r>
+      <w:r>
+        <w:t xml:space="preserve"> </w:t>
+      </w:r>
+      <w:r>
+        <w:t xml:space="preserve">устранена ошибка, при которой вложенный автомат мог реагировать на</w:t>
+      </w:r>
+      <w:r>
+        <w:t xml:space="preserve"> </w:t>
+      </w:r>
+      <w:r>
+        <w:t xml:space="preserve">адресованное событие отдельно от перехода автомата-отправителя</w:t>
+      </w:r>
+      <w:r>
+        <w:t xml:space="preserve"> </w:t>
+      </w:r>
+      <w:r>
+        <w:t xml:space="preserve">(доработка 3).</w:t>
       </w:r>
     </w:p>
     <w:p>
@@ -10088,13 +10008,39 @@
         <w:pStyle w:val="BodyText"/>
       </w:pPr>
       <w:r>
-        <w:t xml:space="preserve">На модели «игровой автомат» снятие ограничений 2 и 3 не потребовало новых</w:t>
-      </w:r>
-      <w:r>
-        <w:t xml:space="preserve"> </w:t>
-      </w:r>
-      <w:r>
-        <w:t xml:space="preserve">автоматов:</w:t>
+        <w:t xml:space="preserve">Порядок умножения остаётся существенным для гвардов: автомат, на состояние</w:t>
+      </w:r>
+      <w:r>
+        <w:t xml:space="preserve"> </w:t>
+      </w:r>
+      <w:r>
+        <w:t xml:space="preserve">которого ссылается гвард, должен быть включён в произведение не позднее</w:t>
+      </w:r>
+      <w:r>
+        <w:t xml:space="preserve"> </w:t>
+      </w:r>
+      <w:r>
+        <w:t xml:space="preserve">автомата, содержащего этот гвард. Для адресованных событий это требование</w:t>
+      </w:r>
+      <w:r>
+        <w:t xml:space="preserve"> </w:t>
+      </w:r>
+      <w:r>
+        <w:t xml:space="preserve">снято.</w:t>
+      </w:r>
+    </w:p>
+    <w:p>
+      <w:pPr>
+        <w:pStyle w:val="BodyText"/>
+      </w:pPr>
+      <w:r>
+        <w:t xml:space="preserve">Итоговое произведение пяти автоматов содержит 9 состояний – столько же,</w:t>
+      </w:r>
+      <w:r>
+        <w:t xml:space="preserve"> </w:t>
+      </w:r>
+      <w:r>
+        <w:t xml:space="preserve">сколько произведение первых четырёх:</w:t>
       </w:r>
       <w:r>
         <w:t xml:space="preserve"> </w:t>
@@ -10117,19 +10063,13 @@
         <w:t xml:space="preserve"> </w:t>
       </w:r>
       <w:r>
-        <w:t xml:space="preserve">остался автоматом без памяти, поэтому его дополнительные</w:t>
-      </w:r>
-      <w:r>
-        <w:t xml:space="preserve"> </w:t>
-      </w:r>
-      <w:r>
-        <w:t xml:space="preserve">места вложения не увеличили число состояний итогового произведения –</w:t>
-      </w:r>
-      <w:r>
-        <w:t xml:space="preserve"> </w:t>
-      </w:r>
-      <w:r>
-        <w:t xml:space="preserve">оно осталось равным 9.</w:t>
+        <w:t xml:space="preserve">имеет одно состояние, поэтому</w:t>
+      </w:r>
+      <w:r>
+        <w:t xml:space="preserve"> </w:t>
+      </w:r>
+      <w:r>
+        <w:t xml:space="preserve">его вложение в три состояния не увеличивает число состояний произведения.</w:t>
       </w:r>
     </w:p>
     <w:bookmarkEnd w:id="53"/>

--- a/articles/multiply_many_nested/article.docx
+++ b/articles/multiply_many_nested/article.docx
@@ -63,7 +63,7 @@
         <w:pStyle w:val="Date"/>
       </w:pPr>
       <w:r>
-        <w:t xml:space="preserve">2026-10-19</w:t>
+        <w:t xml:space="preserve">2026-10-20</w:t>
       </w:r>
     </w:p>
     <w:p>

--- a/articles/multiply_many_nested/article.docx
+++ b/articles/multiply_many_nested/article.docx
@@ -1095,6 +1095,88 @@
       </w:tr>
     </w:tbl>
     <w:bookmarkEnd w:id="21"/>
+    <w:p>
+      <w:pPr>
+        <w:pStyle w:val="BodyText"/>
+      </w:pPr>
+      <w:r>
+        <w:t xml:space="preserve">На диаграммах состояний над чертой на переходе указаны входное событие и</w:t>
+      </w:r>
+      <w:r>
+        <w:t xml:space="preserve"> </w:t>
+      </w:r>
+      <w:r>
+        <w:t xml:space="preserve">гварды, под чертой – выходы; адресованное событие записывается в виде</w:t>
+      </w:r>
+      <w:r>
+        <w:t xml:space="preserve"> </w:t>
+      </w:r>
+      <m:oMath>
+        <m:r>
+          <m:t>A</m:t>
+        </m:r>
+        <m:d>
+          <m:dPr>
+            <m:begChr m:val="("/>
+            <m:endChr m:val=")"/>
+            <m:sepChr m:val=""/>
+            <m:grow/>
+          </m:dPr>
+          <m:e>
+            <m:r>
+              <m:t>e</m:t>
+            </m:r>
+          </m:e>
+        </m:d>
+      </m:oMath>
+      <w:r>
+        <w:t xml:space="preserve">, где</w:t>
+      </w:r>
+      <w:r>
+        <w:t xml:space="preserve"> </w:t>
+      </w:r>
+      <m:oMath>
+        <m:r>
+          <m:t>A</m:t>
+        </m:r>
+      </m:oMath>
+      <w:r>
+        <w:t xml:space="preserve"> </w:t>
+      </w:r>
+      <w:r>
+        <w:t xml:space="preserve">– автомат-получатель. Вложенный автомат изображается</w:t>
+      </w:r>
+      <w:r>
+        <w:t xml:space="preserve"> </w:t>
+      </w:r>
+      <w:r>
+        <w:t xml:space="preserve">блоком внутри состояния родительского автомата. В блоке перечислены только</w:t>
+      </w:r>
+      <w:r>
+        <w:t xml:space="preserve"> </w:t>
+      </w:r>
+      <w:r>
+        <w:t xml:space="preserve">события, на которые вложенный автомат реагирует в силу вложенности, пока</w:t>
+      </w:r>
+      <w:r>
+        <w:t xml:space="preserve"> </w:t>
+      </w:r>
+      <w:r>
+        <w:t xml:space="preserve">родительский автомат находится в этом состоянии. Адресованные события в</w:t>
+      </w:r>
+      <w:r>
+        <w:t xml:space="preserve"> </w:t>
+      </w:r>
+      <w:r>
+        <w:t xml:space="preserve">блок не включаются: они указаны на переходе или в состоянии родительского</w:t>
+      </w:r>
+      <w:r>
+        <w:t xml:space="preserve"> </w:t>
+      </w:r>
+      <w:r>
+        <w:t xml:space="preserve">автомата. Если таких событий нет, в блоке стоит прочерк.</w:t>
+      </w:r>
+    </w:p>
     <w:bookmarkStart w:id="25" w:name="автомат-1.-игровая-машина-a_0"/>
     <w:p>
       <w:pPr>

--- a/articles/multiply_many_nested/article.docx
+++ b/articles/multiply_many_nested/article.docx
@@ -387,6 +387,30 @@
       </w:r>
       <w:r>
         <w:t xml:space="preserve">когда родительский автомат находится в состоянии, в которое он вложен.</w:t>
+      </w:r>
+      <w:r>
+        <w:t xml:space="preserve"> </w:t>
+      </w:r>
+      <w:r>
+        <w:t xml:space="preserve">Через вложенность автомат получает события среды, а также события,</w:t>
+      </w:r>
+      <w:r>
+        <w:t xml:space="preserve"> </w:t>
+      </w:r>
+      <w:r>
+        <w:t xml:space="preserve">адресованные родительскому автомату: такое событие поступает</w:t>
+      </w:r>
+      <w:r>
+        <w:t xml:space="preserve"> </w:t>
+      </w:r>
+      <w:r>
+        <w:t xml:space="preserve">получателю и автоматам, вложенным в состояние, в котором получатель</w:t>
+      </w:r>
+      <w:r>
+        <w:t xml:space="preserve"> </w:t>
+      </w:r>
+      <w:r>
+        <w:t xml:space="preserve">находился до перехода.</w:t>
       </w:r>
     </w:p>
     <w:p>
@@ -1162,19 +1186,25 @@
         <w:t xml:space="preserve"> </w:t>
       </w:r>
       <w:r>
-        <w:t xml:space="preserve">родительский автомат находится в этом состоянии. Адресованные события в</w:t>
-      </w:r>
-      <w:r>
-        <w:t xml:space="preserve"> </w:t>
-      </w:r>
-      <w:r>
-        <w:t xml:space="preserve">блок не включаются: они указаны на переходе или в состоянии родительского</w:t>
-      </w:r>
-      <w:r>
-        <w:t xml:space="preserve"> </w:t>
-      </w:r>
-      <w:r>
-        <w:t xml:space="preserve">автомата. Если таких событий нет, в блоке стоит прочерк.</w:t>
+        <w:t xml:space="preserve">родительский автомат находится в этом состоянии. События, адресованные</w:t>
+      </w:r>
+      <w:r>
+        <w:t xml:space="preserve"> </w:t>
+      </w:r>
+      <w:r>
+        <w:t xml:space="preserve">самому вложенному автомату, в блок не включаются: они указаны на переходе</w:t>
+      </w:r>
+      <w:r>
+        <w:t xml:space="preserve"> </w:t>
+      </w:r>
+      <w:r>
+        <w:t xml:space="preserve">или в состоянии родительского автомата. Если таких событий нет, в блоке</w:t>
+      </w:r>
+      <w:r>
+        <w:t xml:space="preserve"> </w:t>
+      </w:r>
+      <w:r>
+        <w:t xml:space="preserve">стоит прочерк.</w:t>
       </w:r>
     </w:p>
     <w:bookmarkStart w:id="25" w:name="автомат-1.-игровая-машина-a_0"/>
@@ -1559,9 +1589,7 @@
           </w:p>
         </w:tc>
         <w:tc>
-          <w:tcPr>
-            <w:vMerge w:val="restart"/>
-          </w:tcPr>
+          <w:tcPr/>
           <w:p>
             <w:pPr>
               <w:pStyle w:val="Compact"/>
@@ -1621,22 +1649,38 @@
               <w:rPr>
                 <w:rStyle w:val="VerbatimChar"/>
               </w:rPr>
-              <w:t xml:space="preserve">e01</w:t>
-            </w:r>
-          </w:p>
-        </w:tc>
-        <w:tc>
-          <w:tcPr/>
-          <w:p>
-            <w:pPr>
-              <w:pStyle w:val="Compact"/>
-              <w:jc w:val="left"/>
-            </w:pPr>
-            <w:r>
-              <w:t xml:space="preserve">Нажата кнопка &lt;&lt;Игра&gt;&gt;</w:t>
-            </w:r>
-          </w:p>
-        </w:tc>
+              <w:t xml:space="preserve">e02</w:t>
+            </w:r>
+          </w:p>
+        </w:tc>
+        <w:tc>
+          <w:tcPr/>
+          <w:p>
+            <w:pPr>
+              <w:pStyle w:val="Compact"/>
+              <w:jc w:val="left"/>
+            </w:pPr>
+            <w:r>
+              <w:t xml:space="preserve">Нажата кнопка &lt;&lt;Возврат&gt;&gt;</w:t>
+            </w:r>
+          </w:p>
+        </w:tc>
+        <w:tc>
+          <w:tcPr>
+            <w:vMerge w:val="restart"/>
+          </w:tcPr>
+          <w:p>
+            <w:pPr>
+              <w:pStyle w:val="Compact"/>
+              <w:jc w:val="left"/>
+            </w:pPr>
+            <w:r>
+              <w:t xml:space="preserve">A1</w:t>
+            </w:r>
+          </w:p>
+        </w:tc>
+      </w:tr>
+      <w:tr>
         <w:tc>
           <w:tcPr>
             <w:gridSpan w:val="1"/>
@@ -1646,6 +1690,69 @@
             <w:pPr/>
           </w:p>
         </w:tc>
+        <w:tc>
+          <w:tcPr/>
+          <w:p>
+            <w:pPr>
+              <w:pStyle w:val="Compact"/>
+              <w:jc w:val="left"/>
+            </w:pPr>
+            <w:r>
+              <w:t xml:space="preserve">Нажата кнопка &lt;&lt;Возврат&gt;&gt;</w:t>
+            </w:r>
+          </w:p>
+        </w:tc>
+        <w:tc>
+          <w:tcPr/>
+          <w:p>
+            <w:pPr>
+              <w:pStyle w:val="Compact"/>
+              <w:jc w:val="left"/>
+            </w:pPr>
+            <w:r>
+              <w:rPr>
+                <w:rStyle w:val="VerbatimChar"/>
+              </w:rPr>
+              <w:t xml:space="preserve">e02</w:t>
+            </w:r>
+          </w:p>
+        </w:tc>
+        <w:tc>
+          <w:tcPr/>
+          <w:p>
+            <w:pPr>
+              <w:pStyle w:val="Compact"/>
+              <w:jc w:val="left"/>
+            </w:pPr>
+            <w:r>
+              <w:rPr>
+                <w:rStyle w:val="VerbatimChar"/>
+              </w:rPr>
+              <w:t xml:space="preserve">e12</w:t>
+            </w:r>
+          </w:p>
+        </w:tc>
+        <w:tc>
+          <w:tcPr/>
+          <w:p>
+            <w:pPr>
+              <w:pStyle w:val="Compact"/>
+              <w:jc w:val="left"/>
+            </w:pPr>
+            <w:r>
+              <w:t xml:space="preserve">Необходимо перевести жетоны в банк</w:t>
+            </w:r>
+          </w:p>
+        </w:tc>
+        <w:tc>
+          <w:tcPr>
+            <w:gridSpan w:val="1"/>
+            <w:vMerge w:val="continue"/>
+          </w:tcPr>
+          <w:p>
+            <w:pPr/>
+          </w:p>
+        </w:tc>
       </w:tr>
       <w:tr>
         <w:tc>
@@ -1665,49 +1772,49 @@
               <w:jc w:val="left"/>
             </w:pPr>
             <w:r>
-              <w:t xml:space="preserve">Нажата кнопка &lt;&lt;Возврат&gt;&gt;</w:t>
-            </w:r>
-          </w:p>
-        </w:tc>
-        <w:tc>
-          <w:tcPr/>
-          <w:p>
-            <w:pPr>
-              <w:pStyle w:val="Compact"/>
-              <w:jc w:val="left"/>
-            </w:pPr>
-            <w:r>
-              <w:rPr>
-                <w:rStyle w:val="VerbatimChar"/>
-              </w:rPr>
-              <w:t xml:space="preserve">e02</w:t>
-            </w:r>
-          </w:p>
-        </w:tc>
-        <w:tc>
-          <w:tcPr/>
-          <w:p>
-            <w:pPr>
-              <w:pStyle w:val="Compact"/>
-              <w:jc w:val="left"/>
-            </w:pPr>
-            <w:r>
-              <w:rPr>
-                <w:rStyle w:val="VerbatimChar"/>
-              </w:rPr>
-              <w:t xml:space="preserve">e05</w:t>
-            </w:r>
-          </w:p>
-        </w:tc>
-        <w:tc>
-          <w:tcPr/>
-          <w:p>
-            <w:pPr>
-              <w:pStyle w:val="Compact"/>
-              <w:jc w:val="left"/>
-            </w:pPr>
-            <w:r>
-              <w:t xml:space="preserve">Сработал таймер третьего барабана</w:t>
+              <w:t xml:space="preserve">Нажата кнопка &lt;&lt;Игра&gt;&gt;</w:t>
+            </w:r>
+          </w:p>
+        </w:tc>
+        <w:tc>
+          <w:tcPr/>
+          <w:p>
+            <w:pPr>
+              <w:pStyle w:val="Compact"/>
+              <w:jc w:val="left"/>
+            </w:pPr>
+            <w:r>
+              <w:rPr>
+                <w:rStyle w:val="VerbatimChar"/>
+              </w:rPr>
+              <w:t xml:space="preserve">e01</w:t>
+            </w:r>
+          </w:p>
+        </w:tc>
+        <w:tc>
+          <w:tcPr/>
+          <w:p>
+            <w:pPr>
+              <w:pStyle w:val="Compact"/>
+              <w:jc w:val="left"/>
+            </w:pPr>
+            <w:r>
+              <w:rPr>
+                <w:rStyle w:val="VerbatimChar"/>
+              </w:rPr>
+              <w:t xml:space="preserve">e14</w:t>
+            </w:r>
+          </w:p>
+        </w:tc>
+        <w:tc>
+          <w:tcPr/>
+          <w:p>
+            <w:pPr>
+              <w:pStyle w:val="Compact"/>
+              <w:jc w:val="left"/>
+            </w:pPr>
+            <w:r>
+              <w:t xml:space="preserve">Открыть монетоприемник</w:t>
             </w:r>
           </w:p>
         </w:tc>
@@ -1739,63 +1846,61 @@
               <w:jc w:val="left"/>
             </w:pPr>
             <w:r>
-              <w:t xml:space="preserve">Нажата кнопка &lt;&lt;Игра&gt;&gt;</w:t>
-            </w:r>
-          </w:p>
-        </w:tc>
-        <w:tc>
-          <w:tcPr/>
-          <w:p>
-            <w:pPr>
-              <w:pStyle w:val="Compact"/>
-              <w:jc w:val="left"/>
-            </w:pPr>
-            <w:r>
-              <w:rPr>
-                <w:rStyle w:val="VerbatimChar"/>
-              </w:rPr>
-              <w:t xml:space="preserve">e01</w:t>
-            </w:r>
-          </w:p>
-        </w:tc>
-        <w:tc>
-          <w:tcPr/>
-          <w:p>
-            <w:pPr>
-              <w:pStyle w:val="Compact"/>
-              <w:jc w:val="left"/>
-            </w:pPr>
-            <w:r>
-              <w:rPr>
-                <w:rStyle w:val="VerbatimChar"/>
-              </w:rPr>
-              <w:t xml:space="preserve">e01</w:t>
-            </w:r>
-          </w:p>
-        </w:tc>
-        <w:tc>
-          <w:tcPr/>
-          <w:p>
-            <w:pPr>
-              <w:pStyle w:val="Compact"/>
-              <w:jc w:val="left"/>
-            </w:pPr>
-            <w:r>
-              <w:t xml:space="preserve">Нажата кнопка &lt;&lt;Игра&gt;&gt;</w:t>
-            </w:r>
-          </w:p>
-        </w:tc>
-        <w:tc>
-          <w:tcPr>
-            <w:vMerge w:val="restart"/>
-          </w:tcPr>
-          <w:p>
-            <w:pPr>
-              <w:pStyle w:val="Compact"/>
-              <w:jc w:val="left"/>
-            </w:pPr>
-            <w:r>
-              <w:t xml:space="preserve">A4</w:t>
+              <w:t xml:space="preserve">Нажата кнопка &lt;&lt;Тех. сброс&gt;&gt;</w:t>
+            </w:r>
+          </w:p>
+        </w:tc>
+        <w:tc>
+          <w:tcPr/>
+          <w:p>
+            <w:pPr>
+              <w:pStyle w:val="Compact"/>
+              <w:jc w:val="left"/>
+            </w:pPr>
+            <w:r>
+              <w:rPr>
+                <w:rStyle w:val="VerbatimChar"/>
+              </w:rPr>
+              <w:t xml:space="preserve">e03</w:t>
+            </w:r>
+          </w:p>
+        </w:tc>
+        <w:tc>
+          <w:tcPr/>
+          <w:p>
+            <w:pPr>
+              <w:pStyle w:val="Compact"/>
+              <w:jc w:val="left"/>
+            </w:pPr>
+            <w:r>
+              <w:rPr>
+                <w:rStyle w:val="VerbatimChar"/>
+              </w:rPr>
+              <w:t xml:space="preserve">e33</w:t>
+            </w:r>
+          </w:p>
+        </w:tc>
+        <w:tc>
+          <w:tcPr/>
+          <w:p>
+            <w:pPr>
+              <w:pStyle w:val="Compact"/>
+              <w:jc w:val="left"/>
+            </w:pPr>
+            <w:r>
+              <w:t xml:space="preserve">Выплата жетонов завершена</w:t>
+            </w:r>
+          </w:p>
+        </w:tc>
+        <w:tc>
+          <w:tcPr/>
+          <w:p>
+            <w:pPr>
+              <w:pStyle w:val="Compact"/>
+              <w:jc w:val="left"/>
+            </w:pPr>
+            <w:r>
+              <w:t xml:space="preserve">A3</w:t>
             </w:r>
           </w:p>
         </w:tc>
@@ -1818,52 +1923,68 @@
               <w:jc w:val="left"/>
             </w:pPr>
             <w:r>
-              <w:t xml:space="preserve">Нажата кнопка &lt;&lt;Тех. сброс&gt;&gt;</w:t>
-            </w:r>
-          </w:p>
-        </w:tc>
-        <w:tc>
-          <w:tcPr/>
-          <w:p>
-            <w:pPr>
-              <w:pStyle w:val="Compact"/>
-              <w:jc w:val="left"/>
-            </w:pPr>
-            <w:r>
-              <w:rPr>
-                <w:rStyle w:val="VerbatimChar"/>
-              </w:rPr>
-              <w:t xml:space="preserve">e03</w:t>
-            </w:r>
-          </w:p>
-        </w:tc>
-        <w:tc>
-          <w:tcPr/>
-          <w:p>
-            <w:pPr>
-              <w:pStyle w:val="Compact"/>
-              <w:jc w:val="left"/>
-            </w:pPr>
-            <w:r>
-              <w:rPr>
-                <w:rStyle w:val="VerbatimChar"/>
-              </w:rPr>
-              <w:t xml:space="preserve">e06</w:t>
-            </w:r>
-          </w:p>
-        </w:tc>
-        <w:tc>
-          <w:tcPr/>
-          <w:p>
-            <w:pPr>
-              <w:pStyle w:val="Compact"/>
-              <w:jc w:val="left"/>
-            </w:pPr>
-            <w:r>
-              <w:t xml:space="preserve">Выдан жетон из банка</w:t>
-            </w:r>
-          </w:p>
-        </w:tc>
+              <w:t xml:space="preserve">Сработал таймер третьего барабана</w:t>
+            </w:r>
+          </w:p>
+        </w:tc>
+        <w:tc>
+          <w:tcPr/>
+          <w:p>
+            <w:pPr>
+              <w:pStyle w:val="Compact"/>
+              <w:jc w:val="left"/>
+            </w:pPr>
+            <w:r>
+              <w:rPr>
+                <w:rStyle w:val="VerbatimChar"/>
+              </w:rPr>
+              <w:t xml:space="preserve">e05</w:t>
+            </w:r>
+          </w:p>
+        </w:tc>
+        <w:tc>
+          <w:tcPr/>
+          <w:p>
+            <w:pPr>
+              <w:pStyle w:val="Compact"/>
+              <w:jc w:val="left"/>
+            </w:pPr>
+            <w:r>
+              <w:rPr>
+                <w:rStyle w:val="VerbatimChar"/>
+              </w:rPr>
+              <w:t xml:space="preserve">y0=2</w:t>
+            </w:r>
+          </w:p>
+        </w:tc>
+        <w:tc>
+          <w:tcPr/>
+          <w:p>
+            <w:pPr>
+              <w:pStyle w:val="Compact"/>
+              <w:jc w:val="left"/>
+            </w:pPr>
+            <w:r>
+              <w:t xml:space="preserve">Игра</w:t>
+            </w:r>
+          </w:p>
+        </w:tc>
+        <w:tc>
+          <w:tcPr>
+            <w:vMerge w:val="restart"/>
+          </w:tcPr>
+          <w:p>
+            <w:pPr>
+              <w:pStyle w:val="Compact"/>
+              <w:jc w:val="left"/>
+            </w:pPr>
+            <w:r>
+              <w:t xml:space="preserve">A4</w:t>
+            </w:r>
+          </w:p>
+        </w:tc>
+      </w:tr>
+      <w:tr>
         <w:tc>
           <w:tcPr>
             <w:gridSpan w:val="1"/>
@@ -1873,6 +1994,69 @@
             <w:pPr/>
           </w:p>
         </w:tc>
+        <w:tc>
+          <w:tcPr/>
+          <w:p>
+            <w:pPr>
+              <w:pStyle w:val="Compact"/>
+              <w:jc w:val="left"/>
+            </w:pPr>
+            <w:r>
+              <w:t xml:space="preserve">Выдан жетон из банка</w:t>
+            </w:r>
+          </w:p>
+        </w:tc>
+        <w:tc>
+          <w:tcPr/>
+          <w:p>
+            <w:pPr>
+              <w:pStyle w:val="Compact"/>
+              <w:jc w:val="left"/>
+            </w:pPr>
+            <w:r>
+              <w:rPr>
+                <w:rStyle w:val="VerbatimChar"/>
+              </w:rPr>
+              <w:t xml:space="preserve">e06</w:t>
+            </w:r>
+          </w:p>
+        </w:tc>
+        <w:tc>
+          <w:tcPr/>
+          <w:p>
+            <w:pPr>
+              <w:pStyle w:val="Compact"/>
+              <w:jc w:val="left"/>
+            </w:pPr>
+            <w:r>
+              <w:rPr>
+                <w:rStyle w:val="VerbatimChar"/>
+              </w:rPr>
+              <w:t xml:space="preserve">y0=4</w:t>
+            </w:r>
+          </w:p>
+        </w:tc>
+        <w:tc>
+          <w:tcPr/>
+          <w:p>
+            <w:pPr>
+              <w:pStyle w:val="Compact"/>
+              <w:jc w:val="left"/>
+            </w:pPr>
+            <w:r>
+              <w:t xml:space="preserve">Выдача жетона</w:t>
+            </w:r>
+          </w:p>
+        </w:tc>
+        <w:tc>
+          <w:tcPr>
+            <w:gridSpan w:val="1"/>
+            <w:vMerge w:val="continue"/>
+          </w:tcPr>
+          <w:p>
+            <w:pPr/>
+          </w:p>
+        </w:tc>
       </w:tr>
       <w:tr>
         <w:tc>
@@ -1892,52 +2076,68 @@
               <w:jc w:val="left"/>
             </w:pPr>
             <w:r>
-              <w:t xml:space="preserve">Сработал таймер третьего барабана</w:t>
-            </w:r>
-          </w:p>
-        </w:tc>
-        <w:tc>
-          <w:tcPr/>
-          <w:p>
-            <w:pPr>
-              <w:pStyle w:val="Compact"/>
-              <w:jc w:val="left"/>
-            </w:pPr>
-            <w:r>
-              <w:rPr>
-                <w:rStyle w:val="VerbatimChar"/>
-              </w:rPr>
-              <w:t xml:space="preserve">e05</w:t>
-            </w:r>
-          </w:p>
-        </w:tc>
-        <w:tc>
-          <w:tcPr/>
-          <w:p>
-            <w:pPr>
-              <w:pStyle w:val="Compact"/>
-              <w:jc w:val="left"/>
-            </w:pPr>
-            <w:r>
-              <w:rPr>
-                <w:rStyle w:val="VerbatimChar"/>
-              </w:rPr>
-              <w:t xml:space="preserve">y0=2</w:t>
-            </w:r>
-          </w:p>
-        </w:tc>
-        <w:tc>
-          <w:tcPr/>
-          <w:p>
-            <w:pPr>
-              <w:pStyle w:val="Compact"/>
-              <w:jc w:val="left"/>
-            </w:pPr>
-            <w:r>
-              <w:t xml:space="preserve">Игра</w:t>
-            </w:r>
-          </w:p>
-        </w:tc>
+              <w:t xml:space="preserve">Cумма выдачи выигрыша больше нуля</w:t>
+            </w:r>
+          </w:p>
+        </w:tc>
+        <w:tc>
+          <w:tcPr/>
+          <w:p>
+            <w:pPr>
+              <w:pStyle w:val="Compact"/>
+              <w:jc w:val="left"/>
+            </w:pPr>
+            <w:r>
+              <w:rPr>
+                <w:rStyle w:val="VerbatimChar"/>
+              </w:rPr>
+              <w:t xml:space="preserve">x01</w:t>
+            </w:r>
+          </w:p>
+        </w:tc>
+        <w:tc>
+          <w:tcPr/>
+          <w:p>
+            <w:pPr>
+              <w:pStyle w:val="Compact"/>
+              <w:jc w:val="left"/>
+            </w:pPr>
+            <w:r>
+              <w:rPr>
+                <w:rStyle w:val="VerbatimChar"/>
+              </w:rPr>
+              <w:t xml:space="preserve">z02</w:t>
+            </w:r>
+          </w:p>
+        </w:tc>
+        <w:tc>
+          <w:tcPr/>
+          <w:p>
+            <w:pPr>
+              <w:pStyle w:val="Compact"/>
+              <w:jc w:val="left"/>
+            </w:pPr>
+            <w:r>
+              <w:t xml:space="preserve">Закрыть монетоприемник</w:t>
+            </w:r>
+          </w:p>
+        </w:tc>
+        <w:tc>
+          <w:tcPr>
+            <w:vMerge w:val="restart"/>
+          </w:tcPr>
+          <w:p>
+            <w:pPr>
+              <w:pStyle w:val="Compact"/>
+              <w:jc w:val="left"/>
+            </w:pPr>
+            <w:r>
+              <w:t xml:space="preserve">Среда</w:t>
+            </w:r>
+          </w:p>
+        </w:tc>
+      </w:tr>
+      <w:tr>
         <w:tc>
           <w:tcPr>
             <w:gridSpan w:val="1"/>
@@ -1947,10 +2147,141 @@
             <w:pPr/>
           </w:p>
         </w:tc>
+        <w:tc>
+          <w:tcPr/>
+          <w:p>
+            <w:pPr>
+              <w:pStyle w:val="Compact"/>
+              <w:jc w:val="left"/>
+            </w:pPr>
+            <w:r>
+              <w:t xml:space="preserve">В банке есть жетоны</w:t>
+            </w:r>
+          </w:p>
+        </w:tc>
+        <w:tc>
+          <w:tcPr/>
+          <w:p>
+            <w:pPr>
+              <w:pStyle w:val="Compact"/>
+              <w:jc w:val="left"/>
+            </w:pPr>
+            <w:r>
+              <w:rPr>
+                <w:rStyle w:val="VerbatimChar"/>
+              </w:rPr>
+              <w:t xml:space="preserve">x02</w:t>
+            </w:r>
+          </w:p>
+        </w:tc>
+        <w:tc>
+          <w:tcPr/>
+          <w:p>
+            <w:pPr>
+              <w:pStyle w:val="Compact"/>
+              <w:jc w:val="left"/>
+            </w:pPr>
+            <w:r>
+              <w:rPr>
+                <w:rStyle w:val="VerbatimChar"/>
+              </w:rPr>
+              <w:t xml:space="preserve">z03</w:t>
+            </w:r>
+          </w:p>
+        </w:tc>
+        <w:tc>
+          <w:tcPr/>
+          <w:p>
+            <w:pPr>
+              <w:pStyle w:val="Compact"/>
+              <w:jc w:val="left"/>
+            </w:pPr>
+            <w:r>
+              <w:t xml:space="preserve">Открыть монетоприемник</w:t>
+            </w:r>
+          </w:p>
+        </w:tc>
+        <w:tc>
+          <w:tcPr>
+            <w:gridSpan w:val="1"/>
+            <w:vMerge w:val="continue"/>
+          </w:tcPr>
+          <w:p>
+            <w:pPr/>
+          </w:p>
+        </w:tc>
       </w:tr>
       <w:tr>
         <w:tc>
           <w:tcPr>
+            <w:vMerge w:val="restart"/>
+          </w:tcPr>
+          <w:p>
+            <w:pPr>
+              <w:pStyle w:val="Compact"/>
+              <w:jc w:val="left"/>
+            </w:pPr>
+            <w:r>
+              <w:t xml:space="preserve">A1</w:t>
+            </w:r>
+          </w:p>
+        </w:tc>
+        <w:tc>
+          <w:tcPr/>
+          <w:p>
+            <w:pPr>
+              <w:pStyle w:val="Compact"/>
+              <w:jc w:val="left"/>
+            </w:pPr>
+            <w:r>
+              <w:t xml:space="preserve">Опущен жетон</w:t>
+            </w:r>
+          </w:p>
+        </w:tc>
+        <w:tc>
+          <w:tcPr/>
+          <w:p>
+            <w:pPr>
+              <w:pStyle w:val="Compact"/>
+              <w:jc w:val="left"/>
+            </w:pPr>
+            <w:r>
+              <w:rPr>
+                <w:rStyle w:val="VerbatimChar"/>
+              </w:rPr>
+              <w:t xml:space="preserve">e11</w:t>
+            </w:r>
+          </w:p>
+        </w:tc>
+        <w:tc>
+          <w:tcPr/>
+          <w:p>
+            <w:pPr>
+              <w:pStyle w:val="Compact"/>
+              <w:jc w:val="left"/>
+            </w:pPr>
+            <w:r>
+              <w:rPr>
+                <w:rStyle w:val="VerbatimChar"/>
+              </w:rPr>
+              <w:t xml:space="preserve">z04</w:t>
+            </w:r>
+          </w:p>
+        </w:tc>
+        <w:tc>
+          <w:tcPr/>
+          <w:p>
+            <w:pPr>
+              <w:pStyle w:val="Compact"/>
+              <w:jc w:val="left"/>
+            </w:pPr>
+            <w:r>
+              <w:t xml:space="preserve">Выдать жетон из банка</w:t>
+            </w:r>
+          </w:p>
+        </w:tc>
+        <w:tc>
+          <w:tcPr>
             <w:gridSpan w:val="1"/>
             <w:vMerge w:val="continue"/>
           </w:tcPr>
@@ -1958,60 +2289,8 @@
             <w:pPr/>
           </w:p>
         </w:tc>
-        <w:tc>
-          <w:tcPr/>
-          <w:p>
-            <w:pPr>
-              <w:pStyle w:val="Compact"/>
-              <w:jc w:val="left"/>
-            </w:pPr>
-            <w:r>
-              <w:t xml:space="preserve">Выдан жетон из банка</w:t>
-            </w:r>
-          </w:p>
-        </w:tc>
-        <w:tc>
-          <w:tcPr/>
-          <w:p>
-            <w:pPr>
-              <w:pStyle w:val="Compact"/>
-              <w:jc w:val="left"/>
-            </w:pPr>
-            <w:r>
-              <w:rPr>
-                <w:rStyle w:val="VerbatimChar"/>
-              </w:rPr>
-              <w:t xml:space="preserve">e06</w:t>
-            </w:r>
-          </w:p>
-        </w:tc>
-        <w:tc>
-          <w:tcPr/>
-          <w:p>
-            <w:pPr>
-              <w:pStyle w:val="Compact"/>
-              <w:jc w:val="left"/>
-            </w:pPr>
-            <w:r>
-              <w:rPr>
-                <w:rStyle w:val="VerbatimChar"/>
-              </w:rPr>
-              <w:t xml:space="preserve">y0=4</w:t>
-            </w:r>
-          </w:p>
-        </w:tc>
-        <w:tc>
-          <w:tcPr/>
-          <w:p>
-            <w:pPr>
-              <w:pStyle w:val="Compact"/>
-              <w:jc w:val="left"/>
-            </w:pPr>
-            <w:r>
-              <w:t xml:space="preserve">Выдача жетона</w:t>
-            </w:r>
-          </w:p>
-        </w:tc>
+      </w:tr>
+      <w:tr>
         <w:tc>
           <w:tcPr>
             <w:gridSpan w:val="1"/>
@@ -2021,6 +2300,69 @@
             <w:pPr/>
           </w:p>
         </w:tc>
+        <w:tc>
+          <w:tcPr/>
+          <w:p>
+            <w:pPr>
+              <w:pStyle w:val="Compact"/>
+              <w:jc w:val="left"/>
+            </w:pPr>
+            <w:r>
+              <w:t xml:space="preserve">y1!=2</w:t>
+            </w:r>
+          </w:p>
+        </w:tc>
+        <w:tc>
+          <w:tcPr/>
+          <w:p>
+            <w:pPr>
+              <w:pStyle w:val="Compact"/>
+              <w:jc w:val="left"/>
+            </w:pPr>
+            <w:r>
+              <w:rPr>
+                <w:rStyle w:val="VerbatimChar"/>
+              </w:rPr>
+              <w:t xml:space="preserve">y1!=2</w:t>
+            </w:r>
+          </w:p>
+        </w:tc>
+        <w:tc>
+          <w:tcPr/>
+          <w:p>
+            <w:pPr>
+              <w:pStyle w:val="Compact"/>
+              <w:jc w:val="left"/>
+            </w:pPr>
+            <w:r>
+              <w:rPr>
+                <w:rStyle w:val="VerbatimChar"/>
+              </w:rPr>
+              <w:t xml:space="preserve">z05</w:t>
+            </w:r>
+          </w:p>
+        </w:tc>
+        <w:tc>
+          <w:tcPr/>
+          <w:p>
+            <w:pPr>
+              <w:pStyle w:val="Compact"/>
+              <w:jc w:val="left"/>
+            </w:pPr>
+            <w:r>
+              <w:t xml:space="preserve">Сбросить сумму выигрыша</w:t>
+            </w:r>
+          </w:p>
+        </w:tc>
+        <w:tc>
+          <w:tcPr>
+            <w:gridSpan w:val="1"/>
+            <w:vMerge w:val="continue"/>
+          </w:tcPr>
+          <w:p>
+            <w:pPr/>
+          </w:p>
+        </w:tc>
       </w:tr>
       <w:tr>
         <w:tc>
@@ -2040,64 +2382,59 @@
               <w:jc w:val="left"/>
             </w:pPr>
             <w:r>
-              <w:t xml:space="preserve">Cумма выдачи выигрыша больше нуля</w:t>
-            </w:r>
-          </w:p>
-        </w:tc>
-        <w:tc>
-          <w:tcPr/>
-          <w:p>
-            <w:pPr>
-              <w:pStyle w:val="Compact"/>
-              <w:jc w:val="left"/>
-            </w:pPr>
-            <w:r>
-              <w:rPr>
-                <w:rStyle w:val="VerbatimChar"/>
-              </w:rPr>
-              <w:t xml:space="preserve">x01</w:t>
-            </w:r>
-          </w:p>
-        </w:tc>
-        <w:tc>
-          <w:tcPr/>
-          <w:p>
-            <w:pPr>
-              <w:pStyle w:val="Compact"/>
-              <w:jc w:val="left"/>
-            </w:pPr>
-            <w:r>
-              <w:rPr>
-                <w:rStyle w:val="VerbatimChar"/>
-              </w:rPr>
-              <w:t xml:space="preserve">e02</w:t>
-            </w:r>
-          </w:p>
-        </w:tc>
-        <w:tc>
-          <w:tcPr/>
-          <w:p>
-            <w:pPr>
-              <w:pStyle w:val="Compact"/>
-              <w:jc w:val="left"/>
-            </w:pPr>
-            <w:r>
-              <w:t xml:space="preserve">Нажата кнопка &lt;&lt;Возврат&gt;&gt;</w:t>
-            </w:r>
-          </w:p>
-        </w:tc>
-        <w:tc>
-          <w:tcPr>
-            <w:vMerge w:val="restart"/>
-          </w:tcPr>
-          <w:p>
-            <w:pPr>
-              <w:pStyle w:val="Compact"/>
-              <w:jc w:val="left"/>
-            </w:pPr>
-            <w:r>
-              <w:t xml:space="preserve">A1</w:t>
-            </w:r>
+              <w:t xml:space="preserve">Жетон принят</w:t>
+            </w:r>
+          </w:p>
+        </w:tc>
+        <w:tc>
+          <w:tcPr/>
+          <w:p>
+            <w:pPr>
+              <w:pStyle w:val="Compact"/>
+              <w:jc w:val="left"/>
+            </w:pPr>
+            <w:r>
+              <w:rPr>
+                <w:rStyle w:val="VerbatimChar"/>
+              </w:rPr>
+              <w:t xml:space="preserve">y1=1</w:t>
+            </w:r>
+          </w:p>
+        </w:tc>
+        <w:tc>
+          <w:tcPr/>
+          <w:p>
+            <w:pPr>
+              <w:pStyle w:val="Compact"/>
+              <w:jc w:val="left"/>
+            </w:pPr>
+            <w:r>
+              <w:rPr>
+                <w:rStyle w:val="VerbatimChar"/>
+              </w:rPr>
+              <w:t xml:space="preserve">z12</w:t>
+            </w:r>
+          </w:p>
+        </w:tc>
+        <w:tc>
+          <w:tcPr/>
+          <w:p>
+            <w:pPr>
+              <w:pStyle w:val="Compact"/>
+              <w:jc w:val="left"/>
+            </w:pPr>
+            <w:r>
+              <w:t xml:space="preserve">Обновить индикатор &lt;&lt;Ставка&gt;&gt;</w:t>
+            </w:r>
+          </w:p>
+        </w:tc>
+        <w:tc>
+          <w:tcPr>
+            <w:gridSpan w:val="1"/>
+            <w:vMerge w:val="continue"/>
+          </w:tcPr>
+          <w:p>
+            <w:pPr/>
           </w:p>
         </w:tc>
       </w:tr>
@@ -2119,49 +2456,49 @@
               <w:jc w:val="left"/>
             </w:pPr>
             <w:r>
-              <w:t xml:space="preserve">В банке есть жетоны</w:t>
-            </w:r>
-          </w:p>
-        </w:tc>
-        <w:tc>
-          <w:tcPr/>
-          <w:p>
-            <w:pPr>
-              <w:pStyle w:val="Compact"/>
-              <w:jc w:val="left"/>
-            </w:pPr>
-            <w:r>
-              <w:rPr>
-                <w:rStyle w:val="VerbatimChar"/>
-              </w:rPr>
-              <w:t xml:space="preserve">x02</w:t>
-            </w:r>
-          </w:p>
-        </w:tc>
-        <w:tc>
-          <w:tcPr/>
-          <w:p>
-            <w:pPr>
-              <w:pStyle w:val="Compact"/>
-              <w:jc w:val="left"/>
-            </w:pPr>
-            <w:r>
-              <w:rPr>
-                <w:rStyle w:val="VerbatimChar"/>
-              </w:rPr>
-              <w:t xml:space="preserve">e12</w:t>
-            </w:r>
-          </w:p>
-        </w:tc>
-        <w:tc>
-          <w:tcPr/>
-          <w:p>
-            <w:pPr>
-              <w:pStyle w:val="Compact"/>
-              <w:jc w:val="left"/>
-            </w:pPr>
-            <w:r>
-              <w:t xml:space="preserve">Необходимо перевести жетоны в банк</w:t>
+              <w:t xml:space="preserve">Жетон не распознан</w:t>
+            </w:r>
+          </w:p>
+        </w:tc>
+        <w:tc>
+          <w:tcPr/>
+          <w:p>
+            <w:pPr>
+              <w:pStyle w:val="Compact"/>
+              <w:jc w:val="left"/>
+            </w:pPr>
+            <w:r>
+              <w:rPr>
+                <w:rStyle w:val="VerbatimChar"/>
+              </w:rPr>
+              <w:t xml:space="preserve">y1=2</w:t>
+            </w:r>
+          </w:p>
+        </w:tc>
+        <w:tc>
+          <w:tcPr/>
+          <w:p>
+            <w:pPr>
+              <w:pStyle w:val="Compact"/>
+              <w:jc w:val="left"/>
+            </w:pPr>
+            <w:r>
+              <w:rPr>
+                <w:rStyle w:val="VerbatimChar"/>
+              </w:rPr>
+              <w:t xml:space="preserve">z13</w:t>
+            </w:r>
+          </w:p>
+        </w:tc>
+        <w:tc>
+          <w:tcPr/>
+          <w:p>
+            <w:pPr>
+              <w:pStyle w:val="Compact"/>
+              <w:jc w:val="left"/>
+            </w:pPr>
+            <w:r>
+              <w:t xml:space="preserve">Сбросить ставку</w:t>
             </w:r>
           </w:p>
         </w:tc>
@@ -2177,70 +2514,68 @@
       </w:tr>
       <w:tr>
         <w:tc>
-          <w:tcPr>
-            <w:vMerge w:val="restart"/>
-          </w:tcPr>
-          <w:p>
-            <w:pPr>
-              <w:pStyle w:val="Compact"/>
-              <w:jc w:val="left"/>
-            </w:pPr>
-            <w:r>
-              <w:t xml:space="preserve">A1</w:t>
-            </w:r>
-          </w:p>
-        </w:tc>
-        <w:tc>
-          <w:tcPr/>
-          <w:p>
-            <w:pPr>
-              <w:pStyle w:val="Compact"/>
-              <w:jc w:val="left"/>
-            </w:pPr>
-            <w:r>
-              <w:t xml:space="preserve">Опущен жетон</w:t>
-            </w:r>
-          </w:p>
-        </w:tc>
-        <w:tc>
-          <w:tcPr/>
-          <w:p>
-            <w:pPr>
-              <w:pStyle w:val="Compact"/>
-              <w:jc w:val="left"/>
-            </w:pPr>
-            <w:r>
-              <w:rPr>
-                <w:rStyle w:val="VerbatimChar"/>
-              </w:rPr>
-              <w:t xml:space="preserve">e11</w:t>
-            </w:r>
-          </w:p>
-        </w:tc>
-        <w:tc>
-          <w:tcPr/>
-          <w:p>
-            <w:pPr>
-              <w:pStyle w:val="Compact"/>
-              <w:jc w:val="left"/>
-            </w:pPr>
-            <w:r>
-              <w:rPr>
-                <w:rStyle w:val="VerbatimChar"/>
-              </w:rPr>
-              <w:t xml:space="preserve">e14</w:t>
-            </w:r>
-          </w:p>
-        </w:tc>
-        <w:tc>
-          <w:tcPr/>
-          <w:p>
-            <w:pPr>
-              <w:pStyle w:val="Compact"/>
-              <w:jc w:val="left"/>
-            </w:pPr>
-            <w:r>
-              <w:t xml:space="preserve">Открыть монетоприемник</w:t>
+          <w:tcPr/>
+          <w:p>
+            <w:pPr>
+              <w:pStyle w:val="Compact"/>
+              <w:jc w:val="left"/>
+            </w:pPr>
+            <w:r>
+              <w:t xml:space="preserve">A2</w:t>
+            </w:r>
+          </w:p>
+        </w:tc>
+        <w:tc>
+          <w:tcPr/>
+          <w:p>
+            <w:pPr>
+              <w:pStyle w:val="Compact"/>
+              <w:jc w:val="left"/>
+            </w:pPr>
+            <w:r>
+              <w:t xml:space="preserve">Барабаны прокручены</w:t>
+            </w:r>
+          </w:p>
+        </w:tc>
+        <w:tc>
+          <w:tcPr/>
+          <w:p>
+            <w:pPr>
+              <w:pStyle w:val="Compact"/>
+              <w:jc w:val="left"/>
+            </w:pPr>
+            <w:r>
+              <w:rPr>
+                <w:rStyle w:val="VerbatimChar"/>
+              </w:rPr>
+              <w:t xml:space="preserve">y2=0</w:t>
+            </w:r>
+          </w:p>
+        </w:tc>
+        <w:tc>
+          <w:tcPr/>
+          <w:p>
+            <w:pPr>
+              <w:pStyle w:val="Compact"/>
+              <w:jc w:val="left"/>
+            </w:pPr>
+            <w:r>
+              <w:rPr>
+                <w:rStyle w:val="VerbatimChar"/>
+              </w:rPr>
+              <w:t xml:space="preserve">z15</w:t>
+            </w:r>
+          </w:p>
+        </w:tc>
+        <w:tc>
+          <w:tcPr/>
+          <w:p>
+            <w:pPr>
+              <w:pStyle w:val="Compact"/>
+              <w:jc w:val="left"/>
+            </w:pPr>
+            <w:r>
+              <w:t xml:space="preserve">Обновить индикатор &lt;&lt;Банк&gt;&gt;</w:t>
             </w:r>
           </w:p>
         </w:tc>
@@ -2257,6 +2592,74 @@
       <w:tr>
         <w:tc>
           <w:tcPr>
+            <w:vMerge w:val="restart"/>
+          </w:tcPr>
+          <w:p>
+            <w:pPr>
+              <w:pStyle w:val="Compact"/>
+              <w:jc w:val="left"/>
+            </w:pPr>
+            <w:r>
+              <w:t xml:space="preserve">A3</w:t>
+            </w:r>
+          </w:p>
+        </w:tc>
+        <w:tc>
+          <w:tcPr/>
+          <w:p>
+            <w:pPr>
+              <w:pStyle w:val="Compact"/>
+              <w:jc w:val="left"/>
+            </w:pPr>
+            <w:r>
+              <w:t xml:space="preserve">A3 не выплачивает джекпот</w:t>
+            </w:r>
+          </w:p>
+        </w:tc>
+        <w:tc>
+          <w:tcPr/>
+          <w:p>
+            <w:pPr>
+              <w:pStyle w:val="Compact"/>
+              <w:jc w:val="left"/>
+            </w:pPr>
+            <w:r>
+              <w:rPr>
+                <w:rStyle w:val="VerbatimChar"/>
+              </w:rPr>
+              <w:t xml:space="preserve">y3!=1</w:t>
+            </w:r>
+          </w:p>
+        </w:tc>
+        <w:tc>
+          <w:tcPr/>
+          <w:p>
+            <w:pPr>
+              <w:pStyle w:val="Compact"/>
+              <w:jc w:val="left"/>
+            </w:pPr>
+            <w:r>
+              <w:rPr>
+                <w:rStyle w:val="VerbatimChar"/>
+              </w:rPr>
+              <w:t xml:space="preserve">z28</w:t>
+            </w:r>
+          </w:p>
+        </w:tc>
+        <w:tc>
+          <w:tcPr/>
+          <w:p>
+            <w:pPr>
+              <w:pStyle w:val="Compact"/>
+              <w:jc w:val="left"/>
+            </w:pPr>
+            <w:r>
+              <w:t xml:space="preserve">Обновить индикатор &lt;&lt;Выигрыш&gt;&gt;</w:t>
+            </w:r>
+          </w:p>
+        </w:tc>
+        <w:tc>
+          <w:tcPr>
             <w:gridSpan w:val="1"/>
             <w:vMerge w:val="continue"/>
           </w:tcPr>
@@ -2264,74 +2667,6 @@
             <w:pPr/>
           </w:p>
         </w:tc>
-        <w:tc>
-          <w:tcPr/>
-          <w:p>
-            <w:pPr>
-              <w:pStyle w:val="Compact"/>
-              <w:jc w:val="left"/>
-            </w:pPr>
-            <w:r>
-              <w:t xml:space="preserve">y1!=2</w:t>
-            </w:r>
-          </w:p>
-        </w:tc>
-        <w:tc>
-          <w:tcPr/>
-          <w:p>
-            <w:pPr>
-              <w:pStyle w:val="Compact"/>
-              <w:jc w:val="left"/>
-            </w:pPr>
-            <w:r>
-              <w:rPr>
-                <w:rStyle w:val="VerbatimChar"/>
-              </w:rPr>
-              <w:t xml:space="preserve">y1!=2</w:t>
-            </w:r>
-          </w:p>
-        </w:tc>
-        <w:tc>
-          <w:tcPr/>
-          <w:p>
-            <w:pPr>
-              <w:pStyle w:val="Compact"/>
-              <w:jc w:val="left"/>
-            </w:pPr>
-            <w:r>
-              <w:rPr>
-                <w:rStyle w:val="VerbatimChar"/>
-              </w:rPr>
-              <w:t xml:space="preserve">e05</w:t>
-            </w:r>
-          </w:p>
-        </w:tc>
-        <w:tc>
-          <w:tcPr/>
-          <w:p>
-            <w:pPr>
-              <w:pStyle w:val="Compact"/>
-              <w:jc w:val="left"/>
-            </w:pPr>
-            <w:r>
-              <w:t xml:space="preserve">Сработал таймер третьего барабана</w:t>
-            </w:r>
-          </w:p>
-        </w:tc>
-        <w:tc>
-          <w:tcPr>
-            <w:vMerge w:val="restart"/>
-          </w:tcPr>
-          <w:p>
-            <w:pPr>
-              <w:pStyle w:val="Compact"/>
-              <w:jc w:val="left"/>
-            </w:pPr>
-            <w:r>
-              <w:t xml:space="preserve">A3</w:t>
-            </w:r>
-          </w:p>
-        </w:tc>
       </w:tr>
       <w:tr>
         <w:tc>
@@ -2351,315 +2686,6 @@
               <w:jc w:val="left"/>
             </w:pPr>
             <w:r>
-              <w:t xml:space="preserve">Жетон принят</w:t>
-            </w:r>
-          </w:p>
-        </w:tc>
-        <w:tc>
-          <w:tcPr/>
-          <w:p>
-            <w:pPr>
-              <w:pStyle w:val="Compact"/>
-              <w:jc w:val="left"/>
-            </w:pPr>
-            <w:r>
-              <w:rPr>
-                <w:rStyle w:val="VerbatimChar"/>
-              </w:rPr>
-              <w:t xml:space="preserve">y1=1</w:t>
-            </w:r>
-          </w:p>
-        </w:tc>
-        <w:tc>
-          <w:tcPr/>
-          <w:p>
-            <w:pPr>
-              <w:pStyle w:val="Compact"/>
-              <w:jc w:val="left"/>
-            </w:pPr>
-            <w:r>
-              <w:rPr>
-                <w:rStyle w:val="VerbatimChar"/>
-              </w:rPr>
-              <w:t xml:space="preserve">e33</w:t>
-            </w:r>
-          </w:p>
-        </w:tc>
-        <w:tc>
-          <w:tcPr/>
-          <w:p>
-            <w:pPr>
-              <w:pStyle w:val="Compact"/>
-              <w:jc w:val="left"/>
-            </w:pPr>
-            <w:r>
-              <w:t xml:space="preserve">Выплата жетонов завершена</w:t>
-            </w:r>
-          </w:p>
-        </w:tc>
-        <w:tc>
-          <w:tcPr>
-            <w:gridSpan w:val="1"/>
-            <w:vMerge w:val="continue"/>
-          </w:tcPr>
-          <w:p>
-            <w:pPr/>
-          </w:p>
-        </w:tc>
-      </w:tr>
-      <w:tr>
-        <w:tc>
-          <w:tcPr>
-            <w:gridSpan w:val="1"/>
-            <w:vMerge w:val="continue"/>
-          </w:tcPr>
-          <w:p>
-            <w:pPr/>
-          </w:p>
-        </w:tc>
-        <w:tc>
-          <w:tcPr/>
-          <w:p>
-            <w:pPr>
-              <w:pStyle w:val="Compact"/>
-              <w:jc w:val="left"/>
-            </w:pPr>
-            <w:r>
-              <w:t xml:space="preserve">Жетон не распознан</w:t>
-            </w:r>
-          </w:p>
-        </w:tc>
-        <w:tc>
-          <w:tcPr/>
-          <w:p>
-            <w:pPr>
-              <w:pStyle w:val="Compact"/>
-              <w:jc w:val="left"/>
-            </w:pPr>
-            <w:r>
-              <w:rPr>
-                <w:rStyle w:val="VerbatimChar"/>
-              </w:rPr>
-              <w:t xml:space="preserve">y1=2</w:t>
-            </w:r>
-          </w:p>
-        </w:tc>
-        <w:tc>
-          <w:tcPr/>
-          <w:p>
-            <w:pPr>
-              <w:pStyle w:val="Compact"/>
-              <w:jc w:val="left"/>
-            </w:pPr>
-            <w:r>
-              <w:rPr>
-                <w:rStyle w:val="VerbatimChar"/>
-              </w:rPr>
-              <w:t xml:space="preserve">z02</w:t>
-            </w:r>
-          </w:p>
-        </w:tc>
-        <w:tc>
-          <w:tcPr/>
-          <w:p>
-            <w:pPr>
-              <w:pStyle w:val="Compact"/>
-              <w:jc w:val="left"/>
-            </w:pPr>
-            <w:r>
-              <w:t xml:space="preserve">Закрыть монетоприемник</w:t>
-            </w:r>
-          </w:p>
-        </w:tc>
-        <w:tc>
-          <w:tcPr>
-            <w:vMerge w:val="restart"/>
-          </w:tcPr>
-          <w:p>
-            <w:pPr>
-              <w:pStyle w:val="Compact"/>
-              <w:jc w:val="left"/>
-            </w:pPr>
-            <w:r>
-              <w:t xml:space="preserve">Среда</w:t>
-            </w:r>
-          </w:p>
-        </w:tc>
-      </w:tr>
-      <w:tr>
-        <w:tc>
-          <w:tcPr/>
-          <w:p>
-            <w:pPr>
-              <w:pStyle w:val="Compact"/>
-              <w:jc w:val="left"/>
-            </w:pPr>
-            <w:r>
-              <w:t xml:space="preserve">A2</w:t>
-            </w:r>
-          </w:p>
-        </w:tc>
-        <w:tc>
-          <w:tcPr/>
-          <w:p>
-            <w:pPr>
-              <w:pStyle w:val="Compact"/>
-              <w:jc w:val="left"/>
-            </w:pPr>
-            <w:r>
-              <w:t xml:space="preserve">Барабаны прокручены</w:t>
-            </w:r>
-          </w:p>
-        </w:tc>
-        <w:tc>
-          <w:tcPr/>
-          <w:p>
-            <w:pPr>
-              <w:pStyle w:val="Compact"/>
-              <w:jc w:val="left"/>
-            </w:pPr>
-            <w:r>
-              <w:rPr>
-                <w:rStyle w:val="VerbatimChar"/>
-              </w:rPr>
-              <w:t xml:space="preserve">y2=0</w:t>
-            </w:r>
-          </w:p>
-        </w:tc>
-        <w:tc>
-          <w:tcPr/>
-          <w:p>
-            <w:pPr>
-              <w:pStyle w:val="Compact"/>
-              <w:jc w:val="left"/>
-            </w:pPr>
-            <w:r>
-              <w:rPr>
-                <w:rStyle w:val="VerbatimChar"/>
-              </w:rPr>
-              <w:t xml:space="preserve">z03</w:t>
-            </w:r>
-          </w:p>
-        </w:tc>
-        <w:tc>
-          <w:tcPr/>
-          <w:p>
-            <w:pPr>
-              <w:pStyle w:val="Compact"/>
-              <w:jc w:val="left"/>
-            </w:pPr>
-            <w:r>
-              <w:t xml:space="preserve">Открыть монетоприемник</w:t>
-            </w:r>
-          </w:p>
-        </w:tc>
-        <w:tc>
-          <w:tcPr>
-            <w:gridSpan w:val="1"/>
-            <w:vMerge w:val="continue"/>
-          </w:tcPr>
-          <w:p>
-            <w:pPr/>
-          </w:p>
-        </w:tc>
-      </w:tr>
-      <w:tr>
-        <w:tc>
-          <w:tcPr>
-            <w:vMerge w:val="restart"/>
-          </w:tcPr>
-          <w:p>
-            <w:pPr>
-              <w:pStyle w:val="Compact"/>
-              <w:jc w:val="left"/>
-            </w:pPr>
-            <w:r>
-              <w:t xml:space="preserve">A3</w:t>
-            </w:r>
-          </w:p>
-        </w:tc>
-        <w:tc>
-          <w:tcPr/>
-          <w:p>
-            <w:pPr>
-              <w:pStyle w:val="Compact"/>
-              <w:jc w:val="left"/>
-            </w:pPr>
-            <w:r>
-              <w:t xml:space="preserve">A3 не выплачивает джекпот</w:t>
-            </w:r>
-          </w:p>
-        </w:tc>
-        <w:tc>
-          <w:tcPr/>
-          <w:p>
-            <w:pPr>
-              <w:pStyle w:val="Compact"/>
-              <w:jc w:val="left"/>
-            </w:pPr>
-            <w:r>
-              <w:rPr>
-                <w:rStyle w:val="VerbatimChar"/>
-              </w:rPr>
-              <w:t xml:space="preserve">y3!=1</w:t>
-            </w:r>
-          </w:p>
-        </w:tc>
-        <w:tc>
-          <w:tcPr/>
-          <w:p>
-            <w:pPr>
-              <w:pStyle w:val="Compact"/>
-              <w:jc w:val="left"/>
-            </w:pPr>
-            <w:r>
-              <w:rPr>
-                <w:rStyle w:val="VerbatimChar"/>
-              </w:rPr>
-              <w:t xml:space="preserve">z04</w:t>
-            </w:r>
-          </w:p>
-        </w:tc>
-        <w:tc>
-          <w:tcPr/>
-          <w:p>
-            <w:pPr>
-              <w:pStyle w:val="Compact"/>
-              <w:jc w:val="left"/>
-            </w:pPr>
-            <w:r>
-              <w:t xml:space="preserve">Выдать жетон из банка</w:t>
-            </w:r>
-          </w:p>
-        </w:tc>
-        <w:tc>
-          <w:tcPr>
-            <w:gridSpan w:val="1"/>
-            <w:vMerge w:val="continue"/>
-          </w:tcPr>
-          <w:p>
-            <w:pPr/>
-          </w:p>
-        </w:tc>
-      </w:tr>
-      <w:tr>
-        <w:tc>
-          <w:tcPr>
-            <w:gridSpan w:val="1"/>
-            <w:vMerge w:val="continue"/>
-          </w:tcPr>
-          <w:p>
-            <w:pPr/>
-          </w:p>
-        </w:tc>
-        <w:tc>
-          <w:tcPr/>
-          <w:p>
-            <w:pPr>
-              <w:pStyle w:val="Compact"/>
-              <w:jc w:val="left"/>
-            </w:pPr>
-            <w:r>
               <w:t xml:space="preserve">A3 выплачивает джекпот</w:t>
             </w:r>
           </w:p>
@@ -2684,283 +2710,23 @@
           <w:p>
             <w:pPr>
               <w:pStyle w:val="Compact"/>
-              <w:jc w:val="left"/>
-            </w:pPr>
-            <w:r>
-              <w:rPr>
-                <w:rStyle w:val="VerbatimChar"/>
-              </w:rPr>
-              <w:t xml:space="preserve">z05</w:t>
-            </w:r>
-          </w:p>
-        </w:tc>
-        <w:tc>
-          <w:tcPr/>
-          <w:p>
-            <w:pPr>
-              <w:pStyle w:val="Compact"/>
-              <w:jc w:val="left"/>
-            </w:pPr>
-            <w:r>
-              <w:t xml:space="preserve">Сбросить сумму выигрыша</w:t>
-            </w:r>
-          </w:p>
-        </w:tc>
-        <w:tc>
-          <w:tcPr>
-            <w:gridSpan w:val="1"/>
-            <w:vMerge w:val="continue"/>
-          </w:tcPr>
-          <w:p>
-            <w:pPr/>
-          </w:p>
-        </w:tc>
-      </w:tr>
-      <w:tr>
-        <w:tc>
-          <w:tcPr/>
-          <w:p>
-            <w:pPr>
-              <w:pStyle w:val="Compact"/>
-            </w:pPr>
-          </w:p>
-        </w:tc>
-        <w:tc>
-          <w:tcPr/>
-          <w:p>
-            <w:pPr>
-              <w:pStyle w:val="Compact"/>
-            </w:pPr>
-          </w:p>
-        </w:tc>
-        <w:tc>
-          <w:tcPr/>
-          <w:p>
-            <w:pPr>
-              <w:pStyle w:val="Compact"/>
-            </w:pPr>
-          </w:p>
-        </w:tc>
-        <w:tc>
-          <w:tcPr/>
-          <w:p>
-            <w:pPr>
-              <w:pStyle w:val="Compact"/>
-              <w:jc w:val="left"/>
-            </w:pPr>
-            <w:r>
-              <w:rPr>
-                <w:rStyle w:val="VerbatimChar"/>
-              </w:rPr>
-              <w:t xml:space="preserve">z12</w:t>
-            </w:r>
-          </w:p>
-        </w:tc>
-        <w:tc>
-          <w:tcPr/>
-          <w:p>
-            <w:pPr>
-              <w:pStyle w:val="Compact"/>
-              <w:jc w:val="left"/>
-            </w:pPr>
-            <w:r>
-              <w:t xml:space="preserve">Обновить индикатор &lt;&lt;Ставка&gt;&gt;</w:t>
-            </w:r>
-          </w:p>
-        </w:tc>
-        <w:tc>
-          <w:tcPr>
-            <w:gridSpan w:val="1"/>
-            <w:vMerge w:val="continue"/>
-          </w:tcPr>
-          <w:p>
-            <w:pPr/>
-          </w:p>
-        </w:tc>
-      </w:tr>
-      <w:tr>
-        <w:tc>
-          <w:tcPr/>
-          <w:p>
-            <w:pPr>
-              <w:pStyle w:val="Compact"/>
-            </w:pPr>
-          </w:p>
-        </w:tc>
-        <w:tc>
-          <w:tcPr/>
-          <w:p>
-            <w:pPr>
-              <w:pStyle w:val="Compact"/>
-            </w:pPr>
-          </w:p>
-        </w:tc>
-        <w:tc>
-          <w:tcPr/>
-          <w:p>
-            <w:pPr>
-              <w:pStyle w:val="Compact"/>
-            </w:pPr>
-          </w:p>
-        </w:tc>
-        <w:tc>
-          <w:tcPr/>
-          <w:p>
-            <w:pPr>
-              <w:pStyle w:val="Compact"/>
-              <w:jc w:val="left"/>
-            </w:pPr>
-            <w:r>
-              <w:rPr>
-                <w:rStyle w:val="VerbatimChar"/>
-              </w:rPr>
-              <w:t xml:space="preserve">z13</w:t>
-            </w:r>
-          </w:p>
-        </w:tc>
-        <w:tc>
-          <w:tcPr/>
-          <w:p>
-            <w:pPr>
-              <w:pStyle w:val="Compact"/>
-              <w:jc w:val="left"/>
-            </w:pPr>
-            <w:r>
-              <w:t xml:space="preserve">Сбросить ставку</w:t>
-            </w:r>
-          </w:p>
-        </w:tc>
-        <w:tc>
-          <w:tcPr>
-            <w:gridSpan w:val="1"/>
-            <w:vMerge w:val="continue"/>
-          </w:tcPr>
-          <w:p>
-            <w:pPr/>
-          </w:p>
-        </w:tc>
-      </w:tr>
-      <w:tr>
-        <w:tc>
-          <w:tcPr/>
-          <w:p>
-            <w:pPr>
-              <w:pStyle w:val="Compact"/>
-            </w:pPr>
-          </w:p>
-        </w:tc>
-        <w:tc>
-          <w:tcPr/>
-          <w:p>
-            <w:pPr>
-              <w:pStyle w:val="Compact"/>
-            </w:pPr>
-          </w:p>
-        </w:tc>
-        <w:tc>
-          <w:tcPr/>
-          <w:p>
-            <w:pPr>
-              <w:pStyle w:val="Compact"/>
-            </w:pPr>
-          </w:p>
-        </w:tc>
-        <w:tc>
-          <w:tcPr/>
-          <w:p>
-            <w:pPr>
-              <w:pStyle w:val="Compact"/>
-              <w:jc w:val="left"/>
-            </w:pPr>
-            <w:r>
-              <w:rPr>
-                <w:rStyle w:val="VerbatimChar"/>
-              </w:rPr>
-              <w:t xml:space="preserve">z15</w:t>
-            </w:r>
-          </w:p>
-        </w:tc>
-        <w:tc>
-          <w:tcPr/>
-          <w:p>
-            <w:pPr>
-              <w:pStyle w:val="Compact"/>
-              <w:jc w:val="left"/>
-            </w:pPr>
-            <w:r>
-              <w:t xml:space="preserve">Обновить индикатор &lt;&lt;Банк&gt;&gt;</w:t>
-            </w:r>
-          </w:p>
-        </w:tc>
-        <w:tc>
-          <w:tcPr>
-            <w:gridSpan w:val="1"/>
-            <w:vMerge w:val="continue"/>
-          </w:tcPr>
-          <w:p>
-            <w:pPr/>
-          </w:p>
-        </w:tc>
-      </w:tr>
-      <w:tr>
-        <w:tc>
-          <w:tcPr/>
-          <w:p>
-            <w:pPr>
-              <w:pStyle w:val="Compact"/>
-            </w:pPr>
-          </w:p>
-        </w:tc>
-        <w:tc>
-          <w:tcPr/>
-          <w:p>
-            <w:pPr>
-              <w:pStyle w:val="Compact"/>
-            </w:pPr>
-          </w:p>
-        </w:tc>
-        <w:tc>
-          <w:tcPr/>
-          <w:p>
-            <w:pPr>
-              <w:pStyle w:val="Compact"/>
-            </w:pPr>
-          </w:p>
-        </w:tc>
-        <w:tc>
-          <w:tcPr/>
-          <w:p>
-            <w:pPr>
-              <w:pStyle w:val="Compact"/>
-              <w:jc w:val="left"/>
-            </w:pPr>
-            <w:r>
-              <w:rPr>
-                <w:rStyle w:val="VerbatimChar"/>
-              </w:rPr>
-              <w:t xml:space="preserve">z28</w:t>
-            </w:r>
-          </w:p>
-        </w:tc>
-        <w:tc>
-          <w:tcPr/>
-          <w:p>
-            <w:pPr>
-              <w:pStyle w:val="Compact"/>
-              <w:jc w:val="left"/>
-            </w:pPr>
-            <w:r>
-              <w:t xml:space="preserve">Обновить индикатор &lt;&lt;Выигрыш&gt;&gt;</w:t>
-            </w:r>
-          </w:p>
-        </w:tc>
-        <w:tc>
-          <w:tcPr>
-            <w:gridSpan w:val="1"/>
-            <w:vMerge w:val="continue"/>
-          </w:tcPr>
-          <w:p>
-            <w:pPr/>
+            </w:pPr>
+          </w:p>
+        </w:tc>
+        <w:tc>
+          <w:tcPr/>
+          <w:p>
+            <w:pPr>
+              <w:pStyle w:val="Compact"/>
+            </w:pPr>
+          </w:p>
+        </w:tc>
+        <w:tc>
+          <w:tcPr/>
+          <w:p>
+            <w:pPr>
+              <w:pStyle w:val="Compact"/>
+            </w:pPr>
           </w:p>
         </w:tc>
       </w:tr>
@@ -5145,31 +4911,33 @@
               <w:rPr>
                 <w:rStyle w:val="VerbatimChar"/>
               </w:rPr>
-              <w:t xml:space="preserve">e40</w:t>
-            </w:r>
-          </w:p>
-        </w:tc>
-        <w:tc>
-          <w:tcPr/>
-          <w:p>
-            <w:pPr>
-              <w:pStyle w:val="Compact"/>
-              <w:jc w:val="left"/>
-            </w:pPr>
-            <w:r>
-              <w:t xml:space="preserve">Выплата джекпота завершена</w:t>
-            </w:r>
-          </w:p>
-        </w:tc>
-        <w:tc>
-          <w:tcPr/>
-          <w:p>
-            <w:pPr>
-              <w:pStyle w:val="Compact"/>
-              <w:jc w:val="left"/>
-            </w:pPr>
-            <w:r>
-              <w:t xml:space="preserve">A4</w:t>
+              <w:t xml:space="preserve">y3!=1</w:t>
+            </w:r>
+          </w:p>
+        </w:tc>
+        <w:tc>
+          <w:tcPr/>
+          <w:p>
+            <w:pPr>
+              <w:pStyle w:val="Compact"/>
+              <w:jc w:val="left"/>
+            </w:pPr>
+            <w:r>
+              <w:t xml:space="preserve">A3 не выплачивает джекпот</w:t>
+            </w:r>
+          </w:p>
+        </w:tc>
+        <w:tc>
+          <w:tcPr>
+            <w:vMerge w:val="restart"/>
+          </w:tcPr>
+          <w:p>
+            <w:pPr>
+              <w:pStyle w:val="Compact"/>
+              <w:jc w:val="left"/>
+            </w:pPr>
+            <w:r>
+              <w:t xml:space="preserve">A0</w:t>
             </w:r>
           </w:p>
         </w:tc>
@@ -5222,34 +4990,29 @@
               <w:rPr>
                 <w:rStyle w:val="VerbatimChar"/>
               </w:rPr>
-              <w:t xml:space="preserve">y3!=1</w:t>
-            </w:r>
-          </w:p>
-        </w:tc>
-        <w:tc>
-          <w:tcPr/>
-          <w:p>
-            <w:pPr>
-              <w:pStyle w:val="Compact"/>
-              <w:jc w:val="left"/>
-            </w:pPr>
-            <w:r>
-              <w:t xml:space="preserve">A3 не выплачивает джекпот</w:t>
-            </w:r>
-          </w:p>
-        </w:tc>
-        <w:tc>
-          <w:tcPr>
-            <w:vMerge w:val="restart"/>
-          </w:tcPr>
-          <w:p>
-            <w:pPr>
-              <w:pStyle w:val="Compact"/>
-              <w:jc w:val="left"/>
-            </w:pPr>
-            <w:r>
-              <w:t xml:space="preserve">A0</w:t>
-            </w:r>
+              <w:t xml:space="preserve">y3=1</w:t>
+            </w:r>
+          </w:p>
+        </w:tc>
+        <w:tc>
+          <w:tcPr/>
+          <w:p>
+            <w:pPr>
+              <w:pStyle w:val="Compact"/>
+              <w:jc w:val="left"/>
+            </w:pPr>
+            <w:r>
+              <w:t xml:space="preserve">A3 выплачивает джекпот</w:t>
+            </w:r>
+          </w:p>
+        </w:tc>
+        <w:tc>
+          <w:tcPr>
+            <w:gridSpan w:val="1"/>
+            <w:vMerge w:val="continue"/>
+          </w:tcPr>
+          <w:p>
+            <w:pPr/>
           </w:p>
         </w:tc>
       </w:tr>
@@ -5306,22 +5069,36 @@
               <w:rPr>
                 <w:rStyle w:val="VerbatimChar"/>
               </w:rPr>
-              <w:t xml:space="preserve">y3=1</w:t>
-            </w:r>
-          </w:p>
-        </w:tc>
-        <w:tc>
-          <w:tcPr/>
-          <w:p>
-            <w:pPr>
-              <w:pStyle w:val="Compact"/>
-              <w:jc w:val="left"/>
-            </w:pPr>
-            <w:r>
-              <w:t xml:space="preserve">A3 выплачивает джекпот</w:t>
-            </w:r>
-          </w:p>
-        </w:tc>
+              <w:t xml:space="preserve">y3!=1</w:t>
+            </w:r>
+          </w:p>
+        </w:tc>
+        <w:tc>
+          <w:tcPr/>
+          <w:p>
+            <w:pPr>
+              <w:pStyle w:val="Compact"/>
+              <w:jc w:val="left"/>
+            </w:pPr>
+            <w:r>
+              <w:t xml:space="preserve">A3 не в состоянии Выплата джекпота</w:t>
+            </w:r>
+          </w:p>
+        </w:tc>
+        <w:tc>
+          <w:tcPr/>
+          <w:p>
+            <w:pPr>
+              <w:pStyle w:val="Compact"/>
+              <w:jc w:val="left"/>
+            </w:pPr>
+            <w:r>
+              <w:t xml:space="preserve">A1</w:t>
+            </w:r>
+          </w:p>
+        </w:tc>
+      </w:tr>
+      <w:tr>
         <w:tc>
           <w:tcPr>
             <w:gridSpan w:val="1"/>
@@ -5331,86 +5108,77 @@
             <w:pPr/>
           </w:p>
         </w:tc>
+        <w:tc>
+          <w:tcPr/>
+          <w:p>
+            <w:pPr>
+              <w:pStyle w:val="Compact"/>
+              <w:jc w:val="left"/>
+            </w:pPr>
+            <w:r>
+              <w:t xml:space="preserve">Выплата жетонов завершена</w:t>
+            </w:r>
+          </w:p>
+        </w:tc>
+        <w:tc>
+          <w:tcPr/>
+          <w:p>
+            <w:pPr>
+              <w:pStyle w:val="Compact"/>
+              <w:jc w:val="left"/>
+            </w:pPr>
+            <w:r>
+              <w:rPr>
+                <w:rStyle w:val="VerbatimChar"/>
+              </w:rPr>
+              <w:t xml:space="preserve">e33</w:t>
+            </w:r>
+          </w:p>
+        </w:tc>
+        <w:tc>
+          <w:tcPr/>
+          <w:p>
+            <w:pPr>
+              <w:pStyle w:val="Compact"/>
+              <w:jc w:val="left"/>
+            </w:pPr>
+            <w:r>
+              <w:rPr>
+                <w:rStyle w:val="VerbatimChar"/>
+              </w:rPr>
+              <w:t xml:space="preserve">z31</w:t>
+            </w:r>
+          </w:p>
+        </w:tc>
+        <w:tc>
+          <w:tcPr/>
+          <w:p>
+            <w:pPr>
+              <w:pStyle w:val="Compact"/>
+              <w:jc w:val="left"/>
+            </w:pPr>
+            <w:r>
+              <w:t xml:space="preserve">Обновить индикатор &lt;&lt;Джекпот&gt;&gt;</w:t>
+            </w:r>
+          </w:p>
+        </w:tc>
+        <w:tc>
+          <w:tcPr>
+            <w:vMerge w:val="restart"/>
+          </w:tcPr>
+          <w:p>
+            <w:pPr>
+              <w:pStyle w:val="Compact"/>
+              <w:jc w:val="left"/>
+            </w:pPr>
+            <w:r>
+              <w:t xml:space="preserve">Среда</w:t>
+            </w:r>
+          </w:p>
+        </w:tc>
       </w:tr>
       <w:tr>
         <w:tc>
-          <w:tcPr>
-            <w:gridSpan w:val="1"/>
-            <w:vMerge w:val="continue"/>
-          </w:tcPr>
-          <w:p>
-            <w:pPr/>
-          </w:p>
-        </w:tc>
-        <w:tc>
-          <w:tcPr/>
-          <w:p>
-            <w:pPr>
-              <w:pStyle w:val="Compact"/>
-              <w:jc w:val="left"/>
-            </w:pPr>
-            <w:r>
-              <w:t xml:space="preserve">Выплата жетонов завершена</w:t>
-            </w:r>
-          </w:p>
-        </w:tc>
-        <w:tc>
-          <w:tcPr/>
-          <w:p>
-            <w:pPr>
-              <w:pStyle w:val="Compact"/>
-              <w:jc w:val="left"/>
-            </w:pPr>
-            <w:r>
-              <w:rPr>
-                <w:rStyle w:val="VerbatimChar"/>
-              </w:rPr>
-              <w:t xml:space="preserve">e33</w:t>
-            </w:r>
-          </w:p>
-        </w:tc>
-        <w:tc>
-          <w:tcPr/>
-          <w:p>
-            <w:pPr>
-              <w:pStyle w:val="Compact"/>
-              <w:jc w:val="left"/>
-            </w:pPr>
-            <w:r>
-              <w:rPr>
-                <w:rStyle w:val="VerbatimChar"/>
-              </w:rPr>
-              <w:t xml:space="preserve">y3!=1</w:t>
-            </w:r>
-          </w:p>
-        </w:tc>
-        <w:tc>
-          <w:tcPr/>
-          <w:p>
-            <w:pPr>
-              <w:pStyle w:val="Compact"/>
-              <w:jc w:val="left"/>
-            </w:pPr>
-            <w:r>
-              <w:t xml:space="preserve">A3 не в состоянии Выплата джекпота</w:t>
-            </w:r>
-          </w:p>
-        </w:tc>
-        <w:tc>
-          <w:tcPr/>
-          <w:p>
-            <w:pPr>
-              <w:pStyle w:val="Compact"/>
-              <w:jc w:val="left"/>
-            </w:pPr>
-            <w:r>
-              <w:t xml:space="preserve">A1</w:t>
-            </w:r>
-          </w:p>
-        </w:tc>
-      </w:tr>
-      <w:tr>
-        <w:tc>
           <w:tcPr/>
           <w:p>
             <w:pPr>
@@ -5447,73 +5215,6 @@
               </w:rPr>
               <w:t xml:space="preserve">y2=3</w:t>
             </w:r>
-          </w:p>
-        </w:tc>
-        <w:tc>
-          <w:tcPr/>
-          <w:p>
-            <w:pPr>
-              <w:pStyle w:val="Compact"/>
-              <w:jc w:val="left"/>
-            </w:pPr>
-            <w:r>
-              <w:rPr>
-                <w:rStyle w:val="VerbatimChar"/>
-              </w:rPr>
-              <w:t xml:space="preserve">z31</w:t>
-            </w:r>
-          </w:p>
-        </w:tc>
-        <w:tc>
-          <w:tcPr/>
-          <w:p>
-            <w:pPr>
-              <w:pStyle w:val="Compact"/>
-              <w:jc w:val="left"/>
-            </w:pPr>
-            <w:r>
-              <w:t xml:space="preserve">Обновить индикатор &lt;&lt;Джекпот&gt;&gt;</w:t>
-            </w:r>
-          </w:p>
-        </w:tc>
-        <w:tc>
-          <w:tcPr>
-            <w:vMerge w:val="restart"/>
-          </w:tcPr>
-          <w:p>
-            <w:pPr>
-              <w:pStyle w:val="Compact"/>
-              <w:jc w:val="left"/>
-            </w:pPr>
-            <w:r>
-              <w:t xml:space="preserve">Среда</w:t>
-            </w:r>
-          </w:p>
-        </w:tc>
-      </w:tr>
-      <w:tr>
-        <w:tc>
-          <w:tcPr/>
-          <w:p>
-            <w:pPr>
-              <w:pStyle w:val="Compact"/>
-            </w:pPr>
-          </w:p>
-        </w:tc>
-        <w:tc>
-          <w:tcPr/>
-          <w:p>
-            <w:pPr>
-              <w:pStyle w:val="Compact"/>
-            </w:pPr>
-          </w:p>
-        </w:tc>
-        <w:tc>
-          <w:tcPr/>
-          <w:p>
-            <w:pPr>
-              <w:pStyle w:val="Compact"/>
-            </w:pPr>
           </w:p>
         </w:tc>
         <w:tc>
@@ -5775,7 +5476,28 @@
         <w:t xml:space="preserve"> </w:t>
       </w:r>
       <w:r>
-        <w:t xml:space="preserve">по окончании выдачи жетонов. На этом переходе</w:t>
+        <w:t xml:space="preserve">по окончании выдачи жетонов, и при этом обнуляет джекпот. Через</w:t>
+      </w:r>
+      <w:r>
+        <w:t xml:space="preserve"> </w:t>
+      </w:r>
+      <w:r>
+        <w:t xml:space="preserve">вложенность то же событие</w:t>
+      </w:r>
+      <w:r>
+        <w:t xml:space="preserve"> </w:t>
+      </w:r>
+      <w:r>
+        <w:rPr>
+          <w:rStyle w:val="VerbatimChar"/>
+        </w:rPr>
+        <w:t xml:space="preserve">e33</w:t>
+      </w:r>
+      <w:r>
+        <w:t xml:space="preserve"> </w:t>
+      </w:r>
+      <w:r>
+        <w:t xml:space="preserve">поступает автомату</w:t>
       </w:r>
       <w:r>
         <w:t xml:space="preserve"> </w:t>
@@ -5789,66 +5511,13 @@
           </m:e>
           <m:sub>
             <m:r>
-              <m:t>3</m:t>
+              <m:t>4</m:t>
             </m:r>
           </m:sub>
         </m:sSub>
       </m:oMath>
       <w:r>
-        <w:t xml:space="preserve"> </w:t>
-      </w:r>
-      <w:r>
-        <w:t xml:space="preserve">обнуляет джекпот и</w:t>
-      </w:r>
-      <w:r>
-        <w:t xml:space="preserve"> </w:t>
-      </w:r>
-      <w:r>
-        <w:t xml:space="preserve">адресует автомату</w:t>
-      </w:r>
-      <w:r>
-        <w:t xml:space="preserve"> </w:t>
-      </w:r>
-      <m:oMath>
-        <m:sSub>
-          <m:e>
-            <m:r>
-              <m:t>A</m:t>
-            </m:r>
-          </m:e>
-          <m:sub>
-            <m:r>
-              <m:t>4</m:t>
-            </m:r>
-          </m:sub>
-        </m:sSub>
-      </m:oMath>
-      <w:r>
-        <w:t xml:space="preserve"> </w:t>
-      </w:r>
-      <w:r>
-        <w:t xml:space="preserve">событие</w:t>
-      </w:r>
-      <w:r>
-        <w:t xml:space="preserve"> </w:t>
-      </w:r>
-      <w:r>
-        <w:rPr>
-          <w:rStyle w:val="VerbatimChar"/>
-        </w:rPr>
-        <w:t xml:space="preserve">e40</w:t>
-      </w:r>
-      <w:r>
-        <w:t xml:space="preserve"> </w:t>
-      </w:r>
-      <w:r>
-        <w:t xml:space="preserve">(«Выплата джекпота</w:t>
-      </w:r>
-      <w:r>
-        <w:t xml:space="preserve"> </w:t>
-      </w:r>
-      <w:r>
-        <w:t xml:space="preserve">завершена»).</w:t>
+        <w:t xml:space="preserve">.</w:t>
       </w:r>
     </w:p>
     <w:bookmarkEnd w:id="37"/>
@@ -6402,22 +6071,22 @@
               <w:jc w:val="left"/>
             </w:pPr>
             <w:r>
-              <w:t xml:space="preserve">Выплата джекпота завершена</w:t>
-            </w:r>
-          </w:p>
-        </w:tc>
-        <w:tc>
-          <w:tcPr/>
-          <w:p>
-            <w:pPr>
-              <w:pStyle w:val="Compact"/>
-              <w:jc w:val="left"/>
-            </w:pPr>
-            <w:r>
-              <w:rPr>
-                <w:rStyle w:val="VerbatimChar"/>
-              </w:rPr>
-              <w:t xml:space="preserve">e40</w:t>
+              <w:t xml:space="preserve">Выплата жетонов завершена</w:t>
+            </w:r>
+          </w:p>
+        </w:tc>
+        <w:tc>
+          <w:tcPr/>
+          <w:p>
+            <w:pPr>
+              <w:pStyle w:val="Compact"/>
+              <w:jc w:val="left"/>
+            </w:pPr>
+            <w:r>
+              <w:rPr>
+                <w:rStyle w:val="VerbatimChar"/>
+              </w:rPr>
+              <w:t xml:space="preserve">e33</w:t>
             </w:r>
           </w:p>
         </w:tc>
@@ -6766,19 +6435,19 @@
         <w:rPr>
           <w:rStyle w:val="VerbatimChar"/>
         </w:rPr>
-        <w:t xml:space="preserve">e40</w:t>
-      </w:r>
-      <w:r>
-        <w:t xml:space="preserve"> </w:t>
-      </w:r>
-      <w:r>
-        <w:t xml:space="preserve">гварда не требует: это событие</w:t>
-      </w:r>
-      <w:r>
-        <w:t xml:space="preserve"> </w:t>
-      </w:r>
-      <w:r>
-        <w:t xml:space="preserve">адресовано</w:t>
+        <w:t xml:space="preserve">e33</w:t>
+      </w:r>
+      <w:r>
+        <w:t xml:space="preserve"> </w:t>
+      </w:r>
+      <w:r>
+        <w:t xml:space="preserve">гварда не требует. Это событие</w:t>
+      </w:r>
+      <w:r>
+        <w:t xml:space="preserve"> </w:t>
+      </w:r>
+      <w:r>
+        <w:t xml:space="preserve">адресовано автоматом</w:t>
       </w:r>
       <w:r>
         <w:t xml:space="preserve"> </w:t>
@@ -6792,7 +6461,7 @@
           </m:e>
           <m:sub>
             <m:r>
-              <m:t>4</m:t>
+              <m:t>0</m:t>
             </m:r>
           </m:sub>
         </m:sSub>
@@ -6801,7 +6470,7 @@
         <w:t xml:space="preserve"> </w:t>
       </w:r>
       <w:r>
-        <w:t xml:space="preserve">автоматом</w:t>
+        <w:t xml:space="preserve">автомату</w:t>
       </w:r>
       <w:r>
         <w:t xml:space="preserve"> </w:t>
@@ -6824,7 +6493,7 @@
         <w:t xml:space="preserve"> </w:t>
       </w:r>
       <w:r>
-        <w:t xml:space="preserve">и поступает только в момент выхода</w:t>
+        <w:t xml:space="preserve">и поступает</w:t>
       </w:r>
       <w:r>
         <w:t xml:space="preserve"> </w:t>
@@ -6838,7 +6507,7 @@
           </m:e>
           <m:sub>
             <m:r>
-              <m:t>3</m:t>
+              <m:t>4</m:t>
             </m:r>
           </m:sub>
         </m:sSub>
@@ -6847,25 +6516,13 @@
         <w:t xml:space="preserve"> </w:t>
       </w:r>
       <w:r>
-        <w:t xml:space="preserve">из состояния «Выплата джекпота». Отдельное событие необходимо, поскольку</w:t>
-      </w:r>
-      <w:r>
-        <w:t xml:space="preserve"> </w:t>
-      </w:r>
-      <w:r>
-        <w:t xml:space="preserve">событие</w:t>
-      </w:r>
-      <w:r>
-        <w:t xml:space="preserve"> </w:t>
-      </w:r>
-      <w:r>
-        <w:rPr>
-          <w:rStyle w:val="VerbatimChar"/>
-        </w:rPr>
-        <w:t xml:space="preserve">e33</w:t>
-      </w:r>
-      <w:r>
-        <w:t xml:space="preserve">, вызывающее этот выход, адресовано автоматом</w:t>
+        <w:t xml:space="preserve">через</w:t>
+      </w:r>
+      <w:r>
+        <w:t xml:space="preserve"> </w:t>
+      </w:r>
+      <w:r>
+        <w:t xml:space="preserve">вложенность только тогда, когда</w:t>
       </w:r>
       <w:r>
         <w:t xml:space="preserve"> </w:t>
@@ -6879,7 +6536,7 @@
           </m:e>
           <m:sub>
             <m:r>
-              <m:t>0</m:t>
+              <m:t>3</m:t>
             </m:r>
           </m:sub>
         </m:sSub>
@@ -6888,7 +6545,13 @@
         <w:t xml:space="preserve"> </w:t>
       </w:r>
       <w:r>
-        <w:t xml:space="preserve">автомату</w:t>
+        <w:t xml:space="preserve">находится в состоянии «Выплата</w:t>
+      </w:r>
+      <w:r>
+        <w:t xml:space="preserve"> </w:t>
+      </w:r>
+      <w:r>
+        <w:t xml:space="preserve">джекпота», – в том же переходе произведения, в котором</w:t>
       </w:r>
       <w:r>
         <w:t xml:space="preserve"> </w:t>
@@ -6911,35 +6574,18 @@
         <w:t xml:space="preserve"> </w:t>
       </w:r>
       <w:r>
-        <w:t xml:space="preserve">и автомату</w:t>
-      </w:r>
-      <w:r>
-        <w:t xml:space="preserve"> </w:t>
-      </w:r>
-      <m:oMath>
-        <m:sSub>
-          <m:e>
-            <m:r>
-              <m:t>A</m:t>
-            </m:r>
-          </m:e>
-          <m:sub>
-            <m:r>
-              <m:t>4</m:t>
-            </m:r>
-          </m:sub>
-        </m:sSub>
-      </m:oMath>
-      <w:r>
-        <w:t xml:space="preserve"> </w:t>
-      </w:r>
-      <w:r>
-        <w:t xml:space="preserve">не поступает.</w:t>
+        <w:t xml:space="preserve">выходит из</w:t>
+      </w:r>
+      <w:r>
+        <w:t xml:space="preserve"> </w:t>
+      </w:r>
+      <w:r>
+        <w:t xml:space="preserve">этого состояния (доработка 4).</w:t>
       </w:r>
     </w:p>
     <w:bookmarkEnd w:id="41"/>
     <w:bookmarkEnd w:id="42"/>
-    <w:bookmarkStart w:id="48" w:name="sec:fixes"/>
+    <w:bookmarkStart w:id="49" w:name="sec:fixes"/>
     <w:p>
       <w:pPr>
         <w:pStyle w:val="Heading1"/>
@@ -7530,23 +7176,23 @@
         <w:t xml:space="preserve"> </w:t>
       </w:r>
       <w:r>
-        <w:t xml:space="preserve">поступает вложенному автомату только в момент перехода</w:t>
-      </w:r>
-      <w:r>
-        <w:t xml:space="preserve"> </w:t>
-      </w:r>
-      <w:r>
-        <w:t xml:space="preserve">автомата-отправителя.</w:t>
+        <w:t xml:space="preserve">поступает вложенному автомату только вместе с переходом, в котором его</w:t>
+      </w:r>
+      <w:r>
+        <w:t xml:space="preserve"> </w:t>
+      </w:r>
+      <w:r>
+        <w:t xml:space="preserve">получает родительский автомат (доработка 4).</w:t>
       </w:r>
     </w:p>
     <w:bookmarkEnd w:id="45"/>
-    <w:bookmarkStart w:id="46" w:name="замечание-о-порядке-умножения"/>
+    <w:bookmarkStart w:id="46" w:name="доработка-4"/>
     <w:p>
       <w:pPr>
         <w:pStyle w:val="Heading2"/>
       </w:pPr>
       <w:r>
-        <w:t xml:space="preserve">Замечание о порядке умножения</w:t>
+        <w:t xml:space="preserve">Доработка 4</w:t>
       </w:r>
     </w:p>
     <w:p>
@@ -7554,184 +7200,17 @@
         <w:pStyle w:val="FirstParagraph"/>
       </w:pPr>
       <w:r>
-        <w:t xml:space="preserve">Если гвард автомата</w:t>
-      </w:r>
-      <w:r>
-        <w:t xml:space="preserve"> </w:t>
-      </w:r>
-      <m:oMath>
-        <m:r>
-          <m:t>Y</m:t>
-        </m:r>
-      </m:oMath>
-      <w:r>
-        <w:t xml:space="preserve"> </w:t>
-      </w:r>
-      <w:r>
-        <w:t xml:space="preserve">ссылается на состояние автомата</w:t>
-      </w:r>
-      <w:r>
-        <w:t xml:space="preserve"> </w:t>
-      </w:r>
-      <m:oMath>
-        <m:r>
-          <m:t>X</m:t>
-        </m:r>
-      </m:oMath>
-      <w:r>
-        <w:t xml:space="preserve">, то</w:t>
-      </w:r>
-      <w:r>
-        <w:t xml:space="preserve"> </w:t>
-      </w:r>
-      <m:oMath>
-        <m:r>
-          <m:t>X</m:t>
-        </m:r>
-      </m:oMath>
-      <w:r>
-        <w:t xml:space="preserve"> </w:t>
-      </w:r>
-      <w:r>
-        <w:t xml:space="preserve">должен</w:t>
-      </w:r>
-      <w:r>
-        <w:t xml:space="preserve"> </w:t>
-      </w:r>
-      <w:r>
-        <w:t xml:space="preserve">быть включён в произведение не позднее</w:t>
-      </w:r>
-      <w:r>
-        <w:t xml:space="preserve"> </w:t>
-      </w:r>
-      <m:oMath>
-        <m:r>
-          <m:t>Y</m:t>
-        </m:r>
-      </m:oMath>
-      <w:r>
-        <w:t xml:space="preserve">. При нарушении этого требования</w:t>
-      </w:r>
-      <w:r>
-        <w:t xml:space="preserve"> </w:t>
-      </w:r>
-      <w:r>
-        <w:t xml:space="preserve">результат умножения может не совпадать с поведением исходной системы: так</w:t>
-      </w:r>
-      <w:r>
-        <w:t xml:space="preserve"> </w:t>
-      </w:r>
-      <w:r>
-        <w:t xml:space="preserve">происходит, например, при умножении в порядке</w:t>
-      </w:r>
-      <w:r>
-        <w:t xml:space="preserve"> </w:t>
-      </w:r>
-      <m:oMath>
-        <m:sSub>
-          <m:e>
-            <m:r>
-              <m:t>A</m:t>
-            </m:r>
-          </m:e>
-          <m:sub>
-            <m:r>
-              <m:t>0</m:t>
-            </m:r>
-          </m:sub>
-        </m:sSub>
-      </m:oMath>
-      <w:r>
-        <w:t xml:space="preserve">,</w:t>
-      </w:r>
-      <w:r>
-        <w:t xml:space="preserve"> </w:t>
-      </w:r>
-      <m:oMath>
-        <m:sSub>
-          <m:e>
-            <m:r>
-              <m:t>A</m:t>
-            </m:r>
-          </m:e>
-          <m:sub>
-            <m:r>
-              <m:t>2</m:t>
-            </m:r>
-          </m:sub>
-        </m:sSub>
-      </m:oMath>
-      <w:r>
-        <w:t xml:space="preserve">,</w:t>
-      </w:r>
-      <w:r>
-        <w:t xml:space="preserve"> </w:t>
-      </w:r>
-      <m:oMath>
-        <m:sSub>
-          <m:e>
-            <m:r>
-              <m:t>A</m:t>
-            </m:r>
-          </m:e>
-          <m:sub>
-            <m:r>
-              <m:t>1</m:t>
-            </m:r>
-          </m:sub>
-        </m:sSub>
-      </m:oMath>
-      <w:r>
-        <w:t xml:space="preserve">,</w:t>
-      </w:r>
-      <w:r>
-        <w:t xml:space="preserve"> </w:t>
-      </w:r>
-      <w:r>
-        <w:t xml:space="preserve">поскольку</w:t>
-      </w:r>
-      <w:r>
-        <w:t xml:space="preserve"> </w:t>
-      </w:r>
-      <m:oMath>
-        <m:sSub>
-          <m:e>
-            <m:r>
-              <m:t>A</m:t>
-            </m:r>
-          </m:e>
-          <m:sub>
-            <m:r>
-              <m:t>0</m:t>
-            </m:r>
-          </m:sub>
-        </m:sSub>
-      </m:oMath>
-      <w:r>
-        <w:t xml:space="preserve"> </w:t>
-      </w:r>
-      <w:r>
-        <w:t xml:space="preserve">содержит гвард на состояние</w:t>
-      </w:r>
-      <w:r>
-        <w:t xml:space="preserve"> </w:t>
-      </w:r>
-      <m:oMath>
-        <m:sSub>
-          <m:e>
-            <m:r>
-              <m:t>A</m:t>
-            </m:r>
-          </m:e>
-          <m:sub>
-            <m:r>
-              <m:t>1</m:t>
-            </m:r>
-          </m:sub>
-        </m:sSub>
-      </m:oMath>
-      <w:r>
-        <w:t xml:space="preserve">.</w:t>
+        <w:rPr>
+          <w:bCs/>
+          <w:b/>
+        </w:rPr>
+        <w:t xml:space="preserve">Было.</w:t>
+      </w:r>
+      <w:r>
+        <w:t xml:space="preserve"> </w:t>
+      </w:r>
+      <w:r>
+        <w:t xml:space="preserve">Адресованное событие поступало только автомату-получателю.</w:t>
       </w:r>
     </w:p>
     <w:p>
@@ -7739,37 +7218,23 @@
         <w:pStyle w:val="BodyText"/>
       </w:pPr>
       <w:r>
-        <w:t xml:space="preserve">Для адресованных событий аналогичное требование снято. Ранее, если</w:t>
-      </w:r>
-      <w:r>
-        <w:t xml:space="preserve"> </w:t>
-      </w:r>
-      <w:r>
-        <w:t xml:space="preserve">отправитель адресованного события ещё не был включён в произведение,</w:t>
-      </w:r>
-      <w:r>
-        <w:t xml:space="preserve"> </w:t>
-      </w:r>
-      <w:r>
-        <w:t xml:space="preserve">получатель реагировал на это событие так, будто оно может возникнуть в</w:t>
-      </w:r>
-      <w:r>
-        <w:t xml:space="preserve"> </w:t>
-      </w:r>
-      <w:r>
-        <w:t xml:space="preserve">любой момент, что порождало лишние состояния. Теперь получатель не</w:t>
-      </w:r>
-      <w:r>
-        <w:t xml:space="preserve"> </w:t>
-      </w:r>
-      <w:r>
-        <w:t xml:space="preserve">реагирует на такое событие, пока отправитель не включён в произведение.</w:t>
-      </w:r>
-      <w:r>
-        <w:t xml:space="preserve"> </w:t>
-      </w:r>
-      <w:r>
-        <w:t xml:space="preserve">Это проверено построением произведения системы из</w:t>
+        <w:rPr>
+          <w:bCs/>
+          <w:b/>
+        </w:rPr>
+        <w:t xml:space="preserve">Что ограничивало.</w:t>
+      </w:r>
+      <w:r>
+        <w:t xml:space="preserve"> </w:t>
+      </w:r>
+      <w:r>
+        <w:t xml:space="preserve">Автомат, вложенный в состояние получателя, не</w:t>
+      </w:r>
+      <w:r>
+        <w:t xml:space="preserve"> </w:t>
+      </w:r>
+      <w:r>
+        <w:t xml:space="preserve">мог отреагировать на такое событие через вложенность. В системе из</w:t>
       </w:r>
       <w:r>
         <w:t xml:space="preserve"> </w:t>
@@ -7789,7 +7254,7 @@
         <w:t xml:space="preserve"> </w:t>
       </w:r>
       <w:r>
-        <w:t xml:space="preserve">в порядке</w:t>
+        <w:t xml:space="preserve">автомат</w:t>
       </w:r>
       <w:r>
         <w:t xml:space="preserve"> </w:t>
@@ -7803,13 +7268,19 @@
           </m:e>
           <m:sub>
             <m:r>
-              <m:t>0</m:t>
+              <m:t>4</m:t>
             </m:r>
           </m:sub>
         </m:sSub>
       </m:oMath>
       <w:r>
-        <w:t xml:space="preserve">,</w:t>
+        <w:t xml:space="preserve">, вложенный в состояние «Выплата</w:t>
+      </w:r>
+      <w:r>
+        <w:t xml:space="preserve"> </w:t>
+      </w:r>
+      <w:r>
+        <w:t xml:space="preserve">джекпота» автомата</w:t>
       </w:r>
       <w:r>
         <w:t xml:space="preserve"> </w:t>
@@ -7823,13 +7294,31 @@
           </m:e>
           <m:sub>
             <m:r>
-              <m:t>1</m:t>
+              <m:t>3</m:t>
             </m:r>
           </m:sub>
         </m:sSub>
       </m:oMath>
       <w:r>
+        <w:t xml:space="preserve">, не мог отреагировать на событие</w:t>
+      </w:r>
+      <w:r>
+        <w:t xml:space="preserve"> </w:t>
+      </w:r>
+      <w:r>
+        <w:rPr>
+          <w:rStyle w:val="VerbatimChar"/>
+        </w:rPr>
+        <w:t xml:space="preserve">e33</w:t>
+      </w:r>
+      <w:r>
         <w:t xml:space="preserve">,</w:t>
+      </w:r>
+      <w:r>
+        <w:t xml:space="preserve"> </w:t>
+      </w:r>
+      <w:r>
+        <w:t xml:space="preserve">по которому</w:t>
       </w:r>
       <w:r>
         <w:t xml:space="preserve"> </w:t>
@@ -7843,13 +7332,162 @@
           </m:e>
           <m:sub>
             <m:r>
-              <m:t>2</m:t>
+              <m:t>3</m:t>
             </m:r>
           </m:sub>
         </m:sSub>
       </m:oMath>
       <w:r>
-        <w:t xml:space="preserve">,</w:t>
+        <w:t xml:space="preserve"> </w:t>
+      </w:r>
+      <w:r>
+        <w:t xml:space="preserve">выходит из этого состояния.</w:t>
+      </w:r>
+    </w:p>
+    <w:p>
+      <w:pPr>
+        <w:pStyle w:val="BodyText"/>
+      </w:pPr>
+      <w:r>
+        <w:rPr>
+          <w:bCs/>
+          <w:b/>
+        </w:rPr>
+        <w:t xml:space="preserve">Как исправили.</w:t>
+      </w:r>
+      <w:r>
+        <w:t xml:space="preserve"> </w:t>
+      </w:r>
+      <w:r>
+        <w:t xml:space="preserve">Адресованное событие поступает получателю и</w:t>
+      </w:r>
+      <w:r>
+        <w:t xml:space="preserve"> </w:t>
+      </w:r>
+      <w:r>
+        <w:t xml:space="preserve">автоматам, вложенным в состояние, в котором получатель находился до</w:t>
+      </w:r>
+      <w:r>
+        <w:t xml:space="preserve"> </w:t>
+      </w:r>
+      <w:r>
+        <w:t xml:space="preserve">перехода; их реакции входят в тот же переход произведения. Если такой</w:t>
+      </w:r>
+      <w:r>
+        <w:t xml:space="preserve"> </w:t>
+      </w:r>
+      <w:r>
+        <w:t xml:space="preserve">вложенный автомат ещё не включён в произведение, переход произведения</w:t>
+      </w:r>
+      <w:r>
+        <w:t xml:space="preserve"> </w:t>
+      </w:r>
+      <w:r>
+        <w:t xml:space="preserve">сохраняет отметку о недоставленном событии. Когда автомат включается в</w:t>
+      </w:r>
+      <w:r>
+        <w:t xml:space="preserve"> </w:t>
+      </w:r>
+      <w:r>
+        <w:t xml:space="preserve">произведение, отметка обрабатывается как адресованное ему событие. Тот же</w:t>
+      </w:r>
+      <w:r>
+        <w:t xml:space="preserve"> </w:t>
+      </w:r>
+      <w:r>
+        <w:t xml:space="preserve">порядок доставки используется в эталонной модели системы, с которой</w:t>
+      </w:r>
+      <w:r>
+        <w:t xml:space="preserve"> </w:t>
+      </w:r>
+      <w:r>
+        <w:t xml:space="preserve">сравнивается произведение на этапе валидации.</w:t>
+      </w:r>
+    </w:p>
+    <w:bookmarkEnd w:id="46"/>
+    <w:bookmarkStart w:id="47" w:name="замечание-о-порядке-умножения"/>
+    <w:p>
+      <w:pPr>
+        <w:pStyle w:val="Heading2"/>
+      </w:pPr>
+      <w:r>
+        <w:t xml:space="preserve">Замечание о порядке умножения</w:t>
+      </w:r>
+    </w:p>
+    <w:p>
+      <w:pPr>
+        <w:pStyle w:val="FirstParagraph"/>
+      </w:pPr>
+      <w:r>
+        <w:t xml:space="preserve">Если гвард автомата</w:t>
+      </w:r>
+      <w:r>
+        <w:t xml:space="preserve"> </w:t>
+      </w:r>
+      <m:oMath>
+        <m:r>
+          <m:t>Y</m:t>
+        </m:r>
+      </m:oMath>
+      <w:r>
+        <w:t xml:space="preserve"> </w:t>
+      </w:r>
+      <w:r>
+        <w:t xml:space="preserve">ссылается на состояние автомата</w:t>
+      </w:r>
+      <w:r>
+        <w:t xml:space="preserve"> </w:t>
+      </w:r>
+      <m:oMath>
+        <m:r>
+          <m:t>X</m:t>
+        </m:r>
+      </m:oMath>
+      <w:r>
+        <w:t xml:space="preserve">, то</w:t>
+      </w:r>
+      <w:r>
+        <w:t xml:space="preserve"> </w:t>
+      </w:r>
+      <m:oMath>
+        <m:r>
+          <m:t>X</m:t>
+        </m:r>
+      </m:oMath>
+      <w:r>
+        <w:t xml:space="preserve"> </w:t>
+      </w:r>
+      <w:r>
+        <w:t xml:space="preserve">должен</w:t>
+      </w:r>
+      <w:r>
+        <w:t xml:space="preserve"> </w:t>
+      </w:r>
+      <w:r>
+        <w:t xml:space="preserve">быть включён в произведение не позднее</w:t>
+      </w:r>
+      <w:r>
+        <w:t xml:space="preserve"> </w:t>
+      </w:r>
+      <m:oMath>
+        <m:r>
+          <m:t>Y</m:t>
+        </m:r>
+      </m:oMath>
+      <w:r>
+        <w:t xml:space="preserve">. При нарушении этого требования</w:t>
+      </w:r>
+      <w:r>
+        <w:t xml:space="preserve"> </w:t>
+      </w:r>
+      <w:r>
+        <w:t xml:space="preserve">результат умножения может не совпадать с поведением исходной системы: так</w:t>
+      </w:r>
+      <w:r>
+        <w:t xml:space="preserve"> </w:t>
+      </w:r>
+      <w:r>
+        <w:t xml:space="preserve">происходит, например, при умножении в порядке</w:t>
       </w:r>
       <w:r>
         <w:t xml:space="preserve"> </w:t>
@@ -7863,7 +7501,7 @@
           </m:e>
           <m:sub>
             <m:r>
-              <m:t>4</m:t>
+              <m:t>0</m:t>
             </m:r>
           </m:sub>
         </m:sSub>
@@ -7883,12 +7521,81 @@
           </m:e>
           <m:sub>
             <m:r>
-              <m:t>3</m:t>
+              <m:t>2</m:t>
             </m:r>
           </m:sub>
         </m:sSub>
       </m:oMath>
       <w:r>
+        <w:t xml:space="preserve">,</w:t>
+      </w:r>
+      <w:r>
+        <w:t xml:space="preserve"> </w:t>
+      </w:r>
+      <m:oMath>
+        <m:sSub>
+          <m:e>
+            <m:r>
+              <m:t>A</m:t>
+            </m:r>
+          </m:e>
+          <m:sub>
+            <m:r>
+              <m:t>1</m:t>
+            </m:r>
+          </m:sub>
+        </m:sSub>
+      </m:oMath>
+      <w:r>
+        <w:t xml:space="preserve">,</w:t>
+      </w:r>
+      <w:r>
+        <w:t xml:space="preserve"> </w:t>
+      </w:r>
+      <w:r>
+        <w:t xml:space="preserve">поскольку</w:t>
+      </w:r>
+      <w:r>
+        <w:t xml:space="preserve"> </w:t>
+      </w:r>
+      <m:oMath>
+        <m:sSub>
+          <m:e>
+            <m:r>
+              <m:t>A</m:t>
+            </m:r>
+          </m:e>
+          <m:sub>
+            <m:r>
+              <m:t>0</m:t>
+            </m:r>
+          </m:sub>
+        </m:sSub>
+      </m:oMath>
+      <w:r>
+        <w:t xml:space="preserve"> </w:t>
+      </w:r>
+      <w:r>
+        <w:t xml:space="preserve">содержит гвард на состояние</w:t>
+      </w:r>
+      <w:r>
+        <w:t xml:space="preserve"> </w:t>
+      </w:r>
+      <m:oMath>
+        <m:sSub>
+          <m:e>
+            <m:r>
+              <m:t>A</m:t>
+            </m:r>
+          </m:e>
+          <m:sub>
+            <m:r>
+              <m:t>1</m:t>
+            </m:r>
+          </m:sub>
+        </m:sSub>
+      </m:oMath>
+      <w:r>
         <w:t xml:space="preserve">.</w:t>
       </w:r>
     </w:p>
@@ -7897,17 +7604,150 @@
         <w:pStyle w:val="BodyText"/>
       </w:pPr>
       <w:r>
-        <w:t xml:space="preserve">Снятие требования для гвардов и описание всех допустимых порядков</w:t>
-      </w:r>
-      <w:r>
-        <w:t xml:space="preserve"> </w:t>
-      </w:r>
-      <w:r>
-        <w:t xml:space="preserve">умножения остаются предметом дальнейшей работы.</w:t>
+        <w:t xml:space="preserve">Для адресованных событий, поступающих получателю напрямую, аналогичное</w:t>
+      </w:r>
+      <w:r>
+        <w:t xml:space="preserve"> </w:t>
+      </w:r>
+      <w:r>
+        <w:t xml:space="preserve">требование снято. Ранее, если отправитель адресованного события ещё не был</w:t>
+      </w:r>
+      <w:r>
+        <w:t xml:space="preserve"> </w:t>
+      </w:r>
+      <w:r>
+        <w:t xml:space="preserve">включён в произведение, получатель реагировал на это событие так, будто</w:t>
+      </w:r>
+      <w:r>
+        <w:t xml:space="preserve"> </w:t>
+      </w:r>
+      <w:r>
+        <w:t xml:space="preserve">оно может возникнуть в любой момент, что порождало лишние состояния.</w:t>
+      </w:r>
+      <w:r>
+        <w:t xml:space="preserve"> </w:t>
+      </w:r>
+      <w:r>
+        <w:t xml:space="preserve">Теперь получатель не реагирует на такое событие, пока отправитель не</w:t>
+      </w:r>
+      <w:r>
+        <w:t xml:space="preserve"> </w:t>
+      </w:r>
+      <w:r>
+        <w:t xml:space="preserve">включён в произведение.</w:t>
       </w:r>
     </w:p>
-    <w:bookmarkEnd w:id="46"/>
-    <w:bookmarkStart w:id="47" w:name="X67dd4598854beb9333d290fef858c89026be88c"/>
+    <w:p>
+      <w:pPr>
+        <w:pStyle w:val="BodyText"/>
+      </w:pPr>
+      <w:r>
+        <w:t xml:space="preserve">Для адресованных событий, поступающих через вложенность (доработка 4),</w:t>
+      </w:r>
+      <w:r>
+        <w:t xml:space="preserve"> </w:t>
+      </w:r>
+      <w:r>
+        <w:t xml:space="preserve">вложенный автомат должен быть включён в произведение после родительского:</w:t>
+      </w:r>
+      <w:r>
+        <w:t xml:space="preserve"> </w:t>
+      </w:r>
+      <w:r>
+        <w:t xml:space="preserve">иначе на момент доставки события родительскому автомату вложенный уже</w:t>
+      </w:r>
+      <w:r>
+        <w:t xml:space="preserve"> </w:t>
+      </w:r>
+      <w:r>
+        <w:t xml:space="preserve">входит в произведение, отметка о недоставленном событии не создаётся, и</w:t>
+      </w:r>
+      <w:r>
+        <w:t xml:space="preserve"> </w:t>
+      </w:r>
+      <w:r>
+        <w:t xml:space="preserve">его реакция теряется. В системе из раздела </w:t>
+      </w:r>
+      <w:hyperlink w:anchor="sec:system">
+        <w:r>
+          <w:rPr>
+            <w:rStyle w:val="Hyperlink"/>
+          </w:rPr>
+          <w:t xml:space="preserve">2</w:t>
+        </w:r>
+      </w:hyperlink>
+      <w:r>
+        <w:t xml:space="preserve"> </w:t>
+      </w:r>
+      <w:r>
+        <w:t xml:space="preserve">поэтому</w:t>
+      </w:r>
+      <w:r>
+        <w:t xml:space="preserve"> </w:t>
+      </w:r>
+      <m:oMath>
+        <m:sSub>
+          <m:e>
+            <m:r>
+              <m:t>A</m:t>
+            </m:r>
+          </m:e>
+          <m:sub>
+            <m:r>
+              <m:t>4</m:t>
+            </m:r>
+          </m:sub>
+        </m:sSub>
+      </m:oMath>
+      <w:r>
+        <w:t xml:space="preserve"> </w:t>
+      </w:r>
+      <w:r>
+        <w:t xml:space="preserve">умножается после</w:t>
+      </w:r>
+      <w:r>
+        <w:t xml:space="preserve"> </w:t>
+      </w:r>
+      <m:oMath>
+        <m:sSub>
+          <m:e>
+            <m:r>
+              <m:t>A</m:t>
+            </m:r>
+          </m:e>
+          <m:sub>
+            <m:r>
+              <m:t>3</m:t>
+            </m:r>
+          </m:sub>
+        </m:sSub>
+      </m:oMath>
+      <w:r>
+        <w:t xml:space="preserve">.</w:t>
+      </w:r>
+    </w:p>
+    <w:p>
+      <w:pPr>
+        <w:pStyle w:val="BodyText"/>
+      </w:pPr>
+      <w:r>
+        <w:t xml:space="preserve">Снятие требований для гвардов и для событий, поступающих через</w:t>
+      </w:r>
+      <w:r>
+        <w:t xml:space="preserve"> </w:t>
+      </w:r>
+      <w:r>
+        <w:t xml:space="preserve">вложенность, а также описание всех допустимых порядков умножения остаются</w:t>
+      </w:r>
+      <w:r>
+        <w:t xml:space="preserve"> </w:t>
+      </w:r>
+      <w:r>
+        <w:t xml:space="preserve">предметом дальнейшей работы.</w:t>
+      </w:r>
+    </w:p>
+    <w:bookmarkEnd w:id="47"/>
+    <w:bookmarkStart w:id="48" w:name="X67dd4598854beb9333d290fef858c89026be88c"/>
     <w:p>
       <w:pPr>
         <w:pStyle w:val="Heading2"/>
@@ -8039,9 +7879,9 @@
         <w:t xml:space="preserve">работы.</w:t>
       </w:r>
     </w:p>
-    <w:bookmarkEnd w:id="47"/>
     <w:bookmarkEnd w:id="48"/>
-    <w:bookmarkStart w:id="52" w:name="итоговый-перемноженный-автомат"/>
+    <w:bookmarkEnd w:id="49"/>
+    <w:bookmarkStart w:id="53" w:name="итоговый-перемноженный-автомат"/>
     <w:p>
       <w:pPr>
         <w:pStyle w:val="Heading1"/>
@@ -8059,18 +7899,18 @@
           <wp:inline>
             <wp:extent cx="5334000" cy="4433225"/>
             <wp:effectExtent b="0" l="0" r="0" t="0"/>
-            <wp:docPr descr="" title="" id="50" name="Picture"/>
+            <wp:docPr descr="" title="" id="51" name="Picture"/>
             <a:graphic>
               <a:graphicData uri="http://schemas.openxmlformats.org/drawingml/2006/picture">
                 <pic:pic>
                   <pic:nvPicPr>
-                    <pic:cNvPr descr="puml/final.png" id="51" name="Picture"/>
+                    <pic:cNvPr descr="puml/final.png" id="52" name="Picture"/>
                     <pic:cNvPicPr>
                       <a:picLocks noChangeArrowheads="1" noChangeAspect="1"/>
                     </pic:cNvPicPr>
                   </pic:nvPicPr>
                   <pic:blipFill>
-                    <a:blip r:embed="rId49"/>
+                    <a:blip r:embed="rId50"/>
                     <a:stretch>
                       <a:fillRect/>
                     </a:stretch>
@@ -10025,8 +9865,8 @@
         </w:tc>
       </w:tr>
     </w:tbl>
-    <w:bookmarkEnd w:id="52"/>
-    <w:bookmarkStart w:id="53" w:name="вывод"/>
+    <w:bookmarkEnd w:id="53"/>
+    <w:bookmarkStart w:id="54" w:name="вывод"/>
     <w:p>
       <w:pPr>
         <w:pStyle w:val="Heading1"/>
@@ -10082,7 +9922,13 @@
         <w:t xml:space="preserve"> </w:t>
       </w:r>
       <w:r>
-        <w:t xml:space="preserve">(доработка 3).</w:t>
+        <w:t xml:space="preserve">(доработка 3), и адресованное событие теперь поступает также автоматам,</w:t>
+      </w:r>
+      <w:r>
+        <w:t xml:space="preserve"> </w:t>
+      </w:r>
+      <w:r>
+        <w:t xml:space="preserve">вложенным в состояние получателя (доработка 4).</w:t>
       </w:r>
     </w:p>
     <w:p>
@@ -10090,25 +9936,31 @@
         <w:pStyle w:val="BodyText"/>
       </w:pPr>
       <w:r>
-        <w:t xml:space="preserve">Порядок умножения остаётся существенным для гвардов: автомат, на состояние</w:t>
-      </w:r>
-      <w:r>
-        <w:t xml:space="preserve"> </w:t>
-      </w:r>
-      <w:r>
-        <w:t xml:space="preserve">которого ссылается гвард, должен быть включён в произведение не позднее</w:t>
-      </w:r>
-      <w:r>
-        <w:t xml:space="preserve"> </w:t>
-      </w:r>
-      <w:r>
-        <w:t xml:space="preserve">автомата, содержащего этот гвард. Для адресованных событий это требование</w:t>
-      </w:r>
-      <w:r>
-        <w:t xml:space="preserve"> </w:t>
-      </w:r>
-      <w:r>
-        <w:t xml:space="preserve">снято.</w:t>
+        <w:t xml:space="preserve">Порядок умножения остаётся существенным в двух случаях: автомат, на</w:t>
+      </w:r>
+      <w:r>
+        <w:t xml:space="preserve"> </w:t>
+      </w:r>
+      <w:r>
+        <w:t xml:space="preserve">состояние которого ссылается гвард, должен быть включён в произведение не</w:t>
+      </w:r>
+      <w:r>
+        <w:t xml:space="preserve"> </w:t>
+      </w:r>
+      <w:r>
+        <w:t xml:space="preserve">позднее автомата, содержащего этот гвард, а автомат, получающий</w:t>
+      </w:r>
+      <w:r>
+        <w:t xml:space="preserve"> </w:t>
+      </w:r>
+      <w:r>
+        <w:t xml:space="preserve">адресованные события через вложенность, – после родительского. Для</w:t>
+      </w:r>
+      <w:r>
+        <w:t xml:space="preserve"> </w:t>
+      </w:r>
+      <w:r>
+        <w:t xml:space="preserve">адресованных событий, поступающих напрямую, требование на порядок снято.</w:t>
       </w:r>
     </w:p>
     <w:p>
@@ -10154,7 +10006,7 @@
         <w:t xml:space="preserve">его вложение в три состояния не увеличивает число состояний произведения.</w:t>
       </w:r>
     </w:p>
-    <w:bookmarkEnd w:id="53"/>
+    <w:bookmarkEnd w:id="54"/>
     <w:sectPr/>
   </w:body>
 </w:document>

--- a/articles/multiply_many_nested/article.docx
+++ b/articles/multiply_many_nested/article.docx
@@ -7897,7 +7897,7 @@
       <w:r>
         <w:drawing>
           <wp:inline>
-            <wp:extent cx="5334000" cy="4433225"/>
+            <wp:extent cx="5334000" cy="3178116"/>
             <wp:effectExtent b="0" l="0" r="0" t="0"/>
             <wp:docPr descr="" title="" id="51" name="Picture"/>
             <a:graphic>
@@ -7918,7 +7918,7 @@
                   <pic:spPr bwMode="auto">
                     <a:xfrm>
                       <a:off x="0" y="0"/>
-                      <a:ext cx="5334000" cy="4433225"/>
+                      <a:ext cx="5334000" cy="3178116"/>
                     </a:xfrm>
                     <a:prstGeom prst="rect">
                       <a:avLst/>
@@ -8037,7 +8037,7 @@
         <w:t xml:space="preserve"> </w:t>
       </w:r>
       <w:r>
-        <w:t xml:space="preserve">(9 состояний). Состояния</w:t>
+        <w:t xml:space="preserve">(11 состояний). Состояния</w:t>
       </w:r>
       <w:r>
         <w:t xml:space="preserve"> </w:t>
@@ -8209,7 +8209,7 @@
         <w:t xml:space="preserve"> </w:t>
       </w:r>
       <w:r>
-        <w:t xml:space="preserve">– A0: Выдача жетона, A1: Монетоприемник закрыт, A2: Барабаны остановлены, A3: Накопление, A4: Ожидание</w:t>
+        <w:t xml:space="preserve">– A0: Игра, A1: Монетоприемник закрыт, A2: Барабаны остановлены, A3: Выплата джекпота, A4: Ожидание</w:t>
       </w:r>
     </w:p>
     <w:p>
@@ -8224,6 +8224,46 @@
           <w:rStyle w:val="VerbatimChar"/>
         </w:rPr>
         <w:t xml:space="preserve">S9</w:t>
+      </w:r>
+      <w:r>
+        <w:t xml:space="preserve"> </w:t>
+      </w:r>
+      <w:r>
+        <w:t xml:space="preserve">– A0: Выдача жетона, A1: Монетоприемник закрыт, A2: Барабаны остановлены, A3: Накопление, A4: Ожидание</w:t>
+      </w:r>
+    </w:p>
+    <w:p>
+      <w:pPr>
+        <w:numPr>
+          <w:ilvl w:val="0"/>
+          <w:numId w:val="1003"/>
+        </w:numPr>
+      </w:pPr>
+      <w:r>
+        <w:rPr>
+          <w:rStyle w:val="VerbatimChar"/>
+        </w:rPr>
+        <w:t xml:space="preserve">S10</w:t>
+      </w:r>
+      <w:r>
+        <w:t xml:space="preserve"> </w:t>
+      </w:r>
+      <w:r>
+        <w:t xml:space="preserve">– A0: Игра, A1: Монетоприемник закрыт, A2: Барабаны остановлены, A3: Накопление, A4: Ожидание</w:t>
+      </w:r>
+    </w:p>
+    <w:p>
+      <w:pPr>
+        <w:numPr>
+          <w:ilvl w:val="0"/>
+          <w:numId w:val="1003"/>
+        </w:numPr>
+      </w:pPr>
+      <w:r>
+        <w:rPr>
+          <w:rStyle w:val="VerbatimChar"/>
+        </w:rPr>
+        <w:t xml:space="preserve">S11</w:t>
       </w:r>
       <w:r>
         <w:t xml:space="preserve"> </w:t>
@@ -9968,7 +10008,7 @@
         <w:pStyle w:val="BodyText"/>
       </w:pPr>
       <w:r>
-        <w:t xml:space="preserve">Итоговое произведение пяти автоматов содержит 9 состояний – столько же,</w:t>
+        <w:t xml:space="preserve">Итоговое произведение пяти автоматов содержит 11 состояний – столько же,</w:t>
       </w:r>
       <w:r>
         <w:t xml:space="preserve"> </w:t>

--- a/articles/multiply_many_nested/article.docx
+++ b/articles/multiply_many_nested/article.docx
@@ -1240,7 +1240,7 @@
       <w:r>
         <w:drawing>
           <wp:inline>
-            <wp:extent cx="5334000" cy="4771647"/>
+            <wp:extent cx="5334000" cy="4425206"/>
             <wp:effectExtent b="0" l="0" r="0" t="0"/>
             <wp:docPr descr="" title="" id="23" name="Picture"/>
             <a:graphic>
@@ -1261,7 +1261,7 @@
                   <pic:spPr bwMode="auto">
                     <a:xfrm>
                       <a:off x="0" y="0"/>
-                      <a:ext cx="5334000" cy="4771647"/>
+                      <a:ext cx="5334000" cy="4425206"/>
                     </a:xfrm>
                     <a:prstGeom prst="rect">
                       <a:avLst/>
@@ -7897,7 +7897,7 @@
       <w:r>
         <w:drawing>
           <wp:inline>
-            <wp:extent cx="5334000" cy="3178116"/>
+            <wp:extent cx="5334000" cy="3675590"/>
             <wp:effectExtent b="0" l="0" r="0" t="0"/>
             <wp:docPr descr="" title="" id="51" name="Picture"/>
             <a:graphic>
@@ -7918,7 +7918,7 @@
                   <pic:spPr bwMode="auto">
                     <a:xfrm>
                       <a:off x="0" y="0"/>
-                      <a:ext cx="5334000" cy="3178116"/>
+                      <a:ext cx="5334000" cy="3675590"/>
                     </a:xfrm>
                     <a:prstGeom prst="rect">
                       <a:avLst/>
@@ -8037,7 +8037,7 @@
         <w:t xml:space="preserve"> </w:t>
       </w:r>
       <w:r>
-        <w:t xml:space="preserve">(11 состояний). Состояния</w:t>
+        <w:t xml:space="preserve">(9 состояний). Состояния</w:t>
       </w:r>
       <w:r>
         <w:t xml:space="preserve"> </w:t>
@@ -8209,7 +8209,7 @@
         <w:t xml:space="preserve"> </w:t>
       </w:r>
       <w:r>
-        <w:t xml:space="preserve">– A0: Игра, A1: Монетоприемник закрыт, A2: Барабаны остановлены, A3: Выплата джекпота, A4: Ожидание</w:t>
+        <w:t xml:space="preserve">– A0: Ошибка, A1: Монетоприемник закрыт, A2: Барабаны остановлены, A3: Накопление, A4: Ожидание</w:t>
       </w:r>
     </w:p>
     <w:p>
@@ -8230,46 +8230,6 @@
       </w:r>
       <w:r>
         <w:t xml:space="preserve">– A0: Выдача жетона, A1: Монетоприемник закрыт, A2: Барабаны остановлены, A3: Накопление, A4: Ожидание</w:t>
-      </w:r>
-    </w:p>
-    <w:p>
-      <w:pPr>
-        <w:numPr>
-          <w:ilvl w:val="0"/>
-          <w:numId w:val="1003"/>
-        </w:numPr>
-      </w:pPr>
-      <w:r>
-        <w:rPr>
-          <w:rStyle w:val="VerbatimChar"/>
-        </w:rPr>
-        <w:t xml:space="preserve">S10</w:t>
-      </w:r>
-      <w:r>
-        <w:t xml:space="preserve"> </w:t>
-      </w:r>
-      <w:r>
-        <w:t xml:space="preserve">– A0: Игра, A1: Монетоприемник закрыт, A2: Барабаны остановлены, A3: Накопление, A4: Ожидание</w:t>
-      </w:r>
-    </w:p>
-    <w:p>
-      <w:pPr>
-        <w:numPr>
-          <w:ilvl w:val="0"/>
-          <w:numId w:val="1003"/>
-        </w:numPr>
-      </w:pPr>
-      <w:r>
-        <w:rPr>
-          <w:rStyle w:val="VerbatimChar"/>
-        </w:rPr>
-        <w:t xml:space="preserve">S11</w:t>
-      </w:r>
-      <w:r>
-        <w:t xml:space="preserve"> </w:t>
-      </w:r>
-      <w:r>
-        <w:t xml:space="preserve">– A0: Ошибка, A1: Монетоприемник закрыт, A2: Барабаны остановлены, A3: Накопление, A4: Ожидание</w:t>
       </w:r>
     </w:p>
     <w:p>
@@ -10008,7 +9968,7 @@
         <w:pStyle w:val="BodyText"/>
       </w:pPr>
       <w:r>
-        <w:t xml:space="preserve">Итоговое произведение пяти автоматов содержит 11 состояний – столько же,</w:t>
+        <w:t xml:space="preserve">Итоговое произведение пяти автоматов содержит 9 состояний – столько же,</w:t>
       </w:r>
       <w:r>
         <w:t xml:space="preserve"> </w:t>
